--- a/Lectures/Notes.docx
+++ b/Lectures/Notes.docx
@@ -19,7 +19,15 @@
     </w:p>
     <w:p>
       <w:r>
-        <w:t>Style Guide -&gt; We follow snake_case in Python</w:t>
+        <w:t xml:space="preserve">Style Guide -&gt; We follow </w:t>
+      </w:r>
+      <w:proofErr w:type="spellStart"/>
+      <w:r>
+        <w:t>snake_case</w:t>
+      </w:r>
+      <w:proofErr w:type="spellEnd"/>
+      <w:r>
+        <w:t xml:space="preserve"> in Python</w:t>
       </w:r>
     </w:p>
     <w:p>
@@ -32,7 +40,87 @@
     </w:p>
     <w:p>
       <w:r>
-        <w:t>Operator Precedance: [()],  [**],  [*, / ,%],  [+, -],  [==, !=, &gt;, &gt;=, &lt;, &lt;=],  [not],  [and],  [or]  -- Same goes left to right</w:t>
+        <w:t xml:space="preserve">Operator </w:t>
+      </w:r>
+      <w:proofErr w:type="spellStart"/>
+      <w:r>
+        <w:t>Precedance</w:t>
+      </w:r>
+      <w:proofErr w:type="spellEnd"/>
+      <w:r>
+        <w:t>: [()</w:t>
+      </w:r>
+      <w:proofErr w:type="gramStart"/>
+      <w:r>
+        <w:t>],  [</w:t>
+      </w:r>
+      <w:proofErr w:type="gramEnd"/>
+      <w:r>
+        <w:t>**</w:t>
+      </w:r>
+      <w:proofErr w:type="gramStart"/>
+      <w:r>
+        <w:t>],  [</w:t>
+      </w:r>
+      <w:proofErr w:type="gramEnd"/>
+      <w:r>
+        <w:t xml:space="preserve">*, </w:t>
+      </w:r>
+      <w:proofErr w:type="gramStart"/>
+      <w:r>
+        <w:t>/ ,</w:t>
+      </w:r>
+      <w:proofErr w:type="gramEnd"/>
+      <w:r>
+        <w:t>%</w:t>
+      </w:r>
+      <w:proofErr w:type="gramStart"/>
+      <w:r>
+        <w:t>],  [</w:t>
+      </w:r>
+      <w:proofErr w:type="gramEnd"/>
+      <w:r>
+        <w:t>+, -</w:t>
+      </w:r>
+      <w:proofErr w:type="gramStart"/>
+      <w:r>
+        <w:t>],  [</w:t>
+      </w:r>
+      <w:proofErr w:type="gramEnd"/>
+      <w:r>
+        <w:t>==</w:t>
+      </w:r>
+      <w:proofErr w:type="gramStart"/>
+      <w:r>
+        <w:t>, !</w:t>
+      </w:r>
+      <w:proofErr w:type="gramEnd"/>
+      <w:r>
+        <w:t>=, &gt;, &gt;=, &lt;, &lt;=</w:t>
+      </w:r>
+      <w:proofErr w:type="gramStart"/>
+      <w:r>
+        <w:t>],  [</w:t>
+      </w:r>
+      <w:proofErr w:type="gramEnd"/>
+      <w:r>
+        <w:t>not</w:t>
+      </w:r>
+      <w:proofErr w:type="gramStart"/>
+      <w:r>
+        <w:t>],  [</w:t>
+      </w:r>
+      <w:proofErr w:type="gramEnd"/>
+      <w:r>
+        <w:t>and</w:t>
+      </w:r>
+      <w:proofErr w:type="gramStart"/>
+      <w:r>
+        <w:t>],  [or]  --</w:t>
+      </w:r>
+      <w:proofErr w:type="gramEnd"/>
+      <w:r>
+        <w:t xml:space="preserve"> Same goes left to right</w:t>
       </w:r>
     </w:p>
     <w:p>
@@ -42,7 +130,15 @@
     </w:p>
     <w:p>
       <w:r>
-        <w:t>Conditional Statements: if, elif, else</w:t>
+        <w:t xml:space="preserve">Conditional Statements: if, </w:t>
+      </w:r>
+      <w:proofErr w:type="spellStart"/>
+      <w:r>
+        <w:t>elif</w:t>
+      </w:r>
+      <w:proofErr w:type="spellEnd"/>
+      <w:r>
+        <w:t>, else</w:t>
       </w:r>
       <w:r>
         <w:t>, Match Case</w:t>
@@ -55,48 +151,370 @@
     </w:p>
     <w:p>
       <w:r>
-        <w:t>Functions: built-int (print(), input(), type(), range()), user defined</w:t>
+        <w:t>Functions: built-int (</w:t>
+      </w:r>
+      <w:proofErr w:type="gramStart"/>
+      <w:r>
+        <w:t>print(</w:t>
+      </w:r>
+      <w:proofErr w:type="gramEnd"/>
+      <w:r>
+        <w:t xml:space="preserve">), </w:t>
+      </w:r>
+      <w:proofErr w:type="gramStart"/>
+      <w:r>
+        <w:t>input(</w:t>
+      </w:r>
+      <w:proofErr w:type="gramEnd"/>
+      <w:r>
+        <w:t xml:space="preserve">), </w:t>
+      </w:r>
+      <w:proofErr w:type="gramStart"/>
+      <w:r>
+        <w:t>type(</w:t>
+      </w:r>
+      <w:proofErr w:type="gramEnd"/>
+      <w:r>
+        <w:t xml:space="preserve">), </w:t>
+      </w:r>
+      <w:proofErr w:type="gramStart"/>
+      <w:r>
+        <w:t>range(</w:t>
+      </w:r>
+      <w:proofErr w:type="gramEnd"/>
+      <w:r>
+        <w:t>)), user defined</w:t>
       </w:r>
     </w:p>
     <w:p>
       <w:r>
-        <w:t>Lambda function(used in High Order Functions): lambda a,b,c: a+b+c</w:t>
-      </w:r>
+        <w:t xml:space="preserve">Lambda </w:t>
+      </w:r>
+      <w:proofErr w:type="gramStart"/>
+      <w:r>
+        <w:t>function(</w:t>
+      </w:r>
+      <w:proofErr w:type="gramEnd"/>
+      <w:r>
+        <w:t xml:space="preserve">used in High Order Functions): lambda </w:t>
+      </w:r>
+      <w:proofErr w:type="spellStart"/>
+      <w:proofErr w:type="gramStart"/>
+      <w:r>
+        <w:t>a,b</w:t>
+      </w:r>
+      <w:proofErr w:type="gramEnd"/>
+      <w:r>
+        <w:t>,c</w:t>
+      </w:r>
+      <w:proofErr w:type="spellEnd"/>
+      <w:r>
+        <w:t xml:space="preserve">: </w:t>
+      </w:r>
+      <w:proofErr w:type="spellStart"/>
+      <w:r>
+        <w:t>a+b+c</w:t>
+      </w:r>
+      <w:proofErr w:type="spellEnd"/>
     </w:p>
     <w:p>
       <w:r>
         <w:t>Strings: Python strings are immutable, Operations -&gt; Slicing, Formatting</w:t>
       </w:r>
       <w:r>
-        <w:t xml:space="preserve"> (“”.format, f”” &lt;- f-strings)</w:t>
+        <w:t xml:space="preserve"> (“</w:t>
+      </w:r>
+      <w:proofErr w:type="gramStart"/>
+      <w:r>
+        <w:t>”.format</w:t>
+      </w:r>
+      <w:proofErr w:type="gramEnd"/>
+      <w:r>
+        <w:t>, f”” &lt;- f-strings)</w:t>
       </w:r>
     </w:p>
     <w:p>
       <w:r>
-        <w:t>Lists: Python lists are mutable. Methods = l.append(val), l.insert(idx, val), l.sort(), l.reverse()</w:t>
+        <w:t xml:space="preserve">Lists: Python lists are mutable. Methods = </w:t>
+      </w:r>
+      <w:proofErr w:type="spellStart"/>
+      <w:proofErr w:type="gramStart"/>
+      <w:r>
+        <w:t>l.append</w:t>
+      </w:r>
+      <w:proofErr w:type="spellEnd"/>
+      <w:proofErr w:type="gramEnd"/>
+      <w:r>
+        <w:t>(</w:t>
+      </w:r>
+      <w:proofErr w:type="spellStart"/>
+      <w:r>
+        <w:t>val</w:t>
+      </w:r>
+      <w:proofErr w:type="spellEnd"/>
+      <w:r>
+        <w:t xml:space="preserve">), </w:t>
+      </w:r>
+      <w:proofErr w:type="spellStart"/>
+      <w:proofErr w:type="gramStart"/>
+      <w:r>
+        <w:t>l.insert</w:t>
+      </w:r>
+      <w:proofErr w:type="spellEnd"/>
+      <w:proofErr w:type="gramEnd"/>
+      <w:r>
+        <w:t>(</w:t>
+      </w:r>
+      <w:proofErr w:type="spellStart"/>
+      <w:r>
+        <w:t>idx</w:t>
+      </w:r>
+      <w:proofErr w:type="spellEnd"/>
+      <w:r>
+        <w:t xml:space="preserve">, </w:t>
+      </w:r>
+      <w:proofErr w:type="spellStart"/>
+      <w:r>
+        <w:t>val</w:t>
+      </w:r>
+      <w:proofErr w:type="spellEnd"/>
+      <w:r>
+        <w:t xml:space="preserve">), </w:t>
+      </w:r>
+      <w:proofErr w:type="spellStart"/>
+      <w:proofErr w:type="gramStart"/>
+      <w:r>
+        <w:t>l.sort</w:t>
+      </w:r>
+      <w:proofErr w:type="spellEnd"/>
+      <w:proofErr w:type="gramEnd"/>
+      <w:r>
+        <w:t xml:space="preserve">(), </w:t>
+      </w:r>
+      <w:proofErr w:type="spellStart"/>
+      <w:proofErr w:type="gramStart"/>
+      <w:r>
+        <w:t>l.reverse</w:t>
+      </w:r>
+      <w:proofErr w:type="spellEnd"/>
+      <w:proofErr w:type="gramEnd"/>
+      <w:r>
+        <w:t>()</w:t>
       </w:r>
     </w:p>
     <w:p>
       <w:r>
-        <w:t>Tuples: Immutable sequence of values (Imagine as immutable lists), methods = t.index(val), t.count(val)</w:t>
+        <w:t xml:space="preserve">Tuples: Immutable sequence of values (Imagine as immutable lists), methods = </w:t>
+      </w:r>
+      <w:proofErr w:type="spellStart"/>
+      <w:proofErr w:type="gramStart"/>
+      <w:r>
+        <w:t>t.index</w:t>
+      </w:r>
+      <w:proofErr w:type="spellEnd"/>
+      <w:proofErr w:type="gramEnd"/>
+      <w:r>
+        <w:t>(</w:t>
+      </w:r>
+      <w:proofErr w:type="spellStart"/>
+      <w:r>
+        <w:t>val</w:t>
+      </w:r>
+      <w:proofErr w:type="spellEnd"/>
+      <w:r>
+        <w:t xml:space="preserve">), </w:t>
+      </w:r>
+      <w:proofErr w:type="spellStart"/>
+      <w:proofErr w:type="gramStart"/>
+      <w:r>
+        <w:t>t.count</w:t>
+      </w:r>
+      <w:proofErr w:type="spellEnd"/>
+      <w:proofErr w:type="gramEnd"/>
+      <w:r>
+        <w:t>(</w:t>
+      </w:r>
+      <w:proofErr w:type="spellStart"/>
+      <w:r>
+        <w:t>val</w:t>
+      </w:r>
+      <w:proofErr w:type="spellEnd"/>
+      <w:r>
+        <w:t>)</w:t>
       </w:r>
     </w:p>
     <w:p>
       <w:r>
-        <w:t>Dictionary: key:value pairs &amp; Python dictionaries are mutable</w:t>
+        <w:t xml:space="preserve">Dictionary: </w:t>
+      </w:r>
+      <w:proofErr w:type="spellStart"/>
+      <w:r>
+        <w:t>key:value</w:t>
+      </w:r>
+      <w:proofErr w:type="spellEnd"/>
+      <w:r>
+        <w:t xml:space="preserve"> pairs &amp; Python dictionaries are mutable</w:t>
       </w:r>
       <w:r>
         <w:t>.</w:t>
       </w:r>
       <w:r>
-        <w:t xml:space="preserve"> Methods = d.keys(), d.values(), d.items(), d.get(val), d.update(new_item)</w:t>
+        <w:t xml:space="preserve"> Methods = </w:t>
+      </w:r>
+      <w:proofErr w:type="spellStart"/>
+      <w:proofErr w:type="gramStart"/>
+      <w:r>
+        <w:t>d.keys</w:t>
+      </w:r>
+      <w:proofErr w:type="spellEnd"/>
+      <w:proofErr w:type="gramEnd"/>
+      <w:r>
+        <w:t xml:space="preserve">(), </w:t>
+      </w:r>
+      <w:proofErr w:type="spellStart"/>
+      <w:proofErr w:type="gramStart"/>
+      <w:r>
+        <w:t>d.values</w:t>
+      </w:r>
+      <w:proofErr w:type="spellEnd"/>
+      <w:proofErr w:type="gramEnd"/>
+      <w:r>
+        <w:t xml:space="preserve">(), </w:t>
+      </w:r>
+      <w:proofErr w:type="spellStart"/>
+      <w:proofErr w:type="gramStart"/>
+      <w:r>
+        <w:t>d.items</w:t>
+      </w:r>
+      <w:proofErr w:type="spellEnd"/>
+      <w:proofErr w:type="gramEnd"/>
+      <w:r>
+        <w:t xml:space="preserve">(), </w:t>
+      </w:r>
+      <w:proofErr w:type="spellStart"/>
+      <w:r>
+        <w:t>d.get</w:t>
+      </w:r>
+      <w:proofErr w:type="spellEnd"/>
+      <w:r>
+        <w:t>(</w:t>
+      </w:r>
+      <w:proofErr w:type="spellStart"/>
+      <w:r>
+        <w:t>val</w:t>
+      </w:r>
+      <w:proofErr w:type="spellEnd"/>
+      <w:r>
+        <w:t xml:space="preserve">), </w:t>
+      </w:r>
+      <w:proofErr w:type="spellStart"/>
+      <w:proofErr w:type="gramStart"/>
+      <w:r>
+        <w:t>d.update</w:t>
+      </w:r>
+      <w:proofErr w:type="spellEnd"/>
+      <w:proofErr w:type="gramEnd"/>
+      <w:r>
+        <w:t>(</w:t>
+      </w:r>
+      <w:proofErr w:type="spellStart"/>
+      <w:r>
+        <w:t>new_item</w:t>
+      </w:r>
+      <w:proofErr w:type="spellEnd"/>
+      <w:r>
+        <w:t>)</w:t>
       </w:r>
     </w:p>
     <w:p>
       <w:r>
-        <w:t>Sets: Collection of unique elements. Sets can be mutable, but their elements should be immutable (Lists &amp; Dictionaries can’t be elements of a set). Methods = s.add(val), s.remove(val), s.clear(), s.pop(), s.union(set2), s.intersection(set2)</w:t>
+        <w:t xml:space="preserve">Sets: Collection of unique elements. Sets can be mutable, but their elements should be immutable (Lists &amp; Dictionaries can’t be elements of a set). Methods = </w:t>
+      </w:r>
+      <w:proofErr w:type="spellStart"/>
+      <w:r>
+        <w:t>s.add</w:t>
+      </w:r>
+      <w:proofErr w:type="spellEnd"/>
+      <w:r>
+        <w:t>(</w:t>
+      </w:r>
+      <w:proofErr w:type="spellStart"/>
+      <w:r>
+        <w:t>val</w:t>
+      </w:r>
+      <w:proofErr w:type="spellEnd"/>
+      <w:r>
+        <w:t xml:space="preserve">), </w:t>
+      </w:r>
+      <w:proofErr w:type="spellStart"/>
+      <w:proofErr w:type="gramStart"/>
+      <w:r>
+        <w:t>s.remove</w:t>
+      </w:r>
+      <w:proofErr w:type="spellEnd"/>
+      <w:proofErr w:type="gramEnd"/>
+      <w:r>
+        <w:t>(</w:t>
+      </w:r>
+      <w:proofErr w:type="spellStart"/>
+      <w:r>
+        <w:t>val</w:t>
+      </w:r>
+      <w:proofErr w:type="spellEnd"/>
+      <w:r>
+        <w:t xml:space="preserve">), </w:t>
+      </w:r>
+      <w:proofErr w:type="spellStart"/>
+      <w:proofErr w:type="gramStart"/>
+      <w:r>
+        <w:t>s.clear</w:t>
+      </w:r>
+      <w:proofErr w:type="spellEnd"/>
+      <w:proofErr w:type="gramEnd"/>
+      <w:r>
+        <w:t xml:space="preserve">(), </w:t>
+      </w:r>
+      <w:proofErr w:type="spellStart"/>
+      <w:proofErr w:type="gramStart"/>
+      <w:r>
+        <w:t>s.pop</w:t>
+      </w:r>
+      <w:proofErr w:type="spellEnd"/>
+      <w:r>
+        <w:t>(</w:t>
+      </w:r>
+      <w:proofErr w:type="gramEnd"/>
+      <w:r>
+        <w:t xml:space="preserve">), </w:t>
+      </w:r>
+      <w:proofErr w:type="spellStart"/>
+      <w:proofErr w:type="gramStart"/>
+      <w:r>
+        <w:t>s.union</w:t>
+      </w:r>
+      <w:proofErr w:type="spellEnd"/>
+      <w:proofErr w:type="gramEnd"/>
+      <w:r>
+        <w:t xml:space="preserve">(set2), </w:t>
+      </w:r>
+      <w:proofErr w:type="spellStart"/>
+      <w:proofErr w:type="gramStart"/>
+      <w:r>
+        <w:t>s.intersection</w:t>
+      </w:r>
+      <w:proofErr w:type="spellEnd"/>
+      <w:proofErr w:type="gramEnd"/>
+      <w:r>
+        <w:t>(set2)</w:t>
       </w:r>
     </w:p>
+    <w:p/>
+    <w:p>
+      <w:r>
+        <w:t>Object Oriented Programming (OOPs)</w:t>
+      </w:r>
+    </w:p>
+    <w:p/>
     <w:sectPr>
       <w:pgSz w:w="11906" w:h="16838"/>
       <w:pgMar w:top="1440" w:right="1440" w:bottom="1440" w:left="1440" w:header="708" w:footer="708" w:gutter="0"/>

--- a/Lectures/Notes.docx
+++ b/Lectures/Notes.docx
@@ -19,15 +19,7 @@
     </w:p>
     <w:p>
       <w:r>
-        <w:t xml:space="preserve">Style Guide -&gt; We follow </w:t>
-      </w:r>
-      <w:proofErr w:type="spellStart"/>
-      <w:r>
-        <w:t>snake_case</w:t>
-      </w:r>
-      <w:proofErr w:type="spellEnd"/>
-      <w:r>
-        <w:t xml:space="preserve"> in Python</w:t>
+        <w:t>Style Guide -&gt; We follow snake_case in Python</w:t>
       </w:r>
     </w:p>
     <w:p>
@@ -40,87 +32,7 @@
     </w:p>
     <w:p>
       <w:r>
-        <w:t xml:space="preserve">Operator </w:t>
-      </w:r>
-      <w:proofErr w:type="spellStart"/>
-      <w:r>
-        <w:t>Precedance</w:t>
-      </w:r>
-      <w:proofErr w:type="spellEnd"/>
-      <w:r>
-        <w:t>: [()</w:t>
-      </w:r>
-      <w:proofErr w:type="gramStart"/>
-      <w:r>
-        <w:t>],  [</w:t>
-      </w:r>
-      <w:proofErr w:type="gramEnd"/>
-      <w:r>
-        <w:t>**</w:t>
-      </w:r>
-      <w:proofErr w:type="gramStart"/>
-      <w:r>
-        <w:t>],  [</w:t>
-      </w:r>
-      <w:proofErr w:type="gramEnd"/>
-      <w:r>
-        <w:t xml:space="preserve">*, </w:t>
-      </w:r>
-      <w:proofErr w:type="gramStart"/>
-      <w:r>
-        <w:t>/ ,</w:t>
-      </w:r>
-      <w:proofErr w:type="gramEnd"/>
-      <w:r>
-        <w:t>%</w:t>
-      </w:r>
-      <w:proofErr w:type="gramStart"/>
-      <w:r>
-        <w:t>],  [</w:t>
-      </w:r>
-      <w:proofErr w:type="gramEnd"/>
-      <w:r>
-        <w:t>+, -</w:t>
-      </w:r>
-      <w:proofErr w:type="gramStart"/>
-      <w:r>
-        <w:t>],  [</w:t>
-      </w:r>
-      <w:proofErr w:type="gramEnd"/>
-      <w:r>
-        <w:t>==</w:t>
-      </w:r>
-      <w:proofErr w:type="gramStart"/>
-      <w:r>
-        <w:t>, !</w:t>
-      </w:r>
-      <w:proofErr w:type="gramEnd"/>
-      <w:r>
-        <w:t>=, &gt;, &gt;=, &lt;, &lt;=</w:t>
-      </w:r>
-      <w:proofErr w:type="gramStart"/>
-      <w:r>
-        <w:t>],  [</w:t>
-      </w:r>
-      <w:proofErr w:type="gramEnd"/>
-      <w:r>
-        <w:t>not</w:t>
-      </w:r>
-      <w:proofErr w:type="gramStart"/>
-      <w:r>
-        <w:t>],  [</w:t>
-      </w:r>
-      <w:proofErr w:type="gramEnd"/>
-      <w:r>
-        <w:t>and</w:t>
-      </w:r>
-      <w:proofErr w:type="gramStart"/>
-      <w:r>
-        <w:t>],  [or]  --</w:t>
-      </w:r>
-      <w:proofErr w:type="gramEnd"/>
-      <w:r>
-        <w:t xml:space="preserve"> Same goes left to right</w:t>
+        <w:t>Operator Precedance: [()],  [**],  [*, / ,%],  [+, -],  [==, !=, &gt;, &gt;=, &lt;, &lt;=],  [not],  [and],  [or]  -- Same goes left to right</w:t>
       </w:r>
     </w:p>
     <w:p>
@@ -130,15 +42,7 @@
     </w:p>
     <w:p>
       <w:r>
-        <w:t xml:space="preserve">Conditional Statements: if, </w:t>
-      </w:r>
-      <w:proofErr w:type="spellStart"/>
-      <w:r>
-        <w:t>elif</w:t>
-      </w:r>
-      <w:proofErr w:type="spellEnd"/>
-      <w:r>
-        <w:t>, else</w:t>
+        <w:t>Conditional Statements: if, elif, else</w:t>
       </w:r>
       <w:r>
         <w:t>, Match Case</w:t>
@@ -151,361 +55,46 @@
     </w:p>
     <w:p>
       <w:r>
-        <w:t>Functions: built-int (</w:t>
-      </w:r>
-      <w:proofErr w:type="gramStart"/>
-      <w:r>
-        <w:t>print(</w:t>
-      </w:r>
-      <w:proofErr w:type="gramEnd"/>
-      <w:r>
-        <w:t xml:space="preserve">), </w:t>
-      </w:r>
-      <w:proofErr w:type="gramStart"/>
-      <w:r>
-        <w:t>input(</w:t>
-      </w:r>
-      <w:proofErr w:type="gramEnd"/>
-      <w:r>
-        <w:t xml:space="preserve">), </w:t>
-      </w:r>
-      <w:proofErr w:type="gramStart"/>
-      <w:r>
-        <w:t>type(</w:t>
-      </w:r>
-      <w:proofErr w:type="gramEnd"/>
-      <w:r>
-        <w:t xml:space="preserve">), </w:t>
-      </w:r>
-      <w:proofErr w:type="gramStart"/>
-      <w:r>
-        <w:t>range(</w:t>
-      </w:r>
-      <w:proofErr w:type="gramEnd"/>
-      <w:r>
-        <w:t>)), user defined</w:t>
-      </w:r>
-    </w:p>
-    <w:p>
-      <w:r>
-        <w:t xml:space="preserve">Lambda </w:t>
-      </w:r>
-      <w:proofErr w:type="gramStart"/>
-      <w:r>
-        <w:t>function(</w:t>
-      </w:r>
-      <w:proofErr w:type="gramEnd"/>
-      <w:r>
-        <w:t xml:space="preserve">used in High Order Functions): lambda </w:t>
-      </w:r>
-      <w:proofErr w:type="spellStart"/>
-      <w:proofErr w:type="gramStart"/>
-      <w:r>
-        <w:t>a,b</w:t>
-      </w:r>
-      <w:proofErr w:type="gramEnd"/>
-      <w:r>
-        <w:t>,c</w:t>
-      </w:r>
-      <w:proofErr w:type="spellEnd"/>
-      <w:r>
-        <w:t xml:space="preserve">: </w:t>
-      </w:r>
-      <w:proofErr w:type="spellStart"/>
-      <w:r>
-        <w:t>a+b+c</w:t>
-      </w:r>
-      <w:proofErr w:type="spellEnd"/>
+        <w:t>Functions: built-int (print(), input(), type(), range()), user defined</w:t>
+      </w:r>
+    </w:p>
+    <w:p>
+      <w:r>
+        <w:t>Lambda function(used in High Order Functions): lambda a,b,c: a+b+c</w:t>
+      </w:r>
     </w:p>
     <w:p>
       <w:r>
         <w:t>Strings: Python strings are immutable, Operations -&gt; Slicing, Formatting</w:t>
       </w:r>
       <w:r>
-        <w:t xml:space="preserve"> (“</w:t>
-      </w:r>
-      <w:proofErr w:type="gramStart"/>
-      <w:r>
-        <w:t>”.format</w:t>
-      </w:r>
-      <w:proofErr w:type="gramEnd"/>
-      <w:r>
-        <w:t>, f”” &lt;- f-strings)</w:t>
-      </w:r>
-    </w:p>
-    <w:p>
-      <w:r>
-        <w:t xml:space="preserve">Lists: Python lists are mutable. Methods = </w:t>
-      </w:r>
-      <w:proofErr w:type="spellStart"/>
-      <w:proofErr w:type="gramStart"/>
-      <w:r>
-        <w:t>l.append</w:t>
-      </w:r>
-      <w:proofErr w:type="spellEnd"/>
-      <w:proofErr w:type="gramEnd"/>
-      <w:r>
-        <w:t>(</w:t>
-      </w:r>
-      <w:proofErr w:type="spellStart"/>
-      <w:r>
-        <w:t>val</w:t>
-      </w:r>
-      <w:proofErr w:type="spellEnd"/>
-      <w:r>
-        <w:t xml:space="preserve">), </w:t>
-      </w:r>
-      <w:proofErr w:type="spellStart"/>
-      <w:proofErr w:type="gramStart"/>
-      <w:r>
-        <w:t>l.insert</w:t>
-      </w:r>
-      <w:proofErr w:type="spellEnd"/>
-      <w:proofErr w:type="gramEnd"/>
-      <w:r>
-        <w:t>(</w:t>
-      </w:r>
-      <w:proofErr w:type="spellStart"/>
-      <w:r>
-        <w:t>idx</w:t>
-      </w:r>
-      <w:proofErr w:type="spellEnd"/>
-      <w:r>
-        <w:t xml:space="preserve">, </w:t>
-      </w:r>
-      <w:proofErr w:type="spellStart"/>
-      <w:r>
-        <w:t>val</w:t>
-      </w:r>
-      <w:proofErr w:type="spellEnd"/>
-      <w:r>
-        <w:t xml:space="preserve">), </w:t>
-      </w:r>
-      <w:proofErr w:type="spellStart"/>
-      <w:proofErr w:type="gramStart"/>
-      <w:r>
-        <w:t>l.sort</w:t>
-      </w:r>
-      <w:proofErr w:type="spellEnd"/>
-      <w:proofErr w:type="gramEnd"/>
-      <w:r>
-        <w:t xml:space="preserve">(), </w:t>
-      </w:r>
-      <w:proofErr w:type="spellStart"/>
-      <w:proofErr w:type="gramStart"/>
-      <w:r>
-        <w:t>l.reverse</w:t>
-      </w:r>
-      <w:proofErr w:type="spellEnd"/>
-      <w:proofErr w:type="gramEnd"/>
-      <w:r>
-        <w:t>()</w:t>
-      </w:r>
-    </w:p>
-    <w:p>
-      <w:r>
-        <w:t xml:space="preserve">Tuples: Immutable sequence of values (Imagine as immutable lists), methods = </w:t>
-      </w:r>
-      <w:proofErr w:type="spellStart"/>
-      <w:proofErr w:type="gramStart"/>
-      <w:r>
-        <w:t>t.index</w:t>
-      </w:r>
-      <w:proofErr w:type="spellEnd"/>
-      <w:proofErr w:type="gramEnd"/>
-      <w:r>
-        <w:t>(</w:t>
-      </w:r>
-      <w:proofErr w:type="spellStart"/>
-      <w:r>
-        <w:t>val</w:t>
-      </w:r>
-      <w:proofErr w:type="spellEnd"/>
-      <w:r>
-        <w:t xml:space="preserve">), </w:t>
-      </w:r>
-      <w:proofErr w:type="spellStart"/>
-      <w:proofErr w:type="gramStart"/>
-      <w:r>
-        <w:t>t.count</w:t>
-      </w:r>
-      <w:proofErr w:type="spellEnd"/>
-      <w:proofErr w:type="gramEnd"/>
-      <w:r>
-        <w:t>(</w:t>
-      </w:r>
-      <w:proofErr w:type="spellStart"/>
-      <w:r>
-        <w:t>val</w:t>
-      </w:r>
-      <w:proofErr w:type="spellEnd"/>
-      <w:r>
-        <w:t>)</w:t>
-      </w:r>
-    </w:p>
-    <w:p>
-      <w:r>
-        <w:t xml:space="preserve">Dictionary: </w:t>
-      </w:r>
-      <w:proofErr w:type="spellStart"/>
-      <w:r>
-        <w:t>key:value</w:t>
-      </w:r>
-      <w:proofErr w:type="spellEnd"/>
-      <w:r>
-        <w:t xml:space="preserve"> pairs &amp; Python dictionaries are mutable</w:t>
+        <w:t xml:space="preserve"> (“”.format, f”” &lt;- f-strings)</w:t>
+      </w:r>
+    </w:p>
+    <w:p>
+      <w:r>
+        <w:t>Lists: Python lists are mutable. Methods = l.append(val), l.insert(idx, val), l.sort(), l.reverse()</w:t>
+      </w:r>
+    </w:p>
+    <w:p>
+      <w:r>
+        <w:t>Tuples: Immutable sequence of values (Imagine as immutable lists), methods = t.index(val), t.count(val)</w:t>
+      </w:r>
+    </w:p>
+    <w:p>
+      <w:r>
+        <w:t>Dictionary: key:value pairs &amp; Python dictionaries are mutable</w:t>
       </w:r>
       <w:r>
         <w:t>.</w:t>
       </w:r>
       <w:r>
-        <w:t xml:space="preserve"> Methods = </w:t>
-      </w:r>
-      <w:proofErr w:type="spellStart"/>
-      <w:proofErr w:type="gramStart"/>
-      <w:r>
-        <w:t>d.keys</w:t>
-      </w:r>
-      <w:proofErr w:type="spellEnd"/>
-      <w:proofErr w:type="gramEnd"/>
-      <w:r>
-        <w:t xml:space="preserve">(), </w:t>
-      </w:r>
-      <w:proofErr w:type="spellStart"/>
-      <w:proofErr w:type="gramStart"/>
-      <w:r>
-        <w:t>d.values</w:t>
-      </w:r>
-      <w:proofErr w:type="spellEnd"/>
-      <w:proofErr w:type="gramEnd"/>
-      <w:r>
-        <w:t xml:space="preserve">(), </w:t>
-      </w:r>
-      <w:proofErr w:type="spellStart"/>
-      <w:proofErr w:type="gramStart"/>
-      <w:r>
-        <w:t>d.items</w:t>
-      </w:r>
-      <w:proofErr w:type="spellEnd"/>
-      <w:proofErr w:type="gramEnd"/>
-      <w:r>
-        <w:t xml:space="preserve">(), </w:t>
-      </w:r>
-      <w:proofErr w:type="spellStart"/>
-      <w:r>
-        <w:t>d.get</w:t>
-      </w:r>
-      <w:proofErr w:type="spellEnd"/>
-      <w:r>
-        <w:t>(</w:t>
-      </w:r>
-      <w:proofErr w:type="spellStart"/>
-      <w:r>
-        <w:t>val</w:t>
-      </w:r>
-      <w:proofErr w:type="spellEnd"/>
-      <w:r>
-        <w:t xml:space="preserve">), </w:t>
-      </w:r>
-      <w:proofErr w:type="spellStart"/>
-      <w:proofErr w:type="gramStart"/>
-      <w:r>
-        <w:t>d.update</w:t>
-      </w:r>
-      <w:proofErr w:type="spellEnd"/>
-      <w:proofErr w:type="gramEnd"/>
-      <w:r>
-        <w:t>(</w:t>
-      </w:r>
-      <w:proofErr w:type="spellStart"/>
-      <w:r>
-        <w:t>new_item</w:t>
-      </w:r>
-      <w:proofErr w:type="spellEnd"/>
-      <w:r>
-        <w:t>)</w:t>
-      </w:r>
-    </w:p>
-    <w:p>
-      <w:r>
-        <w:t xml:space="preserve">Sets: Collection of unique elements. Sets can be mutable, but their elements should be immutable (Lists &amp; Dictionaries can’t be elements of a set). Methods = </w:t>
-      </w:r>
-      <w:proofErr w:type="spellStart"/>
-      <w:r>
-        <w:t>s.add</w:t>
-      </w:r>
-      <w:proofErr w:type="spellEnd"/>
-      <w:r>
-        <w:t>(</w:t>
-      </w:r>
-      <w:proofErr w:type="spellStart"/>
-      <w:r>
-        <w:t>val</w:t>
-      </w:r>
-      <w:proofErr w:type="spellEnd"/>
-      <w:r>
-        <w:t xml:space="preserve">), </w:t>
-      </w:r>
-      <w:proofErr w:type="spellStart"/>
-      <w:proofErr w:type="gramStart"/>
-      <w:r>
-        <w:t>s.remove</w:t>
-      </w:r>
-      <w:proofErr w:type="spellEnd"/>
-      <w:proofErr w:type="gramEnd"/>
-      <w:r>
-        <w:t>(</w:t>
-      </w:r>
-      <w:proofErr w:type="spellStart"/>
-      <w:r>
-        <w:t>val</w:t>
-      </w:r>
-      <w:proofErr w:type="spellEnd"/>
-      <w:r>
-        <w:t xml:space="preserve">), </w:t>
-      </w:r>
-      <w:proofErr w:type="spellStart"/>
-      <w:proofErr w:type="gramStart"/>
-      <w:r>
-        <w:t>s.clear</w:t>
-      </w:r>
-      <w:proofErr w:type="spellEnd"/>
-      <w:proofErr w:type="gramEnd"/>
-      <w:r>
-        <w:t xml:space="preserve">(), </w:t>
-      </w:r>
-      <w:proofErr w:type="spellStart"/>
-      <w:proofErr w:type="gramStart"/>
-      <w:r>
-        <w:t>s.pop</w:t>
-      </w:r>
-      <w:proofErr w:type="spellEnd"/>
-      <w:r>
-        <w:t>(</w:t>
-      </w:r>
-      <w:proofErr w:type="gramEnd"/>
-      <w:r>
-        <w:t xml:space="preserve">), </w:t>
-      </w:r>
-      <w:proofErr w:type="spellStart"/>
-      <w:proofErr w:type="gramStart"/>
-      <w:r>
-        <w:t>s.union</w:t>
-      </w:r>
-      <w:proofErr w:type="spellEnd"/>
-      <w:proofErr w:type="gramEnd"/>
-      <w:r>
-        <w:t xml:space="preserve">(set2), </w:t>
-      </w:r>
-      <w:proofErr w:type="spellStart"/>
-      <w:proofErr w:type="gramStart"/>
-      <w:r>
-        <w:t>s.intersection</w:t>
-      </w:r>
-      <w:proofErr w:type="spellEnd"/>
-      <w:proofErr w:type="gramEnd"/>
-      <w:r>
-        <w:t>(set2)</w:t>
+        <w:t xml:space="preserve"> Methods = d.keys(), d.values(), d.items(), d.get(val), d.update(new_item)</w:t>
+      </w:r>
+    </w:p>
+    <w:p>
+      <w:r>
+        <w:t>Sets: Collection of unique elements. Sets can be mutable, but their elements should be immutable (Lists &amp; Dictionaries can’t be elements of a set). Methods = s.add(val), s.remove(val), s.clear(), s.pop(), s.union(set2), s.intersection(set2)</w:t>
       </w:r>
     </w:p>
     <w:p/>
@@ -514,7 +103,21 @@
         <w:t>Object Oriented Programming (OOPs)</w:t>
       </w:r>
     </w:p>
-    <w:p/>
+    <w:p>
+      <w:r>
+        <w:t>Properties (attributes), Behaviours (methods)</w:t>
+      </w:r>
+    </w:p>
+    <w:p>
+      <w:r>
+        <w:t>Constructor – init() Method: Default &amp; Parameterised. We can’t create multiple constructors in Python; otherwise, it takes the last one if all are the same, and if different, then it gives errors</w:t>
+      </w:r>
+    </w:p>
+    <w:p>
+      <w:r>
+        <w:t>Attributes: Class (belongs to Class) - common &amp; Instance (belongs to Object) - unique</w:t>
+      </w:r>
+    </w:p>
     <w:sectPr>
       <w:pgSz w:w="11906" w:h="16838"/>
       <w:pgMar w:top="1440" w:right="1440" w:bottom="1440" w:left="1440" w:header="708" w:footer="708" w:gutter="0"/>

--- a/Lectures/Notes.docx
+++ b/Lectures/Notes.docx
@@ -19,7 +19,15 @@
     </w:p>
     <w:p>
       <w:r>
-        <w:t>Style Guide -&gt; We follow snake_case in Python</w:t>
+        <w:t xml:space="preserve">Style Guide -&gt; We follow </w:t>
+      </w:r>
+      <w:proofErr w:type="spellStart"/>
+      <w:r>
+        <w:t>snake_case</w:t>
+      </w:r>
+      <w:proofErr w:type="spellEnd"/>
+      <w:r>
+        <w:t xml:space="preserve"> in Python</w:t>
       </w:r>
     </w:p>
     <w:p>
@@ -32,7 +40,87 @@
     </w:p>
     <w:p>
       <w:r>
-        <w:t>Operator Precedance: [()],  [**],  [*, / ,%],  [+, -],  [==, !=, &gt;, &gt;=, &lt;, &lt;=],  [not],  [and],  [or]  -- Same goes left to right</w:t>
+        <w:t xml:space="preserve">Operator </w:t>
+      </w:r>
+      <w:proofErr w:type="spellStart"/>
+      <w:r>
+        <w:t>Precedance</w:t>
+      </w:r>
+      <w:proofErr w:type="spellEnd"/>
+      <w:r>
+        <w:t>: [()</w:t>
+      </w:r>
+      <w:proofErr w:type="gramStart"/>
+      <w:r>
+        <w:t>],  [</w:t>
+      </w:r>
+      <w:proofErr w:type="gramEnd"/>
+      <w:r>
+        <w:t>**</w:t>
+      </w:r>
+      <w:proofErr w:type="gramStart"/>
+      <w:r>
+        <w:t>],  [</w:t>
+      </w:r>
+      <w:proofErr w:type="gramEnd"/>
+      <w:r>
+        <w:t xml:space="preserve">*, </w:t>
+      </w:r>
+      <w:proofErr w:type="gramStart"/>
+      <w:r>
+        <w:t>/ ,</w:t>
+      </w:r>
+      <w:proofErr w:type="gramEnd"/>
+      <w:r>
+        <w:t>%</w:t>
+      </w:r>
+      <w:proofErr w:type="gramStart"/>
+      <w:r>
+        <w:t>],  [</w:t>
+      </w:r>
+      <w:proofErr w:type="gramEnd"/>
+      <w:r>
+        <w:t>+, -</w:t>
+      </w:r>
+      <w:proofErr w:type="gramStart"/>
+      <w:r>
+        <w:t>],  [</w:t>
+      </w:r>
+      <w:proofErr w:type="gramEnd"/>
+      <w:r>
+        <w:t>==</w:t>
+      </w:r>
+      <w:proofErr w:type="gramStart"/>
+      <w:r>
+        <w:t>, !</w:t>
+      </w:r>
+      <w:proofErr w:type="gramEnd"/>
+      <w:r>
+        <w:t>=, &gt;, &gt;=, &lt;, &lt;=</w:t>
+      </w:r>
+      <w:proofErr w:type="gramStart"/>
+      <w:r>
+        <w:t>],  [</w:t>
+      </w:r>
+      <w:proofErr w:type="gramEnd"/>
+      <w:r>
+        <w:t>not</w:t>
+      </w:r>
+      <w:proofErr w:type="gramStart"/>
+      <w:r>
+        <w:t>],  [</w:t>
+      </w:r>
+      <w:proofErr w:type="gramEnd"/>
+      <w:r>
+        <w:t>and</w:t>
+      </w:r>
+      <w:proofErr w:type="gramStart"/>
+      <w:r>
+        <w:t>],  [or]  --</w:t>
+      </w:r>
+      <w:proofErr w:type="gramEnd"/>
+      <w:r>
+        <w:t xml:space="preserve"> Same goes left to right</w:t>
       </w:r>
     </w:p>
     <w:p>
@@ -42,7 +130,15 @@
     </w:p>
     <w:p>
       <w:r>
-        <w:t>Conditional Statements: if, elif, else</w:t>
+        <w:t xml:space="preserve">Conditional Statements: if, </w:t>
+      </w:r>
+      <w:proofErr w:type="spellStart"/>
+      <w:r>
+        <w:t>elif</w:t>
+      </w:r>
+      <w:proofErr w:type="spellEnd"/>
+      <w:r>
+        <w:t>, else</w:t>
       </w:r>
       <w:r>
         <w:t>, Match Case</w:t>
@@ -55,46 +151,361 @@
     </w:p>
     <w:p>
       <w:r>
-        <w:t>Functions: built-int (print(), input(), type(), range()), user defined</w:t>
-      </w:r>
-    </w:p>
-    <w:p>
-      <w:r>
-        <w:t>Lambda function(used in High Order Functions): lambda a,b,c: a+b+c</w:t>
-      </w:r>
+        <w:t>Functions: built-int (</w:t>
+      </w:r>
+      <w:proofErr w:type="gramStart"/>
+      <w:r>
+        <w:t>print(</w:t>
+      </w:r>
+      <w:proofErr w:type="gramEnd"/>
+      <w:r>
+        <w:t xml:space="preserve">), </w:t>
+      </w:r>
+      <w:proofErr w:type="gramStart"/>
+      <w:r>
+        <w:t>input(</w:t>
+      </w:r>
+      <w:proofErr w:type="gramEnd"/>
+      <w:r>
+        <w:t xml:space="preserve">), </w:t>
+      </w:r>
+      <w:proofErr w:type="gramStart"/>
+      <w:r>
+        <w:t>type(</w:t>
+      </w:r>
+      <w:proofErr w:type="gramEnd"/>
+      <w:r>
+        <w:t xml:space="preserve">), </w:t>
+      </w:r>
+      <w:proofErr w:type="gramStart"/>
+      <w:r>
+        <w:t>range(</w:t>
+      </w:r>
+      <w:proofErr w:type="gramEnd"/>
+      <w:r>
+        <w:t>)), user defined</w:t>
+      </w:r>
+    </w:p>
+    <w:p>
+      <w:r>
+        <w:t xml:space="preserve">Lambda </w:t>
+      </w:r>
+      <w:proofErr w:type="gramStart"/>
+      <w:r>
+        <w:t>function(</w:t>
+      </w:r>
+      <w:proofErr w:type="gramEnd"/>
+      <w:r>
+        <w:t xml:space="preserve">used in High Order Functions): lambda </w:t>
+      </w:r>
+      <w:proofErr w:type="spellStart"/>
+      <w:proofErr w:type="gramStart"/>
+      <w:r>
+        <w:t>a,b</w:t>
+      </w:r>
+      <w:proofErr w:type="gramEnd"/>
+      <w:r>
+        <w:t>,c</w:t>
+      </w:r>
+      <w:proofErr w:type="spellEnd"/>
+      <w:r>
+        <w:t xml:space="preserve">: </w:t>
+      </w:r>
+      <w:proofErr w:type="spellStart"/>
+      <w:r>
+        <w:t>a+b+c</w:t>
+      </w:r>
+      <w:proofErr w:type="spellEnd"/>
     </w:p>
     <w:p>
       <w:r>
         <w:t>Strings: Python strings are immutable, Operations -&gt; Slicing, Formatting</w:t>
       </w:r>
       <w:r>
-        <w:t xml:space="preserve"> (“”.format, f”” &lt;- f-strings)</w:t>
-      </w:r>
-    </w:p>
-    <w:p>
-      <w:r>
-        <w:t>Lists: Python lists are mutable. Methods = l.append(val), l.insert(idx, val), l.sort(), l.reverse()</w:t>
-      </w:r>
-    </w:p>
-    <w:p>
-      <w:r>
-        <w:t>Tuples: Immutable sequence of values (Imagine as immutable lists), methods = t.index(val), t.count(val)</w:t>
-      </w:r>
-    </w:p>
-    <w:p>
-      <w:r>
-        <w:t>Dictionary: key:value pairs &amp; Python dictionaries are mutable</w:t>
+        <w:t xml:space="preserve"> (“</w:t>
+      </w:r>
+      <w:proofErr w:type="gramStart"/>
+      <w:r>
+        <w:t>”.format</w:t>
+      </w:r>
+      <w:proofErr w:type="gramEnd"/>
+      <w:r>
+        <w:t>, f”” &lt;- f-strings)</w:t>
+      </w:r>
+    </w:p>
+    <w:p>
+      <w:r>
+        <w:t xml:space="preserve">Lists: Python lists are mutable. Methods = </w:t>
+      </w:r>
+      <w:proofErr w:type="spellStart"/>
+      <w:proofErr w:type="gramStart"/>
+      <w:r>
+        <w:t>l.append</w:t>
+      </w:r>
+      <w:proofErr w:type="spellEnd"/>
+      <w:proofErr w:type="gramEnd"/>
+      <w:r>
+        <w:t>(</w:t>
+      </w:r>
+      <w:proofErr w:type="spellStart"/>
+      <w:r>
+        <w:t>val</w:t>
+      </w:r>
+      <w:proofErr w:type="spellEnd"/>
+      <w:r>
+        <w:t xml:space="preserve">), </w:t>
+      </w:r>
+      <w:proofErr w:type="spellStart"/>
+      <w:proofErr w:type="gramStart"/>
+      <w:r>
+        <w:t>l.insert</w:t>
+      </w:r>
+      <w:proofErr w:type="spellEnd"/>
+      <w:proofErr w:type="gramEnd"/>
+      <w:r>
+        <w:t>(</w:t>
+      </w:r>
+      <w:proofErr w:type="spellStart"/>
+      <w:r>
+        <w:t>idx</w:t>
+      </w:r>
+      <w:proofErr w:type="spellEnd"/>
+      <w:r>
+        <w:t xml:space="preserve">, </w:t>
+      </w:r>
+      <w:proofErr w:type="spellStart"/>
+      <w:r>
+        <w:t>val</w:t>
+      </w:r>
+      <w:proofErr w:type="spellEnd"/>
+      <w:r>
+        <w:t xml:space="preserve">), </w:t>
+      </w:r>
+      <w:proofErr w:type="spellStart"/>
+      <w:proofErr w:type="gramStart"/>
+      <w:r>
+        <w:t>l.sort</w:t>
+      </w:r>
+      <w:proofErr w:type="spellEnd"/>
+      <w:proofErr w:type="gramEnd"/>
+      <w:r>
+        <w:t xml:space="preserve">(), </w:t>
+      </w:r>
+      <w:proofErr w:type="spellStart"/>
+      <w:proofErr w:type="gramStart"/>
+      <w:r>
+        <w:t>l.reverse</w:t>
+      </w:r>
+      <w:proofErr w:type="spellEnd"/>
+      <w:proofErr w:type="gramEnd"/>
+      <w:r>
+        <w:t>()</w:t>
+      </w:r>
+    </w:p>
+    <w:p>
+      <w:r>
+        <w:t xml:space="preserve">Tuples: Immutable sequence of values (Imagine as immutable lists), methods = </w:t>
+      </w:r>
+      <w:proofErr w:type="spellStart"/>
+      <w:proofErr w:type="gramStart"/>
+      <w:r>
+        <w:t>t.index</w:t>
+      </w:r>
+      <w:proofErr w:type="spellEnd"/>
+      <w:proofErr w:type="gramEnd"/>
+      <w:r>
+        <w:t>(</w:t>
+      </w:r>
+      <w:proofErr w:type="spellStart"/>
+      <w:r>
+        <w:t>val</w:t>
+      </w:r>
+      <w:proofErr w:type="spellEnd"/>
+      <w:r>
+        <w:t xml:space="preserve">), </w:t>
+      </w:r>
+      <w:proofErr w:type="spellStart"/>
+      <w:proofErr w:type="gramStart"/>
+      <w:r>
+        <w:t>t.count</w:t>
+      </w:r>
+      <w:proofErr w:type="spellEnd"/>
+      <w:proofErr w:type="gramEnd"/>
+      <w:r>
+        <w:t>(</w:t>
+      </w:r>
+      <w:proofErr w:type="spellStart"/>
+      <w:r>
+        <w:t>val</w:t>
+      </w:r>
+      <w:proofErr w:type="spellEnd"/>
+      <w:r>
+        <w:t>)</w:t>
+      </w:r>
+    </w:p>
+    <w:p>
+      <w:r>
+        <w:t xml:space="preserve">Dictionary: </w:t>
+      </w:r>
+      <w:proofErr w:type="spellStart"/>
+      <w:r>
+        <w:t>key:value</w:t>
+      </w:r>
+      <w:proofErr w:type="spellEnd"/>
+      <w:r>
+        <w:t xml:space="preserve"> pairs &amp; Python dictionaries are mutable</w:t>
       </w:r>
       <w:r>
         <w:t>.</w:t>
       </w:r>
       <w:r>
-        <w:t xml:space="preserve"> Methods = d.keys(), d.values(), d.items(), d.get(val), d.update(new_item)</w:t>
-      </w:r>
-    </w:p>
-    <w:p>
-      <w:r>
-        <w:t>Sets: Collection of unique elements. Sets can be mutable, but their elements should be immutable (Lists &amp; Dictionaries can’t be elements of a set). Methods = s.add(val), s.remove(val), s.clear(), s.pop(), s.union(set2), s.intersection(set2)</w:t>
+        <w:t xml:space="preserve"> Methods = </w:t>
+      </w:r>
+      <w:proofErr w:type="spellStart"/>
+      <w:proofErr w:type="gramStart"/>
+      <w:r>
+        <w:t>d.keys</w:t>
+      </w:r>
+      <w:proofErr w:type="spellEnd"/>
+      <w:proofErr w:type="gramEnd"/>
+      <w:r>
+        <w:t xml:space="preserve">(), </w:t>
+      </w:r>
+      <w:proofErr w:type="spellStart"/>
+      <w:proofErr w:type="gramStart"/>
+      <w:r>
+        <w:t>d.values</w:t>
+      </w:r>
+      <w:proofErr w:type="spellEnd"/>
+      <w:proofErr w:type="gramEnd"/>
+      <w:r>
+        <w:t xml:space="preserve">(), </w:t>
+      </w:r>
+      <w:proofErr w:type="spellStart"/>
+      <w:proofErr w:type="gramStart"/>
+      <w:r>
+        <w:t>d.items</w:t>
+      </w:r>
+      <w:proofErr w:type="spellEnd"/>
+      <w:proofErr w:type="gramEnd"/>
+      <w:r>
+        <w:t xml:space="preserve">(), </w:t>
+      </w:r>
+      <w:proofErr w:type="spellStart"/>
+      <w:r>
+        <w:t>d.get</w:t>
+      </w:r>
+      <w:proofErr w:type="spellEnd"/>
+      <w:r>
+        <w:t>(</w:t>
+      </w:r>
+      <w:proofErr w:type="spellStart"/>
+      <w:r>
+        <w:t>val</w:t>
+      </w:r>
+      <w:proofErr w:type="spellEnd"/>
+      <w:r>
+        <w:t xml:space="preserve">), </w:t>
+      </w:r>
+      <w:proofErr w:type="spellStart"/>
+      <w:proofErr w:type="gramStart"/>
+      <w:r>
+        <w:t>d.update</w:t>
+      </w:r>
+      <w:proofErr w:type="spellEnd"/>
+      <w:proofErr w:type="gramEnd"/>
+      <w:r>
+        <w:t>(</w:t>
+      </w:r>
+      <w:proofErr w:type="spellStart"/>
+      <w:r>
+        <w:t>new_item</w:t>
+      </w:r>
+      <w:proofErr w:type="spellEnd"/>
+      <w:r>
+        <w:t>)</w:t>
+      </w:r>
+    </w:p>
+    <w:p>
+      <w:r>
+        <w:t xml:space="preserve">Sets: Collection of unique elements. Sets can be mutable, but their elements should be immutable (Lists &amp; Dictionaries can’t be elements of a set). Methods = </w:t>
+      </w:r>
+      <w:proofErr w:type="spellStart"/>
+      <w:r>
+        <w:t>s.add</w:t>
+      </w:r>
+      <w:proofErr w:type="spellEnd"/>
+      <w:r>
+        <w:t>(</w:t>
+      </w:r>
+      <w:proofErr w:type="spellStart"/>
+      <w:r>
+        <w:t>val</w:t>
+      </w:r>
+      <w:proofErr w:type="spellEnd"/>
+      <w:r>
+        <w:t xml:space="preserve">), </w:t>
+      </w:r>
+      <w:proofErr w:type="spellStart"/>
+      <w:proofErr w:type="gramStart"/>
+      <w:r>
+        <w:t>s.remove</w:t>
+      </w:r>
+      <w:proofErr w:type="spellEnd"/>
+      <w:proofErr w:type="gramEnd"/>
+      <w:r>
+        <w:t>(</w:t>
+      </w:r>
+      <w:proofErr w:type="spellStart"/>
+      <w:r>
+        <w:t>val</w:t>
+      </w:r>
+      <w:proofErr w:type="spellEnd"/>
+      <w:r>
+        <w:t xml:space="preserve">), </w:t>
+      </w:r>
+      <w:proofErr w:type="spellStart"/>
+      <w:proofErr w:type="gramStart"/>
+      <w:r>
+        <w:t>s.clear</w:t>
+      </w:r>
+      <w:proofErr w:type="spellEnd"/>
+      <w:proofErr w:type="gramEnd"/>
+      <w:r>
+        <w:t xml:space="preserve">(), </w:t>
+      </w:r>
+      <w:proofErr w:type="spellStart"/>
+      <w:proofErr w:type="gramStart"/>
+      <w:r>
+        <w:t>s.pop</w:t>
+      </w:r>
+      <w:proofErr w:type="spellEnd"/>
+      <w:r>
+        <w:t>(</w:t>
+      </w:r>
+      <w:proofErr w:type="gramEnd"/>
+      <w:r>
+        <w:t xml:space="preserve">), </w:t>
+      </w:r>
+      <w:proofErr w:type="spellStart"/>
+      <w:proofErr w:type="gramStart"/>
+      <w:r>
+        <w:t>s.union</w:t>
+      </w:r>
+      <w:proofErr w:type="spellEnd"/>
+      <w:proofErr w:type="gramEnd"/>
+      <w:r>
+        <w:t xml:space="preserve">(set2), </w:t>
+      </w:r>
+      <w:proofErr w:type="spellStart"/>
+      <w:proofErr w:type="gramStart"/>
+      <w:r>
+        <w:t>s.intersection</w:t>
+      </w:r>
+      <w:proofErr w:type="spellEnd"/>
+      <w:proofErr w:type="gramEnd"/>
+      <w:r>
+        <w:t>(set2)</w:t>
       </w:r>
     </w:p>
     <w:p/>
@@ -110,12 +521,50 @@
     </w:p>
     <w:p>
       <w:r>
-        <w:t>Constructor – init() Method: Default &amp; Parameterised. We can’t create multiple constructors in Python; otherwise, it takes the last one if all are the same, and if different, then it gives errors</w:t>
-      </w:r>
-    </w:p>
-    <w:p>
-      <w:r>
-        <w:t>Attributes: Class (belongs to Class) - common &amp; Instance (belongs to Object) - unique</w:t>
+        <w:t xml:space="preserve">Constructor – </w:t>
+      </w:r>
+      <w:proofErr w:type="spellStart"/>
+      <w:proofErr w:type="gramStart"/>
+      <w:r>
+        <w:t>init</w:t>
+      </w:r>
+      <w:proofErr w:type="spellEnd"/>
+      <w:r>
+        <w:t>(</w:t>
+      </w:r>
+      <w:proofErr w:type="gramEnd"/>
+      <w:r>
+        <w:t>) Method: Default &amp; Parameterised. We can’t create multiple constructors in Python; otherwise, it takes the last one if all are the same, and if different, then it gives errors</w:t>
+      </w:r>
+    </w:p>
+    <w:p>
+      <w:r>
+        <w:t xml:space="preserve">Attributes: Class (belongs to Class) - common &amp; Instance (belongs to Object) </w:t>
+      </w:r>
+      <w:r>
+        <w:t>–</w:t>
+      </w:r>
+      <w:r>
+        <w:t xml:space="preserve"> unique</w:t>
+      </w:r>
+    </w:p>
+    <w:p>
+      <w:r>
+        <w:t>Methods: Instance, Class (use decorator [@classmethod] which changes the behaviour of a class and changes it to class method), Static</w:t>
+      </w:r>
+    </w:p>
+    <w:p>
+      <w:r>
+        <w:t>Encapsulation: Wrapping data and functions into a single unit &lt;- Class &amp; also we can do data hiding. Public (accessible anywhere), Protected (accessible in classes and their subclasses), Private (accessible only inside the class) attributes</w:t>
+      </w:r>
+    </w:p>
+    <w:p>
+      <w:r>
+        <w:lastRenderedPageBreak/>
+        <w:t>Inheritance: Reusing attribute &amp; methods from a Parent (Base) class</w:t>
+      </w:r>
+      <w:r>
+        <w:t>. Single Level Inheritance, Multi Level Inheritance, Multiple Inheritance</w:t>
       </w:r>
     </w:p>
     <w:sectPr>

--- a/Lectures/Notes.docx
+++ b/Lectures/Notes.docx
@@ -19,15 +19,7 @@
     </w:p>
     <w:p>
       <w:r>
-        <w:t xml:space="preserve">Style Guide -&gt; We follow </w:t>
-      </w:r>
-      <w:proofErr w:type="spellStart"/>
-      <w:r>
-        <w:t>snake_case</w:t>
-      </w:r>
-      <w:proofErr w:type="spellEnd"/>
-      <w:r>
-        <w:t xml:space="preserve"> in Python</w:t>
+        <w:t>Style Guide -&gt; We follow snake_case in Python</w:t>
       </w:r>
     </w:p>
     <w:p>
@@ -40,87 +32,7 @@
     </w:p>
     <w:p>
       <w:r>
-        <w:t xml:space="preserve">Operator </w:t>
-      </w:r>
-      <w:proofErr w:type="spellStart"/>
-      <w:r>
-        <w:t>Precedance</w:t>
-      </w:r>
-      <w:proofErr w:type="spellEnd"/>
-      <w:r>
-        <w:t>: [()</w:t>
-      </w:r>
-      <w:proofErr w:type="gramStart"/>
-      <w:r>
-        <w:t>],  [</w:t>
-      </w:r>
-      <w:proofErr w:type="gramEnd"/>
-      <w:r>
-        <w:t>**</w:t>
-      </w:r>
-      <w:proofErr w:type="gramStart"/>
-      <w:r>
-        <w:t>],  [</w:t>
-      </w:r>
-      <w:proofErr w:type="gramEnd"/>
-      <w:r>
-        <w:t xml:space="preserve">*, </w:t>
-      </w:r>
-      <w:proofErr w:type="gramStart"/>
-      <w:r>
-        <w:t>/ ,</w:t>
-      </w:r>
-      <w:proofErr w:type="gramEnd"/>
-      <w:r>
-        <w:t>%</w:t>
-      </w:r>
-      <w:proofErr w:type="gramStart"/>
-      <w:r>
-        <w:t>],  [</w:t>
-      </w:r>
-      <w:proofErr w:type="gramEnd"/>
-      <w:r>
-        <w:t>+, -</w:t>
-      </w:r>
-      <w:proofErr w:type="gramStart"/>
-      <w:r>
-        <w:t>],  [</w:t>
-      </w:r>
-      <w:proofErr w:type="gramEnd"/>
-      <w:r>
-        <w:t>==</w:t>
-      </w:r>
-      <w:proofErr w:type="gramStart"/>
-      <w:r>
-        <w:t>, !</w:t>
-      </w:r>
-      <w:proofErr w:type="gramEnd"/>
-      <w:r>
-        <w:t>=, &gt;, &gt;=, &lt;, &lt;=</w:t>
-      </w:r>
-      <w:proofErr w:type="gramStart"/>
-      <w:r>
-        <w:t>],  [</w:t>
-      </w:r>
-      <w:proofErr w:type="gramEnd"/>
-      <w:r>
-        <w:t>not</w:t>
-      </w:r>
-      <w:proofErr w:type="gramStart"/>
-      <w:r>
-        <w:t>],  [</w:t>
-      </w:r>
-      <w:proofErr w:type="gramEnd"/>
-      <w:r>
-        <w:t>and</w:t>
-      </w:r>
-      <w:proofErr w:type="gramStart"/>
-      <w:r>
-        <w:t>],  [or]  --</w:t>
-      </w:r>
-      <w:proofErr w:type="gramEnd"/>
-      <w:r>
-        <w:t xml:space="preserve"> Same goes left to right</w:t>
+        <w:t>Operator Precedance: [()],  [**],  [*, / ,%],  [+, -],  [==, !=, &gt;, &gt;=, &lt;, &lt;=],  [not],  [and],  [or]  -- Same goes left to right</w:t>
       </w:r>
     </w:p>
     <w:p>
@@ -130,15 +42,7 @@
     </w:p>
     <w:p>
       <w:r>
-        <w:t xml:space="preserve">Conditional Statements: if, </w:t>
-      </w:r>
-      <w:proofErr w:type="spellStart"/>
-      <w:r>
-        <w:t>elif</w:t>
-      </w:r>
-      <w:proofErr w:type="spellEnd"/>
-      <w:r>
-        <w:t>, else</w:t>
+        <w:t>Conditional Statements: if, elif, else</w:t>
       </w:r>
       <w:r>
         <w:t>, Match Case</w:t>
@@ -151,361 +55,46 @@
     </w:p>
     <w:p>
       <w:r>
-        <w:t>Functions: built-int (</w:t>
-      </w:r>
-      <w:proofErr w:type="gramStart"/>
-      <w:r>
-        <w:t>print(</w:t>
-      </w:r>
-      <w:proofErr w:type="gramEnd"/>
-      <w:r>
-        <w:t xml:space="preserve">), </w:t>
-      </w:r>
-      <w:proofErr w:type="gramStart"/>
-      <w:r>
-        <w:t>input(</w:t>
-      </w:r>
-      <w:proofErr w:type="gramEnd"/>
-      <w:r>
-        <w:t xml:space="preserve">), </w:t>
-      </w:r>
-      <w:proofErr w:type="gramStart"/>
-      <w:r>
-        <w:t>type(</w:t>
-      </w:r>
-      <w:proofErr w:type="gramEnd"/>
-      <w:r>
-        <w:t xml:space="preserve">), </w:t>
-      </w:r>
-      <w:proofErr w:type="gramStart"/>
-      <w:r>
-        <w:t>range(</w:t>
-      </w:r>
-      <w:proofErr w:type="gramEnd"/>
-      <w:r>
-        <w:t>)), user defined</w:t>
-      </w:r>
-    </w:p>
-    <w:p>
-      <w:r>
-        <w:t xml:space="preserve">Lambda </w:t>
-      </w:r>
-      <w:proofErr w:type="gramStart"/>
-      <w:r>
-        <w:t>function(</w:t>
-      </w:r>
-      <w:proofErr w:type="gramEnd"/>
-      <w:r>
-        <w:t xml:space="preserve">used in High Order Functions): lambda </w:t>
-      </w:r>
-      <w:proofErr w:type="spellStart"/>
-      <w:proofErr w:type="gramStart"/>
-      <w:r>
-        <w:t>a,b</w:t>
-      </w:r>
-      <w:proofErr w:type="gramEnd"/>
-      <w:r>
-        <w:t>,c</w:t>
-      </w:r>
-      <w:proofErr w:type="spellEnd"/>
-      <w:r>
-        <w:t xml:space="preserve">: </w:t>
-      </w:r>
-      <w:proofErr w:type="spellStart"/>
-      <w:r>
-        <w:t>a+b+c</w:t>
-      </w:r>
-      <w:proofErr w:type="spellEnd"/>
+        <w:t>Functions: built-int (print(), input(), type(), range()), user defined</w:t>
+      </w:r>
+    </w:p>
+    <w:p>
+      <w:r>
+        <w:t>Lambda function(used in High Order Functions): lambda a,b,c: a+b+c</w:t>
+      </w:r>
     </w:p>
     <w:p>
       <w:r>
         <w:t>Strings: Python strings are immutable, Operations -&gt; Slicing, Formatting</w:t>
       </w:r>
       <w:r>
-        <w:t xml:space="preserve"> (“</w:t>
-      </w:r>
-      <w:proofErr w:type="gramStart"/>
-      <w:r>
-        <w:t>”.format</w:t>
-      </w:r>
-      <w:proofErr w:type="gramEnd"/>
-      <w:r>
-        <w:t>, f”” &lt;- f-strings)</w:t>
-      </w:r>
-    </w:p>
-    <w:p>
-      <w:r>
-        <w:t xml:space="preserve">Lists: Python lists are mutable. Methods = </w:t>
-      </w:r>
-      <w:proofErr w:type="spellStart"/>
-      <w:proofErr w:type="gramStart"/>
-      <w:r>
-        <w:t>l.append</w:t>
-      </w:r>
-      <w:proofErr w:type="spellEnd"/>
-      <w:proofErr w:type="gramEnd"/>
-      <w:r>
-        <w:t>(</w:t>
-      </w:r>
-      <w:proofErr w:type="spellStart"/>
-      <w:r>
-        <w:t>val</w:t>
-      </w:r>
-      <w:proofErr w:type="spellEnd"/>
-      <w:r>
-        <w:t xml:space="preserve">), </w:t>
-      </w:r>
-      <w:proofErr w:type="spellStart"/>
-      <w:proofErr w:type="gramStart"/>
-      <w:r>
-        <w:t>l.insert</w:t>
-      </w:r>
-      <w:proofErr w:type="spellEnd"/>
-      <w:proofErr w:type="gramEnd"/>
-      <w:r>
-        <w:t>(</w:t>
-      </w:r>
-      <w:proofErr w:type="spellStart"/>
-      <w:r>
-        <w:t>idx</w:t>
-      </w:r>
-      <w:proofErr w:type="spellEnd"/>
-      <w:r>
-        <w:t xml:space="preserve">, </w:t>
-      </w:r>
-      <w:proofErr w:type="spellStart"/>
-      <w:r>
-        <w:t>val</w:t>
-      </w:r>
-      <w:proofErr w:type="spellEnd"/>
-      <w:r>
-        <w:t xml:space="preserve">), </w:t>
-      </w:r>
-      <w:proofErr w:type="spellStart"/>
-      <w:proofErr w:type="gramStart"/>
-      <w:r>
-        <w:t>l.sort</w:t>
-      </w:r>
-      <w:proofErr w:type="spellEnd"/>
-      <w:proofErr w:type="gramEnd"/>
-      <w:r>
-        <w:t xml:space="preserve">(), </w:t>
-      </w:r>
-      <w:proofErr w:type="spellStart"/>
-      <w:proofErr w:type="gramStart"/>
-      <w:r>
-        <w:t>l.reverse</w:t>
-      </w:r>
-      <w:proofErr w:type="spellEnd"/>
-      <w:proofErr w:type="gramEnd"/>
-      <w:r>
-        <w:t>()</w:t>
-      </w:r>
-    </w:p>
-    <w:p>
-      <w:r>
-        <w:t xml:space="preserve">Tuples: Immutable sequence of values (Imagine as immutable lists), methods = </w:t>
-      </w:r>
-      <w:proofErr w:type="spellStart"/>
-      <w:proofErr w:type="gramStart"/>
-      <w:r>
-        <w:t>t.index</w:t>
-      </w:r>
-      <w:proofErr w:type="spellEnd"/>
-      <w:proofErr w:type="gramEnd"/>
-      <w:r>
-        <w:t>(</w:t>
-      </w:r>
-      <w:proofErr w:type="spellStart"/>
-      <w:r>
-        <w:t>val</w:t>
-      </w:r>
-      <w:proofErr w:type="spellEnd"/>
-      <w:r>
-        <w:t xml:space="preserve">), </w:t>
-      </w:r>
-      <w:proofErr w:type="spellStart"/>
-      <w:proofErr w:type="gramStart"/>
-      <w:r>
-        <w:t>t.count</w:t>
-      </w:r>
-      <w:proofErr w:type="spellEnd"/>
-      <w:proofErr w:type="gramEnd"/>
-      <w:r>
-        <w:t>(</w:t>
-      </w:r>
-      <w:proofErr w:type="spellStart"/>
-      <w:r>
-        <w:t>val</w:t>
-      </w:r>
-      <w:proofErr w:type="spellEnd"/>
-      <w:r>
-        <w:t>)</w:t>
-      </w:r>
-    </w:p>
-    <w:p>
-      <w:r>
-        <w:t xml:space="preserve">Dictionary: </w:t>
-      </w:r>
-      <w:proofErr w:type="spellStart"/>
-      <w:r>
-        <w:t>key:value</w:t>
-      </w:r>
-      <w:proofErr w:type="spellEnd"/>
-      <w:r>
-        <w:t xml:space="preserve"> pairs &amp; Python dictionaries are mutable</w:t>
+        <w:t xml:space="preserve"> (“”.format, f”” &lt;- f-strings)</w:t>
+      </w:r>
+    </w:p>
+    <w:p>
+      <w:r>
+        <w:t>Lists: Python lists are mutable. Methods = l.append(val), l.insert(idx, val), l.sort(), l.reverse()</w:t>
+      </w:r>
+    </w:p>
+    <w:p>
+      <w:r>
+        <w:t>Tuples: Immutable sequence of values (Imagine as immutable lists), methods = t.index(val), t.count(val)</w:t>
+      </w:r>
+    </w:p>
+    <w:p>
+      <w:r>
+        <w:t>Dictionary: key:value pairs &amp; Python dictionaries are mutable</w:t>
       </w:r>
       <w:r>
         <w:t>.</w:t>
       </w:r>
       <w:r>
-        <w:t xml:space="preserve"> Methods = </w:t>
-      </w:r>
-      <w:proofErr w:type="spellStart"/>
-      <w:proofErr w:type="gramStart"/>
-      <w:r>
-        <w:t>d.keys</w:t>
-      </w:r>
-      <w:proofErr w:type="spellEnd"/>
-      <w:proofErr w:type="gramEnd"/>
-      <w:r>
-        <w:t xml:space="preserve">(), </w:t>
-      </w:r>
-      <w:proofErr w:type="spellStart"/>
-      <w:proofErr w:type="gramStart"/>
-      <w:r>
-        <w:t>d.values</w:t>
-      </w:r>
-      <w:proofErr w:type="spellEnd"/>
-      <w:proofErr w:type="gramEnd"/>
-      <w:r>
-        <w:t xml:space="preserve">(), </w:t>
-      </w:r>
-      <w:proofErr w:type="spellStart"/>
-      <w:proofErr w:type="gramStart"/>
-      <w:r>
-        <w:t>d.items</w:t>
-      </w:r>
-      <w:proofErr w:type="spellEnd"/>
-      <w:proofErr w:type="gramEnd"/>
-      <w:r>
-        <w:t xml:space="preserve">(), </w:t>
-      </w:r>
-      <w:proofErr w:type="spellStart"/>
-      <w:r>
-        <w:t>d.get</w:t>
-      </w:r>
-      <w:proofErr w:type="spellEnd"/>
-      <w:r>
-        <w:t>(</w:t>
-      </w:r>
-      <w:proofErr w:type="spellStart"/>
-      <w:r>
-        <w:t>val</w:t>
-      </w:r>
-      <w:proofErr w:type="spellEnd"/>
-      <w:r>
-        <w:t xml:space="preserve">), </w:t>
-      </w:r>
-      <w:proofErr w:type="spellStart"/>
-      <w:proofErr w:type="gramStart"/>
-      <w:r>
-        <w:t>d.update</w:t>
-      </w:r>
-      <w:proofErr w:type="spellEnd"/>
-      <w:proofErr w:type="gramEnd"/>
-      <w:r>
-        <w:t>(</w:t>
-      </w:r>
-      <w:proofErr w:type="spellStart"/>
-      <w:r>
-        <w:t>new_item</w:t>
-      </w:r>
-      <w:proofErr w:type="spellEnd"/>
-      <w:r>
-        <w:t>)</w:t>
-      </w:r>
-    </w:p>
-    <w:p>
-      <w:r>
-        <w:t xml:space="preserve">Sets: Collection of unique elements. Sets can be mutable, but their elements should be immutable (Lists &amp; Dictionaries can’t be elements of a set). Methods = </w:t>
-      </w:r>
-      <w:proofErr w:type="spellStart"/>
-      <w:r>
-        <w:t>s.add</w:t>
-      </w:r>
-      <w:proofErr w:type="spellEnd"/>
-      <w:r>
-        <w:t>(</w:t>
-      </w:r>
-      <w:proofErr w:type="spellStart"/>
-      <w:r>
-        <w:t>val</w:t>
-      </w:r>
-      <w:proofErr w:type="spellEnd"/>
-      <w:r>
-        <w:t xml:space="preserve">), </w:t>
-      </w:r>
-      <w:proofErr w:type="spellStart"/>
-      <w:proofErr w:type="gramStart"/>
-      <w:r>
-        <w:t>s.remove</w:t>
-      </w:r>
-      <w:proofErr w:type="spellEnd"/>
-      <w:proofErr w:type="gramEnd"/>
-      <w:r>
-        <w:t>(</w:t>
-      </w:r>
-      <w:proofErr w:type="spellStart"/>
-      <w:r>
-        <w:t>val</w:t>
-      </w:r>
-      <w:proofErr w:type="spellEnd"/>
-      <w:r>
-        <w:t xml:space="preserve">), </w:t>
-      </w:r>
-      <w:proofErr w:type="spellStart"/>
-      <w:proofErr w:type="gramStart"/>
-      <w:r>
-        <w:t>s.clear</w:t>
-      </w:r>
-      <w:proofErr w:type="spellEnd"/>
-      <w:proofErr w:type="gramEnd"/>
-      <w:r>
-        <w:t xml:space="preserve">(), </w:t>
-      </w:r>
-      <w:proofErr w:type="spellStart"/>
-      <w:proofErr w:type="gramStart"/>
-      <w:r>
-        <w:t>s.pop</w:t>
-      </w:r>
-      <w:proofErr w:type="spellEnd"/>
-      <w:r>
-        <w:t>(</w:t>
-      </w:r>
-      <w:proofErr w:type="gramEnd"/>
-      <w:r>
-        <w:t xml:space="preserve">), </w:t>
-      </w:r>
-      <w:proofErr w:type="spellStart"/>
-      <w:proofErr w:type="gramStart"/>
-      <w:r>
-        <w:t>s.union</w:t>
-      </w:r>
-      <w:proofErr w:type="spellEnd"/>
-      <w:proofErr w:type="gramEnd"/>
-      <w:r>
-        <w:t xml:space="preserve">(set2), </w:t>
-      </w:r>
-      <w:proofErr w:type="spellStart"/>
-      <w:proofErr w:type="gramStart"/>
-      <w:r>
-        <w:t>s.intersection</w:t>
-      </w:r>
-      <w:proofErr w:type="spellEnd"/>
-      <w:proofErr w:type="gramEnd"/>
-      <w:r>
-        <w:t>(set2)</w:t>
+        <w:t xml:space="preserve"> Methods = d.keys(), d.values(), d.items(), d.get(val), d.update(new_item)</w:t>
+      </w:r>
+    </w:p>
+    <w:p>
+      <w:r>
+        <w:t>Sets: Collection of unique elements. Sets can be mutable, but their elements should be immutable (Lists &amp; Dictionaries can’t be elements of a set). Methods = s.add(val), s.remove(val), s.clear(), s.pop(), s.union(set2), s.intersection(set2)</w:t>
       </w:r>
     </w:p>
     <w:p/>
@@ -521,20 +110,7 @@
     </w:p>
     <w:p>
       <w:r>
-        <w:t xml:space="preserve">Constructor – </w:t>
-      </w:r>
-      <w:proofErr w:type="spellStart"/>
-      <w:proofErr w:type="gramStart"/>
-      <w:r>
-        <w:t>init</w:t>
-      </w:r>
-      <w:proofErr w:type="spellEnd"/>
-      <w:r>
-        <w:t>(</w:t>
-      </w:r>
-      <w:proofErr w:type="gramEnd"/>
-      <w:r>
-        <w:t>) Method: Default &amp; Parameterised. We can’t create multiple constructors in Python; otherwise, it takes the last one if all are the same, and if different, then it gives errors</w:t>
+        <w:t>Constructor – init() Method: Default &amp; Parameterised. We can’t create multiple constructors in Python; otherwise, it takes the last one if all are the same, and if different, then it gives errors</w:t>
       </w:r>
     </w:p>
     <w:p>
@@ -565,6 +141,75 @@
       </w:r>
       <w:r>
         <w:t>. Single Level Inheritance, Multi Level Inheritance, Multiple Inheritance</w:t>
+      </w:r>
+    </w:p>
+    <w:p>
+      <w:r>
+        <w:t>Abstraction: Hiding Internal details &amp; showing only essential features. Abstract classes are blue print for other classes</w:t>
+      </w:r>
+    </w:p>
+    <w:p>
+      <w:r>
+        <w:t>Polymorphisms: Many forms</w:t>
+      </w:r>
+      <w:r>
+        <w:t>. Operator Overloading &amp; Overriding. Function Overriding (inheritance) &amp; Duck Typing</w:t>
+      </w:r>
+    </w:p>
+    <w:p/>
+    <w:p>
+      <w:r>
+        <w:t>File I/O</w:t>
+      </w:r>
+    </w:p>
+    <w:p>
+      <w:r>
+        <w:t>Operations: Open, read &amp; close</w:t>
+      </w:r>
+    </w:p>
+    <w:p>
+      <w:r>
+        <w:t>F = open(“data.txt”, “r”)</w:t>
+      </w:r>
+    </w:p>
+    <w:p>
+      <w:r>
+        <w:t>r (reading [default]), w (writing, truncates file first), x (creates new &amp; open for writing), a (writing, appends at end), b (binary mode), t (text mode [default]), + (opens disk file for update(r &amp; w))</w:t>
+      </w:r>
+    </w:p>
+    <w:p>
+      <w:r>
+        <w:t>with Keyword -&gt; with open(“data.txt”, “r”) as f: print(f.read())</w:t>
+      </w:r>
+    </w:p>
+    <w:p>
+      <w:r>
+        <w:t>Delete files: os modules</w:t>
+      </w:r>
+    </w:p>
+    <w:p>
+      <w:r>
+        <w:t>Exception Handling: try, except, else, finally</w:t>
+      </w:r>
+    </w:p>
+    <w:p>
+      <w:r>
+        <w:t>List Comprehensions: [output for item in iterable if condition]</w:t>
+      </w:r>
+    </w:p>
+    <w:p>
+      <w:r>
+        <w:t>JSON Module (JavaScript Object Notation): import json. Arrays-&gt;list, object-&gt;dict, string-&gt;str, null-&gt;None</w:t>
+      </w:r>
+    </w:p>
+    <w:p>
+      <w:pPr>
+        <w:rPr>
+          <w:lang w:val="en-US"/>
+        </w:rPr>
+      </w:pPr>
+      <w:r>
+        <w:t>Json.loads(), json.dumps(), json.load(), json.dump()</w:t>
       </w:r>
     </w:p>
     <w:sectPr>

--- a/Lectures/Notes.docx
+++ b/Lectures/Notes.docx
@@ -19,7 +19,15 @@
     </w:p>
     <w:p>
       <w:r>
-        <w:t>Style Guide -&gt; We follow snake_case in Python</w:t>
+        <w:t xml:space="preserve">Style Guide -&gt; We follow </w:t>
+      </w:r>
+      <w:proofErr w:type="spellStart"/>
+      <w:r>
+        <w:t>snake_case</w:t>
+      </w:r>
+      <w:proofErr w:type="spellEnd"/>
+      <w:r>
+        <w:t xml:space="preserve"> in Python</w:t>
       </w:r>
     </w:p>
     <w:p>
@@ -32,7 +40,15 @@
     </w:p>
     <w:p>
       <w:r>
-        <w:t>Operator Precedance: [()],  [**],  [*, / ,%],  [+, -],  [==, !=, &gt;, &gt;=, &lt;, &lt;=],  [not],  [and],  [or]  -- Same goes left to right</w:t>
+        <w:t xml:space="preserve">Operator </w:t>
+      </w:r>
+      <w:proofErr w:type="spellStart"/>
+      <w:r>
+        <w:t>Precedance</w:t>
+      </w:r>
+      <w:proofErr w:type="spellEnd"/>
+      <w:r>
+        <w:t>: [()],  [**],  [*, / ,%],  [+, -],  [==, !=, &gt;, &gt;=, &lt;, &lt;=],  [not],  [and],  [or]  -- Same goes left to right</w:t>
       </w:r>
     </w:p>
     <w:p>
@@ -42,7 +58,15 @@
     </w:p>
     <w:p>
       <w:r>
-        <w:t>Conditional Statements: if, elif, else</w:t>
+        <w:t xml:space="preserve">Conditional Statements: if, </w:t>
+      </w:r>
+      <w:proofErr w:type="spellStart"/>
+      <w:r>
+        <w:t>elif</w:t>
+      </w:r>
+      <w:proofErr w:type="spellEnd"/>
+      <w:r>
+        <w:t>, else</w:t>
       </w:r>
       <w:r>
         <w:t>, Match Case</w:t>
@@ -60,8 +84,21 @@
     </w:p>
     <w:p>
       <w:r>
-        <w:t>Lambda function(used in High Order Functions): lambda a,b,c: a+b+c</w:t>
-      </w:r>
+        <w:t xml:space="preserve">Lambda function(used in High Order Functions): lambda </w:t>
+      </w:r>
+      <w:proofErr w:type="spellStart"/>
+      <w:r>
+        <w:t>a,b,c</w:t>
+      </w:r>
+      <w:proofErr w:type="spellEnd"/>
+      <w:r>
+        <w:t xml:space="preserve">: </w:t>
+      </w:r>
+      <w:proofErr w:type="spellStart"/>
+      <w:r>
+        <w:t>a+b+c</w:t>
+      </w:r>
+      <w:proofErr w:type="spellEnd"/>
     </w:p>
     <w:p>
       <w:r>
@@ -73,28 +110,244 @@
     </w:p>
     <w:p>
       <w:r>
-        <w:t>Lists: Python lists are mutable. Methods = l.append(val), l.insert(idx, val), l.sort(), l.reverse()</w:t>
-      </w:r>
-    </w:p>
-    <w:p>
-      <w:r>
-        <w:t>Tuples: Immutable sequence of values (Imagine as immutable lists), methods = t.index(val), t.count(val)</w:t>
-      </w:r>
-    </w:p>
-    <w:p>
-      <w:r>
-        <w:t>Dictionary: key:value pairs &amp; Python dictionaries are mutable</w:t>
+        <w:t xml:space="preserve">Lists: Python lists are mutable. Methods = </w:t>
+      </w:r>
+      <w:proofErr w:type="spellStart"/>
+      <w:r>
+        <w:t>l.append</w:t>
+      </w:r>
+      <w:proofErr w:type="spellEnd"/>
+      <w:r>
+        <w:t>(</w:t>
+      </w:r>
+      <w:proofErr w:type="spellStart"/>
+      <w:r>
+        <w:t>val</w:t>
+      </w:r>
+      <w:proofErr w:type="spellEnd"/>
+      <w:r>
+        <w:t xml:space="preserve">), </w:t>
+      </w:r>
+      <w:proofErr w:type="spellStart"/>
+      <w:r>
+        <w:t>l.insert</w:t>
+      </w:r>
+      <w:proofErr w:type="spellEnd"/>
+      <w:r>
+        <w:t>(</w:t>
+      </w:r>
+      <w:proofErr w:type="spellStart"/>
+      <w:r>
+        <w:t>idx</w:t>
+      </w:r>
+      <w:proofErr w:type="spellEnd"/>
+      <w:r>
+        <w:t xml:space="preserve">, </w:t>
+      </w:r>
+      <w:proofErr w:type="spellStart"/>
+      <w:r>
+        <w:t>val</w:t>
+      </w:r>
+      <w:proofErr w:type="spellEnd"/>
+      <w:r>
+        <w:t xml:space="preserve">), </w:t>
+      </w:r>
+      <w:proofErr w:type="spellStart"/>
+      <w:r>
+        <w:t>l.sort</w:t>
+      </w:r>
+      <w:proofErr w:type="spellEnd"/>
+      <w:r>
+        <w:t xml:space="preserve">(), </w:t>
+      </w:r>
+      <w:proofErr w:type="spellStart"/>
+      <w:r>
+        <w:t>l.reverse</w:t>
+      </w:r>
+      <w:proofErr w:type="spellEnd"/>
+      <w:r>
+        <w:t>()</w:t>
+      </w:r>
+    </w:p>
+    <w:p>
+      <w:r>
+        <w:t xml:space="preserve">Tuples: Immutable sequence of values (Imagine as immutable lists), methods = </w:t>
+      </w:r>
+      <w:proofErr w:type="spellStart"/>
+      <w:r>
+        <w:t>t.index</w:t>
+      </w:r>
+      <w:proofErr w:type="spellEnd"/>
+      <w:r>
+        <w:t>(</w:t>
+      </w:r>
+      <w:proofErr w:type="spellStart"/>
+      <w:r>
+        <w:t>val</w:t>
+      </w:r>
+      <w:proofErr w:type="spellEnd"/>
+      <w:r>
+        <w:t xml:space="preserve">), </w:t>
+      </w:r>
+      <w:proofErr w:type="spellStart"/>
+      <w:r>
+        <w:t>t.count</w:t>
+      </w:r>
+      <w:proofErr w:type="spellEnd"/>
+      <w:r>
+        <w:t>(</w:t>
+      </w:r>
+      <w:proofErr w:type="spellStart"/>
+      <w:r>
+        <w:t>val</w:t>
+      </w:r>
+      <w:proofErr w:type="spellEnd"/>
+      <w:r>
+        <w:t>)</w:t>
+      </w:r>
+    </w:p>
+    <w:p>
+      <w:r>
+        <w:t xml:space="preserve">Dictionary: </w:t>
+      </w:r>
+      <w:proofErr w:type="spellStart"/>
+      <w:r>
+        <w:t>key:value</w:t>
+      </w:r>
+      <w:proofErr w:type="spellEnd"/>
+      <w:r>
+        <w:t xml:space="preserve"> pairs &amp; Python dictionaries are mutable</w:t>
       </w:r>
       <w:r>
         <w:t>.</w:t>
       </w:r>
       <w:r>
-        <w:t xml:space="preserve"> Methods = d.keys(), d.values(), d.items(), d.get(val), d.update(new_item)</w:t>
-      </w:r>
-    </w:p>
-    <w:p>
-      <w:r>
-        <w:t>Sets: Collection of unique elements. Sets can be mutable, but their elements should be immutable (Lists &amp; Dictionaries can’t be elements of a set). Methods = s.add(val), s.remove(val), s.clear(), s.pop(), s.union(set2), s.intersection(set2)</w:t>
+        <w:t xml:space="preserve"> Methods = </w:t>
+      </w:r>
+      <w:proofErr w:type="spellStart"/>
+      <w:r>
+        <w:t>d.keys</w:t>
+      </w:r>
+      <w:proofErr w:type="spellEnd"/>
+      <w:r>
+        <w:t xml:space="preserve">(), </w:t>
+      </w:r>
+      <w:proofErr w:type="spellStart"/>
+      <w:r>
+        <w:t>d.values</w:t>
+      </w:r>
+      <w:proofErr w:type="spellEnd"/>
+      <w:r>
+        <w:t xml:space="preserve">(), </w:t>
+      </w:r>
+      <w:proofErr w:type="spellStart"/>
+      <w:r>
+        <w:t>d.items</w:t>
+      </w:r>
+      <w:proofErr w:type="spellEnd"/>
+      <w:r>
+        <w:t xml:space="preserve">(), </w:t>
+      </w:r>
+      <w:proofErr w:type="spellStart"/>
+      <w:r>
+        <w:t>d.get</w:t>
+      </w:r>
+      <w:proofErr w:type="spellEnd"/>
+      <w:r>
+        <w:t>(</w:t>
+      </w:r>
+      <w:proofErr w:type="spellStart"/>
+      <w:r>
+        <w:t>val</w:t>
+      </w:r>
+      <w:proofErr w:type="spellEnd"/>
+      <w:r>
+        <w:t xml:space="preserve">), </w:t>
+      </w:r>
+      <w:proofErr w:type="spellStart"/>
+      <w:r>
+        <w:t>d.update</w:t>
+      </w:r>
+      <w:proofErr w:type="spellEnd"/>
+      <w:r>
+        <w:t>(</w:t>
+      </w:r>
+      <w:proofErr w:type="spellStart"/>
+      <w:r>
+        <w:t>new_item</w:t>
+      </w:r>
+      <w:proofErr w:type="spellEnd"/>
+      <w:r>
+        <w:t>)</w:t>
+      </w:r>
+    </w:p>
+    <w:p>
+      <w:r>
+        <w:t xml:space="preserve">Sets: Collection of unique elements. Sets can be mutable, but their elements should be immutable (Lists &amp; Dictionaries can’t be elements of a set). Methods = </w:t>
+      </w:r>
+      <w:proofErr w:type="spellStart"/>
+      <w:r>
+        <w:t>s.add</w:t>
+      </w:r>
+      <w:proofErr w:type="spellEnd"/>
+      <w:r>
+        <w:t>(</w:t>
+      </w:r>
+      <w:proofErr w:type="spellStart"/>
+      <w:r>
+        <w:t>val</w:t>
+      </w:r>
+      <w:proofErr w:type="spellEnd"/>
+      <w:r>
+        <w:t xml:space="preserve">), </w:t>
+      </w:r>
+      <w:proofErr w:type="spellStart"/>
+      <w:r>
+        <w:t>s.remove</w:t>
+      </w:r>
+      <w:proofErr w:type="spellEnd"/>
+      <w:r>
+        <w:t>(</w:t>
+      </w:r>
+      <w:proofErr w:type="spellStart"/>
+      <w:r>
+        <w:t>val</w:t>
+      </w:r>
+      <w:proofErr w:type="spellEnd"/>
+      <w:r>
+        <w:t xml:space="preserve">), </w:t>
+      </w:r>
+      <w:proofErr w:type="spellStart"/>
+      <w:r>
+        <w:t>s.clear</w:t>
+      </w:r>
+      <w:proofErr w:type="spellEnd"/>
+      <w:r>
+        <w:t xml:space="preserve">(), </w:t>
+      </w:r>
+      <w:proofErr w:type="spellStart"/>
+      <w:r>
+        <w:t>s.pop</w:t>
+      </w:r>
+      <w:proofErr w:type="spellEnd"/>
+      <w:r>
+        <w:t xml:space="preserve">(), </w:t>
+      </w:r>
+      <w:proofErr w:type="spellStart"/>
+      <w:r>
+        <w:t>s.union</w:t>
+      </w:r>
+      <w:proofErr w:type="spellEnd"/>
+      <w:r>
+        <w:t xml:space="preserve">(set2), </w:t>
+      </w:r>
+      <w:proofErr w:type="spellStart"/>
+      <w:r>
+        <w:t>s.intersection</w:t>
+      </w:r>
+      <w:proofErr w:type="spellEnd"/>
+      <w:r>
+        <w:t>(set2)</w:t>
       </w:r>
     </w:p>
     <w:p/>
@@ -110,7 +363,15 @@
     </w:p>
     <w:p>
       <w:r>
-        <w:t>Constructor – init() Method: Default &amp; Parameterised. We can’t create multiple constructors in Python; otherwise, it takes the last one if all are the same, and if different, then it gives errors</w:t>
+        <w:t xml:space="preserve">Constructor – </w:t>
+      </w:r>
+      <w:proofErr w:type="spellStart"/>
+      <w:r>
+        <w:t>init</w:t>
+      </w:r>
+      <w:proofErr w:type="spellEnd"/>
+      <w:r>
+        <w:t>() Method: Default &amp; Parameterised. We can’t create multiple constructors in Python; otherwise, it takes the last one if all are the same, and if different, then it gives errors</w:t>
       </w:r>
     </w:p>
     <w:p>
@@ -179,12 +440,28 @@
     </w:p>
     <w:p>
       <w:r>
-        <w:t>with Keyword -&gt; with open(“data.txt”, “r”) as f: print(f.read())</w:t>
-      </w:r>
-    </w:p>
-    <w:p>
-      <w:r>
-        <w:t>Delete files: os modules</w:t>
+        <w:t>with Keyword -&gt; with open(“data.txt”, “r”) as f: print(</w:t>
+      </w:r>
+      <w:proofErr w:type="spellStart"/>
+      <w:r>
+        <w:t>f.read</w:t>
+      </w:r>
+      <w:proofErr w:type="spellEnd"/>
+      <w:r>
+        <w:t>())</w:t>
+      </w:r>
+    </w:p>
+    <w:p>
+      <w:r>
+        <w:t xml:space="preserve">Delete files: </w:t>
+      </w:r>
+      <w:proofErr w:type="spellStart"/>
+      <w:r>
+        <w:t>os</w:t>
+      </w:r>
+      <w:proofErr w:type="spellEnd"/>
+      <w:r>
+        <w:t xml:space="preserve"> modules</w:t>
       </w:r>
     </w:p>
     <w:p>
@@ -194,12 +471,102 @@
     </w:p>
     <w:p>
       <w:r>
-        <w:t>List Comprehensions: [output for item in iterable if condition]</w:t>
-      </w:r>
-    </w:p>
-    <w:p>
-      <w:r>
-        <w:t>JSON Module (JavaScript Object Notation): import json. Arrays-&gt;list, object-&gt;dict, string-&gt;str, null-&gt;None</w:t>
+        <w:t xml:space="preserve">List Comprehensions: [output for item in </w:t>
+      </w:r>
+      <w:proofErr w:type="spellStart"/>
+      <w:r>
+        <w:t>iterable</w:t>
+      </w:r>
+      <w:proofErr w:type="spellEnd"/>
+      <w:r>
+        <w:t xml:space="preserve"> if condition]</w:t>
+      </w:r>
+    </w:p>
+    <w:p>
+      <w:r>
+        <w:t xml:space="preserve">JSON Module (JavaScript Object Notation): import </w:t>
+      </w:r>
+      <w:proofErr w:type="spellStart"/>
+      <w:r>
+        <w:t>json</w:t>
+      </w:r>
+      <w:proofErr w:type="spellEnd"/>
+      <w:r>
+        <w:t>. Arrays-&gt;list, object-&gt;</w:t>
+      </w:r>
+      <w:proofErr w:type="spellStart"/>
+      <w:r>
+        <w:t>dict</w:t>
+      </w:r>
+      <w:proofErr w:type="spellEnd"/>
+      <w:r>
+        <w:t>, string-&gt;str, null-&gt;None</w:t>
+      </w:r>
+    </w:p>
+    <w:p>
+      <w:proofErr w:type="spellStart"/>
+      <w:r>
+        <w:t>Json.loads</w:t>
+      </w:r>
+      <w:proofErr w:type="spellEnd"/>
+      <w:r>
+        <w:t xml:space="preserve">(), </w:t>
+      </w:r>
+      <w:proofErr w:type="spellStart"/>
+      <w:r>
+        <w:t>json.dumps</w:t>
+      </w:r>
+      <w:proofErr w:type="spellEnd"/>
+      <w:r>
+        <w:t xml:space="preserve">(), </w:t>
+      </w:r>
+      <w:proofErr w:type="spellStart"/>
+      <w:r>
+        <w:t>json.load</w:t>
+      </w:r>
+      <w:proofErr w:type="spellEnd"/>
+      <w:r>
+        <w:t xml:space="preserve">(), </w:t>
+      </w:r>
+      <w:proofErr w:type="spellStart"/>
+      <w:r>
+        <w:t>json.dump</w:t>
+      </w:r>
+      <w:proofErr w:type="spellEnd"/>
+      <w:r>
+        <w:t>()</w:t>
+      </w:r>
+    </w:p>
+    <w:p/>
+    <w:p/>
+    <w:p>
+      <w:r>
+        <w:t>DATA</w:t>
+      </w:r>
+    </w:p>
+    <w:p>
+      <w:r>
+        <w:t>Thinking Data:</w:t>
+      </w:r>
+      <w:r>
+        <w:br/>
+        <w:t xml:space="preserve">Data Collection | Data cleaning (pre-processing) | Data analysis | Data visualization | </w:t>
+      </w:r>
+      <w:proofErr w:type="spellStart"/>
+      <w:r>
+        <w:t>Linraries</w:t>
+      </w:r>
+      <w:proofErr w:type="spellEnd"/>
+      <w:r>
+        <w:t xml:space="preserve"> – </w:t>
+      </w:r>
+      <w:proofErr w:type="spellStart"/>
+      <w:r>
+        <w:t>Numpy</w:t>
+      </w:r>
+      <w:proofErr w:type="spellEnd"/>
+      <w:r>
+        <w:t>, Pandas, Matplotlib, Seaborn</w:t>
       </w:r>
     </w:p>
     <w:p>
@@ -209,7 +576,7 @@
         </w:rPr>
       </w:pPr>
       <w:r>
-        <w:t>Json.loads(), json.dumps(), json.load(), json.dump()</w:t>
+        <w:t>Issues in raw data: data is inconsistent (mixed type), missing data, duplicate data</w:t>
       </w:r>
     </w:p>
     <w:sectPr>

--- a/Lectures/Notes.docx
+++ b/Lectures/Notes.docx
@@ -48,7 +48,79 @@
       </w:r>
       <w:proofErr w:type="spellEnd"/>
       <w:r>
-        <w:t>: [()],  [**],  [*, / ,%],  [+, -],  [==, !=, &gt;, &gt;=, &lt;, &lt;=],  [not],  [and],  [or]  -- Same goes left to right</w:t>
+        <w:t>: [()</w:t>
+      </w:r>
+      <w:proofErr w:type="gramStart"/>
+      <w:r>
+        <w:t>],  [</w:t>
+      </w:r>
+      <w:proofErr w:type="gramEnd"/>
+      <w:r>
+        <w:t>**</w:t>
+      </w:r>
+      <w:proofErr w:type="gramStart"/>
+      <w:r>
+        <w:t>],  [</w:t>
+      </w:r>
+      <w:proofErr w:type="gramEnd"/>
+      <w:r>
+        <w:t xml:space="preserve">*, </w:t>
+      </w:r>
+      <w:proofErr w:type="gramStart"/>
+      <w:r>
+        <w:t>/ ,</w:t>
+      </w:r>
+      <w:proofErr w:type="gramEnd"/>
+      <w:r>
+        <w:t>%</w:t>
+      </w:r>
+      <w:proofErr w:type="gramStart"/>
+      <w:r>
+        <w:t>],  [</w:t>
+      </w:r>
+      <w:proofErr w:type="gramEnd"/>
+      <w:r>
+        <w:t>+, -</w:t>
+      </w:r>
+      <w:proofErr w:type="gramStart"/>
+      <w:r>
+        <w:t>],  [</w:t>
+      </w:r>
+      <w:proofErr w:type="gramEnd"/>
+      <w:r>
+        <w:t>==</w:t>
+      </w:r>
+      <w:proofErr w:type="gramStart"/>
+      <w:r>
+        <w:t>, !</w:t>
+      </w:r>
+      <w:proofErr w:type="gramEnd"/>
+      <w:r>
+        <w:t>=, &gt;, &gt;=, &lt;, &lt;=</w:t>
+      </w:r>
+      <w:proofErr w:type="gramStart"/>
+      <w:r>
+        <w:t>],  [</w:t>
+      </w:r>
+      <w:proofErr w:type="gramEnd"/>
+      <w:r>
+        <w:t>not</w:t>
+      </w:r>
+      <w:proofErr w:type="gramStart"/>
+      <w:r>
+        <w:t>],  [</w:t>
+      </w:r>
+      <w:proofErr w:type="gramEnd"/>
+      <w:r>
+        <w:t>and</w:t>
+      </w:r>
+      <w:proofErr w:type="gramStart"/>
+      <w:r>
+        <w:t>],  [or]  --</w:t>
+      </w:r>
+      <w:proofErr w:type="gramEnd"/>
+      <w:r>
+        <w:t xml:space="preserve"> Same goes left to right</w:t>
       </w:r>
     </w:p>
     <w:p>
@@ -79,16 +151,61 @@
     </w:p>
     <w:p>
       <w:r>
-        <w:t>Functions: built-int (print(), input(), type(), range()), user defined</w:t>
-      </w:r>
-    </w:p>
-    <w:p>
-      <w:r>
-        <w:t xml:space="preserve">Lambda function(used in High Order Functions): lambda </w:t>
-      </w:r>
-      <w:proofErr w:type="spellStart"/>
-      <w:r>
-        <w:t>a,b,c</w:t>
+        <w:t>Functions: built-int (</w:t>
+      </w:r>
+      <w:proofErr w:type="gramStart"/>
+      <w:r>
+        <w:t>print(</w:t>
+      </w:r>
+      <w:proofErr w:type="gramEnd"/>
+      <w:r>
+        <w:t xml:space="preserve">), </w:t>
+      </w:r>
+      <w:proofErr w:type="gramStart"/>
+      <w:r>
+        <w:t>input(</w:t>
+      </w:r>
+      <w:proofErr w:type="gramEnd"/>
+      <w:r>
+        <w:t xml:space="preserve">), </w:t>
+      </w:r>
+      <w:proofErr w:type="gramStart"/>
+      <w:r>
+        <w:t>type(</w:t>
+      </w:r>
+      <w:proofErr w:type="gramEnd"/>
+      <w:r>
+        <w:t xml:space="preserve">), </w:t>
+      </w:r>
+      <w:proofErr w:type="gramStart"/>
+      <w:r>
+        <w:t>range(</w:t>
+      </w:r>
+      <w:proofErr w:type="gramEnd"/>
+      <w:r>
+        <w:t>)), user defined</w:t>
+      </w:r>
+    </w:p>
+    <w:p>
+      <w:r>
+        <w:t xml:space="preserve">Lambda </w:t>
+      </w:r>
+      <w:proofErr w:type="gramStart"/>
+      <w:r>
+        <w:t>function(</w:t>
+      </w:r>
+      <w:proofErr w:type="gramEnd"/>
+      <w:r>
+        <w:t xml:space="preserve">used in High Order Functions): lambda </w:t>
+      </w:r>
+      <w:proofErr w:type="spellStart"/>
+      <w:proofErr w:type="gramStart"/>
+      <w:r>
+        <w:t>a,b</w:t>
+      </w:r>
+      <w:proofErr w:type="gramEnd"/>
+      <w:r>
+        <w:t>,c</w:t>
       </w:r>
       <w:proofErr w:type="spellEnd"/>
       <w:r>
@@ -105,7 +222,15 @@
         <w:t>Strings: Python strings are immutable, Operations -&gt; Slicing, Formatting</w:t>
       </w:r>
       <w:r>
-        <w:t xml:space="preserve"> (“”.format, f”” &lt;- f-strings)</w:t>
+        <w:t xml:space="preserve"> (“</w:t>
+      </w:r>
+      <w:proofErr w:type="gramStart"/>
+      <w:r>
+        <w:t>”.format</w:t>
+      </w:r>
+      <w:proofErr w:type="gramEnd"/>
+      <w:r>
+        <w:t>, f”” &lt;- f-strings)</w:t>
       </w:r>
     </w:p>
     <w:p>
@@ -113,10 +238,12 @@
         <w:t xml:space="preserve">Lists: Python lists are mutable. Methods = </w:t>
       </w:r>
       <w:proofErr w:type="spellStart"/>
+      <w:proofErr w:type="gramStart"/>
       <w:r>
         <w:t>l.append</w:t>
       </w:r>
       <w:proofErr w:type="spellEnd"/>
+      <w:proofErr w:type="gramEnd"/>
       <w:r>
         <w:t>(</w:t>
       </w:r>
@@ -129,10 +256,12 @@
         <w:t xml:space="preserve">), </w:t>
       </w:r>
       <w:proofErr w:type="spellStart"/>
+      <w:proofErr w:type="gramStart"/>
       <w:r>
         <w:t>l.insert</w:t>
       </w:r>
       <w:proofErr w:type="spellEnd"/>
+      <w:proofErr w:type="gramEnd"/>
       <w:r>
         <w:t>(</w:t>
       </w:r>
@@ -153,18 +282,22 @@
         <w:t xml:space="preserve">), </w:t>
       </w:r>
       <w:proofErr w:type="spellStart"/>
+      <w:proofErr w:type="gramStart"/>
       <w:r>
         <w:t>l.sort</w:t>
       </w:r>
       <w:proofErr w:type="spellEnd"/>
+      <w:proofErr w:type="gramEnd"/>
       <w:r>
         <w:t xml:space="preserve">(), </w:t>
       </w:r>
       <w:proofErr w:type="spellStart"/>
+      <w:proofErr w:type="gramStart"/>
       <w:r>
         <w:t>l.reverse</w:t>
       </w:r>
       <w:proofErr w:type="spellEnd"/>
+      <w:proofErr w:type="gramEnd"/>
       <w:r>
         <w:t>()</w:t>
       </w:r>
@@ -174,10 +307,12 @@
         <w:t xml:space="preserve">Tuples: Immutable sequence of values (Imagine as immutable lists), methods = </w:t>
       </w:r>
       <w:proofErr w:type="spellStart"/>
+      <w:proofErr w:type="gramStart"/>
       <w:r>
         <w:t>t.index</w:t>
       </w:r>
       <w:proofErr w:type="spellEnd"/>
+      <w:proofErr w:type="gramEnd"/>
       <w:r>
         <w:t>(</w:t>
       </w:r>
@@ -190,10 +325,12 @@
         <w:t xml:space="preserve">), </w:t>
       </w:r>
       <w:proofErr w:type="spellStart"/>
+      <w:proofErr w:type="gramStart"/>
       <w:r>
         <w:t>t.count</w:t>
       </w:r>
       <w:proofErr w:type="spellEnd"/>
+      <w:proofErr w:type="gramEnd"/>
       <w:r>
         <w:t>(</w:t>
       </w:r>
@@ -225,26 +362,32 @@
         <w:t xml:space="preserve"> Methods = </w:t>
       </w:r>
       <w:proofErr w:type="spellStart"/>
+      <w:proofErr w:type="gramStart"/>
       <w:r>
         <w:t>d.keys</w:t>
       </w:r>
       <w:proofErr w:type="spellEnd"/>
+      <w:proofErr w:type="gramEnd"/>
       <w:r>
         <w:t xml:space="preserve">(), </w:t>
       </w:r>
       <w:proofErr w:type="spellStart"/>
+      <w:proofErr w:type="gramStart"/>
       <w:r>
         <w:t>d.values</w:t>
       </w:r>
       <w:proofErr w:type="spellEnd"/>
+      <w:proofErr w:type="gramEnd"/>
       <w:r>
         <w:t xml:space="preserve">(), </w:t>
       </w:r>
       <w:proofErr w:type="spellStart"/>
+      <w:proofErr w:type="gramStart"/>
       <w:r>
         <w:t>d.items</w:t>
       </w:r>
       <w:proofErr w:type="spellEnd"/>
+      <w:proofErr w:type="gramEnd"/>
       <w:r>
         <w:t xml:space="preserve">(), </w:t>
       </w:r>
@@ -265,10 +408,12 @@
         <w:t xml:space="preserve">), </w:t>
       </w:r>
       <w:proofErr w:type="spellStart"/>
+      <w:proofErr w:type="gramStart"/>
       <w:r>
         <w:t>d.update</w:t>
       </w:r>
       <w:proofErr w:type="spellEnd"/>
+      <w:proofErr w:type="gramEnd"/>
       <w:r>
         <w:t>(</w:t>
       </w:r>
@@ -302,10 +447,12 @@
         <w:t xml:space="preserve">), </w:t>
       </w:r>
       <w:proofErr w:type="spellStart"/>
+      <w:proofErr w:type="gramStart"/>
       <w:r>
         <w:t>s.remove</w:t>
       </w:r>
       <w:proofErr w:type="spellEnd"/>
+      <w:proofErr w:type="gramEnd"/>
       <w:r>
         <w:t>(</w:t>
       </w:r>
@@ -318,41 +465,62 @@
         <w:t xml:space="preserve">), </w:t>
       </w:r>
       <w:proofErr w:type="spellStart"/>
+      <w:proofErr w:type="gramStart"/>
       <w:r>
         <w:t>s.clear</w:t>
       </w:r>
       <w:proofErr w:type="spellEnd"/>
+      <w:proofErr w:type="gramEnd"/>
       <w:r>
         <w:t xml:space="preserve">(), </w:t>
       </w:r>
       <w:proofErr w:type="spellStart"/>
+      <w:proofErr w:type="gramStart"/>
       <w:r>
         <w:t>s.pop</w:t>
       </w:r>
       <w:proofErr w:type="spellEnd"/>
       <w:r>
-        <w:t xml:space="preserve">(), </w:t>
-      </w:r>
-      <w:proofErr w:type="spellStart"/>
+        <w:t>(</w:t>
+      </w:r>
+      <w:proofErr w:type="gramEnd"/>
+      <w:r>
+        <w:t xml:space="preserve">), </w:t>
+      </w:r>
+      <w:proofErr w:type="spellStart"/>
+      <w:proofErr w:type="gramStart"/>
       <w:r>
         <w:t>s.union</w:t>
       </w:r>
       <w:proofErr w:type="spellEnd"/>
+      <w:proofErr w:type="gramEnd"/>
       <w:r>
         <w:t xml:space="preserve">(set2), </w:t>
       </w:r>
       <w:proofErr w:type="spellStart"/>
+      <w:proofErr w:type="gramStart"/>
       <w:r>
         <w:t>s.intersection</w:t>
       </w:r>
       <w:proofErr w:type="spellEnd"/>
+      <w:proofErr w:type="gramEnd"/>
       <w:r>
         <w:t>(set2)</w:t>
       </w:r>
     </w:p>
     <w:p/>
     <w:p>
-      <w:r>
+      <w:pPr>
+        <w:rPr>
+          <w:b/>
+          <w:bCs/>
+        </w:rPr>
+      </w:pPr>
+      <w:r>
+        <w:rPr>
+          <w:b/>
+          <w:bCs/>
+        </w:rPr>
         <w:t>Object Oriented Programming (OOPs)</w:t>
       </w:r>
     </w:p>
@@ -366,12 +534,17 @@
         <w:t xml:space="preserve">Constructor – </w:t>
       </w:r>
       <w:proofErr w:type="spellStart"/>
+      <w:proofErr w:type="gramStart"/>
       <w:r>
         <w:t>init</w:t>
       </w:r>
       <w:proofErr w:type="spellEnd"/>
       <w:r>
-        <w:t>() Method: Default &amp; Parameterised. We can’t create multiple constructors in Python; otherwise, it takes the last one if all are the same, and if different, then it gives errors</w:t>
+        <w:t>(</w:t>
+      </w:r>
+      <w:proofErr w:type="gramEnd"/>
+      <w:r>
+        <w:t>) Method: Default &amp; Parameterised. We can’t create multiple constructors in Python; otherwise, it takes the last one if all are the same, and if different, then it gives errors</w:t>
       </w:r>
     </w:p>
     <w:p>
@@ -419,7 +592,17 @@
     </w:p>
     <w:p/>
     <w:p>
-      <w:r>
+      <w:pPr>
+        <w:rPr>
+          <w:b/>
+          <w:bCs/>
+        </w:rPr>
+      </w:pPr>
+      <w:r>
+        <w:rPr>
+          <w:b/>
+          <w:bCs/>
+        </w:rPr>
         <w:t>File I/O</w:t>
       </w:r>
     </w:p>
@@ -430,23 +613,49 @@
     </w:p>
     <w:p>
       <w:r>
-        <w:t>F = open(“data.txt”, “r”)</w:t>
-      </w:r>
-    </w:p>
-    <w:p>
-      <w:r>
-        <w:t>r (reading [default]), w (writing, truncates file first), x (creates new &amp; open for writing), a (writing, appends at end), b (binary mode), t (text mode [default]), + (opens disk file for update(r &amp; w))</w:t>
-      </w:r>
-    </w:p>
-    <w:p>
-      <w:r>
-        <w:t>with Keyword -&gt; with open(“data.txt”, “r”) as f: print(</w:t>
-      </w:r>
-      <w:proofErr w:type="spellStart"/>
+        <w:t xml:space="preserve">F = </w:t>
+      </w:r>
+      <w:proofErr w:type="gramStart"/>
+      <w:r>
+        <w:t>open(</w:t>
+      </w:r>
+      <w:proofErr w:type="gramEnd"/>
+      <w:r>
+        <w:t>“data.txt”, “r”)</w:t>
+      </w:r>
+    </w:p>
+    <w:p>
+      <w:r>
+        <w:t xml:space="preserve">r (reading [default]), w (writing, truncates file first), x (creates new &amp; open for writing), a (writing, appends at end), b (binary mode), t (text mode [default]), + (opens disk file for </w:t>
+      </w:r>
+      <w:proofErr w:type="gramStart"/>
+      <w:r>
+        <w:t>update(</w:t>
+      </w:r>
+      <w:proofErr w:type="gramEnd"/>
+      <w:r>
+        <w:t>r &amp; w))</w:t>
+      </w:r>
+    </w:p>
+    <w:p>
+      <w:r>
+        <w:t xml:space="preserve">with Keyword -&gt; with </w:t>
+      </w:r>
+      <w:proofErr w:type="gramStart"/>
+      <w:r>
+        <w:t>open(</w:t>
+      </w:r>
+      <w:proofErr w:type="gramEnd"/>
+      <w:r>
+        <w:t>“data.txt”, “r”) as f: print(</w:t>
+      </w:r>
+      <w:proofErr w:type="spellStart"/>
+      <w:proofErr w:type="gramStart"/>
       <w:r>
         <w:t>f.read</w:t>
       </w:r>
       <w:proofErr w:type="spellEnd"/>
+      <w:proofErr w:type="gramEnd"/>
       <w:r>
         <w:t>())</w:t>
       </w:r>
@@ -513,26 +722,32 @@
         <w:t xml:space="preserve">(), </w:t>
       </w:r>
       <w:proofErr w:type="spellStart"/>
+      <w:proofErr w:type="gramStart"/>
       <w:r>
         <w:t>json.dumps</w:t>
       </w:r>
       <w:proofErr w:type="spellEnd"/>
+      <w:proofErr w:type="gramEnd"/>
       <w:r>
         <w:t xml:space="preserve">(), </w:t>
       </w:r>
       <w:proofErr w:type="spellStart"/>
+      <w:proofErr w:type="gramStart"/>
       <w:r>
         <w:t>json.load</w:t>
       </w:r>
       <w:proofErr w:type="spellEnd"/>
+      <w:proofErr w:type="gramEnd"/>
       <w:r>
         <w:t xml:space="preserve">(), </w:t>
       </w:r>
       <w:proofErr w:type="spellStart"/>
+      <w:proofErr w:type="gramStart"/>
       <w:r>
         <w:t>json.dump</w:t>
       </w:r>
       <w:proofErr w:type="spellEnd"/>
+      <w:proofErr w:type="gramEnd"/>
       <w:r>
         <w:t>()</w:t>
       </w:r>
@@ -540,7 +755,21 @@
     <w:p/>
     <w:p/>
     <w:p>
-      <w:r>
+      <w:pPr>
+        <w:rPr>
+          <w:b/>
+          <w:bCs/>
+          <w:sz w:val="28"/>
+          <w:szCs w:val="28"/>
+        </w:rPr>
+      </w:pPr>
+      <w:r>
+        <w:rPr>
+          <w:b/>
+          <w:bCs/>
+          <w:sz w:val="28"/>
+          <w:szCs w:val="28"/>
+        </w:rPr>
         <w:t>DATA</w:t>
       </w:r>
     </w:p>
@@ -567,6 +796,139 @@
       <w:proofErr w:type="spellEnd"/>
       <w:r>
         <w:t>, Pandas, Matplotlib, Seaborn</w:t>
+      </w:r>
+    </w:p>
+    <w:p>
+      <w:r>
+        <w:t>Issues in raw data: data is inconsistent (mixed type), missing data, duplicate data</w:t>
+      </w:r>
+    </w:p>
+    <w:p/>
+    <w:p/>
+    <w:p>
+      <w:pPr>
+        <w:rPr>
+          <w:b/>
+          <w:bCs/>
+          <w:sz w:val="28"/>
+          <w:szCs w:val="28"/>
+        </w:rPr>
+      </w:pPr>
+      <w:r>
+        <w:rPr>
+          <w:b/>
+          <w:bCs/>
+          <w:sz w:val="28"/>
+          <w:szCs w:val="28"/>
+        </w:rPr>
+        <w:t>NumPy</w:t>
+      </w:r>
+    </w:p>
+    <w:p>
+      <w:r>
+        <w:t>Designed for fast numerical computing [n-dimensional array &amp; is not flexible (Homogeneous means only storing a single data type) &amp; optimised with the C language under the hood]</w:t>
+      </w:r>
+    </w:p>
+    <w:p>
+      <w:r>
+        <w:t xml:space="preserve">Python Lists vs </w:t>
+      </w:r>
+      <w:proofErr w:type="spellStart"/>
+      <w:r>
+        <w:t>Numpy</w:t>
+      </w:r>
+      <w:proofErr w:type="spellEnd"/>
+      <w:r>
+        <w:t xml:space="preserve"> Arrays:</w:t>
+      </w:r>
+      <w:r>
+        <w:br/>
+        <w:t xml:space="preserve">  1. NumPy arrays are faster (optimised in C)</w:t>
+      </w:r>
+      <w:r>
+        <w:br/>
+        <w:t xml:space="preserve">  2. NumPy stores data in continuous memory blocks</w:t>
+      </w:r>
+      <w:r>
+        <w:br/>
+      </w:r>
+      <w:r>
+        <w:lastRenderedPageBreak/>
+        <w:t xml:space="preserve">  3. Uses less memory (optimised storage)</w:t>
+      </w:r>
+      <w:r>
+        <w:br/>
+        <w:t xml:space="preserve">  4. Built-in mathematical functions</w:t>
+      </w:r>
+      <w:r>
+        <w:br/>
+        <w:t xml:space="preserve">  5. Supports direct vectorised operations</w:t>
+      </w:r>
+    </w:p>
+    <w:p>
+      <w:r>
+        <w:t>So why is NumPy faster?</w:t>
+      </w:r>
+      <w:r>
+        <w:br/>
+        <w:t xml:space="preserve">  - Homogeneous Data Types and Contiguous Memory</w:t>
+      </w:r>
+      <w:r>
+        <w:br/>
+        <w:t xml:space="preserve">  - Vector Operations &amp; C Implementations</w:t>
+      </w:r>
+      <w:r>
+        <w:br/>
+        <w:t xml:space="preserve">  - Reduced Overhead</w:t>
+      </w:r>
+    </w:p>
+    <w:p>
+      <w:r>
+        <w:t>Operations: Reshaping, Indexing (1D &amp; 2D array), Fancy &amp; Boolean Indexing, Slicing</w:t>
+      </w:r>
+    </w:p>
+    <w:p>
+      <w:r>
+        <w:t xml:space="preserve">Common Data Types: Integers = int32, int64 | Floating point </w:t>
+      </w:r>
+      <w:proofErr w:type="spellStart"/>
+      <w:r>
+        <w:t>nums</w:t>
+      </w:r>
+      <w:proofErr w:type="spellEnd"/>
+      <w:r>
+        <w:t xml:space="preserve"> = float32, float64 | Boolean = bool | Complex </w:t>
+      </w:r>
+      <w:proofErr w:type="spellStart"/>
+      <w:r>
+        <w:t>nums</w:t>
+      </w:r>
+      <w:proofErr w:type="spellEnd"/>
+      <w:r>
+        <w:t xml:space="preserve"> = complex64, complex128 | String = S (byte-str) &amp; U (Unicode-str) | Object = generic python object </w:t>
+      </w:r>
+      <w:r>
+        <w:t>–</w:t>
+      </w:r>
+      <w:r>
+        <w:t xml:space="preserve"> object</w:t>
+      </w:r>
+    </w:p>
+    <w:p>
+      <w:r>
+        <w:t>Vectorization &amp; Broadcasting (Scaling our arrays without using extra memory)</w:t>
+      </w:r>
+      <w:r>
+        <w:br/>
+        <w:t xml:space="preserve">General broadcasting rule – when operating on two arrays, NumPy compares their shapes element-wise. It starts with the </w:t>
+      </w:r>
+      <w:proofErr w:type="gramStart"/>
+      <w:r>
+        <w:t>trailing(</w:t>
+      </w:r>
+      <w:proofErr w:type="gramEnd"/>
+      <w:r>
+        <w:t>i.e. rightmost) dimension and works its way left. Two dimensions are compatible when they are equal, or one of them is 1.</w:t>
       </w:r>
     </w:p>
     <w:p>
@@ -576,7 +938,282 @@
         </w:rPr>
       </w:pPr>
       <w:r>
-        <w:t>Issues in raw data: data is inconsistent (mixed type), missing data, duplicate data</w:t>
+        <w:t>Vector Normalization (Normalizing an array means transforming its values so they fit into a specific scale or range)</w:t>
+      </w:r>
+      <w:r>
+        <w:t xml:space="preserve"> – Standard Normalization = </w:t>
+      </w:r>
+      <w:r>
+        <w:t>(</w:t>
+      </w:r>
+      <w:proofErr w:type="spellStart"/>
+      <w:r>
+        <w:t>arr</w:t>
+      </w:r>
+      <w:proofErr w:type="spellEnd"/>
+      <w:r>
+        <w:t xml:space="preserve"> – </w:t>
+      </w:r>
+      <w:r>
+        <w:t>mean</w:t>
+      </w:r>
+      <w:r>
+        <w:t>)</w:t>
+      </w:r>
+      <w:r>
+        <w:t xml:space="preserve"> / standard deviation, std dev = </w:t>
+      </w:r>
+      <w:r>
+        <w:t>(</w:t>
+      </w:r>
+      <w:proofErr w:type="gramStart"/>
+      <w:r>
+        <w:t>sum(</w:t>
+      </w:r>
+      <w:proofErr w:type="gramEnd"/>
+      <w:r>
+        <w:t xml:space="preserve">vali - </w:t>
+      </w:r>
+      <w:proofErr w:type="gramStart"/>
+      <w:r>
+        <w:t>mean)^</w:t>
+      </w:r>
+      <w:proofErr w:type="gramEnd"/>
+      <w:r>
+        <w:t xml:space="preserve">2 / </w:t>
+      </w:r>
+      <w:proofErr w:type="gramStart"/>
+      <w:r>
+        <w:t>N</w:t>
+      </w:r>
+      <w:r>
+        <w:t>)^</w:t>
+      </w:r>
+      <w:proofErr w:type="gramEnd"/>
+      <w:r>
+        <w:t>(1/2)</w:t>
+      </w:r>
+      <w:r>
+        <w:t xml:space="preserve">, var = (std </w:t>
+      </w:r>
+      <w:proofErr w:type="gramStart"/>
+      <w:r>
+        <w:t>dev)^</w:t>
+      </w:r>
+      <w:proofErr w:type="gramEnd"/>
+      <w:r>
+        <w:t>2</w:t>
+      </w:r>
+    </w:p>
+    <w:p>
+      <w:r>
+        <w:t>Important Mathematical Functions</w:t>
+      </w:r>
+      <w:r>
+        <w:br/>
+        <w:t xml:space="preserve">1) Aggregation: </w:t>
+      </w:r>
+      <w:proofErr w:type="gramStart"/>
+      <w:r>
+        <w:t>sum(</w:t>
+      </w:r>
+      <w:proofErr w:type="gramEnd"/>
+      <w:r>
+        <w:t xml:space="preserve">), </w:t>
+      </w:r>
+      <w:proofErr w:type="gramStart"/>
+      <w:r>
+        <w:t>prod(</w:t>
+      </w:r>
+      <w:proofErr w:type="gramEnd"/>
+      <w:r>
+        <w:t xml:space="preserve">), </w:t>
+      </w:r>
+      <w:proofErr w:type="gramStart"/>
+      <w:r>
+        <w:t>min(</w:t>
+      </w:r>
+      <w:proofErr w:type="gramEnd"/>
+      <w:r>
+        <w:t xml:space="preserve">), </w:t>
+      </w:r>
+      <w:proofErr w:type="gramStart"/>
+      <w:r>
+        <w:t>max(</w:t>
+      </w:r>
+      <w:proofErr w:type="gramEnd"/>
+      <w:r>
+        <w:t xml:space="preserve">), </w:t>
+      </w:r>
+      <w:proofErr w:type="gramStart"/>
+      <w:r>
+        <w:t>mean(</w:t>
+      </w:r>
+      <w:proofErr w:type="gramEnd"/>
+      <w:r>
+        <w:t xml:space="preserve">), </w:t>
+      </w:r>
+      <w:proofErr w:type="gramStart"/>
+      <w:r>
+        <w:t>std(</w:t>
+      </w:r>
+      <w:proofErr w:type="gramEnd"/>
+      <w:r>
+        <w:t xml:space="preserve">), </w:t>
+      </w:r>
+      <w:proofErr w:type="gramStart"/>
+      <w:r>
+        <w:t>var(</w:t>
+      </w:r>
+      <w:proofErr w:type="gramEnd"/>
+      <w:r>
+        <w:t xml:space="preserve">), </w:t>
+      </w:r>
+      <w:proofErr w:type="gramStart"/>
+      <w:r>
+        <w:t>median(</w:t>
+      </w:r>
+      <w:proofErr w:type="gramEnd"/>
+      <w:r>
+        <w:t xml:space="preserve">), </w:t>
+      </w:r>
+      <w:proofErr w:type="spellStart"/>
+      <w:proofErr w:type="gramStart"/>
+      <w:r>
+        <w:t>argmin</w:t>
+      </w:r>
+      <w:proofErr w:type="spellEnd"/>
+      <w:r>
+        <w:t>(</w:t>
+      </w:r>
+      <w:proofErr w:type="gramEnd"/>
+      <w:r>
+        <w:t xml:space="preserve">), </w:t>
+      </w:r>
+      <w:proofErr w:type="gramStart"/>
+      <w:r>
+        <w:t>argmax(</w:t>
+      </w:r>
+      <w:proofErr w:type="gramEnd"/>
+      <w:r>
+        <w:t>)</w:t>
+      </w:r>
+      <w:r>
+        <w:br/>
+        <w:t xml:space="preserve">2) Power: </w:t>
+      </w:r>
+      <w:proofErr w:type="gramStart"/>
+      <w:r>
+        <w:t>square(</w:t>
+      </w:r>
+      <w:proofErr w:type="gramEnd"/>
+      <w:r>
+        <w:t xml:space="preserve">), </w:t>
+      </w:r>
+      <w:proofErr w:type="gramStart"/>
+      <w:r>
+        <w:t>sqrt(</w:t>
+      </w:r>
+      <w:proofErr w:type="gramEnd"/>
+      <w:r>
+        <w:t xml:space="preserve">), </w:t>
+      </w:r>
+      <w:proofErr w:type="gramStart"/>
+      <w:r>
+        <w:t>pow(</w:t>
+      </w:r>
+      <w:proofErr w:type="gramEnd"/>
+      <w:r>
+        <w:t>a, b)</w:t>
+      </w:r>
+      <w:r>
+        <w:br/>
+        <w:t xml:space="preserve">3) Log &amp; Exponential: </w:t>
+      </w:r>
+      <w:proofErr w:type="gramStart"/>
+      <w:r>
+        <w:t>log(</w:t>
+      </w:r>
+      <w:proofErr w:type="gramEnd"/>
+      <w:r>
+        <w:t xml:space="preserve">), log10(), log2(), </w:t>
+      </w:r>
+      <w:proofErr w:type="gramStart"/>
+      <w:r>
+        <w:t>exp(</w:t>
+      </w:r>
+      <w:proofErr w:type="gramEnd"/>
+      <w:r>
+        <w:t>)</w:t>
+      </w:r>
+      <w:r>
+        <w:br/>
+        <w:t xml:space="preserve">4) Rounding: </w:t>
+      </w:r>
+      <w:proofErr w:type="gramStart"/>
+      <w:r>
+        <w:t>round(</w:t>
+      </w:r>
+      <w:proofErr w:type="gramEnd"/>
+      <w:r>
+        <w:t xml:space="preserve">), </w:t>
+      </w:r>
+      <w:proofErr w:type="gramStart"/>
+      <w:r>
+        <w:t>floor(</w:t>
+      </w:r>
+      <w:proofErr w:type="gramEnd"/>
+      <w:r>
+        <w:t xml:space="preserve">), </w:t>
+      </w:r>
+      <w:proofErr w:type="gramStart"/>
+      <w:r>
+        <w:t>ceil(</w:t>
+      </w:r>
+      <w:proofErr w:type="gramEnd"/>
+      <w:r>
+        <w:t xml:space="preserve">), </w:t>
+      </w:r>
+      <w:proofErr w:type="spellStart"/>
+      <w:proofErr w:type="gramStart"/>
+      <w:r>
+        <w:t>trunc</w:t>
+      </w:r>
+      <w:proofErr w:type="spellEnd"/>
+      <w:r>
+        <w:t>(</w:t>
+      </w:r>
+      <w:proofErr w:type="gramEnd"/>
+      <w:r>
+        <w:t>)</w:t>
+      </w:r>
+      <w:r>
+        <w:br/>
+        <w:t xml:space="preserve">5) EXTRAS: </w:t>
+      </w:r>
+      <w:proofErr w:type="gramStart"/>
+      <w:r>
+        <w:t>unique(</w:t>
+      </w:r>
+      <w:proofErr w:type="gramEnd"/>
+      <w:r>
+        <w:t xml:space="preserve">), </w:t>
+      </w:r>
+      <w:proofErr w:type="gramStart"/>
+      <w:r>
+        <w:t>sort(</w:t>
+      </w:r>
+      <w:proofErr w:type="gramEnd"/>
+      <w:r>
+        <w:t xml:space="preserve">), </w:t>
+      </w:r>
+      <w:proofErr w:type="gramStart"/>
+      <w:r>
+        <w:t>abs(</w:t>
+      </w:r>
+      <w:proofErr w:type="gramEnd"/>
+      <w:r>
+        <w:t>)</w:t>
       </w:r>
     </w:p>
     <w:sectPr>

--- a/Lectures/Notes.docx
+++ b/Lectures/Notes.docx
@@ -48,79 +48,7 @@
       </w:r>
       <w:proofErr w:type="spellEnd"/>
       <w:r>
-        <w:t>: [()</w:t>
-      </w:r>
-      <w:proofErr w:type="gramStart"/>
-      <w:r>
-        <w:t>],  [</w:t>
-      </w:r>
-      <w:proofErr w:type="gramEnd"/>
-      <w:r>
-        <w:t>**</w:t>
-      </w:r>
-      <w:proofErr w:type="gramStart"/>
-      <w:r>
-        <w:t>],  [</w:t>
-      </w:r>
-      <w:proofErr w:type="gramEnd"/>
-      <w:r>
-        <w:t xml:space="preserve">*, </w:t>
-      </w:r>
-      <w:proofErr w:type="gramStart"/>
-      <w:r>
-        <w:t>/ ,</w:t>
-      </w:r>
-      <w:proofErr w:type="gramEnd"/>
-      <w:r>
-        <w:t>%</w:t>
-      </w:r>
-      <w:proofErr w:type="gramStart"/>
-      <w:r>
-        <w:t>],  [</w:t>
-      </w:r>
-      <w:proofErr w:type="gramEnd"/>
-      <w:r>
-        <w:t>+, -</w:t>
-      </w:r>
-      <w:proofErr w:type="gramStart"/>
-      <w:r>
-        <w:t>],  [</w:t>
-      </w:r>
-      <w:proofErr w:type="gramEnd"/>
-      <w:r>
-        <w:t>==</w:t>
-      </w:r>
-      <w:proofErr w:type="gramStart"/>
-      <w:r>
-        <w:t>, !</w:t>
-      </w:r>
-      <w:proofErr w:type="gramEnd"/>
-      <w:r>
-        <w:t>=, &gt;, &gt;=, &lt;, &lt;=</w:t>
-      </w:r>
-      <w:proofErr w:type="gramStart"/>
-      <w:r>
-        <w:t>],  [</w:t>
-      </w:r>
-      <w:proofErr w:type="gramEnd"/>
-      <w:r>
-        <w:t>not</w:t>
-      </w:r>
-      <w:proofErr w:type="gramStart"/>
-      <w:r>
-        <w:t>],  [</w:t>
-      </w:r>
-      <w:proofErr w:type="gramEnd"/>
-      <w:r>
-        <w:t>and</w:t>
-      </w:r>
-      <w:proofErr w:type="gramStart"/>
-      <w:r>
-        <w:t>],  [or]  --</w:t>
-      </w:r>
-      <w:proofErr w:type="gramEnd"/>
-      <w:r>
-        <w:t xml:space="preserve"> Same goes left to right</w:t>
+        <w:t>: [()],  [**],  [*, / ,%],  [+, -],  [==, !=, &gt;, &gt;=, &lt;, &lt;=],  [not],  [and],  [or]  -- Same goes left to right</w:t>
       </w:r>
     </w:p>
     <w:p>
@@ -151,99 +79,121 @@
     </w:p>
     <w:p>
       <w:r>
-        <w:t>Functions: built-int (</w:t>
-      </w:r>
-      <w:proofErr w:type="gramStart"/>
-      <w:r>
-        <w:t>print(</w:t>
-      </w:r>
-      <w:proofErr w:type="gramEnd"/>
+        <w:t>Functions: built-int (print(), input(), type(), range()), user defined</w:t>
+      </w:r>
+    </w:p>
+    <w:p>
+      <w:r>
+        <w:t xml:space="preserve">Lambda function(used in High Order Functions): lambda </w:t>
+      </w:r>
+      <w:proofErr w:type="spellStart"/>
+      <w:r>
+        <w:t>a,b,c</w:t>
+      </w:r>
+      <w:proofErr w:type="spellEnd"/>
+      <w:r>
+        <w:t xml:space="preserve">: </w:t>
+      </w:r>
+      <w:proofErr w:type="spellStart"/>
+      <w:r>
+        <w:t>a+b+c</w:t>
+      </w:r>
+      <w:proofErr w:type="spellEnd"/>
+    </w:p>
+    <w:p>
+      <w:r>
+        <w:t>Strings: Python strings are immutable, Operations -&gt; Slicing, Formatting</w:t>
+      </w:r>
+      <w:r>
+        <w:t xml:space="preserve"> (“”.format, f”” &lt;- f-strings)</w:t>
+      </w:r>
+    </w:p>
+    <w:p>
+      <w:r>
+        <w:t xml:space="preserve">Lists: Python lists are mutable. Methods = </w:t>
+      </w:r>
+      <w:proofErr w:type="spellStart"/>
+      <w:r>
+        <w:t>l.append</w:t>
+      </w:r>
+      <w:proofErr w:type="spellEnd"/>
+      <w:r>
+        <w:t>(</w:t>
+      </w:r>
+      <w:proofErr w:type="spellStart"/>
+      <w:r>
+        <w:t>val</w:t>
+      </w:r>
+      <w:proofErr w:type="spellEnd"/>
       <w:r>
         <w:t xml:space="preserve">), </w:t>
       </w:r>
-      <w:proofErr w:type="gramStart"/>
-      <w:r>
-        <w:t>input(</w:t>
-      </w:r>
-      <w:proofErr w:type="gramEnd"/>
+      <w:proofErr w:type="spellStart"/>
+      <w:r>
+        <w:t>l.insert</w:t>
+      </w:r>
+      <w:proofErr w:type="spellEnd"/>
+      <w:r>
+        <w:t>(</w:t>
+      </w:r>
+      <w:proofErr w:type="spellStart"/>
+      <w:r>
+        <w:t>idx</w:t>
+      </w:r>
+      <w:proofErr w:type="spellEnd"/>
+      <w:r>
+        <w:t xml:space="preserve">, </w:t>
+      </w:r>
+      <w:proofErr w:type="spellStart"/>
+      <w:r>
+        <w:t>val</w:t>
+      </w:r>
+      <w:proofErr w:type="spellEnd"/>
       <w:r>
         <w:t xml:space="preserve">), </w:t>
       </w:r>
-      <w:proofErr w:type="gramStart"/>
-      <w:r>
-        <w:t>type(</w:t>
-      </w:r>
-      <w:proofErr w:type="gramEnd"/>
+      <w:proofErr w:type="spellStart"/>
+      <w:r>
+        <w:t>l.sort</w:t>
+      </w:r>
+      <w:proofErr w:type="spellEnd"/>
+      <w:r>
+        <w:t xml:space="preserve">(), </w:t>
+      </w:r>
+      <w:proofErr w:type="spellStart"/>
+      <w:r>
+        <w:t>l.reverse</w:t>
+      </w:r>
+      <w:proofErr w:type="spellEnd"/>
+      <w:r>
+        <w:t>()</w:t>
+      </w:r>
+    </w:p>
+    <w:p>
+      <w:r>
+        <w:t xml:space="preserve">Tuples: Immutable sequence of values (Imagine as immutable lists), methods = </w:t>
+      </w:r>
+      <w:proofErr w:type="spellStart"/>
+      <w:r>
+        <w:t>t.index</w:t>
+      </w:r>
+      <w:proofErr w:type="spellEnd"/>
+      <w:r>
+        <w:t>(</w:t>
+      </w:r>
+      <w:proofErr w:type="spellStart"/>
+      <w:r>
+        <w:t>val</w:t>
+      </w:r>
+      <w:proofErr w:type="spellEnd"/>
       <w:r>
         <w:t xml:space="preserve">), </w:t>
       </w:r>
-      <w:proofErr w:type="gramStart"/>
-      <w:r>
-        <w:t>range(</w:t>
-      </w:r>
-      <w:proofErr w:type="gramEnd"/>
-      <w:r>
-        <w:t>)), user defined</w:t>
-      </w:r>
-    </w:p>
-    <w:p>
-      <w:r>
-        <w:t xml:space="preserve">Lambda </w:t>
-      </w:r>
-      <w:proofErr w:type="gramStart"/>
-      <w:r>
-        <w:t>function(</w:t>
-      </w:r>
-      <w:proofErr w:type="gramEnd"/>
-      <w:r>
-        <w:t xml:space="preserve">used in High Order Functions): lambda </w:t>
-      </w:r>
-      <w:proofErr w:type="spellStart"/>
-      <w:proofErr w:type="gramStart"/>
-      <w:r>
-        <w:t>a,b</w:t>
-      </w:r>
-      <w:proofErr w:type="gramEnd"/>
-      <w:r>
-        <w:t>,c</w:t>
-      </w:r>
-      <w:proofErr w:type="spellEnd"/>
-      <w:r>
-        <w:t xml:space="preserve">: </w:t>
-      </w:r>
-      <w:proofErr w:type="spellStart"/>
-      <w:r>
-        <w:t>a+b+c</w:t>
-      </w:r>
-      <w:proofErr w:type="spellEnd"/>
-    </w:p>
-    <w:p>
-      <w:r>
-        <w:t>Strings: Python strings are immutable, Operations -&gt; Slicing, Formatting</w:t>
-      </w:r>
-      <w:r>
-        <w:t xml:space="preserve"> (“</w:t>
-      </w:r>
-      <w:proofErr w:type="gramStart"/>
-      <w:r>
-        <w:t>”.format</w:t>
-      </w:r>
-      <w:proofErr w:type="gramEnd"/>
-      <w:r>
-        <w:t>, f”” &lt;- f-strings)</w:t>
-      </w:r>
-    </w:p>
-    <w:p>
-      <w:r>
-        <w:t xml:space="preserve">Lists: Python lists are mutable. Methods = </w:t>
-      </w:r>
-      <w:proofErr w:type="spellStart"/>
-      <w:proofErr w:type="gramStart"/>
-      <w:r>
-        <w:t>l.append</w:t>
-      </w:r>
-      <w:proofErr w:type="spellEnd"/>
-      <w:proofErr w:type="gramEnd"/>
+      <w:proofErr w:type="spellStart"/>
+      <w:r>
+        <w:t>t.count</w:t>
+      </w:r>
+      <w:proofErr w:type="spellEnd"/>
       <w:r>
         <w:t>(</w:t>
       </w:r>
@@ -253,25 +203,95 @@
       </w:r>
       <w:proofErr w:type="spellEnd"/>
       <w:r>
+        <w:t>)</w:t>
+      </w:r>
+    </w:p>
+    <w:p>
+      <w:r>
+        <w:t xml:space="preserve">Dictionary: </w:t>
+      </w:r>
+      <w:proofErr w:type="spellStart"/>
+      <w:r>
+        <w:t>key:value</w:t>
+      </w:r>
+      <w:proofErr w:type="spellEnd"/>
+      <w:r>
+        <w:t xml:space="preserve"> pairs &amp; Python dictionaries are mutable</w:t>
+      </w:r>
+      <w:r>
+        <w:t>.</w:t>
+      </w:r>
+      <w:r>
+        <w:t xml:space="preserve"> Methods = </w:t>
+      </w:r>
+      <w:proofErr w:type="spellStart"/>
+      <w:r>
+        <w:t>d.keys</w:t>
+      </w:r>
+      <w:proofErr w:type="spellEnd"/>
+      <w:r>
+        <w:t xml:space="preserve">(), </w:t>
+      </w:r>
+      <w:proofErr w:type="spellStart"/>
+      <w:r>
+        <w:t>d.values</w:t>
+      </w:r>
+      <w:proofErr w:type="spellEnd"/>
+      <w:r>
+        <w:t xml:space="preserve">(), </w:t>
+      </w:r>
+      <w:proofErr w:type="spellStart"/>
+      <w:r>
+        <w:t>d.items</w:t>
+      </w:r>
+      <w:proofErr w:type="spellEnd"/>
+      <w:r>
+        <w:t xml:space="preserve">(), </w:t>
+      </w:r>
+      <w:proofErr w:type="spellStart"/>
+      <w:r>
+        <w:t>d.get</w:t>
+      </w:r>
+      <w:proofErr w:type="spellEnd"/>
+      <w:r>
+        <w:t>(</w:t>
+      </w:r>
+      <w:proofErr w:type="spellStart"/>
+      <w:r>
+        <w:t>val</w:t>
+      </w:r>
+      <w:proofErr w:type="spellEnd"/>
+      <w:r>
         <w:t xml:space="preserve">), </w:t>
       </w:r>
       <w:proofErr w:type="spellStart"/>
-      <w:proofErr w:type="gramStart"/>
-      <w:r>
-        <w:t>l.insert</w:t>
-      </w:r>
-      <w:proofErr w:type="spellEnd"/>
-      <w:proofErr w:type="gramEnd"/>
+      <w:r>
+        <w:t>d.update</w:t>
+      </w:r>
+      <w:proofErr w:type="spellEnd"/>
       <w:r>
         <w:t>(</w:t>
       </w:r>
       <w:proofErr w:type="spellStart"/>
       <w:r>
-        <w:t>idx</w:t>
-      </w:r>
-      <w:proofErr w:type="spellEnd"/>
-      <w:r>
-        <w:t xml:space="preserve">, </w:t>
+        <w:t>new_item</w:t>
+      </w:r>
+      <w:proofErr w:type="spellEnd"/>
+      <w:r>
+        <w:t>)</w:t>
+      </w:r>
+    </w:p>
+    <w:p>
+      <w:r>
+        <w:t xml:space="preserve">Sets: Collection of unique elements. Sets can be mutable, but their elements should be immutable (Lists &amp; Dictionaries can’t be elements of a set). Methods = </w:t>
+      </w:r>
+      <w:proofErr w:type="spellStart"/>
+      <w:r>
+        <w:t>s.add</w:t>
+      </w:r>
+      <w:proofErr w:type="spellEnd"/>
+      <w:r>
+        <w:t>(</w:t>
       </w:r>
       <w:proofErr w:type="spellStart"/>
       <w:r>
@@ -282,228 +302,50 @@
         <w:t xml:space="preserve">), </w:t>
       </w:r>
       <w:proofErr w:type="spellStart"/>
-      <w:proofErr w:type="gramStart"/>
-      <w:r>
-        <w:t>l.sort</w:t>
-      </w:r>
-      <w:proofErr w:type="spellEnd"/>
-      <w:proofErr w:type="gramEnd"/>
+      <w:r>
+        <w:t>s.remove</w:t>
+      </w:r>
+      <w:proofErr w:type="spellEnd"/>
+      <w:r>
+        <w:t>(</w:t>
+      </w:r>
+      <w:proofErr w:type="spellStart"/>
+      <w:r>
+        <w:t>val</w:t>
+      </w:r>
+      <w:proofErr w:type="spellEnd"/>
+      <w:r>
+        <w:t xml:space="preserve">), </w:t>
+      </w:r>
+      <w:proofErr w:type="spellStart"/>
+      <w:r>
+        <w:t>s.clear</w:t>
+      </w:r>
+      <w:proofErr w:type="spellEnd"/>
       <w:r>
         <w:t xml:space="preserve">(), </w:t>
       </w:r>
       <w:proofErr w:type="spellStart"/>
-      <w:proofErr w:type="gramStart"/>
-      <w:r>
-        <w:t>l.reverse</w:t>
-      </w:r>
-      <w:proofErr w:type="spellEnd"/>
-      <w:proofErr w:type="gramEnd"/>
-      <w:r>
-        <w:t>()</w:t>
-      </w:r>
-    </w:p>
-    <w:p>
-      <w:r>
-        <w:t xml:space="preserve">Tuples: Immutable sequence of values (Imagine as immutable lists), methods = </w:t>
-      </w:r>
-      <w:proofErr w:type="spellStart"/>
-      <w:proofErr w:type="gramStart"/>
-      <w:r>
-        <w:t>t.index</w:t>
-      </w:r>
-      <w:proofErr w:type="spellEnd"/>
-      <w:proofErr w:type="gramEnd"/>
-      <w:r>
-        <w:t>(</w:t>
-      </w:r>
-      <w:proofErr w:type="spellStart"/>
-      <w:r>
-        <w:t>val</w:t>
-      </w:r>
-      <w:proofErr w:type="spellEnd"/>
-      <w:r>
-        <w:t xml:space="preserve">), </w:t>
-      </w:r>
-      <w:proofErr w:type="spellStart"/>
-      <w:proofErr w:type="gramStart"/>
-      <w:r>
-        <w:t>t.count</w:t>
-      </w:r>
-      <w:proofErr w:type="spellEnd"/>
-      <w:proofErr w:type="gramEnd"/>
-      <w:r>
-        <w:t>(</w:t>
-      </w:r>
-      <w:proofErr w:type="spellStart"/>
-      <w:r>
-        <w:t>val</w:t>
-      </w:r>
-      <w:proofErr w:type="spellEnd"/>
-      <w:r>
-        <w:t>)</w:t>
-      </w:r>
-    </w:p>
-    <w:p>
-      <w:r>
-        <w:t xml:space="preserve">Dictionary: </w:t>
-      </w:r>
-      <w:proofErr w:type="spellStart"/>
-      <w:r>
-        <w:t>key:value</w:t>
-      </w:r>
-      <w:proofErr w:type="spellEnd"/>
-      <w:r>
-        <w:t xml:space="preserve"> pairs &amp; Python dictionaries are mutable</w:t>
-      </w:r>
-      <w:r>
-        <w:t>.</w:t>
-      </w:r>
-      <w:r>
-        <w:t xml:space="preserve"> Methods = </w:t>
-      </w:r>
-      <w:proofErr w:type="spellStart"/>
-      <w:proofErr w:type="gramStart"/>
-      <w:r>
-        <w:t>d.keys</w:t>
-      </w:r>
-      <w:proofErr w:type="spellEnd"/>
-      <w:proofErr w:type="gramEnd"/>
+      <w:r>
+        <w:t>s.pop</w:t>
+      </w:r>
+      <w:proofErr w:type="spellEnd"/>
       <w:r>
         <w:t xml:space="preserve">(), </w:t>
       </w:r>
       <w:proofErr w:type="spellStart"/>
-      <w:proofErr w:type="gramStart"/>
-      <w:r>
-        <w:t>d.values</w:t>
-      </w:r>
-      <w:proofErr w:type="spellEnd"/>
-      <w:proofErr w:type="gramEnd"/>
-      <w:r>
-        <w:t xml:space="preserve">(), </w:t>
-      </w:r>
-      <w:proofErr w:type="spellStart"/>
-      <w:proofErr w:type="gramStart"/>
-      <w:r>
-        <w:t>d.items</w:t>
-      </w:r>
-      <w:proofErr w:type="spellEnd"/>
-      <w:proofErr w:type="gramEnd"/>
-      <w:r>
-        <w:t xml:space="preserve">(), </w:t>
-      </w:r>
-      <w:proofErr w:type="spellStart"/>
-      <w:r>
-        <w:t>d.get</w:t>
-      </w:r>
-      <w:proofErr w:type="spellEnd"/>
-      <w:r>
-        <w:t>(</w:t>
-      </w:r>
-      <w:proofErr w:type="spellStart"/>
-      <w:r>
-        <w:t>val</w:t>
-      </w:r>
-      <w:proofErr w:type="spellEnd"/>
-      <w:r>
-        <w:t xml:space="preserve">), </w:t>
-      </w:r>
-      <w:proofErr w:type="spellStart"/>
-      <w:proofErr w:type="gramStart"/>
-      <w:r>
-        <w:t>d.update</w:t>
-      </w:r>
-      <w:proofErr w:type="spellEnd"/>
-      <w:proofErr w:type="gramEnd"/>
-      <w:r>
-        <w:t>(</w:t>
-      </w:r>
-      <w:proofErr w:type="spellStart"/>
-      <w:r>
-        <w:t>new_item</w:t>
-      </w:r>
-      <w:proofErr w:type="spellEnd"/>
-      <w:r>
-        <w:t>)</w:t>
-      </w:r>
-    </w:p>
-    <w:p>
-      <w:r>
-        <w:t xml:space="preserve">Sets: Collection of unique elements. Sets can be mutable, but their elements should be immutable (Lists &amp; Dictionaries can’t be elements of a set). Methods = </w:t>
-      </w:r>
-      <w:proofErr w:type="spellStart"/>
-      <w:r>
-        <w:t>s.add</w:t>
-      </w:r>
-      <w:proofErr w:type="spellEnd"/>
-      <w:r>
-        <w:t>(</w:t>
-      </w:r>
-      <w:proofErr w:type="spellStart"/>
-      <w:r>
-        <w:t>val</w:t>
-      </w:r>
-      <w:proofErr w:type="spellEnd"/>
-      <w:r>
-        <w:t xml:space="preserve">), </w:t>
-      </w:r>
-      <w:proofErr w:type="spellStart"/>
-      <w:proofErr w:type="gramStart"/>
-      <w:r>
-        <w:t>s.remove</w:t>
-      </w:r>
-      <w:proofErr w:type="spellEnd"/>
-      <w:proofErr w:type="gramEnd"/>
-      <w:r>
-        <w:t>(</w:t>
-      </w:r>
-      <w:proofErr w:type="spellStart"/>
-      <w:r>
-        <w:t>val</w:t>
-      </w:r>
-      <w:proofErr w:type="spellEnd"/>
-      <w:r>
-        <w:t xml:space="preserve">), </w:t>
-      </w:r>
-      <w:proofErr w:type="spellStart"/>
-      <w:proofErr w:type="gramStart"/>
-      <w:r>
-        <w:t>s.clear</w:t>
-      </w:r>
-      <w:proofErr w:type="spellEnd"/>
-      <w:proofErr w:type="gramEnd"/>
-      <w:r>
-        <w:t xml:space="preserve">(), </w:t>
-      </w:r>
-      <w:proofErr w:type="spellStart"/>
-      <w:proofErr w:type="gramStart"/>
-      <w:r>
-        <w:t>s.pop</w:t>
-      </w:r>
-      <w:proofErr w:type="spellEnd"/>
-      <w:r>
-        <w:t>(</w:t>
-      </w:r>
-      <w:proofErr w:type="gramEnd"/>
-      <w:r>
-        <w:t xml:space="preserve">), </w:t>
-      </w:r>
-      <w:proofErr w:type="spellStart"/>
-      <w:proofErr w:type="gramStart"/>
       <w:r>
         <w:t>s.union</w:t>
       </w:r>
       <w:proofErr w:type="spellEnd"/>
-      <w:proofErr w:type="gramEnd"/>
       <w:r>
         <w:t xml:space="preserve">(set2), </w:t>
       </w:r>
       <w:proofErr w:type="spellStart"/>
-      <w:proofErr w:type="gramStart"/>
       <w:r>
         <w:t>s.intersection</w:t>
       </w:r>
       <w:proofErr w:type="spellEnd"/>
-      <w:proofErr w:type="gramEnd"/>
       <w:r>
         <w:t>(set2)</w:t>
       </w:r>
@@ -534,17 +376,12 @@
         <w:t xml:space="preserve">Constructor – </w:t>
       </w:r>
       <w:proofErr w:type="spellStart"/>
-      <w:proofErr w:type="gramStart"/>
       <w:r>
         <w:t>init</w:t>
       </w:r>
       <w:proofErr w:type="spellEnd"/>
       <w:r>
-        <w:t>(</w:t>
-      </w:r>
-      <w:proofErr w:type="gramEnd"/>
-      <w:r>
-        <w:t>) Method: Default &amp; Parameterised. We can’t create multiple constructors in Python; otherwise, it takes the last one if all are the same, and if different, then it gives errors</w:t>
+        <w:t>() Method: Default &amp; Parameterised. We can’t create multiple constructors in Python; otherwise, it takes the last one if all are the same, and if different, then it gives errors</w:t>
       </w:r>
     </w:p>
     <w:p>
@@ -613,49 +450,23 @@
     </w:p>
     <w:p>
       <w:r>
-        <w:t xml:space="preserve">F = </w:t>
-      </w:r>
-      <w:proofErr w:type="gramStart"/>
-      <w:r>
-        <w:t>open(</w:t>
-      </w:r>
-      <w:proofErr w:type="gramEnd"/>
-      <w:r>
-        <w:t>“data.txt”, “r”)</w:t>
-      </w:r>
-    </w:p>
-    <w:p>
-      <w:r>
-        <w:t xml:space="preserve">r (reading [default]), w (writing, truncates file first), x (creates new &amp; open for writing), a (writing, appends at end), b (binary mode), t (text mode [default]), + (opens disk file for </w:t>
-      </w:r>
-      <w:proofErr w:type="gramStart"/>
-      <w:r>
-        <w:t>update(</w:t>
-      </w:r>
-      <w:proofErr w:type="gramEnd"/>
-      <w:r>
-        <w:t>r &amp; w))</w:t>
-      </w:r>
-    </w:p>
-    <w:p>
-      <w:r>
-        <w:t xml:space="preserve">with Keyword -&gt; with </w:t>
-      </w:r>
-      <w:proofErr w:type="gramStart"/>
-      <w:r>
-        <w:t>open(</w:t>
-      </w:r>
-      <w:proofErr w:type="gramEnd"/>
-      <w:r>
-        <w:t>“data.txt”, “r”) as f: print(</w:t>
-      </w:r>
-      <w:proofErr w:type="spellStart"/>
-      <w:proofErr w:type="gramStart"/>
+        <w:t>F = open(“data.txt”, “r”)</w:t>
+      </w:r>
+    </w:p>
+    <w:p>
+      <w:r>
+        <w:t>r (reading [default]), w (writing, truncates file first), x (creates new &amp; open for writing), a (writing, appends at end), b (binary mode), t (text mode [default]), + (opens disk file for update(r &amp; w))</w:t>
+      </w:r>
+    </w:p>
+    <w:p>
+      <w:r>
+        <w:t>with Keyword -&gt; with open(“data.txt”, “r”) as f: print(</w:t>
+      </w:r>
+      <w:proofErr w:type="spellStart"/>
       <w:r>
         <w:t>f.read</w:t>
       </w:r>
       <w:proofErr w:type="spellEnd"/>
-      <w:proofErr w:type="gramEnd"/>
       <w:r>
         <w:t>())</w:t>
       </w:r>
@@ -722,32 +533,26 @@
         <w:t xml:space="preserve">(), </w:t>
       </w:r>
       <w:proofErr w:type="spellStart"/>
-      <w:proofErr w:type="gramStart"/>
       <w:r>
         <w:t>json.dumps</w:t>
       </w:r>
       <w:proofErr w:type="spellEnd"/>
-      <w:proofErr w:type="gramEnd"/>
       <w:r>
         <w:t xml:space="preserve">(), </w:t>
       </w:r>
       <w:proofErr w:type="spellStart"/>
-      <w:proofErr w:type="gramStart"/>
       <w:r>
         <w:t>json.load</w:t>
       </w:r>
       <w:proofErr w:type="spellEnd"/>
-      <w:proofErr w:type="gramEnd"/>
       <w:r>
         <w:t xml:space="preserve">(), </w:t>
       </w:r>
       <w:proofErr w:type="spellStart"/>
-      <w:proofErr w:type="gramStart"/>
       <w:r>
         <w:t>json.dump</w:t>
       </w:r>
       <w:proofErr w:type="spellEnd"/>
-      <w:proofErr w:type="gramEnd"/>
       <w:r>
         <w:t>()</w:t>
       </w:r>
@@ -920,15 +725,7 @@
       </w:r>
       <w:r>
         <w:br/>
-        <w:t xml:space="preserve">General broadcasting rule – when operating on two arrays, NumPy compares their shapes element-wise. It starts with the </w:t>
-      </w:r>
-      <w:proofErr w:type="gramStart"/>
-      <w:r>
-        <w:t>trailing(</w:t>
-      </w:r>
-      <w:proofErr w:type="gramEnd"/>
-      <w:r>
-        <w:t>i.e. rightmost) dimension and works its way left. Two dimensions are compatible when they are equal, or one of them is 1.</w:t>
+        <w:t>General broadcasting rule – when operating on two arrays, NumPy compares their shapes element-wise. It starts with the trailing(i.e. rightmost) dimension and works its way left. Two dimensions are compatible when they are equal, or one of them is 1.</w:t>
       </w:r>
     </w:p>
     <w:p>
@@ -966,43 +763,14 @@
       <w:r>
         <w:t>(</w:t>
       </w:r>
-      <w:proofErr w:type="gramStart"/>
-      <w:r>
-        <w:t>sum(</w:t>
-      </w:r>
-      <w:proofErr w:type="gramEnd"/>
-      <w:r>
-        <w:t xml:space="preserve">vali - </w:t>
-      </w:r>
-      <w:proofErr w:type="gramStart"/>
-      <w:r>
-        <w:t>mean)^</w:t>
-      </w:r>
-      <w:proofErr w:type="gramEnd"/>
-      <w:r>
-        <w:t xml:space="preserve">2 / </w:t>
-      </w:r>
-      <w:proofErr w:type="gramStart"/>
-      <w:r>
-        <w:t>N</w:t>
-      </w:r>
-      <w:r>
-        <w:t>)^</w:t>
-      </w:r>
-      <w:proofErr w:type="gramEnd"/>
-      <w:r>
-        <w:t>(1/2)</w:t>
-      </w:r>
-      <w:r>
-        <w:t xml:space="preserve">, var = (std </w:t>
-      </w:r>
-      <w:proofErr w:type="gramStart"/>
-      <w:r>
-        <w:t>dev)^</w:t>
-      </w:r>
-      <w:proofErr w:type="gramEnd"/>
-      <w:r>
-        <w:t>2</w:t>
+      <w:r>
+        <w:t>sum(vali - mean)^2 / N</w:t>
+      </w:r>
+      <w:r>
+        <w:t>)^(1/2)</w:t>
+      </w:r>
+      <w:r>
+        <w:t>, var = (std dev)^2</w:t>
       </w:r>
     </w:p>
     <w:p>
@@ -1011,209 +779,589 @@
       </w:r>
       <w:r>
         <w:br/>
-        <w:t xml:space="preserve">1) Aggregation: </w:t>
-      </w:r>
-      <w:proofErr w:type="gramStart"/>
-      <w:r>
-        <w:t>sum(</w:t>
-      </w:r>
-      <w:proofErr w:type="gramEnd"/>
+        <w:t xml:space="preserve">1) Aggregation: sum(), prod(), min(), max(), mean(), std(), var(), median(), </w:t>
+      </w:r>
+      <w:proofErr w:type="spellStart"/>
+      <w:r>
+        <w:t>argmin</w:t>
+      </w:r>
+      <w:proofErr w:type="spellEnd"/>
+      <w:r>
+        <w:t>(), argmax()</w:t>
+      </w:r>
+      <w:r>
+        <w:br/>
+        <w:t>2) Power: square(), sqrt(), pow(a, b)</w:t>
+      </w:r>
+      <w:r>
+        <w:br/>
+        <w:t>3) Log &amp; Exponential: log(), log10(), log2(), exp()</w:t>
+      </w:r>
+      <w:r>
+        <w:br/>
+        <w:t xml:space="preserve">4) Rounding: round(), floor(), ceil(), </w:t>
+      </w:r>
+      <w:proofErr w:type="spellStart"/>
+      <w:r>
+        <w:t>trunc</w:t>
+      </w:r>
+      <w:proofErr w:type="spellEnd"/>
+      <w:r>
+        <w:t>()</w:t>
+      </w:r>
+      <w:r>
+        <w:br/>
+        <w:t>5) EXTRAS: unique(), sort(), abs()</w:t>
+      </w:r>
+    </w:p>
+    <w:p/>
+    <w:p/>
+    <w:p>
+      <w:r>
+        <w:rPr>
+          <w:b/>
+          <w:bCs/>
+        </w:rPr>
+        <w:t>Data Science</w:t>
+      </w:r>
+      <w:r>
+        <w:t xml:space="preserve">: Define the Problem </w:t>
+      </w:r>
+      <w:r>
+        <w:sym w:font="Wingdings" w:char="F0E0"/>
+      </w:r>
+      <w:r>
+        <w:t xml:space="preserve"> Data Collection </w:t>
+      </w:r>
+      <w:r>
+        <w:sym w:font="Wingdings" w:char="F0E0"/>
+      </w:r>
+      <w:r>
+        <w:t xml:space="preserve"> EDA </w:t>
+      </w:r>
+      <w:r>
+        <w:sym w:font="Wingdings" w:char="F0E0"/>
+      </w:r>
+      <w:r>
+        <w:t xml:space="preserve"> Data Cleaning &amp; Pre-processing </w:t>
+      </w:r>
+      <w:r>
+        <w:sym w:font="Wingdings" w:char="F0E0"/>
+      </w:r>
+      <w:r>
+        <w:t xml:space="preserve"> Feature Engineering </w:t>
+      </w:r>
+      <w:r>
+        <w:sym w:font="Wingdings" w:char="F0E0"/>
+      </w:r>
+      <w:r>
+        <w:t xml:space="preserve"> </w:t>
+      </w:r>
+      <w:proofErr w:type="spellStart"/>
+      <w:r>
+        <w:t>Modeling</w:t>
+      </w:r>
+      <w:proofErr w:type="spellEnd"/>
+      <w:r>
+        <w:t xml:space="preserve"> </w:t>
+      </w:r>
+      <w:r>
+        <w:sym w:font="Wingdings" w:char="F0E0"/>
+      </w:r>
+      <w:r>
+        <w:t xml:space="preserve"> Evaluation </w:t>
+      </w:r>
+      <w:r>
+        <w:sym w:font="Wingdings" w:char="F0E0"/>
+      </w:r>
+      <w:r>
+        <w:t xml:space="preserve"> Deployment</w:t>
+      </w:r>
+    </w:p>
+    <w:p>
+      <w:r>
+        <w:rPr>
+          <w:b/>
+          <w:bCs/>
+        </w:rPr>
+        <w:t>ED</w:t>
+      </w:r>
+      <w:r>
+        <w:rPr>
+          <w:b/>
+          <w:bCs/>
+        </w:rPr>
+        <w:t>A</w:t>
+      </w:r>
+      <w:r>
+        <w:t xml:space="preserve">: Exploratory Data Analysis. 1) Load &amp; understand structure | 2) clean data | 3) statistical summary | 4) Data Visualization (1,2,3 </w:t>
+      </w:r>
+      <w:r>
+        <w:sym w:font="Wingdings" w:char="F0E0"/>
+      </w:r>
+      <w:r>
+        <w:t xml:space="preserve"> Pandas &amp; 4 </w:t>
+      </w:r>
+      <w:r>
+        <w:sym w:font="Wingdings" w:char="F0E0"/>
+      </w:r>
+      <w:r>
+        <w:t xml:space="preserve"> matplotlib, seaborn)</w:t>
+      </w:r>
+    </w:p>
+    <w:p/>
+    <w:p/>
+    <w:p/>
+    <w:p/>
+    <w:p>
+      <w:pPr>
+        <w:rPr>
+          <w:b/>
+          <w:bCs/>
+          <w:sz w:val="28"/>
+          <w:szCs w:val="28"/>
+        </w:rPr>
+      </w:pPr>
+      <w:r>
+        <w:rPr>
+          <w:b/>
+          <w:bCs/>
+          <w:sz w:val="28"/>
+          <w:szCs w:val="28"/>
+        </w:rPr>
+        <w:t>Pandas</w:t>
+      </w:r>
+    </w:p>
+    <w:p>
+      <w:r>
+        <w:t>Data analysis and manipulation tool (built on top of NumPy) [</w:t>
+      </w:r>
+      <w:r>
+        <w:rPr>
+          <w:b/>
+          <w:bCs/>
+        </w:rPr>
+        <w:t>Series</w:t>
+      </w:r>
+      <w:r>
+        <w:t xml:space="preserve"> &amp; </w:t>
+      </w:r>
+      <w:proofErr w:type="spellStart"/>
+      <w:r>
+        <w:rPr>
+          <w:b/>
+          <w:bCs/>
+        </w:rPr>
+        <w:t>DataFrame</w:t>
+      </w:r>
+      <w:proofErr w:type="spellEnd"/>
+      <w:r>
+        <w:t xml:space="preserve"> are 2 important data structures]</w:t>
+      </w:r>
+    </w:p>
+    <w:p>
+      <w:pPr>
+        <w:rPr>
+          <w:b/>
+          <w:bCs/>
+          <w:i/>
+          <w:iCs/>
+        </w:rPr>
+      </w:pPr>
+      <w:r>
+        <w:rPr>
+          <w:b/>
+          <w:bCs/>
+          <w:i/>
+          <w:iCs/>
+        </w:rPr>
+        <w:lastRenderedPageBreak/>
+        <w:t xml:space="preserve">          </w:t>
+      </w:r>
+      <w:r>
+        <w:rPr>
+          <w:b/>
+          <w:bCs/>
+          <w:i/>
+          <w:iCs/>
+        </w:rPr>
+        <w:t>Import pandas as pd</w:t>
+      </w:r>
+      <w:r>
+        <w:rPr>
+          <w:b/>
+          <w:bCs/>
+          <w:i/>
+          <w:iCs/>
+        </w:rPr>
+        <w:br/>
+        <w:t xml:space="preserve">         pip install pandas</w:t>
+      </w:r>
+    </w:p>
+    <w:p>
+      <w:r>
+        <w:t xml:space="preserve">Series </w:t>
+      </w:r>
+      <w:r>
+        <w:sym w:font="Wingdings" w:char="F0E0"/>
+      </w:r>
+      <w:r>
+        <w:t xml:space="preserve"> 1d labelled array</w:t>
+      </w:r>
+      <w:r>
+        <w:br/>
+        <w:t xml:space="preserve">1) Homogeneous | 2) Vectorized Operations | 3) Handle Missing Values with </w:t>
+      </w:r>
+      <w:proofErr w:type="spellStart"/>
+      <w:r>
+        <w:t>NaN</w:t>
+      </w:r>
+      <w:proofErr w:type="spellEnd"/>
+      <w:r>
+        <w:t xml:space="preserve"> | 4) Mu</w:t>
+      </w:r>
+      <w:r>
+        <w:t>table</w:t>
+      </w:r>
+      <w:r>
+        <w:t xml:space="preserve"> values, immutable size</w:t>
+      </w:r>
+    </w:p>
+    <w:p>
+      <w:proofErr w:type="spellStart"/>
+      <w:r>
+        <w:t>DataFrame</w:t>
+      </w:r>
+      <w:proofErr w:type="spellEnd"/>
+      <w:r>
+        <w:t xml:space="preserve"> </w:t>
+      </w:r>
+      <w:r>
+        <w:sym w:font="Wingdings" w:char="F0E0"/>
+      </w:r>
+      <w:r>
+        <w:t xml:space="preserve"> 2d labelled array</w:t>
+      </w:r>
+    </w:p>
+    <w:p>
+      <w:proofErr w:type="spellStart"/>
+      <w:r>
+        <w:t>DataFrame</w:t>
+      </w:r>
+      <w:proofErr w:type="spellEnd"/>
+      <w:r>
+        <w:t xml:space="preserve"> Methods:</w:t>
+      </w:r>
+      <w:r>
+        <w:br/>
+      </w:r>
+      <w:proofErr w:type="spellStart"/>
+      <w:r>
+        <w:t>df.head</w:t>
+      </w:r>
+      <w:proofErr w:type="spellEnd"/>
+      <w:r>
+        <w:t xml:space="preserve">(), </w:t>
+      </w:r>
+      <w:proofErr w:type="spellStart"/>
+      <w:r>
+        <w:t>df.tail</w:t>
+      </w:r>
+      <w:proofErr w:type="spellEnd"/>
+      <w:r>
+        <w:t xml:space="preserve">(), </w:t>
+      </w:r>
+      <w:proofErr w:type="spellStart"/>
+      <w:r>
+        <w:t>df.sample</w:t>
+      </w:r>
+      <w:proofErr w:type="spellEnd"/>
+      <w:r>
+        <w:t xml:space="preserve">(), df.info(), </w:t>
+      </w:r>
+      <w:proofErr w:type="spellStart"/>
+      <w:r>
+        <w:t>df.shape</w:t>
+      </w:r>
+      <w:proofErr w:type="spellEnd"/>
+      <w:r>
+        <w:t xml:space="preserve">(), </w:t>
+      </w:r>
+      <w:proofErr w:type="spellStart"/>
+      <w:r>
+        <w:t>df.describe</w:t>
+      </w:r>
+      <w:proofErr w:type="spellEnd"/>
+      <w:r>
+        <w:t xml:space="preserve">(), </w:t>
+      </w:r>
+      <w:proofErr w:type="spellStart"/>
+      <w:r>
+        <w:t>df.columns</w:t>
+      </w:r>
+      <w:proofErr w:type="spellEnd"/>
+      <w:r>
+        <w:t xml:space="preserve">(), </w:t>
+      </w:r>
+      <w:proofErr w:type="spellStart"/>
+      <w:r>
+        <w:t>df.nunique</w:t>
+      </w:r>
+      <w:proofErr w:type="spellEnd"/>
+      <w:r>
+        <w:t>()</w:t>
+      </w:r>
+    </w:p>
+    <w:p/>
+    <w:p>
+      <w:r>
+        <w:t>Selecting Data:</w:t>
+      </w:r>
+      <w:r>
+        <w:br/>
+        <w:t xml:space="preserve">  - Selecting Columns</w:t>
+      </w:r>
+      <w:r>
+        <w:br/>
+        <w:t xml:space="preserve">  - Selecting Rows (Labels &amp; Index based) – loc &amp; </w:t>
+      </w:r>
+      <w:proofErr w:type="spellStart"/>
+      <w:r>
+        <w:t>iloc</w:t>
+      </w:r>
+      <w:proofErr w:type="spellEnd"/>
+      <w:r>
+        <w:br/>
+        <w:t xml:space="preserve">  - Selecting Rows &amp; Columns</w:t>
+      </w:r>
+      <w:r>
+        <w:br/>
+        <w:t xml:space="preserve">  - Selecting single scalar value – at &amp; </w:t>
+      </w:r>
+      <w:proofErr w:type="spellStart"/>
+      <w:r>
+        <w:t>iat</w:t>
+      </w:r>
+      <w:proofErr w:type="spellEnd"/>
+    </w:p>
+    <w:p>
+      <w:r>
+        <w:t>Query() rules:</w:t>
+      </w:r>
+      <w:r>
+        <w:br/>
+        <w:t xml:space="preserve">  - Expression as a string</w:t>
+      </w:r>
+      <w:r>
+        <w:br/>
+        <w:t xml:space="preserve">  - Column-based reference</w:t>
+      </w:r>
+      <w:r>
+        <w:br/>
+        <w:t xml:space="preserve">  - Backticks for </w:t>
+      </w:r>
+      <w:proofErr w:type="spellStart"/>
+      <w:r>
+        <w:t>col_name</w:t>
+      </w:r>
+      <w:proofErr w:type="spellEnd"/>
+      <w:r>
+        <w:t xml:space="preserve"> with space or special chars</w:t>
+      </w:r>
+      <w:r>
+        <w:br/>
+        <w:t xml:space="preserve">  - Operators (&amp;, |, ~, &gt;=, &gt;, &lt;=, &lt;, == etc.)</w:t>
+      </w:r>
+      <w:r>
+        <w:br/>
+        <w:t xml:space="preserve">  - @ to reference Python vars</w:t>
+      </w:r>
+      <w:r>
+        <w:br/>
+        <w:t xml:space="preserve">  - Chained comparisons</w:t>
+      </w:r>
+    </w:p>
+    <w:p>
+      <w:r>
+        <w:t xml:space="preserve">Cleaning Data </w:t>
+      </w:r>
+      <w:r>
+        <w:br/>
+        <w:t xml:space="preserve">  - </w:t>
+      </w:r>
+      <w:r>
+        <w:t>Handle Missing Values</w:t>
+      </w:r>
+      <w:r>
+        <w:t xml:space="preserve">: </w:t>
+      </w:r>
+      <w:proofErr w:type="spellStart"/>
+      <w:r>
+        <w:t>isnull</w:t>
+      </w:r>
+      <w:proofErr w:type="spellEnd"/>
+      <w:r>
+        <w:t>()/</w:t>
+      </w:r>
+      <w:proofErr w:type="spellStart"/>
+      <w:r>
+        <w:t>isna</w:t>
+      </w:r>
+      <w:proofErr w:type="spellEnd"/>
+      <w:r>
+        <w:t xml:space="preserve">(), </w:t>
+      </w:r>
+      <w:proofErr w:type="spellStart"/>
+      <w:r>
+        <w:t>isnull</w:t>
+      </w:r>
+      <w:proofErr w:type="spellEnd"/>
+      <w:r>
+        <w:t xml:space="preserve">().sum(), </w:t>
+      </w:r>
+      <w:proofErr w:type="spellStart"/>
+      <w:r>
+        <w:t>dropna</w:t>
+      </w:r>
+      <w:proofErr w:type="spellEnd"/>
+      <w:r>
+        <w:t xml:space="preserve">(), </w:t>
+      </w:r>
+      <w:proofErr w:type="spellStart"/>
+      <w:r>
+        <w:t>fillna</w:t>
+      </w:r>
+      <w:proofErr w:type="spellEnd"/>
+      <w:r>
+        <w:t xml:space="preserve">(value), </w:t>
+      </w:r>
+      <w:proofErr w:type="spellStart"/>
+      <w:r>
+        <w:t>ffill</w:t>
+      </w:r>
+      <w:proofErr w:type="spellEnd"/>
+      <w:r>
+        <w:t xml:space="preserve">(), </w:t>
+      </w:r>
+      <w:proofErr w:type="spellStart"/>
+      <w:r>
+        <w:t>bfill</w:t>
+      </w:r>
+      <w:proofErr w:type="spellEnd"/>
+      <w:r>
+        <w:t>()</w:t>
+      </w:r>
+      <w:r>
+        <w:br/>
+        <w:t xml:space="preserve">  -  Handle duplicates: </w:t>
+      </w:r>
+      <w:proofErr w:type="spellStart"/>
+      <w:r>
+        <w:t>df.duplicated</w:t>
+      </w:r>
+      <w:proofErr w:type="spellEnd"/>
+      <w:r>
+        <w:t xml:space="preserve">(), </w:t>
+      </w:r>
+      <w:proofErr w:type="spellStart"/>
+      <w:r>
+        <w:t>df.drop_duplicates</w:t>
+      </w:r>
+      <w:proofErr w:type="spellEnd"/>
+      <w:r>
+        <w:t>()</w:t>
+      </w:r>
+      <w:r>
+        <w:br/>
+        <w:t xml:space="preserve">  - Handle Data Types &amp; date-time: </w:t>
+      </w:r>
+      <w:proofErr w:type="spellStart"/>
+      <w:r>
+        <w:t>dtypes</w:t>
+      </w:r>
+      <w:proofErr w:type="spellEnd"/>
+      <w:r>
+        <w:t xml:space="preserve">, </w:t>
+      </w:r>
+      <w:proofErr w:type="spellStart"/>
+      <w:r>
+        <w:t>astype</w:t>
+      </w:r>
+      <w:proofErr w:type="spellEnd"/>
+      <w:r>
+        <w:t>(</w:t>
+      </w:r>
+      <w:proofErr w:type="spellStart"/>
+      <w:r>
+        <w:t>newType</w:t>
+      </w:r>
+      <w:proofErr w:type="spellEnd"/>
       <w:r>
         <w:t xml:space="preserve">), </w:t>
       </w:r>
-      <w:proofErr w:type="gramStart"/>
-      <w:r>
-        <w:t>prod(</w:t>
-      </w:r>
-      <w:proofErr w:type="gramEnd"/>
-      <w:r>
-        <w:t xml:space="preserve">), </w:t>
-      </w:r>
-      <w:proofErr w:type="gramStart"/>
-      <w:r>
-        <w:t>min(</w:t>
-      </w:r>
-      <w:proofErr w:type="gramEnd"/>
-      <w:r>
-        <w:t xml:space="preserve">), </w:t>
-      </w:r>
-      <w:proofErr w:type="gramStart"/>
-      <w:r>
-        <w:t>max(</w:t>
-      </w:r>
-      <w:proofErr w:type="gramEnd"/>
-      <w:r>
-        <w:t xml:space="preserve">), </w:t>
-      </w:r>
-      <w:proofErr w:type="gramStart"/>
-      <w:r>
-        <w:t>mean(</w:t>
-      </w:r>
-      <w:proofErr w:type="gramEnd"/>
-      <w:r>
-        <w:t xml:space="preserve">), </w:t>
-      </w:r>
-      <w:proofErr w:type="gramStart"/>
-      <w:r>
-        <w:t>std(</w:t>
-      </w:r>
-      <w:proofErr w:type="gramEnd"/>
-      <w:r>
-        <w:t xml:space="preserve">), </w:t>
-      </w:r>
-      <w:proofErr w:type="gramStart"/>
-      <w:r>
-        <w:t>var(</w:t>
-      </w:r>
-      <w:proofErr w:type="gramEnd"/>
-      <w:r>
-        <w:t xml:space="preserve">), </w:t>
-      </w:r>
-      <w:proofErr w:type="gramStart"/>
-      <w:r>
-        <w:t>median(</w:t>
-      </w:r>
-      <w:proofErr w:type="gramEnd"/>
-      <w:r>
-        <w:t xml:space="preserve">), </w:t>
-      </w:r>
-      <w:proofErr w:type="spellStart"/>
-      <w:proofErr w:type="gramStart"/>
-      <w:r>
-        <w:t>argmin</w:t>
+      <w:proofErr w:type="spellStart"/>
+      <w:r>
+        <w:t>to_datetime</w:t>
+      </w:r>
+      <w:proofErr w:type="spellEnd"/>
+      <w:r>
+        <w:t>()</w:t>
+      </w:r>
+      <w:r>
+        <w:br/>
+        <w:t xml:space="preserve">  - Handle Strings: .</w:t>
+      </w:r>
+      <w:proofErr w:type="spellStart"/>
+      <w:r>
+        <w:t>str.lower</w:t>
+      </w:r>
+      <w:proofErr w:type="spellEnd"/>
+      <w:r>
+        <w:t>(), .</w:t>
+      </w:r>
+      <w:proofErr w:type="spellStart"/>
+      <w:r>
+        <w:t>str.upper</w:t>
+      </w:r>
+      <w:proofErr w:type="spellEnd"/>
+      <w:r>
+        <w:t>() &amp; .capitalize() | .</w:t>
+      </w:r>
+      <w:proofErr w:type="spellStart"/>
+      <w:r>
+        <w:t>str.strip</w:t>
+      </w:r>
+      <w:proofErr w:type="spellEnd"/>
+      <w:r>
+        <w:t>() | .</w:t>
+      </w:r>
+      <w:proofErr w:type="spellStart"/>
+      <w:r>
+        <w:t>str.split</w:t>
+      </w:r>
+      <w:proofErr w:type="spellEnd"/>
+      <w:r>
+        <w:t>(“”) | .</w:t>
+      </w:r>
+      <w:proofErr w:type="spellStart"/>
+      <w:r>
+        <w:t>str.contains</w:t>
       </w:r>
       <w:proofErr w:type="spellEnd"/>
       <w:r>
         <w:t>(</w:t>
       </w:r>
-      <w:proofErr w:type="gramEnd"/>
-      <w:r>
-        <w:t xml:space="preserve">), </w:t>
-      </w:r>
-      <w:proofErr w:type="gramStart"/>
-      <w:r>
-        <w:t>argmax(</w:t>
-      </w:r>
-      <w:proofErr w:type="gramEnd"/>
-      <w:r>
-        <w:t>)</w:t>
-      </w:r>
-      <w:r>
-        <w:br/>
-        <w:t xml:space="preserve">2) Power: </w:t>
-      </w:r>
-      <w:proofErr w:type="gramStart"/>
-      <w:r>
-        <w:t>square(</w:t>
-      </w:r>
-      <w:proofErr w:type="gramEnd"/>
-      <w:r>
-        <w:t xml:space="preserve">), </w:t>
-      </w:r>
-      <w:proofErr w:type="gramStart"/>
-      <w:r>
-        <w:t>sqrt(</w:t>
-      </w:r>
-      <w:proofErr w:type="gramEnd"/>
-      <w:r>
-        <w:t xml:space="preserve">), </w:t>
-      </w:r>
-      <w:proofErr w:type="gramStart"/>
-      <w:r>
-        <w:t>pow(</w:t>
-      </w:r>
-      <w:proofErr w:type="gramEnd"/>
-      <w:r>
-        <w:t>a, b)</w:t>
-      </w:r>
-      <w:r>
-        <w:br/>
-        <w:t xml:space="preserve">3) Log &amp; Exponential: </w:t>
-      </w:r>
-      <w:proofErr w:type="gramStart"/>
-      <w:r>
-        <w:t>log(</w:t>
-      </w:r>
-      <w:proofErr w:type="gramEnd"/>
-      <w:r>
-        <w:t xml:space="preserve">), log10(), log2(), </w:t>
-      </w:r>
-      <w:proofErr w:type="gramStart"/>
-      <w:r>
-        <w:t>exp(</w:t>
-      </w:r>
-      <w:proofErr w:type="gramEnd"/>
-      <w:r>
-        <w:t>)</w:t>
-      </w:r>
-      <w:r>
-        <w:br/>
-        <w:t xml:space="preserve">4) Rounding: </w:t>
-      </w:r>
-      <w:proofErr w:type="gramStart"/>
-      <w:r>
-        <w:t>round(</w:t>
-      </w:r>
-      <w:proofErr w:type="gramEnd"/>
-      <w:r>
-        <w:t xml:space="preserve">), </w:t>
-      </w:r>
-      <w:proofErr w:type="gramStart"/>
-      <w:r>
-        <w:t>floor(</w:t>
-      </w:r>
-      <w:proofErr w:type="gramEnd"/>
-      <w:r>
-        <w:t xml:space="preserve">), </w:t>
-      </w:r>
-      <w:proofErr w:type="gramStart"/>
-      <w:r>
-        <w:t>ceil(</w:t>
-      </w:r>
-      <w:proofErr w:type="gramEnd"/>
-      <w:r>
-        <w:t xml:space="preserve">), </w:t>
-      </w:r>
-      <w:proofErr w:type="spellStart"/>
-      <w:proofErr w:type="gramStart"/>
-      <w:r>
-        <w:t>trunc</w:t>
-      </w:r>
-      <w:proofErr w:type="spellEnd"/>
-      <w:r>
-        <w:t>(</w:t>
-      </w:r>
-      <w:proofErr w:type="gramEnd"/>
-      <w:r>
-        <w:t>)</w:t>
-      </w:r>
-      <w:r>
-        <w:br/>
-        <w:t xml:space="preserve">5) EXTRAS: </w:t>
-      </w:r>
-      <w:proofErr w:type="gramStart"/>
-      <w:r>
-        <w:t>unique(</w:t>
-      </w:r>
-      <w:proofErr w:type="gramEnd"/>
-      <w:r>
-        <w:t xml:space="preserve">), </w:t>
-      </w:r>
-      <w:proofErr w:type="gramStart"/>
-      <w:r>
-        <w:t>sort(</w:t>
-      </w:r>
-      <w:proofErr w:type="gramEnd"/>
-      <w:r>
-        <w:t xml:space="preserve">), </w:t>
-      </w:r>
-      <w:proofErr w:type="gramStart"/>
-      <w:r>
-        <w:t>abs(</w:t>
-      </w:r>
-      <w:proofErr w:type="gramEnd"/>
-      <w:r>
-        <w:t>)</w:t>
+      <w:proofErr w:type="spellStart"/>
+      <w:r>
+        <w:t>val</w:t>
+      </w:r>
+      <w:proofErr w:type="spellEnd"/>
+      <w:r>
+        <w:t>, case=False)</w:t>
+      </w:r>
+      <w:r>
+        <w:br/>
+        <w:t xml:space="preserve">  </w:t>
       </w:r>
     </w:p>
     <w:sectPr>

--- a/Lectures/Notes.docx
+++ b/Lectures/Notes.docx
@@ -19,15 +19,7 @@
     </w:p>
     <w:p>
       <w:r>
-        <w:t xml:space="preserve">Style Guide -&gt; We follow </w:t>
-      </w:r>
-      <w:proofErr w:type="spellStart"/>
-      <w:r>
-        <w:t>snake_case</w:t>
-      </w:r>
-      <w:proofErr w:type="spellEnd"/>
-      <w:r>
-        <w:t xml:space="preserve"> in Python</w:t>
+        <w:t>Style Guide -&gt; We follow snake_case in Python</w:t>
       </w:r>
     </w:p>
     <w:p>
@@ -40,15 +32,7 @@
     </w:p>
     <w:p>
       <w:r>
-        <w:t xml:space="preserve">Operator </w:t>
-      </w:r>
-      <w:proofErr w:type="spellStart"/>
-      <w:r>
-        <w:t>Precedance</w:t>
-      </w:r>
-      <w:proofErr w:type="spellEnd"/>
-      <w:r>
-        <w:t>: [()],  [**],  [*, / ,%],  [+, -],  [==, !=, &gt;, &gt;=, &lt;, &lt;=],  [not],  [and],  [or]  -- Same goes left to right</w:t>
+        <w:t>Operator Precedance: [()],  [**],  [*, / ,%],  [+, -],  [==, !=, &gt;, &gt;=, &lt;, &lt;=],  [not],  [and],  [or]  -- Same goes left to right</w:t>
       </w:r>
     </w:p>
     <w:p>
@@ -58,15 +42,7 @@
     </w:p>
     <w:p>
       <w:r>
-        <w:t xml:space="preserve">Conditional Statements: if, </w:t>
-      </w:r>
-      <w:proofErr w:type="spellStart"/>
-      <w:r>
-        <w:t>elif</w:t>
-      </w:r>
-      <w:proofErr w:type="spellEnd"/>
-      <w:r>
-        <w:t>, else</w:t>
+        <w:t>Conditional Statements: if, elif, else</w:t>
       </w:r>
       <w:r>
         <w:t>, Match Case</w:t>
@@ -84,21 +60,8 @@
     </w:p>
     <w:p>
       <w:r>
-        <w:t xml:space="preserve">Lambda function(used in High Order Functions): lambda </w:t>
-      </w:r>
-      <w:proofErr w:type="spellStart"/>
-      <w:r>
-        <w:t>a,b,c</w:t>
-      </w:r>
-      <w:proofErr w:type="spellEnd"/>
-      <w:r>
-        <w:t xml:space="preserve">: </w:t>
-      </w:r>
-      <w:proofErr w:type="spellStart"/>
-      <w:r>
-        <w:t>a+b+c</w:t>
-      </w:r>
-      <w:proofErr w:type="spellEnd"/>
+        <w:t>Lambda function(used in High Order Functions): lambda a,b,c: a+b+c</w:t>
+      </w:r>
     </w:p>
     <w:p>
       <w:r>
@@ -110,244 +73,28 @@
     </w:p>
     <w:p>
       <w:r>
-        <w:t xml:space="preserve">Lists: Python lists are mutable. Methods = </w:t>
-      </w:r>
-      <w:proofErr w:type="spellStart"/>
-      <w:r>
-        <w:t>l.append</w:t>
-      </w:r>
-      <w:proofErr w:type="spellEnd"/>
-      <w:r>
-        <w:t>(</w:t>
-      </w:r>
-      <w:proofErr w:type="spellStart"/>
-      <w:r>
-        <w:t>val</w:t>
-      </w:r>
-      <w:proofErr w:type="spellEnd"/>
-      <w:r>
-        <w:t xml:space="preserve">), </w:t>
-      </w:r>
-      <w:proofErr w:type="spellStart"/>
-      <w:r>
-        <w:t>l.insert</w:t>
-      </w:r>
-      <w:proofErr w:type="spellEnd"/>
-      <w:r>
-        <w:t>(</w:t>
-      </w:r>
-      <w:proofErr w:type="spellStart"/>
-      <w:r>
-        <w:t>idx</w:t>
-      </w:r>
-      <w:proofErr w:type="spellEnd"/>
-      <w:r>
-        <w:t xml:space="preserve">, </w:t>
-      </w:r>
-      <w:proofErr w:type="spellStart"/>
-      <w:r>
-        <w:t>val</w:t>
-      </w:r>
-      <w:proofErr w:type="spellEnd"/>
-      <w:r>
-        <w:t xml:space="preserve">), </w:t>
-      </w:r>
-      <w:proofErr w:type="spellStart"/>
-      <w:r>
-        <w:t>l.sort</w:t>
-      </w:r>
-      <w:proofErr w:type="spellEnd"/>
-      <w:r>
-        <w:t xml:space="preserve">(), </w:t>
-      </w:r>
-      <w:proofErr w:type="spellStart"/>
-      <w:r>
-        <w:t>l.reverse</w:t>
-      </w:r>
-      <w:proofErr w:type="spellEnd"/>
-      <w:r>
-        <w:t>()</w:t>
-      </w:r>
-    </w:p>
-    <w:p>
-      <w:r>
-        <w:t xml:space="preserve">Tuples: Immutable sequence of values (Imagine as immutable lists), methods = </w:t>
-      </w:r>
-      <w:proofErr w:type="spellStart"/>
-      <w:r>
-        <w:t>t.index</w:t>
-      </w:r>
-      <w:proofErr w:type="spellEnd"/>
-      <w:r>
-        <w:t>(</w:t>
-      </w:r>
-      <w:proofErr w:type="spellStart"/>
-      <w:r>
-        <w:t>val</w:t>
-      </w:r>
-      <w:proofErr w:type="spellEnd"/>
-      <w:r>
-        <w:t xml:space="preserve">), </w:t>
-      </w:r>
-      <w:proofErr w:type="spellStart"/>
-      <w:r>
-        <w:t>t.count</w:t>
-      </w:r>
-      <w:proofErr w:type="spellEnd"/>
-      <w:r>
-        <w:t>(</w:t>
-      </w:r>
-      <w:proofErr w:type="spellStart"/>
-      <w:r>
-        <w:t>val</w:t>
-      </w:r>
-      <w:proofErr w:type="spellEnd"/>
-      <w:r>
-        <w:t>)</w:t>
-      </w:r>
-    </w:p>
-    <w:p>
-      <w:r>
-        <w:t xml:space="preserve">Dictionary: </w:t>
-      </w:r>
-      <w:proofErr w:type="spellStart"/>
-      <w:r>
-        <w:t>key:value</w:t>
-      </w:r>
-      <w:proofErr w:type="spellEnd"/>
-      <w:r>
-        <w:t xml:space="preserve"> pairs &amp; Python dictionaries are mutable</w:t>
+        <w:t>Lists: Python lists are mutable. Methods = l.append(val), l.insert(idx, val), l.sort(), l.reverse()</w:t>
+      </w:r>
+    </w:p>
+    <w:p>
+      <w:r>
+        <w:t>Tuples: Immutable sequence of values (Imagine as immutable lists), methods = t.index(val), t.count(val)</w:t>
+      </w:r>
+    </w:p>
+    <w:p>
+      <w:r>
+        <w:t>Dictionary: key:value pairs &amp; Python dictionaries are mutable</w:t>
       </w:r>
       <w:r>
         <w:t>.</w:t>
       </w:r>
       <w:r>
-        <w:t xml:space="preserve"> Methods = </w:t>
-      </w:r>
-      <w:proofErr w:type="spellStart"/>
-      <w:r>
-        <w:t>d.keys</w:t>
-      </w:r>
-      <w:proofErr w:type="spellEnd"/>
-      <w:r>
-        <w:t xml:space="preserve">(), </w:t>
-      </w:r>
-      <w:proofErr w:type="spellStart"/>
-      <w:r>
-        <w:t>d.values</w:t>
-      </w:r>
-      <w:proofErr w:type="spellEnd"/>
-      <w:r>
-        <w:t xml:space="preserve">(), </w:t>
-      </w:r>
-      <w:proofErr w:type="spellStart"/>
-      <w:r>
-        <w:t>d.items</w:t>
-      </w:r>
-      <w:proofErr w:type="spellEnd"/>
-      <w:r>
-        <w:t xml:space="preserve">(), </w:t>
-      </w:r>
-      <w:proofErr w:type="spellStart"/>
-      <w:r>
-        <w:t>d.get</w:t>
-      </w:r>
-      <w:proofErr w:type="spellEnd"/>
-      <w:r>
-        <w:t>(</w:t>
-      </w:r>
-      <w:proofErr w:type="spellStart"/>
-      <w:r>
-        <w:t>val</w:t>
-      </w:r>
-      <w:proofErr w:type="spellEnd"/>
-      <w:r>
-        <w:t xml:space="preserve">), </w:t>
-      </w:r>
-      <w:proofErr w:type="spellStart"/>
-      <w:r>
-        <w:t>d.update</w:t>
-      </w:r>
-      <w:proofErr w:type="spellEnd"/>
-      <w:r>
-        <w:t>(</w:t>
-      </w:r>
-      <w:proofErr w:type="spellStart"/>
-      <w:r>
-        <w:t>new_item</w:t>
-      </w:r>
-      <w:proofErr w:type="spellEnd"/>
-      <w:r>
-        <w:t>)</w:t>
-      </w:r>
-    </w:p>
-    <w:p>
-      <w:r>
-        <w:t xml:space="preserve">Sets: Collection of unique elements. Sets can be mutable, but their elements should be immutable (Lists &amp; Dictionaries can’t be elements of a set). Methods = </w:t>
-      </w:r>
-      <w:proofErr w:type="spellStart"/>
-      <w:r>
-        <w:t>s.add</w:t>
-      </w:r>
-      <w:proofErr w:type="spellEnd"/>
-      <w:r>
-        <w:t>(</w:t>
-      </w:r>
-      <w:proofErr w:type="spellStart"/>
-      <w:r>
-        <w:t>val</w:t>
-      </w:r>
-      <w:proofErr w:type="spellEnd"/>
-      <w:r>
-        <w:t xml:space="preserve">), </w:t>
-      </w:r>
-      <w:proofErr w:type="spellStart"/>
-      <w:r>
-        <w:t>s.remove</w:t>
-      </w:r>
-      <w:proofErr w:type="spellEnd"/>
-      <w:r>
-        <w:t>(</w:t>
-      </w:r>
-      <w:proofErr w:type="spellStart"/>
-      <w:r>
-        <w:t>val</w:t>
-      </w:r>
-      <w:proofErr w:type="spellEnd"/>
-      <w:r>
-        <w:t xml:space="preserve">), </w:t>
-      </w:r>
-      <w:proofErr w:type="spellStart"/>
-      <w:r>
-        <w:t>s.clear</w:t>
-      </w:r>
-      <w:proofErr w:type="spellEnd"/>
-      <w:r>
-        <w:t xml:space="preserve">(), </w:t>
-      </w:r>
-      <w:proofErr w:type="spellStart"/>
-      <w:r>
-        <w:t>s.pop</w:t>
-      </w:r>
-      <w:proofErr w:type="spellEnd"/>
-      <w:r>
-        <w:t xml:space="preserve">(), </w:t>
-      </w:r>
-      <w:proofErr w:type="spellStart"/>
-      <w:r>
-        <w:t>s.union</w:t>
-      </w:r>
-      <w:proofErr w:type="spellEnd"/>
-      <w:r>
-        <w:t xml:space="preserve">(set2), </w:t>
-      </w:r>
-      <w:proofErr w:type="spellStart"/>
-      <w:r>
-        <w:t>s.intersection</w:t>
-      </w:r>
-      <w:proofErr w:type="spellEnd"/>
-      <w:r>
-        <w:t>(set2)</w:t>
+        <w:t xml:space="preserve"> Methods = d.keys(), d.values(), d.items(), d.get(val), d.update(new_item)</w:t>
+      </w:r>
+    </w:p>
+    <w:p>
+      <w:r>
+        <w:t>Sets: Collection of unique elements. Sets can be mutable, but their elements should be immutable (Lists &amp; Dictionaries can’t be elements of a set). Methods = s.add(val), s.remove(val), s.clear(), s.pop(), s.union(set2), s.intersection(set2)</w:t>
       </w:r>
     </w:p>
     <w:p/>
@@ -373,15 +120,7 @@
     </w:p>
     <w:p>
       <w:r>
-        <w:t xml:space="preserve">Constructor – </w:t>
-      </w:r>
-      <w:proofErr w:type="spellStart"/>
-      <w:r>
-        <w:t>init</w:t>
-      </w:r>
-      <w:proofErr w:type="spellEnd"/>
-      <w:r>
-        <w:t>() Method: Default &amp; Parameterised. We can’t create multiple constructors in Python; otherwise, it takes the last one if all are the same, and if different, then it gives errors</w:t>
+        <w:t>Constructor – init() Method: Default &amp; Parameterised. We can’t create multiple constructors in Python; otherwise, it takes the last one if all are the same, and if different, then it gives errors</w:t>
       </w:r>
     </w:p>
     <w:p>
@@ -460,28 +199,12 @@
     </w:p>
     <w:p>
       <w:r>
-        <w:t>with Keyword -&gt; with open(“data.txt”, “r”) as f: print(</w:t>
-      </w:r>
-      <w:proofErr w:type="spellStart"/>
-      <w:r>
-        <w:t>f.read</w:t>
-      </w:r>
-      <w:proofErr w:type="spellEnd"/>
-      <w:r>
-        <w:t>())</w:t>
-      </w:r>
-    </w:p>
-    <w:p>
-      <w:r>
-        <w:t xml:space="preserve">Delete files: </w:t>
-      </w:r>
-      <w:proofErr w:type="spellStart"/>
-      <w:r>
-        <w:t>os</w:t>
-      </w:r>
-      <w:proofErr w:type="spellEnd"/>
-      <w:r>
-        <w:t xml:space="preserve"> modules</w:t>
+        <w:t>with Keyword -&gt; with open(“data.txt”, “r”) as f: print(f.read())</w:t>
+      </w:r>
+    </w:p>
+    <w:p>
+      <w:r>
+        <w:t>Delete files: os modules</w:t>
       </w:r>
     </w:p>
     <w:p>
@@ -491,70 +214,17 @@
     </w:p>
     <w:p>
       <w:r>
-        <w:t xml:space="preserve">List Comprehensions: [output for item in </w:t>
-      </w:r>
-      <w:proofErr w:type="spellStart"/>
-      <w:r>
-        <w:t>iterable</w:t>
-      </w:r>
-      <w:proofErr w:type="spellEnd"/>
-      <w:r>
-        <w:t xml:space="preserve"> if condition]</w:t>
-      </w:r>
-    </w:p>
-    <w:p>
-      <w:r>
-        <w:t xml:space="preserve">JSON Module (JavaScript Object Notation): import </w:t>
-      </w:r>
-      <w:proofErr w:type="spellStart"/>
-      <w:r>
-        <w:t>json</w:t>
-      </w:r>
-      <w:proofErr w:type="spellEnd"/>
-      <w:r>
-        <w:t>. Arrays-&gt;list, object-&gt;</w:t>
-      </w:r>
-      <w:proofErr w:type="spellStart"/>
-      <w:r>
-        <w:t>dict</w:t>
-      </w:r>
-      <w:proofErr w:type="spellEnd"/>
-      <w:r>
-        <w:t>, string-&gt;str, null-&gt;None</w:t>
-      </w:r>
-    </w:p>
-    <w:p>
-      <w:proofErr w:type="spellStart"/>
-      <w:r>
-        <w:t>Json.loads</w:t>
-      </w:r>
-      <w:proofErr w:type="spellEnd"/>
-      <w:r>
-        <w:t xml:space="preserve">(), </w:t>
-      </w:r>
-      <w:proofErr w:type="spellStart"/>
-      <w:r>
-        <w:t>json.dumps</w:t>
-      </w:r>
-      <w:proofErr w:type="spellEnd"/>
-      <w:r>
-        <w:t xml:space="preserve">(), </w:t>
-      </w:r>
-      <w:proofErr w:type="spellStart"/>
-      <w:r>
-        <w:t>json.load</w:t>
-      </w:r>
-      <w:proofErr w:type="spellEnd"/>
-      <w:r>
-        <w:t xml:space="preserve">(), </w:t>
-      </w:r>
-      <w:proofErr w:type="spellStart"/>
-      <w:r>
-        <w:t>json.dump</w:t>
-      </w:r>
-      <w:proofErr w:type="spellEnd"/>
-      <w:r>
-        <w:t>()</w:t>
+        <w:t>List Comprehensions: [output for item in iterable if condition]</w:t>
+      </w:r>
+    </w:p>
+    <w:p>
+      <w:r>
+        <w:t>JSON Module (JavaScript Object Notation): import json. Arrays-&gt;list, object-&gt;dict, string-&gt;str, null-&gt;None</w:t>
+      </w:r>
+    </w:p>
+    <w:p>
+      <w:r>
+        <w:t>Json.loads(), json.dumps(), json.load(), json.dump()</w:t>
       </w:r>
     </w:p>
     <w:p/>
@@ -584,23 +254,7 @@
       </w:r>
       <w:r>
         <w:br/>
-        <w:t xml:space="preserve">Data Collection | Data cleaning (pre-processing) | Data analysis | Data visualization | </w:t>
-      </w:r>
-      <w:proofErr w:type="spellStart"/>
-      <w:r>
-        <w:t>Linraries</w:t>
-      </w:r>
-      <w:proofErr w:type="spellEnd"/>
-      <w:r>
-        <w:t xml:space="preserve"> – </w:t>
-      </w:r>
-      <w:proofErr w:type="spellStart"/>
-      <w:r>
-        <w:t>Numpy</w:t>
-      </w:r>
-      <w:proofErr w:type="spellEnd"/>
-      <w:r>
-        <w:t>, Pandas, Matplotlib, Seaborn</w:t>
+        <w:t>Data Collection | Data cleaning (pre-processing) | Data analysis | Data visualization | Linraries – Numpy, Pandas, Matplotlib, Seaborn</w:t>
       </w:r>
     </w:p>
     <w:p>
@@ -636,15 +290,7 @@
     </w:p>
     <w:p>
       <w:r>
-        <w:t xml:space="preserve">Python Lists vs </w:t>
-      </w:r>
-      <w:proofErr w:type="spellStart"/>
-      <w:r>
-        <w:t>Numpy</w:t>
-      </w:r>
-      <w:proofErr w:type="spellEnd"/>
-      <w:r>
-        <w:t xml:space="preserve"> Arrays:</w:t>
+        <w:t>Python Lists vs Numpy Arrays:</w:t>
       </w:r>
       <w:r>
         <w:br/>
@@ -694,23 +340,7 @@
     </w:p>
     <w:p>
       <w:r>
-        <w:t xml:space="preserve">Common Data Types: Integers = int32, int64 | Floating point </w:t>
-      </w:r>
-      <w:proofErr w:type="spellStart"/>
-      <w:r>
-        <w:t>nums</w:t>
-      </w:r>
-      <w:proofErr w:type="spellEnd"/>
-      <w:r>
-        <w:t xml:space="preserve"> = float32, float64 | Boolean = bool | Complex </w:t>
-      </w:r>
-      <w:proofErr w:type="spellStart"/>
-      <w:r>
-        <w:t>nums</w:t>
-      </w:r>
-      <w:proofErr w:type="spellEnd"/>
-      <w:r>
-        <w:t xml:space="preserve"> = complex64, complex128 | String = S (byte-str) &amp; U (Unicode-str) | Object = generic python object </w:t>
+        <w:t xml:space="preserve">Common Data Types: Integers = int32, int64 | Floating point nums = float32, float64 | Boolean = bool | Complex nums = complex64, complex128 | String = S (byte-str) &amp; U (Unicode-str) | Object = generic python object </w:t>
       </w:r>
       <w:r>
         <w:t>–</w:t>
@@ -743,11 +373,9 @@
       <w:r>
         <w:t>(</w:t>
       </w:r>
-      <w:proofErr w:type="spellStart"/>
       <w:r>
         <w:t>arr</w:t>
       </w:r>
-      <w:proofErr w:type="spellEnd"/>
       <w:r>
         <w:t xml:space="preserve"> – </w:t>
       </w:r>
@@ -779,15 +407,7 @@
       </w:r>
       <w:r>
         <w:br/>
-        <w:t xml:space="preserve">1) Aggregation: sum(), prod(), min(), max(), mean(), std(), var(), median(), </w:t>
-      </w:r>
-      <w:proofErr w:type="spellStart"/>
-      <w:r>
-        <w:t>argmin</w:t>
-      </w:r>
-      <w:proofErr w:type="spellEnd"/>
-      <w:r>
-        <w:t>(), argmax()</w:t>
+        <w:t>1) Aggregation: sum(), prod(), min(), max(), mean(), std(), var(), median(), argmin(), argmax()</w:t>
       </w:r>
       <w:r>
         <w:br/>
@@ -799,15 +419,7 @@
       </w:r>
       <w:r>
         <w:br/>
-        <w:t xml:space="preserve">4) Rounding: round(), floor(), ceil(), </w:t>
-      </w:r>
-      <w:proofErr w:type="spellStart"/>
-      <w:r>
-        <w:t>trunc</w:t>
-      </w:r>
-      <w:proofErr w:type="spellEnd"/>
-      <w:r>
-        <w:t>()</w:t>
+        <w:t>4) Rounding: round(), floor(), ceil(), trunc()</w:t>
       </w:r>
       <w:r>
         <w:br/>
@@ -855,15 +467,7 @@
         <w:sym w:font="Wingdings" w:char="F0E0"/>
       </w:r>
       <w:r>
-        <w:t xml:space="preserve"> </w:t>
-      </w:r>
-      <w:proofErr w:type="spellStart"/>
-      <w:r>
-        <w:t>Modeling</w:t>
-      </w:r>
-      <w:proofErr w:type="spellEnd"/>
-      <w:r>
-        <w:t xml:space="preserve"> </w:t>
+        <w:t xml:space="preserve"> Modeling </w:t>
       </w:r>
       <w:r>
         <w:sym w:font="Wingdings" w:char="F0E0"/>
@@ -946,7 +550,6 @@
       <w:r>
         <w:t xml:space="preserve"> &amp; </w:t>
       </w:r>
-      <w:proofErr w:type="spellStart"/>
       <w:r>
         <w:rPr>
           <w:b/>
@@ -954,7 +557,6 @@
         </w:rPr>
         <w:t>DataFrame</w:t>
       </w:r>
-      <w:proofErr w:type="spellEnd"/>
       <w:r>
         <w:t xml:space="preserve"> are 2 important data structures]</w:t>
       </w:r>
@@ -1010,15 +612,7 @@
       </w:r>
       <w:r>
         <w:br/>
-        <w:t xml:space="preserve">1) Homogeneous | 2) Vectorized Operations | 3) Handle Missing Values with </w:t>
-      </w:r>
-      <w:proofErr w:type="spellStart"/>
-      <w:r>
-        <w:t>NaN</w:t>
-      </w:r>
-      <w:proofErr w:type="spellEnd"/>
-      <w:r>
-        <w:t xml:space="preserve"> | 4) Mu</w:t>
+        <w:t>1) Homogeneous | 2) Vectorized Operations | 3) Handle Missing Values with NaN | 4) Mu</w:t>
       </w:r>
       <w:r>
         <w:t>table</w:t>
@@ -1028,340 +622,232 @@
       </w:r>
     </w:p>
     <w:p>
-      <w:proofErr w:type="spellStart"/>
-      <w:r>
-        <w:t>DataFrame</w:t>
-      </w:r>
-      <w:proofErr w:type="spellEnd"/>
+      <w:r>
+        <w:t xml:space="preserve">DataFrame </w:t>
+      </w:r>
+      <w:r>
+        <w:sym w:font="Wingdings" w:char="F0E0"/>
+      </w:r>
+      <w:r>
+        <w:t xml:space="preserve"> 2d labelled array</w:t>
+      </w:r>
+    </w:p>
+    <w:p>
+      <w:r>
+        <w:t>DataFrame Methods:</w:t>
+      </w:r>
+      <w:r>
+        <w:br/>
+        <w:t>df.head(), df.tail(), df.sample(), df.info(), df.shape(), df.describe(), df.columns(), df.nunique()</w:t>
+      </w:r>
+    </w:p>
+    <w:p/>
+    <w:p>
+      <w:r>
+        <w:t>Selecting Data:</w:t>
+      </w:r>
+      <w:r>
+        <w:br/>
+        <w:t xml:space="preserve">  - Selecting Columns</w:t>
+      </w:r>
+      <w:r>
+        <w:br/>
+        <w:t xml:space="preserve">  - Selecting Rows (Labels &amp; Index based) – loc &amp; iloc</w:t>
+      </w:r>
+      <w:r>
+        <w:br/>
+        <w:t xml:space="preserve">  - Selecting Rows &amp; Columns</w:t>
+      </w:r>
+      <w:r>
+        <w:br/>
+        <w:t xml:space="preserve">  - Selecting single scalar value – at &amp; iat</w:t>
+      </w:r>
+    </w:p>
+    <w:p>
+      <w:r>
+        <w:t>Query() rules:</w:t>
+      </w:r>
+      <w:r>
+        <w:br/>
+        <w:t xml:space="preserve">  - Expression as a string</w:t>
+      </w:r>
+      <w:r>
+        <w:br/>
+        <w:t xml:space="preserve">  - Column-based reference</w:t>
+      </w:r>
+      <w:r>
+        <w:br/>
+        <w:t xml:space="preserve">  - Backticks for col_name with space or special chars</w:t>
+      </w:r>
+      <w:r>
+        <w:br/>
+        <w:t xml:space="preserve">  - Operators (&amp;, |, ~, &gt;=, &gt;, &lt;=, &lt;, == etc.)</w:t>
+      </w:r>
+      <w:r>
+        <w:br/>
+        <w:t xml:space="preserve">  - @ to reference Python vars</w:t>
+      </w:r>
+      <w:r>
+        <w:br/>
+        <w:t xml:space="preserve">  - Chained comparisons</w:t>
+      </w:r>
+    </w:p>
+    <w:p>
+      <w:r>
+        <w:t xml:space="preserve">Cleaning Data </w:t>
+      </w:r>
+      <w:r>
+        <w:br/>
+        <w:t xml:space="preserve">  - </w:t>
+      </w:r>
+      <w:r>
+        <w:t>Handle Missing Values</w:t>
+      </w:r>
+      <w:r>
+        <w:t xml:space="preserve">: </w:t>
+      </w:r>
+      <w:r>
+        <w:t>isnull()/isna(), isnull().sum(), dropna(), fillna(value), ffill(), bfill()</w:t>
+      </w:r>
+      <w:r>
+        <w:br/>
+        <w:t xml:space="preserve">  -  Handle duplicates: df.duplicated(), df.drop_duplicates()</w:t>
+      </w:r>
+      <w:r>
+        <w:br/>
+        <w:t xml:space="preserve">  - Handle Data Types &amp; date-time: dtypes, astype(newType), to_datetime()</w:t>
+      </w:r>
+      <w:r>
+        <w:br/>
+        <w:t xml:space="preserve">  - Handle Strings: .str.lower(), .str.upper() &amp; .capitalize() | .str.strip() | .str.split(“”) | .str.contains(val, case=False)</w:t>
+      </w:r>
+    </w:p>
+    <w:p>
+      <w:r>
+        <w:t>Transforming Data (Feature Engineering):</w:t>
+      </w:r>
+      <w:r>
+        <w:br/>
+        <w:t xml:space="preserve">  - apply()</w:t>
+      </w:r>
+      <w:r>
+        <w:t xml:space="preserve">  </w:t>
+      </w:r>
+      <w:r>
+        <w:sym w:font="Wingdings" w:char="F0DF"/>
+      </w:r>
       <w:r>
         <w:t xml:space="preserve"> </w:t>
       </w:r>
       <w:r>
-        <w:sym w:font="Wingdings" w:char="F0E0"/>
-      </w:r>
-      <w:r>
-        <w:t xml:space="preserve"> 2d labelled array</w:t>
-      </w:r>
-    </w:p>
-    <w:p>
-      <w:proofErr w:type="spellStart"/>
-      <w:r>
-        <w:t>DataFrame</w:t>
-      </w:r>
-      <w:proofErr w:type="spellEnd"/>
-      <w:r>
-        <w:t xml:space="preserve"> Methods:</w:t>
-      </w:r>
-      <w:r>
-        <w:br/>
-      </w:r>
-      <w:proofErr w:type="spellStart"/>
-      <w:r>
-        <w:t>df.head</w:t>
-      </w:r>
-      <w:proofErr w:type="spellEnd"/>
-      <w:r>
-        <w:t xml:space="preserve">(), </w:t>
-      </w:r>
-      <w:proofErr w:type="spellStart"/>
-      <w:r>
-        <w:t>df.tail</w:t>
-      </w:r>
-      <w:proofErr w:type="spellEnd"/>
-      <w:r>
-        <w:t xml:space="preserve">(), </w:t>
-      </w:r>
-      <w:proofErr w:type="spellStart"/>
-      <w:r>
-        <w:t>df.sample</w:t>
-      </w:r>
-      <w:proofErr w:type="spellEnd"/>
-      <w:r>
-        <w:t xml:space="preserve">(), df.info(), </w:t>
-      </w:r>
-      <w:proofErr w:type="spellStart"/>
-      <w:r>
-        <w:t>df.shape</w:t>
-      </w:r>
-      <w:proofErr w:type="spellEnd"/>
-      <w:r>
-        <w:t xml:space="preserve">(), </w:t>
-      </w:r>
-      <w:proofErr w:type="spellStart"/>
-      <w:r>
-        <w:t>df.describe</w:t>
-      </w:r>
-      <w:proofErr w:type="spellEnd"/>
-      <w:r>
-        <w:t xml:space="preserve">(), </w:t>
-      </w:r>
-      <w:proofErr w:type="spellStart"/>
-      <w:r>
-        <w:t>df.columns</w:t>
-      </w:r>
-      <w:proofErr w:type="spellEnd"/>
-      <w:r>
-        <w:t xml:space="preserve">(), </w:t>
-      </w:r>
-      <w:proofErr w:type="spellStart"/>
-      <w:r>
-        <w:t>df.nunique</w:t>
-      </w:r>
-      <w:proofErr w:type="spellEnd"/>
-      <w:r>
-        <w:t>()</w:t>
-      </w:r>
-    </w:p>
-    <w:p/>
-    <w:p>
-      <w:r>
-        <w:t>Selecting Data:</w:t>
-      </w:r>
-      <w:r>
-        <w:br/>
-        <w:t xml:space="preserve">  - Selecting Columns</w:t>
-      </w:r>
-      <w:r>
-        <w:br/>
-        <w:t xml:space="preserve">  - Selecting Rows (Labels &amp; Index based) – loc &amp; </w:t>
-      </w:r>
-      <w:proofErr w:type="spellStart"/>
-      <w:r>
-        <w:t>iloc</w:t>
-      </w:r>
-      <w:proofErr w:type="spellEnd"/>
-      <w:r>
-        <w:br/>
-        <w:t xml:space="preserve">  - Selecting Rows &amp; Columns</w:t>
-      </w:r>
-      <w:r>
-        <w:br/>
-        <w:t xml:space="preserve">  - Selecting single scalar value – at &amp; </w:t>
-      </w:r>
-      <w:proofErr w:type="spellStart"/>
-      <w:r>
-        <w:t>iat</w:t>
-      </w:r>
-      <w:proofErr w:type="spellEnd"/>
-    </w:p>
-    <w:p>
-      <w:r>
-        <w:t>Query() rules:</w:t>
-      </w:r>
-      <w:r>
-        <w:br/>
-        <w:t xml:space="preserve">  - Expression as a string</w:t>
-      </w:r>
-      <w:r>
-        <w:br/>
-        <w:t xml:space="preserve">  - Column-based reference</w:t>
-      </w:r>
-      <w:r>
-        <w:br/>
-        <w:t xml:space="preserve">  - Backticks for </w:t>
-      </w:r>
-      <w:proofErr w:type="spellStart"/>
-      <w:r>
-        <w:t>col_name</w:t>
-      </w:r>
-      <w:proofErr w:type="spellEnd"/>
-      <w:r>
-        <w:t xml:space="preserve"> with space or special chars</w:t>
-      </w:r>
-      <w:r>
-        <w:br/>
-        <w:t xml:space="preserve">  - Operators (&amp;, |, ~, &gt;=, &gt;, &lt;=, &lt;, == etc.)</w:t>
-      </w:r>
-      <w:r>
-        <w:br/>
-        <w:t xml:space="preserve">  - @ to reference Python vars</w:t>
-      </w:r>
-      <w:r>
-        <w:br/>
-        <w:t xml:space="preserve">  - Chained comparisons</w:t>
-      </w:r>
-    </w:p>
-    <w:p>
-      <w:r>
-        <w:t xml:space="preserve">Cleaning Data </w:t>
-      </w:r>
-      <w:r>
-        <w:br/>
-        <w:t xml:space="preserve">  - </w:t>
-      </w:r>
-      <w:r>
-        <w:t>Handle Missing Values</w:t>
-      </w:r>
-      <w:r>
-        <w:t xml:space="preserve">: </w:t>
-      </w:r>
-      <w:proofErr w:type="spellStart"/>
-      <w:r>
-        <w:t>isnull</w:t>
-      </w:r>
-      <w:proofErr w:type="spellEnd"/>
-      <w:r>
-        <w:t>()/</w:t>
-      </w:r>
-      <w:proofErr w:type="spellStart"/>
-      <w:r>
-        <w:t>isna</w:t>
-      </w:r>
-      <w:proofErr w:type="spellEnd"/>
-      <w:r>
-        <w:t xml:space="preserve">(), </w:t>
-      </w:r>
-      <w:proofErr w:type="spellStart"/>
-      <w:r>
-        <w:t>isnull</w:t>
-      </w:r>
-      <w:proofErr w:type="spellEnd"/>
-      <w:r>
-        <w:t xml:space="preserve">().sum(), </w:t>
-      </w:r>
-      <w:proofErr w:type="spellStart"/>
-      <w:r>
-        <w:t>dropna</w:t>
-      </w:r>
-      <w:proofErr w:type="spellEnd"/>
-      <w:r>
-        <w:t xml:space="preserve">(), </w:t>
-      </w:r>
-      <w:proofErr w:type="spellStart"/>
-      <w:r>
-        <w:t>fillna</w:t>
-      </w:r>
-      <w:proofErr w:type="spellEnd"/>
-      <w:r>
-        <w:t xml:space="preserve">(value), </w:t>
-      </w:r>
-      <w:proofErr w:type="spellStart"/>
-      <w:r>
-        <w:t>ffill</w:t>
-      </w:r>
-      <w:proofErr w:type="spellEnd"/>
-      <w:r>
-        <w:t xml:space="preserve">(), </w:t>
-      </w:r>
-      <w:proofErr w:type="spellStart"/>
-      <w:r>
-        <w:t>bfill</w:t>
-      </w:r>
-      <w:proofErr w:type="spellEnd"/>
-      <w:r>
-        <w:t>()</w:t>
-      </w:r>
-      <w:r>
-        <w:br/>
-        <w:t xml:space="preserve">  -  Handle duplicates: </w:t>
-      </w:r>
-      <w:proofErr w:type="spellStart"/>
-      <w:r>
-        <w:t>df.duplicated</w:t>
-      </w:r>
-      <w:proofErr w:type="spellEnd"/>
-      <w:r>
-        <w:t xml:space="preserve">(), </w:t>
-      </w:r>
-      <w:proofErr w:type="spellStart"/>
-      <w:r>
-        <w:t>df.drop_duplicates</w:t>
-      </w:r>
-      <w:proofErr w:type="spellEnd"/>
-      <w:r>
-        <w:t>()</w:t>
-      </w:r>
-      <w:r>
-        <w:br/>
-        <w:t xml:space="preserve">  - Handle Data Types &amp; date-time: </w:t>
-      </w:r>
-      <w:proofErr w:type="spellStart"/>
-      <w:r>
-        <w:t>dtypes</w:t>
-      </w:r>
-      <w:proofErr w:type="spellEnd"/>
-      <w:r>
-        <w:t xml:space="preserve">, </w:t>
-      </w:r>
-      <w:proofErr w:type="spellStart"/>
-      <w:r>
-        <w:t>astype</w:t>
-      </w:r>
-      <w:proofErr w:type="spellEnd"/>
-      <w:r>
-        <w:t>(</w:t>
-      </w:r>
-      <w:proofErr w:type="spellStart"/>
-      <w:r>
-        <w:t>newType</w:t>
-      </w:r>
-      <w:proofErr w:type="spellEnd"/>
-      <w:r>
-        <w:t xml:space="preserve">), </w:t>
-      </w:r>
-      <w:proofErr w:type="spellStart"/>
-      <w:r>
-        <w:t>to_datetime</w:t>
-      </w:r>
-      <w:proofErr w:type="spellEnd"/>
-      <w:r>
-        <w:t>()</w:t>
-      </w:r>
-      <w:r>
-        <w:br/>
-        <w:t xml:space="preserve">  - Handle Strings: .</w:t>
-      </w:r>
-      <w:proofErr w:type="spellStart"/>
-      <w:r>
-        <w:t>str.lower</w:t>
-      </w:r>
-      <w:proofErr w:type="spellEnd"/>
-      <w:r>
-        <w:t>(), .</w:t>
-      </w:r>
-      <w:proofErr w:type="spellStart"/>
-      <w:r>
-        <w:t>str.upper</w:t>
-      </w:r>
-      <w:proofErr w:type="spellEnd"/>
-      <w:r>
-        <w:t>() &amp; .capitalize() | .</w:t>
-      </w:r>
-      <w:proofErr w:type="spellStart"/>
-      <w:r>
-        <w:t>str.strip</w:t>
-      </w:r>
-      <w:proofErr w:type="spellEnd"/>
-      <w:r>
-        <w:t>() | .</w:t>
-      </w:r>
-      <w:proofErr w:type="spellStart"/>
-      <w:r>
-        <w:t>str.split</w:t>
-      </w:r>
-      <w:proofErr w:type="spellEnd"/>
-      <w:r>
-        <w:t>(“”) | .</w:t>
-      </w:r>
-      <w:proofErr w:type="spellStart"/>
-      <w:r>
-        <w:t>str.contains</w:t>
-      </w:r>
-      <w:proofErr w:type="spellEnd"/>
-      <w:r>
-        <w:t>(</w:t>
-      </w:r>
-      <w:proofErr w:type="spellStart"/>
-      <w:r>
-        <w:t>val</w:t>
-      </w:r>
-      <w:proofErr w:type="spellEnd"/>
-      <w:r>
-        <w:t>, case=False)</w:t>
-      </w:r>
-      <w:r>
-        <w:br/>
-        <w:t xml:space="preserve">  </w:t>
+        <w:t>Higher-order</w:t>
+      </w:r>
+      <w:r>
+        <w:t xml:space="preserve"> function as this function takes another function as its input</w:t>
+      </w:r>
+      <w:r>
+        <w:br/>
+        <w:t xml:space="preserve">  - map()</w:t>
+      </w:r>
+      <w:r>
+        <w:br/>
+        <w:t xml:space="preserve">  - assign()</w:t>
+      </w:r>
+      <w:r>
+        <w:br/>
+        <w:t xml:space="preserve">  - replace(old, new)</w:t>
+      </w:r>
+      <w:r>
+        <w:br/>
+        <w:t xml:space="preserve">  - rename(columns={old:new})          - reset_index()</w:t>
+      </w:r>
+      <w:r>
+        <w:br/>
+        <w:t xml:space="preserve">  - sort_values()                                      - rank()</w:t>
+      </w:r>
+      <w:r>
+        <w:br/>
+        <w:t xml:space="preserve">  - sort_index()                                        - Reorder columns</w:t>
+      </w:r>
+    </w:p>
+    <w:p>
+      <w:r>
+        <w:t>Grouping &amp; Aggregation of Data:</w:t>
+      </w:r>
+      <w:r>
+        <w:br/>
+        <w:t xml:space="preserve">  groupby()                   mean/sum/max/min/count etc.                agg()</w:t>
+      </w:r>
+    </w:p>
+    <w:p>
+      <w:r>
+        <w:t>Melt &amp; Pivot:</w:t>
+      </w:r>
+      <w:r>
+        <w:br/>
+        <w:t xml:space="preserve">  Melt – Wide to Long format</w:t>
+      </w:r>
+      <w:r>
+        <w:br/>
+        <w:t xml:space="preserve">    melt(id_vars, value_vars, var_name, value_name)</w:t>
+      </w:r>
+      <w:r>
+        <w:br/>
+        <w:t xml:space="preserve">               KEEP     UNPIVOT    NEW_COL(name)   NEW_COL(value)</w:t>
+      </w:r>
+      <w:r>
+        <w:br/>
+        <w:t xml:space="preserve">  Pivot – Long to Wide format</w:t>
+      </w:r>
+      <w:r>
+        <w:br/>
+      </w:r>
+      <w:r>
+        <w:lastRenderedPageBreak/>
+        <w:t xml:space="preserve">    pivot(index, columns, values)</w:t>
+      </w:r>
+      <w:r>
+        <w:br/>
+        <w:t xml:space="preserve">              KEEP</w:t>
+      </w:r>
+    </w:p>
+    <w:p>
+      <w:r>
+        <w:t>Bacic Visualization:</w:t>
+      </w:r>
+      <w:r>
+        <w:br/>
+        <w:t xml:space="preserve">      hist()                         plot()</w:t>
+      </w:r>
+    </w:p>
+    <w:p>
+      <w:r>
+        <w:t>Merging &amp; Joining Data:</w:t>
+      </w:r>
+      <w:r>
+        <w:br/>
+        <w:t xml:space="preserve">  - Inner Join</w:t>
+      </w:r>
+      <w:r>
+        <w:br/>
+        <w:t xml:space="preserve">  - Left Join</w:t>
+      </w:r>
+      <w:r>
+        <w:br/>
+        <w:t xml:space="preserve">  - Right Join</w:t>
+      </w:r>
+      <w:r>
+        <w:br/>
+        <w:t xml:space="preserve">  - Outer Join</w:t>
+      </w:r>
+    </w:p>
+    <w:p>
+      <w:r>
+        <w:t>Data Concatenation:</w:t>
+      </w:r>
+      <w:r>
+        <w:br/>
+        <w:t xml:space="preserve">  Stacking DataFrames on top of each other (rows) or side by side (columns)</w:t>
       </w:r>
     </w:p>
     <w:sectPr>

--- a/Lectures/Notes.docx
+++ b/Lectures/Notes.docx
@@ -19,7 +19,15 @@
     </w:p>
     <w:p>
       <w:r>
-        <w:t>Style Guide -&gt; We follow snake_case in Python</w:t>
+        <w:t xml:space="preserve">Style Guide -&gt; We follow </w:t>
+      </w:r>
+      <w:proofErr w:type="spellStart"/>
+      <w:r>
+        <w:t>snake_case</w:t>
+      </w:r>
+      <w:proofErr w:type="spellEnd"/>
+      <w:r>
+        <w:t xml:space="preserve"> in Python</w:t>
       </w:r>
     </w:p>
     <w:p>
@@ -32,7 +40,87 @@
     </w:p>
     <w:p>
       <w:r>
-        <w:t>Operator Precedance: [()],  [**],  [*, / ,%],  [+, -],  [==, !=, &gt;, &gt;=, &lt;, &lt;=],  [not],  [and],  [or]  -- Same goes left to right</w:t>
+        <w:t xml:space="preserve">Operator </w:t>
+      </w:r>
+      <w:proofErr w:type="spellStart"/>
+      <w:r>
+        <w:t>Precedance</w:t>
+      </w:r>
+      <w:proofErr w:type="spellEnd"/>
+      <w:r>
+        <w:t>: [()</w:t>
+      </w:r>
+      <w:proofErr w:type="gramStart"/>
+      <w:r>
+        <w:t>],  [</w:t>
+      </w:r>
+      <w:proofErr w:type="gramEnd"/>
+      <w:r>
+        <w:t>**</w:t>
+      </w:r>
+      <w:proofErr w:type="gramStart"/>
+      <w:r>
+        <w:t>],  [</w:t>
+      </w:r>
+      <w:proofErr w:type="gramEnd"/>
+      <w:r>
+        <w:t xml:space="preserve">*, </w:t>
+      </w:r>
+      <w:proofErr w:type="gramStart"/>
+      <w:r>
+        <w:t>/ ,</w:t>
+      </w:r>
+      <w:proofErr w:type="gramEnd"/>
+      <w:r>
+        <w:t>%</w:t>
+      </w:r>
+      <w:proofErr w:type="gramStart"/>
+      <w:r>
+        <w:t>],  [</w:t>
+      </w:r>
+      <w:proofErr w:type="gramEnd"/>
+      <w:r>
+        <w:t>+, -</w:t>
+      </w:r>
+      <w:proofErr w:type="gramStart"/>
+      <w:r>
+        <w:t>],  [</w:t>
+      </w:r>
+      <w:proofErr w:type="gramEnd"/>
+      <w:r>
+        <w:t>==</w:t>
+      </w:r>
+      <w:proofErr w:type="gramStart"/>
+      <w:r>
+        <w:t>, !</w:t>
+      </w:r>
+      <w:proofErr w:type="gramEnd"/>
+      <w:r>
+        <w:t>=, &gt;, &gt;=, &lt;, &lt;=</w:t>
+      </w:r>
+      <w:proofErr w:type="gramStart"/>
+      <w:r>
+        <w:t>],  [</w:t>
+      </w:r>
+      <w:proofErr w:type="gramEnd"/>
+      <w:r>
+        <w:t>not</w:t>
+      </w:r>
+      <w:proofErr w:type="gramStart"/>
+      <w:r>
+        <w:t>],  [</w:t>
+      </w:r>
+      <w:proofErr w:type="gramEnd"/>
+      <w:r>
+        <w:t>and</w:t>
+      </w:r>
+      <w:proofErr w:type="gramStart"/>
+      <w:r>
+        <w:t>],  [or]  --</w:t>
+      </w:r>
+      <w:proofErr w:type="gramEnd"/>
+      <w:r>
+        <w:t xml:space="preserve"> Same goes left to right</w:t>
       </w:r>
     </w:p>
     <w:p>
@@ -42,7 +130,15 @@
     </w:p>
     <w:p>
       <w:r>
-        <w:t>Conditional Statements: if, elif, else</w:t>
+        <w:t xml:space="preserve">Conditional Statements: if, </w:t>
+      </w:r>
+      <w:proofErr w:type="spellStart"/>
+      <w:r>
+        <w:t>elif</w:t>
+      </w:r>
+      <w:proofErr w:type="spellEnd"/>
+      <w:r>
+        <w:t>, else</w:t>
       </w:r>
       <w:r>
         <w:t>, Match Case</w:t>
@@ -55,46 +151,361 @@
     </w:p>
     <w:p>
       <w:r>
-        <w:t>Functions: built-int (print(), input(), type(), range()), user defined</w:t>
-      </w:r>
-    </w:p>
-    <w:p>
-      <w:r>
-        <w:t>Lambda function(used in High Order Functions): lambda a,b,c: a+b+c</w:t>
-      </w:r>
+        <w:t>Functions: built-int (</w:t>
+      </w:r>
+      <w:proofErr w:type="gramStart"/>
+      <w:r>
+        <w:t>print(</w:t>
+      </w:r>
+      <w:proofErr w:type="gramEnd"/>
+      <w:r>
+        <w:t xml:space="preserve">), </w:t>
+      </w:r>
+      <w:proofErr w:type="gramStart"/>
+      <w:r>
+        <w:t>input(</w:t>
+      </w:r>
+      <w:proofErr w:type="gramEnd"/>
+      <w:r>
+        <w:t xml:space="preserve">), </w:t>
+      </w:r>
+      <w:proofErr w:type="gramStart"/>
+      <w:r>
+        <w:t>type(</w:t>
+      </w:r>
+      <w:proofErr w:type="gramEnd"/>
+      <w:r>
+        <w:t xml:space="preserve">), </w:t>
+      </w:r>
+      <w:proofErr w:type="gramStart"/>
+      <w:r>
+        <w:t>range(</w:t>
+      </w:r>
+      <w:proofErr w:type="gramEnd"/>
+      <w:r>
+        <w:t>)), user defined</w:t>
+      </w:r>
+    </w:p>
+    <w:p>
+      <w:r>
+        <w:t xml:space="preserve">Lambda </w:t>
+      </w:r>
+      <w:proofErr w:type="gramStart"/>
+      <w:r>
+        <w:t>function(</w:t>
+      </w:r>
+      <w:proofErr w:type="gramEnd"/>
+      <w:r>
+        <w:t xml:space="preserve">used in High Order Functions): lambda </w:t>
+      </w:r>
+      <w:proofErr w:type="spellStart"/>
+      <w:proofErr w:type="gramStart"/>
+      <w:r>
+        <w:t>a,b</w:t>
+      </w:r>
+      <w:proofErr w:type="gramEnd"/>
+      <w:r>
+        <w:t>,c</w:t>
+      </w:r>
+      <w:proofErr w:type="spellEnd"/>
+      <w:r>
+        <w:t xml:space="preserve">: </w:t>
+      </w:r>
+      <w:proofErr w:type="spellStart"/>
+      <w:r>
+        <w:t>a+b+c</w:t>
+      </w:r>
+      <w:proofErr w:type="spellEnd"/>
     </w:p>
     <w:p>
       <w:r>
         <w:t>Strings: Python strings are immutable, Operations -&gt; Slicing, Formatting</w:t>
       </w:r>
       <w:r>
-        <w:t xml:space="preserve"> (“”.format, f”” &lt;- f-strings)</w:t>
-      </w:r>
-    </w:p>
-    <w:p>
-      <w:r>
-        <w:t>Lists: Python lists are mutable. Methods = l.append(val), l.insert(idx, val), l.sort(), l.reverse()</w:t>
-      </w:r>
-    </w:p>
-    <w:p>
-      <w:r>
-        <w:t>Tuples: Immutable sequence of values (Imagine as immutable lists), methods = t.index(val), t.count(val)</w:t>
-      </w:r>
-    </w:p>
-    <w:p>
-      <w:r>
-        <w:t>Dictionary: key:value pairs &amp; Python dictionaries are mutable</w:t>
+        <w:t xml:space="preserve"> (“</w:t>
+      </w:r>
+      <w:proofErr w:type="gramStart"/>
+      <w:r>
+        <w:t>”.format</w:t>
+      </w:r>
+      <w:proofErr w:type="gramEnd"/>
+      <w:r>
+        <w:t>, f”” &lt;- f-strings)</w:t>
+      </w:r>
+    </w:p>
+    <w:p>
+      <w:r>
+        <w:t xml:space="preserve">Lists: Python lists are mutable. Methods = </w:t>
+      </w:r>
+      <w:proofErr w:type="spellStart"/>
+      <w:proofErr w:type="gramStart"/>
+      <w:r>
+        <w:t>l.append</w:t>
+      </w:r>
+      <w:proofErr w:type="spellEnd"/>
+      <w:proofErr w:type="gramEnd"/>
+      <w:r>
+        <w:t>(</w:t>
+      </w:r>
+      <w:proofErr w:type="spellStart"/>
+      <w:r>
+        <w:t>val</w:t>
+      </w:r>
+      <w:proofErr w:type="spellEnd"/>
+      <w:r>
+        <w:t xml:space="preserve">), </w:t>
+      </w:r>
+      <w:proofErr w:type="spellStart"/>
+      <w:proofErr w:type="gramStart"/>
+      <w:r>
+        <w:t>l.insert</w:t>
+      </w:r>
+      <w:proofErr w:type="spellEnd"/>
+      <w:proofErr w:type="gramEnd"/>
+      <w:r>
+        <w:t>(</w:t>
+      </w:r>
+      <w:proofErr w:type="spellStart"/>
+      <w:r>
+        <w:t>idx</w:t>
+      </w:r>
+      <w:proofErr w:type="spellEnd"/>
+      <w:r>
+        <w:t xml:space="preserve">, </w:t>
+      </w:r>
+      <w:proofErr w:type="spellStart"/>
+      <w:r>
+        <w:t>val</w:t>
+      </w:r>
+      <w:proofErr w:type="spellEnd"/>
+      <w:r>
+        <w:t xml:space="preserve">), </w:t>
+      </w:r>
+      <w:proofErr w:type="spellStart"/>
+      <w:proofErr w:type="gramStart"/>
+      <w:r>
+        <w:t>l.sort</w:t>
+      </w:r>
+      <w:proofErr w:type="spellEnd"/>
+      <w:proofErr w:type="gramEnd"/>
+      <w:r>
+        <w:t xml:space="preserve">(), </w:t>
+      </w:r>
+      <w:proofErr w:type="spellStart"/>
+      <w:proofErr w:type="gramStart"/>
+      <w:r>
+        <w:t>l.reverse</w:t>
+      </w:r>
+      <w:proofErr w:type="spellEnd"/>
+      <w:proofErr w:type="gramEnd"/>
+      <w:r>
+        <w:t>()</w:t>
+      </w:r>
+    </w:p>
+    <w:p>
+      <w:r>
+        <w:t xml:space="preserve">Tuples: Immutable sequence of values (Imagine as immutable lists), methods = </w:t>
+      </w:r>
+      <w:proofErr w:type="spellStart"/>
+      <w:proofErr w:type="gramStart"/>
+      <w:r>
+        <w:t>t.index</w:t>
+      </w:r>
+      <w:proofErr w:type="spellEnd"/>
+      <w:proofErr w:type="gramEnd"/>
+      <w:r>
+        <w:t>(</w:t>
+      </w:r>
+      <w:proofErr w:type="spellStart"/>
+      <w:r>
+        <w:t>val</w:t>
+      </w:r>
+      <w:proofErr w:type="spellEnd"/>
+      <w:r>
+        <w:t xml:space="preserve">), </w:t>
+      </w:r>
+      <w:proofErr w:type="spellStart"/>
+      <w:proofErr w:type="gramStart"/>
+      <w:r>
+        <w:t>t.count</w:t>
+      </w:r>
+      <w:proofErr w:type="spellEnd"/>
+      <w:proofErr w:type="gramEnd"/>
+      <w:r>
+        <w:t>(</w:t>
+      </w:r>
+      <w:proofErr w:type="spellStart"/>
+      <w:r>
+        <w:t>val</w:t>
+      </w:r>
+      <w:proofErr w:type="spellEnd"/>
+      <w:r>
+        <w:t>)</w:t>
+      </w:r>
+    </w:p>
+    <w:p>
+      <w:r>
+        <w:t xml:space="preserve">Dictionary: </w:t>
+      </w:r>
+      <w:proofErr w:type="spellStart"/>
+      <w:r>
+        <w:t>key:value</w:t>
+      </w:r>
+      <w:proofErr w:type="spellEnd"/>
+      <w:r>
+        <w:t xml:space="preserve"> pairs &amp; Python dictionaries are mutable</w:t>
       </w:r>
       <w:r>
         <w:t>.</w:t>
       </w:r>
       <w:r>
-        <w:t xml:space="preserve"> Methods = d.keys(), d.values(), d.items(), d.get(val), d.update(new_item)</w:t>
-      </w:r>
-    </w:p>
-    <w:p>
-      <w:r>
-        <w:t>Sets: Collection of unique elements. Sets can be mutable, but their elements should be immutable (Lists &amp; Dictionaries can’t be elements of a set). Methods = s.add(val), s.remove(val), s.clear(), s.pop(), s.union(set2), s.intersection(set2)</w:t>
+        <w:t xml:space="preserve"> Methods = </w:t>
+      </w:r>
+      <w:proofErr w:type="spellStart"/>
+      <w:proofErr w:type="gramStart"/>
+      <w:r>
+        <w:t>d.keys</w:t>
+      </w:r>
+      <w:proofErr w:type="spellEnd"/>
+      <w:proofErr w:type="gramEnd"/>
+      <w:r>
+        <w:t xml:space="preserve">(), </w:t>
+      </w:r>
+      <w:proofErr w:type="spellStart"/>
+      <w:proofErr w:type="gramStart"/>
+      <w:r>
+        <w:t>d.values</w:t>
+      </w:r>
+      <w:proofErr w:type="spellEnd"/>
+      <w:proofErr w:type="gramEnd"/>
+      <w:r>
+        <w:t xml:space="preserve">(), </w:t>
+      </w:r>
+      <w:proofErr w:type="spellStart"/>
+      <w:proofErr w:type="gramStart"/>
+      <w:r>
+        <w:t>d.items</w:t>
+      </w:r>
+      <w:proofErr w:type="spellEnd"/>
+      <w:proofErr w:type="gramEnd"/>
+      <w:r>
+        <w:t xml:space="preserve">(), </w:t>
+      </w:r>
+      <w:proofErr w:type="spellStart"/>
+      <w:r>
+        <w:t>d.get</w:t>
+      </w:r>
+      <w:proofErr w:type="spellEnd"/>
+      <w:r>
+        <w:t>(</w:t>
+      </w:r>
+      <w:proofErr w:type="spellStart"/>
+      <w:r>
+        <w:t>val</w:t>
+      </w:r>
+      <w:proofErr w:type="spellEnd"/>
+      <w:r>
+        <w:t xml:space="preserve">), </w:t>
+      </w:r>
+      <w:proofErr w:type="spellStart"/>
+      <w:proofErr w:type="gramStart"/>
+      <w:r>
+        <w:t>d.update</w:t>
+      </w:r>
+      <w:proofErr w:type="spellEnd"/>
+      <w:proofErr w:type="gramEnd"/>
+      <w:r>
+        <w:t>(</w:t>
+      </w:r>
+      <w:proofErr w:type="spellStart"/>
+      <w:r>
+        <w:t>new_item</w:t>
+      </w:r>
+      <w:proofErr w:type="spellEnd"/>
+      <w:r>
+        <w:t>)</w:t>
+      </w:r>
+    </w:p>
+    <w:p>
+      <w:r>
+        <w:t xml:space="preserve">Sets: Collection of unique elements. Sets can be mutable, but their elements should be immutable (Lists &amp; Dictionaries can’t be elements of a set). Methods = </w:t>
+      </w:r>
+      <w:proofErr w:type="spellStart"/>
+      <w:r>
+        <w:t>s.add</w:t>
+      </w:r>
+      <w:proofErr w:type="spellEnd"/>
+      <w:r>
+        <w:t>(</w:t>
+      </w:r>
+      <w:proofErr w:type="spellStart"/>
+      <w:r>
+        <w:t>val</w:t>
+      </w:r>
+      <w:proofErr w:type="spellEnd"/>
+      <w:r>
+        <w:t xml:space="preserve">), </w:t>
+      </w:r>
+      <w:proofErr w:type="spellStart"/>
+      <w:proofErr w:type="gramStart"/>
+      <w:r>
+        <w:t>s.remove</w:t>
+      </w:r>
+      <w:proofErr w:type="spellEnd"/>
+      <w:proofErr w:type="gramEnd"/>
+      <w:r>
+        <w:t>(</w:t>
+      </w:r>
+      <w:proofErr w:type="spellStart"/>
+      <w:r>
+        <w:t>val</w:t>
+      </w:r>
+      <w:proofErr w:type="spellEnd"/>
+      <w:r>
+        <w:t xml:space="preserve">), </w:t>
+      </w:r>
+      <w:proofErr w:type="spellStart"/>
+      <w:proofErr w:type="gramStart"/>
+      <w:r>
+        <w:t>s.clear</w:t>
+      </w:r>
+      <w:proofErr w:type="spellEnd"/>
+      <w:proofErr w:type="gramEnd"/>
+      <w:r>
+        <w:t xml:space="preserve">(), </w:t>
+      </w:r>
+      <w:proofErr w:type="spellStart"/>
+      <w:proofErr w:type="gramStart"/>
+      <w:r>
+        <w:t>s.pop</w:t>
+      </w:r>
+      <w:proofErr w:type="spellEnd"/>
+      <w:r>
+        <w:t>(</w:t>
+      </w:r>
+      <w:proofErr w:type="gramEnd"/>
+      <w:r>
+        <w:t xml:space="preserve">), </w:t>
+      </w:r>
+      <w:proofErr w:type="spellStart"/>
+      <w:proofErr w:type="gramStart"/>
+      <w:r>
+        <w:t>s.union</w:t>
+      </w:r>
+      <w:proofErr w:type="spellEnd"/>
+      <w:proofErr w:type="gramEnd"/>
+      <w:r>
+        <w:t xml:space="preserve">(set2), </w:t>
+      </w:r>
+      <w:proofErr w:type="spellStart"/>
+      <w:proofErr w:type="gramStart"/>
+      <w:r>
+        <w:t>s.intersection</w:t>
+      </w:r>
+      <w:proofErr w:type="spellEnd"/>
+      <w:proofErr w:type="gramEnd"/>
+      <w:r>
+        <w:t>(set2)</w:t>
       </w:r>
     </w:p>
     <w:p/>
@@ -120,7 +531,20 @@
     </w:p>
     <w:p>
       <w:r>
-        <w:t>Constructor – init() Method: Default &amp; Parameterised. We can’t create multiple constructors in Python; otherwise, it takes the last one if all are the same, and if different, then it gives errors</w:t>
+        <w:t xml:space="preserve">Constructor – </w:t>
+      </w:r>
+      <w:proofErr w:type="spellStart"/>
+      <w:proofErr w:type="gramStart"/>
+      <w:r>
+        <w:t>init</w:t>
+      </w:r>
+      <w:proofErr w:type="spellEnd"/>
+      <w:r>
+        <w:t>(</w:t>
+      </w:r>
+      <w:proofErr w:type="gramEnd"/>
+      <w:r>
+        <w:t>) Method: Default &amp; Parameterised. We can’t create multiple constructors in Python; otherwise, it takes the last one if all are the same, and if different, then it gives errors</w:t>
       </w:r>
     </w:p>
     <w:p>
@@ -189,22 +613,64 @@
     </w:p>
     <w:p>
       <w:r>
-        <w:t>F = open(“data.txt”, “r”)</w:t>
-      </w:r>
-    </w:p>
-    <w:p>
-      <w:r>
-        <w:t>r (reading [default]), w (writing, truncates file first), x (creates new &amp; open for writing), a (writing, appends at end), b (binary mode), t (text mode [default]), + (opens disk file for update(r &amp; w))</w:t>
-      </w:r>
-    </w:p>
-    <w:p>
-      <w:r>
-        <w:t>with Keyword -&gt; with open(“data.txt”, “r”) as f: print(f.read())</w:t>
-      </w:r>
-    </w:p>
-    <w:p>
-      <w:r>
-        <w:t>Delete files: os modules</w:t>
+        <w:t xml:space="preserve">F = </w:t>
+      </w:r>
+      <w:proofErr w:type="gramStart"/>
+      <w:r>
+        <w:t>open(</w:t>
+      </w:r>
+      <w:proofErr w:type="gramEnd"/>
+      <w:r>
+        <w:t>“data.txt”, “r”)</w:t>
+      </w:r>
+    </w:p>
+    <w:p>
+      <w:r>
+        <w:t xml:space="preserve">r (reading [default]), w (writing, truncates file first), x (creates new &amp; open for writing), a (writing, appends at end), b (binary mode), t (text mode [default]), + (opens disk file for </w:t>
+      </w:r>
+      <w:proofErr w:type="gramStart"/>
+      <w:r>
+        <w:t>update(</w:t>
+      </w:r>
+      <w:proofErr w:type="gramEnd"/>
+      <w:r>
+        <w:t>r &amp; w))</w:t>
+      </w:r>
+    </w:p>
+    <w:p>
+      <w:r>
+        <w:t xml:space="preserve">with Keyword -&gt; with </w:t>
+      </w:r>
+      <w:proofErr w:type="gramStart"/>
+      <w:r>
+        <w:t>open(</w:t>
+      </w:r>
+      <w:proofErr w:type="gramEnd"/>
+      <w:r>
+        <w:t>“data.txt”, “r”) as f: print(</w:t>
+      </w:r>
+      <w:proofErr w:type="spellStart"/>
+      <w:proofErr w:type="gramStart"/>
+      <w:r>
+        <w:t>f.read</w:t>
+      </w:r>
+      <w:proofErr w:type="spellEnd"/>
+      <w:proofErr w:type="gramEnd"/>
+      <w:r>
+        <w:t>())</w:t>
+      </w:r>
+    </w:p>
+    <w:p>
+      <w:r>
+        <w:t xml:space="preserve">Delete files: </w:t>
+      </w:r>
+      <w:proofErr w:type="spellStart"/>
+      <w:r>
+        <w:t>os</w:t>
+      </w:r>
+      <w:proofErr w:type="spellEnd"/>
+      <w:r>
+        <w:t xml:space="preserve"> modules</w:t>
       </w:r>
     </w:p>
     <w:p>
@@ -214,17 +680,76 @@
     </w:p>
     <w:p>
       <w:r>
-        <w:t>List Comprehensions: [output for item in iterable if condition]</w:t>
-      </w:r>
-    </w:p>
-    <w:p>
-      <w:r>
-        <w:t>JSON Module (JavaScript Object Notation): import json. Arrays-&gt;list, object-&gt;dict, string-&gt;str, null-&gt;None</w:t>
-      </w:r>
-    </w:p>
-    <w:p>
-      <w:r>
-        <w:t>Json.loads(), json.dumps(), json.load(), json.dump()</w:t>
+        <w:t xml:space="preserve">List Comprehensions: [output for item in </w:t>
+      </w:r>
+      <w:proofErr w:type="spellStart"/>
+      <w:r>
+        <w:t>iterable</w:t>
+      </w:r>
+      <w:proofErr w:type="spellEnd"/>
+      <w:r>
+        <w:t xml:space="preserve"> if condition]</w:t>
+      </w:r>
+    </w:p>
+    <w:p>
+      <w:r>
+        <w:t xml:space="preserve">JSON Module (JavaScript Object Notation): import </w:t>
+      </w:r>
+      <w:proofErr w:type="spellStart"/>
+      <w:r>
+        <w:t>json</w:t>
+      </w:r>
+      <w:proofErr w:type="spellEnd"/>
+      <w:r>
+        <w:t>. Arrays-&gt;list, object-&gt;</w:t>
+      </w:r>
+      <w:proofErr w:type="spellStart"/>
+      <w:r>
+        <w:t>dict</w:t>
+      </w:r>
+      <w:proofErr w:type="spellEnd"/>
+      <w:r>
+        <w:t>, string-&gt;str, null-&gt;None</w:t>
+      </w:r>
+    </w:p>
+    <w:p>
+      <w:proofErr w:type="spellStart"/>
+      <w:r>
+        <w:t>Json.loads</w:t>
+      </w:r>
+      <w:proofErr w:type="spellEnd"/>
+      <w:r>
+        <w:t xml:space="preserve">(), </w:t>
+      </w:r>
+      <w:proofErr w:type="spellStart"/>
+      <w:proofErr w:type="gramStart"/>
+      <w:r>
+        <w:t>json.dumps</w:t>
+      </w:r>
+      <w:proofErr w:type="spellEnd"/>
+      <w:proofErr w:type="gramEnd"/>
+      <w:r>
+        <w:t xml:space="preserve">(), </w:t>
+      </w:r>
+      <w:proofErr w:type="spellStart"/>
+      <w:proofErr w:type="gramStart"/>
+      <w:r>
+        <w:t>json.load</w:t>
+      </w:r>
+      <w:proofErr w:type="spellEnd"/>
+      <w:proofErr w:type="gramEnd"/>
+      <w:r>
+        <w:t xml:space="preserve">(), </w:t>
+      </w:r>
+      <w:proofErr w:type="spellStart"/>
+      <w:proofErr w:type="gramStart"/>
+      <w:r>
+        <w:t>json.dump</w:t>
+      </w:r>
+      <w:proofErr w:type="spellEnd"/>
+      <w:proofErr w:type="gramEnd"/>
+      <w:r>
+        <w:t>()</w:t>
       </w:r>
     </w:p>
     <w:p/>
@@ -254,7 +779,23 @@
       </w:r>
       <w:r>
         <w:br/>
-        <w:t>Data Collection | Data cleaning (pre-processing) | Data analysis | Data visualization | Linraries – Numpy, Pandas, Matplotlib, Seaborn</w:t>
+        <w:t xml:space="preserve">Data Collection | Data cleaning (pre-processing) | Data analysis | Data visualization | </w:t>
+      </w:r>
+      <w:proofErr w:type="spellStart"/>
+      <w:r>
+        <w:t>Linraries</w:t>
+      </w:r>
+      <w:proofErr w:type="spellEnd"/>
+      <w:r>
+        <w:t xml:space="preserve"> – </w:t>
+      </w:r>
+      <w:proofErr w:type="spellStart"/>
+      <w:r>
+        <w:t>Numpy</w:t>
+      </w:r>
+      <w:proofErr w:type="spellEnd"/>
+      <w:r>
+        <w:t>, Pandas, Matplotlib, Seaborn</w:t>
       </w:r>
     </w:p>
     <w:p>
@@ -290,7 +831,15 @@
     </w:p>
     <w:p>
       <w:r>
-        <w:t>Python Lists vs Numpy Arrays:</w:t>
+        <w:t xml:space="preserve">Python Lists vs </w:t>
+      </w:r>
+      <w:proofErr w:type="spellStart"/>
+      <w:r>
+        <w:t>Numpy</w:t>
+      </w:r>
+      <w:proofErr w:type="spellEnd"/>
+      <w:r>
+        <w:t xml:space="preserve"> Arrays:</w:t>
       </w:r>
       <w:r>
         <w:br/>
@@ -340,7 +889,23 @@
     </w:p>
     <w:p>
       <w:r>
-        <w:t xml:space="preserve">Common Data Types: Integers = int32, int64 | Floating point nums = float32, float64 | Boolean = bool | Complex nums = complex64, complex128 | String = S (byte-str) &amp; U (Unicode-str) | Object = generic python object </w:t>
+        <w:t xml:space="preserve">Common Data Types: Integers = int32, int64 | Floating point </w:t>
+      </w:r>
+      <w:proofErr w:type="spellStart"/>
+      <w:r>
+        <w:t>nums</w:t>
+      </w:r>
+      <w:proofErr w:type="spellEnd"/>
+      <w:r>
+        <w:t xml:space="preserve"> = float32, float64 | Boolean = bool | Complex </w:t>
+      </w:r>
+      <w:proofErr w:type="spellStart"/>
+      <w:r>
+        <w:t>nums</w:t>
+      </w:r>
+      <w:proofErr w:type="spellEnd"/>
+      <w:r>
+        <w:t xml:space="preserve"> = complex64, complex128 | String = S (byte-str) &amp; U (Unicode-str) | Object = generic python object </w:t>
       </w:r>
       <w:r>
         <w:t>–</w:t>
@@ -355,7 +920,15 @@
       </w:r>
       <w:r>
         <w:br/>
-        <w:t>General broadcasting rule – when operating on two arrays, NumPy compares their shapes element-wise. It starts with the trailing(i.e. rightmost) dimension and works its way left. Two dimensions are compatible when they are equal, or one of them is 1.</w:t>
+        <w:t xml:space="preserve">General broadcasting rule – when operating on two arrays, NumPy compares their shapes element-wise. It starts with the </w:t>
+      </w:r>
+      <w:proofErr w:type="gramStart"/>
+      <w:r>
+        <w:t>trailing(</w:t>
+      </w:r>
+      <w:proofErr w:type="gramEnd"/>
+      <w:r>
+        <w:t>i.e. rightmost) dimension and works its way left. Two dimensions are compatible when they are equal, or one of them is 1.</w:t>
       </w:r>
     </w:p>
     <w:p>
@@ -373,9 +946,11 @@
       <w:r>
         <w:t>(</w:t>
       </w:r>
+      <w:proofErr w:type="spellStart"/>
       <w:r>
         <w:t>arr</w:t>
       </w:r>
+      <w:proofErr w:type="spellEnd"/>
       <w:r>
         <w:t xml:space="preserve"> – </w:t>
       </w:r>
@@ -391,14 +966,43 @@
       <w:r>
         <w:t>(</w:t>
       </w:r>
-      <w:r>
-        <w:t>sum(vali - mean)^2 / N</w:t>
-      </w:r>
-      <w:r>
-        <w:t>)^(1/2)</w:t>
-      </w:r>
-      <w:r>
-        <w:t>, var = (std dev)^2</w:t>
+      <w:proofErr w:type="gramStart"/>
+      <w:r>
+        <w:t>sum(</w:t>
+      </w:r>
+      <w:proofErr w:type="gramEnd"/>
+      <w:r>
+        <w:t xml:space="preserve">vali - </w:t>
+      </w:r>
+      <w:proofErr w:type="gramStart"/>
+      <w:r>
+        <w:t>mean)^</w:t>
+      </w:r>
+      <w:proofErr w:type="gramEnd"/>
+      <w:r>
+        <w:t xml:space="preserve">2 / </w:t>
+      </w:r>
+      <w:proofErr w:type="gramStart"/>
+      <w:r>
+        <w:t>N</w:t>
+      </w:r>
+      <w:r>
+        <w:t>)^</w:t>
+      </w:r>
+      <w:proofErr w:type="gramEnd"/>
+      <w:r>
+        <w:t>(1/2)</w:t>
+      </w:r>
+      <w:r>
+        <w:t xml:space="preserve">, var = (std </w:t>
+      </w:r>
+      <w:proofErr w:type="gramStart"/>
+      <w:r>
+        <w:t>dev)^</w:t>
+      </w:r>
+      <w:proofErr w:type="gramEnd"/>
+      <w:r>
+        <w:t>2</w:t>
       </w:r>
     </w:p>
     <w:p>
@@ -407,23 +1011,209 @@
       </w:r>
       <w:r>
         <w:br/>
-        <w:t>1) Aggregation: sum(), prod(), min(), max(), mean(), std(), var(), median(), argmin(), argmax()</w:t>
-      </w:r>
-      <w:r>
-        <w:br/>
-        <w:t>2) Power: square(), sqrt(), pow(a, b)</w:t>
-      </w:r>
-      <w:r>
-        <w:br/>
-        <w:t>3) Log &amp; Exponential: log(), log10(), log2(), exp()</w:t>
-      </w:r>
-      <w:r>
-        <w:br/>
-        <w:t>4) Rounding: round(), floor(), ceil(), trunc()</w:t>
-      </w:r>
-      <w:r>
-        <w:br/>
-        <w:t>5) EXTRAS: unique(), sort(), abs()</w:t>
+        <w:t xml:space="preserve">1) Aggregation: </w:t>
+      </w:r>
+      <w:proofErr w:type="gramStart"/>
+      <w:r>
+        <w:t>sum(</w:t>
+      </w:r>
+      <w:proofErr w:type="gramEnd"/>
+      <w:r>
+        <w:t xml:space="preserve">), </w:t>
+      </w:r>
+      <w:proofErr w:type="gramStart"/>
+      <w:r>
+        <w:t>prod(</w:t>
+      </w:r>
+      <w:proofErr w:type="gramEnd"/>
+      <w:r>
+        <w:t xml:space="preserve">), </w:t>
+      </w:r>
+      <w:proofErr w:type="gramStart"/>
+      <w:r>
+        <w:t>min(</w:t>
+      </w:r>
+      <w:proofErr w:type="gramEnd"/>
+      <w:r>
+        <w:t xml:space="preserve">), </w:t>
+      </w:r>
+      <w:proofErr w:type="gramStart"/>
+      <w:r>
+        <w:t>max(</w:t>
+      </w:r>
+      <w:proofErr w:type="gramEnd"/>
+      <w:r>
+        <w:t xml:space="preserve">), </w:t>
+      </w:r>
+      <w:proofErr w:type="gramStart"/>
+      <w:r>
+        <w:t>mean(</w:t>
+      </w:r>
+      <w:proofErr w:type="gramEnd"/>
+      <w:r>
+        <w:t xml:space="preserve">), </w:t>
+      </w:r>
+      <w:proofErr w:type="gramStart"/>
+      <w:r>
+        <w:t>std(</w:t>
+      </w:r>
+      <w:proofErr w:type="gramEnd"/>
+      <w:r>
+        <w:t xml:space="preserve">), </w:t>
+      </w:r>
+      <w:proofErr w:type="gramStart"/>
+      <w:r>
+        <w:t>var(</w:t>
+      </w:r>
+      <w:proofErr w:type="gramEnd"/>
+      <w:r>
+        <w:t xml:space="preserve">), </w:t>
+      </w:r>
+      <w:proofErr w:type="gramStart"/>
+      <w:r>
+        <w:t>median(</w:t>
+      </w:r>
+      <w:proofErr w:type="gramEnd"/>
+      <w:r>
+        <w:t xml:space="preserve">), </w:t>
+      </w:r>
+      <w:proofErr w:type="spellStart"/>
+      <w:proofErr w:type="gramStart"/>
+      <w:r>
+        <w:t>argmin</w:t>
+      </w:r>
+      <w:proofErr w:type="spellEnd"/>
+      <w:r>
+        <w:t>(</w:t>
+      </w:r>
+      <w:proofErr w:type="gramEnd"/>
+      <w:r>
+        <w:t xml:space="preserve">), </w:t>
+      </w:r>
+      <w:proofErr w:type="gramStart"/>
+      <w:r>
+        <w:t>argmax(</w:t>
+      </w:r>
+      <w:proofErr w:type="gramEnd"/>
+      <w:r>
+        <w:t>)</w:t>
+      </w:r>
+      <w:r>
+        <w:br/>
+        <w:t xml:space="preserve">2) Power: </w:t>
+      </w:r>
+      <w:proofErr w:type="gramStart"/>
+      <w:r>
+        <w:t>square(</w:t>
+      </w:r>
+      <w:proofErr w:type="gramEnd"/>
+      <w:r>
+        <w:t xml:space="preserve">), </w:t>
+      </w:r>
+      <w:proofErr w:type="gramStart"/>
+      <w:r>
+        <w:t>sqrt(</w:t>
+      </w:r>
+      <w:proofErr w:type="gramEnd"/>
+      <w:r>
+        <w:t xml:space="preserve">), </w:t>
+      </w:r>
+      <w:proofErr w:type="gramStart"/>
+      <w:r>
+        <w:t>pow(</w:t>
+      </w:r>
+      <w:proofErr w:type="gramEnd"/>
+      <w:r>
+        <w:t>a, b)</w:t>
+      </w:r>
+      <w:r>
+        <w:br/>
+        <w:t xml:space="preserve">3) Log &amp; Exponential: </w:t>
+      </w:r>
+      <w:proofErr w:type="gramStart"/>
+      <w:r>
+        <w:t>log(</w:t>
+      </w:r>
+      <w:proofErr w:type="gramEnd"/>
+      <w:r>
+        <w:t xml:space="preserve">), log10(), log2(), </w:t>
+      </w:r>
+      <w:proofErr w:type="gramStart"/>
+      <w:r>
+        <w:t>exp(</w:t>
+      </w:r>
+      <w:proofErr w:type="gramEnd"/>
+      <w:r>
+        <w:t>)</w:t>
+      </w:r>
+      <w:r>
+        <w:br/>
+        <w:t xml:space="preserve">4) Rounding: </w:t>
+      </w:r>
+      <w:proofErr w:type="gramStart"/>
+      <w:r>
+        <w:t>round(</w:t>
+      </w:r>
+      <w:proofErr w:type="gramEnd"/>
+      <w:r>
+        <w:t xml:space="preserve">), </w:t>
+      </w:r>
+      <w:proofErr w:type="gramStart"/>
+      <w:r>
+        <w:t>floor(</w:t>
+      </w:r>
+      <w:proofErr w:type="gramEnd"/>
+      <w:r>
+        <w:t xml:space="preserve">), </w:t>
+      </w:r>
+      <w:proofErr w:type="gramStart"/>
+      <w:r>
+        <w:t>ceil(</w:t>
+      </w:r>
+      <w:proofErr w:type="gramEnd"/>
+      <w:r>
+        <w:t xml:space="preserve">), </w:t>
+      </w:r>
+      <w:proofErr w:type="spellStart"/>
+      <w:proofErr w:type="gramStart"/>
+      <w:r>
+        <w:t>trunc</w:t>
+      </w:r>
+      <w:proofErr w:type="spellEnd"/>
+      <w:r>
+        <w:t>(</w:t>
+      </w:r>
+      <w:proofErr w:type="gramEnd"/>
+      <w:r>
+        <w:t>)</w:t>
+      </w:r>
+      <w:r>
+        <w:br/>
+        <w:t xml:space="preserve">5) EXTRAS: </w:t>
+      </w:r>
+      <w:proofErr w:type="gramStart"/>
+      <w:r>
+        <w:t>unique(</w:t>
+      </w:r>
+      <w:proofErr w:type="gramEnd"/>
+      <w:r>
+        <w:t xml:space="preserve">), </w:t>
+      </w:r>
+      <w:proofErr w:type="gramStart"/>
+      <w:r>
+        <w:t>sort(</w:t>
+      </w:r>
+      <w:proofErr w:type="gramEnd"/>
+      <w:r>
+        <w:t xml:space="preserve">), </w:t>
+      </w:r>
+      <w:proofErr w:type="gramStart"/>
+      <w:r>
+        <w:t>abs(</w:t>
+      </w:r>
+      <w:proofErr w:type="gramEnd"/>
+      <w:r>
+        <w:t>)</w:t>
       </w:r>
     </w:p>
     <w:p/>
@@ -467,7 +1257,15 @@
         <w:sym w:font="Wingdings" w:char="F0E0"/>
       </w:r>
       <w:r>
-        <w:t xml:space="preserve"> Modeling </w:t>
+        <w:t xml:space="preserve"> </w:t>
+      </w:r>
+      <w:proofErr w:type="spellStart"/>
+      <w:r>
+        <w:t>Modeling</w:t>
+      </w:r>
+      <w:proofErr w:type="spellEnd"/>
+      <w:r>
+        <w:t xml:space="preserve"> </w:t>
       </w:r>
       <w:r>
         <w:sym w:font="Wingdings" w:char="F0E0"/>
@@ -550,6 +1348,7 @@
       <w:r>
         <w:t xml:space="preserve"> &amp; </w:t>
       </w:r>
+      <w:proofErr w:type="spellStart"/>
       <w:r>
         <w:rPr>
           <w:b/>
@@ -557,6 +1356,7 @@
         </w:rPr>
         <w:t>DataFrame</w:t>
       </w:r>
+      <w:proofErr w:type="spellEnd"/>
       <w:r>
         <w:t xml:space="preserve"> are 2 important data structures]</w:t>
       </w:r>
@@ -612,7 +1412,15 @@
       </w:r>
       <w:r>
         <w:br/>
-        <w:t>1) Homogeneous | 2) Vectorized Operations | 3) Handle Missing Values with NaN | 4) Mu</w:t>
+        <w:t xml:space="preserve">1) Homogeneous | 2) Vectorized Operations | 3) Handle Missing Values with </w:t>
+      </w:r>
+      <w:proofErr w:type="spellStart"/>
+      <w:r>
+        <w:t>NaN</w:t>
+      </w:r>
+      <w:proofErr w:type="spellEnd"/>
+      <w:r>
+        <w:t xml:space="preserve"> | 4) Mu</w:t>
       </w:r>
       <w:r>
         <w:t>table</w:t>
@@ -622,8 +1430,13 @@
       </w:r>
     </w:p>
     <w:p>
-      <w:r>
-        <w:t xml:space="preserve">DataFrame </w:t>
+      <w:proofErr w:type="spellStart"/>
+      <w:r>
+        <w:t>DataFrame</w:t>
+      </w:r>
+      <w:proofErr w:type="spellEnd"/>
+      <w:r>
+        <w:t xml:space="preserve"> </w:t>
       </w:r>
       <w:r>
         <w:sym w:font="Wingdings" w:char="F0E0"/>
@@ -633,12 +1446,100 @@
       </w:r>
     </w:p>
     <w:p>
-      <w:r>
-        <w:t>DataFrame Methods:</w:t>
-      </w:r>
-      <w:r>
-        <w:br/>
-        <w:t>df.head(), df.tail(), df.sample(), df.info(), df.shape(), df.describe(), df.columns(), df.nunique()</w:t>
+      <w:proofErr w:type="spellStart"/>
+      <w:r>
+        <w:t>DataFrame</w:t>
+      </w:r>
+      <w:proofErr w:type="spellEnd"/>
+      <w:r>
+        <w:t xml:space="preserve"> Methods:</w:t>
+      </w:r>
+      <w:r>
+        <w:br/>
+      </w:r>
+      <w:proofErr w:type="spellStart"/>
+      <w:proofErr w:type="gramStart"/>
+      <w:r>
+        <w:t>df.head</w:t>
+      </w:r>
+      <w:proofErr w:type="spellEnd"/>
+      <w:proofErr w:type="gramEnd"/>
+      <w:r>
+        <w:t xml:space="preserve">(), </w:t>
+      </w:r>
+      <w:proofErr w:type="spellStart"/>
+      <w:proofErr w:type="gramStart"/>
+      <w:r>
+        <w:t>df.tail</w:t>
+      </w:r>
+      <w:proofErr w:type="spellEnd"/>
+      <w:proofErr w:type="gramEnd"/>
+      <w:r>
+        <w:t xml:space="preserve">(), </w:t>
+      </w:r>
+      <w:proofErr w:type="spellStart"/>
+      <w:r>
+        <w:t>df.</w:t>
+      </w:r>
+      <w:proofErr w:type="gramStart"/>
+      <w:r>
+        <w:t>sample</w:t>
+      </w:r>
+      <w:proofErr w:type="spellEnd"/>
+      <w:r>
+        <w:t>(</w:t>
+      </w:r>
+      <w:proofErr w:type="gramEnd"/>
+      <w:r>
+        <w:t xml:space="preserve">), </w:t>
+      </w:r>
+      <w:proofErr w:type="gramStart"/>
+      <w:r>
+        <w:t>df.info(</w:t>
+      </w:r>
+      <w:proofErr w:type="gramEnd"/>
+      <w:r>
+        <w:t xml:space="preserve">), </w:t>
+      </w:r>
+      <w:proofErr w:type="spellStart"/>
+      <w:proofErr w:type="gramStart"/>
+      <w:r>
+        <w:t>df.shape</w:t>
+      </w:r>
+      <w:proofErr w:type="spellEnd"/>
+      <w:proofErr w:type="gramEnd"/>
+      <w:r>
+        <w:t xml:space="preserve">(), </w:t>
+      </w:r>
+      <w:proofErr w:type="spellStart"/>
+      <w:proofErr w:type="gramStart"/>
+      <w:r>
+        <w:t>df.describe</w:t>
+      </w:r>
+      <w:proofErr w:type="spellEnd"/>
+      <w:proofErr w:type="gramEnd"/>
+      <w:r>
+        <w:t xml:space="preserve">(), </w:t>
+      </w:r>
+      <w:proofErr w:type="spellStart"/>
+      <w:proofErr w:type="gramStart"/>
+      <w:r>
+        <w:t>df.columns</w:t>
+      </w:r>
+      <w:proofErr w:type="spellEnd"/>
+      <w:proofErr w:type="gramEnd"/>
+      <w:r>
+        <w:t xml:space="preserve">(), </w:t>
+      </w:r>
+      <w:proofErr w:type="spellStart"/>
+      <w:proofErr w:type="gramStart"/>
+      <w:r>
+        <w:t>df.nunique</w:t>
+      </w:r>
+      <w:proofErr w:type="spellEnd"/>
+      <w:proofErr w:type="gramEnd"/>
+      <w:r>
+        <w:t>()</w:t>
       </w:r>
     </w:p>
     <w:p/>
@@ -652,20 +1553,35 @@
       </w:r>
       <w:r>
         <w:br/>
-        <w:t xml:space="preserve">  - Selecting Rows (Labels &amp; Index based) – loc &amp; iloc</w:t>
-      </w:r>
+        <w:t xml:space="preserve">  - Selecting Rows (Labels &amp; Index based) – loc &amp; </w:t>
+      </w:r>
+      <w:proofErr w:type="spellStart"/>
+      <w:r>
+        <w:t>iloc</w:t>
+      </w:r>
+      <w:proofErr w:type="spellEnd"/>
       <w:r>
         <w:br/>
         <w:t xml:space="preserve">  - Selecting Rows &amp; Columns</w:t>
       </w:r>
       <w:r>
         <w:br/>
-        <w:t xml:space="preserve">  - Selecting single scalar value – at &amp; iat</w:t>
-      </w:r>
-    </w:p>
-    <w:p>
-      <w:r>
-        <w:t>Query() rules:</w:t>
+        <w:t xml:space="preserve">  - Selecting single scalar value – at &amp; </w:t>
+      </w:r>
+      <w:proofErr w:type="spellStart"/>
+      <w:r>
+        <w:t>iat</w:t>
+      </w:r>
+      <w:proofErr w:type="spellEnd"/>
+    </w:p>
+    <w:p>
+      <w:proofErr w:type="gramStart"/>
+      <w:r>
+        <w:t>Query(</w:t>
+      </w:r>
+      <w:proofErr w:type="gramEnd"/>
+      <w:r>
+        <w:t>) rules:</w:t>
       </w:r>
       <w:r>
         <w:br/>
@@ -677,7 +1593,15 @@
       </w:r>
       <w:r>
         <w:br/>
-        <w:t xml:space="preserve">  - Backticks for col_name with space or special chars</w:t>
+        <w:t xml:space="preserve">  - Backticks for </w:t>
+      </w:r>
+      <w:proofErr w:type="spellStart"/>
+      <w:r>
+        <w:t>col_name</w:t>
+      </w:r>
+      <w:proofErr w:type="spellEnd"/>
+      <w:r>
+        <w:t xml:space="preserve"> with space or special chars</w:t>
       </w:r>
       <w:r>
         <w:br/>
@@ -706,20 +1630,238 @@
       <w:r>
         <w:t xml:space="preserve">: </w:t>
       </w:r>
-      <w:r>
-        <w:t>isnull()/isna(), isnull().sum(), dropna(), fillna(value), ffill(), bfill()</w:t>
-      </w:r>
-      <w:r>
-        <w:br/>
-        <w:t xml:space="preserve">  -  Handle duplicates: df.duplicated(), df.drop_duplicates()</w:t>
-      </w:r>
-      <w:r>
-        <w:br/>
-        <w:t xml:space="preserve">  - Handle Data Types &amp; date-time: dtypes, astype(newType), to_datetime()</w:t>
-      </w:r>
-      <w:r>
-        <w:br/>
-        <w:t xml:space="preserve">  - Handle Strings: .str.lower(), .str.upper() &amp; .capitalize() | .str.strip() | .str.split(“”) | .str.contains(val, case=False)</w:t>
+      <w:proofErr w:type="spellStart"/>
+      <w:r>
+        <w:t>isnull</w:t>
+      </w:r>
+      <w:proofErr w:type="spellEnd"/>
+      <w:r>
+        <w:t>()/</w:t>
+      </w:r>
+      <w:proofErr w:type="spellStart"/>
+      <w:proofErr w:type="gramStart"/>
+      <w:r>
+        <w:t>isna</w:t>
+      </w:r>
+      <w:proofErr w:type="spellEnd"/>
+      <w:r>
+        <w:t>(</w:t>
+      </w:r>
+      <w:proofErr w:type="gramEnd"/>
+      <w:r>
+        <w:t xml:space="preserve">), </w:t>
+      </w:r>
+      <w:proofErr w:type="spellStart"/>
+      <w:r>
+        <w:t>isnull</w:t>
+      </w:r>
+      <w:proofErr w:type="spellEnd"/>
+      <w:r>
+        <w:t>(</w:t>
+      </w:r>
+      <w:proofErr w:type="gramStart"/>
+      <w:r>
+        <w:t>).sum</w:t>
+      </w:r>
+      <w:proofErr w:type="gramEnd"/>
+      <w:r>
+        <w:t xml:space="preserve">(), </w:t>
+      </w:r>
+      <w:proofErr w:type="spellStart"/>
+      <w:proofErr w:type="gramStart"/>
+      <w:r>
+        <w:t>dropna</w:t>
+      </w:r>
+      <w:proofErr w:type="spellEnd"/>
+      <w:r>
+        <w:t>(</w:t>
+      </w:r>
+      <w:proofErr w:type="gramEnd"/>
+      <w:r>
+        <w:t xml:space="preserve">), </w:t>
+      </w:r>
+      <w:proofErr w:type="spellStart"/>
+      <w:r>
+        <w:t>fillna</w:t>
+      </w:r>
+      <w:proofErr w:type="spellEnd"/>
+      <w:r>
+        <w:t xml:space="preserve">(value), </w:t>
+      </w:r>
+      <w:proofErr w:type="spellStart"/>
+      <w:proofErr w:type="gramStart"/>
+      <w:r>
+        <w:t>ffill</w:t>
+      </w:r>
+      <w:proofErr w:type="spellEnd"/>
+      <w:r>
+        <w:t>(</w:t>
+      </w:r>
+      <w:proofErr w:type="gramEnd"/>
+      <w:r>
+        <w:t xml:space="preserve">), </w:t>
+      </w:r>
+      <w:proofErr w:type="spellStart"/>
+      <w:proofErr w:type="gramStart"/>
+      <w:r>
+        <w:t>bfill</w:t>
+      </w:r>
+      <w:proofErr w:type="spellEnd"/>
+      <w:r>
+        <w:t>(</w:t>
+      </w:r>
+      <w:proofErr w:type="gramEnd"/>
+      <w:r>
+        <w:t>)</w:t>
+      </w:r>
+      <w:r>
+        <w:br/>
+        <w:t xml:space="preserve">  -  Handle duplicates: </w:t>
+      </w:r>
+      <w:proofErr w:type="spellStart"/>
+      <w:proofErr w:type="gramStart"/>
+      <w:r>
+        <w:t>df.duplicated</w:t>
+      </w:r>
+      <w:proofErr w:type="spellEnd"/>
+      <w:proofErr w:type="gramEnd"/>
+      <w:r>
+        <w:t xml:space="preserve">(), </w:t>
+      </w:r>
+      <w:proofErr w:type="spellStart"/>
+      <w:proofErr w:type="gramStart"/>
+      <w:r>
+        <w:t>df.drop</w:t>
+      </w:r>
+      <w:proofErr w:type="gramEnd"/>
+      <w:r>
+        <w:t>_</w:t>
+      </w:r>
+      <w:proofErr w:type="gramStart"/>
+      <w:r>
+        <w:t>duplicates</w:t>
+      </w:r>
+      <w:proofErr w:type="spellEnd"/>
+      <w:r>
+        <w:t>(</w:t>
+      </w:r>
+      <w:proofErr w:type="gramEnd"/>
+      <w:r>
+        <w:t>)</w:t>
+      </w:r>
+      <w:r>
+        <w:br/>
+        <w:t xml:space="preserve">  - Handle Data Types &amp; date-time: </w:t>
+      </w:r>
+      <w:proofErr w:type="spellStart"/>
+      <w:r>
+        <w:t>dtypes</w:t>
+      </w:r>
+      <w:proofErr w:type="spellEnd"/>
+      <w:r>
+        <w:t xml:space="preserve">, </w:t>
+      </w:r>
+      <w:proofErr w:type="spellStart"/>
+      <w:r>
+        <w:t>astype</w:t>
+      </w:r>
+      <w:proofErr w:type="spellEnd"/>
+      <w:r>
+        <w:t>(</w:t>
+      </w:r>
+      <w:proofErr w:type="spellStart"/>
+      <w:r>
+        <w:t>newType</w:t>
+      </w:r>
+      <w:proofErr w:type="spellEnd"/>
+      <w:r>
+        <w:t xml:space="preserve">), </w:t>
+      </w:r>
+      <w:proofErr w:type="spellStart"/>
+      <w:r>
+        <w:t>to_</w:t>
+      </w:r>
+      <w:proofErr w:type="gramStart"/>
+      <w:r>
+        <w:t>datetime</w:t>
+      </w:r>
+      <w:proofErr w:type="spellEnd"/>
+      <w:r>
+        <w:t>(</w:t>
+      </w:r>
+      <w:proofErr w:type="gramEnd"/>
+      <w:r>
+        <w:t>)</w:t>
+      </w:r>
+      <w:r>
+        <w:br/>
+        <w:t xml:space="preserve">  - Handle Strings: .</w:t>
+      </w:r>
+      <w:proofErr w:type="spellStart"/>
+      <w:proofErr w:type="gramStart"/>
+      <w:r>
+        <w:t>str.lower</w:t>
+      </w:r>
+      <w:proofErr w:type="spellEnd"/>
+      <w:proofErr w:type="gramEnd"/>
+      <w:r>
+        <w:t>(), .</w:t>
+      </w:r>
+      <w:proofErr w:type="spellStart"/>
+      <w:proofErr w:type="gramStart"/>
+      <w:r>
+        <w:t>str.upper</w:t>
+      </w:r>
+      <w:proofErr w:type="spellEnd"/>
+      <w:proofErr w:type="gramEnd"/>
+      <w:r>
+        <w:t xml:space="preserve">() </w:t>
+      </w:r>
+      <w:proofErr w:type="gramStart"/>
+      <w:r>
+        <w:t>&amp; .capitalize</w:t>
+      </w:r>
+      <w:proofErr w:type="gramEnd"/>
+      <w:r>
+        <w:t>() | .</w:t>
+      </w:r>
+      <w:proofErr w:type="spellStart"/>
+      <w:proofErr w:type="gramStart"/>
+      <w:r>
+        <w:t>str.strip</w:t>
+      </w:r>
+      <w:proofErr w:type="spellEnd"/>
+      <w:proofErr w:type="gramEnd"/>
+      <w:r>
+        <w:t>() | .</w:t>
+      </w:r>
+      <w:proofErr w:type="spellStart"/>
+      <w:proofErr w:type="gramStart"/>
+      <w:r>
+        <w:t>str.split</w:t>
+      </w:r>
+      <w:proofErr w:type="spellEnd"/>
+      <w:proofErr w:type="gramEnd"/>
+      <w:r>
+        <w:t>(“”) | .</w:t>
+      </w:r>
+      <w:proofErr w:type="spellStart"/>
+      <w:proofErr w:type="gramStart"/>
+      <w:r>
+        <w:t>str.contains</w:t>
+      </w:r>
+      <w:proofErr w:type="spellEnd"/>
+      <w:proofErr w:type="gramEnd"/>
+      <w:r>
+        <w:t>(</w:t>
+      </w:r>
+      <w:proofErr w:type="spellStart"/>
+      <w:r>
+        <w:t>val</w:t>
+      </w:r>
+      <w:proofErr w:type="spellEnd"/>
+      <w:r>
+        <w:t>, case=False)</w:t>
       </w:r>
     </w:p>
     <w:p>
@@ -728,7 +1870,15 @@
       </w:r>
       <w:r>
         <w:br/>
-        <w:t xml:space="preserve">  - apply()</w:t>
+        <w:t xml:space="preserve">  - </w:t>
+      </w:r>
+      <w:proofErr w:type="gramStart"/>
+      <w:r>
+        <w:t>apply(</w:t>
+      </w:r>
+      <w:proofErr w:type="gramEnd"/>
+      <w:r>
+        <w:t>)</w:t>
       </w:r>
       <w:r>
         <w:t xml:space="preserve">  </w:t>
@@ -747,27 +1897,120 @@
       </w:r>
       <w:r>
         <w:br/>
-        <w:t xml:space="preserve">  - map()</w:t>
-      </w:r>
-      <w:r>
-        <w:br/>
-        <w:t xml:space="preserve">  - assign()</w:t>
-      </w:r>
-      <w:r>
-        <w:br/>
-        <w:t xml:space="preserve">  - replace(old, new)</w:t>
-      </w:r>
-      <w:r>
-        <w:br/>
-        <w:t xml:space="preserve">  - rename(columns={old:new})          - reset_index()</w:t>
-      </w:r>
-      <w:r>
-        <w:br/>
-        <w:t xml:space="preserve">  - sort_values()                                      - rank()</w:t>
-      </w:r>
-      <w:r>
-        <w:br/>
-        <w:t xml:space="preserve">  - sort_index()                                        - Reorder columns</w:t>
+        <w:t xml:space="preserve">  - </w:t>
+      </w:r>
+      <w:proofErr w:type="gramStart"/>
+      <w:r>
+        <w:t>map(</w:t>
+      </w:r>
+      <w:proofErr w:type="gramEnd"/>
+      <w:r>
+        <w:t>)</w:t>
+      </w:r>
+      <w:r>
+        <w:br/>
+        <w:t xml:space="preserve">  - </w:t>
+      </w:r>
+      <w:proofErr w:type="gramStart"/>
+      <w:r>
+        <w:t>assign(</w:t>
+      </w:r>
+      <w:proofErr w:type="gramEnd"/>
+      <w:r>
+        <w:t>)</w:t>
+      </w:r>
+      <w:r>
+        <w:br/>
+        <w:t xml:space="preserve">  - </w:t>
+      </w:r>
+      <w:proofErr w:type="gramStart"/>
+      <w:r>
+        <w:t>replace(</w:t>
+      </w:r>
+      <w:proofErr w:type="gramEnd"/>
+      <w:r>
+        <w:t>old, new)</w:t>
+      </w:r>
+      <w:r>
+        <w:br/>
+        <w:t xml:space="preserve">  - rename(columns={</w:t>
+      </w:r>
+      <w:proofErr w:type="spellStart"/>
+      <w:proofErr w:type="gramStart"/>
+      <w:r>
+        <w:t>old:new</w:t>
+      </w:r>
+      <w:proofErr w:type="spellEnd"/>
+      <w:r>
+        <w:t xml:space="preserve">})   </w:t>
+      </w:r>
+      <w:proofErr w:type="gramEnd"/>
+      <w:r>
+        <w:t xml:space="preserve">       - </w:t>
+      </w:r>
+      <w:proofErr w:type="spellStart"/>
+      <w:r>
+        <w:t>reset_</w:t>
+      </w:r>
+      <w:proofErr w:type="gramStart"/>
+      <w:r>
+        <w:t>index</w:t>
+      </w:r>
+      <w:proofErr w:type="spellEnd"/>
+      <w:r>
+        <w:t>(</w:t>
+      </w:r>
+      <w:proofErr w:type="gramEnd"/>
+      <w:r>
+        <w:t>)</w:t>
+      </w:r>
+      <w:r>
+        <w:br/>
+        <w:t xml:space="preserve">  - </w:t>
+      </w:r>
+      <w:proofErr w:type="spellStart"/>
+      <w:r>
+        <w:t>sort_</w:t>
+      </w:r>
+      <w:proofErr w:type="gramStart"/>
+      <w:r>
+        <w:t>values</w:t>
+      </w:r>
+      <w:proofErr w:type="spellEnd"/>
+      <w:r>
+        <w:t>(</w:t>
+      </w:r>
+      <w:proofErr w:type="gramEnd"/>
+      <w:r>
+        <w:t xml:space="preserve">)                                      - </w:t>
+      </w:r>
+      <w:proofErr w:type="gramStart"/>
+      <w:r>
+        <w:t>rank(</w:t>
+      </w:r>
+      <w:proofErr w:type="gramEnd"/>
+      <w:r>
+        <w:t>)</w:t>
+      </w:r>
+      <w:r>
+        <w:br/>
+        <w:t xml:space="preserve">  - </w:t>
+      </w:r>
+      <w:proofErr w:type="spellStart"/>
+      <w:r>
+        <w:t>sort_</w:t>
+      </w:r>
+      <w:proofErr w:type="gramStart"/>
+      <w:r>
+        <w:t>index</w:t>
+      </w:r>
+      <w:proofErr w:type="spellEnd"/>
+      <w:r>
+        <w:t>(</w:t>
+      </w:r>
+      <w:proofErr w:type="gramEnd"/>
+      <w:r>
+        <w:t>)                                        - Reorder columns</w:t>
       </w:r>
     </w:p>
     <w:p>
@@ -776,7 +2019,33 @@
       </w:r>
       <w:r>
         <w:br/>
-        <w:t xml:space="preserve">  groupby()                   mean/sum/max/min/count etc.                agg()</w:t>
+        <w:t xml:space="preserve">  </w:t>
+      </w:r>
+      <w:proofErr w:type="spellStart"/>
+      <w:r>
+        <w:t>groupby</w:t>
+      </w:r>
+      <w:proofErr w:type="spellEnd"/>
+      <w:proofErr w:type="gramStart"/>
+      <w:r>
+        <w:t xml:space="preserve">()   </w:t>
+      </w:r>
+      <w:proofErr w:type="gramEnd"/>
+      <w:r>
+        <w:t xml:space="preserve">                mean/sum/max/min/count etc.                </w:t>
+      </w:r>
+      <w:proofErr w:type="spellStart"/>
+      <w:proofErr w:type="gramStart"/>
+      <w:r>
+        <w:t>agg</w:t>
+      </w:r>
+      <w:proofErr w:type="spellEnd"/>
+      <w:r>
+        <w:t>(</w:t>
+      </w:r>
+      <w:proofErr w:type="gramEnd"/>
+      <w:r>
+        <w:t>)</w:t>
       </w:r>
     </w:p>
     <w:p>
@@ -789,11 +2058,64 @@
       </w:r>
       <w:r>
         <w:br/>
-        <w:t xml:space="preserve">    melt(id_vars, value_vars, var_name, value_name)</w:t>
-      </w:r>
-      <w:r>
-        <w:br/>
-        <w:t xml:space="preserve">               KEEP     UNPIVOT    NEW_COL(name)   NEW_COL(value)</w:t>
+        <w:t xml:space="preserve">    </w:t>
+      </w:r>
+      <w:proofErr w:type="gramStart"/>
+      <w:r>
+        <w:t>melt(</w:t>
+      </w:r>
+      <w:proofErr w:type="spellStart"/>
+      <w:proofErr w:type="gramEnd"/>
+      <w:r>
+        <w:t>id_vars</w:t>
+      </w:r>
+      <w:proofErr w:type="spellEnd"/>
+      <w:r>
+        <w:t xml:space="preserve">, </w:t>
+      </w:r>
+      <w:proofErr w:type="spellStart"/>
+      <w:r>
+        <w:t>value_vars</w:t>
+      </w:r>
+      <w:proofErr w:type="spellEnd"/>
+      <w:r>
+        <w:t xml:space="preserve">, </w:t>
+      </w:r>
+      <w:proofErr w:type="spellStart"/>
+      <w:r>
+        <w:t>var_name</w:t>
+      </w:r>
+      <w:proofErr w:type="spellEnd"/>
+      <w:r>
+        <w:t xml:space="preserve">, </w:t>
+      </w:r>
+      <w:proofErr w:type="spellStart"/>
+      <w:r>
+        <w:t>value_name</w:t>
+      </w:r>
+      <w:proofErr w:type="spellEnd"/>
+      <w:r>
+        <w:t>)</w:t>
+      </w:r>
+      <w:r>
+        <w:br/>
+        <w:t xml:space="preserve">               KEEP     UNPIVOT    NEW_</w:t>
+      </w:r>
+      <w:proofErr w:type="gramStart"/>
+      <w:r>
+        <w:t xml:space="preserve">COL(name)   </w:t>
+      </w:r>
+      <w:proofErr w:type="gramEnd"/>
+      <w:r>
+        <w:t>NEW_</w:t>
+      </w:r>
+      <w:proofErr w:type="gramStart"/>
+      <w:r>
+        <w:t>COL(</w:t>
+      </w:r>
+      <w:proofErr w:type="gramEnd"/>
+      <w:r>
+        <w:t>value)</w:t>
       </w:r>
       <w:r>
         <w:br/>
@@ -804,7 +2126,15 @@
       </w:r>
       <w:r>
         <w:lastRenderedPageBreak/>
-        <w:t xml:space="preserve">    pivot(index, columns, values)</w:t>
+        <w:t xml:space="preserve">    </w:t>
+      </w:r>
+      <w:proofErr w:type="gramStart"/>
+      <w:r>
+        <w:t>pivot(</w:t>
+      </w:r>
+      <w:proofErr w:type="gramEnd"/>
+      <w:r>
+        <w:t>index, columns, values)</w:t>
       </w:r>
       <w:r>
         <w:br/>
@@ -817,7 +2147,23 @@
       </w:r>
       <w:r>
         <w:br/>
-        <w:t xml:space="preserve">      hist()                         plot()</w:t>
+        <w:t xml:space="preserve">      </w:t>
+      </w:r>
+      <w:proofErr w:type="gramStart"/>
+      <w:r>
+        <w:t>hist(</w:t>
+      </w:r>
+      <w:proofErr w:type="gramEnd"/>
+      <w:r>
+        <w:t xml:space="preserve">)                         </w:t>
+      </w:r>
+      <w:proofErr w:type="gramStart"/>
+      <w:r>
+        <w:t>plot(</w:t>
+      </w:r>
+      <w:proofErr w:type="gramEnd"/>
+      <w:r>
+        <w:t>)</w:t>
       </w:r>
     </w:p>
     <w:p>
@@ -847,7 +2193,225 @@
       </w:r>
       <w:r>
         <w:br/>
-        <w:t xml:space="preserve">  Stacking DataFrames on top of each other (rows) or side by side (columns)</w:t>
+        <w:t xml:space="preserve">  Stacking </w:t>
+      </w:r>
+      <w:proofErr w:type="spellStart"/>
+      <w:r>
+        <w:t>DataFrames</w:t>
+      </w:r>
+      <w:proofErr w:type="spellEnd"/>
+      <w:r>
+        <w:t xml:space="preserve"> on top of each other (rows) or side by side (columns)</w:t>
+      </w:r>
+    </w:p>
+    <w:p/>
+    <w:p/>
+    <w:p/>
+    <w:p>
+      <w:pPr>
+        <w:rPr>
+          <w:b/>
+          <w:bCs/>
+          <w:sz w:val="28"/>
+          <w:szCs w:val="28"/>
+        </w:rPr>
+      </w:pPr>
+      <w:r>
+        <w:rPr>
+          <w:b/>
+          <w:bCs/>
+          <w:sz w:val="28"/>
+          <w:szCs w:val="28"/>
+        </w:rPr>
+        <w:t>DATA COLLECTION</w:t>
+      </w:r>
+    </w:p>
+    <w:p>
+      <w:r>
+        <w:rPr>
+          <w:b/>
+          <w:bCs/>
+        </w:rPr>
+        <w:t>Data Science</w:t>
+      </w:r>
+      <w:r>
+        <w:rPr>
+          <w:b/>
+          <w:bCs/>
+        </w:rPr>
+        <w:t xml:space="preserve"> </w:t>
+      </w:r>
+      <w:r>
+        <w:t>(Steps Involved):</w:t>
+      </w:r>
+      <w:r>
+        <w:br/>
+        <w:t xml:space="preserve">Define the Problem </w:t>
+      </w:r>
+      <w:r>
+        <w:sym w:font="Wingdings" w:char="F0E0"/>
+      </w:r>
+      <w:r>
+        <w:t xml:space="preserve"> Data Collection </w:t>
+      </w:r>
+      <w:r>
+        <w:sym w:font="Wingdings" w:char="F0E0"/>
+      </w:r>
+      <w:r>
+        <w:t xml:space="preserve"> EDA </w:t>
+      </w:r>
+      <w:r>
+        <w:sym w:font="Wingdings" w:char="F0E0"/>
+      </w:r>
+      <w:r>
+        <w:t xml:space="preserve"> Data Cleaning &amp; Pre-processing </w:t>
+      </w:r>
+      <w:r>
+        <w:sym w:font="Wingdings" w:char="F0E0"/>
+      </w:r>
+      <w:r>
+        <w:t xml:space="preserve"> Feature Engineering </w:t>
+      </w:r>
+      <w:r>
+        <w:sym w:font="Wingdings" w:char="F0E0"/>
+      </w:r>
+      <w:r>
+        <w:t xml:space="preserve"> </w:t>
+      </w:r>
+      <w:proofErr w:type="spellStart"/>
+      <w:r>
+        <w:t>Modeling</w:t>
+      </w:r>
+      <w:proofErr w:type="spellEnd"/>
+      <w:r>
+        <w:t xml:space="preserve"> </w:t>
+      </w:r>
+      <w:r>
+        <w:sym w:font="Wingdings" w:char="F0E0"/>
+      </w:r>
+      <w:r>
+        <w:t xml:space="preserve"> Evaluation </w:t>
+      </w:r>
+      <w:r>
+        <w:sym w:font="Wingdings" w:char="F0E0"/>
+      </w:r>
+      <w:r>
+        <w:t xml:space="preserve"> Deployment</w:t>
+      </w:r>
+    </w:p>
+    <w:p>
+      <w:r>
+        <w:t>Sources</w:t>
+      </w:r>
+      <w:r>
+        <w:t xml:space="preserve"> (Primary, Secondary &amp; System Generated)</w:t>
+      </w:r>
+      <w:r>
+        <w:t>:</w:t>
+      </w:r>
+      <w:r>
+        <w:br/>
+        <w:t>1) Databases – SQL (MySQL, PostgreSQL</w:t>
+      </w:r>
+      <w:r>
+        <w:t>,</w:t>
+      </w:r>
+      <w:r>
+        <w:t xml:space="preserve"> etc.), NoSQL databases (MongoDB</w:t>
+      </w:r>
+      <w:r>
+        <w:t>,</w:t>
+      </w:r>
+      <w:r>
+        <w:t xml:space="preserve"> etc.)</w:t>
+      </w:r>
+      <w:r>
+        <w:br/>
+        <w:t>2) Public Datasets – Kaggle, UCI ML Repo etc.</w:t>
+      </w:r>
+      <w:r>
+        <w:br/>
+        <w:t>3) APIs – Twitter API, Stock API, Weather API</w:t>
+      </w:r>
+      <w:r>
+        <w:t>,</w:t>
+      </w:r>
+      <w:r>
+        <w:t xml:space="preserve"> etc.</w:t>
+      </w:r>
+      <w:r>
+        <w:br/>
+        <w:t>4) Web Scraping – HTML pages, blogs/articles. Social media pages</w:t>
+      </w:r>
+      <w:r>
+        <w:t>,</w:t>
+      </w:r>
+      <w:r>
+        <w:t xml:space="preserve"> etc</w:t>
+      </w:r>
+      <w:r>
+        <w:br/>
+        <w:t>5) Sensors &amp; Devices – IoT devices, health wearables</w:t>
+      </w:r>
+      <w:r>
+        <w:t>,</w:t>
+      </w:r>
+      <w:r>
+        <w:t xml:space="preserve"> etc.</w:t>
+      </w:r>
+      <w:r>
+        <w:br/>
+        <w:t>6) Surveys &amp; Forms – customer satisfaction, feedback</w:t>
+      </w:r>
+      <w:r>
+        <w:t>,</w:t>
+      </w:r>
+      <w:r>
+        <w:t xml:space="preserve"> etc.</w:t>
+      </w:r>
+      <w:r>
+        <w:br/>
+        <w:t>7) System Generated – logs, video feeds, synthetic data</w:t>
+      </w:r>
+      <w:r>
+        <w:t xml:space="preserve"> (</w:t>
+      </w:r>
+      <w:r>
+        <w:sym w:font="Wingdings" w:char="F0E0"/>
+      </w:r>
+      <w:r>
+        <w:t xml:space="preserve"> GAN),</w:t>
+      </w:r>
+      <w:r>
+        <w:t xml:space="preserve"> etc.</w:t>
+      </w:r>
+    </w:p>
+    <w:p/>
+    <w:p/>
+    <w:p/>
+    <w:p/>
+    <w:p>
+      <w:pPr>
+        <w:rPr>
+          <w:b/>
+          <w:bCs/>
+          <w:sz w:val="28"/>
+          <w:szCs w:val="28"/>
+        </w:rPr>
+      </w:pPr>
+      <w:r>
+        <w:rPr>
+          <w:b/>
+          <w:bCs/>
+          <w:sz w:val="28"/>
+          <w:szCs w:val="28"/>
+        </w:rPr>
+        <w:t>SQL</w:t>
+      </w:r>
+    </w:p>
+    <w:p>
+      <w:r>
+        <w:t>Reliable, Relevant, Cost-effective</w:t>
       </w:r>
     </w:p>
     <w:sectPr>

--- a/Lectures/Notes.docx
+++ b/Lectures/Notes.docx
@@ -1,6 +1,6 @@
 
 <file path=word/document.xml><?xml version="1.0" encoding="utf-8"?>
-<w:document xmlns:wpc="http://schemas.microsoft.com/office/word/2010/wordprocessingCanvas" xmlns:cx="http://schemas.microsoft.com/office/drawing/2014/chartex" xmlns:cx1="http://schemas.microsoft.com/office/drawing/2015/9/8/chartex" xmlns:cx2="http://schemas.microsoft.com/office/drawing/2015/10/21/chartex" xmlns:cx3="http://schemas.microsoft.com/office/drawing/2016/5/9/chartex" xmlns:cx4="http://schemas.microsoft.com/office/drawing/2016/5/10/chartex" xmlns:cx5="http://schemas.microsoft.com/office/drawing/2016/5/11/chartex" xmlns:cx6="http://schemas.microsoft.com/office/drawing/2016/5/12/chartex" xmlns:cx7="http://schemas.microsoft.com/office/drawing/2016/5/13/chartex" xmlns:cx8="http://schemas.microsoft.com/office/drawing/2016/5/14/chartex" xmlns:mc="http://schemas.openxmlformats.org/markup-compatibility/2006" xmlns:aink="http://schemas.microsoft.com/office/drawing/2016/ink" xmlns:am3d="http://schemas.microsoft.com/office/drawing/2017/model3d" xmlns:o="urn:schemas-microsoft-com:office:office" xmlns:oel="http://schemas.microsoft.com/office/2019/extlst" xmlns:r="http://schemas.openxmlformats.org/officeDocument/2006/relationships" xmlns:m="http://schemas.openxmlformats.org/officeDocument/2006/math" xmlns:v="urn:schemas-microsoft-com:vml" xmlns:wp14="http://schemas.microsoft.com/office/word/2010/wordprocessingDrawing" xmlns:wp="http://schemas.openxmlformats.org/drawingml/2006/wordprocessingDrawing" xmlns:w10="urn:schemas-microsoft-com:office:word" xmlns:w="http://schemas.openxmlformats.org/wordprocessingml/2006/main" xmlns:w14="http://schemas.microsoft.com/office/word/2010/wordml" xmlns:w15="http://schemas.microsoft.com/office/word/2012/wordml" xmlns:w16cex="http://schemas.microsoft.com/office/word/2018/wordml/cex" xmlns:w16cid="http://schemas.microsoft.com/office/word/2016/wordml/cid" xmlns:w16="http://schemas.microsoft.com/office/word/2018/wordml" xmlns:w16du="http://schemas.microsoft.com/office/word/2023/wordml/word16du" xmlns:w16sdtdh="http://schemas.microsoft.com/office/word/2020/wordml/sdtdatahash" xmlns:w16sdtfl="http://schemas.microsoft.com/office/word/2024/wordml/sdtformatlock" xmlns:w16se="http://schemas.microsoft.com/office/word/2015/wordml/symex" xmlns:wpg="http://schemas.microsoft.com/office/word/2010/wordprocessingGroup" xmlns:wpi="http://schemas.microsoft.com/office/word/2010/wordprocessingInk" xmlns:wne="http://schemas.microsoft.com/office/word/2006/wordml" xmlns:wps="http://schemas.microsoft.com/office/word/2010/wordprocessingShape" mc:Ignorable="w14 w15 w16se w16cid w16 w16cex w16sdtdh w16sdtfl w16du wp14">
+<w:document xmlns:wpc="http://schemas.microsoft.com/office/word/2010/wordprocessingCanvas" xmlns:cx="http://schemas.microsoft.com/office/drawing/2014/chartex" xmlns:cx1="http://schemas.microsoft.com/office/drawing/2015/9/8/chartex" xmlns:cx2="http://schemas.microsoft.com/office/drawing/2015/10/21/chartex" xmlns:cx3="http://schemas.microsoft.com/office/drawing/2016/5/9/chartex" xmlns:cx4="http://schemas.microsoft.com/office/drawing/2016/5/10/chartex" xmlns:cx5="http://schemas.microsoft.com/office/drawing/2016/5/11/chartex" xmlns:cx6="http://schemas.microsoft.com/office/drawing/2016/5/12/chartex" xmlns:cx7="http://schemas.microsoft.com/office/drawing/2016/5/13/chartex" xmlns:cx8="http://schemas.microsoft.com/office/drawing/2016/5/14/chartex" xmlns:mc="http://schemas.openxmlformats.org/markup-compatibility/2006" xmlns:aink="http://schemas.microsoft.com/office/drawing/2016/ink" xmlns:am3d="http://schemas.microsoft.com/office/drawing/2017/model3d" xmlns:o="urn:schemas-microsoft-com:office:office" xmlns:oel="http://schemas.microsoft.com/office/2019/extlst" xmlns:r="http://schemas.openxmlformats.org/officeDocument/2006/relationships" xmlns:m="http://schemas.openxmlformats.org/officeDocument/2006/math" xmlns:v="urn:schemas-microsoft-com:vml" xmlns:wp14="http://schemas.microsoft.com/office/word/2010/wordprocessingDrawing" xmlns:wp="http://schemas.openxmlformats.org/drawingml/2006/wordprocessingDrawing" xmlns:w10="urn:schemas-microsoft-com:office:word" xmlns:w="http://schemas.openxmlformats.org/wordprocessingml/2006/main" xmlns:w14="http://schemas.microsoft.com/office/word/2010/wordml" xmlns:w15="http://schemas.microsoft.com/office/word/2012/wordml" xmlns:w16cei="http://schemas.microsoft.com/office/word/2026/wordml/cei" xmlns:w16cex="http://schemas.microsoft.com/office/word/2018/wordml/cex" xmlns:w16cid="http://schemas.microsoft.com/office/word/2016/wordml/cid" xmlns:w16="http://schemas.microsoft.com/office/word/2018/wordml" xmlns:w16du="http://schemas.microsoft.com/office/word/2023/wordml/word16du" xmlns:w16sdtdh="http://schemas.microsoft.com/office/word/2020/wordml/sdtdatahash" xmlns:w16sdtfl="http://schemas.microsoft.com/office/word/2024/wordml/sdtformatlock" xmlns:w16se="http://schemas.microsoft.com/office/word/2015/wordml/symex" xmlns:wpg="http://schemas.microsoft.com/office/word/2010/wordprocessingGroup" xmlns:wpi="http://schemas.microsoft.com/office/word/2010/wordprocessingInk" xmlns:wne="http://schemas.microsoft.com/office/word/2006/wordml" xmlns:wps="http://schemas.microsoft.com/office/word/2010/wordprocessingShape" mc:Ignorable="w14 w15 w16se w16cid w16 w16cex w16sdtdh w16sdtfl w16du wp14">
   <w:body>
     <w:p>
       <w:r>
@@ -1870,147 +1870,78 @@
       </w:r>
       <w:r>
         <w:br/>
+        <w:t xml:space="preserve">  - apply()</w:t>
+      </w:r>
+      <w:r>
+        <w:t xml:space="preserve">  </w:t>
+      </w:r>
+      <w:r>
+        <w:sym w:font="Wingdings" w:char="F0DF"/>
+      </w:r>
+      <w:r>
+        <w:t xml:space="preserve"> </w:t>
+      </w:r>
+      <w:r>
+        <w:t>Higher-order</w:t>
+      </w:r>
+      <w:r>
+        <w:t xml:space="preserve"> function as this function takes another function as its input</w:t>
+      </w:r>
+      <w:r>
+        <w:br/>
+        <w:t xml:space="preserve">  - map()</w:t>
+      </w:r>
+      <w:r>
+        <w:br/>
+        <w:t xml:space="preserve">  - assign()</w:t>
+      </w:r>
+      <w:r>
+        <w:br/>
+        <w:t xml:space="preserve">  - replace(old, new)</w:t>
+      </w:r>
+      <w:r>
+        <w:br/>
+        <w:t xml:space="preserve">  - rename(columns={</w:t>
+      </w:r>
+      <w:proofErr w:type="spellStart"/>
+      <w:r>
+        <w:t>old:new</w:t>
+      </w:r>
+      <w:proofErr w:type="spellEnd"/>
+      <w:r>
+        <w:t xml:space="preserve">})          - </w:t>
+      </w:r>
+      <w:proofErr w:type="spellStart"/>
+      <w:r>
+        <w:t>reset_index</w:t>
+      </w:r>
+      <w:proofErr w:type="spellEnd"/>
+      <w:r>
+        <w:t>()</w:t>
+      </w:r>
+      <w:r>
+        <w:br/>
         <w:t xml:space="preserve">  - </w:t>
       </w:r>
-      <w:proofErr w:type="gramStart"/>
-      <w:r>
-        <w:t>apply(</w:t>
-      </w:r>
-      <w:proofErr w:type="gramEnd"/>
-      <w:r>
-        <w:t>)</w:t>
-      </w:r>
-      <w:r>
-        <w:t xml:space="preserve">  </w:t>
-      </w:r>
-      <w:r>
-        <w:sym w:font="Wingdings" w:char="F0DF"/>
-      </w:r>
-      <w:r>
-        <w:t xml:space="preserve"> </w:t>
-      </w:r>
-      <w:r>
-        <w:t>Higher-order</w:t>
-      </w:r>
-      <w:r>
-        <w:t xml:space="preserve"> function as this function takes another function as its input</w:t>
+      <w:proofErr w:type="spellStart"/>
+      <w:r>
+        <w:t>sort_values</w:t>
+      </w:r>
+      <w:proofErr w:type="spellEnd"/>
+      <w:r>
+        <w:t>()                                      - rank()</w:t>
       </w:r>
       <w:r>
         <w:br/>
         <w:t xml:space="preserve">  - </w:t>
       </w:r>
-      <w:proofErr w:type="gramStart"/>
-      <w:r>
-        <w:t>map(</w:t>
-      </w:r>
-      <w:proofErr w:type="gramEnd"/>
-      <w:r>
-        <w:t>)</w:t>
-      </w:r>
-      <w:r>
-        <w:br/>
-        <w:t xml:space="preserve">  - </w:t>
-      </w:r>
-      <w:proofErr w:type="gramStart"/>
-      <w:r>
-        <w:t>assign(</w:t>
-      </w:r>
-      <w:proofErr w:type="gramEnd"/>
-      <w:r>
-        <w:t>)</w:t>
-      </w:r>
-      <w:r>
-        <w:br/>
-        <w:t xml:space="preserve">  - </w:t>
-      </w:r>
-      <w:proofErr w:type="gramStart"/>
-      <w:r>
-        <w:t>replace(</w:t>
-      </w:r>
-      <w:proofErr w:type="gramEnd"/>
-      <w:r>
-        <w:t>old, new)</w:t>
-      </w:r>
-      <w:r>
-        <w:br/>
-        <w:t xml:space="preserve">  - rename(columns={</w:t>
-      </w:r>
-      <w:proofErr w:type="spellStart"/>
-      <w:proofErr w:type="gramStart"/>
-      <w:r>
-        <w:t>old:new</w:t>
-      </w:r>
-      <w:proofErr w:type="spellEnd"/>
-      <w:r>
-        <w:t xml:space="preserve">})   </w:t>
-      </w:r>
-      <w:proofErr w:type="gramEnd"/>
-      <w:r>
-        <w:t xml:space="preserve">       - </w:t>
-      </w:r>
-      <w:proofErr w:type="spellStart"/>
-      <w:r>
-        <w:t>reset_</w:t>
-      </w:r>
-      <w:proofErr w:type="gramStart"/>
-      <w:r>
-        <w:t>index</w:t>
-      </w:r>
-      <w:proofErr w:type="spellEnd"/>
-      <w:r>
-        <w:t>(</w:t>
-      </w:r>
-      <w:proofErr w:type="gramEnd"/>
-      <w:r>
-        <w:t>)</w:t>
-      </w:r>
-      <w:r>
-        <w:br/>
-        <w:t xml:space="preserve">  - </w:t>
-      </w:r>
-      <w:proofErr w:type="spellStart"/>
-      <w:r>
-        <w:t>sort_</w:t>
-      </w:r>
-      <w:proofErr w:type="gramStart"/>
-      <w:r>
-        <w:t>values</w:t>
-      </w:r>
-      <w:proofErr w:type="spellEnd"/>
-      <w:r>
-        <w:t>(</w:t>
-      </w:r>
-      <w:proofErr w:type="gramEnd"/>
-      <w:r>
-        <w:t xml:space="preserve">)                                      - </w:t>
-      </w:r>
-      <w:proofErr w:type="gramStart"/>
-      <w:r>
-        <w:t>rank(</w:t>
-      </w:r>
-      <w:proofErr w:type="gramEnd"/>
-      <w:r>
-        <w:t>)</w:t>
-      </w:r>
-      <w:r>
-        <w:br/>
-        <w:t xml:space="preserve">  - </w:t>
-      </w:r>
-      <w:proofErr w:type="spellStart"/>
-      <w:r>
-        <w:t>sort_</w:t>
-      </w:r>
-      <w:proofErr w:type="gramStart"/>
-      <w:r>
-        <w:t>index</w:t>
-      </w:r>
-      <w:proofErr w:type="spellEnd"/>
-      <w:r>
-        <w:t>(</w:t>
-      </w:r>
-      <w:proofErr w:type="gramEnd"/>
-      <w:r>
-        <w:t>)                                        - Reorder columns</w:t>
+      <w:proofErr w:type="spellStart"/>
+      <w:r>
+        <w:t>sort_index</w:t>
+      </w:r>
+      <w:proofErr w:type="spellEnd"/>
+      <w:r>
+        <w:t>()                                        - Reorder columns</w:t>
       </w:r>
     </w:p>
     <w:p>
@@ -2412,6 +2343,2592 @@
     <w:p>
       <w:r>
         <w:t>Reliable, Relevant, Cost-effective</w:t>
+      </w:r>
+    </w:p>
+    <w:p>
+      <w:r>
+        <w:t>Relational Database: SQL</w:t>
+      </w:r>
+      <w:r>
+        <w:t xml:space="preserve"> [MySQL (DB) </w:t>
+      </w:r>
+      <w:r>
+        <w:sym w:font="Wingdings" w:char="F0DF"/>
+      </w:r>
+      <w:r>
+        <w:t xml:space="preserve"> SQL (Language)]</w:t>
+      </w:r>
+    </w:p>
+    <w:p>
+      <w:r>
+        <w:rPr>
+          <w:b/>
+          <w:bCs/>
+        </w:rPr>
+        <w:t>What is a Database?</w:t>
+      </w:r>
+      <w:r>
+        <w:rPr>
+          <w:b/>
+          <w:bCs/>
+        </w:rPr>
+        <w:br/>
+      </w:r>
+      <w:r>
+        <w:t xml:space="preserve">It is a collection of data in a format that can be easily accessed.   (DBMS </w:t>
+      </w:r>
+      <w:r>
+        <w:sym w:font="Wingdings" w:char="F0E0"/>
+      </w:r>
+      <w:r>
+        <w:t xml:space="preserve"> Database Management System)</w:t>
+      </w:r>
+      <w:r>
+        <w:br/>
+        <w:t>Why databases?</w:t>
+      </w:r>
+      <w:r>
+        <w:br/>
+        <w:t xml:space="preserve">  - can store large data</w:t>
+      </w:r>
+      <w:r>
+        <w:br/>
+      </w:r>
+      <w:r>
+        <w:lastRenderedPageBreak/>
+        <w:t xml:space="preserve">  - features like security, scalability, etc.</w:t>
+      </w:r>
+      <w:r>
+        <w:br/>
+        <w:t xml:space="preserve">  - Easier to insert, update or delete data</w:t>
+      </w:r>
+    </w:p>
+    <w:p>
+      <w:r>
+        <w:rPr>
+          <w:b/>
+          <w:bCs/>
+        </w:rPr>
+        <w:t>SQL v/s NoSQL</w:t>
+      </w:r>
+      <w:r>
+        <w:rPr>
+          <w:b/>
+          <w:bCs/>
+        </w:rPr>
+        <w:br/>
+      </w:r>
+      <w:r>
+        <w:t>SQL: Relational Database (data stored in Tables). Eg – MySQL, Oracle, PostgreSQL, etc.</w:t>
+      </w:r>
+      <w:r>
+        <w:br/>
+        <w:t>NoSQL: Non-relational Database (data stored in document/key-</w:t>
+      </w:r>
+      <w:proofErr w:type="spellStart"/>
+      <w:r>
+        <w:t>val</w:t>
+      </w:r>
+      <w:proofErr w:type="spellEnd"/>
+      <w:r>
+        <w:t>/graphs, etc). Eg – MongoDB, Cassandra, Neo4j, etc.</w:t>
+      </w:r>
+    </w:p>
+    <w:p>
+      <w:r>
+        <w:t>SQL (Structured Query Language):</w:t>
+      </w:r>
+      <w:r>
+        <w:br/>
+        <w:t>SQL is a programming language used to interact with relational databases.</w:t>
+      </w:r>
+    </w:p>
+    <w:p>
+      <w:pPr>
+        <w:rPr>
+          <w:b/>
+          <w:bCs/>
+        </w:rPr>
+      </w:pPr>
+      <w:r>
+        <w:rPr>
+          <w:b/>
+          <w:bCs/>
+        </w:rPr>
+        <w:t>Table in SQL</w:t>
+      </w:r>
+      <w:r>
+        <w:rPr>
+          <w:b/>
+          <w:bCs/>
+        </w:rPr>
+        <w:br/>
+        <w:t xml:space="preserve">                                                      USER</w:t>
+      </w:r>
+    </w:p>
+    <w:tbl>
+      <w:tblPr>
+        <w:tblStyle w:val="TableGrid"/>
+        <w:tblW w:w="0" w:type="auto"/>
+        <w:tblLook w:val="04A0" w:firstRow="1" w:lastRow="0" w:firstColumn="1" w:lastColumn="0" w:noHBand="0" w:noVBand="1"/>
+      </w:tblPr>
+      <w:tblGrid>
+        <w:gridCol w:w="1383"/>
+        <w:gridCol w:w="1383"/>
+        <w:gridCol w:w="2019"/>
+        <w:gridCol w:w="1383"/>
+        <w:gridCol w:w="1384"/>
+      </w:tblGrid>
+      <w:tr>
+        <w:trPr>
+          <w:trHeight w:val="282"/>
+        </w:trPr>
+        <w:tc>
+          <w:tcPr>
+            <w:tcW w:w="1383" w:type="dxa"/>
+          </w:tcPr>
+          <w:p>
+            <w:pPr>
+              <w:rPr>
+                <w:b/>
+                <w:bCs/>
+              </w:rPr>
+            </w:pPr>
+            <w:r>
+              <w:rPr>
+                <w:b/>
+                <w:bCs/>
+              </w:rPr>
+              <w:t>Id</w:t>
+            </w:r>
+          </w:p>
+        </w:tc>
+        <w:tc>
+          <w:tcPr>
+            <w:tcW w:w="1383" w:type="dxa"/>
+          </w:tcPr>
+          <w:p>
+            <w:pPr>
+              <w:rPr>
+                <w:b/>
+                <w:bCs/>
+              </w:rPr>
+            </w:pPr>
+            <w:r>
+              <w:rPr>
+                <w:b/>
+                <w:bCs/>
+              </w:rPr>
+              <w:t>Name</w:t>
+            </w:r>
+          </w:p>
+        </w:tc>
+        <w:tc>
+          <w:tcPr>
+            <w:tcW w:w="1383" w:type="dxa"/>
+          </w:tcPr>
+          <w:p>
+            <w:pPr>
+              <w:rPr>
+                <w:b/>
+                <w:bCs/>
+              </w:rPr>
+            </w:pPr>
+            <w:r>
+              <w:rPr>
+                <w:b/>
+                <w:bCs/>
+              </w:rPr>
+              <w:t>Email</w:t>
+            </w:r>
+          </w:p>
+        </w:tc>
+        <w:tc>
+          <w:tcPr>
+            <w:tcW w:w="1383" w:type="dxa"/>
+          </w:tcPr>
+          <w:p>
+            <w:pPr>
+              <w:rPr>
+                <w:b/>
+                <w:bCs/>
+              </w:rPr>
+            </w:pPr>
+            <w:r>
+              <w:rPr>
+                <w:b/>
+                <w:bCs/>
+              </w:rPr>
+              <w:t>Followers</w:t>
+            </w:r>
+          </w:p>
+        </w:tc>
+        <w:tc>
+          <w:tcPr>
+            <w:tcW w:w="1384" w:type="dxa"/>
+          </w:tcPr>
+          <w:p>
+            <w:pPr>
+              <w:rPr>
+                <w:b/>
+                <w:bCs/>
+              </w:rPr>
+            </w:pPr>
+            <w:r>
+              <w:rPr>
+                <w:b/>
+                <w:bCs/>
+              </w:rPr>
+              <w:t>Following</w:t>
+            </w:r>
+          </w:p>
+        </w:tc>
+      </w:tr>
+      <w:tr>
+        <w:trPr>
+          <w:trHeight w:val="282"/>
+        </w:trPr>
+        <w:tc>
+          <w:tcPr>
+            <w:tcW w:w="1383" w:type="dxa"/>
+          </w:tcPr>
+          <w:p>
+            <w:r>
+              <w:t>1</w:t>
+            </w:r>
+          </w:p>
+        </w:tc>
+        <w:tc>
+          <w:tcPr>
+            <w:tcW w:w="1383" w:type="dxa"/>
+          </w:tcPr>
+          <w:p>
+            <w:r>
+              <w:t>Adam</w:t>
+            </w:r>
+          </w:p>
+        </w:tc>
+        <w:tc>
+          <w:tcPr>
+            <w:tcW w:w="1383" w:type="dxa"/>
+          </w:tcPr>
+          <w:p>
+            <w:hyperlink r:id="rId4" w:history="1">
+              <w:r>
+                <w:rPr>
+                  <w:rStyle w:val="Hyperlink"/>
+                </w:rPr>
+                <w:t>adam@yahoo.in</w:t>
+              </w:r>
+            </w:hyperlink>
+          </w:p>
+        </w:tc>
+        <w:tc>
+          <w:tcPr>
+            <w:tcW w:w="1383" w:type="dxa"/>
+          </w:tcPr>
+          <w:p>
+            <w:r>
+              <w:t>123</w:t>
+            </w:r>
+          </w:p>
+        </w:tc>
+        <w:tc>
+          <w:tcPr>
+            <w:tcW w:w="1384" w:type="dxa"/>
+          </w:tcPr>
+          <w:p>
+            <w:r>
+              <w:t>145</w:t>
+            </w:r>
+          </w:p>
+        </w:tc>
+      </w:tr>
+      <w:tr>
+        <w:trPr>
+          <w:trHeight w:val="295"/>
+        </w:trPr>
+        <w:tc>
+          <w:tcPr>
+            <w:tcW w:w="1383" w:type="dxa"/>
+          </w:tcPr>
+          <w:p>
+            <w:r>
+              <w:t>2</w:t>
+            </w:r>
+          </w:p>
+        </w:tc>
+        <w:tc>
+          <w:tcPr>
+            <w:tcW w:w="1383" w:type="dxa"/>
+          </w:tcPr>
+          <w:p>
+            <w:r>
+              <w:t>Bob</w:t>
+            </w:r>
+          </w:p>
+        </w:tc>
+        <w:tc>
+          <w:tcPr>
+            <w:tcW w:w="1383" w:type="dxa"/>
+          </w:tcPr>
+          <w:p>
+            <w:hyperlink r:id="rId5" w:history="1">
+              <w:r>
+                <w:rPr>
+                  <w:rStyle w:val="Hyperlink"/>
+                </w:rPr>
+                <w:t>bob123@gmail.com</w:t>
+              </w:r>
+            </w:hyperlink>
+          </w:p>
+        </w:tc>
+        <w:tc>
+          <w:tcPr>
+            <w:tcW w:w="1383" w:type="dxa"/>
+          </w:tcPr>
+          <w:p>
+            <w:r>
+              <w:t>200</w:t>
+            </w:r>
+          </w:p>
+        </w:tc>
+        <w:tc>
+          <w:tcPr>
+            <w:tcW w:w="1384" w:type="dxa"/>
+          </w:tcPr>
+          <w:p>
+            <w:r>
+              <w:t>200</w:t>
+            </w:r>
+          </w:p>
+        </w:tc>
+      </w:tr>
+      <w:tr>
+        <w:trPr>
+          <w:trHeight w:val="282"/>
+        </w:trPr>
+        <w:tc>
+          <w:tcPr>
+            <w:tcW w:w="1383" w:type="dxa"/>
+          </w:tcPr>
+          <w:p>
+            <w:r>
+              <w:t>3</w:t>
+            </w:r>
+          </w:p>
+        </w:tc>
+        <w:tc>
+          <w:tcPr>
+            <w:tcW w:w="1383" w:type="dxa"/>
+          </w:tcPr>
+          <w:p>
+            <w:r>
+              <w:t>Casey</w:t>
+            </w:r>
+          </w:p>
+        </w:tc>
+        <w:tc>
+          <w:tcPr>
+            <w:tcW w:w="1383" w:type="dxa"/>
+          </w:tcPr>
+          <w:p>
+            <w:hyperlink r:id="rId6" w:history="1">
+              <w:r>
+                <w:rPr>
+                  <w:rStyle w:val="Hyperlink"/>
+                </w:rPr>
+                <w:t>casey@email.com</w:t>
+              </w:r>
+            </w:hyperlink>
+          </w:p>
+        </w:tc>
+        <w:tc>
+          <w:tcPr>
+            <w:tcW w:w="1383" w:type="dxa"/>
+          </w:tcPr>
+          <w:p>
+            <w:r>
+              <w:t>300</w:t>
+            </w:r>
+          </w:p>
+        </w:tc>
+        <w:tc>
+          <w:tcPr>
+            <w:tcW w:w="1384" w:type="dxa"/>
+          </w:tcPr>
+          <w:p>
+            <w:r>
+              <w:t>306</w:t>
+            </w:r>
+          </w:p>
+        </w:tc>
+      </w:tr>
+      <w:tr>
+        <w:trPr>
+          <w:trHeight w:val="282"/>
+        </w:trPr>
+        <w:tc>
+          <w:tcPr>
+            <w:tcW w:w="1383" w:type="dxa"/>
+          </w:tcPr>
+          <w:p>
+            <w:r>
+              <w:t>4</w:t>
+            </w:r>
+          </w:p>
+        </w:tc>
+        <w:tc>
+          <w:tcPr>
+            <w:tcW w:w="1383" w:type="dxa"/>
+          </w:tcPr>
+          <w:p>
+            <w:r>
+              <w:t>Donald</w:t>
+            </w:r>
+          </w:p>
+        </w:tc>
+        <w:tc>
+          <w:tcPr>
+            <w:tcW w:w="1383" w:type="dxa"/>
+          </w:tcPr>
+          <w:p>
+            <w:r>
+              <w:t>donald@gmail.com</w:t>
+            </w:r>
+          </w:p>
+        </w:tc>
+        <w:tc>
+          <w:tcPr>
+            <w:tcW w:w="1383" w:type="dxa"/>
+          </w:tcPr>
+          <w:p>
+            <w:r>
+              <w:t>200</w:t>
+            </w:r>
+          </w:p>
+        </w:tc>
+        <w:tc>
+          <w:tcPr>
+            <w:tcW w:w="1384" w:type="dxa"/>
+          </w:tcPr>
+          <w:p>
+            <w:r>
+              <w:t>105</w:t>
+            </w:r>
+          </w:p>
+        </w:tc>
+      </w:tr>
+    </w:tbl>
+    <w:p>
+      <w:r>
+        <w:br/>
+      </w:r>
+      <w:r>
+        <w:t xml:space="preserve">Columns </w:t>
+      </w:r>
+      <w:r>
+        <w:sym w:font="Wingdings" w:char="F0E0"/>
+      </w:r>
+      <w:r>
+        <w:t xml:space="preserve"> design (</w:t>
+      </w:r>
+      <w:proofErr w:type="gramStart"/>
+      <w:r>
+        <w:t xml:space="preserve">Schema)   </w:t>
+      </w:r>
+      <w:proofErr w:type="gramEnd"/>
+      <w:r>
+        <w:t xml:space="preserve"> &amp;    rows </w:t>
+      </w:r>
+      <w:r>
+        <w:sym w:font="Wingdings" w:char="F0E0"/>
+      </w:r>
+      <w:r>
+        <w:t xml:space="preserve"> tuple</w:t>
+      </w:r>
+    </w:p>
+    <w:p>
+      <w:r>
+        <w:t>Database Queries:</w:t>
+      </w:r>
+      <w:r>
+        <w:br/>
+        <w:t xml:space="preserve">CREATE DATABASE </w:t>
+      </w:r>
+      <w:proofErr w:type="spellStart"/>
+      <w:r>
+        <w:t>db_name</w:t>
+      </w:r>
+      <w:proofErr w:type="spellEnd"/>
+      <w:r>
+        <w:t>;</w:t>
+      </w:r>
+      <w:r>
+        <w:br/>
+        <w:t xml:space="preserve">CREATE DATABASE IF NOT EXISTS </w:t>
+      </w:r>
+      <w:proofErr w:type="spellStart"/>
+      <w:r>
+        <w:t>db_name</w:t>
+      </w:r>
+      <w:proofErr w:type="spellEnd"/>
+      <w:r>
+        <w:t>;</w:t>
+      </w:r>
+      <w:r>
+        <w:br/>
+        <w:t xml:space="preserve">DROP DATABASE </w:t>
+      </w:r>
+      <w:proofErr w:type="spellStart"/>
+      <w:r>
+        <w:t>db_name</w:t>
+      </w:r>
+      <w:proofErr w:type="spellEnd"/>
+      <w:r>
+        <w:t>;</w:t>
+      </w:r>
+      <w:r>
+        <w:br/>
+        <w:t xml:space="preserve">DROP DATABASE IF EXISTS </w:t>
+      </w:r>
+      <w:proofErr w:type="spellStart"/>
+      <w:r>
+        <w:t>db_name</w:t>
+      </w:r>
+      <w:proofErr w:type="spellEnd"/>
+      <w:r>
+        <w:t>;</w:t>
+      </w:r>
+      <w:r>
+        <w:br/>
+        <w:t>SHOW DATABASES;</w:t>
+      </w:r>
+      <w:r>
+        <w:br/>
+        <w:t>SHOW TABLES;</w:t>
+      </w:r>
+    </w:p>
+    <w:p>
+      <w:r>
+        <w:t>Table Queries: Create, Insert, Update, Alter, Truncate, Delete</w:t>
+      </w:r>
+    </w:p>
+    <w:p>
+      <w:r>
+        <w:t>Constraints: Rules for data in the table</w:t>
+      </w:r>
+      <w:r>
+        <w:br/>
+        <w:t>NOT NULL – columns cannot have a null value</w:t>
+      </w:r>
+      <w:r>
+        <w:br/>
+        <w:t>UNIQUE – all values in column are different</w:t>
+      </w:r>
+      <w:r>
+        <w:br/>
+        <w:t>DEFAULT – sets the default value of a column</w:t>
+      </w:r>
+      <w:r>
+        <w:br/>
+        <w:t>CHECK – it can limit the values allowed in a column</w:t>
+      </w:r>
+      <w:r>
+        <w:br/>
+        <w:t>PRIMARY KEY – makes a column unique &amp; not null but used only for one</w:t>
+      </w:r>
+      <w:r>
+        <w:br/>
+        <w:t>FOREIGN KEY – prevents actions that would destroy links between table</w:t>
+      </w:r>
+      <w:r>
+        <w:t>s</w:t>
+      </w:r>
+      <w:r>
+        <w:br/>
+        <w:t xml:space="preserve">               </w:t>
+      </w:r>
+      <w:r>
+        <w:rPr>
+          <w:b/>
+          <w:bCs/>
+          <w:color w:val="4472C4" w:themeColor="accent1"/>
+        </w:rPr>
+        <w:t>CREATE TABLE</w:t>
+      </w:r>
+      <w:r>
+        <w:rPr>
+          <w:color w:val="4472C4" w:themeColor="accent1"/>
+        </w:rPr>
+        <w:t xml:space="preserve"> </w:t>
+      </w:r>
+      <w:r>
+        <w:t>temp (</w:t>
+      </w:r>
+      <w:r>
+        <w:br/>
+        <w:t xml:space="preserve">                   id </w:t>
+      </w:r>
+      <w:r>
+        <w:rPr>
+          <w:b/>
+          <w:bCs/>
+          <w:color w:val="4472C4" w:themeColor="accent1"/>
+        </w:rPr>
+        <w:t>int not null</w:t>
+      </w:r>
+      <w:r>
+        <w:t>,</w:t>
+      </w:r>
+      <w:r>
+        <w:br/>
+        <w:t xml:space="preserve">                   </w:t>
+      </w:r>
+      <w:r>
+        <w:rPr>
+          <w:b/>
+          <w:bCs/>
+          <w:color w:val="4472C4" w:themeColor="accent1"/>
+        </w:rPr>
+        <w:t>PRIMARY KEY</w:t>
+      </w:r>
+      <w:r>
+        <w:rPr>
+          <w:color w:val="4472C4" w:themeColor="accent1"/>
+        </w:rPr>
+        <w:t xml:space="preserve"> </w:t>
+      </w:r>
+      <w:r>
+        <w:t>(id)</w:t>
+      </w:r>
+      <w:r>
+        <w:br/>
+        <w:t xml:space="preserve">               );</w:t>
+      </w:r>
+      <w:r>
+        <w:br/>
+        <w:t xml:space="preserve">               </w:t>
+      </w:r>
+      <w:r>
+        <w:rPr>
+          <w:b/>
+          <w:bCs/>
+          <w:color w:val="4472C4" w:themeColor="accent1"/>
+        </w:rPr>
+        <w:t>CREATE TABLE</w:t>
+      </w:r>
+      <w:r>
+        <w:rPr>
+          <w:color w:val="4472C4" w:themeColor="accent1"/>
+        </w:rPr>
+        <w:t xml:space="preserve"> </w:t>
+      </w:r>
+      <w:r>
+        <w:t>temp (</w:t>
+      </w:r>
+      <w:r>
+        <w:br/>
+        <w:t xml:space="preserve">                   </w:t>
+      </w:r>
+      <w:proofErr w:type="spellStart"/>
+      <w:r>
+        <w:t>cust_id</w:t>
+      </w:r>
+      <w:proofErr w:type="spellEnd"/>
+      <w:r>
+        <w:t xml:space="preserve"> </w:t>
+      </w:r>
+      <w:r>
+        <w:rPr>
+          <w:b/>
+          <w:bCs/>
+          <w:color w:val="4472C4" w:themeColor="accent1"/>
+        </w:rPr>
+        <w:t>int</w:t>
+      </w:r>
+      <w:r>
+        <w:t>,</w:t>
+      </w:r>
+      <w:r>
+        <w:br/>
+        <w:t xml:space="preserve">                   </w:t>
+      </w:r>
+      <w:r>
+        <w:rPr>
+          <w:b/>
+          <w:bCs/>
+          <w:color w:val="4472C4" w:themeColor="accent1"/>
+        </w:rPr>
+        <w:t>FOREIGN KEY</w:t>
+      </w:r>
+      <w:r>
+        <w:rPr>
+          <w:color w:val="4472C4" w:themeColor="accent1"/>
+        </w:rPr>
+        <w:t xml:space="preserve"> </w:t>
+      </w:r>
+      <w:r>
+        <w:t>(</w:t>
+      </w:r>
+      <w:proofErr w:type="spellStart"/>
+      <w:r>
+        <w:t>cust_id</w:t>
+      </w:r>
+      <w:proofErr w:type="spellEnd"/>
+      <w:r>
+        <w:t xml:space="preserve">) </w:t>
+      </w:r>
+      <w:r>
+        <w:rPr>
+          <w:b/>
+          <w:bCs/>
+          <w:color w:val="4472C4" w:themeColor="accent1"/>
+        </w:rPr>
+        <w:t>references</w:t>
+      </w:r>
+      <w:r>
+        <w:t xml:space="preserve"> customer(id)</w:t>
+      </w:r>
+      <w:r>
+        <w:br/>
+        <w:t xml:space="preserve">               );</w:t>
+      </w:r>
+    </w:p>
+    <w:p>
+      <w:pPr>
+        <w:rPr>
+          <w:color w:val="000000" w:themeColor="text1"/>
+        </w:rPr>
+      </w:pPr>
+      <w:r>
+        <w:t>What are Keys?</w:t>
+      </w:r>
+      <w:r>
+        <w:br/>
+        <w:t>Keys are special columns in the table</w:t>
+      </w:r>
+      <w:r>
+        <w:br/>
+      </w:r>
+      <w:r>
+        <w:rPr>
+          <w:b/>
+          <w:bCs/>
+          <w:color w:val="70AD47" w:themeColor="accent6"/>
+        </w:rPr>
+        <w:t>Primary Key:</w:t>
+      </w:r>
+      <w:r>
+        <w:rPr>
+          <w:color w:val="70AD47" w:themeColor="accent6"/>
+        </w:rPr>
+        <w:t xml:space="preserve"> </w:t>
+      </w:r>
+      <w:r>
+        <w:rPr>
+          <w:color w:val="000000" w:themeColor="text1"/>
+        </w:rPr>
+        <w:t xml:space="preserve">It is a column (or set of columns) in a table that uniquely identifies each row. (a unique </w:t>
+      </w:r>
+      <w:r>
+        <w:rPr>
+          <w:color w:val="000000" w:themeColor="text1"/>
+        </w:rPr>
+        <w:lastRenderedPageBreak/>
+        <w:t>id). There is only 1 PK &amp; it should be NOT null.</w:t>
+      </w:r>
+      <w:r>
+        <w:rPr>
+          <w:color w:val="000000" w:themeColor="text1"/>
+        </w:rPr>
+        <w:br/>
+      </w:r>
+      <w:r>
+        <w:rPr>
+          <w:b/>
+          <w:bCs/>
+          <w:color w:val="70AD47" w:themeColor="accent6"/>
+        </w:rPr>
+        <w:t>Foreign Key:</w:t>
+      </w:r>
+      <w:r>
+        <w:rPr>
+          <w:color w:val="70AD47" w:themeColor="accent6"/>
+        </w:rPr>
+        <w:t xml:space="preserve"> </w:t>
+      </w:r>
+      <w:r>
+        <w:rPr>
+          <w:color w:val="000000" w:themeColor="text1"/>
+        </w:rPr>
+        <w:t>A foreign key is a column (or set of columns) in a table that refers to the primary key in another table. FKs can have duplicate &amp; null values. There can be multiple FKs.</w:t>
+      </w:r>
+    </w:p>
+    <w:p>
+      <w:pPr>
+        <w:rPr>
+          <w:color w:val="000000" w:themeColor="text1"/>
+        </w:rPr>
+      </w:pPr>
+      <w:r>
+        <w:rPr>
+          <w:color w:val="000000" w:themeColor="text1"/>
+        </w:rPr>
+        <w:t>Where Clause (Operators):</w:t>
+      </w:r>
+      <w:r>
+        <w:rPr>
+          <w:color w:val="000000" w:themeColor="text1"/>
+        </w:rPr>
+        <w:br/>
+      </w:r>
+      <w:r>
+        <w:rPr>
+          <w:color w:val="EE0000"/>
+        </w:rPr>
+        <w:t>Arithmetic</w:t>
+      </w:r>
+      <w:r>
+        <w:rPr>
+          <w:color w:val="000000" w:themeColor="text1"/>
+        </w:rPr>
+        <w:t xml:space="preserve"> Operators: +(addition), -(</w:t>
+      </w:r>
+      <w:proofErr w:type="spellStart"/>
+      <w:r>
+        <w:rPr>
+          <w:color w:val="000000" w:themeColor="text1"/>
+        </w:rPr>
+        <w:t>substraction</w:t>
+      </w:r>
+      <w:proofErr w:type="spellEnd"/>
+      <w:r>
+        <w:rPr>
+          <w:color w:val="000000" w:themeColor="text1"/>
+        </w:rPr>
+        <w:t>), *(multiplication), /(division), %(modulus)</w:t>
+      </w:r>
+      <w:r>
+        <w:rPr>
+          <w:color w:val="000000" w:themeColor="text1"/>
+        </w:rPr>
+        <w:br/>
+      </w:r>
+      <w:r>
+        <w:rPr>
+          <w:color w:val="EE0000"/>
+        </w:rPr>
+        <w:t>Comparison</w:t>
+      </w:r>
+      <w:r>
+        <w:rPr>
+          <w:color w:val="000000" w:themeColor="text1"/>
+        </w:rPr>
+        <w:t xml:space="preserve"> Operators: =(equal to), !=(not equal to), &gt;, &gt;=, &lt;, &lt;=</w:t>
+      </w:r>
+      <w:r>
+        <w:rPr>
+          <w:color w:val="000000" w:themeColor="text1"/>
+        </w:rPr>
+        <w:br/>
+      </w:r>
+      <w:r>
+        <w:rPr>
+          <w:color w:val="EE0000"/>
+        </w:rPr>
+        <w:t>Logical</w:t>
+      </w:r>
+      <w:r>
+        <w:rPr>
+          <w:color w:val="000000" w:themeColor="text1"/>
+        </w:rPr>
+        <w:t xml:space="preserve"> Operators: AND, OR, NOT, IN, BETWEEN, ALL, LIKE, ANY</w:t>
+      </w:r>
+      <w:r>
+        <w:rPr>
+          <w:color w:val="000000" w:themeColor="text1"/>
+        </w:rPr>
+        <w:br/>
+      </w:r>
+      <w:r>
+        <w:rPr>
+          <w:color w:val="EE0000"/>
+        </w:rPr>
+        <w:t>Bitwise</w:t>
+      </w:r>
+      <w:r>
+        <w:rPr>
+          <w:color w:val="000000" w:themeColor="text1"/>
+        </w:rPr>
+        <w:t xml:space="preserve"> Operators: &amp;(Bitwise AND), |(Bitwise OR)</w:t>
+      </w:r>
+      <w:r>
+        <w:rPr>
+          <w:color w:val="000000" w:themeColor="text1"/>
+        </w:rPr>
+        <w:br/>
+        <w:t>Frequently used operators:</w:t>
+      </w:r>
+      <w:r>
+        <w:rPr>
+          <w:color w:val="000000" w:themeColor="text1"/>
+        </w:rPr>
+        <w:br/>
+      </w:r>
+      <w:r>
+        <w:rPr>
+          <w:color w:val="EE0000"/>
+        </w:rPr>
+        <w:t>AND</w:t>
+      </w:r>
+      <w:r>
+        <w:rPr>
+          <w:color w:val="000000" w:themeColor="text1"/>
+        </w:rPr>
+        <w:t xml:space="preserve"> (to check for both conditions to be true)</w:t>
+      </w:r>
+      <w:r>
+        <w:rPr>
+          <w:color w:val="000000" w:themeColor="text1"/>
+        </w:rPr>
+        <w:br/>
+      </w:r>
+      <w:r>
+        <w:rPr>
+          <w:color w:val="EE0000"/>
+        </w:rPr>
+        <w:t>OR</w:t>
+      </w:r>
+      <w:r>
+        <w:rPr>
+          <w:color w:val="000000" w:themeColor="text1"/>
+        </w:rPr>
+        <w:t xml:space="preserve"> (to check for one of the conditions to be true)</w:t>
+      </w:r>
+      <w:r>
+        <w:rPr>
+          <w:color w:val="000000" w:themeColor="text1"/>
+        </w:rPr>
+        <w:br/>
+      </w:r>
+      <w:r>
+        <w:rPr>
+          <w:color w:val="EE0000"/>
+        </w:rPr>
+        <w:t xml:space="preserve">BETWEEN </w:t>
+      </w:r>
+      <w:r>
+        <w:rPr>
+          <w:color w:val="000000" w:themeColor="text1"/>
+        </w:rPr>
+        <w:t>(selects for a given range)</w:t>
+      </w:r>
+      <w:r>
+        <w:rPr>
+          <w:color w:val="000000" w:themeColor="text1"/>
+        </w:rPr>
+        <w:br/>
+      </w:r>
+      <w:r>
+        <w:rPr>
+          <w:color w:val="EE0000"/>
+        </w:rPr>
+        <w:t xml:space="preserve">IN </w:t>
+      </w:r>
+      <w:r>
+        <w:rPr>
+          <w:color w:val="000000" w:themeColor="text1"/>
+        </w:rPr>
+        <w:t>(matches any value in the list)</w:t>
+      </w:r>
+      <w:r>
+        <w:rPr>
+          <w:color w:val="000000" w:themeColor="text1"/>
+        </w:rPr>
+        <w:br/>
+      </w:r>
+      <w:r>
+        <w:rPr>
+          <w:color w:val="EE0000"/>
+        </w:rPr>
+        <w:t xml:space="preserve">NOT </w:t>
+      </w:r>
+      <w:r>
+        <w:rPr>
+          <w:color w:val="000000" w:themeColor="text1"/>
+        </w:rPr>
+        <w:t>(to negate the given condition)</w:t>
+      </w:r>
+    </w:p>
+    <w:p>
+      <w:pPr>
+        <w:rPr>
+          <w:color w:val="000000" w:themeColor="text1"/>
+        </w:rPr>
+      </w:pPr>
+      <w:r>
+        <w:rPr>
+          <w:color w:val="000000" w:themeColor="text1"/>
+        </w:rPr>
+        <w:t xml:space="preserve">Limit Clause: Sets an upper limit on number of (tuples) </w:t>
+      </w:r>
+      <w:r>
+        <w:rPr>
+          <w:color w:val="000000" w:themeColor="text1"/>
+        </w:rPr>
+        <w:t>rows</w:t>
+      </w:r>
+      <w:r>
+        <w:rPr>
+          <w:color w:val="000000" w:themeColor="text1"/>
+        </w:rPr>
+        <w:t xml:space="preserve"> to be returned</w:t>
+      </w:r>
+      <w:r>
+        <w:rPr>
+          <w:color w:val="000000" w:themeColor="text1"/>
+        </w:rPr>
+        <w:br/>
+      </w:r>
+      <w:r>
+        <w:rPr>
+          <w:b/>
+          <w:bCs/>
+          <w:color w:val="000000" w:themeColor="text1"/>
+        </w:rPr>
+        <w:t xml:space="preserve">        </w:t>
+      </w:r>
+      <w:r>
+        <w:rPr>
+          <w:b/>
+          <w:bCs/>
+          <w:color w:val="000000" w:themeColor="text1"/>
+        </w:rPr>
+        <w:t>SELECT</w:t>
+      </w:r>
+      <w:r>
+        <w:rPr>
+          <w:color w:val="000000" w:themeColor="text1"/>
+        </w:rPr>
+        <w:t xml:space="preserve"> col1, col2 </w:t>
+      </w:r>
+      <w:r>
+        <w:rPr>
+          <w:b/>
+          <w:bCs/>
+          <w:color w:val="000000" w:themeColor="text1"/>
+        </w:rPr>
+        <w:t>FROM</w:t>
+      </w:r>
+      <w:r>
+        <w:rPr>
+          <w:color w:val="000000" w:themeColor="text1"/>
+        </w:rPr>
+        <w:t xml:space="preserve"> </w:t>
+      </w:r>
+      <w:proofErr w:type="spellStart"/>
+      <w:r>
+        <w:rPr>
+          <w:color w:val="000000" w:themeColor="text1"/>
+        </w:rPr>
+        <w:t>table_name</w:t>
+      </w:r>
+      <w:proofErr w:type="spellEnd"/>
+      <w:r>
+        <w:rPr>
+          <w:color w:val="000000" w:themeColor="text1"/>
+        </w:rPr>
+        <w:br/>
+      </w:r>
+      <w:r>
+        <w:rPr>
+          <w:b/>
+          <w:bCs/>
+          <w:color w:val="EE0000"/>
+        </w:rPr>
+        <w:t xml:space="preserve">        </w:t>
+      </w:r>
+      <w:r>
+        <w:rPr>
+          <w:b/>
+          <w:bCs/>
+          <w:color w:val="EE0000"/>
+        </w:rPr>
+        <w:t>LIMIT</w:t>
+      </w:r>
+      <w:r>
+        <w:rPr>
+          <w:color w:val="000000" w:themeColor="text1"/>
+        </w:rPr>
+        <w:t xml:space="preserve"> number;</w:t>
+      </w:r>
+    </w:p>
+    <w:p>
+      <w:pPr>
+        <w:rPr>
+          <w:color w:val="000000" w:themeColor="text1"/>
+        </w:rPr>
+      </w:pPr>
+      <w:r>
+        <w:rPr>
+          <w:color w:val="000000" w:themeColor="text1"/>
+        </w:rPr>
+        <w:t>Order by Clause: To sort in ascending (ASC) or descending order (DESC)</w:t>
+      </w:r>
+      <w:r>
+        <w:rPr>
+          <w:color w:val="000000" w:themeColor="text1"/>
+        </w:rPr>
+        <w:br/>
+        <w:t xml:space="preserve">        </w:t>
+      </w:r>
+      <w:r>
+        <w:rPr>
+          <w:b/>
+          <w:bCs/>
+          <w:color w:val="000000" w:themeColor="text1"/>
+        </w:rPr>
+        <w:t>SELECT</w:t>
+      </w:r>
+      <w:r>
+        <w:rPr>
+          <w:color w:val="000000" w:themeColor="text1"/>
+        </w:rPr>
+        <w:t xml:space="preserve"> col1, col2 </w:t>
+      </w:r>
+      <w:r>
+        <w:rPr>
+          <w:b/>
+          <w:bCs/>
+          <w:color w:val="000000" w:themeColor="text1"/>
+        </w:rPr>
+        <w:t>FROM</w:t>
+      </w:r>
+      <w:r>
+        <w:rPr>
+          <w:color w:val="000000" w:themeColor="text1"/>
+        </w:rPr>
+        <w:t xml:space="preserve"> </w:t>
+      </w:r>
+      <w:proofErr w:type="spellStart"/>
+      <w:r>
+        <w:rPr>
+          <w:color w:val="000000" w:themeColor="text1"/>
+        </w:rPr>
+        <w:t>table_name</w:t>
+      </w:r>
+      <w:proofErr w:type="spellEnd"/>
+      <w:r>
+        <w:rPr>
+          <w:color w:val="000000" w:themeColor="text1"/>
+        </w:rPr>
+        <w:br/>
+      </w:r>
+      <w:r>
+        <w:rPr>
+          <w:b/>
+          <w:bCs/>
+          <w:color w:val="EE0000"/>
+        </w:rPr>
+        <w:t xml:space="preserve">        ORDER BY</w:t>
+      </w:r>
+      <w:r>
+        <w:rPr>
+          <w:color w:val="EE0000"/>
+        </w:rPr>
+        <w:t xml:space="preserve"> </w:t>
+      </w:r>
+      <w:proofErr w:type="spellStart"/>
+      <w:r>
+        <w:rPr>
+          <w:color w:val="000000" w:themeColor="text1"/>
+        </w:rPr>
+        <w:t>col_name</w:t>
+      </w:r>
+      <w:proofErr w:type="spellEnd"/>
+      <w:r>
+        <w:rPr>
+          <w:color w:val="000000" w:themeColor="text1"/>
+        </w:rPr>
+        <w:t>(s) ASC;</w:t>
+      </w:r>
+    </w:p>
+    <w:p>
+      <w:pPr>
+        <w:rPr>
+          <w:color w:val="000000" w:themeColor="text1"/>
+        </w:rPr>
+      </w:pPr>
+      <w:r>
+        <w:rPr>
+          <w:color w:val="000000" w:themeColor="text1"/>
+        </w:rPr>
+        <w:t>Aggregate Functions: Aggregate functions perform a calculation on a set of values, and return a single value</w:t>
+      </w:r>
+      <w:r>
+        <w:rPr>
+          <w:color w:val="000000" w:themeColor="text1"/>
+        </w:rPr>
+        <w:br/>
+        <w:t xml:space="preserve">   </w:t>
+      </w:r>
+      <w:proofErr w:type="gramStart"/>
+      <w:r>
+        <w:rPr>
+          <w:color w:val="000000" w:themeColor="text1"/>
+        </w:rPr>
+        <w:t>COUNT(</w:t>
+      </w:r>
+      <w:proofErr w:type="gramEnd"/>
+      <w:r>
+        <w:rPr>
+          <w:color w:val="000000" w:themeColor="text1"/>
+        </w:rPr>
+        <w:t xml:space="preserve">), </w:t>
+      </w:r>
+      <w:proofErr w:type="gramStart"/>
+      <w:r>
+        <w:rPr>
+          <w:color w:val="000000" w:themeColor="text1"/>
+        </w:rPr>
+        <w:t>MAX(</w:t>
+      </w:r>
+      <w:proofErr w:type="gramEnd"/>
+      <w:r>
+        <w:rPr>
+          <w:color w:val="000000" w:themeColor="text1"/>
+        </w:rPr>
+        <w:t xml:space="preserve">), </w:t>
+      </w:r>
+      <w:proofErr w:type="gramStart"/>
+      <w:r>
+        <w:rPr>
+          <w:color w:val="000000" w:themeColor="text1"/>
+        </w:rPr>
+        <w:t>MIN(</w:t>
+      </w:r>
+      <w:proofErr w:type="gramEnd"/>
+      <w:r>
+        <w:rPr>
+          <w:color w:val="000000" w:themeColor="text1"/>
+        </w:rPr>
+        <w:t xml:space="preserve">), </w:t>
+      </w:r>
+      <w:proofErr w:type="gramStart"/>
+      <w:r>
+        <w:rPr>
+          <w:color w:val="000000" w:themeColor="text1"/>
+        </w:rPr>
+        <w:t>SUM(</w:t>
+      </w:r>
+      <w:proofErr w:type="gramEnd"/>
+      <w:r>
+        <w:rPr>
+          <w:color w:val="000000" w:themeColor="text1"/>
+        </w:rPr>
+        <w:t xml:space="preserve">), </w:t>
+      </w:r>
+      <w:proofErr w:type="gramStart"/>
+      <w:r>
+        <w:rPr>
+          <w:color w:val="000000" w:themeColor="text1"/>
+        </w:rPr>
+        <w:t>AVG(</w:t>
+      </w:r>
+      <w:proofErr w:type="gramEnd"/>
+      <w:r>
+        <w:rPr>
+          <w:color w:val="000000" w:themeColor="text1"/>
+        </w:rPr>
+        <w:t>)</w:t>
+      </w:r>
+      <w:r>
+        <w:rPr>
+          <w:color w:val="000000" w:themeColor="text1"/>
+        </w:rPr>
+        <w:br/>
+        <w:t>Example:</w:t>
+      </w:r>
+      <w:r>
+        <w:rPr>
+          <w:color w:val="000000" w:themeColor="text1"/>
+        </w:rPr>
+        <w:br/>
+        <w:t xml:space="preserve">        </w:t>
+      </w:r>
+      <w:r>
+        <w:rPr>
+          <w:b/>
+          <w:bCs/>
+          <w:color w:val="000000" w:themeColor="text1"/>
+        </w:rPr>
+        <w:t xml:space="preserve">SELECT </w:t>
+      </w:r>
+      <w:r>
+        <w:rPr>
+          <w:b/>
+          <w:bCs/>
+          <w:color w:val="EE0000"/>
+        </w:rPr>
+        <w:t>max</w:t>
+      </w:r>
+      <w:r>
+        <w:rPr>
+          <w:color w:val="000000" w:themeColor="text1"/>
+        </w:rPr>
+        <w:t>(marks)</w:t>
+      </w:r>
+      <w:r>
+        <w:rPr>
+          <w:color w:val="000000" w:themeColor="text1"/>
+        </w:rPr>
+        <w:br/>
+        <w:t xml:space="preserve">        </w:t>
+      </w:r>
+      <w:r>
+        <w:rPr>
+          <w:b/>
+          <w:bCs/>
+          <w:color w:val="000000" w:themeColor="text1"/>
+        </w:rPr>
+        <w:t>FROM</w:t>
+      </w:r>
+      <w:r>
+        <w:rPr>
+          <w:color w:val="000000" w:themeColor="text1"/>
+        </w:rPr>
+        <w:t xml:space="preserve"> student;</w:t>
+      </w:r>
+    </w:p>
+    <w:p>
+      <w:pPr>
+        <w:rPr>
+          <w:color w:val="000000" w:themeColor="text1"/>
+        </w:rPr>
+      </w:pPr>
+      <w:r>
+        <w:rPr>
+          <w:color w:val="000000" w:themeColor="text1"/>
+        </w:rPr>
+        <w:t>Group by Clause:</w:t>
+      </w:r>
+      <w:r>
+        <w:rPr>
+          <w:color w:val="000000" w:themeColor="text1"/>
+        </w:rPr>
+        <w:br/>
+        <w:t>Groups rows that have the same</w:t>
+      </w:r>
+      <w:r>
+        <w:rPr>
+          <w:color w:val="000000" w:themeColor="text1"/>
+        </w:rPr>
+        <w:t xml:space="preserve"> values into summary rows.</w:t>
+      </w:r>
+      <w:r>
+        <w:rPr>
+          <w:color w:val="000000" w:themeColor="text1"/>
+        </w:rPr>
+        <w:br/>
+        <w:t>It collects data from multiple records and groups the result by one or more column.</w:t>
+      </w:r>
+      <w:r>
+        <w:rPr>
+          <w:color w:val="000000" w:themeColor="text1"/>
+        </w:rPr>
+        <w:br/>
+        <w:t xml:space="preserve">        </w:t>
+      </w:r>
+      <w:r>
+        <w:rPr>
+          <w:b/>
+          <w:bCs/>
+          <w:color w:val="000000" w:themeColor="text1"/>
+        </w:rPr>
+        <w:t>SELECT</w:t>
+      </w:r>
+      <w:r>
+        <w:rPr>
+          <w:color w:val="000000" w:themeColor="text1"/>
+        </w:rPr>
+        <w:t xml:space="preserve"> col1, col2</w:t>
+      </w:r>
+      <w:r>
+        <w:rPr>
+          <w:color w:val="000000" w:themeColor="text1"/>
+        </w:rPr>
+        <w:br/>
+        <w:t xml:space="preserve">        </w:t>
+      </w:r>
+      <w:r>
+        <w:rPr>
+          <w:b/>
+          <w:bCs/>
+          <w:color w:val="000000" w:themeColor="text1"/>
+        </w:rPr>
+        <w:t>FROM</w:t>
+      </w:r>
+      <w:r>
+        <w:rPr>
+          <w:color w:val="000000" w:themeColor="text1"/>
+        </w:rPr>
+        <w:t xml:space="preserve"> </w:t>
+      </w:r>
+      <w:proofErr w:type="spellStart"/>
+      <w:r>
+        <w:rPr>
+          <w:color w:val="000000" w:themeColor="text1"/>
+        </w:rPr>
+        <w:t>table_name</w:t>
+      </w:r>
+      <w:proofErr w:type="spellEnd"/>
+      <w:r>
+        <w:rPr>
+          <w:color w:val="000000" w:themeColor="text1"/>
+        </w:rPr>
+        <w:br/>
+        <w:t xml:space="preserve">        </w:t>
+      </w:r>
+      <w:r>
+        <w:rPr>
+          <w:b/>
+          <w:bCs/>
+          <w:color w:val="EE0000"/>
+        </w:rPr>
+        <w:t>GROUP BY</w:t>
+      </w:r>
+      <w:r>
+        <w:rPr>
+          <w:color w:val="EE0000"/>
+        </w:rPr>
+        <w:t xml:space="preserve"> </w:t>
+      </w:r>
+      <w:proofErr w:type="spellStart"/>
+      <w:r>
+        <w:rPr>
+          <w:color w:val="000000" w:themeColor="text1"/>
+        </w:rPr>
+        <w:t>col_name</w:t>
+      </w:r>
+      <w:proofErr w:type="spellEnd"/>
+      <w:r>
+        <w:rPr>
+          <w:color w:val="000000" w:themeColor="text1"/>
+        </w:rPr>
+        <w:t>(s);</w:t>
+      </w:r>
+      <w:r>
+        <w:rPr>
+          <w:color w:val="000000" w:themeColor="text1"/>
+        </w:rPr>
+        <w:br/>
+        <w:t>Generally, we use GROUP BY with some aggregation function.</w:t>
+      </w:r>
+    </w:p>
+    <w:p>
+      <w:pPr>
+        <w:rPr>
+          <w:color w:val="000000" w:themeColor="text1"/>
+        </w:rPr>
+      </w:pPr>
+      <w:r>
+        <w:rPr>
+          <w:color w:val="000000" w:themeColor="text1"/>
+        </w:rPr>
+        <w:t>Having Clause:</w:t>
+      </w:r>
+      <w:r>
+        <w:rPr>
+          <w:color w:val="000000" w:themeColor="text1"/>
+        </w:rPr>
+        <w:br/>
+        <w:t>Similar to Where i.e. applies some condition on rows.</w:t>
+      </w:r>
+      <w:r>
+        <w:rPr>
+          <w:color w:val="000000" w:themeColor="text1"/>
+        </w:rPr>
+        <w:br/>
+        <w:t>But it is used when we want to apply any condition after grouping.</w:t>
+      </w:r>
+      <w:r>
+        <w:rPr>
+          <w:color w:val="000000" w:themeColor="text1"/>
+        </w:rPr>
+        <w:br/>
+        <w:t xml:space="preserve">        </w:t>
+      </w:r>
+      <w:r>
+        <w:rPr>
+          <w:b/>
+          <w:bCs/>
+          <w:color w:val="000000" w:themeColor="text1"/>
+        </w:rPr>
+        <w:t>SELECT</w:t>
+      </w:r>
+      <w:r>
+        <w:rPr>
+          <w:color w:val="000000" w:themeColor="text1"/>
+        </w:rPr>
+        <w:t xml:space="preserve"> col1, col2</w:t>
+      </w:r>
+      <w:r>
+        <w:rPr>
+          <w:color w:val="000000" w:themeColor="text1"/>
+        </w:rPr>
+        <w:br/>
+        <w:t xml:space="preserve">        </w:t>
+      </w:r>
+      <w:r>
+        <w:rPr>
+          <w:b/>
+          <w:bCs/>
+          <w:color w:val="000000" w:themeColor="text1"/>
+        </w:rPr>
+        <w:t>FROM</w:t>
+      </w:r>
+      <w:r>
+        <w:rPr>
+          <w:color w:val="000000" w:themeColor="text1"/>
+        </w:rPr>
+        <w:t xml:space="preserve"> </w:t>
+      </w:r>
+      <w:proofErr w:type="spellStart"/>
+      <w:r>
+        <w:rPr>
+          <w:color w:val="000000" w:themeColor="text1"/>
+        </w:rPr>
+        <w:t>table_name</w:t>
+      </w:r>
+      <w:proofErr w:type="spellEnd"/>
+      <w:r>
+        <w:rPr>
+          <w:color w:val="000000" w:themeColor="text1"/>
+        </w:rPr>
+        <w:br/>
+        <w:t xml:space="preserve">        </w:t>
+      </w:r>
+      <w:r>
+        <w:rPr>
+          <w:b/>
+          <w:bCs/>
+          <w:color w:val="000000" w:themeColor="text1"/>
+        </w:rPr>
+        <w:t>GROUP BY</w:t>
+      </w:r>
+      <w:r>
+        <w:rPr>
+          <w:color w:val="000000" w:themeColor="text1"/>
+        </w:rPr>
+        <w:t xml:space="preserve"> </w:t>
+      </w:r>
+      <w:proofErr w:type="spellStart"/>
+      <w:r>
+        <w:rPr>
+          <w:color w:val="000000" w:themeColor="text1"/>
+        </w:rPr>
+        <w:t>col_name</w:t>
+      </w:r>
+      <w:proofErr w:type="spellEnd"/>
+      <w:r>
+        <w:rPr>
+          <w:color w:val="000000" w:themeColor="text1"/>
+        </w:rPr>
+        <w:t>(s)</w:t>
+      </w:r>
+      <w:r>
+        <w:rPr>
+          <w:color w:val="000000" w:themeColor="text1"/>
+        </w:rPr>
+        <w:br/>
+        <w:t xml:space="preserve">        </w:t>
+      </w:r>
+      <w:r>
+        <w:rPr>
+          <w:b/>
+          <w:bCs/>
+          <w:color w:val="EE0000"/>
+        </w:rPr>
+        <w:t>HAVING</w:t>
+      </w:r>
+      <w:r>
+        <w:rPr>
+          <w:color w:val="EE0000"/>
+        </w:rPr>
+        <w:t xml:space="preserve"> </w:t>
+      </w:r>
+      <w:r>
+        <w:rPr>
+          <w:color w:val="000000" w:themeColor="text1"/>
+        </w:rPr>
+        <w:t>condition;</w:t>
+      </w:r>
+      <w:r>
+        <w:rPr>
+          <w:color w:val="000000" w:themeColor="text1"/>
+        </w:rPr>
+        <w:br/>
+        <w:t>WHERE is for the table, HAVING is for a group</w:t>
+      </w:r>
+      <w:r>
+        <w:rPr>
+          <w:color w:val="000000" w:themeColor="text1"/>
+        </w:rPr>
+        <w:br/>
+        <w:t>Grouping is necessary for HAVING</w:t>
+      </w:r>
+    </w:p>
+    <w:p>
+      <w:pPr>
+        <w:rPr>
+          <w:color w:val="000000" w:themeColor="text1"/>
+        </w:rPr>
+      </w:pPr>
+      <w:r>
+        <w:rPr>
+          <w:b/>
+          <w:bCs/>
+          <w:color w:val="000000" w:themeColor="text1"/>
+        </w:rPr>
+        <w:t>General Order</w:t>
+      </w:r>
+      <w:r>
+        <w:rPr>
+          <w:b/>
+          <w:bCs/>
+          <w:color w:val="000000" w:themeColor="text1"/>
+        </w:rPr>
+        <w:br/>
+      </w:r>
+      <w:r>
+        <w:rPr>
+          <w:b/>
+          <w:bCs/>
+          <w:color w:val="EE0000"/>
+        </w:rPr>
+        <w:t>SELECT</w:t>
+      </w:r>
+      <w:r>
+        <w:rPr>
+          <w:b/>
+          <w:bCs/>
+          <w:color w:val="EE0000"/>
+        </w:rPr>
+        <w:t xml:space="preserve"> </w:t>
+      </w:r>
+      <w:r>
+        <w:rPr>
+          <w:color w:val="000000" w:themeColor="text1"/>
+        </w:rPr>
+        <w:t>column(s)</w:t>
+      </w:r>
+      <w:r>
+        <w:rPr>
+          <w:b/>
+          <w:bCs/>
+          <w:color w:val="EE0000"/>
+        </w:rPr>
+        <w:br/>
+      </w:r>
+      <w:r>
+        <w:rPr>
+          <w:b/>
+          <w:bCs/>
+          <w:color w:val="EE0000"/>
+        </w:rPr>
+        <w:lastRenderedPageBreak/>
+        <w:t>FROM</w:t>
+      </w:r>
+      <w:r>
+        <w:rPr>
+          <w:b/>
+          <w:bCs/>
+          <w:color w:val="EE0000"/>
+        </w:rPr>
+        <w:t xml:space="preserve"> </w:t>
+      </w:r>
+      <w:proofErr w:type="spellStart"/>
+      <w:r>
+        <w:rPr>
+          <w:color w:val="000000" w:themeColor="text1"/>
+        </w:rPr>
+        <w:t>table_name</w:t>
+      </w:r>
+      <w:proofErr w:type="spellEnd"/>
+      <w:r>
+        <w:rPr>
+          <w:b/>
+          <w:bCs/>
+          <w:color w:val="EE0000"/>
+        </w:rPr>
+        <w:br/>
+        <w:t>WHERE</w:t>
+      </w:r>
+      <w:r>
+        <w:rPr>
+          <w:b/>
+          <w:bCs/>
+          <w:color w:val="EE0000"/>
+        </w:rPr>
+        <w:t xml:space="preserve"> </w:t>
+      </w:r>
+      <w:r>
+        <w:rPr>
+          <w:color w:val="000000" w:themeColor="text1"/>
+        </w:rPr>
+        <w:t>condition</w:t>
+      </w:r>
+      <w:r>
+        <w:rPr>
+          <w:b/>
+          <w:bCs/>
+          <w:color w:val="EE0000"/>
+        </w:rPr>
+        <w:br/>
+        <w:t>GROUP BY</w:t>
+      </w:r>
+      <w:r>
+        <w:rPr>
+          <w:b/>
+          <w:bCs/>
+          <w:color w:val="EE0000"/>
+        </w:rPr>
+        <w:t xml:space="preserve"> </w:t>
+      </w:r>
+      <w:r>
+        <w:rPr>
+          <w:color w:val="000000" w:themeColor="text1"/>
+        </w:rPr>
+        <w:t>column(s)</w:t>
+      </w:r>
+      <w:r>
+        <w:rPr>
+          <w:color w:val="000000" w:themeColor="text1"/>
+        </w:rPr>
+        <w:br/>
+      </w:r>
+      <w:r>
+        <w:rPr>
+          <w:b/>
+          <w:bCs/>
+          <w:color w:val="EE0000"/>
+        </w:rPr>
+        <w:t>HAVING</w:t>
+      </w:r>
+      <w:r>
+        <w:rPr>
+          <w:b/>
+          <w:bCs/>
+          <w:color w:val="EE0000"/>
+        </w:rPr>
+        <w:t xml:space="preserve"> </w:t>
+      </w:r>
+      <w:r>
+        <w:rPr>
+          <w:color w:val="000000" w:themeColor="text1"/>
+        </w:rPr>
+        <w:t>condition</w:t>
+      </w:r>
+      <w:r>
+        <w:rPr>
+          <w:b/>
+          <w:bCs/>
+          <w:color w:val="EE0000"/>
+        </w:rPr>
+        <w:br/>
+        <w:t>ORDER BY</w:t>
+      </w:r>
+      <w:r>
+        <w:rPr>
+          <w:b/>
+          <w:bCs/>
+          <w:color w:val="EE0000"/>
+        </w:rPr>
+        <w:t xml:space="preserve"> </w:t>
+      </w:r>
+      <w:r>
+        <w:rPr>
+          <w:color w:val="000000" w:themeColor="text1"/>
+        </w:rPr>
+        <w:t>column(s)</w:t>
+      </w:r>
+      <w:r>
+        <w:rPr>
+          <w:b/>
+          <w:bCs/>
+          <w:color w:val="000000" w:themeColor="text1"/>
+        </w:rPr>
+        <w:t xml:space="preserve"> ASC</w:t>
+      </w:r>
+      <w:r>
+        <w:rPr>
+          <w:color w:val="000000" w:themeColor="text1"/>
+        </w:rPr>
+        <w:t>;</w:t>
+      </w:r>
+    </w:p>
+    <w:p>
+      <w:pPr>
+        <w:rPr>
+          <w:color w:val="000000" w:themeColor="text1"/>
+        </w:rPr>
+      </w:pPr>
+      <w:r>
+        <w:rPr>
+          <w:color w:val="000000" w:themeColor="text1"/>
+        </w:rPr>
+        <w:t>Table Queries:</w:t>
+      </w:r>
+      <w:r>
+        <w:rPr>
+          <w:color w:val="000000" w:themeColor="text1"/>
+        </w:rPr>
+        <w:br/>
+      </w:r>
+      <w:r>
+        <w:rPr>
+          <w:color w:val="EE0000"/>
+        </w:rPr>
+        <w:t>Update</w:t>
+      </w:r>
+      <w:r>
+        <w:rPr>
+          <w:color w:val="000000" w:themeColor="text1"/>
+        </w:rPr>
+        <w:t xml:space="preserve"> (to update existing rows)</w:t>
+      </w:r>
+      <w:r>
+        <w:rPr>
+          <w:color w:val="000000" w:themeColor="text1"/>
+        </w:rPr>
+        <w:br/>
+      </w:r>
+      <w:r>
+        <w:rPr>
+          <w:b/>
+          <w:bCs/>
+          <w:color w:val="EE0000"/>
+        </w:rPr>
+        <w:t>UPDATE</w:t>
+      </w:r>
+      <w:r>
+        <w:rPr>
+          <w:color w:val="000000" w:themeColor="text1"/>
+        </w:rPr>
+        <w:t xml:space="preserve"> </w:t>
+      </w:r>
+      <w:proofErr w:type="spellStart"/>
+      <w:r>
+        <w:rPr>
+          <w:color w:val="000000" w:themeColor="text1"/>
+        </w:rPr>
+        <w:t>table_name</w:t>
+      </w:r>
+      <w:proofErr w:type="spellEnd"/>
+      <w:r>
+        <w:rPr>
+          <w:color w:val="000000" w:themeColor="text1"/>
+        </w:rPr>
+        <w:br/>
+      </w:r>
+      <w:r>
+        <w:rPr>
+          <w:b/>
+          <w:bCs/>
+          <w:color w:val="000000" w:themeColor="text1"/>
+        </w:rPr>
+        <w:t>SET</w:t>
+      </w:r>
+      <w:r>
+        <w:rPr>
+          <w:color w:val="000000" w:themeColor="text1"/>
+        </w:rPr>
+        <w:t xml:space="preserve"> col1 = val1, col2 = val2</w:t>
+      </w:r>
+      <w:r>
+        <w:rPr>
+          <w:color w:val="000000" w:themeColor="text1"/>
+        </w:rPr>
+        <w:br/>
+      </w:r>
+      <w:r>
+        <w:rPr>
+          <w:b/>
+          <w:bCs/>
+          <w:color w:val="000000" w:themeColor="text1"/>
+        </w:rPr>
+        <w:t>WHERE</w:t>
+      </w:r>
+      <w:r>
+        <w:rPr>
+          <w:color w:val="000000" w:themeColor="text1"/>
+        </w:rPr>
+        <w:t xml:space="preserve"> condition;</w:t>
+      </w:r>
+    </w:p>
+    <w:p>
+      <w:pPr>
+        <w:rPr>
+          <w:color w:val="000000" w:themeColor="text1"/>
+        </w:rPr>
+      </w:pPr>
+      <w:r>
+        <w:rPr>
+          <w:color w:val="EE0000"/>
+        </w:rPr>
+        <w:t>Delete</w:t>
+      </w:r>
+      <w:r>
+        <w:rPr>
+          <w:color w:val="000000" w:themeColor="text1"/>
+        </w:rPr>
+        <w:t xml:space="preserve"> (to delete existing rows)</w:t>
+      </w:r>
+      <w:r>
+        <w:rPr>
+          <w:color w:val="000000" w:themeColor="text1"/>
+        </w:rPr>
+        <w:br/>
+      </w:r>
+      <w:r>
+        <w:rPr>
+          <w:b/>
+          <w:bCs/>
+          <w:color w:val="EE0000"/>
+        </w:rPr>
+        <w:t xml:space="preserve">DELETE </w:t>
+      </w:r>
+      <w:proofErr w:type="gramStart"/>
+      <w:r>
+        <w:rPr>
+          <w:b/>
+          <w:bCs/>
+          <w:color w:val="EE0000"/>
+        </w:rPr>
+        <w:t>FROM</w:t>
+      </w:r>
+      <w:r>
+        <w:rPr>
+          <w:color w:val="000000" w:themeColor="text1"/>
+        </w:rPr>
+        <w:t xml:space="preserve">  </w:t>
+      </w:r>
+      <w:proofErr w:type="spellStart"/>
+      <w:r>
+        <w:rPr>
+          <w:color w:val="000000" w:themeColor="text1"/>
+        </w:rPr>
+        <w:t>table</w:t>
+      </w:r>
+      <w:proofErr w:type="gramEnd"/>
+      <w:r>
+        <w:rPr>
+          <w:color w:val="000000" w:themeColor="text1"/>
+        </w:rPr>
+        <w:t>_name</w:t>
+      </w:r>
+      <w:proofErr w:type="spellEnd"/>
+      <w:r>
+        <w:rPr>
+          <w:color w:val="000000" w:themeColor="text1"/>
+        </w:rPr>
+        <w:br/>
+      </w:r>
+      <w:r>
+        <w:rPr>
+          <w:b/>
+          <w:bCs/>
+          <w:color w:val="000000" w:themeColor="text1"/>
+        </w:rPr>
+        <w:t>WHERE</w:t>
+      </w:r>
+      <w:r>
+        <w:rPr>
+          <w:color w:val="000000" w:themeColor="text1"/>
+        </w:rPr>
+        <w:t xml:space="preserve"> condition;</w:t>
+      </w:r>
+    </w:p>
+    <w:p>
+      <w:pPr>
+        <w:rPr>
+          <w:color w:val="000000" w:themeColor="text1"/>
+        </w:rPr>
+      </w:pPr>
+      <w:r>
+        <w:rPr>
+          <w:color w:val="EE0000"/>
+        </w:rPr>
+        <w:t>Alter</w:t>
+      </w:r>
+      <w:r>
+        <w:rPr>
+          <w:color w:val="000000" w:themeColor="text1"/>
+        </w:rPr>
+        <w:t xml:space="preserve"> (to change the schema)</w:t>
+      </w:r>
+      <w:r>
+        <w:rPr>
+          <w:color w:val="000000" w:themeColor="text1"/>
+        </w:rPr>
+        <w:br/>
+        <w:t>ADD Column</w:t>
+      </w:r>
+      <w:r>
+        <w:rPr>
+          <w:color w:val="000000" w:themeColor="text1"/>
+        </w:rPr>
+        <w:br/>
+      </w:r>
+      <w:r>
+        <w:rPr>
+          <w:b/>
+          <w:bCs/>
+          <w:color w:val="EE0000"/>
+        </w:rPr>
+        <w:t>ALTER TABLE</w:t>
+      </w:r>
+      <w:r>
+        <w:rPr>
+          <w:color w:val="EE0000"/>
+        </w:rPr>
+        <w:t xml:space="preserve"> </w:t>
+      </w:r>
+      <w:proofErr w:type="spellStart"/>
+      <w:r>
+        <w:rPr>
+          <w:color w:val="000000" w:themeColor="text1"/>
+        </w:rPr>
+        <w:t>table_name</w:t>
+      </w:r>
+      <w:proofErr w:type="spellEnd"/>
+      <w:r>
+        <w:rPr>
+          <w:color w:val="000000" w:themeColor="text1"/>
+        </w:rPr>
+        <w:br/>
+      </w:r>
+      <w:r>
+        <w:rPr>
+          <w:b/>
+          <w:bCs/>
+          <w:color w:val="EE0000"/>
+        </w:rPr>
+        <w:t xml:space="preserve">ADD </w:t>
+      </w:r>
+      <w:r>
+        <w:rPr>
+          <w:b/>
+          <w:bCs/>
+          <w:color w:val="000000" w:themeColor="text1"/>
+        </w:rPr>
+        <w:t>COLUMN</w:t>
+      </w:r>
+      <w:r>
+        <w:rPr>
+          <w:color w:val="000000" w:themeColor="text1"/>
+        </w:rPr>
+        <w:t xml:space="preserve"> </w:t>
+      </w:r>
+      <w:proofErr w:type="spellStart"/>
+      <w:r>
+        <w:rPr>
+          <w:color w:val="000000" w:themeColor="text1"/>
+        </w:rPr>
+        <w:t>column_name</w:t>
+      </w:r>
+      <w:proofErr w:type="spellEnd"/>
+      <w:r>
+        <w:rPr>
+          <w:color w:val="000000" w:themeColor="text1"/>
+        </w:rPr>
+        <w:t xml:space="preserve"> datatype constraint;</w:t>
+      </w:r>
+    </w:p>
+    <w:p>
+      <w:pPr>
+        <w:rPr>
+          <w:color w:val="000000" w:themeColor="text1"/>
+        </w:rPr>
+      </w:pPr>
+      <w:r>
+        <w:rPr>
+          <w:color w:val="000000" w:themeColor="text1"/>
+        </w:rPr>
+        <w:t>D</w:t>
+      </w:r>
+      <w:r>
+        <w:rPr>
+          <w:color w:val="000000" w:themeColor="text1"/>
+        </w:rPr>
+        <w:t>ROP</w:t>
+      </w:r>
+      <w:r>
+        <w:rPr>
+          <w:color w:val="000000" w:themeColor="text1"/>
+        </w:rPr>
+        <w:t xml:space="preserve"> Column</w:t>
+      </w:r>
+      <w:r>
+        <w:rPr>
+          <w:color w:val="000000" w:themeColor="text1"/>
+        </w:rPr>
+        <w:br/>
+      </w:r>
+      <w:r>
+        <w:rPr>
+          <w:b/>
+          <w:bCs/>
+          <w:color w:val="EE0000"/>
+        </w:rPr>
+        <w:t>ALTER TABLE</w:t>
+      </w:r>
+      <w:r>
+        <w:rPr>
+          <w:color w:val="000000" w:themeColor="text1"/>
+        </w:rPr>
+        <w:t xml:space="preserve"> </w:t>
+      </w:r>
+      <w:proofErr w:type="spellStart"/>
+      <w:r>
+        <w:rPr>
+          <w:color w:val="000000" w:themeColor="text1"/>
+        </w:rPr>
+        <w:t>table_name</w:t>
+      </w:r>
+      <w:proofErr w:type="spellEnd"/>
+      <w:r>
+        <w:rPr>
+          <w:color w:val="000000" w:themeColor="text1"/>
+        </w:rPr>
+        <w:br/>
+      </w:r>
+      <w:r>
+        <w:rPr>
+          <w:b/>
+          <w:bCs/>
+          <w:color w:val="EE0000"/>
+        </w:rPr>
+        <w:t xml:space="preserve">DROP </w:t>
+      </w:r>
+      <w:r>
+        <w:rPr>
+          <w:b/>
+          <w:bCs/>
+          <w:color w:val="000000" w:themeColor="text1"/>
+        </w:rPr>
+        <w:t>COLUMN</w:t>
+      </w:r>
+      <w:r>
+        <w:rPr>
+          <w:color w:val="000000" w:themeColor="text1"/>
+        </w:rPr>
+        <w:t xml:space="preserve"> </w:t>
+      </w:r>
+      <w:proofErr w:type="spellStart"/>
+      <w:r>
+        <w:rPr>
+          <w:color w:val="000000" w:themeColor="text1"/>
+        </w:rPr>
+        <w:t>column_name</w:t>
+      </w:r>
+      <w:proofErr w:type="spellEnd"/>
+      <w:r>
+        <w:rPr>
+          <w:color w:val="000000" w:themeColor="text1"/>
+        </w:rPr>
+        <w:t>;</w:t>
+      </w:r>
+    </w:p>
+    <w:p>
+      <w:pPr>
+        <w:rPr>
+          <w:color w:val="000000" w:themeColor="text1"/>
+        </w:rPr>
+      </w:pPr>
+      <w:r>
+        <w:rPr>
+          <w:color w:val="000000" w:themeColor="text1"/>
+        </w:rPr>
+        <w:t>RENAME Table</w:t>
+      </w:r>
+      <w:r>
+        <w:rPr>
+          <w:color w:val="000000" w:themeColor="text1"/>
+        </w:rPr>
+        <w:br/>
+      </w:r>
+      <w:r>
+        <w:rPr>
+          <w:b/>
+          <w:bCs/>
+          <w:color w:val="EE0000"/>
+        </w:rPr>
+        <w:t>ALTER TABLE</w:t>
+      </w:r>
+      <w:r>
+        <w:rPr>
+          <w:color w:val="000000" w:themeColor="text1"/>
+        </w:rPr>
+        <w:t xml:space="preserve"> </w:t>
+      </w:r>
+      <w:proofErr w:type="spellStart"/>
+      <w:r>
+        <w:rPr>
+          <w:color w:val="000000" w:themeColor="text1"/>
+        </w:rPr>
+        <w:t>table_name</w:t>
+      </w:r>
+      <w:proofErr w:type="spellEnd"/>
+      <w:r>
+        <w:rPr>
+          <w:color w:val="000000" w:themeColor="text1"/>
+        </w:rPr>
+        <w:br/>
+      </w:r>
+      <w:r>
+        <w:rPr>
+          <w:b/>
+          <w:bCs/>
+          <w:color w:val="EE0000"/>
+        </w:rPr>
+        <w:t xml:space="preserve">RENAME </w:t>
+      </w:r>
+      <w:r>
+        <w:rPr>
+          <w:b/>
+          <w:bCs/>
+          <w:color w:val="000000" w:themeColor="text1"/>
+        </w:rPr>
+        <w:t>TO</w:t>
+      </w:r>
+      <w:r>
+        <w:rPr>
+          <w:color w:val="000000" w:themeColor="text1"/>
+        </w:rPr>
+        <w:t xml:space="preserve"> </w:t>
+      </w:r>
+      <w:proofErr w:type="spellStart"/>
+      <w:r>
+        <w:rPr>
+          <w:color w:val="000000" w:themeColor="text1"/>
+        </w:rPr>
+        <w:t>new_table_name</w:t>
+      </w:r>
+      <w:proofErr w:type="spellEnd"/>
+      <w:r>
+        <w:rPr>
+          <w:color w:val="000000" w:themeColor="text1"/>
+        </w:rPr>
+        <w:t>;</w:t>
+      </w:r>
+    </w:p>
+    <w:p>
+      <w:pPr>
+        <w:rPr>
+          <w:color w:val="000000" w:themeColor="text1"/>
+        </w:rPr>
+      </w:pPr>
+      <w:r>
+        <w:rPr>
+          <w:color w:val="000000" w:themeColor="text1"/>
+        </w:rPr>
+        <w:t>CHANGE Column (rename)</w:t>
+      </w:r>
+      <w:r>
+        <w:rPr>
+          <w:color w:val="000000" w:themeColor="text1"/>
+        </w:rPr>
+        <w:br/>
+      </w:r>
+      <w:r>
+        <w:rPr>
+          <w:b/>
+          <w:bCs/>
+          <w:color w:val="EE0000"/>
+        </w:rPr>
+        <w:t>ALTER TABLE</w:t>
+      </w:r>
+      <w:r>
+        <w:rPr>
+          <w:color w:val="EE0000"/>
+        </w:rPr>
+        <w:t xml:space="preserve"> </w:t>
+      </w:r>
+      <w:proofErr w:type="spellStart"/>
+      <w:r>
+        <w:rPr>
+          <w:color w:val="000000" w:themeColor="text1"/>
+        </w:rPr>
+        <w:t>table_name</w:t>
+      </w:r>
+      <w:proofErr w:type="spellEnd"/>
+      <w:r>
+        <w:rPr>
+          <w:color w:val="000000" w:themeColor="text1"/>
+        </w:rPr>
+        <w:br/>
+      </w:r>
+      <w:r>
+        <w:rPr>
+          <w:b/>
+          <w:bCs/>
+          <w:color w:val="EE0000"/>
+        </w:rPr>
+        <w:t xml:space="preserve">CHANGE </w:t>
+      </w:r>
+      <w:r>
+        <w:rPr>
+          <w:b/>
+          <w:bCs/>
+          <w:color w:val="000000" w:themeColor="text1"/>
+        </w:rPr>
+        <w:t>COLUMN</w:t>
+      </w:r>
+      <w:r>
+        <w:rPr>
+          <w:color w:val="000000" w:themeColor="text1"/>
+        </w:rPr>
+        <w:t xml:space="preserve"> </w:t>
+      </w:r>
+      <w:proofErr w:type="spellStart"/>
+      <w:r>
+        <w:rPr>
+          <w:color w:val="000000" w:themeColor="text1"/>
+        </w:rPr>
+        <w:t>old_name</w:t>
+      </w:r>
+      <w:proofErr w:type="spellEnd"/>
+      <w:r>
+        <w:rPr>
+          <w:color w:val="000000" w:themeColor="text1"/>
+        </w:rPr>
+        <w:t xml:space="preserve"> </w:t>
+      </w:r>
+      <w:proofErr w:type="spellStart"/>
+      <w:r>
+        <w:rPr>
+          <w:b/>
+          <w:bCs/>
+          <w:color w:val="000000" w:themeColor="text1"/>
+        </w:rPr>
+        <w:t>new_name</w:t>
+      </w:r>
+      <w:proofErr w:type="spellEnd"/>
+      <w:r>
+        <w:rPr>
+          <w:b/>
+          <w:bCs/>
+          <w:color w:val="000000" w:themeColor="text1"/>
+        </w:rPr>
+        <w:t xml:space="preserve"> </w:t>
+      </w:r>
+      <w:proofErr w:type="spellStart"/>
+      <w:r>
+        <w:rPr>
+          <w:b/>
+          <w:bCs/>
+          <w:color w:val="000000" w:themeColor="text1"/>
+        </w:rPr>
+        <w:t>new_datatype</w:t>
+      </w:r>
+      <w:proofErr w:type="spellEnd"/>
+      <w:r>
+        <w:rPr>
+          <w:b/>
+          <w:bCs/>
+          <w:color w:val="000000" w:themeColor="text1"/>
+        </w:rPr>
+        <w:t xml:space="preserve"> </w:t>
+      </w:r>
+      <w:proofErr w:type="spellStart"/>
+      <w:r>
+        <w:rPr>
+          <w:b/>
+          <w:bCs/>
+          <w:color w:val="000000" w:themeColor="text1"/>
+        </w:rPr>
+        <w:t>new_constraint</w:t>
+      </w:r>
+      <w:proofErr w:type="spellEnd"/>
+      <w:r>
+        <w:rPr>
+          <w:color w:val="000000" w:themeColor="text1"/>
+        </w:rPr>
+        <w:t>;</w:t>
+      </w:r>
+    </w:p>
+    <w:p>
+      <w:pPr>
+        <w:rPr>
+          <w:color w:val="000000" w:themeColor="text1"/>
+        </w:rPr>
+      </w:pPr>
+      <w:r>
+        <w:rPr>
+          <w:color w:val="000000" w:themeColor="text1"/>
+        </w:rPr>
+        <w:t>MODIFY Column (modify datatype/constraint)</w:t>
+      </w:r>
+      <w:r>
+        <w:rPr>
+          <w:color w:val="000000" w:themeColor="text1"/>
+        </w:rPr>
+        <w:br/>
+      </w:r>
+      <w:r>
+        <w:rPr>
+          <w:b/>
+          <w:bCs/>
+          <w:color w:val="EE0000"/>
+        </w:rPr>
+        <w:t>ALTER TABLE</w:t>
+      </w:r>
+      <w:r>
+        <w:rPr>
+          <w:color w:val="000000" w:themeColor="text1"/>
+        </w:rPr>
+        <w:t xml:space="preserve"> </w:t>
+      </w:r>
+      <w:proofErr w:type="spellStart"/>
+      <w:r>
+        <w:rPr>
+          <w:color w:val="000000" w:themeColor="text1"/>
+        </w:rPr>
+        <w:t>table_name</w:t>
+      </w:r>
+      <w:proofErr w:type="spellEnd"/>
+      <w:r>
+        <w:rPr>
+          <w:color w:val="000000" w:themeColor="text1"/>
+        </w:rPr>
+        <w:br/>
+      </w:r>
+      <w:r>
+        <w:rPr>
+          <w:b/>
+          <w:bCs/>
+          <w:color w:val="EE0000"/>
+        </w:rPr>
+        <w:t>MODIFY</w:t>
+      </w:r>
+      <w:r>
+        <w:rPr>
+          <w:color w:val="EE0000"/>
+        </w:rPr>
+        <w:t xml:space="preserve"> </w:t>
+      </w:r>
+      <w:proofErr w:type="spellStart"/>
+      <w:r>
+        <w:rPr>
+          <w:color w:val="000000" w:themeColor="text1"/>
+        </w:rPr>
+        <w:t>col_name</w:t>
+      </w:r>
+      <w:proofErr w:type="spellEnd"/>
+      <w:r>
+        <w:rPr>
+          <w:color w:val="000000" w:themeColor="text1"/>
+        </w:rPr>
+        <w:t xml:space="preserve"> </w:t>
+      </w:r>
+      <w:proofErr w:type="spellStart"/>
+      <w:r>
+        <w:rPr>
+          <w:b/>
+          <w:bCs/>
+          <w:color w:val="000000" w:themeColor="text1"/>
+        </w:rPr>
+        <w:t>new_datatype</w:t>
+      </w:r>
+      <w:proofErr w:type="spellEnd"/>
+      <w:r>
+        <w:rPr>
+          <w:b/>
+          <w:bCs/>
+          <w:color w:val="000000" w:themeColor="text1"/>
+        </w:rPr>
+        <w:t xml:space="preserve"> </w:t>
+      </w:r>
+      <w:proofErr w:type="spellStart"/>
+      <w:r>
+        <w:rPr>
+          <w:b/>
+          <w:bCs/>
+          <w:color w:val="000000" w:themeColor="text1"/>
+        </w:rPr>
+        <w:t>new_constraint</w:t>
+      </w:r>
+      <w:proofErr w:type="spellEnd"/>
+      <w:r>
+        <w:rPr>
+          <w:color w:val="000000" w:themeColor="text1"/>
+        </w:rPr>
+        <w:t>;</w:t>
+      </w:r>
+    </w:p>
+    <w:p>
+      <w:pPr>
+        <w:rPr>
+          <w:b/>
+          <w:bCs/>
+          <w:color w:val="EE0000"/>
+        </w:rPr>
+      </w:pPr>
+      <w:r>
+        <w:rPr>
+          <w:color w:val="000000" w:themeColor="text1"/>
+        </w:rPr>
+        <w:t>Truncate</w:t>
+      </w:r>
+      <w:r>
+        <w:rPr>
+          <w:color w:val="000000" w:themeColor="text1"/>
+        </w:rPr>
+        <w:t xml:space="preserve"> (to delete table’s data)</w:t>
+      </w:r>
+      <w:r>
+        <w:rPr>
+          <w:color w:val="000000" w:themeColor="text1"/>
+        </w:rPr>
+        <w:br/>
+      </w:r>
+      <w:r>
+        <w:rPr>
+          <w:b/>
+          <w:bCs/>
+          <w:color w:val="EE0000"/>
+        </w:rPr>
+        <w:t xml:space="preserve">TRUNCATE </w:t>
+      </w:r>
+      <w:r>
+        <w:rPr>
+          <w:b/>
+          <w:bCs/>
+          <w:color w:val="000000" w:themeColor="text1"/>
+        </w:rPr>
+        <w:t>TABLE</w:t>
+      </w:r>
+      <w:r>
+        <w:rPr>
+          <w:color w:val="000000" w:themeColor="text1"/>
+        </w:rPr>
+        <w:t xml:space="preserve"> </w:t>
+      </w:r>
+      <w:proofErr w:type="spellStart"/>
+      <w:r>
+        <w:rPr>
+          <w:color w:val="000000" w:themeColor="text1"/>
+        </w:rPr>
+        <w:t>table_name</w:t>
+      </w:r>
+      <w:proofErr w:type="spellEnd"/>
+      <w:r>
+        <w:rPr>
+          <w:color w:val="000000" w:themeColor="text1"/>
+        </w:rPr>
+        <w:t>;</w:t>
       </w:r>
     </w:p>
     <w:sectPr>
@@ -3341,6 +5858,48 @@
       <w:spacing w:val="5"/>
     </w:rPr>
   </w:style>
+  <w:style w:type="table" w:styleId="TableGrid">
+    <w:name w:val="Table Grid"/>
+    <w:basedOn w:val="TableNormal"/>
+    <w:uiPriority w:val="39"/>
+    <w:rsid w:val="003E6D43"/>
+    <w:pPr>
+      <w:spacing w:after="0" w:line="240" w:lineRule="auto"/>
+    </w:pPr>
+    <w:tblPr>
+      <w:tblBorders>
+        <w:top w:val="single" w:sz="4" w:space="0" w:color="auto"/>
+        <w:left w:val="single" w:sz="4" w:space="0" w:color="auto"/>
+        <w:bottom w:val="single" w:sz="4" w:space="0" w:color="auto"/>
+        <w:right w:val="single" w:sz="4" w:space="0" w:color="auto"/>
+        <w:insideH w:val="single" w:sz="4" w:space="0" w:color="auto"/>
+        <w:insideV w:val="single" w:sz="4" w:space="0" w:color="auto"/>
+      </w:tblBorders>
+    </w:tblPr>
+  </w:style>
+  <w:style w:type="character" w:styleId="Hyperlink">
+    <w:name w:val="Hyperlink"/>
+    <w:basedOn w:val="DefaultParagraphFont"/>
+    <w:uiPriority w:val="99"/>
+    <w:unhideWhenUsed/>
+    <w:rsid w:val="003E6D43"/>
+    <w:rPr>
+      <w:color w:val="0563C1" w:themeColor="hyperlink"/>
+      <w:u w:val="single"/>
+    </w:rPr>
+  </w:style>
+  <w:style w:type="character" w:styleId="UnresolvedMention">
+    <w:name w:val="Unresolved Mention"/>
+    <w:basedOn w:val="DefaultParagraphFont"/>
+    <w:uiPriority w:val="99"/>
+    <w:semiHidden/>
+    <w:unhideWhenUsed/>
+    <w:rsid w:val="003E6D43"/>
+    <w:rPr>
+      <w:color w:val="605E5C"/>
+      <w:shd w:val="clear" w:color="auto" w:fill="E1DFDD"/>
+    </w:rPr>
+  </w:style>
 </w:styles>
 </file>
 

--- a/Lectures/Notes.docx
+++ b/Lectures/Notes.docx
@@ -1,6 +1,6 @@
 
 <file path=word/document.xml><?xml version="1.0" encoding="utf-8"?>
-<w:document xmlns:wpc="http://schemas.microsoft.com/office/word/2010/wordprocessingCanvas" xmlns:cx="http://schemas.microsoft.com/office/drawing/2014/chartex" xmlns:cx1="http://schemas.microsoft.com/office/drawing/2015/9/8/chartex" xmlns:cx2="http://schemas.microsoft.com/office/drawing/2015/10/21/chartex" xmlns:cx3="http://schemas.microsoft.com/office/drawing/2016/5/9/chartex" xmlns:cx4="http://schemas.microsoft.com/office/drawing/2016/5/10/chartex" xmlns:cx5="http://schemas.microsoft.com/office/drawing/2016/5/11/chartex" xmlns:cx6="http://schemas.microsoft.com/office/drawing/2016/5/12/chartex" xmlns:cx7="http://schemas.microsoft.com/office/drawing/2016/5/13/chartex" xmlns:cx8="http://schemas.microsoft.com/office/drawing/2016/5/14/chartex" xmlns:mc="http://schemas.openxmlformats.org/markup-compatibility/2006" xmlns:aink="http://schemas.microsoft.com/office/drawing/2016/ink" xmlns:am3d="http://schemas.microsoft.com/office/drawing/2017/model3d" xmlns:o="urn:schemas-microsoft-com:office:office" xmlns:oel="http://schemas.microsoft.com/office/2019/extlst" xmlns:r="http://schemas.openxmlformats.org/officeDocument/2006/relationships" xmlns:m="http://schemas.openxmlformats.org/officeDocument/2006/math" xmlns:v="urn:schemas-microsoft-com:vml" xmlns:wp14="http://schemas.microsoft.com/office/word/2010/wordprocessingDrawing" xmlns:wp="http://schemas.openxmlformats.org/drawingml/2006/wordprocessingDrawing" xmlns:w10="urn:schemas-microsoft-com:office:word" xmlns:w="http://schemas.openxmlformats.org/wordprocessingml/2006/main" xmlns:w14="http://schemas.microsoft.com/office/word/2010/wordml" xmlns:w15="http://schemas.microsoft.com/office/word/2012/wordml" xmlns:w16cei="http://schemas.microsoft.com/office/word/2026/wordml/cei" xmlns:w16cex="http://schemas.microsoft.com/office/word/2018/wordml/cex" xmlns:w16cid="http://schemas.microsoft.com/office/word/2016/wordml/cid" xmlns:w16="http://schemas.microsoft.com/office/word/2018/wordml" xmlns:w16du="http://schemas.microsoft.com/office/word/2023/wordml/word16du" xmlns:w16sdtdh="http://schemas.microsoft.com/office/word/2020/wordml/sdtdatahash" xmlns:w16sdtfl="http://schemas.microsoft.com/office/word/2024/wordml/sdtformatlock" xmlns:w16se="http://schemas.microsoft.com/office/word/2015/wordml/symex" xmlns:wpg="http://schemas.microsoft.com/office/word/2010/wordprocessingGroup" xmlns:wpi="http://schemas.microsoft.com/office/word/2010/wordprocessingInk" xmlns:wne="http://schemas.microsoft.com/office/word/2006/wordml" xmlns:wps="http://schemas.microsoft.com/office/word/2010/wordprocessingShape" mc:Ignorable="w14 w15 w16se w16cid w16 w16cex w16sdtdh w16sdtfl w16du wp14">
+<w:document xmlns:wpc="http://schemas.microsoft.com/office/word/2010/wordprocessingCanvas" xmlns:cx="http://schemas.microsoft.com/office/drawing/2014/chartex" xmlns:cx1="http://schemas.microsoft.com/office/drawing/2015/9/8/chartex" xmlns:cx2="http://schemas.microsoft.com/office/drawing/2015/10/21/chartex" xmlns:cx3="http://schemas.microsoft.com/office/drawing/2016/5/9/chartex" xmlns:cx4="http://schemas.microsoft.com/office/drawing/2016/5/10/chartex" xmlns:cx5="http://schemas.microsoft.com/office/drawing/2016/5/11/chartex" xmlns:cx6="http://schemas.microsoft.com/office/drawing/2016/5/12/chartex" xmlns:cx7="http://schemas.microsoft.com/office/drawing/2016/5/13/chartex" xmlns:cx8="http://schemas.microsoft.com/office/drawing/2016/5/14/chartex" xmlns:mc="http://schemas.openxmlformats.org/markup-compatibility/2006" xmlns:aink="http://schemas.microsoft.com/office/drawing/2016/ink" xmlns:am3d="http://schemas.microsoft.com/office/drawing/2017/model3d" xmlns:o="urn:schemas-microsoft-com:office:office" xmlns:oel="http://schemas.microsoft.com/office/2019/extlst" xmlns:r="http://schemas.openxmlformats.org/officeDocument/2006/relationships" xmlns:m="http://schemas.openxmlformats.org/officeDocument/2006/math" xmlns:v="urn:schemas-microsoft-com:vml" xmlns:wp14="http://schemas.microsoft.com/office/word/2010/wordprocessingDrawing" xmlns:wp="http://schemas.openxmlformats.org/drawingml/2006/wordprocessingDrawing" xmlns:w10="urn:schemas-microsoft-com:office:word" xmlns:w="http://schemas.openxmlformats.org/wordprocessingml/2006/main" xmlns:w14="http://schemas.microsoft.com/office/word/2010/wordml" xmlns:w15="http://schemas.microsoft.com/office/word/2012/wordml" xmlns:w16cex="http://schemas.microsoft.com/office/word/2018/wordml/cex" xmlns:w16cid="http://schemas.microsoft.com/office/word/2016/wordml/cid" xmlns:w16="http://schemas.microsoft.com/office/word/2018/wordml" xmlns:w16du="http://schemas.microsoft.com/office/word/2023/wordml/word16du" xmlns:w16sdtdh="http://schemas.microsoft.com/office/word/2020/wordml/sdtdatahash" xmlns:w16sdtfl="http://schemas.microsoft.com/office/word/2024/wordml/sdtformatlock" xmlns:w16se="http://schemas.microsoft.com/office/word/2015/wordml/symex" xmlns:wpg="http://schemas.microsoft.com/office/word/2010/wordprocessingGroup" xmlns:wpi="http://schemas.microsoft.com/office/word/2010/wordprocessingInk" xmlns:wne="http://schemas.microsoft.com/office/word/2006/wordml" xmlns:wps="http://schemas.microsoft.com/office/word/2010/wordprocessingShape" mc:Ignorable="w14 w15 w16se w16cid w16 w16cex w16sdtdh w16sdtfl w16du wp14">
   <w:body>
     <w:p>
       <w:r>
@@ -1870,7 +1870,15 @@
       </w:r>
       <w:r>
         <w:br/>
-        <w:t xml:space="preserve">  - apply()</w:t>
+        <w:t xml:space="preserve">  - </w:t>
+      </w:r>
+      <w:proofErr w:type="gramStart"/>
+      <w:r>
+        <w:t>apply(</w:t>
+      </w:r>
+      <w:proofErr w:type="gramEnd"/>
+      <w:r>
+        <w:t>)</w:t>
       </w:r>
       <w:r>
         <w:t xml:space="preserve">  </w:t>
@@ -1889,35 +1897,72 @@
       </w:r>
       <w:r>
         <w:br/>
-        <w:t xml:space="preserve">  - map()</w:t>
-      </w:r>
-      <w:r>
-        <w:br/>
-        <w:t xml:space="preserve">  - assign()</w:t>
-      </w:r>
-      <w:r>
-        <w:br/>
-        <w:t xml:space="preserve">  - replace(old, new)</w:t>
+        <w:t xml:space="preserve">  - </w:t>
+      </w:r>
+      <w:proofErr w:type="gramStart"/>
+      <w:r>
+        <w:t>map(</w:t>
+      </w:r>
+      <w:proofErr w:type="gramEnd"/>
+      <w:r>
+        <w:t>)</w:t>
+      </w:r>
+      <w:r>
+        <w:br/>
+        <w:t xml:space="preserve">  - </w:t>
+      </w:r>
+      <w:proofErr w:type="gramStart"/>
+      <w:r>
+        <w:t>assign(</w:t>
+      </w:r>
+      <w:proofErr w:type="gramEnd"/>
+      <w:r>
+        <w:t>)</w:t>
+      </w:r>
+      <w:r>
+        <w:br/>
+        <w:t xml:space="preserve">  - </w:t>
+      </w:r>
+      <w:proofErr w:type="gramStart"/>
+      <w:r>
+        <w:t>replace(</w:t>
+      </w:r>
+      <w:proofErr w:type="gramEnd"/>
+      <w:r>
+        <w:t>old, new)</w:t>
       </w:r>
       <w:r>
         <w:br/>
         <w:t xml:space="preserve">  - rename(columns={</w:t>
       </w:r>
       <w:proofErr w:type="spellStart"/>
+      <w:proofErr w:type="gramStart"/>
       <w:r>
         <w:t>old:new</w:t>
       </w:r>
       <w:proofErr w:type="spellEnd"/>
       <w:r>
-        <w:t xml:space="preserve">})          - </w:t>
-      </w:r>
-      <w:proofErr w:type="spellStart"/>
-      <w:r>
-        <w:t>reset_index</w:t>
-      </w:r>
-      <w:proofErr w:type="spellEnd"/>
-      <w:r>
-        <w:t>()</w:t>
+        <w:t xml:space="preserve">})   </w:t>
+      </w:r>
+      <w:proofErr w:type="gramEnd"/>
+      <w:r>
+        <w:t xml:space="preserve">       - </w:t>
+      </w:r>
+      <w:proofErr w:type="spellStart"/>
+      <w:r>
+        <w:t>reset_</w:t>
+      </w:r>
+      <w:proofErr w:type="gramStart"/>
+      <w:r>
+        <w:t>index</w:t>
+      </w:r>
+      <w:proofErr w:type="spellEnd"/>
+      <w:r>
+        <w:t>(</w:t>
+      </w:r>
+      <w:proofErr w:type="gramEnd"/>
+      <w:r>
+        <w:t>)</w:t>
       </w:r>
       <w:r>
         <w:br/>
@@ -1925,11 +1970,27 @@
       </w:r>
       <w:proofErr w:type="spellStart"/>
       <w:r>
-        <w:t>sort_values</w:t>
-      </w:r>
-      <w:proofErr w:type="spellEnd"/>
-      <w:r>
-        <w:t>()                                      - rank()</w:t>
+        <w:t>sort_</w:t>
+      </w:r>
+      <w:proofErr w:type="gramStart"/>
+      <w:r>
+        <w:t>values</w:t>
+      </w:r>
+      <w:proofErr w:type="spellEnd"/>
+      <w:r>
+        <w:t>(</w:t>
+      </w:r>
+      <w:proofErr w:type="gramEnd"/>
+      <w:r>
+        <w:t xml:space="preserve">)                                      - </w:t>
+      </w:r>
+      <w:proofErr w:type="gramStart"/>
+      <w:r>
+        <w:t>rank(</w:t>
+      </w:r>
+      <w:proofErr w:type="gramEnd"/>
+      <w:r>
+        <w:t>)</w:t>
       </w:r>
       <w:r>
         <w:br/>
@@ -1937,11 +1998,19 @@
       </w:r>
       <w:proofErr w:type="spellStart"/>
       <w:r>
-        <w:t>sort_index</w:t>
-      </w:r>
-      <w:proofErr w:type="spellEnd"/>
-      <w:r>
-        <w:t>()                                        - Reorder columns</w:t>
+        <w:t>sort_</w:t>
+      </w:r>
+      <w:proofErr w:type="gramStart"/>
+      <w:r>
+        <w:t>index</w:t>
+      </w:r>
+      <w:proofErr w:type="spellEnd"/>
+      <w:r>
+        <w:t>(</w:t>
+      </w:r>
+      <w:proofErr w:type="gramEnd"/>
+      <w:r>
+        <w:t>)                                        - Reorder columns</w:t>
       </w:r>
     </w:p>
     <w:p>
@@ -4871,48 +4940,296 @@
     <w:p>
       <w:pPr>
         <w:rPr>
+          <w:color w:val="000000" w:themeColor="text1"/>
+        </w:rPr>
+      </w:pPr>
+      <w:r>
+        <w:rPr>
+          <w:color w:val="000000" w:themeColor="text1"/>
+        </w:rPr>
+        <w:t>Truncate</w:t>
+      </w:r>
+      <w:r>
+        <w:rPr>
+          <w:color w:val="000000" w:themeColor="text1"/>
+        </w:rPr>
+        <w:t xml:space="preserve"> (to delete table’s data)</w:t>
+      </w:r>
+      <w:r>
+        <w:rPr>
+          <w:color w:val="000000" w:themeColor="text1"/>
+        </w:rPr>
+        <w:br/>
+      </w:r>
+      <w:r>
+        <w:rPr>
           <w:b/>
           <w:bCs/>
           <w:color w:val="EE0000"/>
         </w:rPr>
+        <w:t xml:space="preserve">TRUNCATE </w:t>
+      </w:r>
+      <w:r>
+        <w:rPr>
+          <w:b/>
+          <w:bCs/>
+          <w:color w:val="000000" w:themeColor="text1"/>
+        </w:rPr>
+        <w:t>TABLE</w:t>
+      </w:r>
+      <w:r>
+        <w:rPr>
+          <w:color w:val="000000" w:themeColor="text1"/>
+        </w:rPr>
+        <w:t xml:space="preserve"> </w:t>
+      </w:r>
+      <w:proofErr w:type="spellStart"/>
+      <w:r>
+        <w:rPr>
+          <w:color w:val="000000" w:themeColor="text1"/>
+        </w:rPr>
+        <w:t>table_name</w:t>
+      </w:r>
+      <w:proofErr w:type="spellEnd"/>
+      <w:r>
+        <w:rPr>
+          <w:color w:val="000000" w:themeColor="text1"/>
+        </w:rPr>
+        <w:t>;</w:t>
+      </w:r>
+    </w:p>
+    <w:p>
+      <w:pPr>
+        <w:rPr>
+          <w:color w:val="000000" w:themeColor="text1"/>
+        </w:rPr>
       </w:pPr>
-      <w:r>
-        <w:rPr>
-          <w:color w:val="000000" w:themeColor="text1"/>
-        </w:rPr>
-        <w:t>Truncate</w:t>
-      </w:r>
-      <w:r>
-        <w:rPr>
-          <w:color w:val="000000" w:themeColor="text1"/>
-        </w:rPr>
-        <w:t xml:space="preserve"> (to delete table’s data)</w:t>
-      </w:r>
-      <w:r>
-        <w:rPr>
-          <w:color w:val="000000" w:themeColor="text1"/>
-        </w:rPr>
-        <w:br/>
-      </w:r>
-      <w:r>
-        <w:rPr>
-          <w:b/>
-          <w:bCs/>
-          <w:color w:val="EE0000"/>
-        </w:rPr>
-        <w:t xml:space="preserve">TRUNCATE </w:t>
-      </w:r>
-      <w:r>
-        <w:rPr>
-          <w:b/>
-          <w:bCs/>
-          <w:color w:val="000000" w:themeColor="text1"/>
-        </w:rPr>
-        <w:t>TABLE</w:t>
-      </w:r>
-      <w:r>
-        <w:rPr>
-          <w:color w:val="000000" w:themeColor="text1"/>
+    </w:p>
+    <w:p>
+      <w:pPr>
+        <w:rPr>
+          <w:b/>
+          <w:bCs/>
+          <w:color w:val="000000" w:themeColor="text1"/>
+          <w:sz w:val="28"/>
+          <w:szCs w:val="28"/>
+        </w:rPr>
+      </w:pPr>
+      <w:r>
+        <w:rPr>
+          <w:b/>
+          <w:bCs/>
+          <w:color w:val="000000" w:themeColor="text1"/>
+          <w:sz w:val="28"/>
+          <w:szCs w:val="28"/>
+        </w:rPr>
+        <w:t>Transactions</w:t>
+      </w:r>
+    </w:p>
+    <w:p>
+      <w:pPr>
+        <w:rPr>
+          <w:color w:val="000000" w:themeColor="text1"/>
+        </w:rPr>
+      </w:pPr>
+      <w:r>
+        <w:rPr>
+          <w:b/>
+          <w:bCs/>
+          <w:color w:val="000000" w:themeColor="text1"/>
+        </w:rPr>
+        <w:t>ACID Properties</w:t>
+      </w:r>
+      <w:r>
+        <w:rPr>
+          <w:b/>
+          <w:bCs/>
+          <w:color w:val="000000" w:themeColor="text1"/>
+        </w:rPr>
+        <w:t>:</w:t>
+      </w:r>
+      <w:r>
+        <w:rPr>
+          <w:b/>
+          <w:bCs/>
+          <w:color w:val="000000" w:themeColor="text1"/>
+        </w:rPr>
+        <w:br/>
+        <w:t xml:space="preserve">  </w:t>
+      </w:r>
+      <w:r>
+        <w:rPr>
+          <w:b/>
+          <w:bCs/>
+          <w:color w:val="00B0F0"/>
+        </w:rPr>
+        <w:t xml:space="preserve">Atomicity </w:t>
+      </w:r>
+      <w:r>
+        <w:rPr>
+          <w:b/>
+          <w:bCs/>
+          <w:color w:val="000000" w:themeColor="text1"/>
+        </w:rPr>
+        <w:t xml:space="preserve">– </w:t>
+      </w:r>
+      <w:r>
+        <w:rPr>
+          <w:color w:val="000000" w:themeColor="text1"/>
+        </w:rPr>
+        <w:t>Al</w:t>
+      </w:r>
+      <w:r>
+        <w:rPr>
+          <w:color w:val="000000" w:themeColor="text1"/>
+        </w:rPr>
+        <w:t>l statements succeed or none succeed.</w:t>
+      </w:r>
+      <w:r>
+        <w:rPr>
+          <w:b/>
+          <w:bCs/>
+          <w:color w:val="000000" w:themeColor="text1"/>
+        </w:rPr>
+        <w:br/>
+        <w:t xml:space="preserve">  </w:t>
+      </w:r>
+      <w:r>
+        <w:rPr>
+          <w:b/>
+          <w:bCs/>
+          <w:color w:val="00B0F0"/>
+        </w:rPr>
+        <w:t xml:space="preserve">Consistency </w:t>
+      </w:r>
+      <w:r>
+        <w:rPr>
+          <w:b/>
+          <w:bCs/>
+          <w:color w:val="000000" w:themeColor="text1"/>
+        </w:rPr>
+        <w:t xml:space="preserve">– </w:t>
+      </w:r>
+      <w:r>
+        <w:rPr>
+          <w:color w:val="000000" w:themeColor="text1"/>
+        </w:rPr>
+        <w:t>Data moves from one valid state to another.</w:t>
+      </w:r>
+      <w:r>
+        <w:rPr>
+          <w:b/>
+          <w:bCs/>
+          <w:color w:val="000000" w:themeColor="text1"/>
+        </w:rPr>
+        <w:br/>
+        <w:t xml:space="preserve">  </w:t>
+      </w:r>
+      <w:r>
+        <w:rPr>
+          <w:b/>
+          <w:bCs/>
+          <w:color w:val="00B0F0"/>
+        </w:rPr>
+        <w:t xml:space="preserve">Isolation </w:t>
+      </w:r>
+      <w:r>
+        <w:rPr>
+          <w:b/>
+          <w:bCs/>
+          <w:color w:val="000000" w:themeColor="text1"/>
+        </w:rPr>
+        <w:t xml:space="preserve">– </w:t>
+      </w:r>
+      <w:r>
+        <w:rPr>
+          <w:color w:val="000000" w:themeColor="text1"/>
+        </w:rPr>
+        <w:t>Parallel transactions don’t interfere.</w:t>
+      </w:r>
+      <w:r>
+        <w:rPr>
+          <w:b/>
+          <w:bCs/>
+          <w:color w:val="000000" w:themeColor="text1"/>
+        </w:rPr>
+        <w:br/>
+        <w:t xml:space="preserve">  </w:t>
+      </w:r>
+      <w:r>
+        <w:rPr>
+          <w:b/>
+          <w:bCs/>
+          <w:color w:val="00B0F0"/>
+        </w:rPr>
+        <w:t xml:space="preserve">Durability </w:t>
+      </w:r>
+      <w:r>
+        <w:rPr>
+          <w:b/>
+          <w:bCs/>
+          <w:color w:val="000000" w:themeColor="text1"/>
+        </w:rPr>
+        <w:t xml:space="preserve">– </w:t>
+      </w:r>
+      <w:r>
+        <w:rPr>
+          <w:color w:val="000000" w:themeColor="text1"/>
+        </w:rPr>
+        <w:t>Committed data is permanently saved.</w:t>
+      </w:r>
+    </w:p>
+    <w:p>
+      <w:pPr>
+        <w:rPr>
+          <w:color w:val="000000" w:themeColor="text1"/>
+        </w:rPr>
+      </w:pPr>
+      <w:r>
+        <w:rPr>
+          <w:color w:val="000000" w:themeColor="text1"/>
+        </w:rPr>
+        <w:t xml:space="preserve">Disable </w:t>
+      </w:r>
+      <w:proofErr w:type="spellStart"/>
+      <w:r>
+        <w:rPr>
+          <w:color w:val="000000" w:themeColor="text1"/>
+        </w:rPr>
+        <w:t>autocommit</w:t>
+      </w:r>
+      <w:proofErr w:type="spellEnd"/>
+      <w:r>
+        <w:rPr>
+          <w:color w:val="000000" w:themeColor="text1"/>
+        </w:rPr>
+        <w:t xml:space="preserve">                  Enable </w:t>
+      </w:r>
+      <w:proofErr w:type="spellStart"/>
+      <w:r>
+        <w:rPr>
+          <w:color w:val="000000" w:themeColor="text1"/>
+        </w:rPr>
+        <w:t>autocommit</w:t>
+      </w:r>
+      <w:proofErr w:type="spellEnd"/>
+      <w:r>
+        <w:rPr>
+          <w:color w:val="000000" w:themeColor="text1"/>
+        </w:rPr>
+        <w:br/>
+      </w:r>
+      <w:r>
+        <w:rPr>
+          <w:b/>
+          <w:bCs/>
+          <w:color w:val="00B050"/>
+        </w:rPr>
+        <w:t>SET</w:t>
+      </w:r>
+      <w:r>
+        <w:rPr>
+          <w:color w:val="00B050"/>
         </w:rPr>
         <w:t xml:space="preserve"> </w:t>
       </w:r>
@@ -4921,14 +5238,317 @@
         <w:rPr>
           <w:color w:val="000000" w:themeColor="text1"/>
         </w:rPr>
-        <w:t>table_name</w:t>
-      </w:r>
-      <w:proofErr w:type="spellEnd"/>
-      <w:r>
-        <w:rPr>
-          <w:color w:val="000000" w:themeColor="text1"/>
-        </w:rPr>
-        <w:t>;</w:t>
+        <w:t>autocommit</w:t>
+      </w:r>
+      <w:proofErr w:type="spellEnd"/>
+      <w:r>
+        <w:rPr>
+          <w:color w:val="000000" w:themeColor="text1"/>
+        </w:rPr>
+        <w:t xml:space="preserve"> = </w:t>
+      </w:r>
+      <w:proofErr w:type="gramStart"/>
+      <w:r>
+        <w:rPr>
+          <w:color w:val="000000" w:themeColor="text1"/>
+        </w:rPr>
+        <w:t xml:space="preserve">0;   </w:t>
+      </w:r>
+      <w:proofErr w:type="gramEnd"/>
+      <w:r>
+        <w:rPr>
+          <w:color w:val="000000" w:themeColor="text1"/>
+        </w:rPr>
+        <w:t xml:space="preserve">              </w:t>
+      </w:r>
+      <w:r>
+        <w:rPr>
+          <w:b/>
+          <w:bCs/>
+          <w:color w:val="00B050"/>
+        </w:rPr>
+        <w:t>SET</w:t>
+      </w:r>
+      <w:r>
+        <w:rPr>
+          <w:color w:val="00B050"/>
+        </w:rPr>
+        <w:t xml:space="preserve"> </w:t>
+      </w:r>
+      <w:proofErr w:type="spellStart"/>
+      <w:r>
+        <w:rPr>
+          <w:color w:val="000000" w:themeColor="text1"/>
+        </w:rPr>
+        <w:t>autocommit</w:t>
+      </w:r>
+      <w:proofErr w:type="spellEnd"/>
+      <w:r>
+        <w:rPr>
+          <w:color w:val="000000" w:themeColor="text1"/>
+        </w:rPr>
+        <w:t xml:space="preserve"> = 1;</w:t>
+      </w:r>
+    </w:p>
+    <w:p>
+      <w:pPr>
+        <w:rPr>
+          <w:color w:val="000000" w:themeColor="text1"/>
+        </w:rPr>
+      </w:pPr>
+      <w:r>
+        <w:rPr>
+          <w:b/>
+          <w:bCs/>
+          <w:color w:val="000000" w:themeColor="text1"/>
+        </w:rPr>
+        <w:lastRenderedPageBreak/>
+        <w:t>JOINS</w:t>
+      </w:r>
+      <w:r>
+        <w:rPr>
+          <w:b/>
+          <w:bCs/>
+          <w:color w:val="000000" w:themeColor="text1"/>
+        </w:rPr>
+        <w:br/>
+      </w:r>
+      <w:proofErr w:type="spellStart"/>
+      <w:r>
+        <w:rPr>
+          <w:color w:val="000000" w:themeColor="text1"/>
+        </w:rPr>
+        <w:t>J</w:t>
+      </w:r>
+      <w:r>
+        <w:rPr>
+          <w:color w:val="000000" w:themeColor="text1"/>
+        </w:rPr>
+        <w:t>OINs</w:t>
+      </w:r>
+      <w:proofErr w:type="spellEnd"/>
+      <w:r>
+        <w:rPr>
+          <w:color w:val="000000" w:themeColor="text1"/>
+        </w:rPr>
+        <w:t xml:space="preserve"> are used to combine rows from two or more tables based on a related column between them.</w:t>
+      </w:r>
+      <w:r>
+        <w:rPr>
+          <w:color w:val="000000" w:themeColor="text1"/>
+        </w:rPr>
+        <w:br/>
+        <w:t xml:space="preserve">  Inner Join        Left Join        Right Join        Full Join</w:t>
+      </w:r>
+      <w:r>
+        <w:rPr>
+          <w:color w:val="000000" w:themeColor="text1"/>
+        </w:rPr>
+        <w:br/>
+        <w:t xml:space="preserve">                            &lt;- - - - - - - - Outer Join - - - - - - - - -&gt;</w:t>
+      </w:r>
+      <w:r>
+        <w:rPr>
+          <w:color w:val="000000" w:themeColor="text1"/>
+        </w:rPr>
+        <w:br/>
+        <w:t xml:space="preserve">  Cross Join        Self </w:t>
+      </w:r>
+      <w:proofErr w:type="gramStart"/>
+      <w:r>
+        <w:rPr>
+          <w:color w:val="000000" w:themeColor="text1"/>
+        </w:rPr>
+        <w:t>Join(</w:t>
+      </w:r>
+      <w:proofErr w:type="gramEnd"/>
+      <w:r>
+        <w:rPr>
+          <w:color w:val="000000" w:themeColor="text1"/>
+        </w:rPr>
+        <w:t>It is a regular join, but the table is joined with itself)</w:t>
+      </w:r>
+      <w:r>
+        <w:rPr>
+          <w:color w:val="000000" w:themeColor="text1"/>
+        </w:rPr>
+        <w:br/>
+        <w:t xml:space="preserve">  Left Exclusive Join        Right Exclusive Join</w:t>
+      </w:r>
+    </w:p>
+    <w:p>
+      <w:pPr>
+        <w:rPr>
+          <w:color w:val="000000" w:themeColor="text1"/>
+        </w:rPr>
+      </w:pPr>
+      <w:r>
+        <w:rPr>
+          <w:b/>
+          <w:bCs/>
+          <w:color w:val="000000" w:themeColor="text1"/>
+        </w:rPr>
+        <w:t>Sub-Queries</w:t>
+      </w:r>
+      <w:r>
+        <w:rPr>
+          <w:b/>
+          <w:bCs/>
+          <w:color w:val="000000" w:themeColor="text1"/>
+        </w:rPr>
+        <w:br/>
+      </w:r>
+      <w:r>
+        <w:rPr>
+          <w:color w:val="000000" w:themeColor="text1"/>
+        </w:rPr>
+        <w:t>A</w:t>
+      </w:r>
+      <w:r>
+        <w:rPr>
+          <w:color w:val="000000" w:themeColor="text1"/>
+        </w:rPr>
+        <w:t xml:space="preserve"> Subquery or Inner query or a Nested query is a query within another SQL query. It involves 2 select statements.</w:t>
+      </w:r>
+    </w:p>
+    <w:p>
+      <w:pPr>
+        <w:rPr>
+          <w:color w:val="000000" w:themeColor="text1"/>
+        </w:rPr>
+      </w:pPr>
+      <w:r>
+        <w:rPr>
+          <w:b/>
+          <w:bCs/>
+          <w:color w:val="000000" w:themeColor="text1"/>
+        </w:rPr>
+        <w:t>Views in SQL</w:t>
+      </w:r>
+      <w:r>
+        <w:rPr>
+          <w:b/>
+          <w:bCs/>
+          <w:color w:val="000000" w:themeColor="text1"/>
+        </w:rPr>
+        <w:br/>
+      </w:r>
+      <w:r>
+        <w:rPr>
+          <w:color w:val="000000" w:themeColor="text1"/>
+        </w:rPr>
+        <w:t>A view is a virtual table based on the result set of an SQL statement.</w:t>
+      </w:r>
+      <w:r>
+        <w:rPr>
+          <w:color w:val="000000" w:themeColor="text1"/>
+        </w:rPr>
+        <w:br/>
+        <w:t>(A view always shows up-to-date data. The database engine recreates the view</w:t>
+      </w:r>
+      <w:r>
+        <w:rPr>
+          <w:color w:val="000000" w:themeColor="text1"/>
+        </w:rPr>
+        <w:t>,</w:t>
+      </w:r>
+      <w:r>
+        <w:rPr>
+          <w:color w:val="000000" w:themeColor="text1"/>
+        </w:rPr>
+        <w:t xml:space="preserve"> every time a user queries it)</w:t>
+      </w:r>
+      <w:r>
+        <w:rPr>
+          <w:color w:val="000000" w:themeColor="text1"/>
+        </w:rPr>
+        <w:br/>
+        <w:t xml:space="preserve">  -  No data is stored physically (unless it’s a materialized view in some DBs).</w:t>
+      </w:r>
+      <w:r>
+        <w:rPr>
+          <w:color w:val="000000" w:themeColor="text1"/>
+        </w:rPr>
+        <w:br/>
+        <w:t xml:space="preserve">  -  Can include columns from one or more tables.</w:t>
+      </w:r>
+      <w:r>
+        <w:rPr>
+          <w:color w:val="000000" w:themeColor="text1"/>
+        </w:rPr>
+        <w:br/>
+        <w:t xml:space="preserve">  -  Can be used in SELECT, JOIN, or even WHERE clauses like a normal table.</w:t>
+      </w:r>
+      <w:r>
+        <w:rPr>
+          <w:color w:val="000000" w:themeColor="text1"/>
+        </w:rPr>
+        <w:br/>
+        <w:t xml:space="preserve">  -  Helps with security by exposing only certain columns to users.</w:t>
+      </w:r>
+    </w:p>
+    <w:p>
+      <w:pPr>
+        <w:rPr>
+          <w:color w:val="000000" w:themeColor="text1"/>
+        </w:rPr>
+      </w:pPr>
+      <w:r>
+        <w:rPr>
+          <w:b/>
+          <w:bCs/>
+          <w:color w:val="000000" w:themeColor="text1"/>
+        </w:rPr>
+        <w:t>Index in SQL</w:t>
+      </w:r>
+      <w:r>
+        <w:rPr>
+          <w:color w:val="000000" w:themeColor="text1"/>
+        </w:rPr>
+        <w:br/>
+        <w:t xml:space="preserve">Indexes are special database objects that make </w:t>
+      </w:r>
+      <w:r>
+        <w:rPr>
+          <w:b/>
+          <w:bCs/>
+          <w:color w:val="00B0F0"/>
+        </w:rPr>
+        <w:t>data retrieval faster</w:t>
+      </w:r>
+      <w:r>
+        <w:rPr>
+          <w:color w:val="000000" w:themeColor="text1"/>
+        </w:rPr>
+        <w:t>.</w:t>
+      </w:r>
+      <w:r>
+        <w:rPr>
+          <w:color w:val="000000" w:themeColor="text1"/>
+        </w:rPr>
+        <w:t xml:space="preserve">  (Primary key is the default index)</w:t>
+      </w:r>
+    </w:p>
+    <w:p>
+      <w:pPr>
+        <w:rPr>
+          <w:color w:val="000000" w:themeColor="text1"/>
+        </w:rPr>
+      </w:pPr>
+      <w:r>
+        <w:rPr>
+          <w:b/>
+          <w:bCs/>
+          <w:color w:val="000000" w:themeColor="text1"/>
+        </w:rPr>
+        <w:t>Stored Procedures</w:t>
+      </w:r>
+      <w:r>
+        <w:rPr>
+          <w:color w:val="000000" w:themeColor="text1"/>
+        </w:rPr>
+        <w:br/>
+        <w:t>A predefined set of SQL statements you can save in the database and execute whenever needed.</w:t>
       </w:r>
     </w:p>
     <w:sectPr>

--- a/Lectures/Notes.docx
+++ b/Lectures/Notes.docx
@@ -19,15 +19,7 @@
     </w:p>
     <w:p>
       <w:r>
-        <w:t xml:space="preserve">Style Guide -&gt; We follow </w:t>
-      </w:r>
-      <w:proofErr w:type="spellStart"/>
-      <w:r>
-        <w:t>snake_case</w:t>
-      </w:r>
-      <w:proofErr w:type="spellEnd"/>
-      <w:r>
-        <w:t xml:space="preserve"> in Python</w:t>
+        <w:t>Style Guide -&gt; We follow snake_case in Python</w:t>
       </w:r>
     </w:p>
     <w:p>
@@ -40,87 +32,7 @@
     </w:p>
     <w:p>
       <w:r>
-        <w:t xml:space="preserve">Operator </w:t>
-      </w:r>
-      <w:proofErr w:type="spellStart"/>
-      <w:r>
-        <w:t>Precedance</w:t>
-      </w:r>
-      <w:proofErr w:type="spellEnd"/>
-      <w:r>
-        <w:t>: [()</w:t>
-      </w:r>
-      <w:proofErr w:type="gramStart"/>
-      <w:r>
-        <w:t>],  [</w:t>
-      </w:r>
-      <w:proofErr w:type="gramEnd"/>
-      <w:r>
-        <w:t>**</w:t>
-      </w:r>
-      <w:proofErr w:type="gramStart"/>
-      <w:r>
-        <w:t>],  [</w:t>
-      </w:r>
-      <w:proofErr w:type="gramEnd"/>
-      <w:r>
-        <w:t xml:space="preserve">*, </w:t>
-      </w:r>
-      <w:proofErr w:type="gramStart"/>
-      <w:r>
-        <w:t>/ ,</w:t>
-      </w:r>
-      <w:proofErr w:type="gramEnd"/>
-      <w:r>
-        <w:t>%</w:t>
-      </w:r>
-      <w:proofErr w:type="gramStart"/>
-      <w:r>
-        <w:t>],  [</w:t>
-      </w:r>
-      <w:proofErr w:type="gramEnd"/>
-      <w:r>
-        <w:t>+, -</w:t>
-      </w:r>
-      <w:proofErr w:type="gramStart"/>
-      <w:r>
-        <w:t>],  [</w:t>
-      </w:r>
-      <w:proofErr w:type="gramEnd"/>
-      <w:r>
-        <w:t>==</w:t>
-      </w:r>
-      <w:proofErr w:type="gramStart"/>
-      <w:r>
-        <w:t>, !</w:t>
-      </w:r>
-      <w:proofErr w:type="gramEnd"/>
-      <w:r>
-        <w:t>=, &gt;, &gt;=, &lt;, &lt;=</w:t>
-      </w:r>
-      <w:proofErr w:type="gramStart"/>
-      <w:r>
-        <w:t>],  [</w:t>
-      </w:r>
-      <w:proofErr w:type="gramEnd"/>
-      <w:r>
-        <w:t>not</w:t>
-      </w:r>
-      <w:proofErr w:type="gramStart"/>
-      <w:r>
-        <w:t>],  [</w:t>
-      </w:r>
-      <w:proofErr w:type="gramEnd"/>
-      <w:r>
-        <w:t>and</w:t>
-      </w:r>
-      <w:proofErr w:type="gramStart"/>
-      <w:r>
-        <w:t>],  [or]  --</w:t>
-      </w:r>
-      <w:proofErr w:type="gramEnd"/>
-      <w:r>
-        <w:t xml:space="preserve"> Same goes left to right</w:t>
+        <w:t>Operator Precedance: [()],  [**],  [*, / ,%],  [+, -],  [==, !=, &gt;, &gt;=, &lt;, &lt;=],  [not],  [and],  [or]  -- Same goes left to right</w:t>
       </w:r>
     </w:p>
     <w:p>
@@ -130,15 +42,7 @@
     </w:p>
     <w:p>
       <w:r>
-        <w:t xml:space="preserve">Conditional Statements: if, </w:t>
-      </w:r>
-      <w:proofErr w:type="spellStart"/>
-      <w:r>
-        <w:t>elif</w:t>
-      </w:r>
-      <w:proofErr w:type="spellEnd"/>
-      <w:r>
-        <w:t>, else</w:t>
+        <w:t>Conditional Statements: if, elif, else</w:t>
       </w:r>
       <w:r>
         <w:t>, Match Case</w:t>
@@ -151,361 +55,46 @@
     </w:p>
     <w:p>
       <w:r>
-        <w:t>Functions: built-int (</w:t>
-      </w:r>
-      <w:proofErr w:type="gramStart"/>
-      <w:r>
-        <w:t>print(</w:t>
-      </w:r>
-      <w:proofErr w:type="gramEnd"/>
-      <w:r>
-        <w:t xml:space="preserve">), </w:t>
-      </w:r>
-      <w:proofErr w:type="gramStart"/>
-      <w:r>
-        <w:t>input(</w:t>
-      </w:r>
-      <w:proofErr w:type="gramEnd"/>
-      <w:r>
-        <w:t xml:space="preserve">), </w:t>
-      </w:r>
-      <w:proofErr w:type="gramStart"/>
-      <w:r>
-        <w:t>type(</w:t>
-      </w:r>
-      <w:proofErr w:type="gramEnd"/>
-      <w:r>
-        <w:t xml:space="preserve">), </w:t>
-      </w:r>
-      <w:proofErr w:type="gramStart"/>
-      <w:r>
-        <w:t>range(</w:t>
-      </w:r>
-      <w:proofErr w:type="gramEnd"/>
-      <w:r>
-        <w:t>)), user defined</w:t>
-      </w:r>
-    </w:p>
-    <w:p>
-      <w:r>
-        <w:t xml:space="preserve">Lambda </w:t>
-      </w:r>
-      <w:proofErr w:type="gramStart"/>
-      <w:r>
-        <w:t>function(</w:t>
-      </w:r>
-      <w:proofErr w:type="gramEnd"/>
-      <w:r>
-        <w:t xml:space="preserve">used in High Order Functions): lambda </w:t>
-      </w:r>
-      <w:proofErr w:type="spellStart"/>
-      <w:proofErr w:type="gramStart"/>
-      <w:r>
-        <w:t>a,b</w:t>
-      </w:r>
-      <w:proofErr w:type="gramEnd"/>
-      <w:r>
-        <w:t>,c</w:t>
-      </w:r>
-      <w:proofErr w:type="spellEnd"/>
-      <w:r>
-        <w:t xml:space="preserve">: </w:t>
-      </w:r>
-      <w:proofErr w:type="spellStart"/>
-      <w:r>
-        <w:t>a+b+c</w:t>
-      </w:r>
-      <w:proofErr w:type="spellEnd"/>
+        <w:t>Functions: built-int (print(), input(), type(), range()), user defined</w:t>
+      </w:r>
+    </w:p>
+    <w:p>
+      <w:r>
+        <w:t>Lambda function(used in High Order Functions): lambda a,b,c: a+b+c</w:t>
+      </w:r>
     </w:p>
     <w:p>
       <w:r>
         <w:t>Strings: Python strings are immutable, Operations -&gt; Slicing, Formatting</w:t>
       </w:r>
       <w:r>
-        <w:t xml:space="preserve"> (“</w:t>
-      </w:r>
-      <w:proofErr w:type="gramStart"/>
-      <w:r>
-        <w:t>”.format</w:t>
-      </w:r>
-      <w:proofErr w:type="gramEnd"/>
-      <w:r>
-        <w:t>, f”” &lt;- f-strings)</w:t>
-      </w:r>
-    </w:p>
-    <w:p>
-      <w:r>
-        <w:t xml:space="preserve">Lists: Python lists are mutable. Methods = </w:t>
-      </w:r>
-      <w:proofErr w:type="spellStart"/>
-      <w:proofErr w:type="gramStart"/>
-      <w:r>
-        <w:t>l.append</w:t>
-      </w:r>
-      <w:proofErr w:type="spellEnd"/>
-      <w:proofErr w:type="gramEnd"/>
-      <w:r>
-        <w:t>(</w:t>
-      </w:r>
-      <w:proofErr w:type="spellStart"/>
-      <w:r>
-        <w:t>val</w:t>
-      </w:r>
-      <w:proofErr w:type="spellEnd"/>
-      <w:r>
-        <w:t xml:space="preserve">), </w:t>
-      </w:r>
-      <w:proofErr w:type="spellStart"/>
-      <w:proofErr w:type="gramStart"/>
-      <w:r>
-        <w:t>l.insert</w:t>
-      </w:r>
-      <w:proofErr w:type="spellEnd"/>
-      <w:proofErr w:type="gramEnd"/>
-      <w:r>
-        <w:t>(</w:t>
-      </w:r>
-      <w:proofErr w:type="spellStart"/>
-      <w:r>
-        <w:t>idx</w:t>
-      </w:r>
-      <w:proofErr w:type="spellEnd"/>
-      <w:r>
-        <w:t xml:space="preserve">, </w:t>
-      </w:r>
-      <w:proofErr w:type="spellStart"/>
-      <w:r>
-        <w:t>val</w:t>
-      </w:r>
-      <w:proofErr w:type="spellEnd"/>
-      <w:r>
-        <w:t xml:space="preserve">), </w:t>
-      </w:r>
-      <w:proofErr w:type="spellStart"/>
-      <w:proofErr w:type="gramStart"/>
-      <w:r>
-        <w:t>l.sort</w:t>
-      </w:r>
-      <w:proofErr w:type="spellEnd"/>
-      <w:proofErr w:type="gramEnd"/>
-      <w:r>
-        <w:t xml:space="preserve">(), </w:t>
-      </w:r>
-      <w:proofErr w:type="spellStart"/>
-      <w:proofErr w:type="gramStart"/>
-      <w:r>
-        <w:t>l.reverse</w:t>
-      </w:r>
-      <w:proofErr w:type="spellEnd"/>
-      <w:proofErr w:type="gramEnd"/>
-      <w:r>
-        <w:t>()</w:t>
-      </w:r>
-    </w:p>
-    <w:p>
-      <w:r>
-        <w:t xml:space="preserve">Tuples: Immutable sequence of values (Imagine as immutable lists), methods = </w:t>
-      </w:r>
-      <w:proofErr w:type="spellStart"/>
-      <w:proofErr w:type="gramStart"/>
-      <w:r>
-        <w:t>t.index</w:t>
-      </w:r>
-      <w:proofErr w:type="spellEnd"/>
-      <w:proofErr w:type="gramEnd"/>
-      <w:r>
-        <w:t>(</w:t>
-      </w:r>
-      <w:proofErr w:type="spellStart"/>
-      <w:r>
-        <w:t>val</w:t>
-      </w:r>
-      <w:proofErr w:type="spellEnd"/>
-      <w:r>
-        <w:t xml:space="preserve">), </w:t>
-      </w:r>
-      <w:proofErr w:type="spellStart"/>
-      <w:proofErr w:type="gramStart"/>
-      <w:r>
-        <w:t>t.count</w:t>
-      </w:r>
-      <w:proofErr w:type="spellEnd"/>
-      <w:proofErr w:type="gramEnd"/>
-      <w:r>
-        <w:t>(</w:t>
-      </w:r>
-      <w:proofErr w:type="spellStart"/>
-      <w:r>
-        <w:t>val</w:t>
-      </w:r>
-      <w:proofErr w:type="spellEnd"/>
-      <w:r>
-        <w:t>)</w:t>
-      </w:r>
-    </w:p>
-    <w:p>
-      <w:r>
-        <w:t xml:space="preserve">Dictionary: </w:t>
-      </w:r>
-      <w:proofErr w:type="spellStart"/>
-      <w:r>
-        <w:t>key:value</w:t>
-      </w:r>
-      <w:proofErr w:type="spellEnd"/>
-      <w:r>
-        <w:t xml:space="preserve"> pairs &amp; Python dictionaries are mutable</w:t>
+        <w:t xml:space="preserve"> (“”.format, f”” &lt;- f-strings)</w:t>
+      </w:r>
+    </w:p>
+    <w:p>
+      <w:r>
+        <w:t>Lists: Python lists are mutable. Methods = l.append(val), l.insert(idx, val), l.sort(), l.reverse()</w:t>
+      </w:r>
+    </w:p>
+    <w:p>
+      <w:r>
+        <w:t>Tuples: Immutable sequence of values (Imagine as immutable lists), methods = t.index(val), t.count(val)</w:t>
+      </w:r>
+    </w:p>
+    <w:p>
+      <w:r>
+        <w:t>Dictionary: key:value pairs &amp; Python dictionaries are mutable</w:t>
       </w:r>
       <w:r>
         <w:t>.</w:t>
       </w:r>
       <w:r>
-        <w:t xml:space="preserve"> Methods = </w:t>
-      </w:r>
-      <w:proofErr w:type="spellStart"/>
-      <w:proofErr w:type="gramStart"/>
-      <w:r>
-        <w:t>d.keys</w:t>
-      </w:r>
-      <w:proofErr w:type="spellEnd"/>
-      <w:proofErr w:type="gramEnd"/>
-      <w:r>
-        <w:t xml:space="preserve">(), </w:t>
-      </w:r>
-      <w:proofErr w:type="spellStart"/>
-      <w:proofErr w:type="gramStart"/>
-      <w:r>
-        <w:t>d.values</w:t>
-      </w:r>
-      <w:proofErr w:type="spellEnd"/>
-      <w:proofErr w:type="gramEnd"/>
-      <w:r>
-        <w:t xml:space="preserve">(), </w:t>
-      </w:r>
-      <w:proofErr w:type="spellStart"/>
-      <w:proofErr w:type="gramStart"/>
-      <w:r>
-        <w:t>d.items</w:t>
-      </w:r>
-      <w:proofErr w:type="spellEnd"/>
-      <w:proofErr w:type="gramEnd"/>
-      <w:r>
-        <w:t xml:space="preserve">(), </w:t>
-      </w:r>
-      <w:proofErr w:type="spellStart"/>
-      <w:r>
-        <w:t>d.get</w:t>
-      </w:r>
-      <w:proofErr w:type="spellEnd"/>
-      <w:r>
-        <w:t>(</w:t>
-      </w:r>
-      <w:proofErr w:type="spellStart"/>
-      <w:r>
-        <w:t>val</w:t>
-      </w:r>
-      <w:proofErr w:type="spellEnd"/>
-      <w:r>
-        <w:t xml:space="preserve">), </w:t>
-      </w:r>
-      <w:proofErr w:type="spellStart"/>
-      <w:proofErr w:type="gramStart"/>
-      <w:r>
-        <w:t>d.update</w:t>
-      </w:r>
-      <w:proofErr w:type="spellEnd"/>
-      <w:proofErr w:type="gramEnd"/>
-      <w:r>
-        <w:t>(</w:t>
-      </w:r>
-      <w:proofErr w:type="spellStart"/>
-      <w:r>
-        <w:t>new_item</w:t>
-      </w:r>
-      <w:proofErr w:type="spellEnd"/>
-      <w:r>
-        <w:t>)</w:t>
-      </w:r>
-    </w:p>
-    <w:p>
-      <w:r>
-        <w:t xml:space="preserve">Sets: Collection of unique elements. Sets can be mutable, but their elements should be immutable (Lists &amp; Dictionaries can’t be elements of a set). Methods = </w:t>
-      </w:r>
-      <w:proofErr w:type="spellStart"/>
-      <w:r>
-        <w:t>s.add</w:t>
-      </w:r>
-      <w:proofErr w:type="spellEnd"/>
-      <w:r>
-        <w:t>(</w:t>
-      </w:r>
-      <w:proofErr w:type="spellStart"/>
-      <w:r>
-        <w:t>val</w:t>
-      </w:r>
-      <w:proofErr w:type="spellEnd"/>
-      <w:r>
-        <w:t xml:space="preserve">), </w:t>
-      </w:r>
-      <w:proofErr w:type="spellStart"/>
-      <w:proofErr w:type="gramStart"/>
-      <w:r>
-        <w:t>s.remove</w:t>
-      </w:r>
-      <w:proofErr w:type="spellEnd"/>
-      <w:proofErr w:type="gramEnd"/>
-      <w:r>
-        <w:t>(</w:t>
-      </w:r>
-      <w:proofErr w:type="spellStart"/>
-      <w:r>
-        <w:t>val</w:t>
-      </w:r>
-      <w:proofErr w:type="spellEnd"/>
-      <w:r>
-        <w:t xml:space="preserve">), </w:t>
-      </w:r>
-      <w:proofErr w:type="spellStart"/>
-      <w:proofErr w:type="gramStart"/>
-      <w:r>
-        <w:t>s.clear</w:t>
-      </w:r>
-      <w:proofErr w:type="spellEnd"/>
-      <w:proofErr w:type="gramEnd"/>
-      <w:r>
-        <w:t xml:space="preserve">(), </w:t>
-      </w:r>
-      <w:proofErr w:type="spellStart"/>
-      <w:proofErr w:type="gramStart"/>
-      <w:r>
-        <w:t>s.pop</w:t>
-      </w:r>
-      <w:proofErr w:type="spellEnd"/>
-      <w:r>
-        <w:t>(</w:t>
-      </w:r>
-      <w:proofErr w:type="gramEnd"/>
-      <w:r>
-        <w:t xml:space="preserve">), </w:t>
-      </w:r>
-      <w:proofErr w:type="spellStart"/>
-      <w:proofErr w:type="gramStart"/>
-      <w:r>
-        <w:t>s.union</w:t>
-      </w:r>
-      <w:proofErr w:type="spellEnd"/>
-      <w:proofErr w:type="gramEnd"/>
-      <w:r>
-        <w:t xml:space="preserve">(set2), </w:t>
-      </w:r>
-      <w:proofErr w:type="spellStart"/>
-      <w:proofErr w:type="gramStart"/>
-      <w:r>
-        <w:t>s.intersection</w:t>
-      </w:r>
-      <w:proofErr w:type="spellEnd"/>
-      <w:proofErr w:type="gramEnd"/>
-      <w:r>
-        <w:t>(set2)</w:t>
+        <w:t xml:space="preserve"> Methods = d.keys(), d.values(), d.items(), d.get(val), d.update(new_item)</w:t>
+      </w:r>
+    </w:p>
+    <w:p>
+      <w:r>
+        <w:t>Sets: Collection of unique elements. Sets can be mutable, but their elements should be immutable (Lists &amp; Dictionaries can’t be elements of a set). Methods = s.add(val), s.remove(val), s.clear(), s.pop(), s.union(set2), s.intersection(set2)</w:t>
       </w:r>
     </w:p>
     <w:p/>
@@ -531,20 +120,7 @@
     </w:p>
     <w:p>
       <w:r>
-        <w:t xml:space="preserve">Constructor – </w:t>
-      </w:r>
-      <w:proofErr w:type="spellStart"/>
-      <w:proofErr w:type="gramStart"/>
-      <w:r>
-        <w:t>init</w:t>
-      </w:r>
-      <w:proofErr w:type="spellEnd"/>
-      <w:r>
-        <w:t>(</w:t>
-      </w:r>
-      <w:proofErr w:type="gramEnd"/>
-      <w:r>
-        <w:t>) Method: Default &amp; Parameterised. We can’t create multiple constructors in Python; otherwise, it takes the last one if all are the same, and if different, then it gives errors</w:t>
+        <w:t>Constructor – init() Method: Default &amp; Parameterised. We can’t create multiple constructors in Python; otherwise, it takes the last one if all are the same, and if different, then it gives errors</w:t>
       </w:r>
     </w:p>
     <w:p>
@@ -613,64 +189,22 @@
     </w:p>
     <w:p>
       <w:r>
-        <w:t xml:space="preserve">F = </w:t>
-      </w:r>
-      <w:proofErr w:type="gramStart"/>
-      <w:r>
-        <w:t>open(</w:t>
-      </w:r>
-      <w:proofErr w:type="gramEnd"/>
-      <w:r>
-        <w:t>“data.txt”, “r”)</w:t>
-      </w:r>
-    </w:p>
-    <w:p>
-      <w:r>
-        <w:t xml:space="preserve">r (reading [default]), w (writing, truncates file first), x (creates new &amp; open for writing), a (writing, appends at end), b (binary mode), t (text mode [default]), + (opens disk file for </w:t>
-      </w:r>
-      <w:proofErr w:type="gramStart"/>
-      <w:r>
-        <w:t>update(</w:t>
-      </w:r>
-      <w:proofErr w:type="gramEnd"/>
-      <w:r>
-        <w:t>r &amp; w))</w:t>
-      </w:r>
-    </w:p>
-    <w:p>
-      <w:r>
-        <w:t xml:space="preserve">with Keyword -&gt; with </w:t>
-      </w:r>
-      <w:proofErr w:type="gramStart"/>
-      <w:r>
-        <w:t>open(</w:t>
-      </w:r>
-      <w:proofErr w:type="gramEnd"/>
-      <w:r>
-        <w:t>“data.txt”, “r”) as f: print(</w:t>
-      </w:r>
-      <w:proofErr w:type="spellStart"/>
-      <w:proofErr w:type="gramStart"/>
-      <w:r>
-        <w:t>f.read</w:t>
-      </w:r>
-      <w:proofErr w:type="spellEnd"/>
-      <w:proofErr w:type="gramEnd"/>
-      <w:r>
-        <w:t>())</w:t>
-      </w:r>
-    </w:p>
-    <w:p>
-      <w:r>
-        <w:t xml:space="preserve">Delete files: </w:t>
-      </w:r>
-      <w:proofErr w:type="spellStart"/>
-      <w:r>
-        <w:t>os</w:t>
-      </w:r>
-      <w:proofErr w:type="spellEnd"/>
-      <w:r>
-        <w:t xml:space="preserve"> modules</w:t>
+        <w:t>F = open(“data.txt”, “r”)</w:t>
+      </w:r>
+    </w:p>
+    <w:p>
+      <w:r>
+        <w:t>r (reading [default]), w (writing, truncates file first), x (creates new &amp; open for writing), a (writing, appends at end), b (binary mode), t (text mode [default]), + (opens disk file for update(r &amp; w))</w:t>
+      </w:r>
+    </w:p>
+    <w:p>
+      <w:r>
+        <w:t>with Keyword -&gt; with open(“data.txt”, “r”) as f: print(f.read())</w:t>
+      </w:r>
+    </w:p>
+    <w:p>
+      <w:r>
+        <w:t>Delete files: os modules</w:t>
       </w:r>
     </w:p>
     <w:p>
@@ -680,76 +214,17 @@
     </w:p>
     <w:p>
       <w:r>
-        <w:t xml:space="preserve">List Comprehensions: [output for item in </w:t>
-      </w:r>
-      <w:proofErr w:type="spellStart"/>
-      <w:r>
-        <w:t>iterable</w:t>
-      </w:r>
-      <w:proofErr w:type="spellEnd"/>
-      <w:r>
-        <w:t xml:space="preserve"> if condition]</w:t>
-      </w:r>
-    </w:p>
-    <w:p>
-      <w:r>
-        <w:t xml:space="preserve">JSON Module (JavaScript Object Notation): import </w:t>
-      </w:r>
-      <w:proofErr w:type="spellStart"/>
-      <w:r>
-        <w:t>json</w:t>
-      </w:r>
-      <w:proofErr w:type="spellEnd"/>
-      <w:r>
-        <w:t>. Arrays-&gt;list, object-&gt;</w:t>
-      </w:r>
-      <w:proofErr w:type="spellStart"/>
-      <w:r>
-        <w:t>dict</w:t>
-      </w:r>
-      <w:proofErr w:type="spellEnd"/>
-      <w:r>
-        <w:t>, string-&gt;str, null-&gt;None</w:t>
-      </w:r>
-    </w:p>
-    <w:p>
-      <w:proofErr w:type="spellStart"/>
-      <w:r>
-        <w:t>Json.loads</w:t>
-      </w:r>
-      <w:proofErr w:type="spellEnd"/>
-      <w:r>
-        <w:t xml:space="preserve">(), </w:t>
-      </w:r>
-      <w:proofErr w:type="spellStart"/>
-      <w:proofErr w:type="gramStart"/>
-      <w:r>
-        <w:t>json.dumps</w:t>
-      </w:r>
-      <w:proofErr w:type="spellEnd"/>
-      <w:proofErr w:type="gramEnd"/>
-      <w:r>
-        <w:t xml:space="preserve">(), </w:t>
-      </w:r>
-      <w:proofErr w:type="spellStart"/>
-      <w:proofErr w:type="gramStart"/>
-      <w:r>
-        <w:t>json.load</w:t>
-      </w:r>
-      <w:proofErr w:type="spellEnd"/>
-      <w:proofErr w:type="gramEnd"/>
-      <w:r>
-        <w:t xml:space="preserve">(), </w:t>
-      </w:r>
-      <w:proofErr w:type="spellStart"/>
-      <w:proofErr w:type="gramStart"/>
-      <w:r>
-        <w:t>json.dump</w:t>
-      </w:r>
-      <w:proofErr w:type="spellEnd"/>
-      <w:proofErr w:type="gramEnd"/>
-      <w:r>
-        <w:t>()</w:t>
+        <w:t>List Comprehensions: [output for item in iterable if condition]</w:t>
+      </w:r>
+    </w:p>
+    <w:p>
+      <w:r>
+        <w:t>JSON Module (JavaScript Object Notation): import json. Arrays-&gt;list, object-&gt;dict, string-&gt;str, null-&gt;None</w:t>
+      </w:r>
+    </w:p>
+    <w:p>
+      <w:r>
+        <w:t>Json.loads(), json.dumps(), json.load(), json.dump()</w:t>
       </w:r>
     </w:p>
     <w:p/>
@@ -779,23 +254,7 @@
       </w:r>
       <w:r>
         <w:br/>
-        <w:t xml:space="preserve">Data Collection | Data cleaning (pre-processing) | Data analysis | Data visualization | </w:t>
-      </w:r>
-      <w:proofErr w:type="spellStart"/>
-      <w:r>
-        <w:t>Linraries</w:t>
-      </w:r>
-      <w:proofErr w:type="spellEnd"/>
-      <w:r>
-        <w:t xml:space="preserve"> – </w:t>
-      </w:r>
-      <w:proofErr w:type="spellStart"/>
-      <w:r>
-        <w:t>Numpy</w:t>
-      </w:r>
-      <w:proofErr w:type="spellEnd"/>
-      <w:r>
-        <w:t>, Pandas, Matplotlib, Seaborn</w:t>
+        <w:t>Data Collection | Data cleaning (pre-processing) | Data analysis | Data visualization | Linraries – Numpy, Pandas, Matplotlib, Seaborn</w:t>
       </w:r>
     </w:p>
     <w:p>
@@ -831,15 +290,7 @@
     </w:p>
     <w:p>
       <w:r>
-        <w:t xml:space="preserve">Python Lists vs </w:t>
-      </w:r>
-      <w:proofErr w:type="spellStart"/>
-      <w:r>
-        <w:t>Numpy</w:t>
-      </w:r>
-      <w:proofErr w:type="spellEnd"/>
-      <w:r>
-        <w:t xml:space="preserve"> Arrays:</w:t>
+        <w:t>Python Lists vs Numpy Arrays:</w:t>
       </w:r>
       <w:r>
         <w:br/>
@@ -889,23 +340,7 @@
     </w:p>
     <w:p>
       <w:r>
-        <w:t xml:space="preserve">Common Data Types: Integers = int32, int64 | Floating point </w:t>
-      </w:r>
-      <w:proofErr w:type="spellStart"/>
-      <w:r>
-        <w:t>nums</w:t>
-      </w:r>
-      <w:proofErr w:type="spellEnd"/>
-      <w:r>
-        <w:t xml:space="preserve"> = float32, float64 | Boolean = bool | Complex </w:t>
-      </w:r>
-      <w:proofErr w:type="spellStart"/>
-      <w:r>
-        <w:t>nums</w:t>
-      </w:r>
-      <w:proofErr w:type="spellEnd"/>
-      <w:r>
-        <w:t xml:space="preserve"> = complex64, complex128 | String = S (byte-str) &amp; U (Unicode-str) | Object = generic python object </w:t>
+        <w:t xml:space="preserve">Common Data Types: Integers = int32, int64 | Floating point nums = float32, float64 | Boolean = bool | Complex nums = complex64, complex128 | String = S (byte-str) &amp; U (Unicode-str) | Object = generic python object </w:t>
       </w:r>
       <w:r>
         <w:t>–</w:t>
@@ -920,15 +355,7 @@
       </w:r>
       <w:r>
         <w:br/>
-        <w:t xml:space="preserve">General broadcasting rule – when operating on two arrays, NumPy compares their shapes element-wise. It starts with the </w:t>
-      </w:r>
-      <w:proofErr w:type="gramStart"/>
-      <w:r>
-        <w:t>trailing(</w:t>
-      </w:r>
-      <w:proofErr w:type="gramEnd"/>
-      <w:r>
-        <w:t>i.e. rightmost) dimension and works its way left. Two dimensions are compatible when they are equal, or one of them is 1.</w:t>
+        <w:t>General broadcasting rule – when operating on two arrays, NumPy compares their shapes element-wise. It starts with the trailing(i.e. rightmost) dimension and works its way left. Two dimensions are compatible when they are equal, or one of them is 1.</w:t>
       </w:r>
     </w:p>
     <w:p>
@@ -946,11 +373,9 @@
       <w:r>
         <w:t>(</w:t>
       </w:r>
-      <w:proofErr w:type="spellStart"/>
       <w:r>
         <w:t>arr</w:t>
       </w:r>
-      <w:proofErr w:type="spellEnd"/>
       <w:r>
         <w:t xml:space="preserve"> – </w:t>
       </w:r>
@@ -966,43 +391,14 @@
       <w:r>
         <w:t>(</w:t>
       </w:r>
-      <w:proofErr w:type="gramStart"/>
-      <w:r>
-        <w:t>sum(</w:t>
-      </w:r>
-      <w:proofErr w:type="gramEnd"/>
-      <w:r>
-        <w:t xml:space="preserve">vali - </w:t>
-      </w:r>
-      <w:proofErr w:type="gramStart"/>
-      <w:r>
-        <w:t>mean)^</w:t>
-      </w:r>
-      <w:proofErr w:type="gramEnd"/>
-      <w:r>
-        <w:t xml:space="preserve">2 / </w:t>
-      </w:r>
-      <w:proofErr w:type="gramStart"/>
-      <w:r>
-        <w:t>N</w:t>
-      </w:r>
-      <w:r>
-        <w:t>)^</w:t>
-      </w:r>
-      <w:proofErr w:type="gramEnd"/>
-      <w:r>
-        <w:t>(1/2)</w:t>
-      </w:r>
-      <w:r>
-        <w:t xml:space="preserve">, var = (std </w:t>
-      </w:r>
-      <w:proofErr w:type="gramStart"/>
-      <w:r>
-        <w:t>dev)^</w:t>
-      </w:r>
-      <w:proofErr w:type="gramEnd"/>
-      <w:r>
-        <w:t>2</w:t>
+      <w:r>
+        <w:t>sum(vali - mean)^2 / N</w:t>
+      </w:r>
+      <w:r>
+        <w:t>)^(1/2)</w:t>
+      </w:r>
+      <w:r>
+        <w:t>, var = (std dev)^2</w:t>
       </w:r>
     </w:p>
     <w:p>
@@ -1011,209 +407,23 @@
       </w:r>
       <w:r>
         <w:br/>
-        <w:t xml:space="preserve">1) Aggregation: </w:t>
-      </w:r>
-      <w:proofErr w:type="gramStart"/>
-      <w:r>
-        <w:t>sum(</w:t>
-      </w:r>
-      <w:proofErr w:type="gramEnd"/>
-      <w:r>
-        <w:t xml:space="preserve">), </w:t>
-      </w:r>
-      <w:proofErr w:type="gramStart"/>
-      <w:r>
-        <w:t>prod(</w:t>
-      </w:r>
-      <w:proofErr w:type="gramEnd"/>
-      <w:r>
-        <w:t xml:space="preserve">), </w:t>
-      </w:r>
-      <w:proofErr w:type="gramStart"/>
-      <w:r>
-        <w:t>min(</w:t>
-      </w:r>
-      <w:proofErr w:type="gramEnd"/>
-      <w:r>
-        <w:t xml:space="preserve">), </w:t>
-      </w:r>
-      <w:proofErr w:type="gramStart"/>
-      <w:r>
-        <w:t>max(</w:t>
-      </w:r>
-      <w:proofErr w:type="gramEnd"/>
-      <w:r>
-        <w:t xml:space="preserve">), </w:t>
-      </w:r>
-      <w:proofErr w:type="gramStart"/>
-      <w:r>
-        <w:t>mean(</w:t>
-      </w:r>
-      <w:proofErr w:type="gramEnd"/>
-      <w:r>
-        <w:t xml:space="preserve">), </w:t>
-      </w:r>
-      <w:proofErr w:type="gramStart"/>
-      <w:r>
-        <w:t>std(</w:t>
-      </w:r>
-      <w:proofErr w:type="gramEnd"/>
-      <w:r>
-        <w:t xml:space="preserve">), </w:t>
-      </w:r>
-      <w:proofErr w:type="gramStart"/>
-      <w:r>
-        <w:t>var(</w:t>
-      </w:r>
-      <w:proofErr w:type="gramEnd"/>
-      <w:r>
-        <w:t xml:space="preserve">), </w:t>
-      </w:r>
-      <w:proofErr w:type="gramStart"/>
-      <w:r>
-        <w:t>median(</w:t>
-      </w:r>
-      <w:proofErr w:type="gramEnd"/>
-      <w:r>
-        <w:t xml:space="preserve">), </w:t>
-      </w:r>
-      <w:proofErr w:type="spellStart"/>
-      <w:proofErr w:type="gramStart"/>
-      <w:r>
-        <w:t>argmin</w:t>
-      </w:r>
-      <w:proofErr w:type="spellEnd"/>
-      <w:r>
-        <w:t>(</w:t>
-      </w:r>
-      <w:proofErr w:type="gramEnd"/>
-      <w:r>
-        <w:t xml:space="preserve">), </w:t>
-      </w:r>
-      <w:proofErr w:type="gramStart"/>
-      <w:r>
-        <w:t>argmax(</w:t>
-      </w:r>
-      <w:proofErr w:type="gramEnd"/>
-      <w:r>
-        <w:t>)</w:t>
-      </w:r>
-      <w:r>
-        <w:br/>
-        <w:t xml:space="preserve">2) Power: </w:t>
-      </w:r>
-      <w:proofErr w:type="gramStart"/>
-      <w:r>
-        <w:t>square(</w:t>
-      </w:r>
-      <w:proofErr w:type="gramEnd"/>
-      <w:r>
-        <w:t xml:space="preserve">), </w:t>
-      </w:r>
-      <w:proofErr w:type="gramStart"/>
-      <w:r>
-        <w:t>sqrt(</w:t>
-      </w:r>
-      <w:proofErr w:type="gramEnd"/>
-      <w:r>
-        <w:t xml:space="preserve">), </w:t>
-      </w:r>
-      <w:proofErr w:type="gramStart"/>
-      <w:r>
-        <w:t>pow(</w:t>
-      </w:r>
-      <w:proofErr w:type="gramEnd"/>
-      <w:r>
-        <w:t>a, b)</w:t>
-      </w:r>
-      <w:r>
-        <w:br/>
-        <w:t xml:space="preserve">3) Log &amp; Exponential: </w:t>
-      </w:r>
-      <w:proofErr w:type="gramStart"/>
-      <w:r>
-        <w:t>log(</w:t>
-      </w:r>
-      <w:proofErr w:type="gramEnd"/>
-      <w:r>
-        <w:t xml:space="preserve">), log10(), log2(), </w:t>
-      </w:r>
-      <w:proofErr w:type="gramStart"/>
-      <w:r>
-        <w:t>exp(</w:t>
-      </w:r>
-      <w:proofErr w:type="gramEnd"/>
-      <w:r>
-        <w:t>)</w:t>
-      </w:r>
-      <w:r>
-        <w:br/>
-        <w:t xml:space="preserve">4) Rounding: </w:t>
-      </w:r>
-      <w:proofErr w:type="gramStart"/>
-      <w:r>
-        <w:t>round(</w:t>
-      </w:r>
-      <w:proofErr w:type="gramEnd"/>
-      <w:r>
-        <w:t xml:space="preserve">), </w:t>
-      </w:r>
-      <w:proofErr w:type="gramStart"/>
-      <w:r>
-        <w:t>floor(</w:t>
-      </w:r>
-      <w:proofErr w:type="gramEnd"/>
-      <w:r>
-        <w:t xml:space="preserve">), </w:t>
-      </w:r>
-      <w:proofErr w:type="gramStart"/>
-      <w:r>
-        <w:t>ceil(</w:t>
-      </w:r>
-      <w:proofErr w:type="gramEnd"/>
-      <w:r>
-        <w:t xml:space="preserve">), </w:t>
-      </w:r>
-      <w:proofErr w:type="spellStart"/>
-      <w:proofErr w:type="gramStart"/>
-      <w:r>
-        <w:t>trunc</w:t>
-      </w:r>
-      <w:proofErr w:type="spellEnd"/>
-      <w:r>
-        <w:t>(</w:t>
-      </w:r>
-      <w:proofErr w:type="gramEnd"/>
-      <w:r>
-        <w:t>)</w:t>
-      </w:r>
-      <w:r>
-        <w:br/>
-        <w:t xml:space="preserve">5) EXTRAS: </w:t>
-      </w:r>
-      <w:proofErr w:type="gramStart"/>
-      <w:r>
-        <w:t>unique(</w:t>
-      </w:r>
-      <w:proofErr w:type="gramEnd"/>
-      <w:r>
-        <w:t xml:space="preserve">), </w:t>
-      </w:r>
-      <w:proofErr w:type="gramStart"/>
-      <w:r>
-        <w:t>sort(</w:t>
-      </w:r>
-      <w:proofErr w:type="gramEnd"/>
-      <w:r>
-        <w:t xml:space="preserve">), </w:t>
-      </w:r>
-      <w:proofErr w:type="gramStart"/>
-      <w:r>
-        <w:t>abs(</w:t>
-      </w:r>
-      <w:proofErr w:type="gramEnd"/>
-      <w:r>
-        <w:t>)</w:t>
+        <w:t>1) Aggregation: sum(), prod(), min(), max(), mean(), std(), var(), median(), argmin(), argmax()</w:t>
+      </w:r>
+      <w:r>
+        <w:br/>
+        <w:t>2) Power: square(), sqrt(), pow(a, b)</w:t>
+      </w:r>
+      <w:r>
+        <w:br/>
+        <w:t>3) Log &amp; Exponential: log(), log10(), log2(), exp()</w:t>
+      </w:r>
+      <w:r>
+        <w:br/>
+        <w:t>4) Rounding: round(), floor(), ceil(), trunc()</w:t>
+      </w:r>
+      <w:r>
+        <w:br/>
+        <w:t>5) EXTRAS: unique(), sort(), abs()</w:t>
       </w:r>
     </w:p>
     <w:p/>
@@ -1257,15 +467,7 @@
         <w:sym w:font="Wingdings" w:char="F0E0"/>
       </w:r>
       <w:r>
-        <w:t xml:space="preserve"> </w:t>
-      </w:r>
-      <w:proofErr w:type="spellStart"/>
-      <w:r>
-        <w:t>Modeling</w:t>
-      </w:r>
-      <w:proofErr w:type="spellEnd"/>
-      <w:r>
-        <w:t xml:space="preserve"> </w:t>
+        <w:t xml:space="preserve"> Modeling </w:t>
       </w:r>
       <w:r>
         <w:sym w:font="Wingdings" w:char="F0E0"/>
@@ -1348,7 +550,6 @@
       <w:r>
         <w:t xml:space="preserve"> &amp; </w:t>
       </w:r>
-      <w:proofErr w:type="spellStart"/>
       <w:r>
         <w:rPr>
           <w:b/>
@@ -1356,7 +557,6 @@
         </w:rPr>
         <w:t>DataFrame</w:t>
       </w:r>
-      <w:proofErr w:type="spellEnd"/>
       <w:r>
         <w:t xml:space="preserve"> are 2 important data structures]</w:t>
       </w:r>
@@ -1412,15 +612,7 @@
       </w:r>
       <w:r>
         <w:br/>
-        <w:t xml:space="preserve">1) Homogeneous | 2) Vectorized Operations | 3) Handle Missing Values with </w:t>
-      </w:r>
-      <w:proofErr w:type="spellStart"/>
-      <w:r>
-        <w:t>NaN</w:t>
-      </w:r>
-      <w:proofErr w:type="spellEnd"/>
-      <w:r>
-        <w:t xml:space="preserve"> | 4) Mu</w:t>
+        <w:t>1) Homogeneous | 2) Vectorized Operations | 3) Handle Missing Values with NaN | 4) Mu</w:t>
       </w:r>
       <w:r>
         <w:t>table</w:t>
@@ -1430,466 +622,124 @@
       </w:r>
     </w:p>
     <w:p>
-      <w:proofErr w:type="spellStart"/>
-      <w:r>
-        <w:t>DataFrame</w:t>
-      </w:r>
-      <w:proofErr w:type="spellEnd"/>
+      <w:r>
+        <w:t xml:space="preserve">DataFrame </w:t>
+      </w:r>
+      <w:r>
+        <w:sym w:font="Wingdings" w:char="F0E0"/>
+      </w:r>
+      <w:r>
+        <w:t xml:space="preserve"> 2d labelled array</w:t>
+      </w:r>
+    </w:p>
+    <w:p>
+      <w:r>
+        <w:t>DataFrame Methods:</w:t>
+      </w:r>
+      <w:r>
+        <w:br/>
+        <w:t>df.head(), df.tail(), df.sample(), df.info(), df.shape(), df.describe(), df.columns(), df.nunique()</w:t>
+      </w:r>
+    </w:p>
+    <w:p/>
+    <w:p>
+      <w:r>
+        <w:t>Selecting Data:</w:t>
+      </w:r>
+      <w:r>
+        <w:br/>
+        <w:t xml:space="preserve">  - Selecting Columns</w:t>
+      </w:r>
+      <w:r>
+        <w:br/>
+        <w:t xml:space="preserve">  - Selecting Rows (Labels &amp; Index based) – loc &amp; iloc</w:t>
+      </w:r>
+      <w:r>
+        <w:br/>
+        <w:t xml:space="preserve">  - Selecting Rows &amp; Columns</w:t>
+      </w:r>
+      <w:r>
+        <w:br/>
+        <w:t xml:space="preserve">  - Selecting single scalar value – at &amp; iat</w:t>
+      </w:r>
+    </w:p>
+    <w:p>
+      <w:r>
+        <w:t>Query() rules:</w:t>
+      </w:r>
+      <w:r>
+        <w:br/>
+        <w:t xml:space="preserve">  - Expression as a string</w:t>
+      </w:r>
+      <w:r>
+        <w:br/>
+        <w:t xml:space="preserve">  - Column-based reference</w:t>
+      </w:r>
+      <w:r>
+        <w:br/>
+        <w:t xml:space="preserve">  - Backticks for col_name with space or special chars</w:t>
+      </w:r>
+      <w:r>
+        <w:br/>
+        <w:t xml:space="preserve">  - Operators (&amp;, |, ~, &gt;=, &gt;, &lt;=, &lt;, == etc.)</w:t>
+      </w:r>
+      <w:r>
+        <w:br/>
+        <w:t xml:space="preserve">  - @ to reference Python vars</w:t>
+      </w:r>
+      <w:r>
+        <w:br/>
+        <w:t xml:space="preserve">  - Chained comparisons</w:t>
+      </w:r>
+    </w:p>
+    <w:p>
+      <w:r>
+        <w:t xml:space="preserve">Cleaning Data </w:t>
+      </w:r>
+      <w:r>
+        <w:br/>
+        <w:t xml:space="preserve">  - </w:t>
+      </w:r>
+      <w:r>
+        <w:t>Handle Missing Values</w:t>
+      </w:r>
+      <w:r>
+        <w:t xml:space="preserve">: </w:t>
+      </w:r>
+      <w:r>
+        <w:t>isnull()/isna(), isnull().sum(), dropna(), fillna(value), ffill(), bfill()</w:t>
+      </w:r>
+      <w:r>
+        <w:br/>
+        <w:t xml:space="preserve">  -  Handle duplicates: df.duplicated(), df.drop_duplicates()</w:t>
+      </w:r>
+      <w:r>
+        <w:br/>
+        <w:t xml:space="preserve">  - Handle Data Types &amp; date-time: dtypes, astype(newType), to_datetime()</w:t>
+      </w:r>
+      <w:r>
+        <w:br/>
+        <w:t xml:space="preserve">  - Handle Strings: .str.lower(), .str.upper() &amp; .capitalize() | .str.strip() | .str.split(“”) | .str.contains(val, case=False)</w:t>
+      </w:r>
+    </w:p>
+    <w:p>
+      <w:r>
+        <w:t>Transforming Data (Feature Engineering):</w:t>
+      </w:r>
+      <w:r>
+        <w:br/>
+        <w:t xml:space="preserve">  - apply()</w:t>
+      </w:r>
+      <w:r>
+        <w:t xml:space="preserve">  </w:t>
+      </w:r>
+      <w:r>
+        <w:sym w:font="Wingdings" w:char="F0DF"/>
+      </w:r>
       <w:r>
         <w:t xml:space="preserve"> </w:t>
       </w:r>
       <w:r>
-        <w:sym w:font="Wingdings" w:char="F0E0"/>
-      </w:r>
-      <w:r>
-        <w:t xml:space="preserve"> 2d labelled array</w:t>
-      </w:r>
-    </w:p>
-    <w:p>
-      <w:proofErr w:type="spellStart"/>
-      <w:r>
-        <w:t>DataFrame</w:t>
-      </w:r>
-      <w:proofErr w:type="spellEnd"/>
-      <w:r>
-        <w:t xml:space="preserve"> Methods:</w:t>
-      </w:r>
-      <w:r>
-        <w:br/>
-      </w:r>
-      <w:proofErr w:type="spellStart"/>
-      <w:proofErr w:type="gramStart"/>
-      <w:r>
-        <w:t>df.head</w:t>
-      </w:r>
-      <w:proofErr w:type="spellEnd"/>
-      <w:proofErr w:type="gramEnd"/>
-      <w:r>
-        <w:t xml:space="preserve">(), </w:t>
-      </w:r>
-      <w:proofErr w:type="spellStart"/>
-      <w:proofErr w:type="gramStart"/>
-      <w:r>
-        <w:t>df.tail</w:t>
-      </w:r>
-      <w:proofErr w:type="spellEnd"/>
-      <w:proofErr w:type="gramEnd"/>
-      <w:r>
-        <w:t xml:space="preserve">(), </w:t>
-      </w:r>
-      <w:proofErr w:type="spellStart"/>
-      <w:r>
-        <w:t>df.</w:t>
-      </w:r>
-      <w:proofErr w:type="gramStart"/>
-      <w:r>
-        <w:t>sample</w:t>
-      </w:r>
-      <w:proofErr w:type="spellEnd"/>
-      <w:r>
-        <w:t>(</w:t>
-      </w:r>
-      <w:proofErr w:type="gramEnd"/>
-      <w:r>
-        <w:t xml:space="preserve">), </w:t>
-      </w:r>
-      <w:proofErr w:type="gramStart"/>
-      <w:r>
-        <w:t>df.info(</w:t>
-      </w:r>
-      <w:proofErr w:type="gramEnd"/>
-      <w:r>
-        <w:t xml:space="preserve">), </w:t>
-      </w:r>
-      <w:proofErr w:type="spellStart"/>
-      <w:proofErr w:type="gramStart"/>
-      <w:r>
-        <w:t>df.shape</w:t>
-      </w:r>
-      <w:proofErr w:type="spellEnd"/>
-      <w:proofErr w:type="gramEnd"/>
-      <w:r>
-        <w:t xml:space="preserve">(), </w:t>
-      </w:r>
-      <w:proofErr w:type="spellStart"/>
-      <w:proofErr w:type="gramStart"/>
-      <w:r>
-        <w:t>df.describe</w:t>
-      </w:r>
-      <w:proofErr w:type="spellEnd"/>
-      <w:proofErr w:type="gramEnd"/>
-      <w:r>
-        <w:t xml:space="preserve">(), </w:t>
-      </w:r>
-      <w:proofErr w:type="spellStart"/>
-      <w:proofErr w:type="gramStart"/>
-      <w:r>
-        <w:t>df.columns</w:t>
-      </w:r>
-      <w:proofErr w:type="spellEnd"/>
-      <w:proofErr w:type="gramEnd"/>
-      <w:r>
-        <w:t xml:space="preserve">(), </w:t>
-      </w:r>
-      <w:proofErr w:type="spellStart"/>
-      <w:proofErr w:type="gramStart"/>
-      <w:r>
-        <w:t>df.nunique</w:t>
-      </w:r>
-      <w:proofErr w:type="spellEnd"/>
-      <w:proofErr w:type="gramEnd"/>
-      <w:r>
-        <w:t>()</w:t>
-      </w:r>
-    </w:p>
-    <w:p/>
-    <w:p>
-      <w:r>
-        <w:t>Selecting Data:</w:t>
-      </w:r>
-      <w:r>
-        <w:br/>
-        <w:t xml:space="preserve">  - Selecting Columns</w:t>
-      </w:r>
-      <w:r>
-        <w:br/>
-        <w:t xml:space="preserve">  - Selecting Rows (Labels &amp; Index based) – loc &amp; </w:t>
-      </w:r>
-      <w:proofErr w:type="spellStart"/>
-      <w:r>
-        <w:t>iloc</w:t>
-      </w:r>
-      <w:proofErr w:type="spellEnd"/>
-      <w:r>
-        <w:br/>
-        <w:t xml:space="preserve">  - Selecting Rows &amp; Columns</w:t>
-      </w:r>
-      <w:r>
-        <w:br/>
-        <w:t xml:space="preserve">  - Selecting single scalar value – at &amp; </w:t>
-      </w:r>
-      <w:proofErr w:type="spellStart"/>
-      <w:r>
-        <w:t>iat</w:t>
-      </w:r>
-      <w:proofErr w:type="spellEnd"/>
-    </w:p>
-    <w:p>
-      <w:proofErr w:type="gramStart"/>
-      <w:r>
-        <w:t>Query(</w:t>
-      </w:r>
-      <w:proofErr w:type="gramEnd"/>
-      <w:r>
-        <w:t>) rules:</w:t>
-      </w:r>
-      <w:r>
-        <w:br/>
-        <w:t xml:space="preserve">  - Expression as a string</w:t>
-      </w:r>
-      <w:r>
-        <w:br/>
-        <w:t xml:space="preserve">  - Column-based reference</w:t>
-      </w:r>
-      <w:r>
-        <w:br/>
-        <w:t xml:space="preserve">  - Backticks for </w:t>
-      </w:r>
-      <w:proofErr w:type="spellStart"/>
-      <w:r>
-        <w:t>col_name</w:t>
-      </w:r>
-      <w:proofErr w:type="spellEnd"/>
-      <w:r>
-        <w:t xml:space="preserve"> with space or special chars</w:t>
-      </w:r>
-      <w:r>
-        <w:br/>
-        <w:t xml:space="preserve">  - Operators (&amp;, |, ~, &gt;=, &gt;, &lt;=, &lt;, == etc.)</w:t>
-      </w:r>
-      <w:r>
-        <w:br/>
-        <w:t xml:space="preserve">  - @ to reference Python vars</w:t>
-      </w:r>
-      <w:r>
-        <w:br/>
-        <w:t xml:space="preserve">  - Chained comparisons</w:t>
-      </w:r>
-    </w:p>
-    <w:p>
-      <w:r>
-        <w:t xml:space="preserve">Cleaning Data </w:t>
-      </w:r>
-      <w:r>
-        <w:br/>
-        <w:t xml:space="preserve">  - </w:t>
-      </w:r>
-      <w:r>
-        <w:t>Handle Missing Values</w:t>
-      </w:r>
-      <w:r>
-        <w:t xml:space="preserve">: </w:t>
-      </w:r>
-      <w:proofErr w:type="spellStart"/>
-      <w:r>
-        <w:t>isnull</w:t>
-      </w:r>
-      <w:proofErr w:type="spellEnd"/>
-      <w:r>
-        <w:t>()/</w:t>
-      </w:r>
-      <w:proofErr w:type="spellStart"/>
-      <w:proofErr w:type="gramStart"/>
-      <w:r>
-        <w:t>isna</w:t>
-      </w:r>
-      <w:proofErr w:type="spellEnd"/>
-      <w:r>
-        <w:t>(</w:t>
-      </w:r>
-      <w:proofErr w:type="gramEnd"/>
-      <w:r>
-        <w:t xml:space="preserve">), </w:t>
-      </w:r>
-      <w:proofErr w:type="spellStart"/>
-      <w:r>
-        <w:t>isnull</w:t>
-      </w:r>
-      <w:proofErr w:type="spellEnd"/>
-      <w:r>
-        <w:t>(</w:t>
-      </w:r>
-      <w:proofErr w:type="gramStart"/>
-      <w:r>
-        <w:t>).sum</w:t>
-      </w:r>
-      <w:proofErr w:type="gramEnd"/>
-      <w:r>
-        <w:t xml:space="preserve">(), </w:t>
-      </w:r>
-      <w:proofErr w:type="spellStart"/>
-      <w:proofErr w:type="gramStart"/>
-      <w:r>
-        <w:t>dropna</w:t>
-      </w:r>
-      <w:proofErr w:type="spellEnd"/>
-      <w:r>
-        <w:t>(</w:t>
-      </w:r>
-      <w:proofErr w:type="gramEnd"/>
-      <w:r>
-        <w:t xml:space="preserve">), </w:t>
-      </w:r>
-      <w:proofErr w:type="spellStart"/>
-      <w:r>
-        <w:t>fillna</w:t>
-      </w:r>
-      <w:proofErr w:type="spellEnd"/>
-      <w:r>
-        <w:t xml:space="preserve">(value), </w:t>
-      </w:r>
-      <w:proofErr w:type="spellStart"/>
-      <w:proofErr w:type="gramStart"/>
-      <w:r>
-        <w:t>ffill</w:t>
-      </w:r>
-      <w:proofErr w:type="spellEnd"/>
-      <w:r>
-        <w:t>(</w:t>
-      </w:r>
-      <w:proofErr w:type="gramEnd"/>
-      <w:r>
-        <w:t xml:space="preserve">), </w:t>
-      </w:r>
-      <w:proofErr w:type="spellStart"/>
-      <w:proofErr w:type="gramStart"/>
-      <w:r>
-        <w:t>bfill</w:t>
-      </w:r>
-      <w:proofErr w:type="spellEnd"/>
-      <w:r>
-        <w:t>(</w:t>
-      </w:r>
-      <w:proofErr w:type="gramEnd"/>
-      <w:r>
-        <w:t>)</w:t>
-      </w:r>
-      <w:r>
-        <w:br/>
-        <w:t xml:space="preserve">  -  Handle duplicates: </w:t>
-      </w:r>
-      <w:proofErr w:type="spellStart"/>
-      <w:proofErr w:type="gramStart"/>
-      <w:r>
-        <w:t>df.duplicated</w:t>
-      </w:r>
-      <w:proofErr w:type="spellEnd"/>
-      <w:proofErr w:type="gramEnd"/>
-      <w:r>
-        <w:t xml:space="preserve">(), </w:t>
-      </w:r>
-      <w:proofErr w:type="spellStart"/>
-      <w:proofErr w:type="gramStart"/>
-      <w:r>
-        <w:t>df.drop</w:t>
-      </w:r>
-      <w:proofErr w:type="gramEnd"/>
-      <w:r>
-        <w:t>_</w:t>
-      </w:r>
-      <w:proofErr w:type="gramStart"/>
-      <w:r>
-        <w:t>duplicates</w:t>
-      </w:r>
-      <w:proofErr w:type="spellEnd"/>
-      <w:r>
-        <w:t>(</w:t>
-      </w:r>
-      <w:proofErr w:type="gramEnd"/>
-      <w:r>
-        <w:t>)</w:t>
-      </w:r>
-      <w:r>
-        <w:br/>
-        <w:t xml:space="preserve">  - Handle Data Types &amp; date-time: </w:t>
-      </w:r>
-      <w:proofErr w:type="spellStart"/>
-      <w:r>
-        <w:t>dtypes</w:t>
-      </w:r>
-      <w:proofErr w:type="spellEnd"/>
-      <w:r>
-        <w:t xml:space="preserve">, </w:t>
-      </w:r>
-      <w:proofErr w:type="spellStart"/>
-      <w:r>
-        <w:t>astype</w:t>
-      </w:r>
-      <w:proofErr w:type="spellEnd"/>
-      <w:r>
-        <w:t>(</w:t>
-      </w:r>
-      <w:proofErr w:type="spellStart"/>
-      <w:r>
-        <w:t>newType</w:t>
-      </w:r>
-      <w:proofErr w:type="spellEnd"/>
-      <w:r>
-        <w:t xml:space="preserve">), </w:t>
-      </w:r>
-      <w:proofErr w:type="spellStart"/>
-      <w:r>
-        <w:t>to_</w:t>
-      </w:r>
-      <w:proofErr w:type="gramStart"/>
-      <w:r>
-        <w:t>datetime</w:t>
-      </w:r>
-      <w:proofErr w:type="spellEnd"/>
-      <w:r>
-        <w:t>(</w:t>
-      </w:r>
-      <w:proofErr w:type="gramEnd"/>
-      <w:r>
-        <w:t>)</w:t>
-      </w:r>
-      <w:r>
-        <w:br/>
-        <w:t xml:space="preserve">  - Handle Strings: .</w:t>
-      </w:r>
-      <w:proofErr w:type="spellStart"/>
-      <w:proofErr w:type="gramStart"/>
-      <w:r>
-        <w:t>str.lower</w:t>
-      </w:r>
-      <w:proofErr w:type="spellEnd"/>
-      <w:proofErr w:type="gramEnd"/>
-      <w:r>
-        <w:t>(), .</w:t>
-      </w:r>
-      <w:proofErr w:type="spellStart"/>
-      <w:proofErr w:type="gramStart"/>
-      <w:r>
-        <w:t>str.upper</w:t>
-      </w:r>
-      <w:proofErr w:type="spellEnd"/>
-      <w:proofErr w:type="gramEnd"/>
-      <w:r>
-        <w:t xml:space="preserve">() </w:t>
-      </w:r>
-      <w:proofErr w:type="gramStart"/>
-      <w:r>
-        <w:t>&amp; .capitalize</w:t>
-      </w:r>
-      <w:proofErr w:type="gramEnd"/>
-      <w:r>
-        <w:t>() | .</w:t>
-      </w:r>
-      <w:proofErr w:type="spellStart"/>
-      <w:proofErr w:type="gramStart"/>
-      <w:r>
-        <w:t>str.strip</w:t>
-      </w:r>
-      <w:proofErr w:type="spellEnd"/>
-      <w:proofErr w:type="gramEnd"/>
-      <w:r>
-        <w:t>() | .</w:t>
-      </w:r>
-      <w:proofErr w:type="spellStart"/>
-      <w:proofErr w:type="gramStart"/>
-      <w:r>
-        <w:t>str.split</w:t>
-      </w:r>
-      <w:proofErr w:type="spellEnd"/>
-      <w:proofErr w:type="gramEnd"/>
-      <w:r>
-        <w:t>(“”) | .</w:t>
-      </w:r>
-      <w:proofErr w:type="spellStart"/>
-      <w:proofErr w:type="gramStart"/>
-      <w:r>
-        <w:t>str.contains</w:t>
-      </w:r>
-      <w:proofErr w:type="spellEnd"/>
-      <w:proofErr w:type="gramEnd"/>
-      <w:r>
-        <w:t>(</w:t>
-      </w:r>
-      <w:proofErr w:type="spellStart"/>
-      <w:r>
-        <w:t>val</w:t>
-      </w:r>
-      <w:proofErr w:type="spellEnd"/>
-      <w:r>
-        <w:t>, case=False)</w:t>
-      </w:r>
-    </w:p>
-    <w:p>
-      <w:r>
-        <w:t>Transforming Data (Feature Engineering):</w:t>
-      </w:r>
-      <w:r>
-        <w:br/>
-        <w:t xml:space="preserve">  - </w:t>
-      </w:r>
-      <w:proofErr w:type="gramStart"/>
-      <w:r>
-        <w:t>apply(</w:t>
-      </w:r>
-      <w:proofErr w:type="gramEnd"/>
-      <w:r>
-        <w:t>)</w:t>
-      </w:r>
-      <w:r>
-        <w:t xml:space="preserve">  </w:t>
-      </w:r>
-      <w:r>
-        <w:sym w:font="Wingdings" w:char="F0DF"/>
-      </w:r>
-      <w:r>
-        <w:t xml:space="preserve"> </w:t>
-      </w:r>
-      <w:r>
         <w:t>Higher-order</w:t>
       </w:r>
       <w:r>
@@ -1897,120 +747,27 @@
       </w:r>
       <w:r>
         <w:br/>
-        <w:t xml:space="preserve">  - </w:t>
-      </w:r>
-      <w:proofErr w:type="gramStart"/>
-      <w:r>
-        <w:t>map(</w:t>
-      </w:r>
-      <w:proofErr w:type="gramEnd"/>
-      <w:r>
-        <w:t>)</w:t>
-      </w:r>
-      <w:r>
-        <w:br/>
-        <w:t xml:space="preserve">  - </w:t>
-      </w:r>
-      <w:proofErr w:type="gramStart"/>
-      <w:r>
-        <w:t>assign(</w:t>
-      </w:r>
-      <w:proofErr w:type="gramEnd"/>
-      <w:r>
-        <w:t>)</w:t>
-      </w:r>
-      <w:r>
-        <w:br/>
-        <w:t xml:space="preserve">  - </w:t>
-      </w:r>
-      <w:proofErr w:type="gramStart"/>
-      <w:r>
-        <w:t>replace(</w:t>
-      </w:r>
-      <w:proofErr w:type="gramEnd"/>
-      <w:r>
-        <w:t>old, new)</w:t>
-      </w:r>
-      <w:r>
-        <w:br/>
-        <w:t xml:space="preserve">  - rename(columns={</w:t>
-      </w:r>
-      <w:proofErr w:type="spellStart"/>
-      <w:proofErr w:type="gramStart"/>
-      <w:r>
-        <w:t>old:new</w:t>
-      </w:r>
-      <w:proofErr w:type="spellEnd"/>
-      <w:r>
-        <w:t xml:space="preserve">})   </w:t>
-      </w:r>
-      <w:proofErr w:type="gramEnd"/>
-      <w:r>
-        <w:t xml:space="preserve">       - </w:t>
-      </w:r>
-      <w:proofErr w:type="spellStart"/>
-      <w:r>
-        <w:t>reset_</w:t>
-      </w:r>
-      <w:proofErr w:type="gramStart"/>
-      <w:r>
-        <w:t>index</w:t>
-      </w:r>
-      <w:proofErr w:type="spellEnd"/>
-      <w:r>
-        <w:t>(</w:t>
-      </w:r>
-      <w:proofErr w:type="gramEnd"/>
-      <w:r>
-        <w:t>)</w:t>
-      </w:r>
-      <w:r>
-        <w:br/>
-        <w:t xml:space="preserve">  - </w:t>
-      </w:r>
-      <w:proofErr w:type="spellStart"/>
-      <w:r>
-        <w:t>sort_</w:t>
-      </w:r>
-      <w:proofErr w:type="gramStart"/>
-      <w:r>
-        <w:t>values</w:t>
-      </w:r>
-      <w:proofErr w:type="spellEnd"/>
-      <w:r>
-        <w:t>(</w:t>
-      </w:r>
-      <w:proofErr w:type="gramEnd"/>
-      <w:r>
-        <w:t xml:space="preserve">)                                      - </w:t>
-      </w:r>
-      <w:proofErr w:type="gramStart"/>
-      <w:r>
-        <w:t>rank(</w:t>
-      </w:r>
-      <w:proofErr w:type="gramEnd"/>
-      <w:r>
-        <w:t>)</w:t>
-      </w:r>
-      <w:r>
-        <w:br/>
-        <w:t xml:space="preserve">  - </w:t>
-      </w:r>
-      <w:proofErr w:type="spellStart"/>
-      <w:r>
-        <w:t>sort_</w:t>
-      </w:r>
-      <w:proofErr w:type="gramStart"/>
-      <w:r>
-        <w:t>index</w:t>
-      </w:r>
-      <w:proofErr w:type="spellEnd"/>
-      <w:r>
-        <w:t>(</w:t>
-      </w:r>
-      <w:proofErr w:type="gramEnd"/>
-      <w:r>
-        <w:t>)                                        - Reorder columns</w:t>
+        <w:t xml:space="preserve">  - map()</w:t>
+      </w:r>
+      <w:r>
+        <w:br/>
+        <w:t xml:space="preserve">  - assign()</w:t>
+      </w:r>
+      <w:r>
+        <w:br/>
+        <w:t xml:space="preserve">  - replace(old, new)</w:t>
+      </w:r>
+      <w:r>
+        <w:br/>
+        <w:t xml:space="preserve">  - rename(columns={old:new})          - reset_index()</w:t>
+      </w:r>
+      <w:r>
+        <w:br/>
+        <w:t xml:space="preserve">  - sort_values()                                      - rank()</w:t>
+      </w:r>
+      <w:r>
+        <w:br/>
+        <w:t xml:space="preserve">  - sort_index()                                        - Reorder columns</w:t>
       </w:r>
     </w:p>
     <w:p>
@@ -2019,33 +776,7 @@
       </w:r>
       <w:r>
         <w:br/>
-        <w:t xml:space="preserve">  </w:t>
-      </w:r>
-      <w:proofErr w:type="spellStart"/>
-      <w:r>
-        <w:t>groupby</w:t>
-      </w:r>
-      <w:proofErr w:type="spellEnd"/>
-      <w:proofErr w:type="gramStart"/>
-      <w:r>
-        <w:t xml:space="preserve">()   </w:t>
-      </w:r>
-      <w:proofErr w:type="gramEnd"/>
-      <w:r>
-        <w:t xml:space="preserve">                mean/sum/max/min/count etc.                </w:t>
-      </w:r>
-      <w:proofErr w:type="spellStart"/>
-      <w:proofErr w:type="gramStart"/>
-      <w:r>
-        <w:t>agg</w:t>
-      </w:r>
-      <w:proofErr w:type="spellEnd"/>
-      <w:r>
-        <w:t>(</w:t>
-      </w:r>
-      <w:proofErr w:type="gramEnd"/>
-      <w:r>
-        <w:t>)</w:t>
+        <w:t xml:space="preserve">  groupby()                   mean/sum/max/min/count etc.                agg()</w:t>
       </w:r>
     </w:p>
     <w:p>
@@ -2058,64 +789,11 @@
       </w:r>
       <w:r>
         <w:br/>
-        <w:t xml:space="preserve">    </w:t>
-      </w:r>
-      <w:proofErr w:type="gramStart"/>
-      <w:r>
-        <w:t>melt(</w:t>
-      </w:r>
-      <w:proofErr w:type="spellStart"/>
-      <w:proofErr w:type="gramEnd"/>
-      <w:r>
-        <w:t>id_vars</w:t>
-      </w:r>
-      <w:proofErr w:type="spellEnd"/>
-      <w:r>
-        <w:t xml:space="preserve">, </w:t>
-      </w:r>
-      <w:proofErr w:type="spellStart"/>
-      <w:r>
-        <w:t>value_vars</w:t>
-      </w:r>
-      <w:proofErr w:type="spellEnd"/>
-      <w:r>
-        <w:t xml:space="preserve">, </w:t>
-      </w:r>
-      <w:proofErr w:type="spellStart"/>
-      <w:r>
-        <w:t>var_name</w:t>
-      </w:r>
-      <w:proofErr w:type="spellEnd"/>
-      <w:r>
-        <w:t xml:space="preserve">, </w:t>
-      </w:r>
-      <w:proofErr w:type="spellStart"/>
-      <w:r>
-        <w:t>value_name</w:t>
-      </w:r>
-      <w:proofErr w:type="spellEnd"/>
-      <w:r>
-        <w:t>)</w:t>
-      </w:r>
-      <w:r>
-        <w:br/>
-        <w:t xml:space="preserve">               KEEP     UNPIVOT    NEW_</w:t>
-      </w:r>
-      <w:proofErr w:type="gramStart"/>
-      <w:r>
-        <w:t xml:space="preserve">COL(name)   </w:t>
-      </w:r>
-      <w:proofErr w:type="gramEnd"/>
-      <w:r>
-        <w:t>NEW_</w:t>
-      </w:r>
-      <w:proofErr w:type="gramStart"/>
-      <w:r>
-        <w:t>COL(</w:t>
-      </w:r>
-      <w:proofErr w:type="gramEnd"/>
-      <w:r>
-        <w:t>value)</w:t>
+        <w:t xml:space="preserve">    melt(id_vars, value_vars, var_name, value_name)</w:t>
+      </w:r>
+      <w:r>
+        <w:br/>
+        <w:t xml:space="preserve">               KEEP     UNPIVOT    NEW_COL(name)   NEW_COL(value)</w:t>
       </w:r>
       <w:r>
         <w:br/>
@@ -2126,15 +804,7 @@
       </w:r>
       <w:r>
         <w:lastRenderedPageBreak/>
-        <w:t xml:space="preserve">    </w:t>
-      </w:r>
-      <w:proofErr w:type="gramStart"/>
-      <w:r>
-        <w:t>pivot(</w:t>
-      </w:r>
-      <w:proofErr w:type="gramEnd"/>
-      <w:r>
-        <w:t>index, columns, values)</w:t>
+        <w:t xml:space="preserve">    pivot(index, columns, values)</w:t>
       </w:r>
       <w:r>
         <w:br/>
@@ -2147,23 +817,7 @@
       </w:r>
       <w:r>
         <w:br/>
-        <w:t xml:space="preserve">      </w:t>
-      </w:r>
-      <w:proofErr w:type="gramStart"/>
-      <w:r>
-        <w:t>hist(</w:t>
-      </w:r>
-      <w:proofErr w:type="gramEnd"/>
-      <w:r>
-        <w:t xml:space="preserve">)                         </w:t>
-      </w:r>
-      <w:proofErr w:type="gramStart"/>
-      <w:r>
-        <w:t>plot(</w:t>
-      </w:r>
-      <w:proofErr w:type="gramEnd"/>
-      <w:r>
-        <w:t>)</w:t>
+        <w:t xml:space="preserve">      hist()                         plot()</w:t>
       </w:r>
     </w:p>
     <w:p>
@@ -2193,15 +847,7 @@
       </w:r>
       <w:r>
         <w:br/>
-        <w:t xml:space="preserve">  Stacking </w:t>
-      </w:r>
-      <w:proofErr w:type="spellStart"/>
-      <w:r>
-        <w:t>DataFrames</w:t>
-      </w:r>
-      <w:proofErr w:type="spellEnd"/>
-      <w:r>
-        <w:t xml:space="preserve"> on top of each other (rows) or side by side (columns)</w:t>
+        <w:t xml:space="preserve">  Stacking DataFrames on top of each other (rows) or side by side (columns)</w:t>
       </w:r>
     </w:p>
     <w:p/>
@@ -2276,15 +922,7 @@
         <w:sym w:font="Wingdings" w:char="F0E0"/>
       </w:r>
       <w:r>
-        <w:t xml:space="preserve"> </w:t>
-      </w:r>
-      <w:proofErr w:type="spellStart"/>
-      <w:r>
-        <w:t>Modeling</w:t>
-      </w:r>
-      <w:proofErr w:type="spellEnd"/>
-      <w:r>
-        <w:t xml:space="preserve"> </w:t>
+        <w:t xml:space="preserve"> Modeling </w:t>
       </w:r>
       <w:r>
         <w:sym w:font="Wingdings" w:char="F0E0"/>
@@ -2492,15 +1130,7 @@
       </w:r>
       <w:r>
         <w:br/>
-        <w:t>NoSQL: Non-relational Database (data stored in document/key-</w:t>
-      </w:r>
-      <w:proofErr w:type="spellStart"/>
-      <w:r>
-        <w:t>val</w:t>
-      </w:r>
-      <w:proofErr w:type="spellEnd"/>
-      <w:r>
-        <w:t>/graphs, etc). Eg – MongoDB, Cassandra, Neo4j, etc.</w:t>
+        <w:t>NoSQL: Non-relational Database (data stored in document/key-val/graphs, etc). Eg – MongoDB, Cassandra, Neo4j, etc.</w:t>
       </w:r>
     </w:p>
     <w:p>
@@ -2682,7 +1312,7 @@
             <w:tcW w:w="1383" w:type="dxa"/>
           </w:tcPr>
           <w:p>
-            <w:hyperlink r:id="rId4" w:history="1">
+            <w:hyperlink r:id="rId5" w:history="1">
               <w:r>
                 <w:rPr>
                   <w:rStyle w:val="Hyperlink"/>
@@ -2742,7 +1372,7 @@
             <w:tcW w:w="1383" w:type="dxa"/>
           </w:tcPr>
           <w:p>
-            <w:hyperlink r:id="rId5" w:history="1">
+            <w:hyperlink r:id="rId6" w:history="1">
               <w:r>
                 <w:rPr>
                   <w:rStyle w:val="Hyperlink"/>
@@ -2802,7 +1432,7 @@
             <w:tcW w:w="1383" w:type="dxa"/>
           </w:tcPr>
           <w:p>
-            <w:hyperlink r:id="rId6" w:history="1">
+            <w:hyperlink r:id="rId7" w:history="1">
               <w:r>
                 <w:rPr>
                   <w:rStyle w:val="Hyperlink"/>
@@ -2900,15 +1530,7 @@
         <w:sym w:font="Wingdings" w:char="F0E0"/>
       </w:r>
       <w:r>
-        <w:t xml:space="preserve"> design (</w:t>
-      </w:r>
-      <w:proofErr w:type="gramStart"/>
-      <w:r>
-        <w:t xml:space="preserve">Schema)   </w:t>
-      </w:r>
-      <w:proofErr w:type="gramEnd"/>
-      <w:r>
-        <w:t xml:space="preserve"> &amp;    rows </w:t>
+        <w:t xml:space="preserve"> design (Schema)    &amp;    rows </w:t>
       </w:r>
       <w:r>
         <w:sym w:font="Wingdings" w:char="F0E0"/>
@@ -2923,51 +1545,19 @@
       </w:r>
       <w:r>
         <w:br/>
-        <w:t xml:space="preserve">CREATE DATABASE </w:t>
-      </w:r>
-      <w:proofErr w:type="spellStart"/>
-      <w:r>
-        <w:t>db_name</w:t>
-      </w:r>
-      <w:proofErr w:type="spellEnd"/>
-      <w:r>
-        <w:t>;</w:t>
-      </w:r>
-      <w:r>
-        <w:br/>
-        <w:t xml:space="preserve">CREATE DATABASE IF NOT EXISTS </w:t>
-      </w:r>
-      <w:proofErr w:type="spellStart"/>
-      <w:r>
-        <w:t>db_name</w:t>
-      </w:r>
-      <w:proofErr w:type="spellEnd"/>
-      <w:r>
-        <w:t>;</w:t>
-      </w:r>
-      <w:r>
-        <w:br/>
-        <w:t xml:space="preserve">DROP DATABASE </w:t>
-      </w:r>
-      <w:proofErr w:type="spellStart"/>
-      <w:r>
-        <w:t>db_name</w:t>
-      </w:r>
-      <w:proofErr w:type="spellEnd"/>
-      <w:r>
-        <w:t>;</w:t>
-      </w:r>
-      <w:r>
-        <w:br/>
-        <w:t xml:space="preserve">DROP DATABASE IF EXISTS </w:t>
-      </w:r>
-      <w:proofErr w:type="spellStart"/>
-      <w:r>
-        <w:t>db_name</w:t>
-      </w:r>
-      <w:proofErr w:type="spellEnd"/>
-      <w:r>
-        <w:t>;</w:t>
+        <w:t>CREATE DATABASE db_name;</w:t>
+      </w:r>
+      <w:r>
+        <w:br/>
+        <w:t>CREATE DATABASE IF NOT EXISTS db_name;</w:t>
+      </w:r>
+      <w:r>
+        <w:br/>
+        <w:t>DROP DATABASE db_name;</w:t>
+      </w:r>
+      <w:r>
+        <w:br/>
+        <w:t>DROP DATABASE IF EXISTS db_name;</w:t>
       </w:r>
       <w:r>
         <w:br/>
@@ -3098,55 +1688,39 @@
       </w:r>
       <w:r>
         <w:br/>
+        <w:t xml:space="preserve">                   cust_id </w:t>
+      </w:r>
+      <w:r>
+        <w:rPr>
+          <w:b/>
+          <w:bCs/>
+          <w:color w:val="4472C4" w:themeColor="accent1"/>
+        </w:rPr>
+        <w:t>int</w:t>
+      </w:r>
+      <w:r>
+        <w:t>,</w:t>
+      </w:r>
+      <w:r>
+        <w:br/>
         <w:t xml:space="preserve">                   </w:t>
       </w:r>
-      <w:proofErr w:type="spellStart"/>
-      <w:r>
-        <w:t>cust_id</w:t>
-      </w:r>
-      <w:proofErr w:type="spellEnd"/>
-      <w:r>
+      <w:r>
+        <w:rPr>
+          <w:b/>
+          <w:bCs/>
+          <w:color w:val="4472C4" w:themeColor="accent1"/>
+        </w:rPr>
+        <w:t>FOREIGN KEY</w:t>
+      </w:r>
+      <w:r>
+        <w:rPr>
+          <w:color w:val="4472C4" w:themeColor="accent1"/>
+        </w:rPr>
         <w:t xml:space="preserve"> </w:t>
       </w:r>
       <w:r>
-        <w:rPr>
-          <w:b/>
-          <w:bCs/>
-          <w:color w:val="4472C4" w:themeColor="accent1"/>
-        </w:rPr>
-        <w:t>int</w:t>
-      </w:r>
-      <w:r>
-        <w:t>,</w:t>
-      </w:r>
-      <w:r>
-        <w:br/>
-        <w:t xml:space="preserve">                   </w:t>
-      </w:r>
-      <w:r>
-        <w:rPr>
-          <w:b/>
-          <w:bCs/>
-          <w:color w:val="4472C4" w:themeColor="accent1"/>
-        </w:rPr>
-        <w:t>FOREIGN KEY</w:t>
-      </w:r>
-      <w:r>
-        <w:rPr>
-          <w:color w:val="4472C4" w:themeColor="accent1"/>
-        </w:rPr>
-        <w:t xml:space="preserve"> </w:t>
-      </w:r>
-      <w:r>
-        <w:t>(</w:t>
-      </w:r>
-      <w:proofErr w:type="spellStart"/>
-      <w:r>
-        <w:t>cust_id</w:t>
-      </w:r>
-      <w:proofErr w:type="spellEnd"/>
-      <w:r>
-        <w:t xml:space="preserve">) </w:t>
+        <w:t xml:space="preserve">(cust_id) </w:t>
       </w:r>
       <w:r>
         <w:rPr>
@@ -3262,21 +1836,7 @@
         <w:rPr>
           <w:color w:val="000000" w:themeColor="text1"/>
         </w:rPr>
-        <w:t xml:space="preserve"> Operators: +(addition), -(</w:t>
-      </w:r>
-      <w:proofErr w:type="spellStart"/>
-      <w:r>
-        <w:rPr>
-          <w:color w:val="000000" w:themeColor="text1"/>
-        </w:rPr>
-        <w:t>substraction</w:t>
-      </w:r>
-      <w:proofErr w:type="spellEnd"/>
-      <w:r>
-        <w:rPr>
-          <w:color w:val="000000" w:themeColor="text1"/>
-        </w:rPr>
-        <w:t>), *(multiplication), /(division), %(modulus)</w:t>
+        <w:t xml:space="preserve"> Operators: +(addition), -(substraction), *(multiplication), /(division), %(modulus)</w:t>
       </w:r>
       <w:r>
         <w:rPr>
@@ -3494,21 +2054,151 @@
         <w:rPr>
           <w:color w:val="000000" w:themeColor="text1"/>
         </w:rPr>
+        <w:t xml:space="preserve"> table_name</w:t>
+      </w:r>
+      <w:r>
+        <w:rPr>
+          <w:color w:val="000000" w:themeColor="text1"/>
+        </w:rPr>
+        <w:br/>
+      </w:r>
+      <w:r>
+        <w:rPr>
+          <w:b/>
+          <w:bCs/>
+          <w:color w:val="EE0000"/>
+        </w:rPr>
+        <w:t xml:space="preserve">        </w:t>
+      </w:r>
+      <w:r>
+        <w:rPr>
+          <w:b/>
+          <w:bCs/>
+          <w:color w:val="EE0000"/>
+        </w:rPr>
+        <w:t>LIMIT</w:t>
+      </w:r>
+      <w:r>
+        <w:rPr>
+          <w:color w:val="000000" w:themeColor="text1"/>
+        </w:rPr>
+        <w:t xml:space="preserve"> number;</w:t>
+      </w:r>
+    </w:p>
+    <w:p>
+      <w:pPr>
+        <w:rPr>
+          <w:color w:val="000000" w:themeColor="text1"/>
+        </w:rPr>
+      </w:pPr>
+      <w:r>
+        <w:rPr>
+          <w:color w:val="000000" w:themeColor="text1"/>
+        </w:rPr>
+        <w:t>Order by Clause: To sort in ascending (ASC) or descending order (DESC)</w:t>
+      </w:r>
+      <w:r>
+        <w:rPr>
+          <w:color w:val="000000" w:themeColor="text1"/>
+        </w:rPr>
+        <w:br/>
+        <w:t xml:space="preserve">        </w:t>
+      </w:r>
+      <w:r>
+        <w:rPr>
+          <w:b/>
+          <w:bCs/>
+          <w:color w:val="000000" w:themeColor="text1"/>
+        </w:rPr>
+        <w:t>SELECT</w:t>
+      </w:r>
+      <w:r>
+        <w:rPr>
+          <w:color w:val="000000" w:themeColor="text1"/>
+        </w:rPr>
+        <w:t xml:space="preserve"> col1, col2 </w:t>
+      </w:r>
+      <w:r>
+        <w:rPr>
+          <w:b/>
+          <w:bCs/>
+          <w:color w:val="000000" w:themeColor="text1"/>
+        </w:rPr>
+        <w:t>FROM</w:t>
+      </w:r>
+      <w:r>
+        <w:rPr>
+          <w:color w:val="000000" w:themeColor="text1"/>
+        </w:rPr>
+        <w:t xml:space="preserve"> table_name</w:t>
+      </w:r>
+      <w:r>
+        <w:rPr>
+          <w:color w:val="000000" w:themeColor="text1"/>
+        </w:rPr>
+        <w:br/>
+      </w:r>
+      <w:r>
+        <w:rPr>
+          <w:b/>
+          <w:bCs/>
+          <w:color w:val="EE0000"/>
+        </w:rPr>
+        <w:t xml:space="preserve">        ORDER BY</w:t>
+      </w:r>
+      <w:r>
+        <w:rPr>
+          <w:color w:val="EE0000"/>
+        </w:rPr>
         <w:t xml:space="preserve"> </w:t>
       </w:r>
-      <w:proofErr w:type="spellStart"/>
-      <w:r>
-        <w:rPr>
-          <w:color w:val="000000" w:themeColor="text1"/>
-        </w:rPr>
-        <w:t>table_name</w:t>
-      </w:r>
-      <w:proofErr w:type="spellEnd"/>
-      <w:r>
-        <w:rPr>
-          <w:color w:val="000000" w:themeColor="text1"/>
-        </w:rPr>
-        <w:br/>
+      <w:r>
+        <w:rPr>
+          <w:color w:val="000000" w:themeColor="text1"/>
+        </w:rPr>
+        <w:t>col_name(s) ASC;</w:t>
+      </w:r>
+    </w:p>
+    <w:p>
+      <w:pPr>
+        <w:rPr>
+          <w:color w:val="000000" w:themeColor="text1"/>
+        </w:rPr>
+      </w:pPr>
+      <w:r>
+        <w:rPr>
+          <w:color w:val="000000" w:themeColor="text1"/>
+        </w:rPr>
+        <w:t>Aggregate Functions: Aggregate functions perform a calculation on a set of values, and return a single value</w:t>
+      </w:r>
+      <w:r>
+        <w:rPr>
+          <w:color w:val="000000" w:themeColor="text1"/>
+        </w:rPr>
+        <w:br/>
+        <w:t xml:space="preserve">   COUNT(), MAX(), MIN(), SUM(), AVG()</w:t>
+      </w:r>
+      <w:r>
+        <w:rPr>
+          <w:color w:val="000000" w:themeColor="text1"/>
+        </w:rPr>
+        <w:br/>
+        <w:t>Example:</w:t>
+      </w:r>
+      <w:r>
+        <w:rPr>
+          <w:color w:val="000000" w:themeColor="text1"/>
+        </w:rPr>
+        <w:br/>
+        <w:t xml:space="preserve">        </w:t>
+      </w:r>
+      <w:r>
+        <w:rPr>
+          <w:b/>
+          <w:bCs/>
+          <w:color w:val="000000" w:themeColor="text1"/>
+        </w:rPr>
+        <w:t xml:space="preserve">SELECT </w:t>
       </w:r>
       <w:r>
         <w:rPr>
@@ -3516,21 +2206,143 @@
           <w:bCs/>
           <w:color w:val="EE0000"/>
         </w:rPr>
+        <w:t>max</w:t>
+      </w:r>
+      <w:r>
+        <w:rPr>
+          <w:color w:val="000000" w:themeColor="text1"/>
+        </w:rPr>
+        <w:t>(marks)</w:t>
+      </w:r>
+      <w:r>
+        <w:rPr>
+          <w:color w:val="000000" w:themeColor="text1"/>
+        </w:rPr>
+        <w:br/>
         <w:t xml:space="preserve">        </w:t>
       </w:r>
       <w:r>
         <w:rPr>
           <w:b/>
           <w:bCs/>
+          <w:color w:val="000000" w:themeColor="text1"/>
+        </w:rPr>
+        <w:t>FROM</w:t>
+      </w:r>
+      <w:r>
+        <w:rPr>
+          <w:color w:val="000000" w:themeColor="text1"/>
+        </w:rPr>
+        <w:t xml:space="preserve"> student;</w:t>
+      </w:r>
+    </w:p>
+    <w:p>
+      <w:pPr>
+        <w:rPr>
+          <w:color w:val="000000" w:themeColor="text1"/>
+        </w:rPr>
+      </w:pPr>
+      <w:r>
+        <w:rPr>
+          <w:color w:val="000000" w:themeColor="text1"/>
+        </w:rPr>
+        <w:t>Group by Clause:</w:t>
+      </w:r>
+      <w:r>
+        <w:rPr>
+          <w:color w:val="000000" w:themeColor="text1"/>
+        </w:rPr>
+        <w:br/>
+        <w:t>Groups rows that have the same</w:t>
+      </w:r>
+      <w:r>
+        <w:rPr>
+          <w:color w:val="000000" w:themeColor="text1"/>
+        </w:rPr>
+        <w:t xml:space="preserve"> values into summary rows.</w:t>
+      </w:r>
+      <w:r>
+        <w:rPr>
+          <w:color w:val="000000" w:themeColor="text1"/>
+        </w:rPr>
+        <w:br/>
+        <w:t>It collects data from multiple records and groups the result by one or more column.</w:t>
+      </w:r>
+      <w:r>
+        <w:rPr>
+          <w:color w:val="000000" w:themeColor="text1"/>
+        </w:rPr>
+        <w:br/>
+        <w:t xml:space="preserve">        </w:t>
+      </w:r>
+      <w:r>
+        <w:rPr>
+          <w:b/>
+          <w:bCs/>
+          <w:color w:val="000000" w:themeColor="text1"/>
+        </w:rPr>
+        <w:t>SELECT</w:t>
+      </w:r>
+      <w:r>
+        <w:rPr>
+          <w:color w:val="000000" w:themeColor="text1"/>
+        </w:rPr>
+        <w:t xml:space="preserve"> col1, col2</w:t>
+      </w:r>
+      <w:r>
+        <w:rPr>
+          <w:color w:val="000000" w:themeColor="text1"/>
+        </w:rPr>
+        <w:br/>
+        <w:t xml:space="preserve">        </w:t>
+      </w:r>
+      <w:r>
+        <w:rPr>
+          <w:b/>
+          <w:bCs/>
+          <w:color w:val="000000" w:themeColor="text1"/>
+        </w:rPr>
+        <w:t>FROM</w:t>
+      </w:r>
+      <w:r>
+        <w:rPr>
+          <w:color w:val="000000" w:themeColor="text1"/>
+        </w:rPr>
+        <w:t xml:space="preserve"> table_name</w:t>
+      </w:r>
+      <w:r>
+        <w:rPr>
+          <w:color w:val="000000" w:themeColor="text1"/>
+        </w:rPr>
+        <w:br/>
+        <w:t xml:space="preserve">        </w:t>
+      </w:r>
+      <w:r>
+        <w:rPr>
+          <w:b/>
+          <w:bCs/>
           <w:color w:val="EE0000"/>
         </w:rPr>
-        <w:t>LIMIT</w:t>
-      </w:r>
-      <w:r>
-        <w:rPr>
-          <w:color w:val="000000" w:themeColor="text1"/>
-        </w:rPr>
-        <w:t xml:space="preserve"> number;</w:t>
+        <w:t>GROUP BY</w:t>
+      </w:r>
+      <w:r>
+        <w:rPr>
+          <w:color w:val="EE0000"/>
+        </w:rPr>
+        <w:t xml:space="preserve"> </w:t>
+      </w:r>
+      <w:r>
+        <w:rPr>
+          <w:color w:val="000000" w:themeColor="text1"/>
+        </w:rPr>
+        <w:t>col_name(s);</w:t>
+      </w:r>
+      <w:r>
+        <w:rPr>
+          <w:color w:val="000000" w:themeColor="text1"/>
+        </w:rPr>
+        <w:br/>
+        <w:t>Generally, we use GROUP BY with some aggregation function.</w:t>
       </w:r>
     </w:p>
     <w:p>
@@ -3543,7 +2355,21 @@
         <w:rPr>
           <w:color w:val="000000" w:themeColor="text1"/>
         </w:rPr>
-        <w:t>Order by Clause: To sort in ascending (ASC) or descending order (DESC)</w:t>
+        <w:t>Having Clause:</w:t>
+      </w:r>
+      <w:r>
+        <w:rPr>
+          <w:color w:val="000000" w:themeColor="text1"/>
+        </w:rPr>
+        <w:br/>
+        <w:t>Similar to Where i.e. applies some condition on rows.</w:t>
+      </w:r>
+      <w:r>
+        <w:rPr>
+          <w:color w:val="000000" w:themeColor="text1"/>
+        </w:rPr>
+        <w:br/>
+        <w:t>But it is used when we want to apply any condition after grouping.</w:t>
       </w:r>
       <w:r>
         <w:rPr>
@@ -3564,7 +2390,14 @@
         <w:rPr>
           <w:color w:val="000000" w:themeColor="text1"/>
         </w:rPr>
-        <w:t xml:space="preserve"> col1, col2 </w:t>
+        <w:t xml:space="preserve"> col1, col2</w:t>
+      </w:r>
+      <w:r>
+        <w:rPr>
+          <w:color w:val="000000" w:themeColor="text1"/>
+        </w:rPr>
+        <w:br/>
+        <w:t xml:space="preserve">        </w:t>
       </w:r>
       <w:r>
         <w:rPr>
@@ -3578,146 +2411,7 @@
         <w:rPr>
           <w:color w:val="000000" w:themeColor="text1"/>
         </w:rPr>
-        <w:t xml:space="preserve"> </w:t>
-      </w:r>
-      <w:proofErr w:type="spellStart"/>
-      <w:r>
-        <w:rPr>
-          <w:color w:val="000000" w:themeColor="text1"/>
-        </w:rPr>
-        <w:t>table_name</w:t>
-      </w:r>
-      <w:proofErr w:type="spellEnd"/>
-      <w:r>
-        <w:rPr>
-          <w:color w:val="000000" w:themeColor="text1"/>
-        </w:rPr>
-        <w:br/>
-      </w:r>
-      <w:r>
-        <w:rPr>
-          <w:b/>
-          <w:bCs/>
-          <w:color w:val="EE0000"/>
-        </w:rPr>
-        <w:t xml:space="preserve">        ORDER BY</w:t>
-      </w:r>
-      <w:r>
-        <w:rPr>
-          <w:color w:val="EE0000"/>
-        </w:rPr>
-        <w:t xml:space="preserve"> </w:t>
-      </w:r>
-      <w:proofErr w:type="spellStart"/>
-      <w:r>
-        <w:rPr>
-          <w:color w:val="000000" w:themeColor="text1"/>
-        </w:rPr>
-        <w:t>col_name</w:t>
-      </w:r>
-      <w:proofErr w:type="spellEnd"/>
-      <w:r>
-        <w:rPr>
-          <w:color w:val="000000" w:themeColor="text1"/>
-        </w:rPr>
-        <w:t>(s) ASC;</w:t>
-      </w:r>
-    </w:p>
-    <w:p>
-      <w:pPr>
-        <w:rPr>
-          <w:color w:val="000000" w:themeColor="text1"/>
-        </w:rPr>
-      </w:pPr>
-      <w:r>
-        <w:rPr>
-          <w:color w:val="000000" w:themeColor="text1"/>
-        </w:rPr>
-        <w:t>Aggregate Functions: Aggregate functions perform a calculation on a set of values, and return a single value</w:t>
-      </w:r>
-      <w:r>
-        <w:rPr>
-          <w:color w:val="000000" w:themeColor="text1"/>
-        </w:rPr>
-        <w:br/>
-        <w:t xml:space="preserve">   </w:t>
-      </w:r>
-      <w:proofErr w:type="gramStart"/>
-      <w:r>
-        <w:rPr>
-          <w:color w:val="000000" w:themeColor="text1"/>
-        </w:rPr>
-        <w:t>COUNT(</w:t>
-      </w:r>
-      <w:proofErr w:type="gramEnd"/>
-      <w:r>
-        <w:rPr>
-          <w:color w:val="000000" w:themeColor="text1"/>
-        </w:rPr>
-        <w:t xml:space="preserve">), </w:t>
-      </w:r>
-      <w:proofErr w:type="gramStart"/>
-      <w:r>
-        <w:rPr>
-          <w:color w:val="000000" w:themeColor="text1"/>
-        </w:rPr>
-        <w:t>MAX(</w:t>
-      </w:r>
-      <w:proofErr w:type="gramEnd"/>
-      <w:r>
-        <w:rPr>
-          <w:color w:val="000000" w:themeColor="text1"/>
-        </w:rPr>
-        <w:t xml:space="preserve">), </w:t>
-      </w:r>
-      <w:proofErr w:type="gramStart"/>
-      <w:r>
-        <w:rPr>
-          <w:color w:val="000000" w:themeColor="text1"/>
-        </w:rPr>
-        <w:t>MIN(</w:t>
-      </w:r>
-      <w:proofErr w:type="gramEnd"/>
-      <w:r>
-        <w:rPr>
-          <w:color w:val="000000" w:themeColor="text1"/>
-        </w:rPr>
-        <w:t xml:space="preserve">), </w:t>
-      </w:r>
-      <w:proofErr w:type="gramStart"/>
-      <w:r>
-        <w:rPr>
-          <w:color w:val="000000" w:themeColor="text1"/>
-        </w:rPr>
-        <w:t>SUM(</w:t>
-      </w:r>
-      <w:proofErr w:type="gramEnd"/>
-      <w:r>
-        <w:rPr>
-          <w:color w:val="000000" w:themeColor="text1"/>
-        </w:rPr>
-        <w:t xml:space="preserve">), </w:t>
-      </w:r>
-      <w:proofErr w:type="gramStart"/>
-      <w:r>
-        <w:rPr>
-          <w:color w:val="000000" w:themeColor="text1"/>
-        </w:rPr>
-        <w:t>AVG(</w:t>
-      </w:r>
-      <w:proofErr w:type="gramEnd"/>
-      <w:r>
-        <w:rPr>
-          <w:color w:val="000000" w:themeColor="text1"/>
-        </w:rPr>
-        <w:t>)</w:t>
-      </w:r>
-      <w:r>
-        <w:rPr>
-          <w:color w:val="000000" w:themeColor="text1"/>
-        </w:rPr>
-        <w:br/>
-        <w:t>Example:</w:t>
+        <w:t xml:space="preserve"> table_name</w:t>
       </w:r>
       <w:r>
         <w:rPr>
@@ -3732,279 +2426,13 @@
           <w:bCs/>
           <w:color w:val="000000" w:themeColor="text1"/>
         </w:rPr>
-        <w:t xml:space="preserve">SELECT </w:t>
-      </w:r>
-      <w:r>
-        <w:rPr>
-          <w:b/>
-          <w:bCs/>
-          <w:color w:val="EE0000"/>
-        </w:rPr>
-        <w:t>max</w:t>
-      </w:r>
-      <w:r>
-        <w:rPr>
-          <w:color w:val="000000" w:themeColor="text1"/>
-        </w:rPr>
-        <w:t>(marks)</w:t>
-      </w:r>
-      <w:r>
-        <w:rPr>
-          <w:color w:val="000000" w:themeColor="text1"/>
-        </w:rPr>
-        <w:br/>
-        <w:t xml:space="preserve">        </w:t>
-      </w:r>
-      <w:r>
-        <w:rPr>
-          <w:b/>
-          <w:bCs/>
-          <w:color w:val="000000" w:themeColor="text1"/>
-        </w:rPr>
-        <w:t>FROM</w:t>
-      </w:r>
-      <w:r>
-        <w:rPr>
-          <w:color w:val="000000" w:themeColor="text1"/>
-        </w:rPr>
-        <w:t xml:space="preserve"> student;</w:t>
-      </w:r>
-    </w:p>
-    <w:p>
-      <w:pPr>
-        <w:rPr>
-          <w:color w:val="000000" w:themeColor="text1"/>
-        </w:rPr>
-      </w:pPr>
-      <w:r>
-        <w:rPr>
-          <w:color w:val="000000" w:themeColor="text1"/>
-        </w:rPr>
-        <w:t>Group by Clause:</w:t>
-      </w:r>
-      <w:r>
-        <w:rPr>
-          <w:color w:val="000000" w:themeColor="text1"/>
-        </w:rPr>
-        <w:br/>
-        <w:t>Groups rows that have the same</w:t>
-      </w:r>
-      <w:r>
-        <w:rPr>
-          <w:color w:val="000000" w:themeColor="text1"/>
-        </w:rPr>
-        <w:t xml:space="preserve"> values into summary rows.</w:t>
-      </w:r>
-      <w:r>
-        <w:rPr>
-          <w:color w:val="000000" w:themeColor="text1"/>
-        </w:rPr>
-        <w:br/>
-        <w:t>It collects data from multiple records and groups the result by one or more column.</w:t>
-      </w:r>
-      <w:r>
-        <w:rPr>
-          <w:color w:val="000000" w:themeColor="text1"/>
-        </w:rPr>
-        <w:br/>
-        <w:t xml:space="preserve">        </w:t>
-      </w:r>
-      <w:r>
-        <w:rPr>
-          <w:b/>
-          <w:bCs/>
-          <w:color w:val="000000" w:themeColor="text1"/>
-        </w:rPr>
-        <w:t>SELECT</w:t>
-      </w:r>
-      <w:r>
-        <w:rPr>
-          <w:color w:val="000000" w:themeColor="text1"/>
-        </w:rPr>
-        <w:t xml:space="preserve"> col1, col2</w:t>
-      </w:r>
-      <w:r>
-        <w:rPr>
-          <w:color w:val="000000" w:themeColor="text1"/>
-        </w:rPr>
-        <w:br/>
-        <w:t xml:space="preserve">        </w:t>
-      </w:r>
-      <w:r>
-        <w:rPr>
-          <w:b/>
-          <w:bCs/>
-          <w:color w:val="000000" w:themeColor="text1"/>
-        </w:rPr>
-        <w:t>FROM</w:t>
-      </w:r>
-      <w:r>
-        <w:rPr>
-          <w:color w:val="000000" w:themeColor="text1"/>
-        </w:rPr>
-        <w:t xml:space="preserve"> </w:t>
-      </w:r>
-      <w:proofErr w:type="spellStart"/>
-      <w:r>
-        <w:rPr>
-          <w:color w:val="000000" w:themeColor="text1"/>
-        </w:rPr>
-        <w:t>table_name</w:t>
-      </w:r>
-      <w:proofErr w:type="spellEnd"/>
-      <w:r>
-        <w:rPr>
-          <w:color w:val="000000" w:themeColor="text1"/>
-        </w:rPr>
-        <w:br/>
-        <w:t xml:space="preserve">        </w:t>
-      </w:r>
-      <w:r>
-        <w:rPr>
-          <w:b/>
-          <w:bCs/>
-          <w:color w:val="EE0000"/>
-        </w:rPr>
         <w:t>GROUP BY</w:t>
       </w:r>
       <w:r>
         <w:rPr>
-          <w:color w:val="EE0000"/>
-        </w:rPr>
-        <w:t xml:space="preserve"> </w:t>
-      </w:r>
-      <w:proofErr w:type="spellStart"/>
-      <w:r>
-        <w:rPr>
-          <w:color w:val="000000" w:themeColor="text1"/>
-        </w:rPr>
-        <w:t>col_name</w:t>
-      </w:r>
-      <w:proofErr w:type="spellEnd"/>
-      <w:r>
-        <w:rPr>
-          <w:color w:val="000000" w:themeColor="text1"/>
-        </w:rPr>
-        <w:t>(s);</w:t>
-      </w:r>
-      <w:r>
-        <w:rPr>
-          <w:color w:val="000000" w:themeColor="text1"/>
-        </w:rPr>
-        <w:br/>
-        <w:t>Generally, we use GROUP BY with some aggregation function.</w:t>
-      </w:r>
-    </w:p>
-    <w:p>
-      <w:pPr>
-        <w:rPr>
-          <w:color w:val="000000" w:themeColor="text1"/>
-        </w:rPr>
-      </w:pPr>
-      <w:r>
-        <w:rPr>
-          <w:color w:val="000000" w:themeColor="text1"/>
-        </w:rPr>
-        <w:t>Having Clause:</w:t>
-      </w:r>
-      <w:r>
-        <w:rPr>
-          <w:color w:val="000000" w:themeColor="text1"/>
-        </w:rPr>
-        <w:br/>
-        <w:t>Similar to Where i.e. applies some condition on rows.</w:t>
-      </w:r>
-      <w:r>
-        <w:rPr>
-          <w:color w:val="000000" w:themeColor="text1"/>
-        </w:rPr>
-        <w:br/>
-        <w:t>But it is used when we want to apply any condition after grouping.</w:t>
-      </w:r>
-      <w:r>
-        <w:rPr>
-          <w:color w:val="000000" w:themeColor="text1"/>
-        </w:rPr>
-        <w:br/>
-        <w:t xml:space="preserve">        </w:t>
-      </w:r>
-      <w:r>
-        <w:rPr>
-          <w:b/>
-          <w:bCs/>
-          <w:color w:val="000000" w:themeColor="text1"/>
-        </w:rPr>
-        <w:t>SELECT</w:t>
-      </w:r>
-      <w:r>
-        <w:rPr>
-          <w:color w:val="000000" w:themeColor="text1"/>
-        </w:rPr>
-        <w:t xml:space="preserve"> col1, col2</w:t>
-      </w:r>
-      <w:r>
-        <w:rPr>
-          <w:color w:val="000000" w:themeColor="text1"/>
-        </w:rPr>
-        <w:br/>
-        <w:t xml:space="preserve">        </w:t>
-      </w:r>
-      <w:r>
-        <w:rPr>
-          <w:b/>
-          <w:bCs/>
-          <w:color w:val="000000" w:themeColor="text1"/>
-        </w:rPr>
-        <w:t>FROM</w:t>
-      </w:r>
-      <w:r>
-        <w:rPr>
-          <w:color w:val="000000" w:themeColor="text1"/>
-        </w:rPr>
-        <w:t xml:space="preserve"> </w:t>
-      </w:r>
-      <w:proofErr w:type="spellStart"/>
-      <w:r>
-        <w:rPr>
-          <w:color w:val="000000" w:themeColor="text1"/>
-        </w:rPr>
-        <w:t>table_name</w:t>
-      </w:r>
-      <w:proofErr w:type="spellEnd"/>
-      <w:r>
-        <w:rPr>
-          <w:color w:val="000000" w:themeColor="text1"/>
-        </w:rPr>
-        <w:br/>
-        <w:t xml:space="preserve">        </w:t>
-      </w:r>
-      <w:r>
-        <w:rPr>
-          <w:b/>
-          <w:bCs/>
-          <w:color w:val="000000" w:themeColor="text1"/>
-        </w:rPr>
-        <w:t>GROUP BY</w:t>
-      </w:r>
-      <w:r>
-        <w:rPr>
-          <w:color w:val="000000" w:themeColor="text1"/>
-        </w:rPr>
-        <w:t xml:space="preserve"> </w:t>
-      </w:r>
-      <w:proofErr w:type="spellStart"/>
-      <w:r>
-        <w:rPr>
-          <w:color w:val="000000" w:themeColor="text1"/>
-        </w:rPr>
-        <w:t>col_name</w:t>
-      </w:r>
-      <w:proofErr w:type="spellEnd"/>
-      <w:r>
-        <w:rPr>
-          <w:color w:val="000000" w:themeColor="text1"/>
-        </w:rPr>
-        <w:t>(s)</w:t>
+          <w:color w:val="000000" w:themeColor="text1"/>
+        </w:rPr>
+        <w:t xml:space="preserve"> col_name(s)</w:t>
       </w:r>
       <w:r>
         <w:rPr>
@@ -4117,14 +2545,12 @@
         </w:rPr>
         <w:t xml:space="preserve"> </w:t>
       </w:r>
-      <w:proofErr w:type="spellStart"/>
       <w:r>
         <w:rPr>
           <w:color w:val="000000" w:themeColor="text1"/>
         </w:rPr>
         <w:t>table_name</w:t>
       </w:r>
-      <w:proofErr w:type="spellEnd"/>
       <w:r>
         <w:rPr>
           <w:b/>
@@ -4285,55 +2711,186 @@
         <w:rPr>
           <w:color w:val="000000" w:themeColor="text1"/>
         </w:rPr>
+        <w:t xml:space="preserve"> table_name</w:t>
+      </w:r>
+      <w:r>
+        <w:rPr>
+          <w:color w:val="000000" w:themeColor="text1"/>
+        </w:rPr>
+        <w:br/>
+      </w:r>
+      <w:r>
+        <w:rPr>
+          <w:b/>
+          <w:bCs/>
+          <w:color w:val="000000" w:themeColor="text1"/>
+        </w:rPr>
+        <w:t>SET</w:t>
+      </w:r>
+      <w:r>
+        <w:rPr>
+          <w:color w:val="000000" w:themeColor="text1"/>
+        </w:rPr>
+        <w:t xml:space="preserve"> col1 = val1, col2 = val2</w:t>
+      </w:r>
+      <w:r>
+        <w:rPr>
+          <w:color w:val="000000" w:themeColor="text1"/>
+        </w:rPr>
+        <w:br/>
+      </w:r>
+      <w:r>
+        <w:rPr>
+          <w:b/>
+          <w:bCs/>
+          <w:color w:val="000000" w:themeColor="text1"/>
+        </w:rPr>
+        <w:t>WHERE</w:t>
+      </w:r>
+      <w:r>
+        <w:rPr>
+          <w:color w:val="000000" w:themeColor="text1"/>
+        </w:rPr>
+        <w:t xml:space="preserve"> condition;</w:t>
+      </w:r>
+    </w:p>
+    <w:p>
+      <w:pPr>
+        <w:rPr>
+          <w:color w:val="000000" w:themeColor="text1"/>
+        </w:rPr>
+      </w:pPr>
+      <w:r>
+        <w:rPr>
+          <w:color w:val="EE0000"/>
+        </w:rPr>
+        <w:t>Delete</w:t>
+      </w:r>
+      <w:r>
+        <w:rPr>
+          <w:color w:val="000000" w:themeColor="text1"/>
+        </w:rPr>
+        <w:t xml:space="preserve"> (to delete existing rows)</w:t>
+      </w:r>
+      <w:r>
+        <w:rPr>
+          <w:color w:val="000000" w:themeColor="text1"/>
+        </w:rPr>
+        <w:br/>
+      </w:r>
+      <w:r>
+        <w:rPr>
+          <w:b/>
+          <w:bCs/>
+          <w:color w:val="EE0000"/>
+        </w:rPr>
+        <w:t>DELETE FROM</w:t>
+      </w:r>
+      <w:r>
+        <w:rPr>
+          <w:color w:val="000000" w:themeColor="text1"/>
+        </w:rPr>
+        <w:t xml:space="preserve">  table_name</w:t>
+      </w:r>
+      <w:r>
+        <w:rPr>
+          <w:color w:val="000000" w:themeColor="text1"/>
+        </w:rPr>
+        <w:br/>
+      </w:r>
+      <w:r>
+        <w:rPr>
+          <w:b/>
+          <w:bCs/>
+          <w:color w:val="000000" w:themeColor="text1"/>
+        </w:rPr>
+        <w:t>WHERE</w:t>
+      </w:r>
+      <w:r>
+        <w:rPr>
+          <w:color w:val="000000" w:themeColor="text1"/>
+        </w:rPr>
+        <w:t xml:space="preserve"> condition;</w:t>
+      </w:r>
+    </w:p>
+    <w:p>
+      <w:pPr>
+        <w:rPr>
+          <w:color w:val="000000" w:themeColor="text1"/>
+        </w:rPr>
+      </w:pPr>
+      <w:r>
+        <w:rPr>
+          <w:color w:val="EE0000"/>
+        </w:rPr>
+        <w:t>Alter</w:t>
+      </w:r>
+      <w:r>
+        <w:rPr>
+          <w:color w:val="000000" w:themeColor="text1"/>
+        </w:rPr>
+        <w:t xml:space="preserve"> (to change the schema)</w:t>
+      </w:r>
+      <w:r>
+        <w:rPr>
+          <w:color w:val="000000" w:themeColor="text1"/>
+        </w:rPr>
+        <w:br/>
+        <w:t>ADD Column</w:t>
+      </w:r>
+      <w:r>
+        <w:rPr>
+          <w:color w:val="000000" w:themeColor="text1"/>
+        </w:rPr>
+        <w:br/>
+      </w:r>
+      <w:r>
+        <w:rPr>
+          <w:b/>
+          <w:bCs/>
+          <w:color w:val="EE0000"/>
+        </w:rPr>
+        <w:t>ALTER TABLE</w:t>
+      </w:r>
+      <w:r>
+        <w:rPr>
+          <w:color w:val="EE0000"/>
+        </w:rPr>
         <w:t xml:space="preserve"> </w:t>
       </w:r>
-      <w:proofErr w:type="spellStart"/>
       <w:r>
         <w:rPr>
           <w:color w:val="000000" w:themeColor="text1"/>
         </w:rPr>
         <w:t>table_name</w:t>
       </w:r>
-      <w:proofErr w:type="spellEnd"/>
-      <w:r>
-        <w:rPr>
-          <w:color w:val="000000" w:themeColor="text1"/>
-        </w:rPr>
-        <w:br/>
-      </w:r>
-      <w:r>
-        <w:rPr>
-          <w:b/>
-          <w:bCs/>
-          <w:color w:val="000000" w:themeColor="text1"/>
-        </w:rPr>
-        <w:t>SET</w:t>
-      </w:r>
-      <w:r>
-        <w:rPr>
-          <w:color w:val="000000" w:themeColor="text1"/>
-        </w:rPr>
-        <w:t xml:space="preserve"> col1 = val1, col2 = val2</w:t>
-      </w:r>
-      <w:r>
-        <w:rPr>
-          <w:color w:val="000000" w:themeColor="text1"/>
-        </w:rPr>
-        <w:br/>
-      </w:r>
-      <w:r>
-        <w:rPr>
-          <w:b/>
-          <w:bCs/>
-          <w:color w:val="000000" w:themeColor="text1"/>
-        </w:rPr>
-        <w:t>WHERE</w:t>
-      </w:r>
-      <w:r>
-        <w:rPr>
-          <w:color w:val="000000" w:themeColor="text1"/>
-        </w:rPr>
-        <w:t xml:space="preserve"> condition;</w:t>
+      <w:r>
+        <w:rPr>
+          <w:color w:val="000000" w:themeColor="text1"/>
+        </w:rPr>
+        <w:br/>
+      </w:r>
+      <w:r>
+        <w:rPr>
+          <w:b/>
+          <w:bCs/>
+          <w:color w:val="EE0000"/>
+        </w:rPr>
+        <w:t xml:space="preserve">ADD </w:t>
+      </w:r>
+      <w:r>
+        <w:rPr>
+          <w:b/>
+          <w:bCs/>
+          <w:color w:val="000000" w:themeColor="text1"/>
+        </w:rPr>
+        <w:t>COLUMN</w:t>
+      </w:r>
+      <w:r>
+        <w:rPr>
+          <w:color w:val="000000" w:themeColor="text1"/>
+        </w:rPr>
+        <w:t xml:space="preserve"> column_name datatype constraint;</w:t>
       </w:r>
     </w:p>
     <w:p>
@@ -4344,15 +2901,41 @@
       </w:pPr>
       <w:r>
         <w:rPr>
+          <w:color w:val="000000" w:themeColor="text1"/>
+        </w:rPr>
+        <w:t>D</w:t>
+      </w:r>
+      <w:r>
+        <w:rPr>
+          <w:color w:val="000000" w:themeColor="text1"/>
+        </w:rPr>
+        <w:t>ROP</w:t>
+      </w:r>
+      <w:r>
+        <w:rPr>
+          <w:color w:val="000000" w:themeColor="text1"/>
+        </w:rPr>
+        <w:t xml:space="preserve"> Column</w:t>
+      </w:r>
+      <w:r>
+        <w:rPr>
+          <w:color w:val="000000" w:themeColor="text1"/>
+        </w:rPr>
+        <w:br/>
+      </w:r>
+      <w:r>
+        <w:rPr>
+          <w:b/>
+          <w:bCs/>
           <w:color w:val="EE0000"/>
         </w:rPr>
-        <w:t>Delete</w:t>
-      </w:r>
-      <w:r>
-        <w:rPr>
-          <w:color w:val="000000" w:themeColor="text1"/>
-        </w:rPr>
-        <w:t xml:space="preserve"> (to delete existing rows)</w:t>
+        <w:t>ALTER TABLE</w:t>
+      </w:r>
+      <w:r>
+        <w:rPr>
+          <w:color w:val="000000" w:themeColor="text1"/>
+        </w:rPr>
+        <w:t xml:space="preserve"> table_name</w:t>
       </w:r>
       <w:r>
         <w:rPr>
@@ -4366,57 +2949,82 @@
           <w:bCs/>
           <w:color w:val="EE0000"/>
         </w:rPr>
-        <w:t xml:space="preserve">DELETE </w:t>
-      </w:r>
-      <w:proofErr w:type="gramStart"/>
+        <w:t xml:space="preserve">DROP </w:t>
+      </w:r>
+      <w:r>
+        <w:rPr>
+          <w:b/>
+          <w:bCs/>
+          <w:color w:val="000000" w:themeColor="text1"/>
+        </w:rPr>
+        <w:t>COLUMN</w:t>
+      </w:r>
+      <w:r>
+        <w:rPr>
+          <w:color w:val="000000" w:themeColor="text1"/>
+        </w:rPr>
+        <w:t xml:space="preserve"> column_name;</w:t>
+      </w:r>
+    </w:p>
+    <w:p>
+      <w:pPr>
+        <w:rPr>
+          <w:color w:val="000000" w:themeColor="text1"/>
+        </w:rPr>
+      </w:pPr>
+      <w:r>
+        <w:rPr>
+          <w:color w:val="000000" w:themeColor="text1"/>
+        </w:rPr>
+        <w:t>RENAME Table</w:t>
+      </w:r>
+      <w:r>
+        <w:rPr>
+          <w:color w:val="000000" w:themeColor="text1"/>
+        </w:rPr>
+        <w:br/>
+      </w:r>
       <w:r>
         <w:rPr>
           <w:b/>
           <w:bCs/>
           <w:color w:val="EE0000"/>
         </w:rPr>
-        <w:t>FROM</w:t>
-      </w:r>
-      <w:r>
-        <w:rPr>
-          <w:color w:val="000000" w:themeColor="text1"/>
-        </w:rPr>
-        <w:t xml:space="preserve">  </w:t>
-      </w:r>
-      <w:proofErr w:type="spellStart"/>
-      <w:r>
-        <w:rPr>
-          <w:color w:val="000000" w:themeColor="text1"/>
-        </w:rPr>
-        <w:t>table</w:t>
-      </w:r>
-      <w:proofErr w:type="gramEnd"/>
-      <w:r>
-        <w:rPr>
-          <w:color w:val="000000" w:themeColor="text1"/>
-        </w:rPr>
-        <w:t>_name</w:t>
-      </w:r>
-      <w:proofErr w:type="spellEnd"/>
-      <w:r>
-        <w:rPr>
-          <w:color w:val="000000" w:themeColor="text1"/>
-        </w:rPr>
-        <w:br/>
-      </w:r>
-      <w:r>
-        <w:rPr>
-          <w:b/>
-          <w:bCs/>
-          <w:color w:val="000000" w:themeColor="text1"/>
-        </w:rPr>
-        <w:t>WHERE</w:t>
-      </w:r>
-      <w:r>
-        <w:rPr>
-          <w:color w:val="000000" w:themeColor="text1"/>
-        </w:rPr>
-        <w:t xml:space="preserve"> condition;</w:t>
+        <w:t>ALTER TABLE</w:t>
+      </w:r>
+      <w:r>
+        <w:rPr>
+          <w:color w:val="000000" w:themeColor="text1"/>
+        </w:rPr>
+        <w:t xml:space="preserve"> table_name</w:t>
+      </w:r>
+      <w:r>
+        <w:rPr>
+          <w:color w:val="000000" w:themeColor="text1"/>
+        </w:rPr>
+        <w:br/>
+      </w:r>
+      <w:r>
+        <w:rPr>
+          <w:b/>
+          <w:bCs/>
+          <w:color w:val="EE0000"/>
+        </w:rPr>
+        <w:t xml:space="preserve">RENAME </w:t>
+      </w:r>
+      <w:r>
+        <w:rPr>
+          <w:b/>
+          <w:bCs/>
+          <w:color w:val="000000" w:themeColor="text1"/>
+        </w:rPr>
+        <w:t>TO</w:t>
+      </w:r>
+      <w:r>
+        <w:rPr>
+          <w:color w:val="000000" w:themeColor="text1"/>
+        </w:rPr>
+        <w:t xml:space="preserve"> new_table_name;</w:t>
       </w:r>
     </w:p>
     <w:p>
@@ -4427,51 +3035,170 @@
       </w:pPr>
       <w:r>
         <w:rPr>
+          <w:color w:val="000000" w:themeColor="text1"/>
+        </w:rPr>
+        <w:t>CHANGE Column (rename)</w:t>
+      </w:r>
+      <w:r>
+        <w:rPr>
+          <w:color w:val="000000" w:themeColor="text1"/>
+        </w:rPr>
+        <w:br/>
+      </w:r>
+      <w:r>
+        <w:rPr>
+          <w:b/>
+          <w:bCs/>
           <w:color w:val="EE0000"/>
         </w:rPr>
-        <w:t>Alter</w:t>
-      </w:r>
-      <w:r>
-        <w:rPr>
-          <w:color w:val="000000" w:themeColor="text1"/>
-        </w:rPr>
-        <w:t xml:space="preserve"> (to change the schema)</w:t>
-      </w:r>
-      <w:r>
-        <w:rPr>
-          <w:color w:val="000000" w:themeColor="text1"/>
-        </w:rPr>
-        <w:br/>
-        <w:t>ADD Column</w:t>
-      </w:r>
-      <w:r>
-        <w:rPr>
-          <w:color w:val="000000" w:themeColor="text1"/>
-        </w:rPr>
-        <w:br/>
-      </w:r>
-      <w:r>
-        <w:rPr>
-          <w:b/>
-          <w:bCs/>
+        <w:t>ALTER TABLE</w:t>
+      </w:r>
+      <w:r>
+        <w:rPr>
           <w:color w:val="EE0000"/>
         </w:rPr>
+        <w:t xml:space="preserve"> </w:t>
+      </w:r>
+      <w:r>
+        <w:rPr>
+          <w:color w:val="000000" w:themeColor="text1"/>
+        </w:rPr>
+        <w:t>table_name</w:t>
+      </w:r>
+      <w:r>
+        <w:rPr>
+          <w:color w:val="000000" w:themeColor="text1"/>
+        </w:rPr>
+        <w:br/>
+      </w:r>
+      <w:r>
+        <w:rPr>
+          <w:b/>
+          <w:bCs/>
+          <w:color w:val="EE0000"/>
+        </w:rPr>
+        <w:t xml:space="preserve">CHANGE </w:t>
+      </w:r>
+      <w:r>
+        <w:rPr>
+          <w:b/>
+          <w:bCs/>
+          <w:color w:val="000000" w:themeColor="text1"/>
+        </w:rPr>
+        <w:t>COLUMN</w:t>
+      </w:r>
+      <w:r>
+        <w:rPr>
+          <w:color w:val="000000" w:themeColor="text1"/>
+        </w:rPr>
+        <w:t xml:space="preserve"> old_name </w:t>
+      </w:r>
+      <w:r>
+        <w:rPr>
+          <w:b/>
+          <w:bCs/>
+          <w:color w:val="000000" w:themeColor="text1"/>
+        </w:rPr>
+        <w:t>new_name new_datatype new_constraint</w:t>
+      </w:r>
+      <w:r>
+        <w:rPr>
+          <w:color w:val="000000" w:themeColor="text1"/>
+        </w:rPr>
+        <w:t>;</w:t>
+      </w:r>
+    </w:p>
+    <w:p>
+      <w:pPr>
+        <w:rPr>
+          <w:color w:val="000000" w:themeColor="text1"/>
+        </w:rPr>
+      </w:pPr>
+      <w:r>
+        <w:rPr>
+          <w:color w:val="000000" w:themeColor="text1"/>
+        </w:rPr>
+        <w:t>MODIFY Column (modify datatype/constraint)</w:t>
+      </w:r>
+      <w:r>
+        <w:rPr>
+          <w:color w:val="000000" w:themeColor="text1"/>
+        </w:rPr>
+        <w:br/>
+      </w:r>
+      <w:r>
+        <w:rPr>
+          <w:b/>
+          <w:bCs/>
+          <w:color w:val="EE0000"/>
+        </w:rPr>
         <w:t>ALTER TABLE</w:t>
       </w:r>
       <w:r>
         <w:rPr>
+          <w:color w:val="000000" w:themeColor="text1"/>
+        </w:rPr>
+        <w:t xml:space="preserve"> table_name</w:t>
+      </w:r>
+      <w:r>
+        <w:rPr>
+          <w:color w:val="000000" w:themeColor="text1"/>
+        </w:rPr>
+        <w:br/>
+      </w:r>
+      <w:r>
+        <w:rPr>
+          <w:b/>
+          <w:bCs/>
           <w:color w:val="EE0000"/>
         </w:rPr>
+        <w:t>MODIFY</w:t>
+      </w:r>
+      <w:r>
+        <w:rPr>
+          <w:color w:val="EE0000"/>
+        </w:rPr>
         <w:t xml:space="preserve"> </w:t>
       </w:r>
-      <w:proofErr w:type="spellStart"/>
-      <w:r>
-        <w:rPr>
-          <w:color w:val="000000" w:themeColor="text1"/>
-        </w:rPr>
-        <w:t>table_name</w:t>
-      </w:r>
-      <w:proofErr w:type="spellEnd"/>
+      <w:r>
+        <w:rPr>
+          <w:color w:val="000000" w:themeColor="text1"/>
+        </w:rPr>
+        <w:t xml:space="preserve">col_name </w:t>
+      </w:r>
+      <w:r>
+        <w:rPr>
+          <w:b/>
+          <w:bCs/>
+          <w:color w:val="000000" w:themeColor="text1"/>
+        </w:rPr>
+        <w:t>new_datatype new_constraint</w:t>
+      </w:r>
+      <w:r>
+        <w:rPr>
+          <w:color w:val="000000" w:themeColor="text1"/>
+        </w:rPr>
+        <w:t>;</w:t>
+      </w:r>
+    </w:p>
+    <w:p>
+      <w:pPr>
+        <w:rPr>
+          <w:color w:val="000000" w:themeColor="text1"/>
+        </w:rPr>
+      </w:pPr>
+      <w:r>
+        <w:rPr>
+          <w:color w:val="000000" w:themeColor="text1"/>
+        </w:rPr>
+        <w:t>Truncate</w:t>
+      </w:r>
+      <w:r>
+        <w:rPr>
+          <w:color w:val="000000" w:themeColor="text1"/>
+        </w:rPr>
+        <w:t xml:space="preserve"> (to delete table’s data)</w:t>
+      </w:r>
       <w:r>
         <w:rPr>
           <w:color w:val="000000" w:themeColor="text1"/>
@@ -4484,489 +3211,6 @@
           <w:bCs/>
           <w:color w:val="EE0000"/>
         </w:rPr>
-        <w:t xml:space="preserve">ADD </w:t>
-      </w:r>
-      <w:r>
-        <w:rPr>
-          <w:b/>
-          <w:bCs/>
-          <w:color w:val="000000" w:themeColor="text1"/>
-        </w:rPr>
-        <w:t>COLUMN</w:t>
-      </w:r>
-      <w:r>
-        <w:rPr>
-          <w:color w:val="000000" w:themeColor="text1"/>
-        </w:rPr>
-        <w:t xml:space="preserve"> </w:t>
-      </w:r>
-      <w:proofErr w:type="spellStart"/>
-      <w:r>
-        <w:rPr>
-          <w:color w:val="000000" w:themeColor="text1"/>
-        </w:rPr>
-        <w:t>column_name</w:t>
-      </w:r>
-      <w:proofErr w:type="spellEnd"/>
-      <w:r>
-        <w:rPr>
-          <w:color w:val="000000" w:themeColor="text1"/>
-        </w:rPr>
-        <w:t xml:space="preserve"> datatype constraint;</w:t>
-      </w:r>
-    </w:p>
-    <w:p>
-      <w:pPr>
-        <w:rPr>
-          <w:color w:val="000000" w:themeColor="text1"/>
-        </w:rPr>
-      </w:pPr>
-      <w:r>
-        <w:rPr>
-          <w:color w:val="000000" w:themeColor="text1"/>
-        </w:rPr>
-        <w:t>D</w:t>
-      </w:r>
-      <w:r>
-        <w:rPr>
-          <w:color w:val="000000" w:themeColor="text1"/>
-        </w:rPr>
-        <w:t>ROP</w:t>
-      </w:r>
-      <w:r>
-        <w:rPr>
-          <w:color w:val="000000" w:themeColor="text1"/>
-        </w:rPr>
-        <w:t xml:space="preserve"> Column</w:t>
-      </w:r>
-      <w:r>
-        <w:rPr>
-          <w:color w:val="000000" w:themeColor="text1"/>
-        </w:rPr>
-        <w:br/>
-      </w:r>
-      <w:r>
-        <w:rPr>
-          <w:b/>
-          <w:bCs/>
-          <w:color w:val="EE0000"/>
-        </w:rPr>
-        <w:t>ALTER TABLE</w:t>
-      </w:r>
-      <w:r>
-        <w:rPr>
-          <w:color w:val="000000" w:themeColor="text1"/>
-        </w:rPr>
-        <w:t xml:space="preserve"> </w:t>
-      </w:r>
-      <w:proofErr w:type="spellStart"/>
-      <w:r>
-        <w:rPr>
-          <w:color w:val="000000" w:themeColor="text1"/>
-        </w:rPr>
-        <w:t>table_name</w:t>
-      </w:r>
-      <w:proofErr w:type="spellEnd"/>
-      <w:r>
-        <w:rPr>
-          <w:color w:val="000000" w:themeColor="text1"/>
-        </w:rPr>
-        <w:br/>
-      </w:r>
-      <w:r>
-        <w:rPr>
-          <w:b/>
-          <w:bCs/>
-          <w:color w:val="EE0000"/>
-        </w:rPr>
-        <w:t xml:space="preserve">DROP </w:t>
-      </w:r>
-      <w:r>
-        <w:rPr>
-          <w:b/>
-          <w:bCs/>
-          <w:color w:val="000000" w:themeColor="text1"/>
-        </w:rPr>
-        <w:t>COLUMN</w:t>
-      </w:r>
-      <w:r>
-        <w:rPr>
-          <w:color w:val="000000" w:themeColor="text1"/>
-        </w:rPr>
-        <w:t xml:space="preserve"> </w:t>
-      </w:r>
-      <w:proofErr w:type="spellStart"/>
-      <w:r>
-        <w:rPr>
-          <w:color w:val="000000" w:themeColor="text1"/>
-        </w:rPr>
-        <w:t>column_name</w:t>
-      </w:r>
-      <w:proofErr w:type="spellEnd"/>
-      <w:r>
-        <w:rPr>
-          <w:color w:val="000000" w:themeColor="text1"/>
-        </w:rPr>
-        <w:t>;</w:t>
-      </w:r>
-    </w:p>
-    <w:p>
-      <w:pPr>
-        <w:rPr>
-          <w:color w:val="000000" w:themeColor="text1"/>
-        </w:rPr>
-      </w:pPr>
-      <w:r>
-        <w:rPr>
-          <w:color w:val="000000" w:themeColor="text1"/>
-        </w:rPr>
-        <w:t>RENAME Table</w:t>
-      </w:r>
-      <w:r>
-        <w:rPr>
-          <w:color w:val="000000" w:themeColor="text1"/>
-        </w:rPr>
-        <w:br/>
-      </w:r>
-      <w:r>
-        <w:rPr>
-          <w:b/>
-          <w:bCs/>
-          <w:color w:val="EE0000"/>
-        </w:rPr>
-        <w:t>ALTER TABLE</w:t>
-      </w:r>
-      <w:r>
-        <w:rPr>
-          <w:color w:val="000000" w:themeColor="text1"/>
-        </w:rPr>
-        <w:t xml:space="preserve"> </w:t>
-      </w:r>
-      <w:proofErr w:type="spellStart"/>
-      <w:r>
-        <w:rPr>
-          <w:color w:val="000000" w:themeColor="text1"/>
-        </w:rPr>
-        <w:t>table_name</w:t>
-      </w:r>
-      <w:proofErr w:type="spellEnd"/>
-      <w:r>
-        <w:rPr>
-          <w:color w:val="000000" w:themeColor="text1"/>
-        </w:rPr>
-        <w:br/>
-      </w:r>
-      <w:r>
-        <w:rPr>
-          <w:b/>
-          <w:bCs/>
-          <w:color w:val="EE0000"/>
-        </w:rPr>
-        <w:t xml:space="preserve">RENAME </w:t>
-      </w:r>
-      <w:r>
-        <w:rPr>
-          <w:b/>
-          <w:bCs/>
-          <w:color w:val="000000" w:themeColor="text1"/>
-        </w:rPr>
-        <w:t>TO</w:t>
-      </w:r>
-      <w:r>
-        <w:rPr>
-          <w:color w:val="000000" w:themeColor="text1"/>
-        </w:rPr>
-        <w:t xml:space="preserve"> </w:t>
-      </w:r>
-      <w:proofErr w:type="spellStart"/>
-      <w:r>
-        <w:rPr>
-          <w:color w:val="000000" w:themeColor="text1"/>
-        </w:rPr>
-        <w:t>new_table_name</w:t>
-      </w:r>
-      <w:proofErr w:type="spellEnd"/>
-      <w:r>
-        <w:rPr>
-          <w:color w:val="000000" w:themeColor="text1"/>
-        </w:rPr>
-        <w:t>;</w:t>
-      </w:r>
-    </w:p>
-    <w:p>
-      <w:pPr>
-        <w:rPr>
-          <w:color w:val="000000" w:themeColor="text1"/>
-        </w:rPr>
-      </w:pPr>
-      <w:r>
-        <w:rPr>
-          <w:color w:val="000000" w:themeColor="text1"/>
-        </w:rPr>
-        <w:t>CHANGE Column (rename)</w:t>
-      </w:r>
-      <w:r>
-        <w:rPr>
-          <w:color w:val="000000" w:themeColor="text1"/>
-        </w:rPr>
-        <w:br/>
-      </w:r>
-      <w:r>
-        <w:rPr>
-          <w:b/>
-          <w:bCs/>
-          <w:color w:val="EE0000"/>
-        </w:rPr>
-        <w:t>ALTER TABLE</w:t>
-      </w:r>
-      <w:r>
-        <w:rPr>
-          <w:color w:val="EE0000"/>
-        </w:rPr>
-        <w:t xml:space="preserve"> </w:t>
-      </w:r>
-      <w:proofErr w:type="spellStart"/>
-      <w:r>
-        <w:rPr>
-          <w:color w:val="000000" w:themeColor="text1"/>
-        </w:rPr>
-        <w:t>table_name</w:t>
-      </w:r>
-      <w:proofErr w:type="spellEnd"/>
-      <w:r>
-        <w:rPr>
-          <w:color w:val="000000" w:themeColor="text1"/>
-        </w:rPr>
-        <w:br/>
-      </w:r>
-      <w:r>
-        <w:rPr>
-          <w:b/>
-          <w:bCs/>
-          <w:color w:val="EE0000"/>
-        </w:rPr>
-        <w:t xml:space="preserve">CHANGE </w:t>
-      </w:r>
-      <w:r>
-        <w:rPr>
-          <w:b/>
-          <w:bCs/>
-          <w:color w:val="000000" w:themeColor="text1"/>
-        </w:rPr>
-        <w:t>COLUMN</w:t>
-      </w:r>
-      <w:r>
-        <w:rPr>
-          <w:color w:val="000000" w:themeColor="text1"/>
-        </w:rPr>
-        <w:t xml:space="preserve"> </w:t>
-      </w:r>
-      <w:proofErr w:type="spellStart"/>
-      <w:r>
-        <w:rPr>
-          <w:color w:val="000000" w:themeColor="text1"/>
-        </w:rPr>
-        <w:t>old_name</w:t>
-      </w:r>
-      <w:proofErr w:type="spellEnd"/>
-      <w:r>
-        <w:rPr>
-          <w:color w:val="000000" w:themeColor="text1"/>
-        </w:rPr>
-        <w:t xml:space="preserve"> </w:t>
-      </w:r>
-      <w:proofErr w:type="spellStart"/>
-      <w:r>
-        <w:rPr>
-          <w:b/>
-          <w:bCs/>
-          <w:color w:val="000000" w:themeColor="text1"/>
-        </w:rPr>
-        <w:t>new_name</w:t>
-      </w:r>
-      <w:proofErr w:type="spellEnd"/>
-      <w:r>
-        <w:rPr>
-          <w:b/>
-          <w:bCs/>
-          <w:color w:val="000000" w:themeColor="text1"/>
-        </w:rPr>
-        <w:t xml:space="preserve"> </w:t>
-      </w:r>
-      <w:proofErr w:type="spellStart"/>
-      <w:r>
-        <w:rPr>
-          <w:b/>
-          <w:bCs/>
-          <w:color w:val="000000" w:themeColor="text1"/>
-        </w:rPr>
-        <w:t>new_datatype</w:t>
-      </w:r>
-      <w:proofErr w:type="spellEnd"/>
-      <w:r>
-        <w:rPr>
-          <w:b/>
-          <w:bCs/>
-          <w:color w:val="000000" w:themeColor="text1"/>
-        </w:rPr>
-        <w:t xml:space="preserve"> </w:t>
-      </w:r>
-      <w:proofErr w:type="spellStart"/>
-      <w:r>
-        <w:rPr>
-          <w:b/>
-          <w:bCs/>
-          <w:color w:val="000000" w:themeColor="text1"/>
-        </w:rPr>
-        <w:t>new_constraint</w:t>
-      </w:r>
-      <w:proofErr w:type="spellEnd"/>
-      <w:r>
-        <w:rPr>
-          <w:color w:val="000000" w:themeColor="text1"/>
-        </w:rPr>
-        <w:t>;</w:t>
-      </w:r>
-    </w:p>
-    <w:p>
-      <w:pPr>
-        <w:rPr>
-          <w:color w:val="000000" w:themeColor="text1"/>
-        </w:rPr>
-      </w:pPr>
-      <w:r>
-        <w:rPr>
-          <w:color w:val="000000" w:themeColor="text1"/>
-        </w:rPr>
-        <w:t>MODIFY Column (modify datatype/constraint)</w:t>
-      </w:r>
-      <w:r>
-        <w:rPr>
-          <w:color w:val="000000" w:themeColor="text1"/>
-        </w:rPr>
-        <w:br/>
-      </w:r>
-      <w:r>
-        <w:rPr>
-          <w:b/>
-          <w:bCs/>
-          <w:color w:val="EE0000"/>
-        </w:rPr>
-        <w:t>ALTER TABLE</w:t>
-      </w:r>
-      <w:r>
-        <w:rPr>
-          <w:color w:val="000000" w:themeColor="text1"/>
-        </w:rPr>
-        <w:t xml:space="preserve"> </w:t>
-      </w:r>
-      <w:proofErr w:type="spellStart"/>
-      <w:r>
-        <w:rPr>
-          <w:color w:val="000000" w:themeColor="text1"/>
-        </w:rPr>
-        <w:t>table_name</w:t>
-      </w:r>
-      <w:proofErr w:type="spellEnd"/>
-      <w:r>
-        <w:rPr>
-          <w:color w:val="000000" w:themeColor="text1"/>
-        </w:rPr>
-        <w:br/>
-      </w:r>
-      <w:r>
-        <w:rPr>
-          <w:b/>
-          <w:bCs/>
-          <w:color w:val="EE0000"/>
-        </w:rPr>
-        <w:t>MODIFY</w:t>
-      </w:r>
-      <w:r>
-        <w:rPr>
-          <w:color w:val="EE0000"/>
-        </w:rPr>
-        <w:t xml:space="preserve"> </w:t>
-      </w:r>
-      <w:proofErr w:type="spellStart"/>
-      <w:r>
-        <w:rPr>
-          <w:color w:val="000000" w:themeColor="text1"/>
-        </w:rPr>
-        <w:t>col_name</w:t>
-      </w:r>
-      <w:proofErr w:type="spellEnd"/>
-      <w:r>
-        <w:rPr>
-          <w:color w:val="000000" w:themeColor="text1"/>
-        </w:rPr>
-        <w:t xml:space="preserve"> </w:t>
-      </w:r>
-      <w:proofErr w:type="spellStart"/>
-      <w:r>
-        <w:rPr>
-          <w:b/>
-          <w:bCs/>
-          <w:color w:val="000000" w:themeColor="text1"/>
-        </w:rPr>
-        <w:t>new_datatype</w:t>
-      </w:r>
-      <w:proofErr w:type="spellEnd"/>
-      <w:r>
-        <w:rPr>
-          <w:b/>
-          <w:bCs/>
-          <w:color w:val="000000" w:themeColor="text1"/>
-        </w:rPr>
-        <w:t xml:space="preserve"> </w:t>
-      </w:r>
-      <w:proofErr w:type="spellStart"/>
-      <w:r>
-        <w:rPr>
-          <w:b/>
-          <w:bCs/>
-          <w:color w:val="000000" w:themeColor="text1"/>
-        </w:rPr>
-        <w:t>new_constraint</w:t>
-      </w:r>
-      <w:proofErr w:type="spellEnd"/>
-      <w:r>
-        <w:rPr>
-          <w:color w:val="000000" w:themeColor="text1"/>
-        </w:rPr>
-        <w:t>;</w:t>
-      </w:r>
-    </w:p>
-    <w:p>
-      <w:pPr>
-        <w:rPr>
-          <w:color w:val="000000" w:themeColor="text1"/>
-        </w:rPr>
-      </w:pPr>
-      <w:r>
-        <w:rPr>
-          <w:color w:val="000000" w:themeColor="text1"/>
-        </w:rPr>
-        <w:t>Truncate</w:t>
-      </w:r>
-      <w:r>
-        <w:rPr>
-          <w:color w:val="000000" w:themeColor="text1"/>
-        </w:rPr>
-        <w:t xml:space="preserve"> (to delete table’s data)</w:t>
-      </w:r>
-      <w:r>
-        <w:rPr>
-          <w:color w:val="000000" w:themeColor="text1"/>
-        </w:rPr>
-        <w:br/>
-      </w:r>
-      <w:r>
-        <w:rPr>
-          <w:b/>
-          <w:bCs/>
-          <w:color w:val="EE0000"/>
-        </w:rPr>
         <w:t xml:space="preserve">TRUNCATE </w:t>
       </w:r>
       <w:r>
@@ -4981,21 +3225,7 @@
         <w:rPr>
           <w:color w:val="000000" w:themeColor="text1"/>
         </w:rPr>
-        <w:t xml:space="preserve"> </w:t>
-      </w:r>
-      <w:proofErr w:type="spellStart"/>
-      <w:r>
-        <w:rPr>
-          <w:color w:val="000000" w:themeColor="text1"/>
-        </w:rPr>
-        <w:t>table_name</w:t>
-      </w:r>
-      <w:proofErr w:type="spellEnd"/>
-      <w:r>
-        <w:rPr>
-          <w:color w:val="000000" w:themeColor="text1"/>
-        </w:rPr>
-        <w:t>;</w:t>
+        <w:t xml:space="preserve"> table_name;</w:t>
       </w:r>
     </w:p>
     <w:p>
@@ -5189,30 +3419,8 @@
         <w:rPr>
           <w:color w:val="000000" w:themeColor="text1"/>
         </w:rPr>
-        <w:t xml:space="preserve">Disable </w:t>
-      </w:r>
-      <w:proofErr w:type="spellStart"/>
-      <w:r>
-        <w:rPr>
-          <w:color w:val="000000" w:themeColor="text1"/>
-        </w:rPr>
-        <w:t>autocommit</w:t>
-      </w:r>
-      <w:proofErr w:type="spellEnd"/>
-      <w:r>
-        <w:rPr>
-          <w:color w:val="000000" w:themeColor="text1"/>
-        </w:rPr>
-        <w:t xml:space="preserve">                  Enable </w:t>
-      </w:r>
-      <w:proofErr w:type="spellStart"/>
-      <w:r>
-        <w:rPr>
-          <w:color w:val="000000" w:themeColor="text1"/>
-        </w:rPr>
-        <w:t>autocommit</w:t>
-      </w:r>
-      <w:proofErr w:type="spellEnd"/>
+        <w:t>Disable autocommit                  Enable autocommit</w:t>
+      </w:r>
       <w:r>
         <w:rPr>
           <w:color w:val="000000" w:themeColor="text1"/>
@@ -5233,33 +3441,11 @@
         </w:rPr>
         <w:t xml:space="preserve"> </w:t>
       </w:r>
-      <w:proofErr w:type="spellStart"/>
-      <w:r>
-        <w:rPr>
-          <w:color w:val="000000" w:themeColor="text1"/>
-        </w:rPr>
-        <w:t>autocommit</w:t>
-      </w:r>
-      <w:proofErr w:type="spellEnd"/>
-      <w:r>
-        <w:rPr>
-          <w:color w:val="000000" w:themeColor="text1"/>
-        </w:rPr>
-        <w:t xml:space="preserve"> = </w:t>
-      </w:r>
-      <w:proofErr w:type="gramStart"/>
-      <w:r>
-        <w:rPr>
-          <w:color w:val="000000" w:themeColor="text1"/>
-        </w:rPr>
-        <w:t xml:space="preserve">0;   </w:t>
-      </w:r>
-      <w:proofErr w:type="gramEnd"/>
-      <w:r>
-        <w:rPr>
-          <w:color w:val="000000" w:themeColor="text1"/>
-        </w:rPr>
-        <w:t xml:space="preserve">              </w:t>
+      <w:r>
+        <w:rPr>
+          <w:color w:val="000000" w:themeColor="text1"/>
+        </w:rPr>
+        <w:t xml:space="preserve">autocommit = 0;                 </w:t>
       </w:r>
       <w:r>
         <w:rPr>
@@ -5275,19 +3461,11 @@
         </w:rPr>
         <w:t xml:space="preserve"> </w:t>
       </w:r>
-      <w:proofErr w:type="spellStart"/>
-      <w:r>
-        <w:rPr>
-          <w:color w:val="000000" w:themeColor="text1"/>
-        </w:rPr>
-        <w:t>autocommit</w:t>
-      </w:r>
-      <w:proofErr w:type="spellEnd"/>
-      <w:r>
-        <w:rPr>
-          <w:color w:val="000000" w:themeColor="text1"/>
-        </w:rPr>
-        <w:t xml:space="preserve"> = 1;</w:t>
+      <w:r>
+        <w:rPr>
+          <w:color w:val="000000" w:themeColor="text1"/>
+        </w:rPr>
+        <w:t>autocommit = 1;</w:t>
       </w:r>
     </w:p>
     <w:p>
@@ -5313,7 +3491,6 @@
         </w:rPr>
         <w:br/>
       </w:r>
-      <w:proofErr w:type="spellStart"/>
       <w:r>
         <w:rPr>
           <w:color w:val="000000" w:themeColor="text1"/>
@@ -5324,14 +3501,7 @@
         <w:rPr>
           <w:color w:val="000000" w:themeColor="text1"/>
         </w:rPr>
-        <w:t>OINs</w:t>
-      </w:r>
-      <w:proofErr w:type="spellEnd"/>
-      <w:r>
-        <w:rPr>
-          <w:color w:val="000000" w:themeColor="text1"/>
-        </w:rPr>
-        <w:t xml:space="preserve"> are used to combine rows from two or more tables based on a related column between them.</w:t>
+        <w:t>OINs are used to combine rows from two or more tables based on a related column between them.</w:t>
       </w:r>
       <w:r>
         <w:rPr>
@@ -5352,21 +3522,7 @@
           <w:color w:val="000000" w:themeColor="text1"/>
         </w:rPr>
         <w:br/>
-        <w:t xml:space="preserve">  Cross Join        Self </w:t>
-      </w:r>
-      <w:proofErr w:type="gramStart"/>
-      <w:r>
-        <w:rPr>
-          <w:color w:val="000000" w:themeColor="text1"/>
-        </w:rPr>
-        <w:t>Join(</w:t>
-      </w:r>
-      <w:proofErr w:type="gramEnd"/>
-      <w:r>
-        <w:rPr>
-          <w:color w:val="000000" w:themeColor="text1"/>
-        </w:rPr>
-        <w:t>It is a regular join, but the table is joined with itself)</w:t>
+        <w:t xml:space="preserve">  Cross Join        Self Join(It is a regular join, but the table is joined with itself)</w:t>
       </w:r>
       <w:r>
         <w:rPr>
@@ -5549,6 +3705,1246 @@
         </w:rPr>
         <w:br/>
         <w:t>A predefined set of SQL statements you can save in the database and execute whenever needed.</w:t>
+      </w:r>
+    </w:p>
+    <w:p>
+      <w:pPr>
+        <w:rPr>
+          <w:color w:val="000000" w:themeColor="text1"/>
+        </w:rPr>
+      </w:pPr>
+    </w:p>
+    <w:p>
+      <w:pPr>
+        <w:rPr>
+          <w:color w:val="000000" w:themeColor="text1"/>
+        </w:rPr>
+      </w:pPr>
+    </w:p>
+    <w:p>
+      <w:pPr>
+        <w:rPr>
+          <w:color w:val="000000" w:themeColor="text1"/>
+        </w:rPr>
+      </w:pPr>
+    </w:p>
+    <w:p>
+      <w:pPr>
+        <w:rPr>
+          <w:b/>
+          <w:bCs/>
+          <w:color w:val="000000" w:themeColor="text1"/>
+        </w:rPr>
+      </w:pPr>
+      <w:r>
+        <w:rPr>
+          <w:b/>
+          <w:bCs/>
+          <w:color w:val="000000" w:themeColor="text1"/>
+        </w:rPr>
+        <w:t>DATA COLLECTION (CONTINUATION)</w:t>
+      </w:r>
+    </w:p>
+    <w:p>
+      <w:pPr>
+        <w:rPr>
+          <w:color w:val="000000" w:themeColor="text1"/>
+        </w:rPr>
+      </w:pPr>
+      <w:r>
+        <w:rPr>
+          <w:color w:val="000000" w:themeColor="text1"/>
+        </w:rPr>
+        <w:t>Popular Techniques:</w:t>
+      </w:r>
+      <w:r>
+        <w:rPr>
+          <w:color w:val="000000" w:themeColor="text1"/>
+        </w:rPr>
+        <w:br/>
+        <w:t xml:space="preserve">  -  </w:t>
+      </w:r>
+      <w:r>
+        <w:rPr>
+          <w:b/>
+          <w:bCs/>
+          <w:color w:val="000000" w:themeColor="text1"/>
+        </w:rPr>
+        <w:t>Public Datasets</w:t>
+      </w:r>
+      <w:r>
+        <w:rPr>
+          <w:color w:val="000000" w:themeColor="text1"/>
+        </w:rPr>
+        <w:t xml:space="preserve"> – Kaggle, UCI ML Repo etc.</w:t>
+      </w:r>
+      <w:r>
+        <w:rPr>
+          <w:color w:val="000000" w:themeColor="text1"/>
+        </w:rPr>
+        <w:br/>
+        <w:t xml:space="preserve">  -  </w:t>
+      </w:r>
+      <w:r>
+        <w:rPr>
+          <w:b/>
+          <w:bCs/>
+          <w:color w:val="000000" w:themeColor="text1"/>
+        </w:rPr>
+        <w:t xml:space="preserve">Databases </w:t>
+      </w:r>
+      <w:r>
+        <w:rPr>
+          <w:color w:val="000000" w:themeColor="text1"/>
+        </w:rPr>
+        <w:t>– SQLAlchemy, sqlite3, PyMySQL, pymongo, py2neo etc.</w:t>
+      </w:r>
+      <w:r>
+        <w:rPr>
+          <w:color w:val="000000" w:themeColor="text1"/>
+        </w:rPr>
+        <w:br/>
+        <w:t xml:space="preserve">  -  </w:t>
+      </w:r>
+      <w:r>
+        <w:rPr>
+          <w:b/>
+          <w:bCs/>
+          <w:color w:val="000000" w:themeColor="text1"/>
+        </w:rPr>
+        <w:t>APIs</w:t>
+      </w:r>
+      <w:r>
+        <w:rPr>
+          <w:color w:val="000000" w:themeColor="text1"/>
+        </w:rPr>
+        <w:t xml:space="preserve"> – retrieve structured data (JSON/XML etc.)</w:t>
+      </w:r>
+      <w:r>
+        <w:rPr>
+          <w:color w:val="000000" w:themeColor="text1"/>
+        </w:rPr>
+        <w:br/>
+        <w:t xml:space="preserve">  -  </w:t>
+      </w:r>
+      <w:r>
+        <w:rPr>
+          <w:b/>
+          <w:bCs/>
+          <w:color w:val="000000" w:themeColor="text1"/>
+        </w:rPr>
+        <w:t>Web Scraping</w:t>
+      </w:r>
+      <w:r>
+        <w:rPr>
+          <w:color w:val="000000" w:themeColor="text1"/>
+        </w:rPr>
+        <w:t xml:space="preserve"> – BeautifulSoup, Ixml, Selenium, Playwright etc.</w:t>
+      </w:r>
+    </w:p>
+    <w:p>
+      <w:pPr>
+        <w:rPr>
+          <w:color w:val="000000" w:themeColor="text1"/>
+        </w:rPr>
+      </w:pPr>
+      <w:r>
+        <w:rPr>
+          <w:b/>
+          <w:bCs/>
+          <w:color w:val="000000" w:themeColor="text1"/>
+        </w:rPr>
+        <w:t>Working with APIs</w:t>
+      </w:r>
+      <w:r>
+        <w:rPr>
+          <w:color w:val="000000" w:themeColor="text1"/>
+        </w:rPr>
+        <w:br/>
+        <w:t>using requests</w:t>
+      </w:r>
+      <w:r>
+        <w:rPr>
+          <w:color w:val="000000" w:themeColor="text1"/>
+        </w:rPr>
+        <w:t xml:space="preserve"> (Application Programming Interface)</w:t>
+      </w:r>
+    </w:p>
+    <w:p>
+      <w:pPr>
+        <w:rPr>
+          <w:color w:val="000000" w:themeColor="text1"/>
+        </w:rPr>
+      </w:pPr>
+      <w:r>
+        <w:rPr>
+          <w:b/>
+          <w:bCs/>
+          <w:color w:val="000000" w:themeColor="text1"/>
+        </w:rPr>
+        <w:t>Web Scraping</w:t>
+      </w:r>
+      <w:r>
+        <w:rPr>
+          <w:color w:val="000000" w:themeColor="text1"/>
+        </w:rPr>
+        <w:br/>
+        <w:t>Involves programmatically extracting data from websites</w:t>
+      </w:r>
+    </w:p>
+    <w:p>
+      <w:pPr>
+        <w:rPr>
+          <w:color w:val="000000" w:themeColor="text1"/>
+        </w:rPr>
+      </w:pPr>
+      <w:r>
+        <w:rPr>
+          <w:b/>
+          <w:bCs/>
+          <w:color w:val="000000" w:themeColor="text1"/>
+        </w:rPr>
+        <w:t>HTML for Data Science</w:t>
+      </w:r>
+      <w:r>
+        <w:rPr>
+          <w:color w:val="000000" w:themeColor="text1"/>
+        </w:rPr>
+        <w:br/>
+        <w:t>HTML</w:t>
+      </w:r>
+      <w:r>
+        <w:rPr>
+          <w:color w:val="000000" w:themeColor="text1"/>
+        </w:rPr>
+        <w:t>(</w:t>
+      </w:r>
+      <w:r>
+        <w:rPr>
+          <w:b/>
+          <w:bCs/>
+          <w:color w:val="000000" w:themeColor="text1"/>
+        </w:rPr>
+        <w:t>HyperText Markup Language</w:t>
+      </w:r>
+      <w:r>
+        <w:rPr>
+          <w:color w:val="000000" w:themeColor="text1"/>
+        </w:rPr>
+        <w:t>)</w:t>
+      </w:r>
+      <w:r>
+        <w:rPr>
+          <w:color w:val="000000" w:themeColor="text1"/>
+        </w:rPr>
+        <w:t xml:space="preserve"> is the standard language to create web pages and structure content on the web.</w:t>
+      </w:r>
+      <w:r>
+        <w:rPr>
+          <w:color w:val="000000" w:themeColor="text1"/>
+        </w:rPr>
+        <w:br/>
+        <w:t xml:space="preserve">These web pages are </w:t>
+      </w:r>
+      <w:r>
+        <w:rPr>
+          <w:color w:val="000000" w:themeColor="text1"/>
+        </w:rPr>
+        <w:t>structured</w:t>
+      </w:r>
+      <w:r>
+        <w:rPr>
+          <w:color w:val="000000" w:themeColor="text1"/>
+        </w:rPr>
+        <w:t xml:space="preserve"> using </w:t>
+      </w:r>
+      <w:r>
+        <w:rPr>
+          <w:b/>
+          <w:bCs/>
+          <w:color w:val="000000" w:themeColor="text1"/>
+        </w:rPr>
+        <w:t>tags</w:t>
+      </w:r>
+      <w:r>
+        <w:rPr>
+          <w:color w:val="000000" w:themeColor="text1"/>
+        </w:rPr>
+        <w:t xml:space="preserve">, which define elements like headings, paragraphs, links, tables, lists, and forms. When our web page loads, our browser interprets HTML to display this </w:t>
+      </w:r>
+      <w:r>
+        <w:rPr>
+          <w:color w:val="000000" w:themeColor="text1"/>
+        </w:rPr>
+        <w:lastRenderedPageBreak/>
+        <w:t>content accordingly.</w:t>
+      </w:r>
+      <w:r>
+        <w:rPr>
+          <w:color w:val="000000" w:themeColor="text1"/>
+        </w:rPr>
+        <w:br/>
+        <w:t xml:space="preserve">                      &lt;</w:t>
+      </w:r>
+      <w:r>
+        <w:rPr>
+          <w:color w:val="D509E5"/>
+        </w:rPr>
+        <w:t>tagname</w:t>
+      </w:r>
+      <w:r>
+        <w:rPr>
+          <w:color w:val="000000" w:themeColor="text1"/>
+        </w:rPr>
+        <w:t>&gt;content&lt;/</w:t>
+      </w:r>
+      <w:r>
+        <w:rPr>
+          <w:color w:val="D509E5"/>
+        </w:rPr>
+        <w:t>tagname</w:t>
+      </w:r>
+      <w:r>
+        <w:rPr>
+          <w:color w:val="000000" w:themeColor="text1"/>
+        </w:rPr>
+        <w:t>&gt;</w:t>
+      </w:r>
+    </w:p>
+    <w:p>
+      <w:pPr>
+        <w:rPr>
+          <w:color w:val="000000" w:themeColor="text1"/>
+        </w:rPr>
+      </w:pPr>
+      <w:r>
+        <w:rPr>
+          <w:b/>
+          <w:bCs/>
+          <w:color w:val="000000" w:themeColor="text1"/>
+        </w:rPr>
+        <w:t>Attributes In HTML</w:t>
+      </w:r>
+      <w:r>
+        <w:rPr>
+          <w:color w:val="000000" w:themeColor="text1"/>
+        </w:rPr>
+        <w:br/>
+        <w:t>HTML elements can have attributes that store additional information like metadata or instructions.</w:t>
+      </w:r>
+      <w:r>
+        <w:rPr>
+          <w:color w:val="000000" w:themeColor="text1"/>
+        </w:rPr>
+        <w:br/>
+        <w:t>href (&lt;a&gt;), src (&lt;img&gt;), id, class, type, name, value</w:t>
+      </w:r>
+    </w:p>
+    <w:p>
+      <w:pPr>
+        <w:rPr>
+          <w:color w:val="000000" w:themeColor="text1"/>
+        </w:rPr>
+      </w:pPr>
+      <w:r>
+        <w:rPr>
+          <w:b/>
+          <w:bCs/>
+          <w:color w:val="000000" w:themeColor="text1"/>
+        </w:rPr>
+        <w:t>Web Scraping</w:t>
+      </w:r>
+      <w:r>
+        <w:rPr>
+          <w:color w:val="000000" w:themeColor="text1"/>
+        </w:rPr>
+        <w:br/>
+      </w:r>
+      <w:r>
+        <w:rPr>
+          <w:color w:val="D60093"/>
+        </w:rPr>
+        <w:t>requests</w:t>
+      </w:r>
+      <w:r>
+        <w:rPr>
+          <w:color w:val="000000" w:themeColor="text1"/>
+        </w:rPr>
+        <w:t xml:space="preserve"> – Used to download the webpage i.e. HTML</w:t>
+      </w:r>
+      <w:r>
+        <w:rPr>
+          <w:color w:val="000000" w:themeColor="text1"/>
+        </w:rPr>
+        <w:br/>
+      </w:r>
+      <w:r>
+        <w:rPr>
+          <w:color w:val="D60093"/>
+        </w:rPr>
+        <w:t xml:space="preserve">BeautifulSoup </w:t>
+      </w:r>
+      <w:r>
+        <w:rPr>
+          <w:color w:val="000000" w:themeColor="text1"/>
+        </w:rPr>
+        <w:t>– Parses &amp; extracts data from HTML (used for static HTML)</w:t>
+      </w:r>
+      <w:r>
+        <w:rPr>
+          <w:color w:val="000000" w:themeColor="text1"/>
+        </w:rPr>
+        <w:br/>
+        <w:t xml:space="preserve">        We use requests &amp; BeautifulSoup together</w:t>
+      </w:r>
+      <w:r>
+        <w:rPr>
+          <w:color w:val="000000" w:themeColor="text1"/>
+        </w:rPr>
+        <w:br/>
+      </w:r>
+      <w:r>
+        <w:rPr>
+          <w:color w:val="D60093"/>
+        </w:rPr>
+        <w:t xml:space="preserve">Selenium </w:t>
+      </w:r>
+      <w:r>
+        <w:rPr>
+          <w:color w:val="000000" w:themeColor="text1"/>
+        </w:rPr>
+        <w:t>– Automates a browser to load dynamic JS pages – optional alternative to (requests + BeautifulSoup) in case of dynamic websites</w:t>
+      </w:r>
+    </w:p>
+    <w:p>
+      <w:pPr>
+        <w:rPr>
+          <w:color w:val="000000" w:themeColor="text1"/>
+        </w:rPr>
+      </w:pPr>
+      <w:r>
+        <w:rPr>
+          <w:color w:val="000000" w:themeColor="text1"/>
+        </w:rPr>
+        <w:t xml:space="preserve">                                         </w:t>
+      </w:r>
+    </w:p>
+    <w:tbl>
+      <w:tblPr>
+        <w:tblStyle w:val="LightList-Accent3"/>
+        <w:tblW w:w="4525" w:type="dxa"/>
+        <w:tblInd w:w="2241" w:type="dxa"/>
+        <w:tblLook w:val="0620" w:firstRow="1" w:lastRow="0" w:firstColumn="0" w:lastColumn="0" w:noHBand="1" w:noVBand="1"/>
+      </w:tblPr>
+      <w:tblGrid>
+        <w:gridCol w:w="1248"/>
+        <w:gridCol w:w="286"/>
+        <w:gridCol w:w="286"/>
+        <w:gridCol w:w="1850"/>
+        <w:gridCol w:w="285"/>
+        <w:gridCol w:w="285"/>
+        <w:gridCol w:w="285"/>
+      </w:tblGrid>
+      <w:tr>
+        <w:trPr>
+          <w:cnfStyle w:val="100000000000" w:firstRow="1" w:lastRow="0" w:firstColumn="0" w:lastColumn="0" w:oddVBand="0" w:evenVBand="0" w:oddHBand="0" w:evenHBand="0" w:firstRowFirstColumn="0" w:firstRowLastColumn="0" w:lastRowFirstColumn="0" w:lastRowLastColumn="0"/>
+          <w:trHeight w:val="252"/>
+        </w:trPr>
+        <w:tc>
+          <w:tcPr>
+            <w:tcW w:w="0" w:type="auto"/>
+          </w:tcPr>
+          <w:p>
+            <w:r>
+              <w:t>Code</w:t>
+            </w:r>
+          </w:p>
+        </w:tc>
+        <w:tc>
+          <w:tcPr>
+            <w:tcW w:w="0" w:type="auto"/>
+          </w:tcPr>
+          <w:p/>
+        </w:tc>
+        <w:tc>
+          <w:tcPr>
+            <w:tcW w:w="0" w:type="auto"/>
+          </w:tcPr>
+          <w:p/>
+        </w:tc>
+        <w:tc>
+          <w:tcPr>
+            <w:tcW w:w="0" w:type="auto"/>
+          </w:tcPr>
+          <w:p>
+            <w:r>
+              <w:t>Meaning</w:t>
+            </w:r>
+          </w:p>
+        </w:tc>
+        <w:tc>
+          <w:tcPr>
+            <w:tcW w:w="0" w:type="auto"/>
+          </w:tcPr>
+          <w:p/>
+        </w:tc>
+        <w:tc>
+          <w:tcPr>
+            <w:tcW w:w="0" w:type="auto"/>
+          </w:tcPr>
+          <w:p/>
+        </w:tc>
+        <w:tc>
+          <w:tcPr>
+            <w:tcW w:w="0" w:type="auto"/>
+          </w:tcPr>
+          <w:p/>
+        </w:tc>
+      </w:tr>
+      <w:tr>
+        <w:trPr>
+          <w:trHeight w:val="252"/>
+        </w:trPr>
+        <w:tc>
+          <w:tcPr>
+            <w:tcW w:w="0" w:type="auto"/>
+          </w:tcPr>
+          <w:p>
+            <w:r>
+              <w:t>200</w:t>
+            </w:r>
+          </w:p>
+        </w:tc>
+        <w:tc>
+          <w:tcPr>
+            <w:tcW w:w="0" w:type="auto"/>
+          </w:tcPr>
+          <w:p/>
+        </w:tc>
+        <w:tc>
+          <w:tcPr>
+            <w:tcW w:w="0" w:type="auto"/>
+          </w:tcPr>
+          <w:p/>
+        </w:tc>
+        <w:tc>
+          <w:tcPr>
+            <w:tcW w:w="0" w:type="auto"/>
+          </w:tcPr>
+          <w:p>
+            <w:r>
+              <w:t>OK</w:t>
+            </w:r>
+          </w:p>
+        </w:tc>
+        <w:tc>
+          <w:tcPr>
+            <w:tcW w:w="0" w:type="auto"/>
+          </w:tcPr>
+          <w:p/>
+        </w:tc>
+        <w:tc>
+          <w:tcPr>
+            <w:tcW w:w="0" w:type="auto"/>
+          </w:tcPr>
+          <w:p/>
+        </w:tc>
+        <w:tc>
+          <w:tcPr>
+            <w:tcW w:w="0" w:type="auto"/>
+          </w:tcPr>
+          <w:p/>
+        </w:tc>
+      </w:tr>
+      <w:tr>
+        <w:trPr>
+          <w:trHeight w:val="264"/>
+        </w:trPr>
+        <w:tc>
+          <w:tcPr>
+            <w:tcW w:w="0" w:type="auto"/>
+          </w:tcPr>
+          <w:p>
+            <w:r>
+              <w:t>301/302</w:t>
+            </w:r>
+          </w:p>
+        </w:tc>
+        <w:tc>
+          <w:tcPr>
+            <w:tcW w:w="0" w:type="auto"/>
+          </w:tcPr>
+          <w:p/>
+        </w:tc>
+        <w:tc>
+          <w:tcPr>
+            <w:tcW w:w="0" w:type="auto"/>
+          </w:tcPr>
+          <w:p/>
+        </w:tc>
+        <w:tc>
+          <w:tcPr>
+            <w:tcW w:w="0" w:type="auto"/>
+          </w:tcPr>
+          <w:p>
+            <w:r>
+              <w:t>Redirect</w:t>
+            </w:r>
+          </w:p>
+        </w:tc>
+        <w:tc>
+          <w:tcPr>
+            <w:tcW w:w="0" w:type="auto"/>
+          </w:tcPr>
+          <w:p/>
+        </w:tc>
+        <w:tc>
+          <w:tcPr>
+            <w:tcW w:w="0" w:type="auto"/>
+          </w:tcPr>
+          <w:p/>
+        </w:tc>
+        <w:tc>
+          <w:tcPr>
+            <w:tcW w:w="0" w:type="auto"/>
+          </w:tcPr>
+          <w:p/>
+        </w:tc>
+      </w:tr>
+      <w:tr>
+        <w:trPr>
+          <w:trHeight w:val="252"/>
+        </w:trPr>
+        <w:tc>
+          <w:tcPr>
+            <w:tcW w:w="0" w:type="auto"/>
+          </w:tcPr>
+          <w:p>
+            <w:r>
+              <w:t>400</w:t>
+            </w:r>
+          </w:p>
+        </w:tc>
+        <w:tc>
+          <w:tcPr>
+            <w:tcW w:w="0" w:type="auto"/>
+          </w:tcPr>
+          <w:p/>
+        </w:tc>
+        <w:tc>
+          <w:tcPr>
+            <w:tcW w:w="0" w:type="auto"/>
+          </w:tcPr>
+          <w:p/>
+        </w:tc>
+        <w:tc>
+          <w:tcPr>
+            <w:tcW w:w="0" w:type="auto"/>
+          </w:tcPr>
+          <w:p>
+            <w:r>
+              <w:t>Bad Request</w:t>
+            </w:r>
+          </w:p>
+        </w:tc>
+        <w:tc>
+          <w:tcPr>
+            <w:tcW w:w="0" w:type="auto"/>
+          </w:tcPr>
+          <w:p/>
+        </w:tc>
+        <w:tc>
+          <w:tcPr>
+            <w:tcW w:w="0" w:type="auto"/>
+          </w:tcPr>
+          <w:p/>
+        </w:tc>
+        <w:tc>
+          <w:tcPr>
+            <w:tcW w:w="0" w:type="auto"/>
+          </w:tcPr>
+          <w:p/>
+        </w:tc>
+      </w:tr>
+      <w:tr>
+        <w:trPr>
+          <w:trHeight w:val="264"/>
+        </w:trPr>
+        <w:tc>
+          <w:tcPr>
+            <w:tcW w:w="0" w:type="auto"/>
+          </w:tcPr>
+          <w:p>
+            <w:r>
+              <w:t>401</w:t>
+            </w:r>
+          </w:p>
+        </w:tc>
+        <w:tc>
+          <w:tcPr>
+            <w:tcW w:w="0" w:type="auto"/>
+          </w:tcPr>
+          <w:p/>
+        </w:tc>
+        <w:tc>
+          <w:tcPr>
+            <w:tcW w:w="0" w:type="auto"/>
+          </w:tcPr>
+          <w:p/>
+        </w:tc>
+        <w:tc>
+          <w:tcPr>
+            <w:tcW w:w="0" w:type="auto"/>
+          </w:tcPr>
+          <w:p>
+            <w:r>
+              <w:t>Unauthorized</w:t>
+            </w:r>
+          </w:p>
+        </w:tc>
+        <w:tc>
+          <w:tcPr>
+            <w:tcW w:w="0" w:type="auto"/>
+          </w:tcPr>
+          <w:p/>
+        </w:tc>
+        <w:tc>
+          <w:tcPr>
+            <w:tcW w:w="0" w:type="auto"/>
+          </w:tcPr>
+          <w:p/>
+        </w:tc>
+        <w:tc>
+          <w:tcPr>
+            <w:tcW w:w="0" w:type="auto"/>
+          </w:tcPr>
+          <w:p/>
+        </w:tc>
+      </w:tr>
+      <w:tr>
+        <w:trPr>
+          <w:trHeight w:val="252"/>
+        </w:trPr>
+        <w:tc>
+          <w:tcPr>
+            <w:tcW w:w="0" w:type="auto"/>
+          </w:tcPr>
+          <w:p>
+            <w:r>
+              <w:t>403</w:t>
+            </w:r>
+          </w:p>
+        </w:tc>
+        <w:tc>
+          <w:tcPr>
+            <w:tcW w:w="0" w:type="auto"/>
+          </w:tcPr>
+          <w:p/>
+        </w:tc>
+        <w:tc>
+          <w:tcPr>
+            <w:tcW w:w="0" w:type="auto"/>
+          </w:tcPr>
+          <w:p/>
+        </w:tc>
+        <w:tc>
+          <w:tcPr>
+            <w:tcW w:w="0" w:type="auto"/>
+          </w:tcPr>
+          <w:p>
+            <w:r>
+              <w:t>Forbidden</w:t>
+            </w:r>
+          </w:p>
+        </w:tc>
+        <w:tc>
+          <w:tcPr>
+            <w:tcW w:w="0" w:type="auto"/>
+          </w:tcPr>
+          <w:p/>
+        </w:tc>
+        <w:tc>
+          <w:tcPr>
+            <w:tcW w:w="0" w:type="auto"/>
+          </w:tcPr>
+          <w:p/>
+        </w:tc>
+        <w:tc>
+          <w:tcPr>
+            <w:tcW w:w="0" w:type="auto"/>
+          </w:tcPr>
+          <w:p/>
+        </w:tc>
+      </w:tr>
+      <w:tr>
+        <w:trPr>
+          <w:trHeight w:val="252"/>
+        </w:trPr>
+        <w:tc>
+          <w:tcPr>
+            <w:tcW w:w="0" w:type="auto"/>
+          </w:tcPr>
+          <w:p>
+            <w:r>
+              <w:t>404</w:t>
+            </w:r>
+          </w:p>
+        </w:tc>
+        <w:tc>
+          <w:tcPr>
+            <w:tcW w:w="0" w:type="auto"/>
+          </w:tcPr>
+          <w:p/>
+        </w:tc>
+        <w:tc>
+          <w:tcPr>
+            <w:tcW w:w="0" w:type="auto"/>
+          </w:tcPr>
+          <w:p/>
+        </w:tc>
+        <w:tc>
+          <w:tcPr>
+            <w:tcW w:w="0" w:type="auto"/>
+          </w:tcPr>
+          <w:p>
+            <w:r>
+              <w:t>Not Found</w:t>
+            </w:r>
+          </w:p>
+        </w:tc>
+        <w:tc>
+          <w:tcPr>
+            <w:tcW w:w="0" w:type="auto"/>
+          </w:tcPr>
+          <w:p/>
+        </w:tc>
+        <w:tc>
+          <w:tcPr>
+            <w:tcW w:w="0" w:type="auto"/>
+          </w:tcPr>
+          <w:p/>
+        </w:tc>
+        <w:tc>
+          <w:tcPr>
+            <w:tcW w:w="0" w:type="auto"/>
+          </w:tcPr>
+          <w:p/>
+        </w:tc>
+      </w:tr>
+      <w:tr>
+        <w:trPr>
+          <w:trHeight w:val="264"/>
+        </w:trPr>
+        <w:tc>
+          <w:tcPr>
+            <w:tcW w:w="0" w:type="auto"/>
+          </w:tcPr>
+          <w:p>
+            <w:r>
+              <w:t>500</w:t>
+            </w:r>
+          </w:p>
+        </w:tc>
+        <w:tc>
+          <w:tcPr>
+            <w:tcW w:w="0" w:type="auto"/>
+          </w:tcPr>
+          <w:p/>
+        </w:tc>
+        <w:tc>
+          <w:tcPr>
+            <w:tcW w:w="0" w:type="auto"/>
+          </w:tcPr>
+          <w:p/>
+        </w:tc>
+        <w:tc>
+          <w:tcPr>
+            <w:tcW w:w="0" w:type="auto"/>
+          </w:tcPr>
+          <w:p>
+            <w:r>
+              <w:t>Server Error</w:t>
+            </w:r>
+          </w:p>
+        </w:tc>
+        <w:tc>
+          <w:tcPr>
+            <w:tcW w:w="0" w:type="auto"/>
+          </w:tcPr>
+          <w:p/>
+        </w:tc>
+        <w:tc>
+          <w:tcPr>
+            <w:tcW w:w="0" w:type="auto"/>
+          </w:tcPr>
+          <w:p/>
+        </w:tc>
+        <w:tc>
+          <w:tcPr>
+            <w:tcW w:w="0" w:type="auto"/>
+          </w:tcPr>
+          <w:p/>
+        </w:tc>
+      </w:tr>
+      <w:tr>
+        <w:trPr>
+          <w:trHeight w:val="252"/>
+        </w:trPr>
+        <w:tc>
+          <w:tcPr>
+            <w:tcW w:w="0" w:type="auto"/>
+          </w:tcPr>
+          <w:p/>
+        </w:tc>
+        <w:tc>
+          <w:tcPr>
+            <w:tcW w:w="0" w:type="auto"/>
+          </w:tcPr>
+          <w:p/>
+        </w:tc>
+        <w:tc>
+          <w:tcPr>
+            <w:tcW w:w="0" w:type="auto"/>
+          </w:tcPr>
+          <w:p/>
+        </w:tc>
+        <w:tc>
+          <w:tcPr>
+            <w:tcW w:w="0" w:type="auto"/>
+          </w:tcPr>
+          <w:p/>
+        </w:tc>
+        <w:tc>
+          <w:tcPr>
+            <w:tcW w:w="0" w:type="auto"/>
+          </w:tcPr>
+          <w:p/>
+        </w:tc>
+        <w:tc>
+          <w:tcPr>
+            <w:tcW w:w="0" w:type="auto"/>
+          </w:tcPr>
+          <w:p/>
+        </w:tc>
+        <w:tc>
+          <w:tcPr>
+            <w:tcW w:w="0" w:type="auto"/>
+          </w:tcPr>
+          <w:p/>
+        </w:tc>
+      </w:tr>
+    </w:tbl>
+    <w:p>
+      <w:pPr>
+        <w:rPr>
+          <w:color w:val="000000" w:themeColor="text1"/>
+        </w:rPr>
+      </w:pPr>
+    </w:p>
+    <w:p>
+      <w:pPr>
+        <w:rPr>
+          <w:color w:val="000000" w:themeColor="text1"/>
+        </w:rPr>
+      </w:pPr>
+      <w:r>
+        <w:rPr>
+          <w:b/>
+          <w:bCs/>
+          <w:color w:val="000000" w:themeColor="text1"/>
+        </w:rPr>
+        <w:t>Requests</w:t>
+      </w:r>
+      <w:r>
+        <w:rPr>
+          <w:color w:val="000000" w:themeColor="text1"/>
+        </w:rPr>
+        <w:br/>
+      </w:r>
+      <w:r>
+        <w:rPr>
+          <w:b/>
+          <w:bCs/>
+          <w:color w:val="D60093"/>
+        </w:rPr>
+        <w:t>GET</w:t>
+      </w:r>
+      <w:r>
+        <w:rPr>
+          <w:color w:val="D60093"/>
+        </w:rPr>
+        <w:t xml:space="preserve"> </w:t>
+      </w:r>
+      <w:r>
+        <w:rPr>
+          <w:color w:val="000000" w:themeColor="text1"/>
+        </w:rPr>
+        <w:t>– GET request is used to retrieve a webpage or API response</w:t>
+      </w:r>
+      <w:r>
+        <w:rPr>
+          <w:color w:val="000000" w:themeColor="text1"/>
+        </w:rPr>
+        <w:br/>
+        <w:t xml:space="preserve">Just like GET requests, we also have </w:t>
+      </w:r>
+      <w:r>
+        <w:rPr>
+          <w:b/>
+          <w:bCs/>
+          <w:color w:val="D60093"/>
+        </w:rPr>
+        <w:t>POST</w:t>
+      </w:r>
+      <w:r>
+        <w:rPr>
+          <w:color w:val="000000" w:themeColor="text1"/>
+        </w:rPr>
+        <w:t xml:space="preserve">, </w:t>
+      </w:r>
+      <w:r>
+        <w:rPr>
+          <w:b/>
+          <w:bCs/>
+          <w:color w:val="D60093"/>
+        </w:rPr>
+        <w:t>DELETE</w:t>
+      </w:r>
+      <w:r>
+        <w:rPr>
+          <w:color w:val="D60093"/>
+        </w:rPr>
+        <w:t xml:space="preserve"> </w:t>
+      </w:r>
+      <w:r>
+        <w:rPr>
+          <w:color w:val="000000" w:themeColor="text1"/>
+        </w:rPr>
+        <w:t>&amp; other requests</w:t>
+      </w:r>
+      <w:r>
+        <w:rPr>
+          <w:color w:val="000000" w:themeColor="text1"/>
+        </w:rPr>
+        <w:br/>
+        <w:t xml:space="preserve">We can also use </w:t>
+      </w:r>
+      <w:r>
+        <w:rPr>
+          <w:color w:val="D60093"/>
+          <w:highlight w:val="lightGray"/>
+        </w:rPr>
+        <w:t>try-except</w:t>
+      </w:r>
+      <w:r>
+        <w:rPr>
+          <w:color w:val="D60093"/>
+        </w:rPr>
+        <w:t xml:space="preserve"> </w:t>
+      </w:r>
+      <w:r>
+        <w:rPr>
+          <w:color w:val="000000" w:themeColor="text1"/>
+        </w:rPr>
+        <w:t>blocks to handle exception(s) in our code</w:t>
+      </w:r>
+    </w:p>
+    <w:p>
+      <w:pPr>
+        <w:rPr>
+          <w:color w:val="000000" w:themeColor="text1"/>
+        </w:rPr>
+      </w:pPr>
+      <w:r>
+        <w:rPr>
+          <w:b/>
+          <w:bCs/>
+          <w:color w:val="000000" w:themeColor="text1"/>
+        </w:rPr>
+        <w:t>Headers</w:t>
+      </w:r>
+      <w:r>
+        <w:rPr>
+          <w:color w:val="000000" w:themeColor="text1"/>
+        </w:rPr>
+        <w:br/>
+        <w:t>Websites often except certain headers, like “User-Agent” that lets them know that the request is coming from real browser. This can help us avoid getting blocked when sending automated requests.</w:t>
+      </w:r>
+      <w:r>
+        <w:rPr>
+          <w:color w:val="000000" w:themeColor="text1"/>
+        </w:rPr>
+        <w:br/>
+        <w:t xml:space="preserve">             headers = {</w:t>
+      </w:r>
+      <w:r>
+        <w:rPr>
+          <w:color w:val="000000" w:themeColor="text1"/>
+        </w:rPr>
+        <w:br/>
+        <w:t xml:space="preserve">                   “User-Agent”: “Mozilla/5.0”</w:t>
+      </w:r>
+      <w:r>
+        <w:rPr>
+          <w:color w:val="000000" w:themeColor="text1"/>
+        </w:rPr>
+        <w:br/>
+        <w:t xml:space="preserve">             }</w:t>
+      </w:r>
+      <w:r>
+        <w:rPr>
+          <w:color w:val="000000" w:themeColor="text1"/>
+        </w:rPr>
+        <w:br/>
+        <w:t xml:space="preserve">             response = requests.get(</w:t>
+      </w:r>
+      <w:hyperlink r:id="rId8" w:history="1">
+        <w:r>
+          <w:rPr>
+            <w:rStyle w:val="Hyperlink"/>
+          </w:rPr>
+          <w:t>https://example.com</w:t>
+        </w:r>
+      </w:hyperlink>
+      <w:r>
+        <w:rPr>
+          <w:color w:val="000000" w:themeColor="text1"/>
+        </w:rPr>
+        <w:t>, headers=headers)</w:t>
+      </w:r>
+      <w:r>
+        <w:rPr>
+          <w:color w:val="000000" w:themeColor="text1"/>
+        </w:rPr>
+        <w:br/>
+        <w:t xml:space="preserve">             print(response.text)</w:t>
+      </w:r>
+    </w:p>
+    <w:p>
+      <w:pPr>
+        <w:rPr>
+          <w:color w:val="000000" w:themeColor="text1"/>
+        </w:rPr>
+      </w:pPr>
+      <w:r>
+        <w:rPr>
+          <w:color w:val="000000" w:themeColor="text1"/>
+        </w:rPr>
+        <w:t xml:space="preserve">We can also introduce delays using </w:t>
+      </w:r>
+      <w:r>
+        <w:rPr>
+          <w:color w:val="D60093"/>
+          <w:highlight w:val="lightGray"/>
+        </w:rPr>
+        <w:t>time.sleep()</w:t>
+      </w:r>
+      <w:r>
+        <w:rPr>
+          <w:color w:val="D60093"/>
+        </w:rPr>
+        <w:t xml:space="preserve"> </w:t>
+      </w:r>
+      <w:r>
+        <w:rPr>
+          <w:color w:val="000000" w:themeColor="text1"/>
+        </w:rPr>
+        <w:t>in scraping to avoid hitting servers too fast</w:t>
+      </w:r>
+    </w:p>
+    <w:p>
+      <w:pPr>
+        <w:rPr>
+          <w:color w:val="000000" w:themeColor="text1"/>
+        </w:rPr>
+      </w:pPr>
+      <w:r>
+        <w:rPr>
+          <w:b/>
+          <w:bCs/>
+          <w:color w:val="000000" w:themeColor="text1"/>
+        </w:rPr>
+        <w:t>BeautifulSoup</w:t>
+      </w:r>
+      <w:r>
+        <w:rPr>
+          <w:b/>
+          <w:bCs/>
+          <w:color w:val="000000" w:themeColor="text1"/>
+        </w:rPr>
+        <w:br/>
+      </w:r>
+      <w:r>
+        <w:rPr>
+          <w:color w:val="000000" w:themeColor="text1"/>
+        </w:rPr>
+        <w:t>BeautifulSoup (bs4) is a Python library used to parse HTML and XML documents. It helps you extract data from webpages after downloading them with requests.</w:t>
+      </w:r>
+      <w:r>
+        <w:rPr>
+          <w:color w:val="000000" w:themeColor="text1"/>
+        </w:rPr>
+        <w:br/>
+        <w:t xml:space="preserve">It creates a </w:t>
+      </w:r>
+      <w:r>
+        <w:rPr>
+          <w:b/>
+          <w:bCs/>
+          <w:color w:val="000000" w:themeColor="text1"/>
+        </w:rPr>
+        <w:t>Parse tree</w:t>
+      </w:r>
+      <w:r>
+        <w:rPr>
+          <w:color w:val="000000" w:themeColor="text1"/>
+        </w:rPr>
+        <w:t xml:space="preserve"> from the data from which we can extract text, attributes, links, tables, etc.</w:t>
+      </w:r>
+      <w:r>
+        <w:rPr>
+          <w:color w:val="000000" w:themeColor="text1"/>
+        </w:rPr>
+        <w:br/>
+        <w:t>Methods = find(), find_all(), find_parent(), find_next(), find_previous()</w:t>
+      </w:r>
+      <w:r>
+        <w:rPr>
+          <w:color w:val="000000" w:themeColor="text1"/>
+        </w:rPr>
+        <w:br/>
+        <w:t xml:space="preserve">                     </w:t>
+      </w:r>
+      <w:r>
+        <w:rPr>
+          <w:color w:val="00B050"/>
+        </w:rPr>
+        <w:t xml:space="preserve">#css selectors </w:t>
+      </w:r>
+      <w:r>
+        <w:rPr>
+          <w:color w:val="000000" w:themeColor="text1"/>
+        </w:rPr>
+        <w:t xml:space="preserve">– select(), select_one()               </w:t>
+      </w:r>
+      <w:r>
+        <w:rPr>
+          <w:color w:val="00B050"/>
+        </w:rPr>
+        <w:t xml:space="preserve">#attributes </w:t>
+      </w:r>
+      <w:r>
+        <w:rPr>
+          <w:color w:val="000000" w:themeColor="text1"/>
+        </w:rPr>
+        <w:t>– get(), .attrs</w:t>
+      </w:r>
+      <w:r>
+        <w:rPr>
+          <w:color w:val="000000" w:themeColor="text1"/>
+        </w:rPr>
+        <w:br/>
+        <w:t>Navigating DOM (Document Object Model) = parent, children, descendants, next_sibling(), previous_sibling()</w:t>
       </w:r>
     </w:p>
     <w:sectPr>
@@ -6520,6 +5916,97 @@
       <w:shd w:val="clear" w:color="auto" w:fill="E1DFDD"/>
     </w:rPr>
   </w:style>
+  <w:style w:type="table" w:styleId="LightList-Accent3">
+    <w:name w:val="Light List Accent 3"/>
+    <w:basedOn w:val="TableNormal"/>
+    <w:uiPriority w:val="61"/>
+    <w:rsid w:val="00B57B53"/>
+    <w:pPr>
+      <w:spacing w:after="0" w:line="240" w:lineRule="auto"/>
+    </w:pPr>
+    <w:rPr>
+      <w:rFonts w:eastAsiaTheme="minorEastAsia"/>
+      <w:kern w:val="0"/>
+      <w:lang w:val="en-US"/>
+      <w14:ligatures w14:val="none"/>
+    </w:rPr>
+    <w:tblPr>
+      <w:tblStyleRowBandSize w:val="1"/>
+      <w:tblStyleColBandSize w:val="1"/>
+      <w:tblBorders>
+        <w:top w:val="single" w:sz="8" w:space="0" w:color="A5A5A5" w:themeColor="accent3"/>
+        <w:left w:val="single" w:sz="8" w:space="0" w:color="A5A5A5" w:themeColor="accent3"/>
+        <w:bottom w:val="single" w:sz="8" w:space="0" w:color="A5A5A5" w:themeColor="accent3"/>
+        <w:right w:val="single" w:sz="8" w:space="0" w:color="A5A5A5" w:themeColor="accent3"/>
+      </w:tblBorders>
+    </w:tblPr>
+    <w:tblStylePr w:type="firstRow">
+      <w:pPr>
+        <w:spacing w:before="0" w:after="0" w:line="240" w:lineRule="auto"/>
+      </w:pPr>
+      <w:rPr>
+        <w:b/>
+        <w:bCs/>
+        <w:color w:val="FFFFFF" w:themeColor="background1"/>
+      </w:rPr>
+      <w:tblPr/>
+      <w:tcPr>
+        <w:shd w:val="clear" w:color="auto" w:fill="A5A5A5" w:themeFill="accent3"/>
+      </w:tcPr>
+    </w:tblStylePr>
+    <w:tblStylePr w:type="lastRow">
+      <w:pPr>
+        <w:spacing w:before="0" w:after="0" w:line="240" w:lineRule="auto"/>
+      </w:pPr>
+      <w:rPr>
+        <w:b/>
+        <w:bCs/>
+      </w:rPr>
+      <w:tblPr/>
+      <w:tcPr>
+        <w:tcBorders>
+          <w:top w:val="double" w:sz="6" w:space="0" w:color="A5A5A5" w:themeColor="accent3"/>
+          <w:left w:val="single" w:sz="8" w:space="0" w:color="A5A5A5" w:themeColor="accent3"/>
+          <w:bottom w:val="single" w:sz="8" w:space="0" w:color="A5A5A5" w:themeColor="accent3"/>
+          <w:right w:val="single" w:sz="8" w:space="0" w:color="A5A5A5" w:themeColor="accent3"/>
+        </w:tcBorders>
+      </w:tcPr>
+    </w:tblStylePr>
+    <w:tblStylePr w:type="firstCol">
+      <w:rPr>
+        <w:b/>
+        <w:bCs/>
+      </w:rPr>
+    </w:tblStylePr>
+    <w:tblStylePr w:type="lastCol">
+      <w:rPr>
+        <w:b/>
+        <w:bCs/>
+      </w:rPr>
+    </w:tblStylePr>
+    <w:tblStylePr w:type="band1Vert">
+      <w:tblPr/>
+      <w:tcPr>
+        <w:tcBorders>
+          <w:top w:val="single" w:sz="8" w:space="0" w:color="A5A5A5" w:themeColor="accent3"/>
+          <w:left w:val="single" w:sz="8" w:space="0" w:color="A5A5A5" w:themeColor="accent3"/>
+          <w:bottom w:val="single" w:sz="8" w:space="0" w:color="A5A5A5" w:themeColor="accent3"/>
+          <w:right w:val="single" w:sz="8" w:space="0" w:color="A5A5A5" w:themeColor="accent3"/>
+        </w:tcBorders>
+      </w:tcPr>
+    </w:tblStylePr>
+    <w:tblStylePr w:type="band1Horz">
+      <w:tblPr/>
+      <w:tcPr>
+        <w:tcBorders>
+          <w:top w:val="single" w:sz="8" w:space="0" w:color="A5A5A5" w:themeColor="accent3"/>
+          <w:left w:val="single" w:sz="8" w:space="0" w:color="A5A5A5" w:themeColor="accent3"/>
+          <w:bottom w:val="single" w:sz="8" w:space="0" w:color="A5A5A5" w:themeColor="accent3"/>
+          <w:right w:val="single" w:sz="8" w:space="0" w:color="A5A5A5" w:themeColor="accent3"/>
+        </w:tcBorders>
+      </w:tcPr>
+    </w:tblStylePr>
+  </w:style>
 </w:styles>
 </file>
 
@@ -6816,4 +6303,16 @@
     </a:ext>
   </a:extLst>
 </a:theme>
+</file>
+
+<file path=customXml/item1.xml><?xml version="1.0" encoding="utf-8"?>
+<b:Sources xmlns:b="http://schemas.openxmlformats.org/officeDocument/2006/bibliography" xmlns="http://schemas.openxmlformats.org/officeDocument/2006/bibliography" SelectedStyle="\APASixthEditionOfficeOnline.xsl" StyleName="APA" Version="6"/>
+</file>
+
+<file path=customXml/itemProps1.xml><?xml version="1.0" encoding="utf-8"?>
+<ds:datastoreItem xmlns:ds="http://schemas.openxmlformats.org/officeDocument/2006/customXml" ds:itemID="{068084B4-0E51-42BB-9FB9-3168AA24991C}">
+  <ds:schemaRefs>
+    <ds:schemaRef ds:uri="http://schemas.openxmlformats.org/officeDocument/2006/bibliography"/>
+  </ds:schemaRefs>
+</ds:datastoreItem>
 </file>
--- a/Lectures/Notes.docx
+++ b/Lectures/Notes.docx
@@ -4945,6 +4945,404 @@
         </w:rPr>
         <w:br/>
         <w:t>Navigating DOM (Document Object Model) = parent, children, descendants, next_sibling(), previous_sibling()</w:t>
+      </w:r>
+    </w:p>
+    <w:p>
+      <w:pPr>
+        <w:rPr>
+          <w:color w:val="000000" w:themeColor="text1"/>
+        </w:rPr>
+      </w:pPr>
+    </w:p>
+    <w:p>
+      <w:pPr>
+        <w:rPr>
+          <w:b/>
+          <w:bCs/>
+          <w:color w:val="000000" w:themeColor="text1"/>
+          <w:sz w:val="28"/>
+          <w:szCs w:val="28"/>
+        </w:rPr>
+      </w:pPr>
+      <w:r>
+        <w:rPr>
+          <w:b/>
+          <w:bCs/>
+          <w:color w:val="000000" w:themeColor="text1"/>
+          <w:sz w:val="28"/>
+          <w:szCs w:val="28"/>
+        </w:rPr>
+        <w:t>DATA VISUALIZATION</w:t>
+      </w:r>
+    </w:p>
+    <w:p>
+      <w:pPr>
+        <w:rPr>
+          <w:color w:val="000000" w:themeColor="text1"/>
+        </w:rPr>
+      </w:pPr>
+      <w:r>
+        <w:rPr>
+          <w:color w:val="000000" w:themeColor="text1"/>
+        </w:rPr>
+        <w:t>E</w:t>
+      </w:r>
+      <w:r>
+        <w:rPr>
+          <w:color w:val="000000" w:themeColor="text1"/>
+        </w:rPr>
+        <w:t>DA  |  Model evaluation  |  Communicate  |  Business/research</w:t>
+      </w:r>
+    </w:p>
+    <w:p>
+      <w:pPr>
+        <w:rPr>
+          <w:color w:val="000000" w:themeColor="text1"/>
+        </w:rPr>
+      </w:pPr>
+      <w:r>
+        <w:rPr>
+          <w:color w:val="000000" w:themeColor="text1"/>
+        </w:rPr>
+        <w:t>How to Plot? Charts/plots, line plot, pie chart, histograms, scatter plots</w:t>
+      </w:r>
+    </w:p>
+    <w:p>
+      <w:pPr>
+        <w:rPr>
+          <w:color w:val="000000" w:themeColor="text1"/>
+        </w:rPr>
+      </w:pPr>
+      <w:r>
+        <w:rPr>
+          <w:b/>
+          <w:bCs/>
+          <w:color w:val="000000" w:themeColor="text1"/>
+        </w:rPr>
+        <w:t>Matplotlib</w:t>
+      </w:r>
+      <w:r>
+        <w:rPr>
+          <w:b/>
+          <w:bCs/>
+          <w:color w:val="000000" w:themeColor="text1"/>
+        </w:rPr>
+        <w:br/>
+      </w:r>
+      <w:r>
+        <w:rPr>
+          <w:color w:val="000000" w:themeColor="text1"/>
+        </w:rPr>
+        <w:t>li</w:t>
+      </w:r>
+      <w:r>
+        <w:rPr>
+          <w:color w:val="000000" w:themeColor="text1"/>
+        </w:rPr>
+        <w:t>brary for creating static, animated &amp; interactive visualizations</w:t>
+      </w:r>
+      <w:r>
+        <w:rPr>
+          <w:color w:val="000000" w:themeColor="text1"/>
+        </w:rPr>
+        <w:br/>
+        <w:t xml:space="preserve">                         </w:t>
+      </w:r>
+      <w:r>
+        <w:rPr>
+          <w:b/>
+          <w:bCs/>
+          <w:color w:val="FF00FF"/>
+        </w:rPr>
+        <w:t>import</w:t>
+      </w:r>
+      <w:r>
+        <w:rPr>
+          <w:color w:val="000000" w:themeColor="text1"/>
+        </w:rPr>
+        <w:t xml:space="preserve"> matplotlib.pyplot </w:t>
+      </w:r>
+      <w:r>
+        <w:rPr>
+          <w:b/>
+          <w:bCs/>
+          <w:color w:val="00B050"/>
+        </w:rPr>
+        <w:t>as</w:t>
+      </w:r>
+      <w:r>
+        <w:rPr>
+          <w:color w:val="00B050"/>
+        </w:rPr>
+        <w:t xml:space="preserve"> </w:t>
+      </w:r>
+      <w:r>
+        <w:rPr>
+          <w:color w:val="000000" w:themeColor="text1"/>
+        </w:rPr>
+        <w:t>plt</w:t>
+      </w:r>
+      <w:r>
+        <w:rPr>
+          <w:color w:val="000000" w:themeColor="text1"/>
+        </w:rPr>
+        <w:br/>
+        <w:t>title(), xlabel(), ylabel(), legend()</w:t>
+      </w:r>
+      <w:r>
+        <w:rPr>
+          <w:color w:val="000000" w:themeColor="text1"/>
+        </w:rPr>
+        <w:br/>
+      </w:r>
+      <w:r>
+        <w:rPr>
+          <w:b/>
+          <w:bCs/>
+          <w:color w:val="000000" w:themeColor="text1"/>
+        </w:rPr>
+        <w:t>Format Strings</w:t>
+      </w:r>
+      <w:r>
+        <w:rPr>
+          <w:color w:val="000000" w:themeColor="text1"/>
+        </w:rPr>
+        <w:t xml:space="preserve"> – A format string consists of a part for color, marker and line:</w:t>
+      </w:r>
+      <w:r>
+        <w:rPr>
+          <w:color w:val="000000" w:themeColor="text1"/>
+        </w:rPr>
+        <w:br/>
+        <w:t xml:space="preserve">                            fmt = ‘[marker][line][color]’</w:t>
+      </w:r>
+      <w:r>
+        <w:rPr>
+          <w:color w:val="000000" w:themeColor="text1"/>
+        </w:rPr>
+        <w:br/>
+        <w:t xml:space="preserve">    color, marker, linestyle, line width</w:t>
+      </w:r>
+      <w:r>
+        <w:rPr>
+          <w:color w:val="000000" w:themeColor="text1"/>
+        </w:rPr>
+        <w:br/>
+      </w:r>
+      <w:r>
+        <w:rPr>
+          <w:color w:val="000000" w:themeColor="text1"/>
+        </w:rPr>
+        <w:br/>
+        <w:t xml:space="preserve">Other </w:t>
+      </w:r>
+      <w:r>
+        <w:rPr>
+          <w:b/>
+          <w:bCs/>
+          <w:color w:val="000000" w:themeColor="text1"/>
+        </w:rPr>
+        <w:t>Methods</w:t>
+      </w:r>
+      <w:r>
+        <w:rPr>
+          <w:color w:val="000000" w:themeColor="text1"/>
+        </w:rPr>
+        <w:t xml:space="preserve"> &amp; </w:t>
+      </w:r>
+      <w:r>
+        <w:rPr>
+          <w:b/>
+          <w:bCs/>
+          <w:color w:val="000000" w:themeColor="text1"/>
+        </w:rPr>
+        <w:t>Attributes</w:t>
+      </w:r>
+      <w:r>
+        <w:rPr>
+          <w:color w:val="000000" w:themeColor="text1"/>
+        </w:rPr>
+        <w:t>:</w:t>
+      </w:r>
+      <w:r>
+        <w:rPr>
+          <w:color w:val="000000" w:themeColor="text1"/>
+        </w:rPr>
+        <w:br/>
+        <w:t xml:space="preserve">    style.available, style.user(), grid(), tight_layout(), savefig(“abc.png”)</w:t>
+      </w:r>
+    </w:p>
+    <w:p>
+      <w:pPr>
+        <w:rPr>
+          <w:color w:val="000000" w:themeColor="text1"/>
+        </w:rPr>
+      </w:pPr>
+      <w:r>
+        <w:rPr>
+          <w:b/>
+          <w:bCs/>
+          <w:color w:val="000000" w:themeColor="text1"/>
+        </w:rPr>
+        <w:t>Plot Methods</w:t>
+      </w:r>
+      <w:r>
+        <w:rPr>
+          <w:color w:val="000000" w:themeColor="text1"/>
+        </w:rPr>
+        <w:t>:</w:t>
+      </w:r>
+      <w:r>
+        <w:rPr>
+          <w:color w:val="000000" w:themeColor="text1"/>
+        </w:rPr>
+        <w:br/>
+        <w:t xml:space="preserve">  1. plt.plot(x, y) – Line plot</w:t>
+      </w:r>
+      <w:r>
+        <w:rPr>
+          <w:color w:val="000000" w:themeColor="text1"/>
+        </w:rPr>
+        <w:br/>
+        <w:t xml:space="preserve">  2. plt.bar(x, height) – Vertical bar chart</w:t>
+      </w:r>
+      <w:r>
+        <w:rPr>
+          <w:color w:val="000000" w:themeColor="text1"/>
+        </w:rPr>
+        <w:br/>
+        <w:t xml:space="preserve">  3. plt.barh(y, width) – Horizontal bar chart</w:t>
+      </w:r>
+      <w:r>
+        <w:rPr>
+          <w:color w:val="000000" w:themeColor="text1"/>
+        </w:rPr>
+        <w:br/>
+        <w:t xml:space="preserve">  4. plt.scatter(x,y) – Scatter plot</w:t>
+      </w:r>
+      <w:r>
+        <w:rPr>
+          <w:color w:val="000000" w:themeColor="text1"/>
+        </w:rPr>
+        <w:br/>
+        <w:t xml:space="preserve">  5. plt.pie(data) – Pie chart</w:t>
+      </w:r>
+      <w:r>
+        <w:rPr>
+          <w:color w:val="000000" w:themeColor="text1"/>
+        </w:rPr>
+        <w:br/>
+        <w:t xml:space="preserve">  6. plt.hist(data, bins) – Histogram</w:t>
+      </w:r>
+      <w:r>
+        <w:rPr>
+          <w:color w:val="000000" w:themeColor="text1"/>
+        </w:rPr>
+        <w:br/>
+        <w:t xml:space="preserve">  7. plt.boxplot(data) – Box plot</w:t>
+      </w:r>
+    </w:p>
+    <w:p>
+      <w:pPr>
+        <w:rPr>
+          <w:color w:val="000000" w:themeColor="text1"/>
+        </w:rPr>
+      </w:pPr>
+      <w:r>
+        <w:rPr>
+          <w:b/>
+          <w:bCs/>
+          <w:color w:val="000000" w:themeColor="text1"/>
+        </w:rPr>
+        <w:t>Bar Charts</w:t>
+      </w:r>
+      <w:r>
+        <w:rPr>
+          <w:color w:val="000000" w:themeColor="text1"/>
+        </w:rPr>
+        <w:t>:</w:t>
+      </w:r>
+      <w:r>
+        <w:rPr>
+          <w:color w:val="000000" w:themeColor="text1"/>
+        </w:rPr>
+        <w:t xml:space="preserve"> </w:t>
+      </w:r>
+      <w:r>
+        <w:rPr>
+          <w:color w:val="000000" w:themeColor="text1"/>
+        </w:rPr>
+        <w:t>A bar plot (or bar chart) is a graph that displays categorical data using rectangular bars.</w:t>
+      </w:r>
+      <w:r>
+        <w:rPr>
+          <w:color w:val="000000" w:themeColor="text1"/>
+        </w:rPr>
+        <w:br/>
+        <w:t>Each bar’s height (or length, in horizontal bars) represents a value.</w:t>
+      </w:r>
+    </w:p>
+    <w:p>
+      <w:pPr>
+        <w:rPr>
+          <w:color w:val="000000" w:themeColor="text1"/>
+        </w:rPr>
+      </w:pPr>
+      <w:r>
+        <w:rPr>
+          <w:b/>
+          <w:bCs/>
+          <w:color w:val="000000" w:themeColor="text1"/>
+        </w:rPr>
+        <w:t>Scatter Plots</w:t>
+      </w:r>
+      <w:r>
+        <w:rPr>
+          <w:color w:val="000000" w:themeColor="text1"/>
+        </w:rPr>
+        <w:t>: A scatter plot shows the relationship between two variables by plotting points on a 2D plane.</w:t>
+      </w:r>
+      <w:r>
+        <w:rPr>
+          <w:color w:val="000000" w:themeColor="text1"/>
+        </w:rPr>
+        <w:t xml:space="preserve"> [Customizations = Color, Size, Marker, Transparency, Colormap]</w:t>
+      </w:r>
+      <w:r>
+        <w:rPr>
+          <w:color w:val="000000" w:themeColor="text1"/>
+        </w:rPr>
+        <w:br/>
+        <w:t>Annotations = plt.annotate(“text”, xy=(x_point, y_point), xytext(x_text, y_text))</w:t>
+      </w:r>
+    </w:p>
+    <w:p>
+      <w:pPr>
+        <w:rPr>
+          <w:b/>
+          <w:bCs/>
+          <w:color w:val="000000" w:themeColor="text1"/>
+        </w:rPr>
+      </w:pPr>
+      <w:r>
+        <w:rPr>
+          <w:color w:val="000000" w:themeColor="text1"/>
+        </w:rPr>
+        <w:t>Pie Charts: A pie chart is a circular chart divided into slices to show relative proportions of a whole.</w:t>
+      </w:r>
+      <w:r>
+        <w:rPr>
+          <w:color w:val="000000" w:themeColor="text1"/>
+        </w:rPr>
+        <w:br/>
+        <w:t xml:space="preserve">     Each slice = a category &amp; Size of slice = value of that category relative to total</w:t>
+      </w:r>
+      <w:r>
+        <w:rPr>
+          <w:color w:val="000000" w:themeColor="text1"/>
+        </w:rPr>
+        <w:br/>
+        <w:t>Customizations = autopct, colors, Wedgeprops, explode, startangle, shadow</w:t>
       </w:r>
     </w:p>
     <w:sectPr>

--- a/Lectures/Notes.docx
+++ b/Lectures/Notes.docx
@@ -19,7 +19,15 @@
     </w:p>
     <w:p>
       <w:r>
-        <w:t>Style Guide -&gt; We follow snake_case in Python</w:t>
+        <w:t xml:space="preserve">Style Guide -&gt; We follow </w:t>
+      </w:r>
+      <w:proofErr w:type="spellStart"/>
+      <w:r>
+        <w:t>snake_case</w:t>
+      </w:r>
+      <w:proofErr w:type="spellEnd"/>
+      <w:r>
+        <w:t xml:space="preserve"> in Python</w:t>
       </w:r>
     </w:p>
     <w:p>
@@ -32,7 +40,87 @@
     </w:p>
     <w:p>
       <w:r>
-        <w:t>Operator Precedance: [()],  [**],  [*, / ,%],  [+, -],  [==, !=, &gt;, &gt;=, &lt;, &lt;=],  [not],  [and],  [or]  -- Same goes left to right</w:t>
+        <w:t xml:space="preserve">Operator </w:t>
+      </w:r>
+      <w:proofErr w:type="spellStart"/>
+      <w:r>
+        <w:t>Precedance</w:t>
+      </w:r>
+      <w:proofErr w:type="spellEnd"/>
+      <w:r>
+        <w:t>: [()</w:t>
+      </w:r>
+      <w:proofErr w:type="gramStart"/>
+      <w:r>
+        <w:t>],  [</w:t>
+      </w:r>
+      <w:proofErr w:type="gramEnd"/>
+      <w:r>
+        <w:t>**</w:t>
+      </w:r>
+      <w:proofErr w:type="gramStart"/>
+      <w:r>
+        <w:t>],  [</w:t>
+      </w:r>
+      <w:proofErr w:type="gramEnd"/>
+      <w:r>
+        <w:t xml:space="preserve">*, </w:t>
+      </w:r>
+      <w:proofErr w:type="gramStart"/>
+      <w:r>
+        <w:t>/ ,</w:t>
+      </w:r>
+      <w:proofErr w:type="gramEnd"/>
+      <w:r>
+        <w:t>%</w:t>
+      </w:r>
+      <w:proofErr w:type="gramStart"/>
+      <w:r>
+        <w:t>],  [</w:t>
+      </w:r>
+      <w:proofErr w:type="gramEnd"/>
+      <w:r>
+        <w:t>+, -</w:t>
+      </w:r>
+      <w:proofErr w:type="gramStart"/>
+      <w:r>
+        <w:t>],  [</w:t>
+      </w:r>
+      <w:proofErr w:type="gramEnd"/>
+      <w:r>
+        <w:t>==</w:t>
+      </w:r>
+      <w:proofErr w:type="gramStart"/>
+      <w:r>
+        <w:t>, !</w:t>
+      </w:r>
+      <w:proofErr w:type="gramEnd"/>
+      <w:r>
+        <w:t>=, &gt;, &gt;=, &lt;, &lt;=</w:t>
+      </w:r>
+      <w:proofErr w:type="gramStart"/>
+      <w:r>
+        <w:t>],  [</w:t>
+      </w:r>
+      <w:proofErr w:type="gramEnd"/>
+      <w:r>
+        <w:t>not</w:t>
+      </w:r>
+      <w:proofErr w:type="gramStart"/>
+      <w:r>
+        <w:t>],  [</w:t>
+      </w:r>
+      <w:proofErr w:type="gramEnd"/>
+      <w:r>
+        <w:t>and</w:t>
+      </w:r>
+      <w:proofErr w:type="gramStart"/>
+      <w:r>
+        <w:t>],  [or]  --</w:t>
+      </w:r>
+      <w:proofErr w:type="gramEnd"/>
+      <w:r>
+        <w:t xml:space="preserve"> Same goes left to right</w:t>
       </w:r>
     </w:p>
     <w:p>
@@ -42,7 +130,15 @@
     </w:p>
     <w:p>
       <w:r>
-        <w:t>Conditional Statements: if, elif, else</w:t>
+        <w:t xml:space="preserve">Conditional Statements: if, </w:t>
+      </w:r>
+      <w:proofErr w:type="spellStart"/>
+      <w:r>
+        <w:t>elif</w:t>
+      </w:r>
+      <w:proofErr w:type="spellEnd"/>
+      <w:r>
+        <w:t>, else</w:t>
       </w:r>
       <w:r>
         <w:t>, Match Case</w:t>
@@ -55,46 +151,361 @@
     </w:p>
     <w:p>
       <w:r>
-        <w:t>Functions: built-int (print(), input(), type(), range()), user defined</w:t>
-      </w:r>
-    </w:p>
-    <w:p>
-      <w:r>
-        <w:t>Lambda function(used in High Order Functions): lambda a,b,c: a+b+c</w:t>
-      </w:r>
+        <w:t>Functions: built-int (</w:t>
+      </w:r>
+      <w:proofErr w:type="gramStart"/>
+      <w:r>
+        <w:t>print(</w:t>
+      </w:r>
+      <w:proofErr w:type="gramEnd"/>
+      <w:r>
+        <w:t xml:space="preserve">), </w:t>
+      </w:r>
+      <w:proofErr w:type="gramStart"/>
+      <w:r>
+        <w:t>input(</w:t>
+      </w:r>
+      <w:proofErr w:type="gramEnd"/>
+      <w:r>
+        <w:t xml:space="preserve">), </w:t>
+      </w:r>
+      <w:proofErr w:type="gramStart"/>
+      <w:r>
+        <w:t>type(</w:t>
+      </w:r>
+      <w:proofErr w:type="gramEnd"/>
+      <w:r>
+        <w:t xml:space="preserve">), </w:t>
+      </w:r>
+      <w:proofErr w:type="gramStart"/>
+      <w:r>
+        <w:t>range(</w:t>
+      </w:r>
+      <w:proofErr w:type="gramEnd"/>
+      <w:r>
+        <w:t>)), user defined</w:t>
+      </w:r>
+    </w:p>
+    <w:p>
+      <w:r>
+        <w:t xml:space="preserve">Lambda </w:t>
+      </w:r>
+      <w:proofErr w:type="gramStart"/>
+      <w:r>
+        <w:t>function(</w:t>
+      </w:r>
+      <w:proofErr w:type="gramEnd"/>
+      <w:r>
+        <w:t xml:space="preserve">used in High Order Functions): lambda </w:t>
+      </w:r>
+      <w:proofErr w:type="spellStart"/>
+      <w:proofErr w:type="gramStart"/>
+      <w:r>
+        <w:t>a,b</w:t>
+      </w:r>
+      <w:proofErr w:type="gramEnd"/>
+      <w:r>
+        <w:t>,c</w:t>
+      </w:r>
+      <w:proofErr w:type="spellEnd"/>
+      <w:r>
+        <w:t xml:space="preserve">: </w:t>
+      </w:r>
+      <w:proofErr w:type="spellStart"/>
+      <w:r>
+        <w:t>a+b+c</w:t>
+      </w:r>
+      <w:proofErr w:type="spellEnd"/>
     </w:p>
     <w:p>
       <w:r>
         <w:t>Strings: Python strings are immutable, Operations -&gt; Slicing, Formatting</w:t>
       </w:r>
       <w:r>
-        <w:t xml:space="preserve"> (“”.format, f”” &lt;- f-strings)</w:t>
-      </w:r>
-    </w:p>
-    <w:p>
-      <w:r>
-        <w:t>Lists: Python lists are mutable. Methods = l.append(val), l.insert(idx, val), l.sort(), l.reverse()</w:t>
-      </w:r>
-    </w:p>
-    <w:p>
-      <w:r>
-        <w:t>Tuples: Immutable sequence of values (Imagine as immutable lists), methods = t.index(val), t.count(val)</w:t>
-      </w:r>
-    </w:p>
-    <w:p>
-      <w:r>
-        <w:t>Dictionary: key:value pairs &amp; Python dictionaries are mutable</w:t>
+        <w:t xml:space="preserve"> (“</w:t>
+      </w:r>
+      <w:proofErr w:type="gramStart"/>
+      <w:r>
+        <w:t>”.format</w:t>
+      </w:r>
+      <w:proofErr w:type="gramEnd"/>
+      <w:r>
+        <w:t>, f”” &lt;- f-strings)</w:t>
+      </w:r>
+    </w:p>
+    <w:p>
+      <w:r>
+        <w:t xml:space="preserve">Lists: Python lists are mutable. Methods = </w:t>
+      </w:r>
+      <w:proofErr w:type="spellStart"/>
+      <w:proofErr w:type="gramStart"/>
+      <w:r>
+        <w:t>l.append</w:t>
+      </w:r>
+      <w:proofErr w:type="spellEnd"/>
+      <w:proofErr w:type="gramEnd"/>
+      <w:r>
+        <w:t>(</w:t>
+      </w:r>
+      <w:proofErr w:type="spellStart"/>
+      <w:r>
+        <w:t>val</w:t>
+      </w:r>
+      <w:proofErr w:type="spellEnd"/>
+      <w:r>
+        <w:t xml:space="preserve">), </w:t>
+      </w:r>
+      <w:proofErr w:type="spellStart"/>
+      <w:proofErr w:type="gramStart"/>
+      <w:r>
+        <w:t>l.insert</w:t>
+      </w:r>
+      <w:proofErr w:type="spellEnd"/>
+      <w:proofErr w:type="gramEnd"/>
+      <w:r>
+        <w:t>(</w:t>
+      </w:r>
+      <w:proofErr w:type="spellStart"/>
+      <w:r>
+        <w:t>idx</w:t>
+      </w:r>
+      <w:proofErr w:type="spellEnd"/>
+      <w:r>
+        <w:t xml:space="preserve">, </w:t>
+      </w:r>
+      <w:proofErr w:type="spellStart"/>
+      <w:r>
+        <w:t>val</w:t>
+      </w:r>
+      <w:proofErr w:type="spellEnd"/>
+      <w:r>
+        <w:t xml:space="preserve">), </w:t>
+      </w:r>
+      <w:proofErr w:type="spellStart"/>
+      <w:proofErr w:type="gramStart"/>
+      <w:r>
+        <w:t>l.sort</w:t>
+      </w:r>
+      <w:proofErr w:type="spellEnd"/>
+      <w:proofErr w:type="gramEnd"/>
+      <w:r>
+        <w:t xml:space="preserve">(), </w:t>
+      </w:r>
+      <w:proofErr w:type="spellStart"/>
+      <w:proofErr w:type="gramStart"/>
+      <w:r>
+        <w:t>l.reverse</w:t>
+      </w:r>
+      <w:proofErr w:type="spellEnd"/>
+      <w:proofErr w:type="gramEnd"/>
+      <w:r>
+        <w:t>()</w:t>
+      </w:r>
+    </w:p>
+    <w:p>
+      <w:r>
+        <w:t xml:space="preserve">Tuples: Immutable sequence of values (Imagine as immutable lists), methods = </w:t>
+      </w:r>
+      <w:proofErr w:type="spellStart"/>
+      <w:proofErr w:type="gramStart"/>
+      <w:r>
+        <w:t>t.index</w:t>
+      </w:r>
+      <w:proofErr w:type="spellEnd"/>
+      <w:proofErr w:type="gramEnd"/>
+      <w:r>
+        <w:t>(</w:t>
+      </w:r>
+      <w:proofErr w:type="spellStart"/>
+      <w:r>
+        <w:t>val</w:t>
+      </w:r>
+      <w:proofErr w:type="spellEnd"/>
+      <w:r>
+        <w:t xml:space="preserve">), </w:t>
+      </w:r>
+      <w:proofErr w:type="spellStart"/>
+      <w:proofErr w:type="gramStart"/>
+      <w:r>
+        <w:t>t.count</w:t>
+      </w:r>
+      <w:proofErr w:type="spellEnd"/>
+      <w:proofErr w:type="gramEnd"/>
+      <w:r>
+        <w:t>(</w:t>
+      </w:r>
+      <w:proofErr w:type="spellStart"/>
+      <w:r>
+        <w:t>val</w:t>
+      </w:r>
+      <w:proofErr w:type="spellEnd"/>
+      <w:r>
+        <w:t>)</w:t>
+      </w:r>
+    </w:p>
+    <w:p>
+      <w:r>
+        <w:t xml:space="preserve">Dictionary: </w:t>
+      </w:r>
+      <w:proofErr w:type="spellStart"/>
+      <w:r>
+        <w:t>key:value</w:t>
+      </w:r>
+      <w:proofErr w:type="spellEnd"/>
+      <w:r>
+        <w:t xml:space="preserve"> pairs &amp; Python dictionaries are mutable</w:t>
       </w:r>
       <w:r>
         <w:t>.</w:t>
       </w:r>
       <w:r>
-        <w:t xml:space="preserve"> Methods = d.keys(), d.values(), d.items(), d.get(val), d.update(new_item)</w:t>
-      </w:r>
-    </w:p>
-    <w:p>
-      <w:r>
-        <w:t>Sets: Collection of unique elements. Sets can be mutable, but their elements should be immutable (Lists &amp; Dictionaries can’t be elements of a set). Methods = s.add(val), s.remove(val), s.clear(), s.pop(), s.union(set2), s.intersection(set2)</w:t>
+        <w:t xml:space="preserve"> Methods = </w:t>
+      </w:r>
+      <w:proofErr w:type="spellStart"/>
+      <w:proofErr w:type="gramStart"/>
+      <w:r>
+        <w:t>d.keys</w:t>
+      </w:r>
+      <w:proofErr w:type="spellEnd"/>
+      <w:proofErr w:type="gramEnd"/>
+      <w:r>
+        <w:t xml:space="preserve">(), </w:t>
+      </w:r>
+      <w:proofErr w:type="spellStart"/>
+      <w:proofErr w:type="gramStart"/>
+      <w:r>
+        <w:t>d.values</w:t>
+      </w:r>
+      <w:proofErr w:type="spellEnd"/>
+      <w:proofErr w:type="gramEnd"/>
+      <w:r>
+        <w:t xml:space="preserve">(), </w:t>
+      </w:r>
+      <w:proofErr w:type="spellStart"/>
+      <w:proofErr w:type="gramStart"/>
+      <w:r>
+        <w:t>d.items</w:t>
+      </w:r>
+      <w:proofErr w:type="spellEnd"/>
+      <w:proofErr w:type="gramEnd"/>
+      <w:r>
+        <w:t xml:space="preserve">(), </w:t>
+      </w:r>
+      <w:proofErr w:type="spellStart"/>
+      <w:r>
+        <w:t>d.get</w:t>
+      </w:r>
+      <w:proofErr w:type="spellEnd"/>
+      <w:r>
+        <w:t>(</w:t>
+      </w:r>
+      <w:proofErr w:type="spellStart"/>
+      <w:r>
+        <w:t>val</w:t>
+      </w:r>
+      <w:proofErr w:type="spellEnd"/>
+      <w:r>
+        <w:t xml:space="preserve">), </w:t>
+      </w:r>
+      <w:proofErr w:type="spellStart"/>
+      <w:proofErr w:type="gramStart"/>
+      <w:r>
+        <w:t>d.update</w:t>
+      </w:r>
+      <w:proofErr w:type="spellEnd"/>
+      <w:proofErr w:type="gramEnd"/>
+      <w:r>
+        <w:t>(</w:t>
+      </w:r>
+      <w:proofErr w:type="spellStart"/>
+      <w:r>
+        <w:t>new_item</w:t>
+      </w:r>
+      <w:proofErr w:type="spellEnd"/>
+      <w:r>
+        <w:t>)</w:t>
+      </w:r>
+    </w:p>
+    <w:p>
+      <w:r>
+        <w:t xml:space="preserve">Sets: Collection of unique elements. Sets can be mutable, but their elements should be immutable (Lists &amp; Dictionaries can’t be elements of a set). Methods = </w:t>
+      </w:r>
+      <w:proofErr w:type="spellStart"/>
+      <w:r>
+        <w:t>s.add</w:t>
+      </w:r>
+      <w:proofErr w:type="spellEnd"/>
+      <w:r>
+        <w:t>(</w:t>
+      </w:r>
+      <w:proofErr w:type="spellStart"/>
+      <w:r>
+        <w:t>val</w:t>
+      </w:r>
+      <w:proofErr w:type="spellEnd"/>
+      <w:r>
+        <w:t xml:space="preserve">), </w:t>
+      </w:r>
+      <w:proofErr w:type="spellStart"/>
+      <w:proofErr w:type="gramStart"/>
+      <w:r>
+        <w:t>s.remove</w:t>
+      </w:r>
+      <w:proofErr w:type="spellEnd"/>
+      <w:proofErr w:type="gramEnd"/>
+      <w:r>
+        <w:t>(</w:t>
+      </w:r>
+      <w:proofErr w:type="spellStart"/>
+      <w:r>
+        <w:t>val</w:t>
+      </w:r>
+      <w:proofErr w:type="spellEnd"/>
+      <w:r>
+        <w:t xml:space="preserve">), </w:t>
+      </w:r>
+      <w:proofErr w:type="spellStart"/>
+      <w:proofErr w:type="gramStart"/>
+      <w:r>
+        <w:t>s.clear</w:t>
+      </w:r>
+      <w:proofErr w:type="spellEnd"/>
+      <w:proofErr w:type="gramEnd"/>
+      <w:r>
+        <w:t xml:space="preserve">(), </w:t>
+      </w:r>
+      <w:proofErr w:type="spellStart"/>
+      <w:proofErr w:type="gramStart"/>
+      <w:r>
+        <w:t>s.pop</w:t>
+      </w:r>
+      <w:proofErr w:type="spellEnd"/>
+      <w:r>
+        <w:t>(</w:t>
+      </w:r>
+      <w:proofErr w:type="gramEnd"/>
+      <w:r>
+        <w:t xml:space="preserve">), </w:t>
+      </w:r>
+      <w:proofErr w:type="spellStart"/>
+      <w:proofErr w:type="gramStart"/>
+      <w:r>
+        <w:t>s.union</w:t>
+      </w:r>
+      <w:proofErr w:type="spellEnd"/>
+      <w:proofErr w:type="gramEnd"/>
+      <w:r>
+        <w:t xml:space="preserve">(set2), </w:t>
+      </w:r>
+      <w:proofErr w:type="spellStart"/>
+      <w:proofErr w:type="gramStart"/>
+      <w:r>
+        <w:t>s.intersection</w:t>
+      </w:r>
+      <w:proofErr w:type="spellEnd"/>
+      <w:proofErr w:type="gramEnd"/>
+      <w:r>
+        <w:t>(set2)</w:t>
       </w:r>
     </w:p>
     <w:p/>
@@ -120,7 +531,20 @@
     </w:p>
     <w:p>
       <w:r>
-        <w:t>Constructor – init() Method: Default &amp; Parameterised. We can’t create multiple constructors in Python; otherwise, it takes the last one if all are the same, and if different, then it gives errors</w:t>
+        <w:t xml:space="preserve">Constructor – </w:t>
+      </w:r>
+      <w:proofErr w:type="spellStart"/>
+      <w:proofErr w:type="gramStart"/>
+      <w:r>
+        <w:t>init</w:t>
+      </w:r>
+      <w:proofErr w:type="spellEnd"/>
+      <w:r>
+        <w:t>(</w:t>
+      </w:r>
+      <w:proofErr w:type="gramEnd"/>
+      <w:r>
+        <w:t>) Method: Default &amp; Parameterised. We can’t create multiple constructors in Python; otherwise, it takes the last one if all are the same, and if different, then it gives errors</w:t>
       </w:r>
     </w:p>
     <w:p>
@@ -189,22 +613,64 @@
     </w:p>
     <w:p>
       <w:r>
-        <w:t>F = open(“data.txt”, “r”)</w:t>
-      </w:r>
-    </w:p>
-    <w:p>
-      <w:r>
-        <w:t>r (reading [default]), w (writing, truncates file first), x (creates new &amp; open for writing), a (writing, appends at end), b (binary mode), t (text mode [default]), + (opens disk file for update(r &amp; w))</w:t>
-      </w:r>
-    </w:p>
-    <w:p>
-      <w:r>
-        <w:t>with Keyword -&gt; with open(“data.txt”, “r”) as f: print(f.read())</w:t>
-      </w:r>
-    </w:p>
-    <w:p>
-      <w:r>
-        <w:t>Delete files: os modules</w:t>
+        <w:t xml:space="preserve">F = </w:t>
+      </w:r>
+      <w:proofErr w:type="gramStart"/>
+      <w:r>
+        <w:t>open(</w:t>
+      </w:r>
+      <w:proofErr w:type="gramEnd"/>
+      <w:r>
+        <w:t>“data.txt”, “r”)</w:t>
+      </w:r>
+    </w:p>
+    <w:p>
+      <w:r>
+        <w:t xml:space="preserve">r (reading [default]), w (writing, truncates file first), x (creates new &amp; open for writing), a (writing, appends at end), b (binary mode), t (text mode [default]), + (opens disk file for </w:t>
+      </w:r>
+      <w:proofErr w:type="gramStart"/>
+      <w:r>
+        <w:t>update(</w:t>
+      </w:r>
+      <w:proofErr w:type="gramEnd"/>
+      <w:r>
+        <w:t>r &amp; w))</w:t>
+      </w:r>
+    </w:p>
+    <w:p>
+      <w:r>
+        <w:t xml:space="preserve">with Keyword -&gt; with </w:t>
+      </w:r>
+      <w:proofErr w:type="gramStart"/>
+      <w:r>
+        <w:t>open(</w:t>
+      </w:r>
+      <w:proofErr w:type="gramEnd"/>
+      <w:r>
+        <w:t>“data.txt”, “r”) as f: print(</w:t>
+      </w:r>
+      <w:proofErr w:type="spellStart"/>
+      <w:proofErr w:type="gramStart"/>
+      <w:r>
+        <w:t>f.read</w:t>
+      </w:r>
+      <w:proofErr w:type="spellEnd"/>
+      <w:proofErr w:type="gramEnd"/>
+      <w:r>
+        <w:t>())</w:t>
+      </w:r>
+    </w:p>
+    <w:p>
+      <w:r>
+        <w:t xml:space="preserve">Delete files: </w:t>
+      </w:r>
+      <w:proofErr w:type="spellStart"/>
+      <w:r>
+        <w:t>os</w:t>
+      </w:r>
+      <w:proofErr w:type="spellEnd"/>
+      <w:r>
+        <w:t xml:space="preserve"> modules</w:t>
       </w:r>
     </w:p>
     <w:p>
@@ -214,17 +680,76 @@
     </w:p>
     <w:p>
       <w:r>
-        <w:t>List Comprehensions: [output for item in iterable if condition]</w:t>
-      </w:r>
-    </w:p>
-    <w:p>
-      <w:r>
-        <w:t>JSON Module (JavaScript Object Notation): import json. Arrays-&gt;list, object-&gt;dict, string-&gt;str, null-&gt;None</w:t>
-      </w:r>
-    </w:p>
-    <w:p>
-      <w:r>
-        <w:t>Json.loads(), json.dumps(), json.load(), json.dump()</w:t>
+        <w:t xml:space="preserve">List Comprehensions: [output for item in </w:t>
+      </w:r>
+      <w:proofErr w:type="spellStart"/>
+      <w:r>
+        <w:t>iterable</w:t>
+      </w:r>
+      <w:proofErr w:type="spellEnd"/>
+      <w:r>
+        <w:t xml:space="preserve"> if condition]</w:t>
+      </w:r>
+    </w:p>
+    <w:p>
+      <w:r>
+        <w:t xml:space="preserve">JSON Module (JavaScript Object Notation): import </w:t>
+      </w:r>
+      <w:proofErr w:type="spellStart"/>
+      <w:r>
+        <w:t>json</w:t>
+      </w:r>
+      <w:proofErr w:type="spellEnd"/>
+      <w:r>
+        <w:t>. Arrays-&gt;list, object-&gt;</w:t>
+      </w:r>
+      <w:proofErr w:type="spellStart"/>
+      <w:r>
+        <w:t>dict</w:t>
+      </w:r>
+      <w:proofErr w:type="spellEnd"/>
+      <w:r>
+        <w:t>, string-&gt;str, null-&gt;None</w:t>
+      </w:r>
+    </w:p>
+    <w:p>
+      <w:proofErr w:type="spellStart"/>
+      <w:r>
+        <w:t>Json.loads</w:t>
+      </w:r>
+      <w:proofErr w:type="spellEnd"/>
+      <w:r>
+        <w:t xml:space="preserve">(), </w:t>
+      </w:r>
+      <w:proofErr w:type="spellStart"/>
+      <w:proofErr w:type="gramStart"/>
+      <w:r>
+        <w:t>json.dumps</w:t>
+      </w:r>
+      <w:proofErr w:type="spellEnd"/>
+      <w:proofErr w:type="gramEnd"/>
+      <w:r>
+        <w:t xml:space="preserve">(), </w:t>
+      </w:r>
+      <w:proofErr w:type="spellStart"/>
+      <w:proofErr w:type="gramStart"/>
+      <w:r>
+        <w:t>json.load</w:t>
+      </w:r>
+      <w:proofErr w:type="spellEnd"/>
+      <w:proofErr w:type="gramEnd"/>
+      <w:r>
+        <w:t xml:space="preserve">(), </w:t>
+      </w:r>
+      <w:proofErr w:type="spellStart"/>
+      <w:proofErr w:type="gramStart"/>
+      <w:r>
+        <w:t>json.dump</w:t>
+      </w:r>
+      <w:proofErr w:type="spellEnd"/>
+      <w:proofErr w:type="gramEnd"/>
+      <w:r>
+        <w:t>()</w:t>
       </w:r>
     </w:p>
     <w:p/>
@@ -254,7 +779,23 @@
       </w:r>
       <w:r>
         <w:br/>
-        <w:t>Data Collection | Data cleaning (pre-processing) | Data analysis | Data visualization | Linraries – Numpy, Pandas, Matplotlib, Seaborn</w:t>
+        <w:t xml:space="preserve">Data Collection | Data cleaning (pre-processing) | Data analysis | Data visualization | </w:t>
+      </w:r>
+      <w:proofErr w:type="spellStart"/>
+      <w:r>
+        <w:t>Linraries</w:t>
+      </w:r>
+      <w:proofErr w:type="spellEnd"/>
+      <w:r>
+        <w:t xml:space="preserve"> – </w:t>
+      </w:r>
+      <w:proofErr w:type="spellStart"/>
+      <w:r>
+        <w:t>Numpy</w:t>
+      </w:r>
+      <w:proofErr w:type="spellEnd"/>
+      <w:r>
+        <w:t>, Pandas, Matplotlib, Seaborn</w:t>
       </w:r>
     </w:p>
     <w:p>
@@ -290,7 +831,15 @@
     </w:p>
     <w:p>
       <w:r>
-        <w:t>Python Lists vs Numpy Arrays:</w:t>
+        <w:t xml:space="preserve">Python Lists vs </w:t>
+      </w:r>
+      <w:proofErr w:type="spellStart"/>
+      <w:r>
+        <w:t>Numpy</w:t>
+      </w:r>
+      <w:proofErr w:type="spellEnd"/>
+      <w:r>
+        <w:t xml:space="preserve"> Arrays:</w:t>
       </w:r>
       <w:r>
         <w:br/>
@@ -340,7 +889,23 @@
     </w:p>
     <w:p>
       <w:r>
-        <w:t xml:space="preserve">Common Data Types: Integers = int32, int64 | Floating point nums = float32, float64 | Boolean = bool | Complex nums = complex64, complex128 | String = S (byte-str) &amp; U (Unicode-str) | Object = generic python object </w:t>
+        <w:t xml:space="preserve">Common Data Types: Integers = int32, int64 | Floating point </w:t>
+      </w:r>
+      <w:proofErr w:type="spellStart"/>
+      <w:r>
+        <w:t>nums</w:t>
+      </w:r>
+      <w:proofErr w:type="spellEnd"/>
+      <w:r>
+        <w:t xml:space="preserve"> = float32, float64 | Boolean = bool | Complex </w:t>
+      </w:r>
+      <w:proofErr w:type="spellStart"/>
+      <w:r>
+        <w:t>nums</w:t>
+      </w:r>
+      <w:proofErr w:type="spellEnd"/>
+      <w:r>
+        <w:t xml:space="preserve"> = complex64, complex128 | String = S (byte-str) &amp; U (Unicode-str) | Object = generic python object </w:t>
       </w:r>
       <w:r>
         <w:t>–</w:t>
@@ -355,7 +920,15 @@
       </w:r>
       <w:r>
         <w:br/>
-        <w:t>General broadcasting rule – when operating on two arrays, NumPy compares their shapes element-wise. It starts with the trailing(i.e. rightmost) dimension and works its way left. Two dimensions are compatible when they are equal, or one of them is 1.</w:t>
+        <w:t xml:space="preserve">General broadcasting rule – when operating on two arrays, NumPy compares their shapes element-wise. It starts with the </w:t>
+      </w:r>
+      <w:proofErr w:type="gramStart"/>
+      <w:r>
+        <w:t>trailing(</w:t>
+      </w:r>
+      <w:proofErr w:type="gramEnd"/>
+      <w:r>
+        <w:t>i.e. rightmost) dimension and works its way left. Two dimensions are compatible when they are equal, or one of them is 1.</w:t>
       </w:r>
     </w:p>
     <w:p>
@@ -373,9 +946,11 @@
       <w:r>
         <w:t>(</w:t>
       </w:r>
+      <w:proofErr w:type="spellStart"/>
       <w:r>
         <w:t>arr</w:t>
       </w:r>
+      <w:proofErr w:type="spellEnd"/>
       <w:r>
         <w:t xml:space="preserve"> – </w:t>
       </w:r>
@@ -391,14 +966,43 @@
       <w:r>
         <w:t>(</w:t>
       </w:r>
-      <w:r>
-        <w:t>sum(vali - mean)^2 / N</w:t>
-      </w:r>
-      <w:r>
-        <w:t>)^(1/2)</w:t>
-      </w:r>
-      <w:r>
-        <w:t>, var = (std dev)^2</w:t>
+      <w:proofErr w:type="gramStart"/>
+      <w:r>
+        <w:t>sum(</w:t>
+      </w:r>
+      <w:proofErr w:type="gramEnd"/>
+      <w:r>
+        <w:t xml:space="preserve">vali - </w:t>
+      </w:r>
+      <w:proofErr w:type="gramStart"/>
+      <w:r>
+        <w:t>mean)^</w:t>
+      </w:r>
+      <w:proofErr w:type="gramEnd"/>
+      <w:r>
+        <w:t xml:space="preserve">2 / </w:t>
+      </w:r>
+      <w:proofErr w:type="gramStart"/>
+      <w:r>
+        <w:t>N</w:t>
+      </w:r>
+      <w:r>
+        <w:t>)^</w:t>
+      </w:r>
+      <w:proofErr w:type="gramEnd"/>
+      <w:r>
+        <w:t>(1/2)</w:t>
+      </w:r>
+      <w:r>
+        <w:t xml:space="preserve">, var = (std </w:t>
+      </w:r>
+      <w:proofErr w:type="gramStart"/>
+      <w:r>
+        <w:t>dev)^</w:t>
+      </w:r>
+      <w:proofErr w:type="gramEnd"/>
+      <w:r>
+        <w:t>2</w:t>
       </w:r>
     </w:p>
     <w:p>
@@ -407,23 +1011,209 @@
       </w:r>
       <w:r>
         <w:br/>
-        <w:t>1) Aggregation: sum(), prod(), min(), max(), mean(), std(), var(), median(), argmin(), argmax()</w:t>
-      </w:r>
-      <w:r>
-        <w:br/>
-        <w:t>2) Power: square(), sqrt(), pow(a, b)</w:t>
-      </w:r>
-      <w:r>
-        <w:br/>
-        <w:t>3) Log &amp; Exponential: log(), log10(), log2(), exp()</w:t>
-      </w:r>
-      <w:r>
-        <w:br/>
-        <w:t>4) Rounding: round(), floor(), ceil(), trunc()</w:t>
-      </w:r>
-      <w:r>
-        <w:br/>
-        <w:t>5) EXTRAS: unique(), sort(), abs()</w:t>
+        <w:t xml:space="preserve">1) Aggregation: </w:t>
+      </w:r>
+      <w:proofErr w:type="gramStart"/>
+      <w:r>
+        <w:t>sum(</w:t>
+      </w:r>
+      <w:proofErr w:type="gramEnd"/>
+      <w:r>
+        <w:t xml:space="preserve">), </w:t>
+      </w:r>
+      <w:proofErr w:type="gramStart"/>
+      <w:r>
+        <w:t>prod(</w:t>
+      </w:r>
+      <w:proofErr w:type="gramEnd"/>
+      <w:r>
+        <w:t xml:space="preserve">), </w:t>
+      </w:r>
+      <w:proofErr w:type="gramStart"/>
+      <w:r>
+        <w:t>min(</w:t>
+      </w:r>
+      <w:proofErr w:type="gramEnd"/>
+      <w:r>
+        <w:t xml:space="preserve">), </w:t>
+      </w:r>
+      <w:proofErr w:type="gramStart"/>
+      <w:r>
+        <w:t>max(</w:t>
+      </w:r>
+      <w:proofErr w:type="gramEnd"/>
+      <w:r>
+        <w:t xml:space="preserve">), </w:t>
+      </w:r>
+      <w:proofErr w:type="gramStart"/>
+      <w:r>
+        <w:t>mean(</w:t>
+      </w:r>
+      <w:proofErr w:type="gramEnd"/>
+      <w:r>
+        <w:t xml:space="preserve">), </w:t>
+      </w:r>
+      <w:proofErr w:type="gramStart"/>
+      <w:r>
+        <w:t>std(</w:t>
+      </w:r>
+      <w:proofErr w:type="gramEnd"/>
+      <w:r>
+        <w:t xml:space="preserve">), </w:t>
+      </w:r>
+      <w:proofErr w:type="gramStart"/>
+      <w:r>
+        <w:t>var(</w:t>
+      </w:r>
+      <w:proofErr w:type="gramEnd"/>
+      <w:r>
+        <w:t xml:space="preserve">), </w:t>
+      </w:r>
+      <w:proofErr w:type="gramStart"/>
+      <w:r>
+        <w:t>median(</w:t>
+      </w:r>
+      <w:proofErr w:type="gramEnd"/>
+      <w:r>
+        <w:t xml:space="preserve">), </w:t>
+      </w:r>
+      <w:proofErr w:type="spellStart"/>
+      <w:proofErr w:type="gramStart"/>
+      <w:r>
+        <w:t>argmin</w:t>
+      </w:r>
+      <w:proofErr w:type="spellEnd"/>
+      <w:r>
+        <w:t>(</w:t>
+      </w:r>
+      <w:proofErr w:type="gramEnd"/>
+      <w:r>
+        <w:t xml:space="preserve">), </w:t>
+      </w:r>
+      <w:proofErr w:type="gramStart"/>
+      <w:r>
+        <w:t>argmax(</w:t>
+      </w:r>
+      <w:proofErr w:type="gramEnd"/>
+      <w:r>
+        <w:t>)</w:t>
+      </w:r>
+      <w:r>
+        <w:br/>
+        <w:t xml:space="preserve">2) Power: </w:t>
+      </w:r>
+      <w:proofErr w:type="gramStart"/>
+      <w:r>
+        <w:t>square(</w:t>
+      </w:r>
+      <w:proofErr w:type="gramEnd"/>
+      <w:r>
+        <w:t xml:space="preserve">), </w:t>
+      </w:r>
+      <w:proofErr w:type="gramStart"/>
+      <w:r>
+        <w:t>sqrt(</w:t>
+      </w:r>
+      <w:proofErr w:type="gramEnd"/>
+      <w:r>
+        <w:t xml:space="preserve">), </w:t>
+      </w:r>
+      <w:proofErr w:type="gramStart"/>
+      <w:r>
+        <w:t>pow(</w:t>
+      </w:r>
+      <w:proofErr w:type="gramEnd"/>
+      <w:r>
+        <w:t>a, b)</w:t>
+      </w:r>
+      <w:r>
+        <w:br/>
+        <w:t xml:space="preserve">3) Log &amp; Exponential: </w:t>
+      </w:r>
+      <w:proofErr w:type="gramStart"/>
+      <w:r>
+        <w:t>log(</w:t>
+      </w:r>
+      <w:proofErr w:type="gramEnd"/>
+      <w:r>
+        <w:t xml:space="preserve">), log10(), log2(), </w:t>
+      </w:r>
+      <w:proofErr w:type="gramStart"/>
+      <w:r>
+        <w:t>exp(</w:t>
+      </w:r>
+      <w:proofErr w:type="gramEnd"/>
+      <w:r>
+        <w:t>)</w:t>
+      </w:r>
+      <w:r>
+        <w:br/>
+        <w:t xml:space="preserve">4) Rounding: </w:t>
+      </w:r>
+      <w:proofErr w:type="gramStart"/>
+      <w:r>
+        <w:t>round(</w:t>
+      </w:r>
+      <w:proofErr w:type="gramEnd"/>
+      <w:r>
+        <w:t xml:space="preserve">), </w:t>
+      </w:r>
+      <w:proofErr w:type="gramStart"/>
+      <w:r>
+        <w:t>floor(</w:t>
+      </w:r>
+      <w:proofErr w:type="gramEnd"/>
+      <w:r>
+        <w:t xml:space="preserve">), </w:t>
+      </w:r>
+      <w:proofErr w:type="gramStart"/>
+      <w:r>
+        <w:t>ceil(</w:t>
+      </w:r>
+      <w:proofErr w:type="gramEnd"/>
+      <w:r>
+        <w:t xml:space="preserve">), </w:t>
+      </w:r>
+      <w:proofErr w:type="spellStart"/>
+      <w:proofErr w:type="gramStart"/>
+      <w:r>
+        <w:t>trunc</w:t>
+      </w:r>
+      <w:proofErr w:type="spellEnd"/>
+      <w:r>
+        <w:t>(</w:t>
+      </w:r>
+      <w:proofErr w:type="gramEnd"/>
+      <w:r>
+        <w:t>)</w:t>
+      </w:r>
+      <w:r>
+        <w:br/>
+        <w:t xml:space="preserve">5) EXTRAS: </w:t>
+      </w:r>
+      <w:proofErr w:type="gramStart"/>
+      <w:r>
+        <w:t>unique(</w:t>
+      </w:r>
+      <w:proofErr w:type="gramEnd"/>
+      <w:r>
+        <w:t xml:space="preserve">), </w:t>
+      </w:r>
+      <w:proofErr w:type="gramStart"/>
+      <w:r>
+        <w:t>sort(</w:t>
+      </w:r>
+      <w:proofErr w:type="gramEnd"/>
+      <w:r>
+        <w:t xml:space="preserve">), </w:t>
+      </w:r>
+      <w:proofErr w:type="gramStart"/>
+      <w:r>
+        <w:t>abs(</w:t>
+      </w:r>
+      <w:proofErr w:type="gramEnd"/>
+      <w:r>
+        <w:t>)</w:t>
       </w:r>
     </w:p>
     <w:p/>
@@ -467,7 +1257,15 @@
         <w:sym w:font="Wingdings" w:char="F0E0"/>
       </w:r>
       <w:r>
-        <w:t xml:space="preserve"> Modeling </w:t>
+        <w:t xml:space="preserve"> </w:t>
+      </w:r>
+      <w:proofErr w:type="spellStart"/>
+      <w:r>
+        <w:t>Modeling</w:t>
+      </w:r>
+      <w:proofErr w:type="spellEnd"/>
+      <w:r>
+        <w:t xml:space="preserve"> </w:t>
       </w:r>
       <w:r>
         <w:sym w:font="Wingdings" w:char="F0E0"/>
@@ -550,6 +1348,7 @@
       <w:r>
         <w:t xml:space="preserve"> &amp; </w:t>
       </w:r>
+      <w:proofErr w:type="spellStart"/>
       <w:r>
         <w:rPr>
           <w:b/>
@@ -557,6 +1356,7 @@
         </w:rPr>
         <w:t>DataFrame</w:t>
       </w:r>
+      <w:proofErr w:type="spellEnd"/>
       <w:r>
         <w:t xml:space="preserve"> are 2 important data structures]</w:t>
       </w:r>
@@ -612,7 +1412,15 @@
       </w:r>
       <w:r>
         <w:br/>
-        <w:t>1) Homogeneous | 2) Vectorized Operations | 3) Handle Missing Values with NaN | 4) Mu</w:t>
+        <w:t xml:space="preserve">1) Homogeneous | 2) Vectorized Operations | 3) Handle Missing Values with </w:t>
+      </w:r>
+      <w:proofErr w:type="spellStart"/>
+      <w:r>
+        <w:t>NaN</w:t>
+      </w:r>
+      <w:proofErr w:type="spellEnd"/>
+      <w:r>
+        <w:t xml:space="preserve"> | 4) Mu</w:t>
       </w:r>
       <w:r>
         <w:t>table</w:t>
@@ -622,8 +1430,13 @@
       </w:r>
     </w:p>
     <w:p>
-      <w:r>
-        <w:t xml:space="preserve">DataFrame </w:t>
+      <w:proofErr w:type="spellStart"/>
+      <w:r>
+        <w:t>DataFrame</w:t>
+      </w:r>
+      <w:proofErr w:type="spellEnd"/>
+      <w:r>
+        <w:t xml:space="preserve"> </w:t>
       </w:r>
       <w:r>
         <w:sym w:font="Wingdings" w:char="F0E0"/>
@@ -633,12 +1446,100 @@
       </w:r>
     </w:p>
     <w:p>
-      <w:r>
-        <w:t>DataFrame Methods:</w:t>
-      </w:r>
-      <w:r>
-        <w:br/>
-        <w:t>df.head(), df.tail(), df.sample(), df.info(), df.shape(), df.describe(), df.columns(), df.nunique()</w:t>
+      <w:proofErr w:type="spellStart"/>
+      <w:r>
+        <w:t>DataFrame</w:t>
+      </w:r>
+      <w:proofErr w:type="spellEnd"/>
+      <w:r>
+        <w:t xml:space="preserve"> Methods:</w:t>
+      </w:r>
+      <w:r>
+        <w:br/>
+      </w:r>
+      <w:proofErr w:type="spellStart"/>
+      <w:proofErr w:type="gramStart"/>
+      <w:r>
+        <w:t>df.head</w:t>
+      </w:r>
+      <w:proofErr w:type="spellEnd"/>
+      <w:proofErr w:type="gramEnd"/>
+      <w:r>
+        <w:t xml:space="preserve">(), </w:t>
+      </w:r>
+      <w:proofErr w:type="spellStart"/>
+      <w:proofErr w:type="gramStart"/>
+      <w:r>
+        <w:t>df.tail</w:t>
+      </w:r>
+      <w:proofErr w:type="spellEnd"/>
+      <w:proofErr w:type="gramEnd"/>
+      <w:r>
+        <w:t xml:space="preserve">(), </w:t>
+      </w:r>
+      <w:proofErr w:type="spellStart"/>
+      <w:r>
+        <w:t>df.</w:t>
+      </w:r>
+      <w:proofErr w:type="gramStart"/>
+      <w:r>
+        <w:t>sample</w:t>
+      </w:r>
+      <w:proofErr w:type="spellEnd"/>
+      <w:r>
+        <w:t>(</w:t>
+      </w:r>
+      <w:proofErr w:type="gramEnd"/>
+      <w:r>
+        <w:t xml:space="preserve">), </w:t>
+      </w:r>
+      <w:proofErr w:type="gramStart"/>
+      <w:r>
+        <w:t>df.info(</w:t>
+      </w:r>
+      <w:proofErr w:type="gramEnd"/>
+      <w:r>
+        <w:t xml:space="preserve">), </w:t>
+      </w:r>
+      <w:proofErr w:type="spellStart"/>
+      <w:proofErr w:type="gramStart"/>
+      <w:r>
+        <w:t>df.shape</w:t>
+      </w:r>
+      <w:proofErr w:type="spellEnd"/>
+      <w:proofErr w:type="gramEnd"/>
+      <w:r>
+        <w:t xml:space="preserve">(), </w:t>
+      </w:r>
+      <w:proofErr w:type="spellStart"/>
+      <w:proofErr w:type="gramStart"/>
+      <w:r>
+        <w:t>df.describe</w:t>
+      </w:r>
+      <w:proofErr w:type="spellEnd"/>
+      <w:proofErr w:type="gramEnd"/>
+      <w:r>
+        <w:t xml:space="preserve">(), </w:t>
+      </w:r>
+      <w:proofErr w:type="spellStart"/>
+      <w:proofErr w:type="gramStart"/>
+      <w:r>
+        <w:t>df.columns</w:t>
+      </w:r>
+      <w:proofErr w:type="spellEnd"/>
+      <w:proofErr w:type="gramEnd"/>
+      <w:r>
+        <w:t xml:space="preserve">(), </w:t>
+      </w:r>
+      <w:proofErr w:type="spellStart"/>
+      <w:proofErr w:type="gramStart"/>
+      <w:r>
+        <w:t>df.nunique</w:t>
+      </w:r>
+      <w:proofErr w:type="spellEnd"/>
+      <w:proofErr w:type="gramEnd"/>
+      <w:r>
+        <w:t>()</w:t>
       </w:r>
     </w:p>
     <w:p/>
@@ -652,20 +1553,35 @@
       </w:r>
       <w:r>
         <w:br/>
-        <w:t xml:space="preserve">  - Selecting Rows (Labels &amp; Index based) – loc &amp; iloc</w:t>
-      </w:r>
+        <w:t xml:space="preserve">  - Selecting Rows (Labels &amp; Index based) – loc &amp; </w:t>
+      </w:r>
+      <w:proofErr w:type="spellStart"/>
+      <w:r>
+        <w:t>iloc</w:t>
+      </w:r>
+      <w:proofErr w:type="spellEnd"/>
       <w:r>
         <w:br/>
         <w:t xml:space="preserve">  - Selecting Rows &amp; Columns</w:t>
       </w:r>
       <w:r>
         <w:br/>
-        <w:t xml:space="preserve">  - Selecting single scalar value – at &amp; iat</w:t>
-      </w:r>
-    </w:p>
-    <w:p>
-      <w:r>
-        <w:t>Query() rules:</w:t>
+        <w:t xml:space="preserve">  - Selecting single scalar value – at &amp; </w:t>
+      </w:r>
+      <w:proofErr w:type="spellStart"/>
+      <w:r>
+        <w:t>iat</w:t>
+      </w:r>
+      <w:proofErr w:type="spellEnd"/>
+    </w:p>
+    <w:p>
+      <w:proofErr w:type="gramStart"/>
+      <w:r>
+        <w:t>Query(</w:t>
+      </w:r>
+      <w:proofErr w:type="gramEnd"/>
+      <w:r>
+        <w:t>) rules:</w:t>
       </w:r>
       <w:r>
         <w:br/>
@@ -677,7 +1593,15 @@
       </w:r>
       <w:r>
         <w:br/>
-        <w:t xml:space="preserve">  - Backticks for col_name with space or special chars</w:t>
+        <w:t xml:space="preserve">  - Backticks for </w:t>
+      </w:r>
+      <w:proofErr w:type="spellStart"/>
+      <w:r>
+        <w:t>col_name</w:t>
+      </w:r>
+      <w:proofErr w:type="spellEnd"/>
+      <w:r>
+        <w:t xml:space="preserve"> with space or special chars</w:t>
       </w:r>
       <w:r>
         <w:br/>
@@ -706,20 +1630,238 @@
       <w:r>
         <w:t xml:space="preserve">: </w:t>
       </w:r>
-      <w:r>
-        <w:t>isnull()/isna(), isnull().sum(), dropna(), fillna(value), ffill(), bfill()</w:t>
-      </w:r>
-      <w:r>
-        <w:br/>
-        <w:t xml:space="preserve">  -  Handle duplicates: df.duplicated(), df.drop_duplicates()</w:t>
-      </w:r>
-      <w:r>
-        <w:br/>
-        <w:t xml:space="preserve">  - Handle Data Types &amp; date-time: dtypes, astype(newType), to_datetime()</w:t>
-      </w:r>
-      <w:r>
-        <w:br/>
-        <w:t xml:space="preserve">  - Handle Strings: .str.lower(), .str.upper() &amp; .capitalize() | .str.strip() | .str.split(“”) | .str.contains(val, case=False)</w:t>
+      <w:proofErr w:type="spellStart"/>
+      <w:r>
+        <w:t>isnull</w:t>
+      </w:r>
+      <w:proofErr w:type="spellEnd"/>
+      <w:r>
+        <w:t>()/</w:t>
+      </w:r>
+      <w:proofErr w:type="spellStart"/>
+      <w:proofErr w:type="gramStart"/>
+      <w:r>
+        <w:t>isna</w:t>
+      </w:r>
+      <w:proofErr w:type="spellEnd"/>
+      <w:r>
+        <w:t>(</w:t>
+      </w:r>
+      <w:proofErr w:type="gramEnd"/>
+      <w:r>
+        <w:t xml:space="preserve">), </w:t>
+      </w:r>
+      <w:proofErr w:type="spellStart"/>
+      <w:r>
+        <w:t>isnull</w:t>
+      </w:r>
+      <w:proofErr w:type="spellEnd"/>
+      <w:r>
+        <w:t>(</w:t>
+      </w:r>
+      <w:proofErr w:type="gramStart"/>
+      <w:r>
+        <w:t>).sum</w:t>
+      </w:r>
+      <w:proofErr w:type="gramEnd"/>
+      <w:r>
+        <w:t xml:space="preserve">(), </w:t>
+      </w:r>
+      <w:proofErr w:type="spellStart"/>
+      <w:proofErr w:type="gramStart"/>
+      <w:r>
+        <w:t>dropna</w:t>
+      </w:r>
+      <w:proofErr w:type="spellEnd"/>
+      <w:r>
+        <w:t>(</w:t>
+      </w:r>
+      <w:proofErr w:type="gramEnd"/>
+      <w:r>
+        <w:t xml:space="preserve">), </w:t>
+      </w:r>
+      <w:proofErr w:type="spellStart"/>
+      <w:r>
+        <w:t>fillna</w:t>
+      </w:r>
+      <w:proofErr w:type="spellEnd"/>
+      <w:r>
+        <w:t xml:space="preserve">(value), </w:t>
+      </w:r>
+      <w:proofErr w:type="spellStart"/>
+      <w:proofErr w:type="gramStart"/>
+      <w:r>
+        <w:t>ffill</w:t>
+      </w:r>
+      <w:proofErr w:type="spellEnd"/>
+      <w:r>
+        <w:t>(</w:t>
+      </w:r>
+      <w:proofErr w:type="gramEnd"/>
+      <w:r>
+        <w:t xml:space="preserve">), </w:t>
+      </w:r>
+      <w:proofErr w:type="spellStart"/>
+      <w:proofErr w:type="gramStart"/>
+      <w:r>
+        <w:t>bfill</w:t>
+      </w:r>
+      <w:proofErr w:type="spellEnd"/>
+      <w:r>
+        <w:t>(</w:t>
+      </w:r>
+      <w:proofErr w:type="gramEnd"/>
+      <w:r>
+        <w:t>)</w:t>
+      </w:r>
+      <w:r>
+        <w:br/>
+        <w:t xml:space="preserve">  -  Handle duplicates: </w:t>
+      </w:r>
+      <w:proofErr w:type="spellStart"/>
+      <w:proofErr w:type="gramStart"/>
+      <w:r>
+        <w:t>df.duplicated</w:t>
+      </w:r>
+      <w:proofErr w:type="spellEnd"/>
+      <w:proofErr w:type="gramEnd"/>
+      <w:r>
+        <w:t xml:space="preserve">(), </w:t>
+      </w:r>
+      <w:proofErr w:type="spellStart"/>
+      <w:proofErr w:type="gramStart"/>
+      <w:r>
+        <w:t>df.drop</w:t>
+      </w:r>
+      <w:proofErr w:type="gramEnd"/>
+      <w:r>
+        <w:t>_</w:t>
+      </w:r>
+      <w:proofErr w:type="gramStart"/>
+      <w:r>
+        <w:t>duplicates</w:t>
+      </w:r>
+      <w:proofErr w:type="spellEnd"/>
+      <w:r>
+        <w:t>(</w:t>
+      </w:r>
+      <w:proofErr w:type="gramEnd"/>
+      <w:r>
+        <w:t>)</w:t>
+      </w:r>
+      <w:r>
+        <w:br/>
+        <w:t xml:space="preserve">  - Handle Data Types &amp; date-time: </w:t>
+      </w:r>
+      <w:proofErr w:type="spellStart"/>
+      <w:r>
+        <w:t>dtypes</w:t>
+      </w:r>
+      <w:proofErr w:type="spellEnd"/>
+      <w:r>
+        <w:t xml:space="preserve">, </w:t>
+      </w:r>
+      <w:proofErr w:type="spellStart"/>
+      <w:r>
+        <w:t>astype</w:t>
+      </w:r>
+      <w:proofErr w:type="spellEnd"/>
+      <w:r>
+        <w:t>(</w:t>
+      </w:r>
+      <w:proofErr w:type="spellStart"/>
+      <w:r>
+        <w:t>newType</w:t>
+      </w:r>
+      <w:proofErr w:type="spellEnd"/>
+      <w:r>
+        <w:t xml:space="preserve">), </w:t>
+      </w:r>
+      <w:proofErr w:type="spellStart"/>
+      <w:r>
+        <w:t>to_</w:t>
+      </w:r>
+      <w:proofErr w:type="gramStart"/>
+      <w:r>
+        <w:t>datetime</w:t>
+      </w:r>
+      <w:proofErr w:type="spellEnd"/>
+      <w:r>
+        <w:t>(</w:t>
+      </w:r>
+      <w:proofErr w:type="gramEnd"/>
+      <w:r>
+        <w:t>)</w:t>
+      </w:r>
+      <w:r>
+        <w:br/>
+        <w:t xml:space="preserve">  - Handle Strings: .</w:t>
+      </w:r>
+      <w:proofErr w:type="spellStart"/>
+      <w:proofErr w:type="gramStart"/>
+      <w:r>
+        <w:t>str.lower</w:t>
+      </w:r>
+      <w:proofErr w:type="spellEnd"/>
+      <w:proofErr w:type="gramEnd"/>
+      <w:r>
+        <w:t>(), .</w:t>
+      </w:r>
+      <w:proofErr w:type="spellStart"/>
+      <w:proofErr w:type="gramStart"/>
+      <w:r>
+        <w:t>str.upper</w:t>
+      </w:r>
+      <w:proofErr w:type="spellEnd"/>
+      <w:proofErr w:type="gramEnd"/>
+      <w:r>
+        <w:t xml:space="preserve">() </w:t>
+      </w:r>
+      <w:proofErr w:type="gramStart"/>
+      <w:r>
+        <w:t>&amp; .capitalize</w:t>
+      </w:r>
+      <w:proofErr w:type="gramEnd"/>
+      <w:r>
+        <w:t>() | .</w:t>
+      </w:r>
+      <w:proofErr w:type="spellStart"/>
+      <w:proofErr w:type="gramStart"/>
+      <w:r>
+        <w:t>str.strip</w:t>
+      </w:r>
+      <w:proofErr w:type="spellEnd"/>
+      <w:proofErr w:type="gramEnd"/>
+      <w:r>
+        <w:t>() | .</w:t>
+      </w:r>
+      <w:proofErr w:type="spellStart"/>
+      <w:proofErr w:type="gramStart"/>
+      <w:r>
+        <w:t>str.split</w:t>
+      </w:r>
+      <w:proofErr w:type="spellEnd"/>
+      <w:proofErr w:type="gramEnd"/>
+      <w:r>
+        <w:t>(“”) | .</w:t>
+      </w:r>
+      <w:proofErr w:type="spellStart"/>
+      <w:proofErr w:type="gramStart"/>
+      <w:r>
+        <w:t>str.contains</w:t>
+      </w:r>
+      <w:proofErr w:type="spellEnd"/>
+      <w:proofErr w:type="gramEnd"/>
+      <w:r>
+        <w:t>(</w:t>
+      </w:r>
+      <w:proofErr w:type="spellStart"/>
+      <w:r>
+        <w:t>val</w:t>
+      </w:r>
+      <w:proofErr w:type="spellEnd"/>
+      <w:r>
+        <w:t>, case=False)</w:t>
       </w:r>
     </w:p>
     <w:p>
@@ -728,7 +1870,15 @@
       </w:r>
       <w:r>
         <w:br/>
-        <w:t xml:space="preserve">  - apply()</w:t>
+        <w:t xml:space="preserve">  - </w:t>
+      </w:r>
+      <w:proofErr w:type="gramStart"/>
+      <w:r>
+        <w:t>apply(</w:t>
+      </w:r>
+      <w:proofErr w:type="gramEnd"/>
+      <w:r>
+        <w:t>)</w:t>
       </w:r>
       <w:r>
         <w:t xml:space="preserve">  </w:t>
@@ -747,27 +1897,120 @@
       </w:r>
       <w:r>
         <w:br/>
-        <w:t xml:space="preserve">  - map()</w:t>
-      </w:r>
-      <w:r>
-        <w:br/>
-        <w:t xml:space="preserve">  - assign()</w:t>
-      </w:r>
-      <w:r>
-        <w:br/>
-        <w:t xml:space="preserve">  - replace(old, new)</w:t>
-      </w:r>
-      <w:r>
-        <w:br/>
-        <w:t xml:space="preserve">  - rename(columns={old:new})          - reset_index()</w:t>
-      </w:r>
-      <w:r>
-        <w:br/>
-        <w:t xml:space="preserve">  - sort_values()                                      - rank()</w:t>
-      </w:r>
-      <w:r>
-        <w:br/>
-        <w:t xml:space="preserve">  - sort_index()                                        - Reorder columns</w:t>
+        <w:t xml:space="preserve">  - </w:t>
+      </w:r>
+      <w:proofErr w:type="gramStart"/>
+      <w:r>
+        <w:t>map(</w:t>
+      </w:r>
+      <w:proofErr w:type="gramEnd"/>
+      <w:r>
+        <w:t>)</w:t>
+      </w:r>
+      <w:r>
+        <w:br/>
+        <w:t xml:space="preserve">  - </w:t>
+      </w:r>
+      <w:proofErr w:type="gramStart"/>
+      <w:r>
+        <w:t>assign(</w:t>
+      </w:r>
+      <w:proofErr w:type="gramEnd"/>
+      <w:r>
+        <w:t>)</w:t>
+      </w:r>
+      <w:r>
+        <w:br/>
+        <w:t xml:space="preserve">  - </w:t>
+      </w:r>
+      <w:proofErr w:type="gramStart"/>
+      <w:r>
+        <w:t>replace(</w:t>
+      </w:r>
+      <w:proofErr w:type="gramEnd"/>
+      <w:r>
+        <w:t>old, new)</w:t>
+      </w:r>
+      <w:r>
+        <w:br/>
+        <w:t xml:space="preserve">  - rename(columns={</w:t>
+      </w:r>
+      <w:proofErr w:type="spellStart"/>
+      <w:proofErr w:type="gramStart"/>
+      <w:r>
+        <w:t>old:new</w:t>
+      </w:r>
+      <w:proofErr w:type="spellEnd"/>
+      <w:r>
+        <w:t xml:space="preserve">})   </w:t>
+      </w:r>
+      <w:proofErr w:type="gramEnd"/>
+      <w:r>
+        <w:t xml:space="preserve">       - </w:t>
+      </w:r>
+      <w:proofErr w:type="spellStart"/>
+      <w:r>
+        <w:t>reset_</w:t>
+      </w:r>
+      <w:proofErr w:type="gramStart"/>
+      <w:r>
+        <w:t>index</w:t>
+      </w:r>
+      <w:proofErr w:type="spellEnd"/>
+      <w:r>
+        <w:t>(</w:t>
+      </w:r>
+      <w:proofErr w:type="gramEnd"/>
+      <w:r>
+        <w:t>)</w:t>
+      </w:r>
+      <w:r>
+        <w:br/>
+        <w:t xml:space="preserve">  - </w:t>
+      </w:r>
+      <w:proofErr w:type="spellStart"/>
+      <w:r>
+        <w:t>sort_</w:t>
+      </w:r>
+      <w:proofErr w:type="gramStart"/>
+      <w:r>
+        <w:t>values</w:t>
+      </w:r>
+      <w:proofErr w:type="spellEnd"/>
+      <w:r>
+        <w:t>(</w:t>
+      </w:r>
+      <w:proofErr w:type="gramEnd"/>
+      <w:r>
+        <w:t xml:space="preserve">)                                      - </w:t>
+      </w:r>
+      <w:proofErr w:type="gramStart"/>
+      <w:r>
+        <w:t>rank(</w:t>
+      </w:r>
+      <w:proofErr w:type="gramEnd"/>
+      <w:r>
+        <w:t>)</w:t>
+      </w:r>
+      <w:r>
+        <w:br/>
+        <w:t xml:space="preserve">  - </w:t>
+      </w:r>
+      <w:proofErr w:type="spellStart"/>
+      <w:r>
+        <w:t>sort_</w:t>
+      </w:r>
+      <w:proofErr w:type="gramStart"/>
+      <w:r>
+        <w:t>index</w:t>
+      </w:r>
+      <w:proofErr w:type="spellEnd"/>
+      <w:r>
+        <w:t>(</w:t>
+      </w:r>
+      <w:proofErr w:type="gramEnd"/>
+      <w:r>
+        <w:t>)                                        - Reorder columns</w:t>
       </w:r>
     </w:p>
     <w:p>
@@ -776,7 +2019,33 @@
       </w:r>
       <w:r>
         <w:br/>
-        <w:t xml:space="preserve">  groupby()                   mean/sum/max/min/count etc.                agg()</w:t>
+        <w:t xml:space="preserve">  </w:t>
+      </w:r>
+      <w:proofErr w:type="spellStart"/>
+      <w:r>
+        <w:t>groupby</w:t>
+      </w:r>
+      <w:proofErr w:type="spellEnd"/>
+      <w:proofErr w:type="gramStart"/>
+      <w:r>
+        <w:t xml:space="preserve">()   </w:t>
+      </w:r>
+      <w:proofErr w:type="gramEnd"/>
+      <w:r>
+        <w:t xml:space="preserve">                mean/sum/max/min/count etc.                </w:t>
+      </w:r>
+      <w:proofErr w:type="spellStart"/>
+      <w:proofErr w:type="gramStart"/>
+      <w:r>
+        <w:t>agg</w:t>
+      </w:r>
+      <w:proofErr w:type="spellEnd"/>
+      <w:r>
+        <w:t>(</w:t>
+      </w:r>
+      <w:proofErr w:type="gramEnd"/>
+      <w:r>
+        <w:t>)</w:t>
       </w:r>
     </w:p>
     <w:p>
@@ -789,11 +2058,64 @@
       </w:r>
       <w:r>
         <w:br/>
-        <w:t xml:space="preserve">    melt(id_vars, value_vars, var_name, value_name)</w:t>
-      </w:r>
-      <w:r>
-        <w:br/>
-        <w:t xml:space="preserve">               KEEP     UNPIVOT    NEW_COL(name)   NEW_COL(value)</w:t>
+        <w:t xml:space="preserve">    </w:t>
+      </w:r>
+      <w:proofErr w:type="gramStart"/>
+      <w:r>
+        <w:t>melt(</w:t>
+      </w:r>
+      <w:proofErr w:type="spellStart"/>
+      <w:proofErr w:type="gramEnd"/>
+      <w:r>
+        <w:t>id_vars</w:t>
+      </w:r>
+      <w:proofErr w:type="spellEnd"/>
+      <w:r>
+        <w:t xml:space="preserve">, </w:t>
+      </w:r>
+      <w:proofErr w:type="spellStart"/>
+      <w:r>
+        <w:t>value_vars</w:t>
+      </w:r>
+      <w:proofErr w:type="spellEnd"/>
+      <w:r>
+        <w:t xml:space="preserve">, </w:t>
+      </w:r>
+      <w:proofErr w:type="spellStart"/>
+      <w:r>
+        <w:t>var_name</w:t>
+      </w:r>
+      <w:proofErr w:type="spellEnd"/>
+      <w:r>
+        <w:t xml:space="preserve">, </w:t>
+      </w:r>
+      <w:proofErr w:type="spellStart"/>
+      <w:r>
+        <w:t>value_name</w:t>
+      </w:r>
+      <w:proofErr w:type="spellEnd"/>
+      <w:r>
+        <w:t>)</w:t>
+      </w:r>
+      <w:r>
+        <w:br/>
+        <w:t xml:space="preserve">               KEEP     UNPIVOT    NEW_</w:t>
+      </w:r>
+      <w:proofErr w:type="gramStart"/>
+      <w:r>
+        <w:t xml:space="preserve">COL(name)   </w:t>
+      </w:r>
+      <w:proofErr w:type="gramEnd"/>
+      <w:r>
+        <w:t>NEW_</w:t>
+      </w:r>
+      <w:proofErr w:type="gramStart"/>
+      <w:r>
+        <w:t>COL(</w:t>
+      </w:r>
+      <w:proofErr w:type="gramEnd"/>
+      <w:r>
+        <w:t>value)</w:t>
       </w:r>
       <w:r>
         <w:br/>
@@ -804,7 +2126,15 @@
       </w:r>
       <w:r>
         <w:lastRenderedPageBreak/>
-        <w:t xml:space="preserve">    pivot(index, columns, values)</w:t>
+        <w:t xml:space="preserve">    </w:t>
+      </w:r>
+      <w:proofErr w:type="gramStart"/>
+      <w:r>
+        <w:t>pivot(</w:t>
+      </w:r>
+      <w:proofErr w:type="gramEnd"/>
+      <w:r>
+        <w:t>index, columns, values)</w:t>
       </w:r>
       <w:r>
         <w:br/>
@@ -817,7 +2147,23 @@
       </w:r>
       <w:r>
         <w:br/>
-        <w:t xml:space="preserve">      hist()                         plot()</w:t>
+        <w:t xml:space="preserve">      </w:t>
+      </w:r>
+      <w:proofErr w:type="gramStart"/>
+      <w:r>
+        <w:t>hist(</w:t>
+      </w:r>
+      <w:proofErr w:type="gramEnd"/>
+      <w:r>
+        <w:t xml:space="preserve">)                         </w:t>
+      </w:r>
+      <w:proofErr w:type="gramStart"/>
+      <w:r>
+        <w:t>plot(</w:t>
+      </w:r>
+      <w:proofErr w:type="gramEnd"/>
+      <w:r>
+        <w:t>)</w:t>
       </w:r>
     </w:p>
     <w:p>
@@ -847,7 +2193,15 @@
       </w:r>
       <w:r>
         <w:br/>
-        <w:t xml:space="preserve">  Stacking DataFrames on top of each other (rows) or side by side (columns)</w:t>
+        <w:t xml:space="preserve">  Stacking </w:t>
+      </w:r>
+      <w:proofErr w:type="spellStart"/>
+      <w:r>
+        <w:t>DataFrames</w:t>
+      </w:r>
+      <w:proofErr w:type="spellEnd"/>
+      <w:r>
+        <w:t xml:space="preserve"> on top of each other (rows) or side by side (columns)</w:t>
       </w:r>
     </w:p>
     <w:p/>
@@ -922,7 +2276,15 @@
         <w:sym w:font="Wingdings" w:char="F0E0"/>
       </w:r>
       <w:r>
-        <w:t xml:space="preserve"> Modeling </w:t>
+        <w:t xml:space="preserve"> </w:t>
+      </w:r>
+      <w:proofErr w:type="spellStart"/>
+      <w:r>
+        <w:t>Modeling</w:t>
+      </w:r>
+      <w:proofErr w:type="spellEnd"/>
+      <w:r>
+        <w:t xml:space="preserve"> </w:t>
       </w:r>
       <w:r>
         <w:sym w:font="Wingdings" w:char="F0E0"/>
@@ -1130,7 +2492,15 @@
       </w:r>
       <w:r>
         <w:br/>
-        <w:t>NoSQL: Non-relational Database (data stored in document/key-val/graphs, etc). Eg – MongoDB, Cassandra, Neo4j, etc.</w:t>
+        <w:t>NoSQL: Non-relational Database (data stored in document/key-</w:t>
+      </w:r>
+      <w:proofErr w:type="spellStart"/>
+      <w:r>
+        <w:t>val</w:t>
+      </w:r>
+      <w:proofErr w:type="spellEnd"/>
+      <w:r>
+        <w:t>/graphs, etc). Eg – MongoDB, Cassandra, Neo4j, etc.</w:t>
       </w:r>
     </w:p>
     <w:p>
@@ -1530,7 +2900,15 @@
         <w:sym w:font="Wingdings" w:char="F0E0"/>
       </w:r>
       <w:r>
-        <w:t xml:space="preserve"> design (Schema)    &amp;    rows </w:t>
+        <w:t xml:space="preserve"> design (</w:t>
+      </w:r>
+      <w:proofErr w:type="gramStart"/>
+      <w:r>
+        <w:t xml:space="preserve">Schema)   </w:t>
+      </w:r>
+      <w:proofErr w:type="gramEnd"/>
+      <w:r>
+        <w:t xml:space="preserve"> &amp;    rows </w:t>
       </w:r>
       <w:r>
         <w:sym w:font="Wingdings" w:char="F0E0"/>
@@ -1545,19 +2923,51 @@
       </w:r>
       <w:r>
         <w:br/>
-        <w:t>CREATE DATABASE db_name;</w:t>
-      </w:r>
-      <w:r>
-        <w:br/>
-        <w:t>CREATE DATABASE IF NOT EXISTS db_name;</w:t>
-      </w:r>
-      <w:r>
-        <w:br/>
-        <w:t>DROP DATABASE db_name;</w:t>
-      </w:r>
-      <w:r>
-        <w:br/>
-        <w:t>DROP DATABASE IF EXISTS db_name;</w:t>
+        <w:t xml:space="preserve">CREATE DATABASE </w:t>
+      </w:r>
+      <w:proofErr w:type="spellStart"/>
+      <w:r>
+        <w:t>db_name</w:t>
+      </w:r>
+      <w:proofErr w:type="spellEnd"/>
+      <w:r>
+        <w:t>;</w:t>
+      </w:r>
+      <w:r>
+        <w:br/>
+        <w:t xml:space="preserve">CREATE DATABASE IF NOT EXISTS </w:t>
+      </w:r>
+      <w:proofErr w:type="spellStart"/>
+      <w:r>
+        <w:t>db_name</w:t>
+      </w:r>
+      <w:proofErr w:type="spellEnd"/>
+      <w:r>
+        <w:t>;</w:t>
+      </w:r>
+      <w:r>
+        <w:br/>
+        <w:t xml:space="preserve">DROP DATABASE </w:t>
+      </w:r>
+      <w:proofErr w:type="spellStart"/>
+      <w:r>
+        <w:t>db_name</w:t>
+      </w:r>
+      <w:proofErr w:type="spellEnd"/>
+      <w:r>
+        <w:t>;</w:t>
+      </w:r>
+      <w:r>
+        <w:br/>
+        <w:t xml:space="preserve">DROP DATABASE IF EXISTS </w:t>
+      </w:r>
+      <w:proofErr w:type="spellStart"/>
+      <w:r>
+        <w:t>db_name</w:t>
+      </w:r>
+      <w:proofErr w:type="spellEnd"/>
+      <w:r>
+        <w:t>;</w:t>
       </w:r>
       <w:r>
         <w:br/>
@@ -1688,7 +3098,15 @@
       </w:r>
       <w:r>
         <w:br/>
-        <w:t xml:space="preserve">                   cust_id </w:t>
+        <w:t xml:space="preserve">                   </w:t>
+      </w:r>
+      <w:proofErr w:type="spellStart"/>
+      <w:r>
+        <w:t>cust_id</w:t>
+      </w:r>
+      <w:proofErr w:type="spellEnd"/>
+      <w:r>
+        <w:t xml:space="preserve"> </w:t>
       </w:r>
       <w:r>
         <w:rPr>
@@ -1720,7 +3138,15 @@
         <w:t xml:space="preserve"> </w:t>
       </w:r>
       <w:r>
-        <w:t xml:space="preserve">(cust_id) </w:t>
+        <w:t>(</w:t>
+      </w:r>
+      <w:proofErr w:type="spellStart"/>
+      <w:r>
+        <w:t>cust_id</w:t>
+      </w:r>
+      <w:proofErr w:type="spellEnd"/>
+      <w:r>
+        <w:t xml:space="preserve">) </w:t>
       </w:r>
       <w:r>
         <w:rPr>
@@ -1836,7 +3262,21 @@
         <w:rPr>
           <w:color w:val="000000" w:themeColor="text1"/>
         </w:rPr>
-        <w:t xml:space="preserve"> Operators: +(addition), -(substraction), *(multiplication), /(division), %(modulus)</w:t>
+        <w:t xml:space="preserve"> Operators: +(addition), -(</w:t>
+      </w:r>
+      <w:proofErr w:type="spellStart"/>
+      <w:r>
+        <w:rPr>
+          <w:color w:val="000000" w:themeColor="text1"/>
+        </w:rPr>
+        <w:t>substraction</w:t>
+      </w:r>
+      <w:proofErr w:type="spellEnd"/>
+      <w:r>
+        <w:rPr>
+          <w:color w:val="000000" w:themeColor="text1"/>
+        </w:rPr>
+        <w:t>), *(multiplication), /(division), %(modulus)</w:t>
       </w:r>
       <w:r>
         <w:rPr>
@@ -2054,8 +3494,16 @@
         <w:rPr>
           <w:color w:val="000000" w:themeColor="text1"/>
         </w:rPr>
-        <w:t xml:space="preserve"> table_name</w:t>
-      </w:r>
+        <w:t xml:space="preserve"> </w:t>
+      </w:r>
+      <w:proofErr w:type="spellStart"/>
+      <w:r>
+        <w:rPr>
+          <w:color w:val="000000" w:themeColor="text1"/>
+        </w:rPr>
+        <w:t>table_name</w:t>
+      </w:r>
+      <w:proofErr w:type="spellEnd"/>
       <w:r>
         <w:rPr>
           <w:color w:val="000000" w:themeColor="text1"/>
@@ -2130,8 +3578,16 @@
         <w:rPr>
           <w:color w:val="000000" w:themeColor="text1"/>
         </w:rPr>
-        <w:t xml:space="preserve"> table_name</w:t>
-      </w:r>
+        <w:t xml:space="preserve"> </w:t>
+      </w:r>
+      <w:proofErr w:type="spellStart"/>
+      <w:r>
+        <w:rPr>
+          <w:color w:val="000000" w:themeColor="text1"/>
+        </w:rPr>
+        <w:t>table_name</w:t>
+      </w:r>
+      <w:proofErr w:type="spellEnd"/>
       <w:r>
         <w:rPr>
           <w:color w:val="000000" w:themeColor="text1"/>
@@ -2152,11 +3608,19 @@
         </w:rPr>
         <w:t xml:space="preserve"> </w:t>
       </w:r>
-      <w:r>
-        <w:rPr>
-          <w:color w:val="000000" w:themeColor="text1"/>
-        </w:rPr>
-        <w:t>col_name(s) ASC;</w:t>
+      <w:proofErr w:type="spellStart"/>
+      <w:r>
+        <w:rPr>
+          <w:color w:val="000000" w:themeColor="text1"/>
+        </w:rPr>
+        <w:t>col_name</w:t>
+      </w:r>
+      <w:proofErr w:type="spellEnd"/>
+      <w:r>
+        <w:rPr>
+          <w:color w:val="000000" w:themeColor="text1"/>
+        </w:rPr>
+        <w:t>(s) ASC;</w:t>
       </w:r>
     </w:p>
     <w:p>
@@ -2176,7 +3640,77 @@
           <w:color w:val="000000" w:themeColor="text1"/>
         </w:rPr>
         <w:br/>
-        <w:t xml:space="preserve">   COUNT(), MAX(), MIN(), SUM(), AVG()</w:t>
+        <w:t xml:space="preserve">   </w:t>
+      </w:r>
+      <w:proofErr w:type="gramStart"/>
+      <w:r>
+        <w:rPr>
+          <w:color w:val="000000" w:themeColor="text1"/>
+        </w:rPr>
+        <w:t>COUNT(</w:t>
+      </w:r>
+      <w:proofErr w:type="gramEnd"/>
+      <w:r>
+        <w:rPr>
+          <w:color w:val="000000" w:themeColor="text1"/>
+        </w:rPr>
+        <w:t xml:space="preserve">), </w:t>
+      </w:r>
+      <w:proofErr w:type="gramStart"/>
+      <w:r>
+        <w:rPr>
+          <w:color w:val="000000" w:themeColor="text1"/>
+        </w:rPr>
+        <w:t>MAX(</w:t>
+      </w:r>
+      <w:proofErr w:type="gramEnd"/>
+      <w:r>
+        <w:rPr>
+          <w:color w:val="000000" w:themeColor="text1"/>
+        </w:rPr>
+        <w:t xml:space="preserve">), </w:t>
+      </w:r>
+      <w:proofErr w:type="gramStart"/>
+      <w:r>
+        <w:rPr>
+          <w:color w:val="000000" w:themeColor="text1"/>
+        </w:rPr>
+        <w:t>MIN(</w:t>
+      </w:r>
+      <w:proofErr w:type="gramEnd"/>
+      <w:r>
+        <w:rPr>
+          <w:color w:val="000000" w:themeColor="text1"/>
+        </w:rPr>
+        <w:t xml:space="preserve">), </w:t>
+      </w:r>
+      <w:proofErr w:type="gramStart"/>
+      <w:r>
+        <w:rPr>
+          <w:color w:val="000000" w:themeColor="text1"/>
+        </w:rPr>
+        <w:t>SUM(</w:t>
+      </w:r>
+      <w:proofErr w:type="gramEnd"/>
+      <w:r>
+        <w:rPr>
+          <w:color w:val="000000" w:themeColor="text1"/>
+        </w:rPr>
+        <w:t xml:space="preserve">), </w:t>
+      </w:r>
+      <w:proofErr w:type="gramStart"/>
+      <w:r>
+        <w:rPr>
+          <w:color w:val="000000" w:themeColor="text1"/>
+        </w:rPr>
+        <w:t>AVG(</w:t>
+      </w:r>
+      <w:proofErr w:type="gramEnd"/>
+      <w:r>
+        <w:rPr>
+          <w:color w:val="000000" w:themeColor="text1"/>
+        </w:rPr>
+        <w:t>)</w:t>
       </w:r>
       <w:r>
         <w:rPr>
@@ -2308,8 +3842,16 @@
         <w:rPr>
           <w:color w:val="000000" w:themeColor="text1"/>
         </w:rPr>
-        <w:t xml:space="preserve"> table_name</w:t>
-      </w:r>
+        <w:t xml:space="preserve"> </w:t>
+      </w:r>
+      <w:proofErr w:type="spellStart"/>
+      <w:r>
+        <w:rPr>
+          <w:color w:val="000000" w:themeColor="text1"/>
+        </w:rPr>
+        <w:t>table_name</w:t>
+      </w:r>
+      <w:proofErr w:type="spellEnd"/>
       <w:r>
         <w:rPr>
           <w:color w:val="000000" w:themeColor="text1"/>
@@ -2331,11 +3873,19 @@
         </w:rPr>
         <w:t xml:space="preserve"> </w:t>
       </w:r>
-      <w:r>
-        <w:rPr>
-          <w:color w:val="000000" w:themeColor="text1"/>
-        </w:rPr>
-        <w:t>col_name(s);</w:t>
+      <w:proofErr w:type="spellStart"/>
+      <w:r>
+        <w:rPr>
+          <w:color w:val="000000" w:themeColor="text1"/>
+        </w:rPr>
+        <w:t>col_name</w:t>
+      </w:r>
+      <w:proofErr w:type="spellEnd"/>
+      <w:r>
+        <w:rPr>
+          <w:color w:val="000000" w:themeColor="text1"/>
+        </w:rPr>
+        <w:t>(s);</w:t>
       </w:r>
       <w:r>
         <w:rPr>
@@ -2411,8 +3961,16 @@
         <w:rPr>
           <w:color w:val="000000" w:themeColor="text1"/>
         </w:rPr>
-        <w:t xml:space="preserve"> table_name</w:t>
-      </w:r>
+        <w:t xml:space="preserve"> </w:t>
+      </w:r>
+      <w:proofErr w:type="spellStart"/>
+      <w:r>
+        <w:rPr>
+          <w:color w:val="000000" w:themeColor="text1"/>
+        </w:rPr>
+        <w:t>table_name</w:t>
+      </w:r>
+      <w:proofErr w:type="spellEnd"/>
       <w:r>
         <w:rPr>
           <w:color w:val="000000" w:themeColor="text1"/>
@@ -2432,7 +3990,21 @@
         <w:rPr>
           <w:color w:val="000000" w:themeColor="text1"/>
         </w:rPr>
-        <w:t xml:space="preserve"> col_name(s)</w:t>
+        <w:t xml:space="preserve"> </w:t>
+      </w:r>
+      <w:proofErr w:type="spellStart"/>
+      <w:r>
+        <w:rPr>
+          <w:color w:val="000000" w:themeColor="text1"/>
+        </w:rPr>
+        <w:t>col_name</w:t>
+      </w:r>
+      <w:proofErr w:type="spellEnd"/>
+      <w:r>
+        <w:rPr>
+          <w:color w:val="000000" w:themeColor="text1"/>
+        </w:rPr>
+        <w:t>(s)</w:t>
       </w:r>
       <w:r>
         <w:rPr>
@@ -2545,12 +4117,14 @@
         </w:rPr>
         <w:t xml:space="preserve"> </w:t>
       </w:r>
+      <w:proofErr w:type="spellStart"/>
       <w:r>
         <w:rPr>
           <w:color w:val="000000" w:themeColor="text1"/>
         </w:rPr>
         <w:t>table_name</w:t>
       </w:r>
+      <w:proofErr w:type="spellEnd"/>
       <w:r>
         <w:rPr>
           <w:b/>
@@ -2711,8 +4285,16 @@
         <w:rPr>
           <w:color w:val="000000" w:themeColor="text1"/>
         </w:rPr>
-        <w:t xml:space="preserve"> table_name</w:t>
-      </w:r>
+        <w:t xml:space="preserve"> </w:t>
+      </w:r>
+      <w:proofErr w:type="spellStart"/>
+      <w:r>
+        <w:rPr>
+          <w:color w:val="000000" w:themeColor="text1"/>
+        </w:rPr>
+        <w:t>table_name</w:t>
+      </w:r>
+      <w:proofErr w:type="spellEnd"/>
       <w:r>
         <w:rPr>
           <w:color w:val="000000" w:themeColor="text1"/>
@@ -2784,14 +4366,38 @@
           <w:bCs/>
           <w:color w:val="EE0000"/>
         </w:rPr>
-        <w:t>DELETE FROM</w:t>
-      </w:r>
-      <w:r>
-        <w:rPr>
-          <w:color w:val="000000" w:themeColor="text1"/>
-        </w:rPr>
-        <w:t xml:space="preserve">  table_name</w:t>
-      </w:r>
+        <w:t xml:space="preserve">DELETE </w:t>
+      </w:r>
+      <w:proofErr w:type="gramStart"/>
+      <w:r>
+        <w:rPr>
+          <w:b/>
+          <w:bCs/>
+          <w:color w:val="EE0000"/>
+        </w:rPr>
+        <w:t>FROM</w:t>
+      </w:r>
+      <w:r>
+        <w:rPr>
+          <w:color w:val="000000" w:themeColor="text1"/>
+        </w:rPr>
+        <w:t xml:space="preserve">  </w:t>
+      </w:r>
+      <w:proofErr w:type="spellStart"/>
+      <w:r>
+        <w:rPr>
+          <w:color w:val="000000" w:themeColor="text1"/>
+        </w:rPr>
+        <w:t>table</w:t>
+      </w:r>
+      <w:proofErr w:type="gramEnd"/>
+      <w:r>
+        <w:rPr>
+          <w:color w:val="000000" w:themeColor="text1"/>
+        </w:rPr>
+        <w:t>_name</w:t>
+      </w:r>
+      <w:proofErr w:type="spellEnd"/>
       <w:r>
         <w:rPr>
           <w:color w:val="000000" w:themeColor="text1"/>
@@ -2858,12 +4464,14 @@
         </w:rPr>
         <w:t xml:space="preserve"> </w:t>
       </w:r>
+      <w:proofErr w:type="spellStart"/>
       <w:r>
         <w:rPr>
           <w:color w:val="000000" w:themeColor="text1"/>
         </w:rPr>
         <w:t>table_name</w:t>
       </w:r>
+      <w:proofErr w:type="spellEnd"/>
       <w:r>
         <w:rPr>
           <w:color w:val="000000" w:themeColor="text1"/>
@@ -2890,7 +4498,21 @@
         <w:rPr>
           <w:color w:val="000000" w:themeColor="text1"/>
         </w:rPr>
-        <w:t xml:space="preserve"> column_name datatype constraint;</w:t>
+        <w:t xml:space="preserve"> </w:t>
+      </w:r>
+      <w:proofErr w:type="spellStart"/>
+      <w:r>
+        <w:rPr>
+          <w:color w:val="000000" w:themeColor="text1"/>
+        </w:rPr>
+        <w:t>column_name</w:t>
+      </w:r>
+      <w:proofErr w:type="spellEnd"/>
+      <w:r>
+        <w:rPr>
+          <w:color w:val="000000" w:themeColor="text1"/>
+        </w:rPr>
+        <w:t xml:space="preserve"> datatype constraint;</w:t>
       </w:r>
     </w:p>
     <w:p>
@@ -2935,8 +4557,16 @@
         <w:rPr>
           <w:color w:val="000000" w:themeColor="text1"/>
         </w:rPr>
-        <w:t xml:space="preserve"> table_name</w:t>
-      </w:r>
+        <w:t xml:space="preserve"> </w:t>
+      </w:r>
+      <w:proofErr w:type="spellStart"/>
+      <w:r>
+        <w:rPr>
+          <w:color w:val="000000" w:themeColor="text1"/>
+        </w:rPr>
+        <w:t>table_name</w:t>
+      </w:r>
+      <w:proofErr w:type="spellEnd"/>
       <w:r>
         <w:rPr>
           <w:color w:val="000000" w:themeColor="text1"/>
@@ -2963,7 +4593,21 @@
         <w:rPr>
           <w:color w:val="000000" w:themeColor="text1"/>
         </w:rPr>
-        <w:t xml:space="preserve"> column_name;</w:t>
+        <w:t xml:space="preserve"> </w:t>
+      </w:r>
+      <w:proofErr w:type="spellStart"/>
+      <w:r>
+        <w:rPr>
+          <w:color w:val="000000" w:themeColor="text1"/>
+        </w:rPr>
+        <w:t>column_name</w:t>
+      </w:r>
+      <w:proofErr w:type="spellEnd"/>
+      <w:r>
+        <w:rPr>
+          <w:color w:val="000000" w:themeColor="text1"/>
+        </w:rPr>
+        <w:t>;</w:t>
       </w:r>
     </w:p>
     <w:p>
@@ -2996,8 +4640,16 @@
         <w:rPr>
           <w:color w:val="000000" w:themeColor="text1"/>
         </w:rPr>
-        <w:t xml:space="preserve"> table_name</w:t>
-      </w:r>
+        <w:t xml:space="preserve"> </w:t>
+      </w:r>
+      <w:proofErr w:type="spellStart"/>
+      <w:r>
+        <w:rPr>
+          <w:color w:val="000000" w:themeColor="text1"/>
+        </w:rPr>
+        <w:t>table_name</w:t>
+      </w:r>
+      <w:proofErr w:type="spellEnd"/>
       <w:r>
         <w:rPr>
           <w:color w:val="000000" w:themeColor="text1"/>
@@ -3024,7 +4676,21 @@
         <w:rPr>
           <w:color w:val="000000" w:themeColor="text1"/>
         </w:rPr>
-        <w:t xml:space="preserve"> new_table_name;</w:t>
+        <w:t xml:space="preserve"> </w:t>
+      </w:r>
+      <w:proofErr w:type="spellStart"/>
+      <w:r>
+        <w:rPr>
+          <w:color w:val="000000" w:themeColor="text1"/>
+        </w:rPr>
+        <w:t>new_table_name</w:t>
+      </w:r>
+      <w:proofErr w:type="spellEnd"/>
+      <w:r>
+        <w:rPr>
+          <w:color w:val="000000" w:themeColor="text1"/>
+        </w:rPr>
+        <w:t>;</w:t>
       </w:r>
     </w:p>
     <w:p>
@@ -3059,12 +4725,14 @@
         </w:rPr>
         <w:t xml:space="preserve"> </w:t>
       </w:r>
+      <w:proofErr w:type="spellStart"/>
       <w:r>
         <w:rPr>
           <w:color w:val="000000" w:themeColor="text1"/>
         </w:rPr>
         <w:t>table_name</w:t>
       </w:r>
+      <w:proofErr w:type="spellEnd"/>
       <w:r>
         <w:rPr>
           <w:color w:val="000000" w:themeColor="text1"/>
@@ -3091,16 +4759,68 @@
         <w:rPr>
           <w:color w:val="000000" w:themeColor="text1"/>
         </w:rPr>
-        <w:t xml:space="preserve"> old_name </w:t>
-      </w:r>
-      <w:r>
-        <w:rPr>
-          <w:b/>
-          <w:bCs/>
-          <w:color w:val="000000" w:themeColor="text1"/>
-        </w:rPr>
-        <w:t>new_name new_datatype new_constraint</w:t>
-      </w:r>
+        <w:t xml:space="preserve"> </w:t>
+      </w:r>
+      <w:proofErr w:type="spellStart"/>
+      <w:r>
+        <w:rPr>
+          <w:color w:val="000000" w:themeColor="text1"/>
+        </w:rPr>
+        <w:t>old_name</w:t>
+      </w:r>
+      <w:proofErr w:type="spellEnd"/>
+      <w:r>
+        <w:rPr>
+          <w:color w:val="000000" w:themeColor="text1"/>
+        </w:rPr>
+        <w:t xml:space="preserve"> </w:t>
+      </w:r>
+      <w:proofErr w:type="spellStart"/>
+      <w:r>
+        <w:rPr>
+          <w:b/>
+          <w:bCs/>
+          <w:color w:val="000000" w:themeColor="text1"/>
+        </w:rPr>
+        <w:t>new_name</w:t>
+      </w:r>
+      <w:proofErr w:type="spellEnd"/>
+      <w:r>
+        <w:rPr>
+          <w:b/>
+          <w:bCs/>
+          <w:color w:val="000000" w:themeColor="text1"/>
+        </w:rPr>
+        <w:t xml:space="preserve"> </w:t>
+      </w:r>
+      <w:proofErr w:type="spellStart"/>
+      <w:r>
+        <w:rPr>
+          <w:b/>
+          <w:bCs/>
+          <w:color w:val="000000" w:themeColor="text1"/>
+        </w:rPr>
+        <w:t>new_datatype</w:t>
+      </w:r>
+      <w:proofErr w:type="spellEnd"/>
+      <w:r>
+        <w:rPr>
+          <w:b/>
+          <w:bCs/>
+          <w:color w:val="000000" w:themeColor="text1"/>
+        </w:rPr>
+        <w:t xml:space="preserve"> </w:t>
+      </w:r>
+      <w:proofErr w:type="spellStart"/>
+      <w:r>
+        <w:rPr>
+          <w:b/>
+          <w:bCs/>
+          <w:color w:val="000000" w:themeColor="text1"/>
+        </w:rPr>
+        <w:t>new_constraint</w:t>
+      </w:r>
+      <w:proofErr w:type="spellEnd"/>
       <w:r>
         <w:rPr>
           <w:color w:val="000000" w:themeColor="text1"/>
@@ -3138,8 +4858,16 @@
         <w:rPr>
           <w:color w:val="000000" w:themeColor="text1"/>
         </w:rPr>
-        <w:t xml:space="preserve"> table_name</w:t>
-      </w:r>
+        <w:t xml:space="preserve"> </w:t>
+      </w:r>
+      <w:proofErr w:type="spellStart"/>
+      <w:r>
+        <w:rPr>
+          <w:color w:val="000000" w:themeColor="text1"/>
+        </w:rPr>
+        <w:t>table_name</w:t>
+      </w:r>
+      <w:proofErr w:type="spellEnd"/>
       <w:r>
         <w:rPr>
           <w:color w:val="000000" w:themeColor="text1"/>
@@ -3160,20 +4888,48 @@
         </w:rPr>
         <w:t xml:space="preserve"> </w:t>
       </w:r>
-      <w:r>
-        <w:rPr>
-          <w:color w:val="000000" w:themeColor="text1"/>
-        </w:rPr>
-        <w:t xml:space="preserve">col_name </w:t>
-      </w:r>
-      <w:r>
-        <w:rPr>
-          <w:b/>
-          <w:bCs/>
-          <w:color w:val="000000" w:themeColor="text1"/>
-        </w:rPr>
-        <w:t>new_datatype new_constraint</w:t>
-      </w:r>
+      <w:proofErr w:type="spellStart"/>
+      <w:r>
+        <w:rPr>
+          <w:color w:val="000000" w:themeColor="text1"/>
+        </w:rPr>
+        <w:t>col_name</w:t>
+      </w:r>
+      <w:proofErr w:type="spellEnd"/>
+      <w:r>
+        <w:rPr>
+          <w:color w:val="000000" w:themeColor="text1"/>
+        </w:rPr>
+        <w:t xml:space="preserve"> </w:t>
+      </w:r>
+      <w:proofErr w:type="spellStart"/>
+      <w:r>
+        <w:rPr>
+          <w:b/>
+          <w:bCs/>
+          <w:color w:val="000000" w:themeColor="text1"/>
+        </w:rPr>
+        <w:t>new_datatype</w:t>
+      </w:r>
+      <w:proofErr w:type="spellEnd"/>
+      <w:r>
+        <w:rPr>
+          <w:b/>
+          <w:bCs/>
+          <w:color w:val="000000" w:themeColor="text1"/>
+        </w:rPr>
+        <w:t xml:space="preserve"> </w:t>
+      </w:r>
+      <w:proofErr w:type="spellStart"/>
+      <w:r>
+        <w:rPr>
+          <w:b/>
+          <w:bCs/>
+          <w:color w:val="000000" w:themeColor="text1"/>
+        </w:rPr>
+        <w:t>new_constraint</w:t>
+      </w:r>
+      <w:proofErr w:type="spellEnd"/>
       <w:r>
         <w:rPr>
           <w:color w:val="000000" w:themeColor="text1"/>
@@ -3225,7 +4981,21 @@
         <w:rPr>
           <w:color w:val="000000" w:themeColor="text1"/>
         </w:rPr>
-        <w:t xml:space="preserve"> table_name;</w:t>
+        <w:t xml:space="preserve"> </w:t>
+      </w:r>
+      <w:proofErr w:type="spellStart"/>
+      <w:r>
+        <w:rPr>
+          <w:color w:val="000000" w:themeColor="text1"/>
+        </w:rPr>
+        <w:t>table_name</w:t>
+      </w:r>
+      <w:proofErr w:type="spellEnd"/>
+      <w:r>
+        <w:rPr>
+          <w:color w:val="000000" w:themeColor="text1"/>
+        </w:rPr>
+        <w:t>;</w:t>
       </w:r>
     </w:p>
     <w:p>
@@ -3419,8 +5189,30 @@
         <w:rPr>
           <w:color w:val="000000" w:themeColor="text1"/>
         </w:rPr>
-        <w:t>Disable autocommit                  Enable autocommit</w:t>
-      </w:r>
+        <w:t xml:space="preserve">Disable </w:t>
+      </w:r>
+      <w:proofErr w:type="spellStart"/>
+      <w:r>
+        <w:rPr>
+          <w:color w:val="000000" w:themeColor="text1"/>
+        </w:rPr>
+        <w:t>autocommit</w:t>
+      </w:r>
+      <w:proofErr w:type="spellEnd"/>
+      <w:r>
+        <w:rPr>
+          <w:color w:val="000000" w:themeColor="text1"/>
+        </w:rPr>
+        <w:t xml:space="preserve">                  Enable </w:t>
+      </w:r>
+      <w:proofErr w:type="spellStart"/>
+      <w:r>
+        <w:rPr>
+          <w:color w:val="000000" w:themeColor="text1"/>
+        </w:rPr>
+        <w:t>autocommit</w:t>
+      </w:r>
+      <w:proofErr w:type="spellEnd"/>
       <w:r>
         <w:rPr>
           <w:color w:val="000000" w:themeColor="text1"/>
@@ -3441,11 +5233,33 @@
         </w:rPr>
         <w:t xml:space="preserve"> </w:t>
       </w:r>
-      <w:r>
-        <w:rPr>
-          <w:color w:val="000000" w:themeColor="text1"/>
-        </w:rPr>
-        <w:t xml:space="preserve">autocommit = 0;                 </w:t>
+      <w:proofErr w:type="spellStart"/>
+      <w:r>
+        <w:rPr>
+          <w:color w:val="000000" w:themeColor="text1"/>
+        </w:rPr>
+        <w:t>autocommit</w:t>
+      </w:r>
+      <w:proofErr w:type="spellEnd"/>
+      <w:r>
+        <w:rPr>
+          <w:color w:val="000000" w:themeColor="text1"/>
+        </w:rPr>
+        <w:t xml:space="preserve"> = </w:t>
+      </w:r>
+      <w:proofErr w:type="gramStart"/>
+      <w:r>
+        <w:rPr>
+          <w:color w:val="000000" w:themeColor="text1"/>
+        </w:rPr>
+        <w:t xml:space="preserve">0;   </w:t>
+      </w:r>
+      <w:proofErr w:type="gramEnd"/>
+      <w:r>
+        <w:rPr>
+          <w:color w:val="000000" w:themeColor="text1"/>
+        </w:rPr>
+        <w:t xml:space="preserve">              </w:t>
       </w:r>
       <w:r>
         <w:rPr>
@@ -3461,11 +5275,19 @@
         </w:rPr>
         <w:t xml:space="preserve"> </w:t>
       </w:r>
-      <w:r>
-        <w:rPr>
-          <w:color w:val="000000" w:themeColor="text1"/>
-        </w:rPr>
-        <w:t>autocommit = 1;</w:t>
+      <w:proofErr w:type="spellStart"/>
+      <w:r>
+        <w:rPr>
+          <w:color w:val="000000" w:themeColor="text1"/>
+        </w:rPr>
+        <w:t>autocommit</w:t>
+      </w:r>
+      <w:proofErr w:type="spellEnd"/>
+      <w:r>
+        <w:rPr>
+          <w:color w:val="000000" w:themeColor="text1"/>
+        </w:rPr>
+        <w:t xml:space="preserve"> = 1;</w:t>
       </w:r>
     </w:p>
     <w:p>
@@ -3491,6 +5313,7 @@
         </w:rPr>
         <w:br/>
       </w:r>
+      <w:proofErr w:type="spellStart"/>
       <w:r>
         <w:rPr>
           <w:color w:val="000000" w:themeColor="text1"/>
@@ -3501,7 +5324,14 @@
         <w:rPr>
           <w:color w:val="000000" w:themeColor="text1"/>
         </w:rPr>
-        <w:t>OINs are used to combine rows from two or more tables based on a related column between them.</w:t>
+        <w:t>OINs</w:t>
+      </w:r>
+      <w:proofErr w:type="spellEnd"/>
+      <w:r>
+        <w:rPr>
+          <w:color w:val="000000" w:themeColor="text1"/>
+        </w:rPr>
+        <w:t xml:space="preserve"> are used to combine rows from two or more tables based on a related column between them.</w:t>
       </w:r>
       <w:r>
         <w:rPr>
@@ -3522,7 +5352,21 @@
           <w:color w:val="000000" w:themeColor="text1"/>
         </w:rPr>
         <w:br/>
-        <w:t xml:space="preserve">  Cross Join        Self Join(It is a regular join, but the table is joined with itself)</w:t>
+        <w:t xml:space="preserve">  Cross Join        Self </w:t>
+      </w:r>
+      <w:proofErr w:type="gramStart"/>
+      <w:r>
+        <w:rPr>
+          <w:color w:val="000000" w:themeColor="text1"/>
+        </w:rPr>
+        <w:t>Join(</w:t>
+      </w:r>
+      <w:proofErr w:type="gramEnd"/>
+      <w:r>
+        <w:rPr>
+          <w:color w:val="000000" w:themeColor="text1"/>
+        </w:rPr>
+        <w:t>It is a regular join, but the table is joined with itself)</w:t>
       </w:r>
       <w:r>
         <w:rPr>
@@ -3797,7 +5641,49 @@
         <w:rPr>
           <w:color w:val="000000" w:themeColor="text1"/>
         </w:rPr>
-        <w:t>– SQLAlchemy, sqlite3, PyMySQL, pymongo, py2neo etc.</w:t>
+        <w:t xml:space="preserve">– </w:t>
+      </w:r>
+      <w:proofErr w:type="spellStart"/>
+      <w:r>
+        <w:rPr>
+          <w:color w:val="000000" w:themeColor="text1"/>
+        </w:rPr>
+        <w:t>SQLAlchemy</w:t>
+      </w:r>
+      <w:proofErr w:type="spellEnd"/>
+      <w:r>
+        <w:rPr>
+          <w:color w:val="000000" w:themeColor="text1"/>
+        </w:rPr>
+        <w:t xml:space="preserve">, sqlite3, </w:t>
+      </w:r>
+      <w:proofErr w:type="spellStart"/>
+      <w:r>
+        <w:rPr>
+          <w:color w:val="000000" w:themeColor="text1"/>
+        </w:rPr>
+        <w:t>PyMySQL</w:t>
+      </w:r>
+      <w:proofErr w:type="spellEnd"/>
+      <w:r>
+        <w:rPr>
+          <w:color w:val="000000" w:themeColor="text1"/>
+        </w:rPr>
+        <w:t xml:space="preserve">, </w:t>
+      </w:r>
+      <w:proofErr w:type="spellStart"/>
+      <w:r>
+        <w:rPr>
+          <w:color w:val="000000" w:themeColor="text1"/>
+        </w:rPr>
+        <w:t>pymongo</w:t>
+      </w:r>
+      <w:proofErr w:type="spellEnd"/>
+      <w:r>
+        <w:rPr>
+          <w:color w:val="000000" w:themeColor="text1"/>
+        </w:rPr>
+        <w:t>, py2neo etc.</w:t>
       </w:r>
       <w:r>
         <w:rPr>
@@ -3839,7 +5725,35 @@
         <w:rPr>
           <w:color w:val="000000" w:themeColor="text1"/>
         </w:rPr>
-        <w:t xml:space="preserve"> – BeautifulSoup, Ixml, Selenium, Playwright etc.</w:t>
+        <w:t xml:space="preserve"> – </w:t>
+      </w:r>
+      <w:proofErr w:type="spellStart"/>
+      <w:r>
+        <w:rPr>
+          <w:color w:val="000000" w:themeColor="text1"/>
+        </w:rPr>
+        <w:t>BeautifulSoup</w:t>
+      </w:r>
+      <w:proofErr w:type="spellEnd"/>
+      <w:r>
+        <w:rPr>
+          <w:color w:val="000000" w:themeColor="text1"/>
+        </w:rPr>
+        <w:t xml:space="preserve">, </w:t>
+      </w:r>
+      <w:proofErr w:type="spellStart"/>
+      <w:r>
+        <w:rPr>
+          <w:color w:val="000000" w:themeColor="text1"/>
+        </w:rPr>
+        <w:t>Ixml</w:t>
+      </w:r>
+      <w:proofErr w:type="spellEnd"/>
+      <w:r>
+        <w:rPr>
+          <w:color w:val="000000" w:themeColor="text1"/>
+        </w:rPr>
+        <w:t>, Selenium, Playwright etc.</w:t>
       </w:r>
     </w:p>
     <w:p>
@@ -3911,6 +5825,12 @@
           <w:color w:val="000000" w:themeColor="text1"/>
         </w:rPr>
         <w:br/>
+      </w:r>
+      <w:proofErr w:type="gramStart"/>
+      <w:r>
+        <w:rPr>
+          <w:color w:val="000000" w:themeColor="text1"/>
+        </w:rPr>
         <w:t>HTML</w:t>
       </w:r>
       <w:r>
@@ -3919,13 +5839,24 @@
         </w:rPr>
         <w:t>(</w:t>
       </w:r>
-      <w:r>
-        <w:rPr>
-          <w:b/>
-          <w:bCs/>
-          <w:color w:val="000000" w:themeColor="text1"/>
-        </w:rPr>
-        <w:t>HyperText Markup Language</w:t>
+      <w:proofErr w:type="spellStart"/>
+      <w:proofErr w:type="gramEnd"/>
+      <w:r>
+        <w:rPr>
+          <w:b/>
+          <w:bCs/>
+          <w:color w:val="000000" w:themeColor="text1"/>
+        </w:rPr>
+        <w:t>HyperText</w:t>
+      </w:r>
+      <w:proofErr w:type="spellEnd"/>
+      <w:r>
+        <w:rPr>
+          <w:b/>
+          <w:bCs/>
+          <w:color w:val="000000" w:themeColor="text1"/>
+        </w:rPr>
+        <w:t xml:space="preserve"> Markup Language</w:t>
       </w:r>
       <w:r>
         <w:rPr>
@@ -3986,24 +5917,28 @@
         <w:br/>
         <w:t xml:space="preserve">                      &lt;</w:t>
       </w:r>
+      <w:proofErr w:type="spellStart"/>
       <w:r>
         <w:rPr>
           <w:color w:val="D509E5"/>
         </w:rPr>
         <w:t>tagname</w:t>
       </w:r>
+      <w:proofErr w:type="spellEnd"/>
       <w:r>
         <w:rPr>
           <w:color w:val="000000" w:themeColor="text1"/>
         </w:rPr>
         <w:t>&gt;content&lt;/</w:t>
       </w:r>
+      <w:proofErr w:type="spellStart"/>
       <w:r>
         <w:rPr>
           <w:color w:val="D509E5"/>
         </w:rPr>
         <w:t>tagname</w:t>
       </w:r>
+      <w:proofErr w:type="spellEnd"/>
       <w:r>
         <w:rPr>
           <w:color w:val="000000" w:themeColor="text1"/>
@@ -4030,14 +5965,68 @@
           <w:color w:val="000000" w:themeColor="text1"/>
         </w:rPr>
         <w:br/>
-        <w:t>HTML elements can have attributes that store additional information like metadata or instructions.</w:t>
-      </w:r>
-      <w:r>
-        <w:rPr>
-          <w:color w:val="000000" w:themeColor="text1"/>
-        </w:rPr>
-        <w:br/>
-        <w:t>href (&lt;a&gt;), src (&lt;img&gt;), id, class, type, name, value</w:t>
+      </w:r>
+      <w:proofErr w:type="spellStart"/>
+      <w:r>
+        <w:rPr>
+          <w:color w:val="000000" w:themeColor="text1"/>
+        </w:rPr>
+        <w:t>HTML</w:t>
+      </w:r>
+      <w:proofErr w:type="spellEnd"/>
+      <w:r>
+        <w:rPr>
+          <w:color w:val="000000" w:themeColor="text1"/>
+        </w:rPr>
+        <w:t xml:space="preserve"> elements can have attributes that store additional information like metadata or instructions.</w:t>
+      </w:r>
+      <w:r>
+        <w:rPr>
+          <w:color w:val="000000" w:themeColor="text1"/>
+        </w:rPr>
+        <w:br/>
+      </w:r>
+      <w:proofErr w:type="spellStart"/>
+      <w:r>
+        <w:rPr>
+          <w:color w:val="000000" w:themeColor="text1"/>
+        </w:rPr>
+        <w:t>href</w:t>
+      </w:r>
+      <w:proofErr w:type="spellEnd"/>
+      <w:r>
+        <w:rPr>
+          <w:color w:val="000000" w:themeColor="text1"/>
+        </w:rPr>
+        <w:t xml:space="preserve"> (&lt;a&gt;), </w:t>
+      </w:r>
+      <w:proofErr w:type="spellStart"/>
+      <w:r>
+        <w:rPr>
+          <w:color w:val="000000" w:themeColor="text1"/>
+        </w:rPr>
+        <w:t>src</w:t>
+      </w:r>
+      <w:proofErr w:type="spellEnd"/>
+      <w:r>
+        <w:rPr>
+          <w:color w:val="000000" w:themeColor="text1"/>
+        </w:rPr>
+        <w:t xml:space="preserve"> (&lt;</w:t>
+      </w:r>
+      <w:proofErr w:type="spellStart"/>
+      <w:r>
+        <w:rPr>
+          <w:color w:val="000000" w:themeColor="text1"/>
+        </w:rPr>
+        <w:t>img</w:t>
+      </w:r>
+      <w:proofErr w:type="spellEnd"/>
+      <w:r>
+        <w:rPr>
+          <w:color w:val="000000" w:themeColor="text1"/>
+        </w:rPr>
+        <w:t>&gt;), id, class, type, name, value</w:t>
       </w:r>
     </w:p>
     <w:p>
@@ -4078,11 +6067,19 @@
         </w:rPr>
         <w:br/>
       </w:r>
+      <w:proofErr w:type="spellStart"/>
       <w:r>
         <w:rPr>
           <w:color w:val="D60093"/>
         </w:rPr>
-        <w:t xml:space="preserve">BeautifulSoup </w:t>
+        <w:t>BeautifulSoup</w:t>
+      </w:r>
+      <w:proofErr w:type="spellEnd"/>
+      <w:r>
+        <w:rPr>
+          <w:color w:val="D60093"/>
+        </w:rPr>
+        <w:t xml:space="preserve"> </w:t>
       </w:r>
       <w:r>
         <w:rPr>
@@ -4095,7 +6092,21 @@
           <w:color w:val="000000" w:themeColor="text1"/>
         </w:rPr>
         <w:br/>
-        <w:t xml:space="preserve">        We use requests &amp; BeautifulSoup together</w:t>
+        <w:t xml:space="preserve">        We use requests &amp; </w:t>
+      </w:r>
+      <w:proofErr w:type="spellStart"/>
+      <w:r>
+        <w:rPr>
+          <w:color w:val="000000" w:themeColor="text1"/>
+        </w:rPr>
+        <w:t>BeautifulSoup</w:t>
+      </w:r>
+      <w:proofErr w:type="spellEnd"/>
+      <w:r>
+        <w:rPr>
+          <w:color w:val="000000" w:themeColor="text1"/>
+        </w:rPr>
+        <w:t xml:space="preserve"> together</w:t>
       </w:r>
       <w:r>
         <w:rPr>
@@ -4113,7 +6124,21 @@
         <w:rPr>
           <w:color w:val="000000" w:themeColor="text1"/>
         </w:rPr>
-        <w:t>– Automates a browser to load dynamic JS pages – optional alternative to (requests + BeautifulSoup) in case of dynamic websites</w:t>
+        <w:t xml:space="preserve">– Automates a browser to load dynamic JS pages – optional alternative to (requests + </w:t>
+      </w:r>
+      <w:proofErr w:type="spellStart"/>
+      <w:r>
+        <w:rPr>
+          <w:color w:val="000000" w:themeColor="text1"/>
+        </w:rPr>
+        <w:t>BeautifulSoup</w:t>
+      </w:r>
+      <w:proofErr w:type="spellEnd"/>
+      <w:r>
+        <w:rPr>
+          <w:color w:val="000000" w:themeColor="text1"/>
+        </w:rPr>
+        <w:t>) in case of dynamic websites</w:t>
       </w:r>
     </w:p>
     <w:p>
@@ -4782,66 +6807,1969 @@
           <w:color w:val="000000" w:themeColor="text1"/>
         </w:rPr>
         <w:br/>
-        <w:t xml:space="preserve">                   “User-Agent”: “Mozilla/5.0”</w:t>
-      </w:r>
-      <w:r>
-        <w:rPr>
-          <w:color w:val="000000" w:themeColor="text1"/>
-        </w:rPr>
-        <w:br/>
-        <w:t xml:space="preserve">             }</w:t>
-      </w:r>
-      <w:r>
-        <w:rPr>
-          <w:color w:val="000000" w:themeColor="text1"/>
-        </w:rPr>
-        <w:br/>
-        <w:t xml:space="preserve">             response = requests.get(</w:t>
-      </w:r>
-      <w:hyperlink r:id="rId8" w:history="1">
+        <w:t xml:space="preserve">                </w:t>
+      </w:r>
+      <w:proofErr w:type="gramStart"/>
+      <w:r>
+        <w:rPr>
+          <w:color w:val="000000" w:themeColor="text1"/>
+        </w:rPr>
+        <w:t xml:space="preserve">   “</w:t>
+      </w:r>
+      <w:proofErr w:type="gramEnd"/>
+      <w:r>
+        <w:rPr>
+          <w:color w:val="000000" w:themeColor="text1"/>
+        </w:rPr>
+        <w:t>User-Agent”: “Mozilla/5.0”</w:t>
+      </w:r>
+      <w:r>
+        <w:rPr>
+          <w:color w:val="000000" w:themeColor="text1"/>
+        </w:rPr>
+        <w:br/>
+        <w:t xml:space="preserve">           </w:t>
+      </w:r>
+      <w:proofErr w:type="gramStart"/>
+      <w:r>
+        <w:rPr>
+          <w:color w:val="000000" w:themeColor="text1"/>
+        </w:rPr>
+        <w:t xml:space="preserve">  }</w:t>
+      </w:r>
+      <w:proofErr w:type="gramEnd"/>
+      <w:r>
+        <w:rPr>
+          <w:color w:val="000000" w:themeColor="text1"/>
+        </w:rPr>
+        <w:br/>
+        <w:t xml:space="preserve">             response = </w:t>
+      </w:r>
+      <w:proofErr w:type="spellStart"/>
+      <w:proofErr w:type="gramStart"/>
+      <w:r>
+        <w:rPr>
+          <w:color w:val="000000" w:themeColor="text1"/>
+        </w:rPr>
+        <w:t>requests.get</w:t>
+      </w:r>
+      <w:proofErr w:type="spellEnd"/>
+      <w:r>
+        <w:rPr>
+          <w:color w:val="000000" w:themeColor="text1"/>
+        </w:rPr>
+        <w:t>(</w:t>
+      </w:r>
+      <w:proofErr w:type="gramEnd"/>
+      <w:r>
+        <w:fldChar w:fldCharType="begin"/>
+      </w:r>
+      <w:r>
+        <w:instrText>HYPERLINK "https://example.com"</w:instrText>
+      </w:r>
+      <w:r>
+        <w:fldChar w:fldCharType="separate"/>
+      </w:r>
+      <w:r>
+        <w:rPr>
+          <w:rStyle w:val="Hyperlink"/>
+        </w:rPr>
+        <w:t>https://example.com</w:t>
+      </w:r>
+      <w:r>
+        <w:fldChar w:fldCharType="end"/>
+      </w:r>
+      <w:r>
+        <w:rPr>
+          <w:color w:val="000000" w:themeColor="text1"/>
+        </w:rPr>
+        <w:t>, headers=headers)</w:t>
+      </w:r>
+      <w:r>
+        <w:rPr>
+          <w:color w:val="000000" w:themeColor="text1"/>
+        </w:rPr>
+        <w:br/>
+        <w:t xml:space="preserve">             print(</w:t>
+      </w:r>
+      <w:proofErr w:type="spellStart"/>
+      <w:r>
+        <w:rPr>
+          <w:color w:val="000000" w:themeColor="text1"/>
+        </w:rPr>
+        <w:t>response.text</w:t>
+      </w:r>
+      <w:proofErr w:type="spellEnd"/>
+      <w:r>
+        <w:rPr>
+          <w:color w:val="000000" w:themeColor="text1"/>
+        </w:rPr>
+        <w:t>)</w:t>
+      </w:r>
+    </w:p>
+    <w:p>
+      <w:pPr>
+        <w:rPr>
+          <w:color w:val="000000" w:themeColor="text1"/>
+        </w:rPr>
+      </w:pPr>
+      <w:r>
+        <w:rPr>
+          <w:color w:val="000000" w:themeColor="text1"/>
+        </w:rPr>
+        <w:t xml:space="preserve">We can also introduce delays using </w:t>
+      </w:r>
+      <w:proofErr w:type="spellStart"/>
+      <w:proofErr w:type="gramStart"/>
+      <w:r>
+        <w:rPr>
+          <w:color w:val="D60093"/>
+          <w:highlight w:val="lightGray"/>
+        </w:rPr>
+        <w:t>time.sleep</w:t>
+      </w:r>
+      <w:proofErr w:type="spellEnd"/>
+      <w:proofErr w:type="gramEnd"/>
+      <w:r>
+        <w:rPr>
+          <w:color w:val="D60093"/>
+          <w:highlight w:val="lightGray"/>
+        </w:rPr>
+        <w:t>()</w:t>
+      </w:r>
+      <w:r>
+        <w:rPr>
+          <w:color w:val="D60093"/>
+        </w:rPr>
+        <w:t xml:space="preserve"> </w:t>
+      </w:r>
+      <w:r>
+        <w:rPr>
+          <w:color w:val="000000" w:themeColor="text1"/>
+        </w:rPr>
+        <w:t>in scraping to avoid hitting servers too fast</w:t>
+      </w:r>
+    </w:p>
+    <w:p>
+      <w:pPr>
+        <w:rPr>
+          <w:color w:val="000000" w:themeColor="text1"/>
+        </w:rPr>
+      </w:pPr>
+      <w:proofErr w:type="spellStart"/>
+      <w:r>
+        <w:rPr>
+          <w:b/>
+          <w:bCs/>
+          <w:color w:val="000000" w:themeColor="text1"/>
+        </w:rPr>
+        <w:t>BeautifulSoup</w:t>
+      </w:r>
+      <w:proofErr w:type="spellEnd"/>
+      <w:r>
+        <w:rPr>
+          <w:b/>
+          <w:bCs/>
+          <w:color w:val="000000" w:themeColor="text1"/>
+        </w:rPr>
+        <w:br/>
+      </w:r>
+      <w:proofErr w:type="spellStart"/>
+      <w:r>
+        <w:rPr>
+          <w:color w:val="000000" w:themeColor="text1"/>
+        </w:rPr>
+        <w:t>BeautifulSoup</w:t>
+      </w:r>
+      <w:proofErr w:type="spellEnd"/>
+      <w:r>
+        <w:rPr>
+          <w:color w:val="000000" w:themeColor="text1"/>
+        </w:rPr>
+        <w:t xml:space="preserve"> (bs4) is a Python library used to parse HTML and XML documents. It helps you extract data from webpages after downloading them with requests.</w:t>
+      </w:r>
+      <w:r>
+        <w:rPr>
+          <w:color w:val="000000" w:themeColor="text1"/>
+        </w:rPr>
+        <w:br/>
+        <w:t xml:space="preserve">It creates a </w:t>
+      </w:r>
+      <w:r>
+        <w:rPr>
+          <w:b/>
+          <w:bCs/>
+          <w:color w:val="000000" w:themeColor="text1"/>
+        </w:rPr>
+        <w:t>Parse tree</w:t>
+      </w:r>
+      <w:r>
+        <w:rPr>
+          <w:color w:val="000000" w:themeColor="text1"/>
+        </w:rPr>
+        <w:t xml:space="preserve"> from the data from which we can extract text, attributes, links, tables, etc.</w:t>
+      </w:r>
+      <w:r>
+        <w:rPr>
+          <w:color w:val="000000" w:themeColor="text1"/>
+        </w:rPr>
+        <w:br/>
+        <w:t xml:space="preserve">Methods = </w:t>
+      </w:r>
+      <w:proofErr w:type="gramStart"/>
+      <w:r>
+        <w:rPr>
+          <w:color w:val="000000" w:themeColor="text1"/>
+        </w:rPr>
+        <w:t>find(</w:t>
+      </w:r>
+      <w:proofErr w:type="gramEnd"/>
+      <w:r>
+        <w:rPr>
+          <w:color w:val="000000" w:themeColor="text1"/>
+        </w:rPr>
+        <w:t xml:space="preserve">), </w:t>
+      </w:r>
+      <w:proofErr w:type="spellStart"/>
+      <w:r>
+        <w:rPr>
+          <w:color w:val="000000" w:themeColor="text1"/>
+        </w:rPr>
+        <w:t>find_</w:t>
+      </w:r>
+      <w:proofErr w:type="gramStart"/>
+      <w:r>
+        <w:rPr>
+          <w:color w:val="000000" w:themeColor="text1"/>
+        </w:rPr>
+        <w:t>all</w:t>
+      </w:r>
+      <w:proofErr w:type="spellEnd"/>
+      <w:r>
+        <w:rPr>
+          <w:color w:val="000000" w:themeColor="text1"/>
+        </w:rPr>
+        <w:t>(</w:t>
+      </w:r>
+      <w:proofErr w:type="gramEnd"/>
+      <w:r>
+        <w:rPr>
+          <w:color w:val="000000" w:themeColor="text1"/>
+        </w:rPr>
+        <w:t xml:space="preserve">), </w:t>
+      </w:r>
+      <w:proofErr w:type="spellStart"/>
+      <w:r>
+        <w:rPr>
+          <w:color w:val="000000" w:themeColor="text1"/>
+        </w:rPr>
+        <w:t>find_</w:t>
+      </w:r>
+      <w:proofErr w:type="gramStart"/>
+      <w:r>
+        <w:rPr>
+          <w:color w:val="000000" w:themeColor="text1"/>
+        </w:rPr>
+        <w:t>parent</w:t>
+      </w:r>
+      <w:proofErr w:type="spellEnd"/>
+      <w:r>
+        <w:rPr>
+          <w:color w:val="000000" w:themeColor="text1"/>
+        </w:rPr>
+        <w:t>(</w:t>
+      </w:r>
+      <w:proofErr w:type="gramEnd"/>
+      <w:r>
+        <w:rPr>
+          <w:color w:val="000000" w:themeColor="text1"/>
+        </w:rPr>
+        <w:t xml:space="preserve">), </w:t>
+      </w:r>
+      <w:proofErr w:type="spellStart"/>
+      <w:r>
+        <w:rPr>
+          <w:color w:val="000000" w:themeColor="text1"/>
+        </w:rPr>
+        <w:t>find_</w:t>
+      </w:r>
+      <w:proofErr w:type="gramStart"/>
+      <w:r>
+        <w:rPr>
+          <w:color w:val="000000" w:themeColor="text1"/>
+        </w:rPr>
+        <w:t>next</w:t>
+      </w:r>
+      <w:proofErr w:type="spellEnd"/>
+      <w:r>
+        <w:rPr>
+          <w:color w:val="000000" w:themeColor="text1"/>
+        </w:rPr>
+        <w:t>(</w:t>
+      </w:r>
+      <w:proofErr w:type="gramEnd"/>
+      <w:r>
+        <w:rPr>
+          <w:color w:val="000000" w:themeColor="text1"/>
+        </w:rPr>
+        <w:t xml:space="preserve">), </w:t>
+      </w:r>
+      <w:proofErr w:type="spellStart"/>
+      <w:r>
+        <w:rPr>
+          <w:color w:val="000000" w:themeColor="text1"/>
+        </w:rPr>
+        <w:t>find_</w:t>
+      </w:r>
+      <w:proofErr w:type="gramStart"/>
+      <w:r>
+        <w:rPr>
+          <w:color w:val="000000" w:themeColor="text1"/>
+        </w:rPr>
+        <w:t>previous</w:t>
+      </w:r>
+      <w:proofErr w:type="spellEnd"/>
+      <w:r>
+        <w:rPr>
+          <w:color w:val="000000" w:themeColor="text1"/>
+        </w:rPr>
+        <w:t>(</w:t>
+      </w:r>
+      <w:proofErr w:type="gramEnd"/>
+      <w:r>
+        <w:rPr>
+          <w:color w:val="000000" w:themeColor="text1"/>
+        </w:rPr>
+        <w:t>)</w:t>
+      </w:r>
+      <w:r>
+        <w:rPr>
+          <w:color w:val="000000" w:themeColor="text1"/>
+        </w:rPr>
+        <w:br/>
+        <w:t xml:space="preserve">                     </w:t>
+      </w:r>
+      <w:r>
+        <w:rPr>
+          <w:color w:val="00B050"/>
+        </w:rPr>
+        <w:t xml:space="preserve">#css selectors </w:t>
+      </w:r>
+      <w:r>
+        <w:rPr>
+          <w:color w:val="000000" w:themeColor="text1"/>
+        </w:rPr>
+        <w:t xml:space="preserve">– </w:t>
+      </w:r>
+      <w:proofErr w:type="gramStart"/>
+      <w:r>
+        <w:rPr>
+          <w:color w:val="000000" w:themeColor="text1"/>
+        </w:rPr>
+        <w:t>select(</w:t>
+      </w:r>
+      <w:proofErr w:type="gramEnd"/>
+      <w:r>
+        <w:rPr>
+          <w:color w:val="000000" w:themeColor="text1"/>
+        </w:rPr>
+        <w:t xml:space="preserve">), </w:t>
+      </w:r>
+      <w:proofErr w:type="spellStart"/>
+      <w:r>
+        <w:rPr>
+          <w:color w:val="000000" w:themeColor="text1"/>
+        </w:rPr>
+        <w:t>select_</w:t>
+      </w:r>
+      <w:proofErr w:type="gramStart"/>
+      <w:r>
+        <w:rPr>
+          <w:color w:val="000000" w:themeColor="text1"/>
+        </w:rPr>
+        <w:t>one</w:t>
+      </w:r>
+      <w:proofErr w:type="spellEnd"/>
+      <w:r>
+        <w:rPr>
+          <w:color w:val="000000" w:themeColor="text1"/>
+        </w:rPr>
+        <w:t>(</w:t>
+      </w:r>
+      <w:proofErr w:type="gramEnd"/>
+      <w:r>
+        <w:rPr>
+          <w:color w:val="000000" w:themeColor="text1"/>
+        </w:rPr>
+        <w:t xml:space="preserve">)               </w:t>
+      </w:r>
+      <w:r>
+        <w:rPr>
+          <w:color w:val="00B050"/>
+        </w:rPr>
+        <w:t xml:space="preserve">#attributes </w:t>
+      </w:r>
+      <w:r>
+        <w:rPr>
+          <w:color w:val="000000" w:themeColor="text1"/>
+        </w:rPr>
+        <w:t xml:space="preserve">– </w:t>
+      </w:r>
+      <w:proofErr w:type="gramStart"/>
+      <w:r>
+        <w:rPr>
+          <w:color w:val="000000" w:themeColor="text1"/>
+        </w:rPr>
+        <w:t>get(</w:t>
+      </w:r>
+      <w:proofErr w:type="gramEnd"/>
+      <w:r>
+        <w:rPr>
+          <w:color w:val="000000" w:themeColor="text1"/>
+        </w:rPr>
+        <w:t>)</w:t>
+      </w:r>
+      <w:proofErr w:type="gramStart"/>
+      <w:r>
+        <w:rPr>
+          <w:color w:val="000000" w:themeColor="text1"/>
+        </w:rPr>
+        <w:t>, .</w:t>
+      </w:r>
+      <w:proofErr w:type="spellStart"/>
+      <w:r>
+        <w:rPr>
+          <w:color w:val="000000" w:themeColor="text1"/>
+        </w:rPr>
+        <w:t>attrs</w:t>
+      </w:r>
+      <w:proofErr w:type="spellEnd"/>
+      <w:proofErr w:type="gramEnd"/>
+      <w:r>
+        <w:rPr>
+          <w:color w:val="000000" w:themeColor="text1"/>
+        </w:rPr>
+        <w:br/>
+        <w:t xml:space="preserve">Navigating DOM (Document Object Model) = parent, children, descendants, </w:t>
+      </w:r>
+      <w:proofErr w:type="spellStart"/>
+      <w:r>
+        <w:rPr>
+          <w:color w:val="000000" w:themeColor="text1"/>
+        </w:rPr>
+        <w:t>next_</w:t>
+      </w:r>
+      <w:proofErr w:type="gramStart"/>
+      <w:r>
+        <w:rPr>
+          <w:color w:val="000000" w:themeColor="text1"/>
+        </w:rPr>
+        <w:t>sibling</w:t>
+      </w:r>
+      <w:proofErr w:type="spellEnd"/>
+      <w:r>
+        <w:rPr>
+          <w:color w:val="000000" w:themeColor="text1"/>
+        </w:rPr>
+        <w:t>(</w:t>
+      </w:r>
+      <w:proofErr w:type="gramEnd"/>
+      <w:r>
+        <w:rPr>
+          <w:color w:val="000000" w:themeColor="text1"/>
+        </w:rPr>
+        <w:t xml:space="preserve">), </w:t>
+      </w:r>
+      <w:proofErr w:type="spellStart"/>
+      <w:r>
+        <w:rPr>
+          <w:color w:val="000000" w:themeColor="text1"/>
+        </w:rPr>
+        <w:t>previous_</w:t>
+      </w:r>
+      <w:proofErr w:type="gramStart"/>
+      <w:r>
+        <w:rPr>
+          <w:color w:val="000000" w:themeColor="text1"/>
+        </w:rPr>
+        <w:t>sibling</w:t>
+      </w:r>
+      <w:proofErr w:type="spellEnd"/>
+      <w:r>
+        <w:rPr>
+          <w:color w:val="000000" w:themeColor="text1"/>
+        </w:rPr>
+        <w:t>(</w:t>
+      </w:r>
+      <w:proofErr w:type="gramEnd"/>
+      <w:r>
+        <w:rPr>
+          <w:color w:val="000000" w:themeColor="text1"/>
+        </w:rPr>
+        <w:t>)</w:t>
+      </w:r>
+    </w:p>
+    <w:p>
+      <w:pPr>
+        <w:rPr>
+          <w:color w:val="000000" w:themeColor="text1"/>
+        </w:rPr>
+      </w:pPr>
+    </w:p>
+    <w:p>
+      <w:pPr>
+        <w:rPr>
+          <w:b/>
+          <w:bCs/>
+          <w:color w:val="000000" w:themeColor="text1"/>
+          <w:sz w:val="28"/>
+          <w:szCs w:val="28"/>
+        </w:rPr>
+      </w:pPr>
+      <w:r>
+        <w:rPr>
+          <w:b/>
+          <w:bCs/>
+          <w:color w:val="000000" w:themeColor="text1"/>
+          <w:sz w:val="28"/>
+          <w:szCs w:val="28"/>
+        </w:rPr>
+        <w:t>DATA VISUALIZATION</w:t>
+      </w:r>
+    </w:p>
+    <w:p>
+      <w:pPr>
+        <w:rPr>
+          <w:color w:val="000000" w:themeColor="text1"/>
+        </w:rPr>
+      </w:pPr>
+      <w:proofErr w:type="gramStart"/>
+      <w:r>
+        <w:rPr>
+          <w:color w:val="000000" w:themeColor="text1"/>
+        </w:rPr>
+        <w:t>E</w:t>
+      </w:r>
+      <w:r>
+        <w:rPr>
+          <w:color w:val="000000" w:themeColor="text1"/>
+        </w:rPr>
+        <w:t>DA  |</w:t>
+      </w:r>
+      <w:proofErr w:type="gramEnd"/>
+      <w:r>
+        <w:rPr>
+          <w:color w:val="000000" w:themeColor="text1"/>
+        </w:rPr>
+        <w:t xml:space="preserve">  Model </w:t>
+      </w:r>
+      <w:proofErr w:type="gramStart"/>
+      <w:r>
+        <w:rPr>
+          <w:color w:val="000000" w:themeColor="text1"/>
+        </w:rPr>
+        <w:t>evaluation  |</w:t>
+      </w:r>
+      <w:proofErr w:type="gramEnd"/>
+      <w:r>
+        <w:rPr>
+          <w:color w:val="000000" w:themeColor="text1"/>
+        </w:rPr>
+        <w:t xml:space="preserve">  </w:t>
+      </w:r>
+      <w:proofErr w:type="gramStart"/>
+      <w:r>
+        <w:rPr>
+          <w:color w:val="000000" w:themeColor="text1"/>
+        </w:rPr>
+        <w:t>Communicate  |</w:t>
+      </w:r>
+      <w:proofErr w:type="gramEnd"/>
+      <w:r>
+        <w:rPr>
+          <w:color w:val="000000" w:themeColor="text1"/>
+        </w:rPr>
+        <w:t xml:space="preserve">  Business/research</w:t>
+      </w:r>
+    </w:p>
+    <w:p>
+      <w:pPr>
+        <w:rPr>
+          <w:color w:val="000000" w:themeColor="text1"/>
+        </w:rPr>
+      </w:pPr>
+      <w:r>
+        <w:rPr>
+          <w:color w:val="000000" w:themeColor="text1"/>
+        </w:rPr>
+        <w:t>How to Plot? Charts/plots, line plot, pie chart, histograms, scatter plots</w:t>
+      </w:r>
+    </w:p>
+    <w:p>
+      <w:pPr>
+        <w:rPr>
+          <w:color w:val="000000" w:themeColor="text1"/>
+        </w:rPr>
+      </w:pPr>
+      <w:r>
+        <w:rPr>
+          <w:b/>
+          <w:bCs/>
+          <w:color w:val="000000" w:themeColor="text1"/>
+        </w:rPr>
+        <w:t>Matplotlib</w:t>
+      </w:r>
+      <w:r>
+        <w:rPr>
+          <w:b/>
+          <w:bCs/>
+          <w:color w:val="000000" w:themeColor="text1"/>
+        </w:rPr>
+        <w:br/>
+      </w:r>
+      <w:r>
+        <w:rPr>
+          <w:color w:val="000000" w:themeColor="text1"/>
+        </w:rPr>
+        <w:t>li</w:t>
+      </w:r>
+      <w:r>
+        <w:rPr>
+          <w:color w:val="000000" w:themeColor="text1"/>
+        </w:rPr>
+        <w:t>brary for creating static, animated &amp; interactive visualizations</w:t>
+      </w:r>
+      <w:r>
+        <w:rPr>
+          <w:color w:val="000000" w:themeColor="text1"/>
+        </w:rPr>
+        <w:br/>
+        <w:t xml:space="preserve">                         </w:t>
+      </w:r>
+      <w:r>
+        <w:rPr>
+          <w:b/>
+          <w:bCs/>
+          <w:color w:val="FF00FF"/>
+        </w:rPr>
+        <w:t>import</w:t>
+      </w:r>
+      <w:r>
+        <w:rPr>
+          <w:color w:val="000000" w:themeColor="text1"/>
+        </w:rPr>
+        <w:t xml:space="preserve"> </w:t>
+      </w:r>
+      <w:proofErr w:type="spellStart"/>
+      <w:proofErr w:type="gramStart"/>
+      <w:r>
+        <w:rPr>
+          <w:color w:val="000000" w:themeColor="text1"/>
+        </w:rPr>
+        <w:t>matplotlib.pyplot</w:t>
+      </w:r>
+      <w:proofErr w:type="spellEnd"/>
+      <w:proofErr w:type="gramEnd"/>
+      <w:r>
+        <w:rPr>
+          <w:color w:val="000000" w:themeColor="text1"/>
+        </w:rPr>
+        <w:t xml:space="preserve"> </w:t>
+      </w:r>
+      <w:r>
+        <w:rPr>
+          <w:b/>
+          <w:bCs/>
+          <w:color w:val="00B050"/>
+        </w:rPr>
+        <w:t>as</w:t>
+      </w:r>
+      <w:r>
+        <w:rPr>
+          <w:color w:val="00B050"/>
+        </w:rPr>
+        <w:t xml:space="preserve"> </w:t>
+      </w:r>
+      <w:proofErr w:type="spellStart"/>
+      <w:r>
+        <w:rPr>
+          <w:color w:val="000000" w:themeColor="text1"/>
+        </w:rPr>
+        <w:t>plt</w:t>
+      </w:r>
+      <w:proofErr w:type="spellEnd"/>
+      <w:r>
+        <w:rPr>
+          <w:color w:val="000000" w:themeColor="text1"/>
+        </w:rPr>
+        <w:br/>
+      </w:r>
+      <w:proofErr w:type="gramStart"/>
+      <w:r>
+        <w:rPr>
+          <w:color w:val="000000" w:themeColor="text1"/>
+        </w:rPr>
+        <w:t>title(</w:t>
+      </w:r>
+      <w:proofErr w:type="gramEnd"/>
+      <w:r>
+        <w:rPr>
+          <w:color w:val="000000" w:themeColor="text1"/>
+        </w:rPr>
+        <w:t xml:space="preserve">), </w:t>
+      </w:r>
+      <w:proofErr w:type="spellStart"/>
+      <w:proofErr w:type="gramStart"/>
+      <w:r>
+        <w:rPr>
+          <w:color w:val="000000" w:themeColor="text1"/>
+        </w:rPr>
+        <w:t>xlabel</w:t>
+      </w:r>
+      <w:proofErr w:type="spellEnd"/>
+      <w:r>
+        <w:rPr>
+          <w:color w:val="000000" w:themeColor="text1"/>
+        </w:rPr>
+        <w:t>(</w:t>
+      </w:r>
+      <w:proofErr w:type="gramEnd"/>
+      <w:r>
+        <w:rPr>
+          <w:color w:val="000000" w:themeColor="text1"/>
+        </w:rPr>
+        <w:t xml:space="preserve">), </w:t>
+      </w:r>
+      <w:proofErr w:type="spellStart"/>
+      <w:proofErr w:type="gramStart"/>
+      <w:r>
+        <w:rPr>
+          <w:color w:val="000000" w:themeColor="text1"/>
+        </w:rPr>
+        <w:t>ylabel</w:t>
+      </w:r>
+      <w:proofErr w:type="spellEnd"/>
+      <w:r>
+        <w:rPr>
+          <w:color w:val="000000" w:themeColor="text1"/>
+        </w:rPr>
+        <w:t>(</w:t>
+      </w:r>
+      <w:proofErr w:type="gramEnd"/>
+      <w:r>
+        <w:rPr>
+          <w:color w:val="000000" w:themeColor="text1"/>
+        </w:rPr>
+        <w:t xml:space="preserve">), </w:t>
+      </w:r>
+      <w:proofErr w:type="gramStart"/>
+      <w:r>
+        <w:rPr>
+          <w:color w:val="000000" w:themeColor="text1"/>
+        </w:rPr>
+        <w:t>legend(</w:t>
+      </w:r>
+      <w:proofErr w:type="gramEnd"/>
+      <w:r>
+        <w:rPr>
+          <w:color w:val="000000" w:themeColor="text1"/>
+        </w:rPr>
+        <w:t>)</w:t>
+      </w:r>
+      <w:r>
+        <w:rPr>
+          <w:color w:val="000000" w:themeColor="text1"/>
+        </w:rPr>
+        <w:br/>
+      </w:r>
+      <w:r>
+        <w:rPr>
+          <w:b/>
+          <w:bCs/>
+          <w:color w:val="000000" w:themeColor="text1"/>
+        </w:rPr>
+        <w:t>Format Strings</w:t>
+      </w:r>
+      <w:r>
+        <w:rPr>
+          <w:color w:val="000000" w:themeColor="text1"/>
+        </w:rPr>
+        <w:t xml:space="preserve"> – A format string consists of a part for </w:t>
+      </w:r>
+      <w:proofErr w:type="spellStart"/>
+      <w:r>
+        <w:rPr>
+          <w:color w:val="000000" w:themeColor="text1"/>
+        </w:rPr>
+        <w:t>color</w:t>
+      </w:r>
+      <w:proofErr w:type="spellEnd"/>
+      <w:r>
+        <w:rPr>
+          <w:color w:val="000000" w:themeColor="text1"/>
+        </w:rPr>
+        <w:t>, marker and line:</w:t>
+      </w:r>
+      <w:r>
+        <w:rPr>
+          <w:color w:val="000000" w:themeColor="text1"/>
+        </w:rPr>
+        <w:br/>
+        <w:t xml:space="preserve">                            </w:t>
+      </w:r>
+      <w:proofErr w:type="spellStart"/>
+      <w:r>
+        <w:rPr>
+          <w:color w:val="000000" w:themeColor="text1"/>
+        </w:rPr>
+        <w:t>fmt</w:t>
+      </w:r>
+      <w:proofErr w:type="spellEnd"/>
+      <w:r>
+        <w:rPr>
+          <w:color w:val="000000" w:themeColor="text1"/>
+        </w:rPr>
+        <w:t xml:space="preserve"> = ‘[marker][line][</w:t>
+      </w:r>
+      <w:proofErr w:type="spellStart"/>
+      <w:r>
+        <w:rPr>
+          <w:color w:val="000000" w:themeColor="text1"/>
+        </w:rPr>
+        <w:t>color</w:t>
+      </w:r>
+      <w:proofErr w:type="spellEnd"/>
+      <w:r>
+        <w:rPr>
+          <w:color w:val="000000" w:themeColor="text1"/>
+        </w:rPr>
+        <w:t>]’</w:t>
+      </w:r>
+      <w:r>
+        <w:rPr>
+          <w:color w:val="000000" w:themeColor="text1"/>
+        </w:rPr>
+        <w:br/>
+        <w:t xml:space="preserve">    </w:t>
+      </w:r>
+      <w:proofErr w:type="spellStart"/>
+      <w:r>
+        <w:rPr>
+          <w:color w:val="000000" w:themeColor="text1"/>
+        </w:rPr>
+        <w:t>color</w:t>
+      </w:r>
+      <w:proofErr w:type="spellEnd"/>
+      <w:r>
+        <w:rPr>
+          <w:color w:val="000000" w:themeColor="text1"/>
+        </w:rPr>
+        <w:t xml:space="preserve">, marker, </w:t>
+      </w:r>
+      <w:proofErr w:type="spellStart"/>
+      <w:r>
+        <w:rPr>
+          <w:color w:val="000000" w:themeColor="text1"/>
+        </w:rPr>
+        <w:t>linestyle</w:t>
+      </w:r>
+      <w:proofErr w:type="spellEnd"/>
+      <w:r>
+        <w:rPr>
+          <w:color w:val="000000" w:themeColor="text1"/>
+        </w:rPr>
+        <w:t xml:space="preserve">, line </w:t>
+      </w:r>
+      <w:proofErr w:type="spellStart"/>
+      <w:r>
+        <w:rPr>
+          <w:color w:val="000000" w:themeColor="text1"/>
+        </w:rPr>
+        <w:t>width</w:t>
+      </w:r>
+      <w:proofErr w:type="spellEnd"/>
+      <w:r>
+        <w:rPr>
+          <w:color w:val="000000" w:themeColor="text1"/>
+        </w:rPr>
+        <w:br/>
+      </w:r>
+      <w:r>
+        <w:rPr>
+          <w:color w:val="000000" w:themeColor="text1"/>
+        </w:rPr>
+        <w:br/>
+        <w:t xml:space="preserve">Other </w:t>
+      </w:r>
+      <w:r>
+        <w:rPr>
+          <w:b/>
+          <w:bCs/>
+          <w:color w:val="000000" w:themeColor="text1"/>
+        </w:rPr>
+        <w:t>Methods</w:t>
+      </w:r>
+      <w:r>
+        <w:rPr>
+          <w:color w:val="000000" w:themeColor="text1"/>
+        </w:rPr>
+        <w:t xml:space="preserve"> &amp; </w:t>
+      </w:r>
+      <w:r>
+        <w:rPr>
+          <w:b/>
+          <w:bCs/>
+          <w:color w:val="000000" w:themeColor="text1"/>
+        </w:rPr>
+        <w:t>Attributes</w:t>
+      </w:r>
+      <w:r>
+        <w:rPr>
+          <w:color w:val="000000" w:themeColor="text1"/>
+        </w:rPr>
+        <w:t>:</w:t>
+      </w:r>
+      <w:r>
+        <w:rPr>
+          <w:color w:val="000000" w:themeColor="text1"/>
+        </w:rPr>
+        <w:br/>
+        <w:t xml:space="preserve">    </w:t>
+      </w:r>
+      <w:proofErr w:type="spellStart"/>
+      <w:proofErr w:type="gramStart"/>
+      <w:r>
+        <w:rPr>
+          <w:color w:val="000000" w:themeColor="text1"/>
+        </w:rPr>
+        <w:t>style.available</w:t>
+      </w:r>
+      <w:proofErr w:type="spellEnd"/>
+      <w:proofErr w:type="gramEnd"/>
+      <w:r>
+        <w:rPr>
+          <w:color w:val="000000" w:themeColor="text1"/>
+        </w:rPr>
+        <w:t xml:space="preserve">, </w:t>
+      </w:r>
+      <w:proofErr w:type="spellStart"/>
+      <w:r>
+        <w:rPr>
+          <w:color w:val="000000" w:themeColor="text1"/>
+        </w:rPr>
+        <w:t>style.</w:t>
+      </w:r>
+      <w:proofErr w:type="gramStart"/>
+      <w:r>
+        <w:rPr>
+          <w:color w:val="000000" w:themeColor="text1"/>
+        </w:rPr>
+        <w:t>user</w:t>
+      </w:r>
+      <w:proofErr w:type="spellEnd"/>
+      <w:r>
+        <w:rPr>
+          <w:color w:val="000000" w:themeColor="text1"/>
+        </w:rPr>
+        <w:t>(</w:t>
+      </w:r>
+      <w:proofErr w:type="gramEnd"/>
+      <w:r>
+        <w:rPr>
+          <w:color w:val="000000" w:themeColor="text1"/>
+        </w:rPr>
+        <w:t xml:space="preserve">), </w:t>
+      </w:r>
+      <w:proofErr w:type="gramStart"/>
+      <w:r>
+        <w:rPr>
+          <w:color w:val="000000" w:themeColor="text1"/>
+        </w:rPr>
+        <w:t>grid(</w:t>
+      </w:r>
+      <w:proofErr w:type="gramEnd"/>
+      <w:r>
+        <w:rPr>
+          <w:color w:val="000000" w:themeColor="text1"/>
+        </w:rPr>
+        <w:t xml:space="preserve">), </w:t>
+      </w:r>
+      <w:proofErr w:type="spellStart"/>
+      <w:r>
+        <w:rPr>
+          <w:color w:val="000000" w:themeColor="text1"/>
+        </w:rPr>
+        <w:t>tight_</w:t>
+      </w:r>
+      <w:proofErr w:type="gramStart"/>
+      <w:r>
+        <w:rPr>
+          <w:color w:val="000000" w:themeColor="text1"/>
+        </w:rPr>
+        <w:t>layout</w:t>
+      </w:r>
+      <w:proofErr w:type="spellEnd"/>
+      <w:r>
+        <w:rPr>
+          <w:color w:val="000000" w:themeColor="text1"/>
+        </w:rPr>
+        <w:t>(</w:t>
+      </w:r>
+      <w:proofErr w:type="gramEnd"/>
+      <w:r>
+        <w:rPr>
+          <w:color w:val="000000" w:themeColor="text1"/>
+        </w:rPr>
+        <w:t xml:space="preserve">), </w:t>
+      </w:r>
+      <w:proofErr w:type="spellStart"/>
+      <w:r>
+        <w:rPr>
+          <w:color w:val="000000" w:themeColor="text1"/>
+        </w:rPr>
+        <w:t>savefig</w:t>
+      </w:r>
+      <w:proofErr w:type="spellEnd"/>
+      <w:r>
+        <w:rPr>
+          <w:color w:val="000000" w:themeColor="text1"/>
+        </w:rPr>
+        <w:t>(“abc.png”)</w:t>
+      </w:r>
+    </w:p>
+    <w:p>
+      <w:pPr>
+        <w:rPr>
+          <w:color w:val="000000" w:themeColor="text1"/>
+        </w:rPr>
+      </w:pPr>
+      <w:r>
+        <w:rPr>
+          <w:b/>
+          <w:bCs/>
+          <w:color w:val="000000" w:themeColor="text1"/>
+        </w:rPr>
+        <w:t>Plot Methods</w:t>
+      </w:r>
+      <w:r>
+        <w:rPr>
+          <w:color w:val="000000" w:themeColor="text1"/>
+        </w:rPr>
+        <w:t>:</w:t>
+      </w:r>
+      <w:r>
+        <w:rPr>
+          <w:color w:val="000000" w:themeColor="text1"/>
+        </w:rPr>
+        <w:br/>
+        <w:t xml:space="preserve">  1. </w:t>
+      </w:r>
+      <w:proofErr w:type="spellStart"/>
+      <w:proofErr w:type="gramStart"/>
+      <w:r>
+        <w:rPr>
+          <w:color w:val="000000" w:themeColor="text1"/>
+        </w:rPr>
+        <w:t>plt.plot</w:t>
+      </w:r>
+      <w:proofErr w:type="spellEnd"/>
+      <w:proofErr w:type="gramEnd"/>
+      <w:r>
+        <w:rPr>
+          <w:color w:val="000000" w:themeColor="text1"/>
+        </w:rPr>
+        <w:t>(x, y) – Line plot</w:t>
+      </w:r>
+      <w:r>
+        <w:rPr>
+          <w:color w:val="000000" w:themeColor="text1"/>
+        </w:rPr>
+        <w:br/>
+        <w:t xml:space="preserve">  2. </w:t>
+      </w:r>
+      <w:proofErr w:type="spellStart"/>
+      <w:proofErr w:type="gramStart"/>
+      <w:r>
+        <w:rPr>
+          <w:color w:val="000000" w:themeColor="text1"/>
+        </w:rPr>
+        <w:t>plt.bar</w:t>
+      </w:r>
+      <w:proofErr w:type="spellEnd"/>
+      <w:r>
+        <w:rPr>
+          <w:color w:val="000000" w:themeColor="text1"/>
+        </w:rPr>
+        <w:t>(</w:t>
+      </w:r>
+      <w:proofErr w:type="gramEnd"/>
+      <w:r>
+        <w:rPr>
+          <w:color w:val="000000" w:themeColor="text1"/>
+        </w:rPr>
+        <w:t>x, height) – Vertical bar chart</w:t>
+      </w:r>
+      <w:r>
+        <w:rPr>
+          <w:color w:val="000000" w:themeColor="text1"/>
+        </w:rPr>
+        <w:br/>
+        <w:t xml:space="preserve">  3. </w:t>
+      </w:r>
+      <w:proofErr w:type="spellStart"/>
+      <w:proofErr w:type="gramStart"/>
+      <w:r>
+        <w:rPr>
+          <w:color w:val="000000" w:themeColor="text1"/>
+        </w:rPr>
+        <w:t>plt.barh</w:t>
+      </w:r>
+      <w:proofErr w:type="spellEnd"/>
+      <w:proofErr w:type="gramEnd"/>
+      <w:r>
+        <w:rPr>
+          <w:color w:val="000000" w:themeColor="text1"/>
+        </w:rPr>
+        <w:t>(y, width) – Horizontal bar chart</w:t>
+      </w:r>
+      <w:r>
+        <w:rPr>
+          <w:color w:val="000000" w:themeColor="text1"/>
+        </w:rPr>
+        <w:br/>
+        <w:t xml:space="preserve">  4. </w:t>
+      </w:r>
+      <w:proofErr w:type="spellStart"/>
+      <w:proofErr w:type="gramStart"/>
+      <w:r>
+        <w:rPr>
+          <w:color w:val="000000" w:themeColor="text1"/>
+        </w:rPr>
+        <w:t>plt.scatter</w:t>
+      </w:r>
+      <w:proofErr w:type="spellEnd"/>
+      <w:proofErr w:type="gramEnd"/>
+      <w:r>
+        <w:rPr>
+          <w:color w:val="000000" w:themeColor="text1"/>
+        </w:rPr>
+        <w:t>(</w:t>
+      </w:r>
+      <w:proofErr w:type="spellStart"/>
+      <w:proofErr w:type="gramStart"/>
+      <w:r>
+        <w:rPr>
+          <w:color w:val="000000" w:themeColor="text1"/>
+        </w:rPr>
+        <w:t>x,y</w:t>
+      </w:r>
+      <w:proofErr w:type="spellEnd"/>
+      <w:proofErr w:type="gramEnd"/>
+      <w:r>
+        <w:rPr>
+          <w:color w:val="000000" w:themeColor="text1"/>
+        </w:rPr>
+        <w:t>) – Scatter plot</w:t>
+      </w:r>
+      <w:r>
+        <w:rPr>
+          <w:color w:val="000000" w:themeColor="text1"/>
+        </w:rPr>
+        <w:br/>
+        <w:t xml:space="preserve">  5. </w:t>
+      </w:r>
+      <w:proofErr w:type="spellStart"/>
+      <w:r>
+        <w:rPr>
+          <w:color w:val="000000" w:themeColor="text1"/>
+        </w:rPr>
+        <w:t>plt.pie</w:t>
+      </w:r>
+      <w:proofErr w:type="spellEnd"/>
+      <w:r>
+        <w:rPr>
+          <w:color w:val="000000" w:themeColor="text1"/>
+        </w:rPr>
+        <w:t>(data) – Pie chart</w:t>
+      </w:r>
+      <w:r>
+        <w:rPr>
+          <w:color w:val="000000" w:themeColor="text1"/>
+        </w:rPr>
+        <w:br/>
+        <w:t xml:space="preserve">  6. </w:t>
+      </w:r>
+      <w:proofErr w:type="spellStart"/>
+      <w:proofErr w:type="gramStart"/>
+      <w:r>
+        <w:rPr>
+          <w:color w:val="000000" w:themeColor="text1"/>
+        </w:rPr>
+        <w:t>plt.hist</w:t>
+      </w:r>
+      <w:proofErr w:type="spellEnd"/>
+      <w:proofErr w:type="gramEnd"/>
+      <w:r>
+        <w:rPr>
+          <w:color w:val="000000" w:themeColor="text1"/>
+        </w:rPr>
+        <w:t>(data, bins) – Histogram</w:t>
+      </w:r>
+      <w:r>
+        <w:rPr>
+          <w:color w:val="000000" w:themeColor="text1"/>
+        </w:rPr>
+        <w:br/>
+        <w:t xml:space="preserve">  7. </w:t>
+      </w:r>
+      <w:proofErr w:type="spellStart"/>
+      <w:proofErr w:type="gramStart"/>
+      <w:r>
+        <w:rPr>
+          <w:color w:val="000000" w:themeColor="text1"/>
+        </w:rPr>
+        <w:t>plt.boxplot</w:t>
+      </w:r>
+      <w:proofErr w:type="spellEnd"/>
+      <w:proofErr w:type="gramEnd"/>
+      <w:r>
+        <w:rPr>
+          <w:color w:val="000000" w:themeColor="text1"/>
+        </w:rPr>
+        <w:t>(data) – Box plot</w:t>
+      </w:r>
+    </w:p>
+    <w:p>
+      <w:pPr>
+        <w:rPr>
+          <w:color w:val="000000" w:themeColor="text1"/>
+        </w:rPr>
+      </w:pPr>
+      <w:r>
+        <w:rPr>
+          <w:b/>
+          <w:bCs/>
+          <w:color w:val="000000" w:themeColor="text1"/>
+        </w:rPr>
+        <w:t>Bar Charts</w:t>
+      </w:r>
+      <w:r>
+        <w:rPr>
+          <w:color w:val="000000" w:themeColor="text1"/>
+        </w:rPr>
+        <w:t>:</w:t>
+      </w:r>
+      <w:r>
+        <w:rPr>
+          <w:color w:val="000000" w:themeColor="text1"/>
+        </w:rPr>
+        <w:t xml:space="preserve"> </w:t>
+      </w:r>
+      <w:r>
+        <w:rPr>
+          <w:color w:val="000000" w:themeColor="text1"/>
+        </w:rPr>
+        <w:t>A bar plot (or bar chart) is a graph that displays categorical data using rectangular bars.</w:t>
+      </w:r>
+      <w:r>
+        <w:rPr>
+          <w:color w:val="000000" w:themeColor="text1"/>
+        </w:rPr>
+        <w:br/>
+        <w:t>Each bar’s height (or length, in horizontal bars) represents a value.</w:t>
+      </w:r>
+    </w:p>
+    <w:p>
+      <w:pPr>
+        <w:rPr>
+          <w:color w:val="000000" w:themeColor="text1"/>
+        </w:rPr>
+      </w:pPr>
+      <w:r>
+        <w:rPr>
+          <w:b/>
+          <w:bCs/>
+          <w:color w:val="000000" w:themeColor="text1"/>
+        </w:rPr>
+        <w:t>Scatter Plots</w:t>
+      </w:r>
+      <w:r>
+        <w:rPr>
+          <w:color w:val="000000" w:themeColor="text1"/>
+        </w:rPr>
+        <w:t>: A scatter plot shows the relationship between two variables by plotting points on a 2D plane.</w:t>
+      </w:r>
+      <w:r>
+        <w:rPr>
+          <w:color w:val="000000" w:themeColor="text1"/>
+        </w:rPr>
+        <w:t xml:space="preserve"> [Customizations = </w:t>
+      </w:r>
+      <w:proofErr w:type="spellStart"/>
+      <w:r>
+        <w:rPr>
+          <w:color w:val="000000" w:themeColor="text1"/>
+        </w:rPr>
+        <w:t>Color</w:t>
+      </w:r>
+      <w:proofErr w:type="spellEnd"/>
+      <w:r>
+        <w:rPr>
+          <w:color w:val="000000" w:themeColor="text1"/>
+        </w:rPr>
+        <w:t>, Size, Marker, Transparency, Colormap]</w:t>
+      </w:r>
+      <w:r>
+        <w:rPr>
+          <w:color w:val="000000" w:themeColor="text1"/>
+        </w:rPr>
+        <w:br/>
+        <w:t xml:space="preserve">Annotations = </w:t>
+      </w:r>
+      <w:proofErr w:type="spellStart"/>
+      <w:proofErr w:type="gramStart"/>
+      <w:r>
+        <w:rPr>
+          <w:color w:val="000000" w:themeColor="text1"/>
+        </w:rPr>
+        <w:t>plt.annotate</w:t>
+      </w:r>
+      <w:proofErr w:type="spellEnd"/>
+      <w:proofErr w:type="gramEnd"/>
+      <w:r>
+        <w:rPr>
+          <w:color w:val="000000" w:themeColor="text1"/>
+        </w:rPr>
+        <w:t xml:space="preserve">(“text”, </w:t>
+      </w:r>
+      <w:proofErr w:type="spellStart"/>
+      <w:r>
+        <w:rPr>
+          <w:color w:val="000000" w:themeColor="text1"/>
+        </w:rPr>
+        <w:t>xy</w:t>
+      </w:r>
+      <w:proofErr w:type="spellEnd"/>
+      <w:proofErr w:type="gramStart"/>
+      <w:r>
+        <w:rPr>
+          <w:color w:val="000000" w:themeColor="text1"/>
+        </w:rPr>
+        <w:t>=(</w:t>
+      </w:r>
+      <w:proofErr w:type="spellStart"/>
+      <w:proofErr w:type="gramEnd"/>
+      <w:r>
+        <w:rPr>
+          <w:color w:val="000000" w:themeColor="text1"/>
+        </w:rPr>
+        <w:t>x_point</w:t>
+      </w:r>
+      <w:proofErr w:type="spellEnd"/>
+      <w:r>
+        <w:rPr>
+          <w:color w:val="000000" w:themeColor="text1"/>
+        </w:rPr>
+        <w:t xml:space="preserve">, </w:t>
+      </w:r>
+      <w:proofErr w:type="spellStart"/>
+      <w:r>
+        <w:rPr>
+          <w:color w:val="000000" w:themeColor="text1"/>
+        </w:rPr>
+        <w:t>y_point</w:t>
+      </w:r>
+      <w:proofErr w:type="spellEnd"/>
+      <w:r>
+        <w:rPr>
+          <w:color w:val="000000" w:themeColor="text1"/>
+        </w:rPr>
+        <w:t xml:space="preserve">), </w:t>
+      </w:r>
+      <w:proofErr w:type="spellStart"/>
+      <w:proofErr w:type="gramStart"/>
+      <w:r>
+        <w:rPr>
+          <w:color w:val="000000" w:themeColor="text1"/>
+        </w:rPr>
+        <w:t>xytext</w:t>
+      </w:r>
+      <w:proofErr w:type="spellEnd"/>
+      <w:r>
+        <w:rPr>
+          <w:color w:val="000000" w:themeColor="text1"/>
+        </w:rPr>
+        <w:t>(</w:t>
+      </w:r>
+      <w:proofErr w:type="spellStart"/>
+      <w:proofErr w:type="gramEnd"/>
+      <w:r>
+        <w:rPr>
+          <w:color w:val="000000" w:themeColor="text1"/>
+        </w:rPr>
+        <w:t>x_text</w:t>
+      </w:r>
+      <w:proofErr w:type="spellEnd"/>
+      <w:r>
+        <w:rPr>
+          <w:color w:val="000000" w:themeColor="text1"/>
+        </w:rPr>
+        <w:t xml:space="preserve">, </w:t>
+      </w:r>
+      <w:proofErr w:type="spellStart"/>
+      <w:r>
+        <w:rPr>
+          <w:color w:val="000000" w:themeColor="text1"/>
+        </w:rPr>
+        <w:t>y_text</w:t>
+      </w:r>
+      <w:proofErr w:type="spellEnd"/>
+      <w:r>
+        <w:rPr>
+          <w:color w:val="000000" w:themeColor="text1"/>
+        </w:rPr>
+        <w:t>))</w:t>
+      </w:r>
+    </w:p>
+    <w:p>
+      <w:pPr>
+        <w:rPr>
+          <w:color w:val="000000" w:themeColor="text1"/>
+        </w:rPr>
+      </w:pPr>
+      <w:r>
+        <w:rPr>
+          <w:color w:val="000000" w:themeColor="text1"/>
+        </w:rPr>
+        <w:t>Pie Charts: A pie chart is a circular chart divided into slices to show relative proportions of a whole.</w:t>
+      </w:r>
+      <w:r>
+        <w:rPr>
+          <w:color w:val="000000" w:themeColor="text1"/>
+        </w:rPr>
+        <w:br/>
+        <w:t xml:space="preserve">     Each slice = a category &amp; Size of slice = value of that category relative to total</w:t>
+      </w:r>
+      <w:r>
+        <w:rPr>
+          <w:color w:val="000000" w:themeColor="text1"/>
+        </w:rPr>
+        <w:br/>
+        <w:t xml:space="preserve">Customizations = </w:t>
+      </w:r>
+      <w:proofErr w:type="spellStart"/>
+      <w:r>
+        <w:rPr>
+          <w:color w:val="000000" w:themeColor="text1"/>
+        </w:rPr>
+        <w:t>autopct</w:t>
+      </w:r>
+      <w:proofErr w:type="spellEnd"/>
+      <w:r>
+        <w:rPr>
+          <w:color w:val="000000" w:themeColor="text1"/>
+        </w:rPr>
+        <w:t xml:space="preserve">, </w:t>
+      </w:r>
+      <w:proofErr w:type="spellStart"/>
+      <w:r>
+        <w:rPr>
+          <w:color w:val="000000" w:themeColor="text1"/>
+        </w:rPr>
+        <w:t>colors</w:t>
+      </w:r>
+      <w:proofErr w:type="spellEnd"/>
+      <w:r>
+        <w:rPr>
+          <w:color w:val="000000" w:themeColor="text1"/>
+        </w:rPr>
+        <w:t xml:space="preserve">, </w:t>
+      </w:r>
+      <w:proofErr w:type="spellStart"/>
+      <w:r>
+        <w:rPr>
+          <w:color w:val="000000" w:themeColor="text1"/>
+        </w:rPr>
+        <w:t>Wedgeprops</w:t>
+      </w:r>
+      <w:proofErr w:type="spellEnd"/>
+      <w:r>
+        <w:rPr>
+          <w:color w:val="000000" w:themeColor="text1"/>
+        </w:rPr>
+        <w:t xml:space="preserve">, explode, </w:t>
+      </w:r>
+      <w:proofErr w:type="spellStart"/>
+      <w:r>
+        <w:rPr>
+          <w:color w:val="000000" w:themeColor="text1"/>
+        </w:rPr>
+        <w:t>startangle</w:t>
+      </w:r>
+      <w:proofErr w:type="spellEnd"/>
+      <w:r>
+        <w:rPr>
+          <w:color w:val="000000" w:themeColor="text1"/>
+        </w:rPr>
+        <w:t>, shadow</w:t>
+      </w:r>
+    </w:p>
+    <w:p>
+      <w:pPr>
+        <w:rPr>
+          <w:color w:val="000000" w:themeColor="text1"/>
+        </w:rPr>
+      </w:pPr>
+      <w:r>
+        <w:rPr>
+          <w:b/>
+          <w:bCs/>
+          <w:color w:val="000000" w:themeColor="text1"/>
+        </w:rPr>
+        <w:t>Histograms</w:t>
+      </w:r>
+      <w:r>
+        <w:rPr>
+          <w:color w:val="000000" w:themeColor="text1"/>
+        </w:rPr>
+        <w:t xml:space="preserve">: A histogram shows the distribution of numerical data by - </w:t>
+      </w:r>
+      <w:r>
+        <w:rPr>
+          <w:color w:val="000000" w:themeColor="text1"/>
+        </w:rPr>
+        <w:br/>
+        <w:t xml:space="preserve">                            Dividing values into bins (ranges)</w:t>
+      </w:r>
+      <w:r>
+        <w:rPr>
+          <w:color w:val="000000" w:themeColor="text1"/>
+        </w:rPr>
+        <w:br/>
+        <w:t xml:space="preserve">                            Counting how many values fall into each bin (frequency)</w:t>
+      </w:r>
+      <w:r>
+        <w:rPr>
+          <w:color w:val="000000" w:themeColor="text1"/>
+        </w:rPr>
+        <w:br/>
+        <w:t xml:space="preserve">                  </w:t>
+      </w:r>
+      <w:proofErr w:type="spellStart"/>
+      <w:r>
+        <w:rPr>
+          <w:color w:val="00B0F0"/>
+        </w:rPr>
+        <w:t>axvline</w:t>
+      </w:r>
+      <w:proofErr w:type="spellEnd"/>
+      <w:r>
+        <w:rPr>
+          <w:color w:val="00B0F0"/>
+        </w:rPr>
+        <w:t xml:space="preserve"> </w:t>
+      </w:r>
+      <w:r>
+        <w:rPr>
+          <w:color w:val="000000" w:themeColor="text1"/>
+        </w:rPr>
+        <w:t>= is used to draw a vertical reference line on a plot, common to mark cutoffs, averages, pass marks, or thresholds.</w:t>
+      </w:r>
+    </w:p>
+    <w:p>
+      <w:pPr>
+        <w:rPr>
+          <w:color w:val="000000" w:themeColor="text1"/>
+        </w:rPr>
+      </w:pPr>
+      <w:r>
+        <w:rPr>
+          <w:b/>
+          <w:bCs/>
+          <w:color w:val="000000" w:themeColor="text1"/>
+        </w:rPr>
+        <w:t>Box Plots</w:t>
+      </w:r>
+      <w:r>
+        <w:rPr>
+          <w:color w:val="000000" w:themeColor="text1"/>
+        </w:rPr>
+        <w:t xml:space="preserve">: A box plot is a statistical visualization that summarizes the distribution of a dataset using five key numbers - </w:t>
+      </w:r>
+      <w:r>
+        <w:rPr>
+          <w:color w:val="000000" w:themeColor="text1"/>
+        </w:rPr>
+        <w:br/>
+        <w:t xml:space="preserve">     Minimum (lowest non-outlier)</w:t>
+      </w:r>
+      <w:r>
+        <w:rPr>
+          <w:color w:val="000000" w:themeColor="text1"/>
+        </w:rPr>
+        <w:br/>
+        <w:t xml:space="preserve">     First Quartile (Q1) – 25</w:t>
+      </w:r>
+      <w:r>
+        <w:rPr>
+          <w:color w:val="000000" w:themeColor="text1"/>
+          <w:vertAlign w:val="superscript"/>
+        </w:rPr>
+        <w:t>th</w:t>
+      </w:r>
+      <w:r>
+        <w:rPr>
+          <w:color w:val="000000" w:themeColor="text1"/>
+        </w:rPr>
+        <w:t xml:space="preserve"> percentile</w:t>
+      </w:r>
+      <w:r>
+        <w:rPr>
+          <w:color w:val="000000" w:themeColor="text1"/>
+        </w:rPr>
+        <w:br/>
+        <w:t xml:space="preserve">     Median (Q2) – 50</w:t>
+      </w:r>
+      <w:r>
+        <w:rPr>
+          <w:color w:val="000000" w:themeColor="text1"/>
+          <w:vertAlign w:val="superscript"/>
+        </w:rPr>
+        <w:t>th</w:t>
+      </w:r>
+      <w:r>
+        <w:rPr>
+          <w:color w:val="000000" w:themeColor="text1"/>
+        </w:rPr>
+        <w:t xml:space="preserve"> percentile</w:t>
+      </w:r>
+      <w:r>
+        <w:rPr>
+          <w:color w:val="000000" w:themeColor="text1"/>
+        </w:rPr>
+        <w:br/>
+        <w:t xml:space="preserve">     Third Quartile (Q3) – 75</w:t>
+      </w:r>
+      <w:r>
+        <w:rPr>
+          <w:color w:val="000000" w:themeColor="text1"/>
+          <w:vertAlign w:val="superscript"/>
+        </w:rPr>
+        <w:t>th</w:t>
+      </w:r>
+      <w:r>
+        <w:rPr>
+          <w:color w:val="000000" w:themeColor="text1"/>
+        </w:rPr>
+        <w:t xml:space="preserve"> percentile</w:t>
+      </w:r>
+      <w:r>
+        <w:rPr>
+          <w:color w:val="000000" w:themeColor="text1"/>
+        </w:rPr>
+        <w:br/>
+        <w:t xml:space="preserve">     Maximum (highest non-outlier)</w:t>
+      </w:r>
+      <w:r>
+        <w:rPr>
+          <w:color w:val="000000" w:themeColor="text1"/>
+        </w:rPr>
+        <w:br/>
+      </w:r>
+      <w:r>
+        <w:rPr>
+          <w:color w:val="000000" w:themeColor="text1"/>
+        </w:rPr>
+        <w:lastRenderedPageBreak/>
+        <w:t xml:space="preserve">                    lower = Q1 – (1.5 * IQR)                                   Inter-Quartile Range IQR = Q3 – Q1</w:t>
+      </w:r>
+      <w:r>
+        <w:rPr>
+          <w:color w:val="000000" w:themeColor="text1"/>
+        </w:rPr>
+        <w:br/>
+        <w:t xml:space="preserve">                    upper = Q3 + (1.5 * IQR)</w:t>
+      </w:r>
+      <w:ins w:id="0" w:author="Microsoft Word" w:date="2026-10-10T22:40:00Z" w16du:dateUtc="2026-10-10T17:10:00Z">
         <w:r>
           <w:rPr>
-            <w:rStyle w:val="Hyperlink"/>
+            <w:color w:val="000000" w:themeColor="text1"/>
           </w:rPr>
-          <w:t>https://example.com</w:t>
+          <w:br/>
         </w:r>
-      </w:hyperlink>
-      <w:r>
-        <w:rPr>
-          <w:color w:val="000000" w:themeColor="text1"/>
-        </w:rPr>
-        <w:t>, headers=headers)</w:t>
-      </w:r>
-      <w:r>
-        <w:rPr>
-          <w:color w:val="000000" w:themeColor="text1"/>
-        </w:rPr>
-        <w:br/>
-        <w:t xml:space="preserve">             print(response.text)</w:t>
-      </w:r>
+        <w:r>
+          <w:rPr>
+            <w:color w:val="000000" w:themeColor="text1"/>
+          </w:rPr>
+          <w:t>Additional Operations: Multiple Datasets, Horizontal Box Plot, Show Mean, Change Whisker Length</w:t>
+        </w:r>
+      </w:ins>
     </w:p>
     <w:p>
       <w:pPr>
         <w:rPr>
+          <w:b/>
+          <w:bCs/>
           <w:color w:val="000000" w:themeColor="text1"/>
         </w:rPr>
       </w:pPr>
       <w:r>
         <w:rPr>
-          <w:color w:val="000000" w:themeColor="text1"/>
-        </w:rPr>
-        <w:t xml:space="preserve">We can also introduce delays using </w:t>
-      </w:r>
-      <w:r>
-        <w:rPr>
-          <w:color w:val="D60093"/>
-          <w:highlight w:val="lightGray"/>
-        </w:rPr>
-        <w:t>time.sleep()</w:t>
-      </w:r>
-      <w:r>
-        <w:rPr>
-          <w:color w:val="D60093"/>
+          <w:b/>
+          <w:bCs/>
+          <w:color w:val="000000" w:themeColor="text1"/>
+        </w:rPr>
+        <w:t>Modern Matplotlib</w:t>
+      </w:r>
+      <w:r>
+        <w:rPr>
+          <w:color w:val="000000" w:themeColor="text1"/>
+        </w:rPr>
+        <w:br/>
+        <w:t xml:space="preserve">Object Oriented </w:t>
+      </w:r>
+      <w:proofErr w:type="gramStart"/>
+      <w:r>
+        <w:rPr>
+          <w:color w:val="000000" w:themeColor="text1"/>
+        </w:rPr>
+        <w:t>API</w:t>
+      </w:r>
+      <w:r>
+        <w:rPr>
+          <w:color w:val="000000" w:themeColor="text1"/>
+        </w:rPr>
+        <w:t xml:space="preserve">  –</w:t>
+      </w:r>
+      <w:proofErr w:type="gramEnd"/>
+      <w:r>
+        <w:rPr>
+          <w:color w:val="000000" w:themeColor="text1"/>
+        </w:rPr>
+        <w:t xml:space="preserve">  </w:t>
+      </w:r>
+      <w:proofErr w:type="spellStart"/>
+      <w:proofErr w:type="gramStart"/>
+      <w:r>
+        <w:rPr>
+          <w:color w:val="000000" w:themeColor="text1"/>
+        </w:rPr>
+        <w:t>plt.subplots</w:t>
+      </w:r>
+      <w:proofErr w:type="spellEnd"/>
+      <w:proofErr w:type="gramEnd"/>
+      <w:r>
+        <w:rPr>
+          <w:color w:val="000000" w:themeColor="text1"/>
+        </w:rPr>
+        <w:t>() -&gt; figure, axes</w:t>
+      </w:r>
+    </w:p>
+    <w:p>
+      <w:pPr>
+        <w:rPr>
+          <w:color w:val="000000" w:themeColor="text1"/>
+        </w:rPr>
+      </w:pPr>
+      <w:r>
+        <w:rPr>
+          <w:b/>
+          <w:bCs/>
+          <w:color w:val="000000" w:themeColor="text1"/>
+        </w:rPr>
+        <w:t>Stack Plots</w:t>
+      </w:r>
+      <w:r>
+        <w:rPr>
+          <w:color w:val="000000" w:themeColor="text1"/>
+        </w:rPr>
+        <w:t>: A stack plot is a type of plot where multiple data series are stacked on top of each other. Each “layer” shows the contribution of one category, and the top line shows the cumulative total.</w:t>
+      </w:r>
+    </w:p>
+    <w:p>
+      <w:pPr>
+        <w:rPr>
+          <w:color w:val="000000" w:themeColor="text1"/>
+        </w:rPr>
+      </w:pPr>
+      <w:r>
+        <w:rPr>
+          <w:b/>
+          <w:bCs/>
+          <w:color w:val="000000" w:themeColor="text1"/>
+        </w:rPr>
+        <w:t>Subplots</w:t>
+      </w:r>
+      <w:r>
+        <w:rPr>
+          <w:color w:val="000000" w:themeColor="text1"/>
+        </w:rPr>
+        <w:t>: A subplot allows you to draw multiple plots in the same figure.</w:t>
+      </w:r>
+      <w:r>
+        <w:rPr>
+          <w:color w:val="000000" w:themeColor="text1"/>
+        </w:rPr>
+        <w:br/>
+        <w:t xml:space="preserve">                   </w:t>
+      </w:r>
+      <w:proofErr w:type="spellStart"/>
+      <w:proofErr w:type="gramStart"/>
+      <w:r>
+        <w:rPr>
+          <w:color w:val="000000" w:themeColor="text1"/>
+        </w:rPr>
+        <w:t>plt.subplot</w:t>
+      </w:r>
+      <w:proofErr w:type="spellEnd"/>
+      <w:proofErr w:type="gramEnd"/>
+      <w:r>
+        <w:rPr>
+          <w:color w:val="000000" w:themeColor="text1"/>
+        </w:rPr>
+        <w:t>(</w:t>
+      </w:r>
+      <w:proofErr w:type="spellStart"/>
+      <w:r>
+        <w:rPr>
+          <w:color w:val="000000" w:themeColor="text1"/>
+        </w:rPr>
+        <w:t>nrows</w:t>
+      </w:r>
+      <w:proofErr w:type="spellEnd"/>
+      <w:r>
+        <w:rPr>
+          <w:color w:val="000000" w:themeColor="text1"/>
+        </w:rPr>
+        <w:t xml:space="preserve">, </w:t>
+      </w:r>
+      <w:proofErr w:type="spellStart"/>
+      <w:r>
+        <w:rPr>
+          <w:color w:val="000000" w:themeColor="text1"/>
+        </w:rPr>
+        <w:t>ncols</w:t>
+      </w:r>
+      <w:proofErr w:type="spellEnd"/>
+      <w:r>
+        <w:rPr>
+          <w:color w:val="000000" w:themeColor="text1"/>
+        </w:rPr>
+        <w:t>, index)</w:t>
+      </w:r>
+    </w:p>
+    <w:p>
+      <w:pPr>
+        <w:rPr>
+          <w:color w:val="000000" w:themeColor="text1"/>
+        </w:rPr>
+      </w:pPr>
+      <w:r>
+        <w:rPr>
+          <w:b/>
+          <w:bCs/>
+          <w:color w:val="000000" w:themeColor="text1"/>
+        </w:rPr>
+        <w:t>Seaborn</w:t>
+      </w:r>
+      <w:r>
+        <w:rPr>
+          <w:color w:val="000000" w:themeColor="text1"/>
+        </w:rPr>
+        <w:br/>
+      </w:r>
+      <w:proofErr w:type="spellStart"/>
+      <w:r>
+        <w:rPr>
+          <w:color w:val="000000" w:themeColor="text1"/>
+        </w:rPr>
+        <w:t>Seaborn</w:t>
+      </w:r>
+      <w:proofErr w:type="spellEnd"/>
+      <w:r>
+        <w:rPr>
+          <w:color w:val="000000" w:themeColor="text1"/>
+        </w:rPr>
+        <w:t xml:space="preserve"> is a Python </w:t>
+      </w:r>
+      <w:r>
+        <w:rPr>
+          <w:color w:val="EE0000"/>
+        </w:rPr>
+        <w:t xml:space="preserve">data visualisation </w:t>
+      </w:r>
+      <w:r>
+        <w:rPr>
+          <w:color w:val="000000" w:themeColor="text1"/>
+        </w:rPr>
+        <w:t>library based on matplotlib</w:t>
+      </w:r>
+      <w:r>
+        <w:rPr>
+          <w:color w:val="000000" w:themeColor="text1"/>
+        </w:rPr>
+        <w:br/>
+        <w:t xml:space="preserve">CI (Confidence Interval) -&gt; 95% and shaded area in some increasing line plot is </w:t>
+      </w:r>
+      <w:proofErr w:type="gramStart"/>
+      <w:r>
+        <w:rPr>
+          <w:b/>
+          <w:bCs/>
+          <w:color w:val="000000" w:themeColor="text1"/>
+        </w:rPr>
+        <w:t>mean(</w:t>
+      </w:r>
+      <w:proofErr w:type="gramEnd"/>
+      <w:r>
+        <w:rPr>
+          <w:b/>
+          <w:bCs/>
+          <w:color w:val="000000" w:themeColor="text1"/>
+        </w:rPr>
+        <w:t>+/</w:t>
+      </w:r>
+      <w:proofErr w:type="gramStart"/>
+      <w:r>
+        <w:rPr>
+          <w:b/>
+          <w:bCs/>
+          <w:color w:val="000000" w:themeColor="text1"/>
+        </w:rPr>
+        <w:t>- )CI</w:t>
+      </w:r>
+      <w:proofErr w:type="gramEnd"/>
+      <w:r>
+        <w:rPr>
+          <w:b/>
+          <w:bCs/>
+          <w:color w:val="000000" w:themeColor="text1"/>
+        </w:rPr>
+        <w:br/>
+      </w:r>
+      <w:r>
+        <w:rPr>
+          <w:color w:val="000000" w:themeColor="text1"/>
+        </w:rPr>
+        <w:t xml:space="preserve">Relational Plots </w:t>
+      </w:r>
+      <w:r>
+        <w:rPr>
+          <w:color w:val="000000" w:themeColor="text1"/>
+        </w:rPr>
+        <w:t>–</w:t>
+      </w:r>
+      <w:r>
+        <w:rPr>
+          <w:color w:val="000000" w:themeColor="text1"/>
+        </w:rPr>
+        <w:t xml:space="preserve"> Scatter</w:t>
+      </w:r>
+      <w:r>
+        <w:rPr>
+          <w:b/>
+          <w:bCs/>
+          <w:color w:val="000000" w:themeColor="text1"/>
         </w:rPr>
         <w:t xml:space="preserve"> </w:t>
       </w:r>
@@ -4849,500 +8777,58 @@
         <w:rPr>
           <w:color w:val="000000" w:themeColor="text1"/>
         </w:rPr>
-        <w:t>in scraping to avoid hitting servers too fast</w:t>
-      </w:r>
-    </w:p>
-    <w:p>
-      <w:pPr>
-        <w:rPr>
-          <w:color w:val="000000" w:themeColor="text1"/>
-        </w:rPr>
-      </w:pPr>
-      <w:r>
-        <w:rPr>
-          <w:b/>
-          <w:bCs/>
-          <w:color w:val="000000" w:themeColor="text1"/>
-        </w:rPr>
-        <w:t>BeautifulSoup</w:t>
-      </w:r>
-      <w:r>
-        <w:rPr>
-          <w:b/>
-          <w:bCs/>
-          <w:color w:val="000000" w:themeColor="text1"/>
-        </w:rPr>
-        <w:br/>
-      </w:r>
-      <w:r>
-        <w:rPr>
-          <w:color w:val="000000" w:themeColor="text1"/>
-        </w:rPr>
-        <w:t>BeautifulSoup (bs4) is a Python library used to parse HTML and XML documents. It helps you extract data from webpages after downloading them with requests.</w:t>
-      </w:r>
-      <w:r>
-        <w:rPr>
-          <w:color w:val="000000" w:themeColor="text1"/>
-        </w:rPr>
-        <w:br/>
-        <w:t xml:space="preserve">It creates a </w:t>
-      </w:r>
-      <w:r>
-        <w:rPr>
-          <w:b/>
-          <w:bCs/>
-          <w:color w:val="000000" w:themeColor="text1"/>
-        </w:rPr>
-        <w:t>Parse tree</w:t>
-      </w:r>
-      <w:r>
-        <w:rPr>
-          <w:color w:val="000000" w:themeColor="text1"/>
-        </w:rPr>
-        <w:t xml:space="preserve"> from the data from which we can extract text, attributes, links, tables, etc.</w:t>
-      </w:r>
-      <w:r>
-        <w:rPr>
-          <w:color w:val="000000" w:themeColor="text1"/>
-        </w:rPr>
-        <w:br/>
-        <w:t>Methods = find(), find_all(), find_parent(), find_next(), find_previous()</w:t>
-      </w:r>
-      <w:r>
-        <w:rPr>
-          <w:color w:val="000000" w:themeColor="text1"/>
-        </w:rPr>
-        <w:br/>
-        <w:t xml:space="preserve">                     </w:t>
-      </w:r>
-      <w:r>
-        <w:rPr>
-          <w:color w:val="00B050"/>
-        </w:rPr>
-        <w:t xml:space="preserve">#css selectors </w:t>
-      </w:r>
-      <w:r>
-        <w:rPr>
-          <w:color w:val="000000" w:themeColor="text1"/>
-        </w:rPr>
-        <w:t xml:space="preserve">– select(), select_one()               </w:t>
-      </w:r>
-      <w:r>
-        <w:rPr>
-          <w:color w:val="00B050"/>
-        </w:rPr>
-        <w:t xml:space="preserve">#attributes </w:t>
-      </w:r>
-      <w:r>
-        <w:rPr>
-          <w:color w:val="000000" w:themeColor="text1"/>
-        </w:rPr>
-        <w:t>– get(), .attrs</w:t>
-      </w:r>
-      <w:r>
-        <w:rPr>
-          <w:color w:val="000000" w:themeColor="text1"/>
-        </w:rPr>
-        <w:br/>
-        <w:t>Navigating DOM (Document Object Model) = parent, children, descendants, next_sibling(), previous_sibling()</w:t>
-      </w:r>
-    </w:p>
-    <w:p>
-      <w:pPr>
-        <w:rPr>
-          <w:color w:val="000000" w:themeColor="text1"/>
-        </w:rPr>
-      </w:pPr>
-    </w:p>
-    <w:p>
-      <w:pPr>
-        <w:rPr>
-          <w:b/>
-          <w:bCs/>
-          <w:color w:val="000000" w:themeColor="text1"/>
-          <w:sz w:val="28"/>
-          <w:szCs w:val="28"/>
-        </w:rPr>
-      </w:pPr>
-      <w:r>
-        <w:rPr>
-          <w:b/>
-          <w:bCs/>
-          <w:color w:val="000000" w:themeColor="text1"/>
-          <w:sz w:val="28"/>
-          <w:szCs w:val="28"/>
-        </w:rPr>
-        <w:t>DATA VISUALIZATION</w:t>
-      </w:r>
-    </w:p>
-    <w:p>
-      <w:pPr>
-        <w:rPr>
-          <w:color w:val="000000" w:themeColor="text1"/>
-        </w:rPr>
-      </w:pPr>
-      <w:r>
-        <w:rPr>
-          <w:color w:val="000000" w:themeColor="text1"/>
-        </w:rPr>
-        <w:t>E</w:t>
-      </w:r>
-      <w:r>
-        <w:rPr>
-          <w:color w:val="000000" w:themeColor="text1"/>
-        </w:rPr>
-        <w:t>DA  |  Model evaluation  |  Communicate  |  Business/research</w:t>
-      </w:r>
-    </w:p>
-    <w:p>
-      <w:pPr>
-        <w:rPr>
-          <w:color w:val="000000" w:themeColor="text1"/>
-        </w:rPr>
-      </w:pPr>
-      <w:r>
-        <w:rPr>
-          <w:color w:val="000000" w:themeColor="text1"/>
-        </w:rPr>
-        <w:t>How to Plot? Charts/plots, line plot, pie chart, histograms, scatter plots</w:t>
-      </w:r>
-    </w:p>
-    <w:p>
-      <w:pPr>
-        <w:rPr>
-          <w:color w:val="000000" w:themeColor="text1"/>
-        </w:rPr>
-      </w:pPr>
-      <w:r>
-        <w:rPr>
-          <w:b/>
-          <w:bCs/>
-          <w:color w:val="000000" w:themeColor="text1"/>
-        </w:rPr>
-        <w:t>Matplotlib</w:t>
-      </w:r>
-      <w:r>
-        <w:rPr>
-          <w:b/>
-          <w:bCs/>
-          <w:color w:val="000000" w:themeColor="text1"/>
-        </w:rPr>
-        <w:br/>
-      </w:r>
-      <w:r>
-        <w:rPr>
-          <w:color w:val="000000" w:themeColor="text1"/>
-        </w:rPr>
-        <w:t>li</w:t>
-      </w:r>
-      <w:r>
-        <w:rPr>
-          <w:color w:val="000000" w:themeColor="text1"/>
-        </w:rPr>
-        <w:t>brary for creating static, animated &amp; interactive visualizations</w:t>
-      </w:r>
-      <w:r>
-        <w:rPr>
-          <w:color w:val="000000" w:themeColor="text1"/>
-        </w:rPr>
-        <w:br/>
-        <w:t xml:space="preserve">                         </w:t>
-      </w:r>
-      <w:r>
-        <w:rPr>
-          <w:b/>
-          <w:bCs/>
-          <w:color w:val="FF00FF"/>
-        </w:rPr>
-        <w:t>import</w:t>
-      </w:r>
-      <w:r>
-        <w:rPr>
-          <w:color w:val="000000" w:themeColor="text1"/>
-        </w:rPr>
-        <w:t xml:space="preserve"> matplotlib.pyplot </w:t>
-      </w:r>
-      <w:r>
-        <w:rPr>
-          <w:b/>
-          <w:bCs/>
-          <w:color w:val="00B050"/>
-        </w:rPr>
-        <w:t>as</w:t>
-      </w:r>
-      <w:r>
-        <w:rPr>
-          <w:color w:val="00B050"/>
-        </w:rPr>
-        <w:t xml:space="preserve"> </w:t>
-      </w:r>
-      <w:r>
-        <w:rPr>
-          <w:color w:val="000000" w:themeColor="text1"/>
-        </w:rPr>
-        <w:t>plt</w:t>
-      </w:r>
-      <w:r>
-        <w:rPr>
-          <w:color w:val="000000" w:themeColor="text1"/>
-        </w:rPr>
-        <w:br/>
-        <w:t>title(), xlabel(), ylabel(), legend()</w:t>
-      </w:r>
-      <w:r>
-        <w:rPr>
-          <w:color w:val="000000" w:themeColor="text1"/>
-        </w:rPr>
-        <w:br/>
-      </w:r>
-      <w:r>
-        <w:rPr>
-          <w:b/>
-          <w:bCs/>
-          <w:color w:val="000000" w:themeColor="text1"/>
-        </w:rPr>
-        <w:t>Format Strings</w:t>
-      </w:r>
-      <w:r>
-        <w:rPr>
-          <w:color w:val="000000" w:themeColor="text1"/>
-        </w:rPr>
-        <w:t xml:space="preserve"> – A format string consists of a part for color, marker and line:</w:t>
-      </w:r>
-      <w:r>
-        <w:rPr>
-          <w:color w:val="000000" w:themeColor="text1"/>
-        </w:rPr>
-        <w:br/>
-        <w:t xml:space="preserve">                            fmt = ‘[marker][line][color]’</w:t>
-      </w:r>
-      <w:r>
-        <w:rPr>
-          <w:color w:val="000000" w:themeColor="text1"/>
-        </w:rPr>
-        <w:br/>
-        <w:t xml:space="preserve">    color, marker, linestyle, line width</w:t>
-      </w:r>
-      <w:r>
-        <w:rPr>
-          <w:color w:val="000000" w:themeColor="text1"/>
-        </w:rPr>
-        <w:br/>
-      </w:r>
-      <w:r>
-        <w:rPr>
-          <w:color w:val="000000" w:themeColor="text1"/>
-        </w:rPr>
-        <w:br/>
-        <w:t xml:space="preserve">Other </w:t>
-      </w:r>
-      <w:r>
-        <w:rPr>
-          <w:b/>
-          <w:bCs/>
-          <w:color w:val="000000" w:themeColor="text1"/>
-        </w:rPr>
-        <w:t>Methods</w:t>
-      </w:r>
-      <w:r>
-        <w:rPr>
-          <w:color w:val="000000" w:themeColor="text1"/>
-        </w:rPr>
-        <w:t xml:space="preserve"> &amp; </w:t>
-      </w:r>
-      <w:r>
-        <w:rPr>
-          <w:b/>
-          <w:bCs/>
-          <w:color w:val="000000" w:themeColor="text1"/>
-        </w:rPr>
-        <w:t>Attributes</w:t>
-      </w:r>
-      <w:r>
-        <w:rPr>
-          <w:color w:val="000000" w:themeColor="text1"/>
-        </w:rPr>
-        <w:t>:</w:t>
-      </w:r>
-      <w:r>
-        <w:rPr>
-          <w:color w:val="000000" w:themeColor="text1"/>
-        </w:rPr>
-        <w:br/>
-        <w:t xml:space="preserve">    style.available, style.user(), grid(), tight_layout(), savefig(“abc.png”)</w:t>
-      </w:r>
-    </w:p>
-    <w:p>
-      <w:pPr>
-        <w:rPr>
-          <w:color w:val="000000" w:themeColor="text1"/>
-        </w:rPr>
-      </w:pPr>
-      <w:r>
-        <w:rPr>
-          <w:b/>
-          <w:bCs/>
-          <w:color w:val="000000" w:themeColor="text1"/>
-        </w:rPr>
-        <w:t>Plot Methods</w:t>
-      </w:r>
-      <w:r>
-        <w:rPr>
-          <w:color w:val="000000" w:themeColor="text1"/>
-        </w:rPr>
-        <w:t>:</w:t>
-      </w:r>
-      <w:r>
-        <w:rPr>
-          <w:color w:val="000000" w:themeColor="text1"/>
-        </w:rPr>
-        <w:br/>
-        <w:t xml:space="preserve">  1. plt.plot(x, y) – Line plot</w:t>
-      </w:r>
-      <w:r>
-        <w:rPr>
-          <w:color w:val="000000" w:themeColor="text1"/>
-        </w:rPr>
-        <w:br/>
-        <w:t xml:space="preserve">  2. plt.bar(x, height) – Vertical bar chart</w:t>
-      </w:r>
-      <w:r>
-        <w:rPr>
-          <w:color w:val="000000" w:themeColor="text1"/>
-        </w:rPr>
-        <w:br/>
-        <w:t xml:space="preserve">  3. plt.barh(y, width) – Horizontal bar chart</w:t>
-      </w:r>
-      <w:r>
-        <w:rPr>
-          <w:color w:val="000000" w:themeColor="text1"/>
-        </w:rPr>
-        <w:br/>
-        <w:t xml:space="preserve">  4. plt.scatter(x,y) – Scatter plot</w:t>
-      </w:r>
-      <w:r>
-        <w:rPr>
-          <w:color w:val="000000" w:themeColor="text1"/>
-        </w:rPr>
-        <w:br/>
-        <w:t xml:space="preserve">  5. plt.pie(data) – Pie chart</w:t>
-      </w:r>
-      <w:r>
-        <w:rPr>
-          <w:color w:val="000000" w:themeColor="text1"/>
-        </w:rPr>
-        <w:br/>
-        <w:t xml:space="preserve">  6. plt.hist(data, bins) – Histogram</w:t>
-      </w:r>
-      <w:r>
-        <w:rPr>
-          <w:color w:val="000000" w:themeColor="text1"/>
-        </w:rPr>
-        <w:br/>
-        <w:t xml:space="preserve">  7. plt.boxplot(data) – Box plot</w:t>
-      </w:r>
-    </w:p>
-    <w:p>
-      <w:pPr>
-        <w:rPr>
-          <w:color w:val="000000" w:themeColor="text1"/>
-        </w:rPr>
-      </w:pPr>
-      <w:r>
-        <w:rPr>
-          <w:b/>
-          <w:bCs/>
-          <w:color w:val="000000" w:themeColor="text1"/>
-        </w:rPr>
-        <w:t>Bar Charts</w:t>
-      </w:r>
-      <w:r>
-        <w:rPr>
-          <w:color w:val="000000" w:themeColor="text1"/>
-        </w:rPr>
-        <w:t>:</w:t>
-      </w:r>
-      <w:r>
-        <w:rPr>
-          <w:color w:val="000000" w:themeColor="text1"/>
-        </w:rPr>
-        <w:t xml:space="preserve"> </w:t>
-      </w:r>
-      <w:r>
-        <w:rPr>
-          <w:color w:val="000000" w:themeColor="text1"/>
-        </w:rPr>
-        <w:t>A bar plot (or bar chart) is a graph that displays categorical data using rectangular bars.</w:t>
-      </w:r>
-      <w:r>
-        <w:rPr>
-          <w:color w:val="000000" w:themeColor="text1"/>
-        </w:rPr>
-        <w:br/>
-        <w:t>Each bar’s height (or length, in horizontal bars) represents a value.</w:t>
-      </w:r>
-    </w:p>
-    <w:p>
-      <w:pPr>
-        <w:rPr>
-          <w:color w:val="000000" w:themeColor="text1"/>
-        </w:rPr>
-      </w:pPr>
-      <w:r>
-        <w:rPr>
-          <w:b/>
-          <w:bCs/>
-          <w:color w:val="000000" w:themeColor="text1"/>
-        </w:rPr>
-        <w:t>Scatter Plots</w:t>
-      </w:r>
-      <w:r>
-        <w:rPr>
-          <w:color w:val="000000" w:themeColor="text1"/>
-        </w:rPr>
-        <w:t>: A scatter plot shows the relationship between two variables by plotting points on a 2D plane.</w:t>
-      </w:r>
-      <w:r>
-        <w:rPr>
-          <w:color w:val="000000" w:themeColor="text1"/>
-        </w:rPr>
-        <w:t xml:space="preserve"> [Customizations = Color, Size, Marker, Transparency, Colormap]</w:t>
-      </w:r>
-      <w:r>
-        <w:rPr>
-          <w:color w:val="000000" w:themeColor="text1"/>
-        </w:rPr>
-        <w:br/>
-        <w:t>Annotations = plt.annotate(“text”, xy=(x_point, y_point), xytext(x_text, y_text))</w:t>
-      </w:r>
-    </w:p>
-    <w:p>
-      <w:pPr>
-        <w:rPr>
-          <w:b/>
-          <w:bCs/>
-          <w:color w:val="000000" w:themeColor="text1"/>
-        </w:rPr>
-      </w:pPr>
-      <w:r>
-        <w:rPr>
-          <w:color w:val="000000" w:themeColor="text1"/>
-        </w:rPr>
-        <w:t>Pie Charts: A pie chart is a circular chart divided into slices to show relative proportions of a whole.</w:t>
-      </w:r>
-      <w:r>
-        <w:rPr>
-          <w:color w:val="000000" w:themeColor="text1"/>
-        </w:rPr>
-        <w:br/>
-        <w:t xml:space="preserve">     Each slice = a category &amp; Size of slice = value of that category relative to total</w:t>
-      </w:r>
-      <w:r>
-        <w:rPr>
-          <w:color w:val="000000" w:themeColor="text1"/>
-        </w:rPr>
-        <w:br/>
-        <w:t>Customizations = autopct, colors, Wedgeprops, explode, startangle, shadow</w:t>
+        <w:t>Plots &amp; Line Plots</w:t>
+      </w:r>
+      <w:r>
+        <w:rPr>
+          <w:color w:val="000000" w:themeColor="text1"/>
+        </w:rPr>
+        <w:br/>
+        <w:t>Categorical Plots – Bar Plots &amp; Box Plots</w:t>
+      </w:r>
+      <w:r>
+        <w:rPr>
+          <w:color w:val="000000" w:themeColor="text1"/>
+        </w:rPr>
+        <w:br/>
+        <w:t xml:space="preserve">Distribution Plots – Histogram </w:t>
+      </w:r>
+      <w:r>
+        <w:rPr>
+          <w:color w:val="000000" w:themeColor="text1"/>
+        </w:rPr>
+        <w:br/>
+        <w:t xml:space="preserve">Matrix Plots </w:t>
+      </w:r>
+      <w:r>
+        <w:rPr>
+          <w:color w:val="000000" w:themeColor="text1"/>
+        </w:rPr>
+        <w:t>–</w:t>
+      </w:r>
+      <w:r>
+        <w:rPr>
+          <w:color w:val="000000" w:themeColor="text1"/>
+        </w:rPr>
+        <w:t xml:space="preserve"> Heatmaps</w:t>
+      </w:r>
+      <w:r>
+        <w:rPr>
+          <w:color w:val="000000" w:themeColor="text1"/>
+        </w:rPr>
+        <w:t xml:space="preserve"> -&gt; Plot rectangular data as </w:t>
+      </w:r>
+      <w:r>
+        <w:rPr>
+          <w:color w:val="000000" w:themeColor="text1"/>
+        </w:rPr>
+        <w:t>a colour-encoded</w:t>
+      </w:r>
+      <w:r>
+        <w:rPr>
+          <w:color w:val="000000" w:themeColor="text1"/>
+        </w:rPr>
+        <w:t xml:space="preserve"> matrix</w:t>
       </w:r>
     </w:p>
     <w:sectPr>
